--- a/docs/report/Bao_cao_hang_muc_cham_giua_ky_Xu_ly_tieng_noi.docx
+++ b/docs/report/Bao_cao_hang_muc_cham_giua_ky_Xu_ly_tieng_noi.docx
@@ -4,7 +4,6 @@
   <w:body>
     <w:p>
       <w:pPr>
-        <w:spacing w:before="800" w:after="240"/>
         <w:jc w:val="center"/>
       </w:pPr>
       <w:r>
@@ -12,16 +11,46 @@
           <w:rFonts w:ascii="Times New Roman" w:hAnsi="Times New Roman" w:eastAsia="Times New Roman"/>
           <w:b/>
           <w:color w:val="000000"/>
-          <w:sz w:val="36"/>
+          <w:sz w:val="26"/>
         </w:rPr>
-        <w:t>BÁO CÁO TIẾN ĐỘ GIỮA KỲ</w:t>
+        <w:t>TRƯỜNG ĐẠI HỌC KHOA HỌC TỰ NHIÊN</w:t>
         <w:br/>
-        <w:t>ĐỒ ÁN MÔN HỌC XỬ LÝ TIẾNG NÓI</w:t>
+        <w:t>KHOA CÔNG NGHỆ THÔNG TIN</w:t>
       </w:r>
     </w:p>
     <w:p>
       <w:pPr>
-        <w:spacing w:after="600"/>
+        <w:spacing w:before="1600"/>
+        <w:jc w:val="center"/>
+      </w:pPr>
+      <w:r>
+        <w:rPr>
+          <w:rFonts w:ascii="Times New Roman" w:hAnsi="Times New Roman" w:eastAsia="Times New Roman"/>
+          <w:b/>
+          <w:color w:val="000000"/>
+          <w:sz w:val="32"/>
+        </w:rPr>
+        <w:t>BÁO CÁO GIỮA KỲ</w:t>
+      </w:r>
+    </w:p>
+    <w:p>
+      <w:pPr>
+        <w:spacing w:before="320"/>
+        <w:jc w:val="center"/>
+      </w:pPr>
+      <w:r>
+        <w:rPr>
+          <w:rFonts w:ascii="Times New Roman" w:hAnsi="Times New Roman" w:eastAsia="Times New Roman"/>
+          <w:b/>
+          <w:color w:val="000000"/>
+          <w:sz w:val="28"/>
+        </w:rPr>
+        <w:t>Môn học: Xử lý tiếng nói</w:t>
+      </w:r>
+    </w:p>
+    <w:p>
+      <w:pPr>
+        <w:spacing w:before="400"/>
         <w:jc w:val="center"/>
       </w:pPr>
       <w:r>
@@ -38,19 +67,60 @@
     </w:p>
     <w:p>
       <w:pPr>
-        <w:spacing w:after="3000"/>
-        <w:jc w:val="center"/>
+        <w:spacing w:before="1600"/>
+      </w:pPr>
+    </w:p>
+    <w:p>
+      <w:pPr>
+        <w:ind w:left="1417"/>
       </w:pPr>
       <w:r>
         <w:rPr>
           <w:rFonts w:ascii="Times New Roman" w:hAnsi="Times New Roman" w:eastAsia="Times New Roman"/>
-          <w:i/>
           <w:color w:val="000000"/>
-          <w:sz w:val="24"/>
+          <w:sz w:val="26"/>
         </w:rPr>
-        <w:t>Học phần: Xử lý tiếng nói (Speech Processing)</w:t>
-        <w:br/>
-        <w:t>Định hướng ứng dụng: Core Audio Engine cho Desktop Voice AI Assistant</w:t>
+        <w:t>Giảng viên hướng dẫn: ...................................................................</w:t>
+      </w:r>
+    </w:p>
+    <w:p>
+      <w:pPr>
+        <w:ind w:left="1417"/>
+      </w:pPr>
+      <w:r>
+        <w:rPr>
+          <w:rFonts w:ascii="Times New Roman" w:hAnsi="Times New Roman" w:eastAsia="Times New Roman"/>
+          <w:color w:val="000000"/>
+          <w:sz w:val="26"/>
+        </w:rPr>
+        <w:t>Lớp: ..........................................................................................</w:t>
+      </w:r>
+    </w:p>
+    <w:p>
+      <w:pPr>
+        <w:ind w:left="1417"/>
+      </w:pPr>
+      <w:r>
+        <w:rPr>
+          <w:rFonts w:ascii="Times New Roman" w:hAnsi="Times New Roman" w:eastAsia="Times New Roman"/>
+          <w:color w:val="000000"/>
+          <w:sz w:val="26"/>
+        </w:rPr>
+        <w:t>Thành viên: ...............................................................................</w:t>
+      </w:r>
+    </w:p>
+    <w:p>
+      <w:pPr>
+        <w:spacing w:before="1600"/>
+        <w:jc w:val="center"/>
+      </w:pPr>
+      <w:r>
+        <w:rPr>
+          <w:rFonts w:ascii="Times New Roman" w:hAnsi="Times New Roman" w:eastAsia="Times New Roman"/>
+          <w:color w:val="000000"/>
+          <w:sz w:val="26"/>
+        </w:rPr>
+        <w:t>Năm 2026</w:t>
       </w:r>
     </w:p>
     <w:p>
@@ -60,7 +130,31 @@
     </w:p>
     <w:p>
       <w:pPr>
+        <w:jc w:val="center"/>
+      </w:pPr>
+      <w:r>
+        <w:rPr>
+          <w:rFonts w:ascii="Times New Roman" w:hAnsi="Times New Roman" w:eastAsia="Times New Roman"/>
+          <w:b/>
+          <w:color w:val="000000"/>
+          <w:sz w:val="26"/>
+        </w:rPr>
+        <w:t>MỤC LỤC</w:t>
+      </w:r>
+    </w:p>
+    <w:p>
+      <w:fldSimple w:instr="TOC \o &quot;1-3&quot; \h \z \u"/>
+    </w:p>
+    <w:p>
+      <w:r>
+        <w:br w:type="page"/>
+      </w:r>
+    </w:p>
+    <w:p>
+      <w:pPr>
         <w:pStyle w:val="Heading1"/>
+        <w:keepNext/>
+        <w:spacing w:before="200" w:after="80"/>
       </w:pPr>
       <w:r>
         <w:rPr>
@@ -75,6 +169,8 @@
     <w:p>
       <w:pPr>
         <w:pStyle w:val="Heading2"/>
+        <w:keepNext/>
+        <w:spacing w:before="200" w:after="80"/>
       </w:pPr>
       <w:r>
         <w:rPr>
@@ -89,6 +185,8 @@
     <w:p>
       <w:pPr>
         <w:pStyle w:val="Heading3"/>
+        <w:keepNext/>
+        <w:spacing w:before="200" w:after="80"/>
       </w:pPr>
       <w:r>
         <w:rPr>
@@ -114,7 +212,7 @@
           <w:color w:val="000000"/>
           <w:sz w:val="26"/>
         </w:rPr>
-        <w:t>Trong các hệ thống tương tác người - máy hiện đại, Keyword Spotting (KWS) đóng vai trò là cơ chế phát hiện các từ lệnh hoặc từ khóa đánh thức (wake-up word) để kích hoạt thiết bị. Các mô hình nhận diện từ khóa truyền thống thường dựa trên mạng nơ-ron tích chập (CNN) hoặc Recurrent Neural Network (RNN) kết hợp lớp Softmax cố định. Cách tiếp cận này yêu cầu hàng trăm đến hàng nghìn mẫu phát âm cho mỗi từ khóa và cố định trước danh mục các từ cần nhận diện trong quá trình huấn luyện.</w:t>
+        <w:t>Đồ án tập trung vào bài toán nhận diện từ khóa trong tín hiệu tiếng nói với số lượng mẫu huấn luyện hạn chế.</w:t>
       </w:r>
     </w:p>
     <w:p>
@@ -131,7 +229,7 @@
           <w:color w:val="000000"/>
           <w:sz w:val="26"/>
         </w:rPr>
-        <w:t>Tuy nhiên, trong các kịch bản ứng dụng thực tế -- đặc biệt là việc xây dựng một trợ lý ảo Voice AI Assistant chạy trên máy tính cá nhân -- người dùng thường có nhu cầu tự định nghĩa các từ khóa hoặc khẩu lệnh cá nhân hóa mới (chẳng hạn như 'mở YouTube', 'bật VS Code', 'xem giờ') mà không thể thu thập tập dữ liệu lớn để huấn luyện lại toàn bộ mô hình từ đầu. Việc huấn luyện lại mạng nơ-ron trên từng lệnh mới gây tốn kém tài nguyên tính toán và làm mất tính linh hoạt của hệ thống.</w:t>
+        <w:t>Trong bài toán Keyword Spotting thông thường, hệ thống cần nhận biết một từ hoặc một cụm từ ngắn xuất hiện trong tín hiệu âm thanh. Ví dụ, hệ thống có thể cần phân biệt các từ khóa như "yes", "no", "stop", "go" hoặc các lệnh thoại ngắn khác.</w:t>
       </w:r>
     </w:p>
     <w:p>
@@ -148,12 +246,65 @@
           <w:color w:val="000000"/>
           <w:sz w:val="26"/>
         </w:rPr>
-        <w:t>Bài toán đặt ra cho đồ án là: Xây dựng hệ thống nhận diện từ khóa tiếng nói trong điều kiện ít mẫu tham chiếu (Few-Shot Keyword Spotting). Hệ thống phải có khả năng phân loại chính xác các từ khóa mới khi mỗi từ khóa chỉ được cung cấp từ 1 đến 5 mẫu ghi âm tham chiếu, đồng thời duy trì độ trễ suy luận thấp để có thể chạy ngầm ổn định trên máy tính cá nhân.</w:t>
+        <w:t>Tuy nhiên, trong thực tế có những trường hợp không thể thu thập một lượng lớn dữ liệu cho từng từ khóa. Đặc biệt khi người dùng muốn thêm một từ khóa mới, hệ thống có thể chỉ có một vài mẫu âm thanh cho từ khóa đó.</w:t>
       </w:r>
     </w:p>
     <w:p>
       <w:pPr>
+        <w:spacing w:line="360" w:lineRule="auto" w:after="120"/>
+        <w:ind w:firstLine="0"/>
+        <w:jc w:val="both"/>
+      </w:pPr>
+      <w:r>
+        <w:rPr>
+          <w:rFonts w:ascii="Times New Roman" w:hAnsi="Times New Roman" w:eastAsia="Times New Roman"/>
+          <w:b w:val="0"/>
+          <w:i w:val="0"/>
+          <w:color w:val="000000"/>
+          <w:sz w:val="26"/>
+        </w:rPr>
+        <w:t>Do đó, bài toán của đồ án là:</w:t>
+      </w:r>
+    </w:p>
+    <w:p>
+      <w:pPr>
+        <w:spacing w:line="360" w:lineRule="auto" w:after="120"/>
+        <w:ind w:firstLine="0"/>
+        <w:jc w:val="both"/>
+      </w:pPr>
+      <w:r>
+        <w:rPr>
+          <w:rFonts w:ascii="Times New Roman" w:hAnsi="Times New Roman" w:eastAsia="Times New Roman"/>
+          <w:b/>
+          <w:i w:val="0"/>
+          <w:color w:val="000000"/>
+          <w:sz w:val="26"/>
+        </w:rPr>
+        <w:t>Nhận diện các từ khóa tiếng nói khi mỗi từ khóa chỉ có một số lượng nhỏ mẫu tham chiếu (Few-shot Keyword Spotting).</w:t>
+      </w:r>
+    </w:p>
+    <w:p>
+      <w:pPr>
+        <w:spacing w:line="360" w:lineRule="auto" w:after="120"/>
+        <w:ind w:firstLine="0"/>
+        <w:jc w:val="both"/>
+      </w:pPr>
+      <w:r>
+        <w:rPr>
+          <w:rFonts w:ascii="Times New Roman" w:hAnsi="Times New Roman" w:eastAsia="Times New Roman"/>
+          <w:b w:val="0"/>
+          <w:i w:val="0"/>
+          <w:color w:val="000000"/>
+          <w:sz w:val="26"/>
+        </w:rPr>
+        <w:t>Hệ thống cần học được cách biểu diễn tín hiệu tiếng nói sao cho có thể phân biệt được các từ khóa mới dựa trên một số ít ví dụ mẫu.</w:t>
+      </w:r>
+    </w:p>
+    <w:p>
+      <w:pPr>
         <w:pStyle w:val="Heading3"/>
+        <w:keepNext/>
+        <w:spacing w:before="200" w:after="80"/>
       </w:pPr>
       <w:r>
         <w:rPr>
@@ -163,6 +314,40 @@
           <w:sz w:val="26"/>
         </w:rPr>
         <w:t>1.1.2. Mục tiêu của hệ thống</w:t>
+      </w:r>
+    </w:p>
+    <w:p>
+      <w:pPr>
+        <w:spacing w:line="360" w:lineRule="auto" w:after="120"/>
+        <w:ind w:firstLine="0"/>
+        <w:jc w:val="both"/>
+      </w:pPr>
+      <w:r>
+        <w:rPr>
+          <w:rFonts w:ascii="Times New Roman" w:hAnsi="Times New Roman" w:eastAsia="Times New Roman"/>
+          <w:b w:val="0"/>
+          <w:i w:val="0"/>
+          <w:color w:val="000000"/>
+          <w:sz w:val="26"/>
+        </w:rPr>
+        <w:t>Mục tiêu chính của đồ án là xây dựng một hệ thống nhận diện từ khóa có khả năng hoạt động trong điều kiện few-shot, tức là chỉ cần một số lượng nhỏ mẫu tham chiếu cho mỗi từ khóa.</w:t>
+      </w:r>
+    </w:p>
+    <w:p>
+      <w:pPr>
+        <w:spacing w:line="360" w:lineRule="auto" w:after="120"/>
+        <w:ind w:firstLine="0"/>
+        <w:jc w:val="both"/>
+      </w:pPr>
+      <w:r>
+        <w:rPr>
+          <w:rFonts w:ascii="Times New Roman" w:hAnsi="Times New Roman" w:eastAsia="Times New Roman"/>
+          <w:b w:val="0"/>
+          <w:i w:val="0"/>
+          <w:color w:val="000000"/>
+          <w:sz w:val="26"/>
+        </w:rPr>
+        <w:t>Cụ thể, hệ thống cần đạt được các mục tiêu sau:</w:t>
       </w:r>
     </w:p>
     <w:p>
@@ -187,7 +372,7 @@
           <w:color w:val="000000"/>
           <w:sz w:val="26"/>
         </w:rPr>
-        <w:t xml:space="preserve">Mục tiêu lý thuyết: </w:t>
+        <w:t xml:space="preserve">Xử lý tín hiệu: </w:t>
       </w:r>
       <w:r>
         <w:rPr>
@@ -195,7 +380,7 @@
           <w:color w:val="000000"/>
           <w:sz w:val="26"/>
         </w:rPr>
-        <w:t>Nghiên cứu và làm chủ các kỹ thuật xử lý tín hiệu tiếng nói: phân tích dạng sóng thời gian (Waveform), biến đổi Fourier thời gian ngắn (STFT), tính toán phổ năng lượng (Spectrogram), biểu diễn dải tần sinh học Log Mel-Spectrogram và trích xuất hệ số phổ Mel-Frequency Cepstral Coefficients (MFCC).</w:t>
+        <w:t>Nhận tín hiệu tiếng nói làm dữ liệu đầu vào.</w:t>
       </w:r>
     </w:p>
     <w:p>
@@ -220,7 +405,7 @@
           <w:color w:val="000000"/>
           <w:sz w:val="26"/>
         </w:rPr>
-        <w:t xml:space="preserve">Mục tiêu tiền xử lý: </w:t>
+        <w:t xml:space="preserve">Trích xuất đặc trưng: </w:t>
       </w:r>
       <w:r>
         <w:rPr>
@@ -228,7 +413,7 @@
           <w:color w:val="000000"/>
           <w:sz w:val="26"/>
         </w:rPr>
-        <w:t>Xây dựng pipeline tiền xử lý âm thanh module hóa có thể bật/tắt linh hoạt các thành phần (Mono, Resampling, Silence Trimming, Peak/RMS Normalization, Padding/Cropping) để thực hiện thí nghiệm đối sánh RAW vs. NORMALIZED.</w:t>
+        <w:t>Trích xuất các đặc trưng phù hợp từ âm thanh (như Mel-spectrogram hoặc MFCC).</w:t>
       </w:r>
     </w:p>
     <w:p>
@@ -253,7 +438,7 @@
           <w:color w:val="000000"/>
           <w:sz w:val="26"/>
         </w:rPr>
-        <w:t xml:space="preserve">Mục tiêu kiến trúc mô hình: </w:t>
+        <w:t xml:space="preserve">Học biểu diễn: </w:t>
       </w:r>
       <w:r>
         <w:rPr>
@@ -261,7 +446,7 @@
           <w:color w:val="000000"/>
           <w:sz w:val="26"/>
         </w:rPr>
-        <w:t>Cài đặt thành công kiến trúc Temporal Dilated ResNet (TD-ResNet) làm mạng trích xuất đặc trưng (Embedding Network), kết hợp với Prototypical Network (ProtoNet) phân loại dựa trên khoảng cách metric trong không gian biểu diễn.</w:t>
+        <w:t>Chuyển các đặc trưng âm thanh thành các vector biểu diễn (embedding).</w:t>
       </w:r>
     </w:p>
     <w:p>
@@ -286,7 +471,7 @@
           <w:color w:val="000000"/>
           <w:sz w:val="26"/>
         </w:rPr>
-        <w:t xml:space="preserve">Mục tiêu thực nghiệm: </w:t>
+        <w:t xml:space="preserve">Phân loại theo khoảng cách: </w:t>
       </w:r>
       <w:r>
         <w:rPr>
@@ -294,7 +479,7 @@
           <w:color w:val="000000"/>
           <w:sz w:val="26"/>
         </w:rPr>
-        <w:t>Triển khai cơ chế huấn luyện theo tập (Episodic Learning) theo cấu hình N-way K-shot, đánh giá năng lực tổng quát hóa trên tập các từ khóa hoàn toàn chưa từng xuất hiện trong quá trình huấn luyện.</w:t>
+        <w:t>So sánh các vector biểu diễn để xác định từ khóa được nói.</w:t>
       </w:r>
     </w:p>
     <w:p>
@@ -319,7 +504,7 @@
           <w:color w:val="000000"/>
           <w:sz w:val="26"/>
         </w:rPr>
-        <w:t xml:space="preserve">Mục tiêu ứng dụng: </w:t>
+        <w:t xml:space="preserve">Tổng quát hóa ít mẫu: </w:t>
       </w:r>
       <w:r>
         <w:rPr>
@@ -327,38 +512,7 @@
           <w:color w:val="000000"/>
           <w:sz w:val="26"/>
         </w:rPr>
-        <w:t>Phát triển module suy luận (Inference Engine) và giao diện thử nghiệm dòng lệnh (CLI Demo), đặt nền móng tích hợp làm bộ lõi nhận diện âm thanh cho ứng dụng Desktop Voice AI Assistant điều khiển Antigravity.</w:t>
-      </w:r>
-    </w:p>
-    <w:p>
-      <w:pPr>
-        <w:pStyle w:val="Heading3"/>
-      </w:pPr>
-      <w:r>
-        <w:rPr>
-          <w:rFonts w:ascii="Times New Roman" w:hAnsi="Times New Roman" w:eastAsia="Times New Roman"/>
-          <w:b/>
-          <w:color w:val="000000"/>
-          <w:sz w:val="26"/>
-        </w:rPr>
-        <w:t>1.1.3. Dữ liệu đầu vào của hệ thống</w:t>
-      </w:r>
-    </w:p>
-    <w:p>
-      <w:pPr>
-        <w:spacing w:line="360" w:lineRule="auto" w:after="120"/>
-        <w:ind w:firstLine="0"/>
-        <w:jc w:val="both"/>
-      </w:pPr>
-      <w:r>
-        <w:rPr>
-          <w:rFonts w:ascii="Times New Roman" w:hAnsi="Times New Roman" w:eastAsia="Times New Roman"/>
-          <w:b w:val="0"/>
-          <w:i w:val="0"/>
-          <w:color w:val="000000"/>
-          <w:sz w:val="26"/>
-        </w:rPr>
-        <w:t>Dữ liệu đầu vào tổng quát của hệ thống bao gồm hai thành phần chính:</w:t>
+        <w:t>Có thể nhận diện được các từ khóa mới khi chỉ được cung cấp một vài mẫu tham chiếu.</w:t>
       </w:r>
     </w:p>
     <w:p>
@@ -383,7 +537,7 @@
           <w:color w:val="000000"/>
           <w:sz w:val="26"/>
         </w:rPr>
-        <w:t xml:space="preserve">Support Set (Tập tham chiếu S): </w:t>
+        <w:t xml:space="preserve">Mô hình mục tiêu: </w:t>
       </w:r>
       <w:r>
         <w:rPr>
@@ -391,7 +545,209 @@
           <w:color w:val="000000"/>
           <w:sz w:val="26"/>
         </w:rPr>
-        <w:t>Gồm một danh mục N từ khóa cần nhận diện. Với mỗi từ khóa k, người dùng cung cấp một số lượng rất nhỏ K mẫu âm thanh tham chiếu (K = 1 trong bài toán One-shot, K = 5 trong bài toán Few-shot). Các file âm thanh là các đoạn phát âm ngắn định dạng WAV.</w:t>
+        <w:t>Hệ thống được thiết kế theo hướng tiếp cận kết hợp giữa TD-ResNet làm mạng trích xuất đặc trưng và Prototypical Network làm phương pháp phân loại.</w:t>
+      </w:r>
+    </w:p>
+    <w:p>
+      <w:pPr>
+        <w:pStyle w:val="Heading3"/>
+        <w:keepNext/>
+        <w:spacing w:before="200" w:after="80"/>
+      </w:pPr>
+      <w:r>
+        <w:rPr>
+          <w:rFonts w:ascii="Times New Roman" w:hAnsi="Times New Roman" w:eastAsia="Times New Roman"/>
+          <w:b/>
+          <w:color w:val="000000"/>
+          <w:sz w:val="26"/>
+        </w:rPr>
+        <w:t>1.1.3. Dữ liệu đầu vào của hệ thống</w:t>
+      </w:r>
+    </w:p>
+    <w:p>
+      <w:pPr>
+        <w:spacing w:line="360" w:lineRule="auto" w:after="120"/>
+        <w:ind w:firstLine="0"/>
+        <w:jc w:val="both"/>
+      </w:pPr>
+      <w:r>
+        <w:rPr>
+          <w:rFonts w:ascii="Times New Roman" w:hAnsi="Times New Roman" w:eastAsia="Times New Roman"/>
+          <w:b w:val="0"/>
+          <w:i w:val="0"/>
+          <w:color w:val="000000"/>
+          <w:sz w:val="26"/>
+        </w:rPr>
+        <w:t>Dữ liệu đầu vào của hệ thống là các đoạn âm thanh tiếng nói ngắn, trong đó mỗi đoạn âm thanh chứa một từ hoặc một lệnh thoại.</w:t>
+      </w:r>
+    </w:p>
+    <w:p>
+      <w:pPr>
+        <w:spacing w:line="360" w:lineRule="auto" w:after="120"/>
+        <w:ind w:firstLine="0"/>
+        <w:jc w:val="both"/>
+      </w:pPr>
+      <w:r>
+        <w:rPr>
+          <w:rFonts w:ascii="Times New Roman" w:hAnsi="Times New Roman" w:eastAsia="Times New Roman"/>
+          <w:b w:val="0"/>
+          <w:i w:val="0"/>
+          <w:color w:val="000000"/>
+          <w:sz w:val="26"/>
+        </w:rPr>
+        <w:t>Có thể chia đầu vào của hệ thống thành hai nhóm chính:</w:t>
+      </w:r>
+    </w:p>
+    <w:p>
+      <w:pPr>
+        <w:spacing w:line="360" w:lineRule="auto" w:after="120"/>
+        <w:ind w:firstLine="0"/>
+        <w:jc w:val="both"/>
+      </w:pPr>
+      <w:r>
+        <w:rPr>
+          <w:rFonts w:ascii="Times New Roman" w:hAnsi="Times New Roman" w:eastAsia="Times New Roman"/>
+          <w:b/>
+          <w:i w:val="0"/>
+          <w:color w:val="000000"/>
+          <w:sz w:val="26"/>
+        </w:rPr>
+        <w:t>1. Dữ liệu tham chiếu (Support samples):</w:t>
+      </w:r>
+    </w:p>
+    <w:p>
+      <w:pPr>
+        <w:spacing w:line="360" w:lineRule="auto" w:after="120"/>
+        <w:ind w:firstLine="0"/>
+        <w:jc w:val="both"/>
+      </w:pPr>
+      <w:r>
+        <w:rPr>
+          <w:rFonts w:ascii="Times New Roman" w:hAnsi="Times New Roman" w:eastAsia="Times New Roman"/>
+          <w:b w:val="0"/>
+          <w:i w:val="0"/>
+          <w:color w:val="000000"/>
+          <w:sz w:val="26"/>
+        </w:rPr>
+        <w:t>Là một số ít mẫu âm thanh đã biết nhãn cho mỗi từ khóa. Những mẫu này đóng vai trò làm ví dụ để hệ thống biết từ khóa đó nghe như thế nào. Ví dụ, đối với từ khóa "yes", hệ thống có thể nhận 1 đến 5 đoạn ghi âm mẫu của từ "yes".</w:t>
+      </w:r>
+    </w:p>
+    <w:p>
+      <w:pPr>
+        <w:spacing w:line="360" w:lineRule="auto" w:after="120"/>
+        <w:ind w:firstLine="0"/>
+        <w:jc w:val="both"/>
+      </w:pPr>
+      <w:r>
+        <w:rPr>
+          <w:rFonts w:ascii="Times New Roman" w:hAnsi="Times New Roman" w:eastAsia="Times New Roman"/>
+          <w:b/>
+          <w:i w:val="0"/>
+          <w:color w:val="000000"/>
+          <w:sz w:val="26"/>
+        </w:rPr>
+        <w:t>2. Dữ liệu cần nhận diện (Query sample):</w:t>
+      </w:r>
+    </w:p>
+    <w:p>
+      <w:pPr>
+        <w:spacing w:line="360" w:lineRule="auto" w:after="120"/>
+        <w:ind w:firstLine="0"/>
+        <w:jc w:val="both"/>
+      </w:pPr>
+      <w:r>
+        <w:rPr>
+          <w:rFonts w:ascii="Times New Roman" w:hAnsi="Times New Roman" w:eastAsia="Times New Roman"/>
+          <w:b w:val="0"/>
+          <w:i w:val="0"/>
+          <w:color w:val="000000"/>
+          <w:sz w:val="26"/>
+        </w:rPr>
+        <w:t>Là một đoạn âm thanh mới cần được xác định xem người nói đang nói từ khóa nào.</w:t>
+      </w:r>
+    </w:p>
+    <w:p>
+      <w:pPr>
+        <w:spacing w:line="360" w:lineRule="auto" w:after="120"/>
+        <w:ind w:firstLine="0"/>
+        <w:jc w:val="both"/>
+      </w:pPr>
+      <w:r>
+        <w:rPr>
+          <w:rFonts w:ascii="Times New Roman" w:hAnsi="Times New Roman" w:eastAsia="Times New Roman"/>
+          <w:b w:val="0"/>
+          <w:i w:val="0"/>
+          <w:color w:val="000000"/>
+          <w:sz w:val="26"/>
+        </w:rPr>
+        <w:t>Các đoạn âm thanh đầu vào thường có thời lượng ngắn (khoảng 1 giây) và được thu ở định dạng âm thanh tiêu chuẩn (ví dụ file .wav với tần số lấy mẫu 16 kHz).</w:t>
+      </w:r>
+    </w:p>
+    <w:p>
+      <w:pPr>
+        <w:pStyle w:val="Heading3"/>
+        <w:keepNext/>
+        <w:spacing w:before="200" w:after="80"/>
+      </w:pPr>
+      <w:r>
+        <w:rPr>
+          <w:rFonts w:ascii="Times New Roman" w:hAnsi="Times New Roman" w:eastAsia="Times New Roman"/>
+          <w:b/>
+          <w:color w:val="000000"/>
+          <w:sz w:val="26"/>
+        </w:rPr>
+        <w:t>1.1.4. Kết quả đầu ra của hệ thống</w:t>
+      </w:r>
+    </w:p>
+    <w:p>
+      <w:pPr>
+        <w:spacing w:line="360" w:lineRule="auto" w:after="120"/>
+        <w:ind w:firstLine="0"/>
+        <w:jc w:val="both"/>
+      </w:pPr>
+      <w:r>
+        <w:rPr>
+          <w:rFonts w:ascii="Times New Roman" w:hAnsi="Times New Roman" w:eastAsia="Times New Roman"/>
+          <w:b w:val="0"/>
+          <w:i w:val="0"/>
+          <w:color w:val="000000"/>
+          <w:sz w:val="26"/>
+        </w:rPr>
+        <w:t>Kết quả đầu ra chính của hệ thống là nhãn của từ khóa được dự đoán cho đoạn âm thanh đầu vào.</w:t>
+      </w:r>
+    </w:p>
+    <w:p>
+      <w:pPr>
+        <w:spacing w:line="360" w:lineRule="auto" w:after="120"/>
+        <w:ind w:firstLine="0"/>
+        <w:jc w:val="both"/>
+      </w:pPr>
+      <w:r>
+        <w:rPr>
+          <w:rFonts w:ascii="Times New Roman" w:hAnsi="Times New Roman" w:eastAsia="Times New Roman"/>
+          <w:b w:val="0"/>
+          <w:i w:val="0"/>
+          <w:color w:val="000000"/>
+          <w:sz w:val="26"/>
+        </w:rPr>
+        <w:t>Ví dụ, giả sử hệ thống đang phân biệt giữa 5 từ khóa: yes – no – up – down – stop. Khi đưa vào một đoạn âm thanh mới, hệ thống sẽ đưa ra kết quả dự đoán, ví dụ: Predicted keyword: "yes".</w:t>
+      </w:r>
+    </w:p>
+    <w:p>
+      <w:pPr>
+        <w:spacing w:line="360" w:lineRule="auto" w:after="120"/>
+        <w:ind w:firstLine="0"/>
+        <w:jc w:val="both"/>
+      </w:pPr>
+      <w:r>
+        <w:rPr>
+          <w:rFonts w:ascii="Times New Roman" w:hAnsi="Times New Roman" w:eastAsia="Times New Roman"/>
+          <w:b w:val="0"/>
+          <w:i w:val="0"/>
+          <w:color w:val="000000"/>
+          <w:sz w:val="26"/>
+        </w:rPr>
+        <w:t>Ngoài nhãn dự đoán, hệ thống cũng có thể cung cấp thêm:</w:t>
       </w:r>
     </w:p>
     <w:p>
@@ -416,7 +772,7 @@
           <w:color w:val="000000"/>
           <w:sz w:val="26"/>
         </w:rPr>
-        <w:t xml:space="preserve">Query Sample (Mẫu truy vấn x_q): </w:t>
+        <w:t xml:space="preserve">Metric so sánh: </w:t>
       </w:r>
       <w:r>
         <w:rPr>
@@ -424,38 +780,7 @@
           <w:color w:val="000000"/>
           <w:sz w:val="26"/>
         </w:rPr>
-        <w:t>Đoạn âm thanh chứa từ khóa phát âm mới do người dùng nói vào microphone hoặc truyền vào từ file WAV cần được hệ thống xác định nhãn.</w:t>
-      </w:r>
-    </w:p>
-    <w:p>
-      <w:pPr>
-        <w:spacing w:line="360" w:lineRule="auto" w:after="120"/>
-        <w:ind w:firstLine="0"/>
-        <w:jc w:val="both"/>
-      </w:pPr>
-      <w:r>
-        <w:rPr>
-          <w:rFonts w:ascii="Times New Roman" w:hAnsi="Times New Roman" w:eastAsia="Times New Roman"/>
-          <w:b w:val="0"/>
-          <w:i w:val="0"/>
-          <w:color w:val="000000"/>
-          <w:sz w:val="26"/>
-        </w:rPr>
-        <w:t>Các tín hiệu âm thanh đều được tiền xử lý đưa về tần số lấy mẫu chuẩn f_s = 16.000 Hz, kênh mono, và chuẩn hóa thời lượng về xấp xỉ 1.0 giây (tương đương 16.000 mẫu tín hiệu rời rạc).</w:t>
-      </w:r>
-    </w:p>
-    <w:p>
-      <w:pPr>
-        <w:pStyle w:val="Heading3"/>
-      </w:pPr>
-      <w:r>
-        <w:rPr>
-          <w:rFonts w:ascii="Times New Roman" w:hAnsi="Times New Roman" w:eastAsia="Times New Roman"/>
-          <w:b/>
-          <w:color w:val="000000"/>
-          <w:sz w:val="26"/>
-        </w:rPr>
-        <w:t>1.1.4. Kết quả đầu ra của hệ thống</w:t>
+        <w:t>Khoảng cách hoặc độ tương đồng giữa mẫu cần nhận diện và các từ khóa tham chiếu.</w:t>
       </w:r>
     </w:p>
     <w:p>
@@ -480,7 +805,7 @@
           <w:color w:val="000000"/>
           <w:sz w:val="26"/>
         </w:rPr>
-        <w:t xml:space="preserve">Nhãn từ khóa dự đoán (Predicted Keyword): </w:t>
+        <w:t xml:space="preserve">Confidence score: </w:t>
       </w:r>
       <w:r>
         <w:rPr>
@@ -488,7 +813,7 @@
           <w:color w:val="000000"/>
           <w:sz w:val="26"/>
         </w:rPr>
-        <w:t>Tên từ khóa trong Support Set có độ tương đồng cao nhất với mẫu truy vấn x_q.</w:t>
+        <w:t>Độ tin cậy của dự đoán.</w:t>
       </w:r>
     </w:p>
     <w:p>
@@ -513,7 +838,7 @@
           <w:color w:val="000000"/>
           <w:sz w:val="26"/>
         </w:rPr>
-        <w:t xml:space="preserve">Khoảng cách metric: </w:t>
+        <w:t xml:space="preserve">Đánh giá học thuật: </w:t>
       </w:r>
       <w:r>
         <w:rPr>
@@ -521,7 +846,407 @@
           <w:color w:val="000000"/>
           <w:sz w:val="26"/>
         </w:rPr>
-        <w:t>Vector khoảng cách Euclid bình phương d(z_q, c_k) giữa embedding của mẫu truy vấn z_q và các prototype đại diện c_k của từng lớp từ khóa.</w:t>
+        <w:t>Các kết quả đánh giá thực nghiệm như độ chính xác (accuracy) trên các tập kiểm thử few-shot.</w:t>
+      </w:r>
+    </w:p>
+    <w:p>
+      <w:pPr>
+        <w:pStyle w:val="Heading2"/>
+        <w:keepNext/>
+        <w:spacing w:before="200" w:after="80"/>
+      </w:pPr>
+      <w:r>
+        <w:rPr>
+          <w:rFonts w:ascii="Times New Roman" w:hAnsi="Times New Roman" w:eastAsia="Times New Roman"/>
+          <w:b/>
+          <w:color w:val="000000"/>
+          <w:sz w:val="28"/>
+        </w:rPr>
+        <w:t>1.2. Khảo sát các mô hình, thuật toán và giải pháp liên quan</w:t>
+      </w:r>
+    </w:p>
+    <w:p>
+      <w:pPr>
+        <w:pStyle w:val="Heading3"/>
+        <w:keepNext/>
+        <w:spacing w:before="200" w:after="80"/>
+      </w:pPr>
+      <w:r>
+        <w:rPr>
+          <w:rFonts w:ascii="Times New Roman" w:hAnsi="Times New Roman" w:eastAsia="Times New Roman"/>
+          <w:b/>
+          <w:color w:val="000000"/>
+          <w:sz w:val="26"/>
+        </w:rPr>
+        <w:t>1.2.1. Mô hình CNN/TD-ResNet cho Keyword Spotting</w:t>
+      </w:r>
+    </w:p>
+    <w:p>
+      <w:pPr>
+        <w:spacing w:line="360" w:lineRule="auto" w:after="120"/>
+        <w:ind w:firstLine="0"/>
+        <w:jc w:val="both"/>
+      </w:pPr>
+      <w:r>
+        <w:rPr>
+          <w:rFonts w:ascii="Times New Roman" w:hAnsi="Times New Roman" w:eastAsia="Times New Roman"/>
+          <w:b w:val="0"/>
+          <w:i w:val="0"/>
+          <w:color w:val="000000"/>
+          <w:sz w:val="26"/>
+        </w:rPr>
+        <w:t>Các mô hình dựa trên Convolutional Neural Network (CNN) được sử dụng phổ biến trong bài toán Keyword Spotting nhờ khả năng trích xuất các đặc trưng cục bộ trên biểu diễn thời gian – tần số của âm thanh. Tín hiệu âm thanh thường được chuyển thành dạng biểu diễn hai chiều như Mel-spectrogram hoặc MFCC. Khi đó, mô hình CNN có thể quét qua biểu diễn này để học các đặc trưng âm học đặc trưng cho từng từ khóa.</w:t>
+      </w:r>
+    </w:p>
+    <w:p>
+      <w:pPr>
+        <w:spacing w:line="360" w:lineRule="auto" w:after="120"/>
+        <w:ind w:firstLine="0"/>
+        <w:jc w:val="both"/>
+      </w:pPr>
+      <w:r>
+        <w:rPr>
+          <w:rFonts w:ascii="Times New Roman" w:hAnsi="Times New Roman" w:eastAsia="Times New Roman"/>
+          <w:b w:val="0"/>
+          <w:i w:val="0"/>
+          <w:color w:val="000000"/>
+          <w:sz w:val="26"/>
+        </w:rPr>
+        <w:t>Một hướng phát triển từ CNN là Temporal Dilated ResNet (TD-ResNet). Mô hình sử dụng các phép tích chập theo thời gian kết hợp với dilated convolution và residual connection, giúp mở rộng trường tiếp nhận (receptive field) mà không làm tăng quá nhiều số lượng tham số. Nhờ đó, mô hình có thể nắm bắt tốt hơn ngữ cảnh theo thời gian của tín hiệu tiếng nói.</w:t>
+      </w:r>
+    </w:p>
+    <w:p>
+      <w:pPr>
+        <w:pStyle w:val="Heading3"/>
+        <w:keepNext/>
+        <w:spacing w:before="200" w:after="80"/>
+      </w:pPr>
+      <w:r>
+        <w:rPr>
+          <w:rFonts w:ascii="Times New Roman" w:hAnsi="Times New Roman" w:eastAsia="Times New Roman"/>
+          <w:b/>
+          <w:color w:val="000000"/>
+          <w:sz w:val="26"/>
+        </w:rPr>
+        <w:t>1.2.2. Siamese Network</w:t>
+      </w:r>
+    </w:p>
+    <w:p>
+      <w:pPr>
+        <w:spacing w:line="360" w:lineRule="auto" w:after="120"/>
+        <w:ind w:firstLine="0"/>
+        <w:jc w:val="both"/>
+      </w:pPr>
+      <w:r>
+        <w:rPr>
+          <w:rFonts w:ascii="Times New Roman" w:hAnsi="Times New Roman" w:eastAsia="Times New Roman"/>
+          <w:b w:val="0"/>
+          <w:i w:val="0"/>
+          <w:color w:val="000000"/>
+          <w:sz w:val="26"/>
+        </w:rPr>
+        <w:t>Siamese Network là một phương pháp thuộc nhóm Metric Learning, trong đó mô hình không chỉ học cách phân loại trực tiếp mà học cách so sánh độ tương đồng giữa hai mẫu dữ liệu. Mô hình nhận hai đoạn âm thanh làm đầu vào và chuyển chúng thành hai vector đặc trưng. Sau đó, khoảng cách giữa hai vector này được tính toán để xác định xem hai đoạn âm thanh có thuộc cùng một từ khóa hay không.</w:t>
+      </w:r>
+    </w:p>
+    <w:p>
+      <w:pPr>
+        <w:spacing w:line="360" w:lineRule="auto" w:after="120"/>
+        <w:ind w:firstLine="0"/>
+        <w:jc w:val="both"/>
+      </w:pPr>
+      <w:r>
+        <w:rPr>
+          <w:rFonts w:ascii="Times New Roman" w:hAnsi="Times New Roman" w:eastAsia="Times New Roman"/>
+          <w:b w:val="0"/>
+          <w:i w:val="0"/>
+          <w:color w:val="000000"/>
+          <w:sz w:val="26"/>
+        </w:rPr>
+        <w:t>Trong bài toán Keyword Spotting, phương pháp này có thể được sử dụng để so sánh một mẫu âm thanh mới với một số mẫu từ khóa đã biết trước mà không cần huấn luyện lại toàn bộ mô hình khi có thêm từ khóa mới.</w:t>
+      </w:r>
+    </w:p>
+    <w:p>
+      <w:pPr>
+        <w:pStyle w:val="Heading3"/>
+        <w:keepNext/>
+        <w:spacing w:before="200" w:after="80"/>
+      </w:pPr>
+      <w:r>
+        <w:rPr>
+          <w:rFonts w:ascii="Times New Roman" w:hAnsi="Times New Roman" w:eastAsia="Times New Roman"/>
+          <w:b/>
+          <w:color w:val="000000"/>
+          <w:sz w:val="26"/>
+        </w:rPr>
+        <w:t>1.2.3. Matching Network</w:t>
+      </w:r>
+    </w:p>
+    <w:p>
+      <w:pPr>
+        <w:spacing w:line="360" w:lineRule="auto" w:after="120"/>
+        <w:ind w:firstLine="0"/>
+        <w:jc w:val="both"/>
+      </w:pPr>
+      <w:r>
+        <w:rPr>
+          <w:rFonts w:ascii="Times New Roman" w:hAnsi="Times New Roman" w:eastAsia="Times New Roman"/>
+          <w:b w:val="0"/>
+          <w:i w:val="0"/>
+          <w:color w:val="000000"/>
+          <w:sz w:val="26"/>
+        </w:rPr>
+        <w:t>Matching Network là một phương pháp Few-shot Learning được thiết kế để phân loại các mẫu mới dựa trên một tập nhỏ các mẫu tham chiếu (Support Set). Thay vì xây dựng một lớp phân loại cố định, mô hình so sánh mẫu cần nhận diện với từng mẫu trong tập dữ liệu tham chiếu. Dự đoán được đưa ra dựa trên độ tương đồng giữa mẫu cần nhận diện và tất cả các mẫu trong Support Set thông qua cơ chế attention.</w:t>
+      </w:r>
+    </w:p>
+    <w:p>
+      <w:pPr>
+        <w:spacing w:line="360" w:lineRule="auto" w:after="120"/>
+        <w:ind w:firstLine="0"/>
+        <w:jc w:val="both"/>
+      </w:pPr>
+      <w:r>
+        <w:rPr>
+          <w:rFonts w:ascii="Times New Roman" w:hAnsi="Times New Roman" w:eastAsia="Times New Roman"/>
+          <w:b w:val="0"/>
+          <w:i w:val="0"/>
+          <w:color w:val="000000"/>
+          <w:sz w:val="26"/>
+        </w:rPr>
+        <w:t>Đối với Keyword Spotting, một đoạn âm thanh mới có thể được so sánh với các đoạn âm thanh của những từ khóa được cung cấp trong Support Set để đưa ra kết quả phân loại.</w:t>
+      </w:r>
+    </w:p>
+    <w:p>
+      <w:pPr>
+        <w:pStyle w:val="Heading3"/>
+        <w:keepNext/>
+        <w:spacing w:before="200" w:after="80"/>
+      </w:pPr>
+      <w:r>
+        <w:rPr>
+          <w:rFonts w:ascii="Times New Roman" w:hAnsi="Times New Roman" w:eastAsia="Times New Roman"/>
+          <w:b/>
+          <w:color w:val="000000"/>
+          <w:sz w:val="26"/>
+        </w:rPr>
+        <w:t>1.2.4. Prototypical Network</w:t>
+      </w:r>
+    </w:p>
+    <w:p>
+      <w:pPr>
+        <w:spacing w:line="360" w:lineRule="auto" w:after="120"/>
+        <w:ind w:firstLine="0"/>
+        <w:jc w:val="both"/>
+      </w:pPr>
+      <w:r>
+        <w:rPr>
+          <w:rFonts w:ascii="Times New Roman" w:hAnsi="Times New Roman" w:eastAsia="Times New Roman"/>
+          <w:b w:val="0"/>
+          <w:i w:val="0"/>
+          <w:color w:val="000000"/>
+          <w:sz w:val="26"/>
+        </w:rPr>
+        <w:t>Prototypical Network là một phương pháp Few-shot Learning dựa trên ý tưởng xây dựng một đại diện trung tâm cho từng lớp, gọi là prototype. Các mẫu thuộc cùng một từ khóa được chuyển thành các vector đặc trưng. Sau đó, các vector của cùng một lớp được tổng hợp lại (thường bằng cách tính giá trị trung bình) để tạo thành prototype của lớp đó.</w:t>
+      </w:r>
+    </w:p>
+    <w:p>
+      <w:pPr>
+        <w:spacing w:line="360" w:lineRule="auto" w:after="120"/>
+        <w:ind w:firstLine="0"/>
+        <w:jc w:val="both"/>
+      </w:pPr>
+      <w:r>
+        <w:rPr>
+          <w:rFonts w:ascii="Times New Roman" w:hAnsi="Times New Roman" w:eastAsia="Times New Roman"/>
+          <w:b w:val="0"/>
+          <w:i w:val="0"/>
+          <w:color w:val="000000"/>
+          <w:sz w:val="26"/>
+        </w:rPr>
+        <w:t>Khi một đoạn âm thanh mới được đưa vào hệ thống, mẫu này được chuyển thành vector đặc trưng và được so sánh với prototype của các từ khóa. Từ khóa có prototype gần nhất sẽ được chọn làm kết quả dự đoán. Cách tiếp cận này giúp đơn giản hóa việc phân loại và phù hợp với bài toán nhận diện từ khóa khi chỉ có một số lượng nhỏ mẫu cho mỗi từ.</w:t>
+      </w:r>
+    </w:p>
+    <w:p>
+      <w:pPr>
+        <w:pStyle w:val="Heading3"/>
+        <w:keepNext/>
+        <w:spacing w:before="200" w:after="80"/>
+      </w:pPr>
+      <w:r>
+        <w:rPr>
+          <w:rFonts w:ascii="Times New Roman" w:hAnsi="Times New Roman" w:eastAsia="Times New Roman"/>
+          <w:b/>
+          <w:color w:val="000000"/>
+          <w:sz w:val="26"/>
+        </w:rPr>
+        <w:t>1.2.5. Tổng hợp các hướng khảo sát</w:t>
+      </w:r>
+    </w:p>
+    <w:p>
+      <w:pPr>
+        <w:spacing w:line="360" w:lineRule="auto" w:after="120"/>
+        <w:ind w:firstLine="0"/>
+        <w:jc w:val="both"/>
+      </w:pPr>
+      <w:r>
+        <w:rPr>
+          <w:rFonts w:ascii="Times New Roman" w:hAnsi="Times New Roman" w:eastAsia="Times New Roman"/>
+          <w:b w:val="0"/>
+          <w:i w:val="0"/>
+          <w:color w:val="000000"/>
+          <w:sz w:val="26"/>
+        </w:rPr>
+        <w:t>Qua quá trình khảo sát, có thể chia các phương pháp trên thành hai nhóm chính:</w:t>
+      </w:r>
+    </w:p>
+    <w:p>
+      <w:pPr>
+        <w:spacing w:line="360" w:lineRule="auto" w:after="120"/>
+        <w:ind w:firstLine="0"/>
+        <w:jc w:val="both"/>
+      </w:pPr>
+      <w:r>
+        <w:rPr>
+          <w:rFonts w:ascii="Times New Roman" w:hAnsi="Times New Roman" w:eastAsia="Times New Roman"/>
+          <w:b w:val="0"/>
+          <w:i w:val="0"/>
+          <w:color w:val="000000"/>
+          <w:sz w:val="26"/>
+        </w:rPr>
+        <w:t>Nhóm mô hình phân loại truyền thống: CNN và TD-ResNet có khả năng học tốt các đặc trưng của tín hiệu tiếng nói và được sử dụng rộng rãi trong bài toán Keyword Spotting. Tuy nhiên, các mô hình này thường được thiết kế cho tập từ khóa cố định.</w:t>
+      </w:r>
+    </w:p>
+    <w:p>
+      <w:pPr>
+        <w:spacing w:line="360" w:lineRule="auto" w:after="120"/>
+        <w:ind w:firstLine="0"/>
+        <w:jc w:val="both"/>
+      </w:pPr>
+      <w:r>
+        <w:rPr>
+          <w:rFonts w:ascii="Times New Roman" w:hAnsi="Times New Roman" w:eastAsia="Times New Roman"/>
+          <w:b w:val="0"/>
+          <w:i w:val="0"/>
+          <w:color w:val="000000"/>
+          <w:sz w:val="26"/>
+        </w:rPr>
+        <w:t>Nhóm mô hình Few-shot / Metric Learning: Siamese Network, Matching Network và Prototypical Network tập trung vào việc học không gian biểu diễn để so sánh độ tương đồng giữa các mẫu. Trong đó, Prototypical Network có ưu điểm là biểu diễn mỗi từ khóa bằng một prototype duy nhất, giúp việc suy luận trở nên hiệu quả.</w:t>
+      </w:r>
+    </w:p>
+    <w:p>
+      <w:pPr>
+        <w:spacing w:line="360" w:lineRule="auto" w:after="120"/>
+        <w:ind w:firstLine="0"/>
+        <w:jc w:val="both"/>
+      </w:pPr>
+      <w:r>
+        <w:rPr>
+          <w:rFonts w:ascii="Times New Roman" w:hAnsi="Times New Roman" w:eastAsia="Times New Roman"/>
+          <w:b w:val="0"/>
+          <w:i w:val="0"/>
+          <w:color w:val="000000"/>
+          <w:sz w:val="26"/>
+        </w:rPr>
+        <w:t>Từ khảo sát trên, đồ án lựa chọn kết hợp TD-ResNet làm mạng trích xuất đặc trưng với Prototypical Network làm phương pháp phân loại nhằm tận dụng ưu điểm của cả hai hướng tiếp cận.</w:t>
+      </w:r>
+    </w:p>
+    <w:p>
+      <w:pPr>
+        <w:pStyle w:val="Heading2"/>
+        <w:keepNext/>
+        <w:spacing w:before="200" w:after="80"/>
+      </w:pPr>
+      <w:r>
+        <w:rPr>
+          <w:rFonts w:ascii="Times New Roman" w:hAnsi="Times New Roman" w:eastAsia="Times New Roman"/>
+          <w:b/>
+          <w:color w:val="000000"/>
+          <w:sz w:val="28"/>
+        </w:rPr>
+        <w:t>1.3. Nguyên lý hoạt động và kiến trúc tổng quát của các mô hình đã khảo sát</w:t>
+      </w:r>
+    </w:p>
+    <w:p>
+      <w:pPr>
+        <w:spacing w:line="360" w:lineRule="auto" w:after="120"/>
+        <w:ind w:firstLine="0"/>
+        <w:jc w:val="both"/>
+      </w:pPr>
+      <w:r>
+        <w:rPr>
+          <w:rFonts w:ascii="Times New Roman" w:hAnsi="Times New Roman" w:eastAsia="Times New Roman"/>
+          <w:b w:val="0"/>
+          <w:i w:val="0"/>
+          <w:color w:val="000000"/>
+          <w:sz w:val="26"/>
+        </w:rPr>
+        <w:t>Để hiểu các mô hình được khảo sát trong đồ án, trước tiên cần làm rõ một số khái niệm chung thường xuất hiện trong bài toán Few-shot Learning và xử lý tiếng nói.</w:t>
+      </w:r>
+    </w:p>
+    <w:p>
+      <w:pPr>
+        <w:pStyle w:val="Heading3"/>
+        <w:keepNext/>
+        <w:spacing w:before="200" w:after="80"/>
+      </w:pPr>
+      <w:r>
+        <w:rPr>
+          <w:rFonts w:ascii="Times New Roman" w:hAnsi="Times New Roman" w:eastAsia="Times New Roman"/>
+          <w:b/>
+          <w:color w:val="000000"/>
+          <w:sz w:val="26"/>
+        </w:rPr>
+        <w:t>1.3.1. Các khái niệm nền tảng</w:t>
+      </w:r>
+    </w:p>
+    <w:p>
+      <w:pPr>
+        <w:spacing w:line="360" w:lineRule="auto" w:after="120"/>
+        <w:ind w:firstLine="0"/>
+        <w:jc w:val="both"/>
+      </w:pPr>
+      <w:r>
+        <w:rPr>
+          <w:rFonts w:ascii="Times New Roman" w:hAnsi="Times New Roman" w:eastAsia="Times New Roman"/>
+          <w:b/>
+          <w:i w:val="0"/>
+          <w:color w:val="000000"/>
+          <w:sz w:val="26"/>
+        </w:rPr>
+        <w:t>a. Biểu diễn tín hiệu tiếng nói:</w:t>
+      </w:r>
+    </w:p>
+    <w:p>
+      <w:pPr>
+        <w:spacing w:line="360" w:lineRule="auto" w:after="120"/>
+        <w:ind w:firstLine="0"/>
+        <w:jc w:val="both"/>
+      </w:pPr>
+      <w:r>
+        <w:rPr>
+          <w:rFonts w:ascii="Times New Roman" w:hAnsi="Times New Roman" w:eastAsia="Times New Roman"/>
+          <w:b w:val="0"/>
+          <w:i w:val="0"/>
+          <w:color w:val="000000"/>
+          <w:sz w:val="26"/>
+        </w:rPr>
+        <w:t>Máy tính không trực tiếp hiểu một đoạn âm thanh theo cách con người nghe được. Một đoạn tiếng nói ban đầu tồn tại dưới dạng sóng âm (waveform), tức là một chuỗi các giá trị biên độ theo thời gian. Ví dụ: Waveform → [0.02, 0.05, -0.01, -0.08, ...]</w:t>
+      </w:r>
+    </w:p>
+    <w:p>
+      <w:pPr>
+        <w:spacing w:line="360" w:lineRule="auto" w:after="120"/>
+        <w:ind w:firstLine="0"/>
+        <w:jc w:val="both"/>
+      </w:pPr>
+      <w:r>
+        <w:rPr>
+          <w:rFonts w:ascii="Times New Roman" w:hAnsi="Times New Roman" w:eastAsia="Times New Roman"/>
+          <w:b w:val="0"/>
+          <w:i w:val="0"/>
+          <w:color w:val="000000"/>
+          <w:sz w:val="26"/>
+        </w:rPr>
+        <w:t>Tuy nhiên, dạng sóng này thường khó sử dụng trực tiếp để phân biệt các từ khóa vì âm thanh bị ảnh hưởng bởi nhiều yếu tố như độ to nhỏ, khoảng lặng, nhiễu và sự khác nhau giữa giọng nói của từng người. Vì vậy, người ta thường chuyển âm thanh sang dạng biểu diễn thời gian – tần số:</w:t>
       </w:r>
     </w:p>
     <w:p>
@@ -546,7 +1271,7 @@
           <w:color w:val="000000"/>
           <w:sz w:val="26"/>
         </w:rPr>
-        <w:t xml:space="preserve">Độ tin cậy (Confidence Score): </w:t>
+        <w:t xml:space="preserve">Dạng phổ: </w:t>
       </w:r>
       <w:r>
         <w:rPr>
@@ -554,7 +1279,7 @@
           <w:color w:val="000000"/>
           <w:sz w:val="26"/>
         </w:rPr>
-        <w:t>Xác suất Softmax được chuẩn hóa p(y = k | x_q) đại diện cho độ tin cậy của mô hình đối với quyết định dự đoán.</w:t>
+        <w:t>Spectrogram</w:t>
       </w:r>
     </w:p>
     <w:p>
@@ -579,7 +1304,7 @@
           <w:color w:val="000000"/>
           <w:sz w:val="26"/>
         </w:rPr>
-        <w:t xml:space="preserve">Chỉ số đánh giá học thuật: </w:t>
+        <w:t xml:space="preserve">Dải tần Mel: </w:t>
       </w:r>
       <w:r>
         <w:rPr>
@@ -587,21 +1312,40 @@
           <w:color w:val="000000"/>
           <w:sz w:val="26"/>
         </w:rPr>
-        <w:t>Độ chính xác Top-1 theo từng episode, độ chính xác trung bình (Mean Episode Accuracy) kèm khoảng tin cậy 95% (95% Confidence Interval) và độ trễ suy luận tính bằng mili-giây (Inference Latency).</w:t>
+        <w:t>Mel-spectrogram</w:t>
       </w:r>
     </w:p>
     <w:p>
       <w:pPr>
-        <w:pStyle w:val="Heading2"/>
+        <w:spacing w:line="360" w:lineRule="auto" w:after="80"/>
+        <w:ind w:left="340" w:hanging="340"/>
+        <w:jc w:val="both"/>
       </w:pPr>
       <w:r>
         <w:rPr>
           <w:rFonts w:ascii="Times New Roman" w:hAnsi="Times New Roman" w:eastAsia="Times New Roman"/>
           <w:b/>
           <w:color w:val="000000"/>
-          <w:sz w:val="28"/>
+          <w:sz w:val="26"/>
         </w:rPr>
-        <w:t>1.2. Khảo sát các mô hình, thuật toán và giải pháp liên quan</w:t>
+        <w:t xml:space="preserve">-- </w:t>
+      </w:r>
+      <w:r>
+        <w:rPr>
+          <w:rFonts w:ascii="Times New Roman" w:hAnsi="Times New Roman" w:eastAsia="Times New Roman"/>
+          <w:b/>
+          <w:color w:val="000000"/>
+          <w:sz w:val="26"/>
+        </w:rPr>
+        <w:t xml:space="preserve">Hệ số âm vị: </w:t>
+      </w:r>
+      <w:r>
+        <w:rPr>
+          <w:rFonts w:ascii="Times New Roman" w:hAnsi="Times New Roman" w:eastAsia="Times New Roman"/>
+          <w:color w:val="000000"/>
+          <w:sz w:val="26"/>
+        </w:rPr>
+        <w:t>MFCC (Mel-Frequency Cepstral Coefficients)</w:t>
       </w:r>
     </w:p>
     <w:p>
@@ -618,276 +1362,11 @@
           <w:color w:val="000000"/>
           <w:sz w:val="26"/>
         </w:rPr>
-        <w:t>Để tìm ra giải pháp tối ưu cho bài toán Few-Shot Keyword Spotting, nhóm đã tiến hành khảo sát và đánh giá 4 hướng tiếp cận tiêu biểu trong thị giác máy tính và xử lý tiếng nói:</w:t>
+        <w:t>Những biểu diễn này cho thấy năng lượng của âm thanh phân bố ở các tần số khác nhau theo thời gian như thế nào. Khi nhìn dưới dạng ma trận số, chúng trông tương tự như một bức ảnh 2D, cho phép áp dụng các mô hình học sâu.</w:t>
       </w:r>
     </w:p>
     <w:p>
       <w:pPr>
-        <w:pStyle w:val="Heading3"/>
-      </w:pPr>
-      <w:r>
-        <w:rPr>
-          <w:rFonts w:ascii="Times New Roman" w:hAnsi="Times New Roman" w:eastAsia="Times New Roman"/>
-          <w:b/>
-          <w:color w:val="000000"/>
-          <w:sz w:val="26"/>
-        </w:rPr>
-        <w:t>1.2.1. CNN và TD-ResNet cho Keyword Spotting</w:t>
-      </w:r>
-    </w:p>
-    <w:p>
-      <w:pPr>
-        <w:spacing w:line="360" w:lineRule="auto" w:after="120"/>
-        <w:ind w:firstLine="0"/>
-        <w:jc w:val="both"/>
-      </w:pPr>
-      <w:r>
-        <w:rPr>
-          <w:rFonts w:ascii="Times New Roman" w:hAnsi="Times New Roman" w:eastAsia="Times New Roman"/>
-          <w:b w:val="0"/>
-          <w:i w:val="0"/>
-          <w:color w:val="000000"/>
-          <w:sz w:val="26"/>
-        </w:rPr>
-        <w:t>Mạng nơ-ron tích chập (CNN) được sử dụng phổ biến trong nhận dạng tiếng nói bằng cách coi biểu diễn thời gian - tần số (như Spectrogram hay MFCC) tương tự như một bức ảnh 2 chiều. CNN sử dụng các bộ lọc (kernel) quét trượt để trích xuất các đặc trưng âm vị cục bộ.</w:t>
-      </w:r>
-    </w:p>
-    <w:p>
-      <w:pPr>
-        <w:spacing w:line="360" w:lineRule="auto" w:after="120"/>
-        <w:ind w:firstLine="0"/>
-        <w:jc w:val="both"/>
-      </w:pPr>
-      <w:r>
-        <w:rPr>
-          <w:rFonts w:ascii="Times New Roman" w:hAnsi="Times New Roman" w:eastAsia="Times New Roman"/>
-          <w:b w:val="0"/>
-          <w:i w:val="0"/>
-          <w:color w:val="000000"/>
-          <w:sz w:val="26"/>
-        </w:rPr>
-        <w:t>TD-ResNet mở rộng CNN truyền thống bằng cách kết hợp tích chập thời gian giãn nở (Temporal Dilated Convolution) và liên kết tắt (Residual Connection). Dilation cho phép mở rộng trường tiếp nhận dọc theo trục thời gian mà không làm tăng kích thước bộ lọc, giúp nắm bắt ngữ cảnh tuần tự của các âm vị. Tuy nhiên, nếu sử dụng lớp Softmax cố định ở đầu ra, mô hình chỉ nhận diện được tập lớp đã học trước; khi muốn thêm từ khóa mới, bắt buộc phải định nghĩa lại cấu trúc và huấn luyện lại toàn bộ.</w:t>
-      </w:r>
-    </w:p>
-    <w:p>
-      <w:pPr>
-        <w:pStyle w:val="Heading3"/>
-      </w:pPr>
-      <w:r>
-        <w:rPr>
-          <w:rFonts w:ascii="Times New Roman" w:hAnsi="Times New Roman" w:eastAsia="Times New Roman"/>
-          <w:b/>
-          <w:color w:val="000000"/>
-          <w:sz w:val="26"/>
-        </w:rPr>
-        <w:t>1.2.2. Siamese Network</w:t>
-      </w:r>
-    </w:p>
-    <w:p>
-      <w:pPr>
-        <w:spacing w:line="360" w:lineRule="auto" w:after="120"/>
-        <w:ind w:firstLine="0"/>
-        <w:jc w:val="both"/>
-      </w:pPr>
-      <w:r>
-        <w:rPr>
-          <w:rFonts w:ascii="Times New Roman" w:hAnsi="Times New Roman" w:eastAsia="Times New Roman"/>
-          <w:b w:val="0"/>
-          <w:i w:val="0"/>
-          <w:color w:val="000000"/>
-          <w:sz w:val="26"/>
-        </w:rPr>
-        <w:t>Siamese Network giải quyết bài toán so sánh độ tương đồng bằng cách sử dụng hai nhánh mạng có chung cấu trúc và chia sẻ chung trọng số theta. Đầu vào là một cặp âm thanh (x_A, x_B), qua mạng trích xuất ra hai vector embedding (z_A, z_B). Mô hình tối ưu khoảng cách giữa hai vector này thông qua hàm mất mát Contrastive Loss:</w:t>
-      </w:r>
-    </w:p>
-    <w:p>
-      <w:pPr>
-        <w:spacing w:before="80" w:after="120"/>
-        <w:jc w:val="center"/>
-      </w:pPr>
-      <w:r>
-        <w:rPr>
-          <w:rFonts w:ascii="Cambria Math" w:hAnsi="Cambria Math" w:eastAsia="Cambria Math"/>
-          <w:color w:val="000000"/>
-          <w:sz w:val="24"/>
-        </w:rPr>
-        <w:t>L(z_A, z_B, y) = y · d(z_A, z_B)^2 + (1 - y) · max(0, m - d(z_A, z_B))^2</w:t>
-      </w:r>
-    </w:p>
-    <w:p>
-      <w:pPr>
-        <w:spacing w:line="360" w:lineRule="auto" w:after="120"/>
-        <w:ind w:firstLine="0"/>
-        <w:jc w:val="both"/>
-      </w:pPr>
-      <w:r>
-        <w:rPr>
-          <w:rFonts w:ascii="Times New Roman" w:hAnsi="Times New Roman" w:eastAsia="Times New Roman"/>
-          <w:b w:val="0"/>
-          <w:i w:val="0"/>
-          <w:color w:val="000000"/>
-          <w:sz w:val="26"/>
-        </w:rPr>
-        <w:t>Trong đó y = 1 nếu hai mẫu cùng lớp và y = 0 nếu khác lớp, m là khoảng cách biên an toàn (margin). Siamese Network rất mạnh trong bài toán xác thực (Verification) cùng/khác người nói hoặc xác minh wake-word. Tuy nhiên, khi phân loại N lớp với K mẫu tham chiếu, mẫu truy vấn phải so sánh lần lượt với N × K cặp, dẫn đến chi phí tính toán tăng mạnh khi số từ khóa tăng lên.</w:t>
-      </w:r>
-    </w:p>
-    <w:p>
-      <w:pPr>
-        <w:pStyle w:val="Heading3"/>
-      </w:pPr>
-      <w:r>
-        <w:rPr>
-          <w:rFonts w:ascii="Times New Roman" w:hAnsi="Times New Roman" w:eastAsia="Times New Roman"/>
-          <w:b/>
-          <w:color w:val="000000"/>
-          <w:sz w:val="26"/>
-        </w:rPr>
-        <w:t>1.2.3. Matching Network</w:t>
-      </w:r>
-    </w:p>
-    <w:p>
-      <w:pPr>
-        <w:spacing w:line="360" w:lineRule="auto" w:after="120"/>
-        <w:ind w:firstLine="0"/>
-        <w:jc w:val="both"/>
-      </w:pPr>
-      <w:r>
-        <w:rPr>
-          <w:rFonts w:ascii="Times New Roman" w:hAnsi="Times New Roman" w:eastAsia="Times New Roman"/>
-          <w:b w:val="0"/>
-          <w:i w:val="0"/>
-          <w:color w:val="000000"/>
-          <w:sz w:val="26"/>
-        </w:rPr>
-        <w:t>Matching Network áp dụng cơ chế Attention dựa trên bộ nhớ. Toàn bộ các mẫu trong Support Set được mã hóa thành các vector embedding và lưu giữ độc lập. Khi có mẫu truy vấn x_q, mô hình tính toán trọng số chú ý Softmax dựa trên độ tương đồng Cosine giữa x_q và từng mẫu x_i trong Support Set:</w:t>
-      </w:r>
-    </w:p>
-    <w:p>
-      <w:pPr>
-        <w:spacing w:before="80" w:after="120"/>
-        <w:jc w:val="center"/>
-      </w:pPr>
-      <w:r>
-        <w:rPr>
-          <w:rFonts w:ascii="Cambria Math" w:hAnsi="Cambria Math" w:eastAsia="Cambria Math"/>
-          <w:color w:val="000000"/>
-          <w:sz w:val="24"/>
-        </w:rPr>
-        <w:t>a(x_q, x_i) = exp(cosine_similarity(f(x_q), g(x_i))) / ∑_j exp(cosine_similarity(f(x_q), g(x_j)))</w:t>
-      </w:r>
-    </w:p>
-    <w:p>
-      <w:pPr>
-        <w:spacing w:line="360" w:lineRule="auto" w:after="120"/>
-        <w:ind w:firstLine="0"/>
-        <w:jc w:val="both"/>
-      </w:pPr>
-      <w:r>
-        <w:rPr>
-          <w:rFonts w:ascii="Times New Roman" w:hAnsi="Times New Roman" w:eastAsia="Times New Roman"/>
-          <w:b w:val="0"/>
-          <w:i w:val="0"/>
-          <w:color w:val="000000"/>
-          <w:sz w:val="26"/>
-        </w:rPr>
-        <w:t>Nhãn dự đoán là tổng có trọng số của các nhãn trong Support Set: y_hat = ∑_i a(x_q, x_i) y_i. Matching Network giữ lại trọn vẹn thông tin của từng mẫu tham chiếu, nhưng chi phí tính toán và bộ nhớ tăng tuyến tính theo kích thước Support Set |S| = N × K.</w:t>
-      </w:r>
-    </w:p>
-    <w:p>
-      <w:pPr>
-        <w:pStyle w:val="Heading3"/>
-      </w:pPr>
-      <w:r>
-        <w:rPr>
-          <w:rFonts w:ascii="Times New Roman" w:hAnsi="Times New Roman" w:eastAsia="Times New Roman"/>
-          <w:b/>
-          <w:color w:val="000000"/>
-          <w:sz w:val="26"/>
-        </w:rPr>
-        <w:t>1.2.4. Prototypical Network</w:t>
-      </w:r>
-    </w:p>
-    <w:p>
-      <w:pPr>
-        <w:spacing w:line="360" w:lineRule="auto" w:after="120"/>
-        <w:ind w:firstLine="0"/>
-        <w:jc w:val="both"/>
-      </w:pPr>
-      <w:r>
-        <w:rPr>
-          <w:rFonts w:ascii="Times New Roman" w:hAnsi="Times New Roman" w:eastAsia="Times New Roman"/>
-          <w:b w:val="0"/>
-          <w:i w:val="0"/>
-          <w:color w:val="000000"/>
-          <w:sz w:val="26"/>
-        </w:rPr>
-        <w:t>Prototypical Network dựa trên giả thuyết: mỗi lớp từ khóa có thể được đại diện bởi một điểm nguyên mẫu duy nhất (Prototype) nằm ở trọng tâm của các mẫu thuộc lớp đó trong không gian embedding:</w:t>
-      </w:r>
-    </w:p>
-    <w:p>
-      <w:pPr>
-        <w:spacing w:before="80" w:after="120"/>
-        <w:jc w:val="center"/>
-      </w:pPr>
-      <w:r>
-        <w:rPr>
-          <w:rFonts w:ascii="Cambria Math" w:hAnsi="Cambria Math" w:eastAsia="Cambria Math"/>
-          <w:color w:val="000000"/>
-          <w:sz w:val="24"/>
-        </w:rPr>
-        <w:t>c_k = (1 / K) ∑_{x_i ∈ S_k} f_θ(x_i)</w:t>
-      </w:r>
-    </w:p>
-    <w:p>
-      <w:pPr>
-        <w:spacing w:line="360" w:lineRule="auto" w:after="120"/>
-        <w:ind w:firstLine="0"/>
-        <w:jc w:val="both"/>
-      </w:pPr>
-      <w:r>
-        <w:rPr>
-          <w:rFonts w:ascii="Times New Roman" w:hAnsi="Times New Roman" w:eastAsia="Times New Roman"/>
-          <w:b w:val="0"/>
-          <w:i w:val="0"/>
-          <w:color w:val="000000"/>
-          <w:sz w:val="26"/>
-        </w:rPr>
-        <w:t>Khi có truy vấn x_q, mô hình ánh xạ x_q thành z_q = f_θ(x_q) và chỉ cần so sánh khoảng cách Euclid tới N prototype thay vì toàn bộ N × K mẫu. Khoảng cách Euclid bình phương được chuyển hóa thành xác suất phân loại:</w:t>
-      </w:r>
-    </w:p>
-    <w:p>
-      <w:pPr>
-        <w:spacing w:before="80" w:after="120"/>
-        <w:jc w:val="center"/>
-      </w:pPr>
-      <w:r>
-        <w:rPr>
-          <w:rFonts w:ascii="Cambria Math" w:hAnsi="Cambria Math" w:eastAsia="Cambria Math"/>
-          <w:color w:val="000000"/>
-          <w:sz w:val="24"/>
-        </w:rPr>
-        <w:t>p(y = k | x_q) = exp(-d(z_q, c_k)) / ∑_{k'} exp(-d(z_q, c_{k'}))</w:t>
-      </w:r>
-    </w:p>
-    <w:p>
-      <w:pPr>
-        <w:spacing w:line="360" w:lineRule="auto" w:after="120"/>
-        <w:ind w:firstLine="0"/>
-        <w:jc w:val="both"/>
-      </w:pPr>
-      <w:r>
-        <w:rPr>
-          <w:rFonts w:ascii="Times New Roman" w:hAnsi="Times New Roman" w:eastAsia="Times New Roman"/>
-          <w:b w:val="0"/>
-          <w:i w:val="0"/>
-          <w:color w:val="000000"/>
-          <w:sz w:val="26"/>
-        </w:rPr>
-        <w:t>Cơ chế này giúp giảm số lượng phép so sánh xuống đúng N lần, đồng thời việc bổ sung từ khóa mới chỉ đơn giản là tính thêm một vector prototype mới từ vài mẫu ghi âm mà không can thiệp vào tham số mạng.</w:t>
-      </w:r>
-    </w:p>
-    <w:p>
-      <w:pPr>
         <w:keepNext/>
         <w:spacing w:before="160"/>
         <w:jc w:val="center"/>
@@ -895,7 +1374,7 @@
       <w:r>
         <w:drawing>
           <wp:inline xmlns:a="http://schemas.openxmlformats.org/drawingml/2006/main" xmlns:pic="http://schemas.openxmlformats.org/drawingml/2006/picture">
-            <wp:extent cx="5400000" cy="1768527"/>
+            <wp:extent cx="5400000" cy="1396630"/>
             <wp:docPr id="1" name="Picture 1"/>
             <wp:cNvGraphicFramePr>
               <a:graphicFrameLocks noChangeAspect="1"/>
@@ -904,7 +1383,7 @@
               <a:graphicData uri="http://schemas.openxmlformats.org/drawingml/2006/picture">
                 <pic:pic>
                   <pic:nvPicPr>
-                    <pic:cNvPr id="0" name="fig_3_fewshot_comparison.png"/>
+                    <pic:cNvPr id="0" name="fig_1_signal_embedding.png"/>
                     <pic:cNvPicPr/>
                   </pic:nvPicPr>
                   <pic:blipFill>
@@ -916,7 +1395,7 @@
                   <pic:spPr>
                     <a:xfrm>
                       <a:off x="0" y="0"/>
-                      <a:ext cx="5400000" cy="1768527"/>
+                      <a:ext cx="5400000" cy="1396630"/>
                     </a:xfrm>
                     <a:prstGeom prst="rect"/>
                   </pic:spPr>
@@ -939,21 +1418,24 @@
           <w:color w:val="000000"/>
           <w:sz w:val="22"/>
         </w:rPr>
-        <w:t>Hình 1.1. So sánh cơ chế biểu diễn lớp và suy luận của Siamese, Matching và Prototypical Network</w:t>
+        <w:t>Hình 1.1. Quy trình chuyển tín hiệu tiếng nói thành vector embedding</w:t>
       </w:r>
     </w:p>
     <w:p>
       <w:pPr>
-        <w:pStyle w:val="Heading3"/>
+        <w:spacing w:line="360" w:lineRule="auto" w:after="120"/>
+        <w:ind w:firstLine="0"/>
+        <w:jc w:val="both"/>
       </w:pPr>
       <w:r>
         <w:rPr>
           <w:rFonts w:ascii="Times New Roman" w:hAnsi="Times New Roman" w:eastAsia="Times New Roman"/>
           <w:b/>
+          <w:i w:val="0"/>
           <w:color w:val="000000"/>
           <w:sz w:val="26"/>
         </w:rPr>
-        <w:t>1.2.5. Tổng hợp và so sánh các hướng khảo sát</w:t>
+        <w:t>b. Embedding là gì?</w:t>
       </w:r>
     </w:p>
     <w:p>
@@ -970,7 +1452,1137 @@
           <w:color w:val="000000"/>
           <w:sz w:val="26"/>
         </w:rPr>
-        <w:t>Bảng 1.1 tổng hợp các đặc tính kỹ thuật cốt lõi giữa 4 phương pháp đã khảo sát:</w:t>
+        <w:t>Một khái niệm quan trọng trong các phương pháp Few-shot Learning là embedding. Embedding là một vector số được mô hình học để biểu diễn một mẫu dữ liệu. Ví dụ, một đoạn âm thanh có hàng nghìn hoặc hàng chục nghìn giá trị ban đầu có thể được biến đổi thành một vector embedding z = [0.12, -0.45, 0.88, ..., 0.03] với kích thước cố định (ví dụ 64 hoặc 128 chiều).</w:t>
+      </w:r>
+    </w:p>
+    <w:p>
+      <w:pPr>
+        <w:spacing w:line="360" w:lineRule="auto" w:after="120"/>
+        <w:ind w:firstLine="0"/>
+        <w:jc w:val="both"/>
+      </w:pPr>
+      <w:r>
+        <w:rPr>
+          <w:rFonts w:ascii="Times New Roman" w:hAnsi="Times New Roman" w:eastAsia="Times New Roman"/>
+          <w:b w:val="0"/>
+          <w:i w:val="0"/>
+          <w:color w:val="000000"/>
+          <w:sz w:val="26"/>
+        </w:rPr>
+        <w:t>Mục tiêu của mạng nơ-ron là học sao cho: Hai đoạn âm thanh nói cùng một từ khóa sẽ có embedding gần nhau; hai đoạn âm thanh nói các từ khóa khác nhau sẽ có embedding nằm xa nhau trong không gian biểu diễn.</w:t>
+      </w:r>
+    </w:p>
+    <w:p>
+      <w:pPr>
+        <w:spacing w:line="360" w:lineRule="auto" w:after="120"/>
+        <w:ind w:firstLine="0"/>
+        <w:jc w:val="both"/>
+      </w:pPr>
+      <w:r>
+        <w:rPr>
+          <w:rFonts w:ascii="Times New Roman" w:hAnsi="Times New Roman" w:eastAsia="Times New Roman"/>
+          <w:b/>
+          <w:i w:val="0"/>
+          <w:color w:val="000000"/>
+          <w:sz w:val="26"/>
+        </w:rPr>
+        <w:t>c. Khoảng cách và độ tương đồng:</w:t>
+      </w:r>
+    </w:p>
+    <w:p>
+      <w:pPr>
+        <w:spacing w:line="360" w:lineRule="auto" w:after="120"/>
+        <w:ind w:firstLine="0"/>
+        <w:jc w:val="both"/>
+      </w:pPr>
+      <w:r>
+        <w:rPr>
+          <w:rFonts w:ascii="Times New Roman" w:hAnsi="Times New Roman" w:eastAsia="Times New Roman"/>
+          <w:b w:val="0"/>
+          <w:i w:val="0"/>
+          <w:color w:val="000000"/>
+          <w:sz w:val="26"/>
+        </w:rPr>
+        <w:t>Sau khi chuyển dữ liệu thành embedding, mô hình cần xác định hai embedding giống hoặc khác nhau đến mức nào bằng các độ đo metric. Độ đo phổ biến nhất là khoảng cách Euclid (Euclidean Distance):</w:t>
+      </w:r>
+    </w:p>
+    <w:p>
+      <w:pPr>
+        <w:spacing w:before="80" w:after="120"/>
+        <w:jc w:val="center"/>
+      </w:pPr>
+      <w:r>
+        <w:rPr>
+          <w:rFonts w:ascii="Cambria Math" w:hAnsi="Cambria Math" w:eastAsia="Cambria Math"/>
+          <w:color w:val="000000"/>
+          <w:sz w:val="24"/>
+        </w:rPr>
+        <w:t>d(x, y) = \sqrt{\sum_{i=1}^{D} (x_i - y_i)^2}</w:t>
+      </w:r>
+    </w:p>
+    <w:p>
+      <w:pPr>
+        <w:spacing w:line="360" w:lineRule="auto" w:after="120"/>
+        <w:ind w:firstLine="0"/>
+        <w:jc w:val="both"/>
+      </w:pPr>
+      <w:r>
+        <w:rPr>
+          <w:rFonts w:ascii="Times New Roman" w:hAnsi="Times New Roman" w:eastAsia="Times New Roman"/>
+          <w:b w:val="0"/>
+          <w:i w:val="0"/>
+          <w:color w:val="000000"/>
+          <w:sz w:val="26"/>
+        </w:rPr>
+        <w:t>Nếu khoảng cách nhỏ → hai mẫu tương tự nhau. Nếu khoảng cách lớn → hai mẫu khác nhau. Một độ đo khác là Cosine Similarity, đo góc giữa hai vector:</w:t>
+      </w:r>
+    </w:p>
+    <w:p>
+      <w:pPr>
+        <w:spacing w:before="80" w:after="120"/>
+        <w:jc w:val="center"/>
+      </w:pPr>
+      <w:r>
+        <w:rPr>
+          <w:rFonts w:ascii="Cambria Math" w:hAnsi="Cambria Math" w:eastAsia="Cambria Math"/>
+          <w:color w:val="000000"/>
+          <w:sz w:val="24"/>
+        </w:rPr>
+        <w:t>\text{Cosine}(x, y) = \frac{x \cdot y}{\|x\| \|y\|}</w:t>
+      </w:r>
+    </w:p>
+    <w:p>
+      <w:pPr>
+        <w:spacing w:line="360" w:lineRule="auto" w:after="120"/>
+        <w:ind w:firstLine="0"/>
+        <w:jc w:val="both"/>
+      </w:pPr>
+      <w:r>
+        <w:rPr>
+          <w:rFonts w:ascii="Times New Roman" w:hAnsi="Times New Roman" w:eastAsia="Times New Roman"/>
+          <w:b/>
+          <w:i w:val="0"/>
+          <w:color w:val="000000"/>
+          <w:sz w:val="26"/>
+        </w:rPr>
+        <w:t>d. Support set và Query set:</w:t>
+      </w:r>
+    </w:p>
+    <w:p>
+      <w:pPr>
+        <w:spacing w:line="360" w:lineRule="auto" w:after="120"/>
+        <w:ind w:firstLine="0"/>
+        <w:jc w:val="both"/>
+      </w:pPr>
+      <w:r>
+        <w:rPr>
+          <w:rFonts w:ascii="Times New Roman" w:hAnsi="Times New Roman" w:eastAsia="Times New Roman"/>
+          <w:b w:val="0"/>
+          <w:i w:val="0"/>
+          <w:color w:val="000000"/>
+          <w:sz w:val="26"/>
+        </w:rPr>
+        <w:t>Trong Few-shot Learning, dữ liệu thường được chia thành hai nhóm trong mỗi bài toán nhỏ gọi là một episode:</w:t>
+      </w:r>
+    </w:p>
+    <w:p>
+      <w:pPr>
+        <w:spacing w:line="360" w:lineRule="auto" w:after="80"/>
+        <w:ind w:left="340" w:hanging="340"/>
+        <w:jc w:val="both"/>
+      </w:pPr>
+      <w:r>
+        <w:rPr>
+          <w:rFonts w:ascii="Times New Roman" w:hAnsi="Times New Roman" w:eastAsia="Times New Roman"/>
+          <w:b/>
+          <w:color w:val="000000"/>
+          <w:sz w:val="26"/>
+        </w:rPr>
+        <w:t xml:space="preserve">-- </w:t>
+      </w:r>
+      <w:r>
+        <w:rPr>
+          <w:rFonts w:ascii="Times New Roman" w:hAnsi="Times New Roman" w:eastAsia="Times New Roman"/>
+          <w:b/>
+          <w:color w:val="000000"/>
+          <w:sz w:val="26"/>
+        </w:rPr>
+        <w:t xml:space="preserve">Mẫu tham chiếu: </w:t>
+      </w:r>
+      <w:r>
+        <w:rPr>
+          <w:rFonts w:ascii="Times New Roman" w:hAnsi="Times New Roman" w:eastAsia="Times New Roman"/>
+          <w:color w:val="000000"/>
+          <w:sz w:val="26"/>
+        </w:rPr>
+        <w:t>Support set: Là những mẫu đã biết nhãn, đóng vai trò làm ví dụ cho mô hình (ví dụ 5 từ khóa, mỗi từ có 5 mẫu).</w:t>
+      </w:r>
+    </w:p>
+    <w:p>
+      <w:pPr>
+        <w:spacing w:line="360" w:lineRule="auto" w:after="80"/>
+        <w:ind w:left="340" w:hanging="340"/>
+        <w:jc w:val="both"/>
+      </w:pPr>
+      <w:r>
+        <w:rPr>
+          <w:rFonts w:ascii="Times New Roman" w:hAnsi="Times New Roman" w:eastAsia="Times New Roman"/>
+          <w:b/>
+          <w:color w:val="000000"/>
+          <w:sz w:val="26"/>
+        </w:rPr>
+        <w:t xml:space="preserve">-- </w:t>
+      </w:r>
+      <w:r>
+        <w:rPr>
+          <w:rFonts w:ascii="Times New Roman" w:hAnsi="Times New Roman" w:eastAsia="Times New Roman"/>
+          <w:b/>
+          <w:color w:val="000000"/>
+          <w:sz w:val="26"/>
+        </w:rPr>
+        <w:t xml:space="preserve">Mẫu kiểm tra: </w:t>
+      </w:r>
+      <w:r>
+        <w:rPr>
+          <w:rFonts w:ascii="Times New Roman" w:hAnsi="Times New Roman" w:eastAsia="Times New Roman"/>
+          <w:color w:val="000000"/>
+          <w:sz w:val="26"/>
+        </w:rPr>
+        <w:t>Query set: Là những mẫu cần dự đoán nhãn. Mô hình sử dụng Support Set để so sánh và phân loại cho các Query.</w:t>
+      </w:r>
+    </w:p>
+    <w:p>
+      <w:pPr>
+        <w:spacing w:line="360" w:lineRule="auto" w:after="120"/>
+        <w:ind w:firstLine="0"/>
+        <w:jc w:val="both"/>
+      </w:pPr>
+      <w:r>
+        <w:rPr>
+          <w:rFonts w:ascii="Times New Roman" w:hAnsi="Times New Roman" w:eastAsia="Times New Roman"/>
+          <w:b/>
+          <w:i w:val="0"/>
+          <w:color w:val="000000"/>
+          <w:sz w:val="26"/>
+        </w:rPr>
+        <w:t>e. Khái niệm N-way K-shot:</w:t>
+      </w:r>
+    </w:p>
+    <w:p>
+      <w:pPr>
+        <w:spacing w:line="360" w:lineRule="auto" w:after="120"/>
+        <w:ind w:firstLine="0"/>
+        <w:jc w:val="both"/>
+      </w:pPr>
+      <w:r>
+        <w:rPr>
+          <w:rFonts w:ascii="Times New Roman" w:hAnsi="Times New Roman" w:eastAsia="Times New Roman"/>
+          <w:b w:val="0"/>
+          <w:i w:val="0"/>
+          <w:color w:val="000000"/>
+          <w:sz w:val="26"/>
+        </w:rPr>
+        <w:t>Một bài toán Few-shot thường được mô tả dưới dạng N-way K-shot, trong đó N là số lượng từ khóa (lớp) cần phân biệt, và K là số lượng mẫu Support có sẵn cho mỗi từ khóa.</w:t>
+      </w:r>
+    </w:p>
+    <w:p>
+      <w:pPr>
+        <w:spacing w:line="360" w:lineRule="auto" w:after="120"/>
+        <w:ind w:firstLine="0"/>
+        <w:jc w:val="both"/>
+      </w:pPr>
+      <w:r>
+        <w:rPr>
+          <w:rFonts w:ascii="Times New Roman" w:hAnsi="Times New Roman" w:eastAsia="Times New Roman"/>
+          <w:b w:val="0"/>
+          <w:i w:val="0"/>
+          <w:color w:val="000000"/>
+          <w:sz w:val="26"/>
+        </w:rPr>
+        <w:t>Ví dụ cấu hình 5-way 1-shot (One-shot Learning): Có 5 từ khóa (yes, no, up, down, stop). Mỗi từ chỉ có đúng 1 mẫu tham chiếu. Tổng Support Set chỉ có 5 mẫu. Đây là trường hợp khó nhất vì thông tin tham chiếu rất ít.</w:t>
+      </w:r>
+    </w:p>
+    <w:p>
+      <w:pPr>
+        <w:spacing w:line="360" w:lineRule="auto" w:after="120"/>
+        <w:ind w:firstLine="0"/>
+        <w:jc w:val="both"/>
+      </w:pPr>
+      <w:r>
+        <w:rPr>
+          <w:rFonts w:ascii="Times New Roman" w:hAnsi="Times New Roman" w:eastAsia="Times New Roman"/>
+          <w:b w:val="0"/>
+          <w:i w:val="0"/>
+          <w:color w:val="000000"/>
+          <w:sz w:val="26"/>
+        </w:rPr>
+        <w:t>Ví dụ cấu hình 5-way 5-shot: Có 5 từ khóa, mỗi từ có 5 mẫu tham chiếu. Tổng Support Set có 5 × 5 = 25 mẫu. Nhờ có nhiều mẫu hơn, hệ thống có thể tạo ra đại diện ổn định hơn cho từng từ khóa.</w:t>
+      </w:r>
+    </w:p>
+    <w:p>
+      <w:pPr>
+        <w:pStyle w:val="Heading3"/>
+        <w:keepNext/>
+        <w:spacing w:before="200" w:after="80"/>
+      </w:pPr>
+      <w:r>
+        <w:rPr>
+          <w:rFonts w:ascii="Times New Roman" w:hAnsi="Times New Roman" w:eastAsia="Times New Roman"/>
+          <w:b/>
+          <w:color w:val="000000"/>
+          <w:sz w:val="26"/>
+        </w:rPr>
+        <w:t>1.3.2. CNN và TD-ResNet</w:t>
+      </w:r>
+    </w:p>
+    <w:p>
+      <w:pPr>
+        <w:spacing w:line="360" w:lineRule="auto" w:after="120"/>
+        <w:ind w:firstLine="0"/>
+        <w:jc w:val="both"/>
+      </w:pPr>
+      <w:r>
+        <w:rPr>
+          <w:rFonts w:ascii="Times New Roman" w:hAnsi="Times New Roman" w:eastAsia="Times New Roman"/>
+          <w:b/>
+          <w:i w:val="0"/>
+          <w:color w:val="000000"/>
+          <w:sz w:val="26"/>
+        </w:rPr>
+        <w:t>a. Convolutional Neural Network (CNN):</w:t>
+      </w:r>
+    </w:p>
+    <w:p>
+      <w:pPr>
+        <w:spacing w:line="360" w:lineRule="auto" w:after="120"/>
+        <w:ind w:firstLine="0"/>
+        <w:jc w:val="both"/>
+      </w:pPr>
+      <w:r>
+        <w:rPr>
+          <w:rFonts w:ascii="Times New Roman" w:hAnsi="Times New Roman" w:eastAsia="Times New Roman"/>
+          <w:b w:val="0"/>
+          <w:i w:val="0"/>
+          <w:color w:val="000000"/>
+          <w:sz w:val="26"/>
+        </w:rPr>
+        <w:t>CNN được sử dụng nhiều trong xử lý tiếng nói vì các đặc trưng như Mel-spectrogram hoặc MFCC có cấu trúc dạng ma trận (trục hoành là thời gian, trục tung là tần số). Kernel tích chập quét qua ma trận để học các đặc trưng cục bộ của âm thanh, như sự thay đổi năng lượng ở một dải tần số cụ thể. Các lớp sau đó kết hợp các đặc trưng cục bộ này thành đặc trưng mức cao hơn.</w:t>
+      </w:r>
+    </w:p>
+    <w:p>
+      <w:pPr>
+        <w:keepNext/>
+        <w:spacing w:before="160"/>
+        <w:jc w:val="center"/>
+      </w:pPr>
+      <w:r>
+        <w:drawing>
+          <wp:inline xmlns:a="http://schemas.openxmlformats.org/drawingml/2006/main" xmlns:pic="http://schemas.openxmlformats.org/drawingml/2006/picture">
+            <wp:extent cx="5400000" cy="1396630"/>
+            <wp:docPr id="2" name="Picture 2"/>
+            <wp:cNvGraphicFramePr>
+              <a:graphicFrameLocks noChangeAspect="1"/>
+            </wp:cNvGraphicFramePr>
+            <a:graphic>
+              <a:graphicData uri="http://schemas.openxmlformats.org/drawingml/2006/picture">
+                <pic:pic>
+                  <pic:nvPicPr>
+                    <pic:cNvPr id="0" name="fig_5_cnn_architecture.png"/>
+                    <pic:cNvPicPr/>
+                  </pic:nvPicPr>
+                  <pic:blipFill>
+                    <a:blip r:embed="rId10"/>
+                    <a:stretch>
+                      <a:fillRect/>
+                    </a:stretch>
+                  </pic:blipFill>
+                  <pic:spPr>
+                    <a:xfrm>
+                      <a:off x="0" y="0"/>
+                      <a:ext cx="5400000" cy="1396630"/>
+                    </a:xfrm>
+                    <a:prstGeom prst="rect"/>
+                  </pic:spPr>
+                </pic:pic>
+              </a:graphicData>
+            </a:graphic>
+          </wp:inline>
+        </w:drawing>
+      </w:r>
+    </w:p>
+    <w:p>
+      <w:pPr>
+        <w:spacing w:after="200"/>
+        <w:jc w:val="center"/>
+      </w:pPr>
+      <w:r>
+        <w:rPr>
+          <w:rFonts w:ascii="Times New Roman" w:hAnsi="Times New Roman" w:eastAsia="Times New Roman"/>
+          <w:i/>
+          <w:color w:val="000000"/>
+          <w:sz w:val="22"/>
+        </w:rPr>
+        <w:t>Hình 1.2. Kiến trúc CNN tổng quát cho bài toán Keyword Spotting</w:t>
+      </w:r>
+    </w:p>
+    <w:p>
+      <w:pPr>
+        <w:spacing w:line="360" w:lineRule="auto" w:after="120"/>
+        <w:ind w:firstLine="0"/>
+        <w:jc w:val="both"/>
+      </w:pPr>
+      <w:r>
+        <w:rPr>
+          <w:rFonts w:ascii="Times New Roman" w:hAnsi="Times New Roman" w:eastAsia="Times New Roman"/>
+          <w:b/>
+          <w:i w:val="0"/>
+          <w:color w:val="000000"/>
+          <w:sz w:val="26"/>
+        </w:rPr>
+        <w:t>b. Residual Network (ResNet):</w:t>
+      </w:r>
+    </w:p>
+    <w:p>
+      <w:pPr>
+        <w:spacing w:line="360" w:lineRule="auto" w:after="120"/>
+        <w:ind w:firstLine="0"/>
+        <w:jc w:val="both"/>
+      </w:pPr>
+      <w:r>
+        <w:rPr>
+          <w:rFonts w:ascii="Times New Roman" w:hAnsi="Times New Roman" w:eastAsia="Times New Roman"/>
+          <w:b w:val="0"/>
+          <w:i w:val="0"/>
+          <w:color w:val="000000"/>
+          <w:sz w:val="26"/>
+        </w:rPr>
+        <w:t>Khi mạng nơ-ron có nhiều lớp, việc huấn luyện có thể gặp khó khăn do hiện tượng biến mất đạo hàm (vanishing gradient). ResNet đưa vào đường truyền tắt (shortcut connection) dạng y = F(x) + x. Thay vì bắt các lớp học toàn bộ ánh xạ, mạng chỉ cần học phần dư (residual) F(x). Đường truyền tắt giúp gradient truyền trực tiếp qua mạng, hỗ trợ huấn luyện các mạng sâu ổn định hơn.</w:t>
+      </w:r>
+    </w:p>
+    <w:p>
+      <w:pPr>
+        <w:spacing w:line="360" w:lineRule="auto" w:after="120"/>
+        <w:ind w:firstLine="0"/>
+        <w:jc w:val="both"/>
+      </w:pPr>
+      <w:r>
+        <w:rPr>
+          <w:rFonts w:ascii="Times New Roman" w:hAnsi="Times New Roman" w:eastAsia="Times New Roman"/>
+          <w:b/>
+          <w:i w:val="0"/>
+          <w:color w:val="000000"/>
+          <w:sz w:val="26"/>
+        </w:rPr>
+        <w:t>c. Temporal Convolution và Dilated Convolution:</w:t>
+      </w:r>
+    </w:p>
+    <w:p>
+      <w:pPr>
+        <w:spacing w:line="360" w:lineRule="auto" w:after="120"/>
+        <w:ind w:firstLine="0"/>
+        <w:jc w:val="both"/>
+      </w:pPr>
+      <w:r>
+        <w:rPr>
+          <w:rFonts w:ascii="Times New Roman" w:hAnsi="Times New Roman" w:eastAsia="Times New Roman"/>
+          <w:b w:val="0"/>
+          <w:i w:val="0"/>
+          <w:color w:val="000000"/>
+          <w:sz w:val="26"/>
+        </w:rPr>
+        <w:t>Trong tiếng nói, thứ tự theo thời gian rất quan trọng (ví dụ âm /s/ → /t/ → /o/ → /p/ tạo thành từ 'stop'). Temporal Convolution tập trung các phép tích chập dọc theo trục thời gian để nắm bắt ngữ cảnh phát âm.</w:t>
+      </w:r>
+    </w:p>
+    <w:p>
+      <w:pPr>
+        <w:spacing w:line="360" w:lineRule="auto" w:after="120"/>
+        <w:ind w:firstLine="0"/>
+        <w:jc w:val="both"/>
+      </w:pPr>
+      <w:r>
+        <w:rPr>
+          <w:rFonts w:ascii="Times New Roman" w:hAnsi="Times New Roman" w:eastAsia="Times New Roman"/>
+          <w:b w:val="0"/>
+          <w:i w:val="0"/>
+          <w:color w:val="000000"/>
+          <w:sz w:val="26"/>
+        </w:rPr>
+        <w:t>Dilated Convolution mở rộng trường tiếp nhận bằng cách đặt khoảng cách giữa các phần tử trong kernel (dilation rate d = 1, 2, 4,...). Nhờ đó, mạng có thể quan sát một đoạn thời gian dài hơn mà không cần tăng kích thước kernel và không làm tăng số lượng tham số.</w:t>
+      </w:r>
+    </w:p>
+    <w:p>
+      <w:pPr>
+        <w:spacing w:line="360" w:lineRule="auto" w:after="120"/>
+        <w:ind w:firstLine="0"/>
+        <w:jc w:val="both"/>
+      </w:pPr>
+      <w:r>
+        <w:rPr>
+          <w:rFonts w:ascii="Times New Roman" w:hAnsi="Times New Roman" w:eastAsia="Times New Roman"/>
+          <w:b/>
+          <w:i w:val="0"/>
+          <w:color w:val="000000"/>
+          <w:sz w:val="26"/>
+        </w:rPr>
+        <w:t>d. TD-ResNet:</w:t>
+      </w:r>
+    </w:p>
+    <w:p>
+      <w:pPr>
+        <w:spacing w:line="360" w:lineRule="auto" w:after="120"/>
+        <w:ind w:firstLine="0"/>
+        <w:jc w:val="both"/>
+      </w:pPr>
+      <w:r>
+        <w:rPr>
+          <w:rFonts w:ascii="Times New Roman" w:hAnsi="Times New Roman" w:eastAsia="Times New Roman"/>
+          <w:b w:val="0"/>
+          <w:i w:val="0"/>
+          <w:color w:val="000000"/>
+          <w:sz w:val="26"/>
+        </w:rPr>
+        <w:t>TD-ResNet kết hợp ba ý tưởng: Temporal Convolution + Dilated Convolution + Residual Connection. Luồng xử lý tổng quát: Đầu vào Mel-spectrogram → Temporal Conv → Các Residual Blocks với Dilation tăng dần → Global Average Pooling → Vector Embedding.</w:t>
+      </w:r>
+    </w:p>
+    <w:p>
+      <w:pPr>
+        <w:keepNext/>
+        <w:spacing w:before="160"/>
+        <w:jc w:val="center"/>
+      </w:pPr>
+      <w:r>
+        <w:drawing>
+          <wp:inline xmlns:a="http://schemas.openxmlformats.org/drawingml/2006/main" xmlns:pic="http://schemas.openxmlformats.org/drawingml/2006/picture">
+            <wp:extent cx="5400000" cy="1584571"/>
+            <wp:docPr id="3" name="Picture 3"/>
+            <wp:cNvGraphicFramePr>
+              <a:graphicFrameLocks noChangeAspect="1"/>
+            </wp:cNvGraphicFramePr>
+            <a:graphic>
+              <a:graphicData uri="http://schemas.openxmlformats.org/drawingml/2006/picture">
+                <pic:pic>
+                  <pic:nvPicPr>
+                    <pic:cNvPr id="0" name="fig_2_tdresnet.png"/>
+                    <pic:cNvPicPr/>
+                  </pic:nvPicPr>
+                  <pic:blipFill>
+                    <a:blip r:embed="rId11"/>
+                    <a:stretch>
+                      <a:fillRect/>
+                    </a:stretch>
+                  </pic:blipFill>
+                  <pic:spPr>
+                    <a:xfrm>
+                      <a:off x="0" y="0"/>
+                      <a:ext cx="5400000" cy="1584571"/>
+                    </a:xfrm>
+                    <a:prstGeom prst="rect"/>
+                  </pic:spPr>
+                </pic:pic>
+              </a:graphicData>
+            </a:graphic>
+          </wp:inline>
+        </w:drawing>
+      </w:r>
+    </w:p>
+    <w:p>
+      <w:pPr>
+        <w:spacing w:after="200"/>
+        <w:jc w:val="center"/>
+      </w:pPr>
+      <w:r>
+        <w:rPr>
+          <w:rFonts w:ascii="Times New Roman" w:hAnsi="Times New Roman" w:eastAsia="Times New Roman"/>
+          <w:i/>
+          <w:color w:val="000000"/>
+          <w:sz w:val="22"/>
+        </w:rPr>
+        <w:t>Hình 1.3. Kiến trúc tổng quát của TD-ResNet dùng làm embedding network</w:t>
+      </w:r>
+    </w:p>
+    <w:p>
+      <w:pPr>
+        <w:keepNext/>
+        <w:spacing w:before="160"/>
+        <w:jc w:val="center"/>
+      </w:pPr>
+      <w:r>
+        <w:drawing>
+          <wp:inline xmlns:a="http://schemas.openxmlformats.org/drawingml/2006/main" xmlns:pic="http://schemas.openxmlformats.org/drawingml/2006/picture">
+            <wp:extent cx="5400000" cy="2319963"/>
+            <wp:docPr id="4" name="Picture 4"/>
+            <wp:cNvGraphicFramePr>
+              <a:graphicFrameLocks noChangeAspect="1"/>
+            </wp:cNvGraphicFramePr>
+            <a:graphic>
+              <a:graphicData uri="http://schemas.openxmlformats.org/drawingml/2006/picture">
+                <pic:pic>
+                  <pic:nvPicPr>
+                    <pic:cNvPr id="0" name="fig_8_tdresnet_residual_block.png"/>
+                    <pic:cNvPicPr/>
+                  </pic:nvPicPr>
+                  <pic:blipFill>
+                    <a:blip r:embed="rId12"/>
+                    <a:stretch>
+                      <a:fillRect/>
+                    </a:stretch>
+                  </pic:blipFill>
+                  <pic:spPr>
+                    <a:xfrm>
+                      <a:off x="0" y="0"/>
+                      <a:ext cx="5400000" cy="2319963"/>
+                    </a:xfrm>
+                    <a:prstGeom prst="rect"/>
+                  </pic:spPr>
+                </pic:pic>
+              </a:graphicData>
+            </a:graphic>
+          </wp:inline>
+        </w:drawing>
+      </w:r>
+    </w:p>
+    <w:p>
+      <w:pPr>
+        <w:spacing w:after="200"/>
+        <w:jc w:val="center"/>
+      </w:pPr>
+      <w:r>
+        <w:rPr>
+          <w:rFonts w:ascii="Times New Roman" w:hAnsi="Times New Roman" w:eastAsia="Times New Roman"/>
+          <w:i/>
+          <w:color w:val="000000"/>
+          <w:sz w:val="22"/>
+        </w:rPr>
+        <w:t>Hình 1.4. Cấu trúc khối residual block với temporal dilated convolution</w:t>
+      </w:r>
+    </w:p>
+    <w:p>
+      <w:pPr>
+        <w:pStyle w:val="Heading3"/>
+        <w:keepNext/>
+        <w:spacing w:before="200" w:after="80"/>
+      </w:pPr>
+      <w:r>
+        <w:rPr>
+          <w:rFonts w:ascii="Times New Roman" w:hAnsi="Times New Roman" w:eastAsia="Times New Roman"/>
+          <w:b/>
+          <w:color w:val="000000"/>
+          <w:sz w:val="26"/>
+        </w:rPr>
+        <w:t>1.3.3. Siamese Network</w:t>
+      </w:r>
+    </w:p>
+    <w:p>
+      <w:pPr>
+        <w:spacing w:line="360" w:lineRule="auto" w:after="120"/>
+        <w:ind w:firstLine="0"/>
+        <w:jc w:val="both"/>
+      </w:pPr>
+      <w:r>
+        <w:rPr>
+          <w:rFonts w:ascii="Times New Roman" w:hAnsi="Times New Roman" w:eastAsia="Times New Roman"/>
+          <w:b w:val="0"/>
+          <w:i w:val="0"/>
+          <w:color w:val="000000"/>
+          <w:sz w:val="26"/>
+        </w:rPr>
+        <w:t>Siamese Network gồm hai nhánh mạng có cấu trúc giống hệt nhau và chia sẻ chung trọng số θ. Khi đưa hai mẫu x_1 và x_2 vào, hai nhánh tạo ra hai vector embedding z_1 = f_θ(x_1) và z_2 = f_θ(x_2). Khoảng cách d(z_1, z_2) được tính toán. Nếu cùng nhãn, mô hình kéo hai vector lại gần nhau; nếu khác nhãn, mô hình đẩy hai vector ra xa nhau vượt qua một khoảng cách biên margin m.</w:t>
+      </w:r>
+    </w:p>
+    <w:p>
+      <w:pPr>
+        <w:keepNext/>
+        <w:spacing w:before="160"/>
+        <w:jc w:val="center"/>
+      </w:pPr>
+      <w:r>
+        <w:drawing>
+          <wp:inline xmlns:a="http://schemas.openxmlformats.org/drawingml/2006/main" xmlns:pic="http://schemas.openxmlformats.org/drawingml/2006/picture">
+            <wp:extent cx="5400000" cy="2033530"/>
+            <wp:docPr id="5" name="Picture 5"/>
+            <wp:cNvGraphicFramePr>
+              <a:graphicFrameLocks noChangeAspect="1"/>
+            </wp:cNvGraphicFramePr>
+            <a:graphic>
+              <a:graphicData uri="http://schemas.openxmlformats.org/drawingml/2006/picture">
+                <pic:pic>
+                  <pic:nvPicPr>
+                    <pic:cNvPr id="0" name="fig_6_siamese_architecture.png"/>
+                    <pic:cNvPicPr/>
+                  </pic:nvPicPr>
+                  <pic:blipFill>
+                    <a:blip r:embed="rId13"/>
+                    <a:stretch>
+                      <a:fillRect/>
+                    </a:stretch>
+                  </pic:blipFill>
+                  <pic:spPr>
+                    <a:xfrm>
+                      <a:off x="0" y="0"/>
+                      <a:ext cx="5400000" cy="2033530"/>
+                    </a:xfrm>
+                    <a:prstGeom prst="rect"/>
+                  </pic:spPr>
+                </pic:pic>
+              </a:graphicData>
+            </a:graphic>
+          </wp:inline>
+        </w:drawing>
+      </w:r>
+    </w:p>
+    <w:p>
+      <w:pPr>
+        <w:spacing w:after="200"/>
+        <w:jc w:val="center"/>
+      </w:pPr>
+      <w:r>
+        <w:rPr>
+          <w:rFonts w:ascii="Times New Roman" w:hAnsi="Times New Roman" w:eastAsia="Times New Roman"/>
+          <w:i/>
+          <w:color w:val="000000"/>
+          <w:sz w:val="22"/>
+        </w:rPr>
+        <w:t>Hình 1.5. Kiến trúc và luồng xử lý của Siamese Network</w:t>
+      </w:r>
+    </w:p>
+    <w:p>
+      <w:pPr>
+        <w:pStyle w:val="Heading3"/>
+        <w:keepNext/>
+        <w:spacing w:before="200" w:after="80"/>
+      </w:pPr>
+      <w:r>
+        <w:rPr>
+          <w:rFonts w:ascii="Times New Roman" w:hAnsi="Times New Roman" w:eastAsia="Times New Roman"/>
+          <w:b/>
+          <w:color w:val="000000"/>
+          <w:sz w:val="26"/>
+        </w:rPr>
+        <w:t>1.3.4. Matching Network</w:t>
+      </w:r>
+    </w:p>
+    <w:p>
+      <w:pPr>
+        <w:spacing w:line="360" w:lineRule="auto" w:after="120"/>
+        <w:ind w:firstLine="0"/>
+        <w:jc w:val="both"/>
+      </w:pPr>
+      <w:r>
+        <w:rPr>
+          <w:rFonts w:ascii="Times New Roman" w:hAnsi="Times New Roman" w:eastAsia="Times New Roman"/>
+          <w:b w:val="0"/>
+          <w:i w:val="0"/>
+          <w:color w:val="000000"/>
+          <w:sz w:val="26"/>
+        </w:rPr>
+        <w:t>Matching Network lưu trữ toàn bộ các mẫu tham chiếu trong Support Set. Khi có mẫu Query x, mô hình tính toán embedding cho Query và cho từng mẫu Support x_i. Độ tương đồng Cosine được chuẩn hóa qua hàm Softmax để tạo thành các trọng số chú ý a(x, x_i). Nhãn dự đoán là tổng có trọng số của các nhãn trong Support Set:</w:t>
+      </w:r>
+    </w:p>
+    <w:p>
+      <w:pPr>
+        <w:spacing w:before="80" w:after="120"/>
+        <w:jc w:val="center"/>
+      </w:pPr>
+      <w:r>
+        <w:rPr>
+          <w:rFonts w:ascii="Cambria Math" w:hAnsi="Cambria Math" w:eastAsia="Cambria Math"/>
+          <w:color w:val="000000"/>
+          <w:sz w:val="24"/>
+        </w:rPr>
+        <w:t>\hat{y} = \sum_{i=1}^{|S|} a(x, x_i) y_i</w:t>
+      </w:r>
+    </w:p>
+    <w:p>
+      <w:pPr>
+        <w:keepNext/>
+        <w:spacing w:before="160"/>
+        <w:jc w:val="center"/>
+      </w:pPr>
+      <w:r>
+        <w:drawing>
+          <wp:inline xmlns:a="http://schemas.openxmlformats.org/drawingml/2006/main" xmlns:pic="http://schemas.openxmlformats.org/drawingml/2006/picture">
+            <wp:extent cx="5400000" cy="2033530"/>
+            <wp:docPr id="6" name="Picture 6"/>
+            <wp:cNvGraphicFramePr>
+              <a:graphicFrameLocks noChangeAspect="1"/>
+            </wp:cNvGraphicFramePr>
+            <a:graphic>
+              <a:graphicData uri="http://schemas.openxmlformats.org/drawingml/2006/picture">
+                <pic:pic>
+                  <pic:nvPicPr>
+                    <pic:cNvPr id="0" name="fig_7_matching_architecture.png"/>
+                    <pic:cNvPicPr/>
+                  </pic:nvPicPr>
+                  <pic:blipFill>
+                    <a:blip r:embed="rId14"/>
+                    <a:stretch>
+                      <a:fillRect/>
+                    </a:stretch>
+                  </pic:blipFill>
+                  <pic:spPr>
+                    <a:xfrm>
+                      <a:off x="0" y="0"/>
+                      <a:ext cx="5400000" cy="2033530"/>
+                    </a:xfrm>
+                    <a:prstGeom prst="rect"/>
+                  </pic:spPr>
+                </pic:pic>
+              </a:graphicData>
+            </a:graphic>
+          </wp:inline>
+        </w:drawing>
+      </w:r>
+    </w:p>
+    <w:p>
+      <w:pPr>
+        <w:spacing w:after="200"/>
+        <w:jc w:val="center"/>
+      </w:pPr>
+      <w:r>
+        <w:rPr>
+          <w:rFonts w:ascii="Times New Roman" w:hAnsi="Times New Roman" w:eastAsia="Times New Roman"/>
+          <w:i/>
+          <w:color w:val="000000"/>
+          <w:sz w:val="22"/>
+        </w:rPr>
+        <w:t>Hình 1.6. Luồng suy luận của Matching Network</w:t>
+      </w:r>
+    </w:p>
+    <w:p>
+      <w:pPr>
+        <w:pStyle w:val="Heading3"/>
+        <w:keepNext/>
+        <w:spacing w:before="200" w:after="80"/>
+      </w:pPr>
+      <w:r>
+        <w:rPr>
+          <w:rFonts w:ascii="Times New Roman" w:hAnsi="Times New Roman" w:eastAsia="Times New Roman"/>
+          <w:b/>
+          <w:color w:val="000000"/>
+          <w:sz w:val="26"/>
+        </w:rPr>
+        <w:t>1.3.5. Prototypical Network</w:t>
+      </w:r>
+    </w:p>
+    <w:p>
+      <w:pPr>
+        <w:spacing w:line="360" w:lineRule="auto" w:after="120"/>
+        <w:ind w:firstLine="0"/>
+        <w:jc w:val="both"/>
+      </w:pPr>
+      <w:r>
+        <w:rPr>
+          <w:rFonts w:ascii="Times New Roman" w:hAnsi="Times New Roman" w:eastAsia="Times New Roman"/>
+          <w:b w:val="0"/>
+          <w:i w:val="0"/>
+          <w:color w:val="000000"/>
+          <w:sz w:val="26"/>
+        </w:rPr>
+        <w:t>Prototypical Network hoạt động theo 5 bước rõ ràng:</w:t>
+      </w:r>
+    </w:p>
+    <w:p>
+      <w:pPr>
+        <w:spacing w:line="360" w:lineRule="auto" w:after="80"/>
+        <w:ind w:left="340" w:hanging="340"/>
+        <w:jc w:val="both"/>
+      </w:pPr>
+      <w:r>
+        <w:rPr>
+          <w:rFonts w:ascii="Times New Roman" w:hAnsi="Times New Roman" w:eastAsia="Times New Roman"/>
+          <w:b/>
+          <w:color w:val="000000"/>
+          <w:sz w:val="26"/>
+        </w:rPr>
+        <w:t xml:space="preserve">-- </w:t>
+      </w:r>
+      <w:r>
+        <w:rPr>
+          <w:rFonts w:ascii="Times New Roman" w:hAnsi="Times New Roman" w:eastAsia="Times New Roman"/>
+          <w:b/>
+          <w:color w:val="000000"/>
+          <w:sz w:val="26"/>
+        </w:rPr>
+        <w:t xml:space="preserve">Bước 1: Tạo embedding cho Support Set: </w:t>
+      </w:r>
+      <w:r>
+        <w:rPr>
+          <w:rFonts w:ascii="Times New Roman" w:hAnsi="Times New Roman" w:eastAsia="Times New Roman"/>
+          <w:color w:val="000000"/>
+          <w:sz w:val="26"/>
+        </w:rPr>
+        <w:t>Mỗi mẫu âm thanh x trong Support Set được đưa qua embedding network f_θ để tạo vector đặc trưng z = f_θ(x).</w:t>
+      </w:r>
+    </w:p>
+    <w:p>
+      <w:pPr>
+        <w:spacing w:line="360" w:lineRule="auto" w:after="80"/>
+        <w:ind w:left="340" w:hanging="340"/>
+        <w:jc w:val="both"/>
+      </w:pPr>
+      <w:r>
+        <w:rPr>
+          <w:rFonts w:ascii="Times New Roman" w:hAnsi="Times New Roman" w:eastAsia="Times New Roman"/>
+          <w:b/>
+          <w:color w:val="000000"/>
+          <w:sz w:val="26"/>
+        </w:rPr>
+        <w:t xml:space="preserve">-- </w:t>
+      </w:r>
+      <w:r>
+        <w:rPr>
+          <w:rFonts w:ascii="Times New Roman" w:hAnsi="Times New Roman" w:eastAsia="Times New Roman"/>
+          <w:b/>
+          <w:color w:val="000000"/>
+          <w:sz w:val="26"/>
+        </w:rPr>
+        <w:t xml:space="preserve">Bước 2: Tính Prototype cho từng lớp: </w:t>
+      </w:r>
+      <w:r>
+        <w:rPr>
+          <w:rFonts w:ascii="Times New Roman" w:hAnsi="Times New Roman" w:eastAsia="Times New Roman"/>
+          <w:color w:val="000000"/>
+          <w:sz w:val="26"/>
+        </w:rPr>
+        <w:t>Với mỗi từ khóa k, lấy trung bình cộng các vector embedding của các mẫu thuộc từ khóa đó để tạo thành prototype c_k = (1/K) ∑ z_i.</w:t>
+      </w:r>
+    </w:p>
+    <w:p>
+      <w:pPr>
+        <w:spacing w:line="360" w:lineRule="auto" w:after="80"/>
+        <w:ind w:left="340" w:hanging="340"/>
+        <w:jc w:val="both"/>
+      </w:pPr>
+      <w:r>
+        <w:rPr>
+          <w:rFonts w:ascii="Times New Roman" w:hAnsi="Times New Roman" w:eastAsia="Times New Roman"/>
+          <w:b/>
+          <w:color w:val="000000"/>
+          <w:sz w:val="26"/>
+        </w:rPr>
+        <w:t xml:space="preserve">-- </w:t>
+      </w:r>
+      <w:r>
+        <w:rPr>
+          <w:rFonts w:ascii="Times New Roman" w:hAnsi="Times New Roman" w:eastAsia="Times New Roman"/>
+          <w:b/>
+          <w:color w:val="000000"/>
+          <w:sz w:val="26"/>
+        </w:rPr>
+        <w:t xml:space="preserve">Bước 3: Tạo embedding cho Query: </w:t>
+      </w:r>
+      <w:r>
+        <w:rPr>
+          <w:rFonts w:ascii="Times New Roman" w:hAnsi="Times New Roman" w:eastAsia="Times New Roman"/>
+          <w:color w:val="000000"/>
+          <w:sz w:val="26"/>
+        </w:rPr>
+        <w:t>Đoạn âm thanh cần nhận diện x_q được đưa qua cùng mạng f_θ để tạo vector embedding z_q = f_θ(x_q).</w:t>
+      </w:r>
+    </w:p>
+    <w:p>
+      <w:pPr>
+        <w:spacing w:line="360" w:lineRule="auto" w:after="80"/>
+        <w:ind w:left="340" w:hanging="340"/>
+        <w:jc w:val="both"/>
+      </w:pPr>
+      <w:r>
+        <w:rPr>
+          <w:rFonts w:ascii="Times New Roman" w:hAnsi="Times New Roman" w:eastAsia="Times New Roman"/>
+          <w:b/>
+          <w:color w:val="000000"/>
+          <w:sz w:val="26"/>
+        </w:rPr>
+        <w:t xml:space="preserve">-- </w:t>
+      </w:r>
+      <w:r>
+        <w:rPr>
+          <w:rFonts w:ascii="Times New Roman" w:hAnsi="Times New Roman" w:eastAsia="Times New Roman"/>
+          <w:b/>
+          <w:color w:val="000000"/>
+          <w:sz w:val="26"/>
+        </w:rPr>
+        <w:t xml:space="preserve">Bước 4: Tính khoảng cách: </w:t>
+      </w:r>
+      <w:r>
+        <w:rPr>
+          <w:rFonts w:ascii="Times New Roman" w:hAnsi="Times New Roman" w:eastAsia="Times New Roman"/>
+          <w:color w:val="000000"/>
+          <w:sz w:val="26"/>
+        </w:rPr>
+        <w:t>Tính khoảng cách Euclid từ z_q đến prototype của từng từ khóa: d_k = ||z_q - c_k||^2.</w:t>
+      </w:r>
+    </w:p>
+    <w:p>
+      <w:pPr>
+        <w:spacing w:line="360" w:lineRule="auto" w:after="80"/>
+        <w:ind w:left="340" w:hanging="340"/>
+        <w:jc w:val="both"/>
+      </w:pPr>
+      <w:r>
+        <w:rPr>
+          <w:rFonts w:ascii="Times New Roman" w:hAnsi="Times New Roman" w:eastAsia="Times New Roman"/>
+          <w:b/>
+          <w:color w:val="000000"/>
+          <w:sz w:val="26"/>
+        </w:rPr>
+        <w:t xml:space="preserve">-- </w:t>
+      </w:r>
+      <w:r>
+        <w:rPr>
+          <w:rFonts w:ascii="Times New Roman" w:hAnsi="Times New Roman" w:eastAsia="Times New Roman"/>
+          <w:b/>
+          <w:color w:val="000000"/>
+          <w:sz w:val="26"/>
+        </w:rPr>
+        <w:t xml:space="preserve">Bước 5: Dự đoán nhãn: </w:t>
+      </w:r>
+      <w:r>
+        <w:rPr>
+          <w:rFonts w:ascii="Times New Roman" w:hAnsi="Times New Roman" w:eastAsia="Times New Roman"/>
+          <w:color w:val="000000"/>
+          <w:sz w:val="26"/>
+        </w:rPr>
+        <w:t>Khoảng cách được chuyển thành xác suất qua hàm Softmax. Từ khóa có khoảng cách gần nhất (xác suất cao nhất) được chọn làm kết quả dự đoán.</w:t>
+      </w:r>
+    </w:p>
+    <w:p>
+      <w:pPr>
+        <w:keepNext/>
+        <w:spacing w:before="160"/>
+        <w:jc w:val="center"/>
+      </w:pPr>
+      <w:r>
+        <w:drawing>
+          <wp:inline xmlns:a="http://schemas.openxmlformats.org/drawingml/2006/main" xmlns:pic="http://schemas.openxmlformats.org/drawingml/2006/picture">
+            <wp:extent cx="5400000" cy="2132797"/>
+            <wp:docPr id="7" name="Picture 7"/>
+            <wp:cNvGraphicFramePr>
+              <a:graphicFrameLocks noChangeAspect="1"/>
+            </wp:cNvGraphicFramePr>
+            <a:graphic>
+              <a:graphicData uri="http://schemas.openxmlformats.org/drawingml/2006/picture">
+                <pic:pic>
+                  <pic:nvPicPr>
+                    <pic:cNvPr id="0" name="fig_4_episodic_training.png"/>
+                    <pic:cNvPicPr/>
+                  </pic:nvPicPr>
+                  <pic:blipFill>
+                    <a:blip r:embed="rId15"/>
+                    <a:stretch>
+                      <a:fillRect/>
+                    </a:stretch>
+                  </pic:blipFill>
+                  <pic:spPr>
+                    <a:xfrm>
+                      <a:off x="0" y="0"/>
+                      <a:ext cx="5400000" cy="2132797"/>
+                    </a:xfrm>
+                    <a:prstGeom prst="rect"/>
+                  </pic:spPr>
+                </pic:pic>
+              </a:graphicData>
+            </a:graphic>
+          </wp:inline>
+        </w:drawing>
+      </w:r>
+    </w:p>
+    <w:p>
+      <w:pPr>
+        <w:spacing w:after="200"/>
+        <w:jc w:val="center"/>
+      </w:pPr>
+      <w:r>
+        <w:rPr>
+          <w:rFonts w:ascii="Times New Roman" w:hAnsi="Times New Roman" w:eastAsia="Times New Roman"/>
+          <w:i/>
+          <w:color w:val="000000"/>
+          <w:sz w:val="22"/>
+        </w:rPr>
+        <w:t>Hình 1.7. Quy trình huấn luyện theo episode của Prototypical Network</w:t>
+      </w:r>
+    </w:p>
+    <w:p>
+      <w:pPr>
+        <w:pStyle w:val="Heading3"/>
+        <w:keepNext/>
+        <w:spacing w:before="200" w:after="80"/>
+      </w:pPr>
+      <w:r>
+        <w:rPr>
+          <w:rFonts w:ascii="Times New Roman" w:hAnsi="Times New Roman" w:eastAsia="Times New Roman"/>
+          <w:b/>
+          <w:color w:val="000000"/>
+          <w:sz w:val="26"/>
+        </w:rPr>
+        <w:t>1.3.6. Mô hình thực sự học gì?</w:t>
+      </w:r>
+    </w:p>
+    <w:p>
+      <w:pPr>
+        <w:spacing w:line="360" w:lineRule="auto" w:after="120"/>
+        <w:ind w:firstLine="0"/>
+        <w:jc w:val="both"/>
+      </w:pPr>
+      <w:r>
+        <w:rPr>
+          <w:rFonts w:ascii="Times New Roman" w:hAnsi="Times New Roman" w:eastAsia="Times New Roman"/>
+          <w:b w:val="0"/>
+          <w:i w:val="0"/>
+          <w:color w:val="000000"/>
+          <w:sz w:val="26"/>
+        </w:rPr>
+        <w:t>Cần nhấn mạnh: Prototype không phải là tham số có thể học trực tiếp bằng gradient descent. Prototype được tính toán lại trong từng episode từ các mẫu Support có sẵn.</w:t>
+      </w:r>
+    </w:p>
+    <w:p>
+      <w:pPr>
+        <w:spacing w:line="360" w:lineRule="auto" w:after="120"/>
+        <w:ind w:firstLine="0"/>
+        <w:jc w:val="both"/>
+      </w:pPr>
+      <w:r>
+        <w:rPr>
+          <w:rFonts w:ascii="Times New Roman" w:hAnsi="Times New Roman" w:eastAsia="Times New Roman"/>
+          <w:b w:val="0"/>
+          <w:i w:val="0"/>
+          <w:color w:val="000000"/>
+          <w:sz w:val="26"/>
+        </w:rPr>
+        <w:t>Thành phần thực sự được học trong quá trình huấn luyện chính là các tham số θ của mạng trích xuất đặc trưng (TD-ResNet). Mô hình học cách biến đổi các tín hiệu âm thanh phức tạp thành các vector sao cho mẫu cùng từ khóa gom thành cụm chặt chẽ, và các cụm từ khóa khác nhau tách biệt rõ ràng.</w:t>
+      </w:r>
+    </w:p>
+    <w:p>
+      <w:pPr>
+        <w:pStyle w:val="Heading3"/>
+        <w:keepNext/>
+        <w:spacing w:before="200" w:after="80"/>
+      </w:pPr>
+      <w:r>
+        <w:rPr>
+          <w:rFonts w:ascii="Times New Roman" w:hAnsi="Times New Roman" w:eastAsia="Times New Roman"/>
+          <w:b/>
+          <w:color w:val="000000"/>
+          <w:sz w:val="26"/>
+        </w:rPr>
+        <w:t>1.3.7. Bảng so sánh tổng hợp các mô hình</w:t>
+      </w:r>
+    </w:p>
+    <w:p>
+      <w:pPr>
+        <w:spacing w:line="360" w:lineRule="auto" w:after="120"/>
+        <w:ind w:firstLine="0"/>
+        <w:jc w:val="both"/>
+      </w:pPr>
+      <w:r>
+        <w:rPr>
+          <w:rFonts w:ascii="Times New Roman" w:hAnsi="Times New Roman" w:eastAsia="Times New Roman"/>
+          <w:b w:val="0"/>
+          <w:i w:val="0"/>
+          <w:color w:val="000000"/>
+          <w:sz w:val="26"/>
+        </w:rPr>
+        <w:t>Bảng 1.1 so sánh cơ chế biểu diễn lớp và số phép so sánh khi suy luận giữa các phương pháp:</w:t>
       </w:r>
     </w:p>
     <w:tbl>
@@ -981,11 +2593,10 @@
         <w:tblLook w:firstColumn="1" w:firstRow="1" w:lastColumn="0" w:lastRow="0" w:noHBand="0" w:noVBand="1" w:val="04A0"/>
       </w:tblPr>
       <w:tblGrid>
-        <w:gridCol w:w="1881"/>
-        <w:gridCol w:w="1881"/>
-        <w:gridCol w:w="1881"/>
-        <w:gridCol w:w="1881"/>
-        <w:gridCol w:w="1881"/>
+        <w:gridCol w:w="2351"/>
+        <w:gridCol w:w="2351"/>
+        <w:gridCol w:w="2351"/>
+        <w:gridCol w:w="2351"/>
       </w:tblGrid>
       <w:tr>
         <w:tc>
@@ -1026,7 +2637,7 @@
                 <w:color w:val="000000"/>
                 <w:sz w:val="22"/>
               </w:rPr>
-              <w:t>Đầu ra / Biểu diễn lớp</w:t>
+              <w:t>Cách biểu diễn lớp</w:t>
             </w:r>
           </w:p>
         </w:tc>
@@ -1047,13 +2658,13 @@
                 <w:color w:val="000000"/>
                 <w:sz w:val="22"/>
               </w:rPr>
-              <w:t>Số phép so sánh suy luận</w:t>
+              <w:t>Số phép so sánh khi suy luận</w:t>
             </w:r>
           </w:p>
         </w:tc>
         <w:tc>
           <w:tcPr>
-            <w:tcW w:type="dxa" w:w="1587"/>
+            <w:tcW w:type="dxa" w:w="2721"/>
             <w:shd w:fill="E2E8F0"/>
           </w:tcPr>
           <w:p>
@@ -1068,28 +2679,7 @@
                 <w:color w:val="000000"/>
                 <w:sz w:val="22"/>
               </w:rPr>
-              <w:t>Khả năng thêm từ khóa mới</w:t>
-            </w:r>
-          </w:p>
-        </w:tc>
-        <w:tc>
-          <w:tcPr>
-            <w:tcW w:type="dxa" w:w="1417"/>
-            <w:shd w:fill="E2E8F0"/>
-          </w:tcPr>
-          <w:p>
-            <w:pPr>
-              <w:spacing w:after="60" w:line="276" w:lineRule="auto"/>
-              <w:jc w:val="center"/>
-            </w:pPr>
-            <w:r>
-              <w:rPr>
-                <w:rFonts w:ascii="Times New Roman" w:hAnsi="Times New Roman" w:eastAsia="Times New Roman"/>
-                <w:b/>
-                <w:color w:val="000000"/>
-                <w:sz w:val="22"/>
-              </w:rPr>
-              <w:t>Độ phức tạp bộ nhớ</w:t>
+              <w:t>Đặc điểm chính</w:t>
             </w:r>
           </w:p>
         </w:tc>
@@ -1110,7 +2700,7 @@
                 <w:color w:val="000000"/>
                 <w:sz w:val="21"/>
               </w:rPr>
-              <w:t>CNN truyền thống</w:t>
+              <w:t>CNN / TD-ResNet phân loại</w:t>
             </w:r>
           </w:p>
         </w:tc>
@@ -1129,7 +2719,7 @@
                 <w:color w:val="000000"/>
                 <w:sz w:val="21"/>
               </w:rPr>
-              <w:t>Lớp Softmax cố định (C lớp)</w:t>
+              <w:t>Các neuron ở lớp Softmax đầu ra</w:t>
             </w:r>
           </w:p>
         </w:tc>
@@ -1148,13 +2738,13 @@
                 <w:color w:val="000000"/>
                 <w:sz w:val="21"/>
               </w:rPr>
-              <w:t>1 lần forward (O(1))</w:t>
+              <w:t>1 lần qua mạng</w:t>
             </w:r>
           </w:p>
         </w:tc>
         <w:tc>
           <w:tcPr>
-            <w:tcW w:type="dxa" w:w="1587"/>
+            <w:tcW w:type="dxa" w:w="2721"/>
           </w:tcPr>
           <w:p>
             <w:pPr>
@@ -1167,26 +2757,7 @@
                 <w:color w:val="000000"/>
                 <w:sz w:val="21"/>
               </w:rPr>
-              <w:t>Không (phải train lại)</w:t>
-            </w:r>
-          </w:p>
-        </w:tc>
-        <w:tc>
-          <w:tcPr>
-            <w:tcW w:type="dxa" w:w="1417"/>
-          </w:tcPr>
-          <w:p>
-            <w:pPr>
-              <w:spacing w:after="60" w:line="276" w:lineRule="auto"/>
-              <w:jc w:val="left"/>
-            </w:pPr>
-            <w:r>
-              <w:rPr>
-                <w:rFonts w:ascii="Times New Roman" w:hAnsi="Times New Roman" w:eastAsia="Times New Roman"/>
-                <w:color w:val="000000"/>
-                <w:sz w:val="21"/>
-              </w:rPr>
-              <w:t>Thấp (trọng số cố định)</w:t>
+              <w:t>Chỉ nhận diện các từ khóa cố định đã học</w:t>
             </w:r>
           </w:p>
         </w:tc>
@@ -1226,7 +2797,7 @@
                 <w:color w:val="000000"/>
                 <w:sz w:val="21"/>
               </w:rPr>
-              <w:t>Khoảng cách giữa từng cặp mẫu</w:t>
+              <w:t>Không có đại diện lớp, so sánh từng cặp</w:t>
             </w:r>
           </w:p>
         </w:tc>
@@ -1245,13 +2816,13 @@
                 <w:color w:val="000000"/>
                 <w:sz w:val="21"/>
               </w:rPr>
-              <w:t>N × K phép so sánh (O(N·K))</w:t>
+              <w:t>N × K phép so sánh</w:t>
             </w:r>
           </w:p>
         </w:tc>
         <w:tc>
           <w:tcPr>
-            <w:tcW w:type="dxa" w:w="1587"/>
+            <w:tcW w:type="dxa" w:w="2721"/>
           </w:tcPr>
           <w:p>
             <w:pPr>
@@ -1264,26 +2835,7 @@
                 <w:color w:val="000000"/>
                 <w:sz w:val="21"/>
               </w:rPr>
-              <w:t>Tốt (thông qua so cặp)</w:t>
-            </w:r>
-          </w:p>
-        </w:tc>
-        <w:tc>
-          <w:tcPr>
-            <w:tcW w:type="dxa" w:w="1417"/>
-          </w:tcPr>
-          <w:p>
-            <w:pPr>
-              <w:spacing w:after="60" w:line="276" w:lineRule="auto"/>
-              <w:jc w:val="left"/>
-            </w:pPr>
-            <w:r>
-              <w:rPr>
-                <w:rFonts w:ascii="Times New Roman" w:hAnsi="Times New Roman" w:eastAsia="Times New Roman"/>
-                <w:color w:val="000000"/>
-                <w:sz w:val="21"/>
-              </w:rPr>
-              <w:t>Trung bình (lưu Support Set)</w:t>
+              <w:t>Phù hợp bài toán xác minh cùng/khác từ khóa</w:t>
             </w:r>
           </w:p>
         </w:tc>
@@ -1323,7 +2875,7 @@
                 <w:color w:val="000000"/>
                 <w:sz w:val="21"/>
               </w:rPr>
-              <w:t>Attention trên toàn bộ Support Set</w:t>
+              <w:t>Tập hợp toàn bộ các mẫu trong Support Set</w:t>
             </w:r>
           </w:p>
         </w:tc>
@@ -1342,13 +2894,13 @@
                 <w:color w:val="000000"/>
                 <w:sz w:val="21"/>
               </w:rPr>
-              <w:t>N × K phép tương đồng Cosine</w:t>
+              <w:t>N × K phép tính tương đồng</w:t>
             </w:r>
           </w:p>
         </w:tc>
         <w:tc>
           <w:tcPr>
-            <w:tcW w:type="dxa" w:w="1587"/>
+            <w:tcW w:type="dxa" w:w="2721"/>
           </w:tcPr>
           <w:p>
             <w:pPr>
@@ -1361,26 +2913,7 @@
                 <w:color w:val="000000"/>
                 <w:sz w:val="21"/>
               </w:rPr>
-              <w:t>Tốt (dựa trên bộ nhớ)</w:t>
-            </w:r>
-          </w:p>
-        </w:tc>
-        <w:tc>
-          <w:tcPr>
-            <w:tcW w:type="dxa" w:w="1417"/>
-          </w:tcPr>
-          <w:p>
-            <w:pPr>
-              <w:spacing w:after="60" w:line="276" w:lineRule="auto"/>
-              <w:jc w:val="left"/>
-            </w:pPr>
-            <w:r>
-              <w:rPr>
-                <w:rFonts w:ascii="Times New Roman" w:hAnsi="Times New Roman" w:eastAsia="Times New Roman"/>
-                <w:color w:val="000000"/>
-                <w:sz w:val="21"/>
-              </w:rPr>
-              <w:t>Cao (lưu trữ toàn bộ embedding)</w:t>
+              <w:t>Dùng attention trên từng mẫu tham chiếu</w:t>
             </w:r>
           </w:p>
         </w:tc>
@@ -1401,7 +2934,7 @@
                 <w:color w:val="000000"/>
                 <w:sz w:val="21"/>
               </w:rPr>
-              <w:t>Prototypical Net</w:t>
+              <w:t>Prototypical Network</w:t>
             </w:r>
           </w:p>
         </w:tc>
@@ -1420,7 +2953,7 @@
                 <w:color w:val="000000"/>
                 <w:sz w:val="21"/>
               </w:rPr>
-              <w:t>Tâm Prototype c_k của từng lớp</w:t>
+              <w:t>Một prototype trung bình cho mỗi lớp</w:t>
             </w:r>
           </w:p>
         </w:tc>
@@ -1439,13 +2972,13 @@
                 <w:color w:val="000000"/>
                 <w:sz w:val="21"/>
               </w:rPr>
-              <w:t>N phép so sánh Euclid (O(N))</w:t>
+              <w:t>N phép so sánh khoảng cách</w:t>
             </w:r>
           </w:p>
         </w:tc>
         <w:tc>
           <w:tcPr>
-            <w:tcW w:type="dxa" w:w="1587"/>
+            <w:tcW w:type="dxa" w:w="2721"/>
           </w:tcPr>
           <w:p>
             <w:pPr>
@@ -1458,26 +2991,7 @@
                 <w:color w:val="000000"/>
                 <w:sz w:val="21"/>
               </w:rPr>
-              <w:t>Rất tốt (tính trung bình mẫu mới)</w:t>
-            </w:r>
-          </w:p>
-        </w:tc>
-        <w:tc>
-          <w:tcPr>
-            <w:tcW w:type="dxa" w:w="1417"/>
-          </w:tcPr>
-          <w:p>
-            <w:pPr>
-              <w:spacing w:after="60" w:line="276" w:lineRule="auto"/>
-              <w:jc w:val="left"/>
-            </w:pPr>
-            <w:r>
-              <w:rPr>
-                <w:rFonts w:ascii="Times New Roman" w:hAnsi="Times New Roman" w:eastAsia="Times New Roman"/>
-                <w:color w:val="000000"/>
-                <w:sz w:val="21"/>
-              </w:rPr>
-              <w:t>Tối ưu (chỉ lưu N prototype)</w:t>
+              <w:t>Đơn giản, hiệu quả cao cho Few-shot</w:t>
             </w:r>
           </w:p>
         </w:tc>
@@ -1490,7 +3004,65 @@
     </w:p>
     <w:p>
       <w:pPr>
+        <w:keepNext/>
+        <w:spacing w:before="160"/>
+        <w:jc w:val="center"/>
+      </w:pPr>
+      <w:r>
+        <w:drawing>
+          <wp:inline xmlns:a="http://schemas.openxmlformats.org/drawingml/2006/main" xmlns:pic="http://schemas.openxmlformats.org/drawingml/2006/picture">
+            <wp:extent cx="5400000" cy="1851559"/>
+            <wp:docPr id="8" name="Picture 8"/>
+            <wp:cNvGraphicFramePr>
+              <a:graphicFrameLocks noChangeAspect="1"/>
+            </wp:cNvGraphicFramePr>
+            <a:graphic>
+              <a:graphicData uri="http://schemas.openxmlformats.org/drawingml/2006/picture">
+                <pic:pic>
+                  <pic:nvPicPr>
+                    <pic:cNvPr id="0" name="fig_9_model_comparison_vector.png"/>
+                    <pic:cNvPicPr/>
+                  </pic:nvPicPr>
+                  <pic:blipFill>
+                    <a:blip r:embed="rId16"/>
+                    <a:stretch>
+                      <a:fillRect/>
+                    </a:stretch>
+                  </pic:blipFill>
+                  <pic:spPr>
+                    <a:xfrm>
+                      <a:off x="0" y="0"/>
+                      <a:ext cx="5400000" cy="1851559"/>
+                    </a:xfrm>
+                    <a:prstGeom prst="rect"/>
+                  </pic:spPr>
+                </pic:pic>
+              </a:graphicData>
+            </a:graphic>
+          </wp:inline>
+        </w:drawing>
+      </w:r>
+    </w:p>
+    <w:p>
+      <w:pPr>
+        <w:spacing w:after="200"/>
+        <w:jc w:val="center"/>
+      </w:pPr>
+      <w:r>
+        <w:rPr>
+          <w:rFonts w:ascii="Times New Roman" w:hAnsi="Times New Roman" w:eastAsia="Times New Roman"/>
+          <w:i/>
+          <w:color w:val="000000"/>
+          <w:sz w:val="22"/>
+        </w:rPr>
+        <w:t>Hình 1.8. So sánh cách biểu diễn lớp và cơ chế suy luận của các mô hình</w:t>
+      </w:r>
+    </w:p>
+    <w:p>
+      <w:pPr>
         <w:pStyle w:val="Heading2"/>
+        <w:keepNext/>
+        <w:spacing w:before="200" w:after="80"/>
       </w:pPr>
       <w:r>
         <w:rPr>
@@ -1499,12 +3071,14 @@
           <w:color w:val="000000"/>
           <w:sz w:val="28"/>
         </w:rPr>
-        <w:t>1.3. Nguyên lý hoạt động và kiến trúc tổng quát của các mô hình đã khảo sát</w:t>
+        <w:t>1.4. So sánh ưu điểm, nhược điểm và khả năng áp dụng của các mô hình</w:t>
       </w:r>
     </w:p>
     <w:p>
       <w:pPr>
         <w:pStyle w:val="Heading3"/>
+        <w:keepNext/>
+        <w:spacing w:before="200" w:after="80"/>
       </w:pPr>
       <w:r>
         <w:rPr>
@@ -1513,7 +3087,7 @@
           <w:color w:val="000000"/>
           <w:sz w:val="26"/>
         </w:rPr>
-        <w:t>1.3.1. Các khái niệm nền tảng</w:t>
+        <w:t>1.4.1. CNN và TD-ResNet</w:t>
       </w:r>
     </w:p>
     <w:p>
@@ -1530,7 +3104,23 @@
           <w:color w:val="000000"/>
           <w:sz w:val="26"/>
         </w:rPr>
-        <w:t>a. Biểu diễn tín hiệu tiếng nói: Tín hiệu âm thanh là sóng dao động áp suất cơ học theo thời gian. Khác với dữ liệu bảng hay hình ảnh, tiếng nói mang đặc tính không dừng (non-stationary) nhưng có tính dừng cục bộ trong khoảng thời gian rất ngắn (10 - 30 mili-giây). Do đó, phân tích Fourier thông thường không thể hiện được sự biến thiên tần số theo thời gian. Tín hiệu cần được phân tích bằng biến đổi Fourier thời gian ngắn (STFT) với cửa sổ trượt để sinh ra biểu đồ phổ Spectrogram hoặc Log Mel-Spectrogram.</w:t>
+        <w:t>Ưu điểm: Tốc độ suy luận cao, khả năng trích xuất đặc trưng âm học mạnh mẽ. Nhược điểm: Bị cố định số lớp đầu ra; khi thêm từ khóa mới như 'hello' phải thay đổi cấu trúc và huấn luyện lại. Khả năng áp dụng: Phù hợp nhất làm embedding network trích xuất đặc trưng.</w:t>
+      </w:r>
+    </w:p>
+    <w:p>
+      <w:pPr>
+        <w:pStyle w:val="Heading3"/>
+        <w:keepNext/>
+        <w:spacing w:before="200" w:after="80"/>
+      </w:pPr>
+      <w:r>
+        <w:rPr>
+          <w:rFonts w:ascii="Times New Roman" w:hAnsi="Times New Roman" w:eastAsia="Times New Roman"/>
+          <w:b/>
+          <w:color w:val="000000"/>
+          <w:sz w:val="26"/>
+        </w:rPr>
+        <w:t>1.4.2. Siamese Network</w:t>
       </w:r>
     </w:p>
     <w:p>
@@ -1547,7 +3137,23 @@
           <w:color w:val="000000"/>
           <w:sz w:val="26"/>
         </w:rPr>
-        <w:t>b. Không gian Embedding: Mạng nơ-ron đóng vai trò là một hàm ánh xạ phi tuyến f_θ: X → ℝ^d, chuyển một ma trận đặc trưng âm thanh x thành một vector cố định z ∈ ℝ^d (với d = 128 trong đồ án này). Không gian embedding được tối ưu sao cho hai đoạn âm thanh phát âm cùng từ khóa sẽ có hai vector nằm sát cạnh nhau (khoảng cách nhỏ), trong khi hai từ khóa khác nhau sẽ bị đẩy ra xa nhau.</w:t>
+        <w:t>Ưu điểm: Linh hoạt với từ khóa mới, phù hợp bài toán xác minh wake-word. Nhược điểm: Chi phí tăng nhanh theo số lượng lớp N và số mẫu K, việc tạo cặp huấn luyện phức tạp.</w:t>
+      </w:r>
+    </w:p>
+    <w:p>
+      <w:pPr>
+        <w:pStyle w:val="Heading3"/>
+        <w:keepNext/>
+        <w:spacing w:before="200" w:after="80"/>
+      </w:pPr>
+      <w:r>
+        <w:rPr>
+          <w:rFonts w:ascii="Times New Roman" w:hAnsi="Times New Roman" w:eastAsia="Times New Roman"/>
+          <w:b/>
+          <w:color w:val="000000"/>
+          <w:sz w:val="26"/>
+        </w:rPr>
+        <w:t>1.4.3. Matching Network</w:t>
       </w:r>
     </w:p>
     <w:p>
@@ -1564,21 +3170,23 @@
           <w:color w:val="000000"/>
           <w:sz w:val="26"/>
         </w:rPr>
-        <w:t>c. Độ đo khoảng cách: Khoảng cách Euclid bình phương ||z_q - c_k||^2 là độ đo tiêu chuẩn của Prototypical Network, tương đương với mô hình hỗn hợp Gauss (Gaussian Mixture Model) với ma trận hiệp phương sai đẳng hướng. Khi vector embedding được chuẩn hóa L2 (||z||_2 = 1), khoảng cách Euclid bình phương có quan hệ tỉ lệ tuyến tính với độ tương đồng Cosine:</w:t>
+        <w:t>Ưu điểm: Giữ lại toàn bộ thông tin của từng mẫu tham chiếu. Nhược điểm: Chi phí tính toán lớn khi Support Set mở rộng, cơ chế attention phức tạp.</w:t>
       </w:r>
     </w:p>
     <w:p>
       <w:pPr>
-        <w:spacing w:before="80" w:after="120"/>
-        <w:jc w:val="center"/>
+        <w:pStyle w:val="Heading3"/>
+        <w:keepNext/>
+        <w:spacing w:before="200" w:after="80"/>
       </w:pPr>
       <w:r>
         <w:rPr>
-          <w:rFonts w:ascii="Cambria Math" w:hAnsi="Cambria Math" w:eastAsia="Cambria Math"/>
+          <w:rFonts w:ascii="Times New Roman" w:hAnsi="Times New Roman" w:eastAsia="Times New Roman"/>
+          <w:b/>
           <w:color w:val="000000"/>
-          <w:sz w:val="24"/>
+          <w:sz w:val="26"/>
         </w:rPr>
-        <w:t>||z_q - c_k||^2 = ||z_q||^2 + ||c_k||^2 - 2 (z_q · c_k) = 2 - 2 · cos(z_q, c_k)</w:t>
+        <w:t>1.4.4. Prototypical Network</w:t>
       </w:r>
     </w:p>
     <w:p>
@@ -1595,12 +3203,30 @@
           <w:color w:val="000000"/>
           <w:sz w:val="26"/>
         </w:rPr>
-        <w:t>d. Cấu hình N-way K-shot: Trong Few-shot Learning, một bài toán phân loại được đặc trưng bởi hai tham số: N (số lớp từ khóa cần phân biệt trong một lượt) và K (số mẫu tham chiếu có nhãn cho mỗi lớp). Cấu hình 5-way 1-shot (One-shot) là thử thách khó nhất khi mô hình chỉ được nghe đúng 1 lần phát âm mẫu duy nhất. Cấu hình 5-way 5-shot cung cấp 5 mẫu mỗi lớp, giúp tọa độ tâm prototype c_k ổn định và giảm thiểu nhiễu của từng người nói đơn lẻ.</w:t>
+        <w:t>Ưu điểm: Giảm số đối tượng so sánh xuống đúng N prototype. Cơ chế thêm từ khóa mới đơn giản chỉ bằng việc tính trung bình vector. Rất phù hợp cho bài toán Few-Shot Keyword Spotting.</w:t>
       </w:r>
     </w:p>
     <w:p>
       <w:pPr>
+        <w:pStyle w:val="Heading2"/>
+        <w:keepNext/>
+        <w:spacing w:before="200" w:after="80"/>
+      </w:pPr>
+      <w:r>
+        <w:rPr>
+          <w:rFonts w:ascii="Times New Roman" w:hAnsi="Times New Roman" w:eastAsia="Times New Roman"/>
+          <w:b/>
+          <w:color w:val="000000"/>
+          <w:sz w:val="28"/>
+        </w:rPr>
+        <w:t>1.5. Lựa chọn giải pháp đề xuất cho đồ án</w:t>
+      </w:r>
+    </w:p>
+    <w:p>
+      <w:pPr>
         <w:pStyle w:val="Heading3"/>
+        <w:keepNext/>
+        <w:spacing w:before="200" w:after="80"/>
       </w:pPr>
       <w:r>
         <w:rPr>
@@ -1609,7 +3235,7 @@
           <w:color w:val="000000"/>
           <w:sz w:val="26"/>
         </w:rPr>
-        <w:t>1.3.2. Mạng trích xuất đặc trưng TD-ResNet</w:t>
+        <w:t>1.5.1. Kiến trúc giải pháp đề xuất</w:t>
       </w:r>
     </w:p>
     <w:p>
@@ -1626,7 +3252,161 @@
           <w:color w:val="000000"/>
           <w:sz w:val="26"/>
         </w:rPr>
-        <w:t>Mạng TD-ResNet nhận đầu vào là ma trận Log Mel-Spectrogram kích thước 1 × 64 × T. Kiến trúc gồm ba thành phần chủ đạo:</w:t>
+        <w:t>Giải pháp được lựa chọn là sự kết hợp giữa TD-ResNet và Prototypical Network:</w:t>
+      </w:r>
+    </w:p>
+    <w:p>
+      <w:pPr>
+        <w:spacing w:line="360" w:lineRule="auto" w:after="120"/>
+        <w:ind w:firstLine="0"/>
+        <w:jc w:val="both"/>
+      </w:pPr>
+      <w:r>
+        <w:rPr>
+          <w:rFonts w:ascii="Times New Roman" w:hAnsi="Times New Roman" w:eastAsia="Times New Roman"/>
+          <w:b/>
+          <w:i w:val="0"/>
+          <w:color w:val="000000"/>
+          <w:sz w:val="26"/>
+        </w:rPr>
+        <w:t>Audio → Tiền xử lý → Log Mel-spectrogram → TD-ResNet → Embedding z → Prototypical Network → Dự đoán từ khóa.</w:t>
+      </w:r>
+    </w:p>
+    <w:p>
+      <w:pPr>
+        <w:spacing w:line="360" w:lineRule="auto" w:after="120"/>
+        <w:ind w:firstLine="0"/>
+        <w:jc w:val="both"/>
+      </w:pPr>
+      <w:r>
+        <w:rPr>
+          <w:rFonts w:ascii="Times New Roman" w:hAnsi="Times New Roman" w:eastAsia="Times New Roman"/>
+          <w:b w:val="0"/>
+          <w:i w:val="0"/>
+          <w:color w:val="000000"/>
+          <w:sz w:val="26"/>
+        </w:rPr>
+        <w:t>TD-ResNet đóng vai trò embedding network, nhận Mel-spectrogram và tạo vector cố định z = f_θ(x). Prototypical Network nhận các embedding của Support Set để tính prototype c_k, sau đó so sánh khoảng cách với embedding của mẫu Query để đưa ra kết quả phân loại.</w:t>
+      </w:r>
+    </w:p>
+    <w:p>
+      <w:r>
+        <w:br w:type="page"/>
+      </w:r>
+    </w:p>
+    <w:p>
+      <w:pPr>
+        <w:pStyle w:val="Heading1"/>
+        <w:keepNext/>
+        <w:spacing w:before="200" w:after="80"/>
+      </w:pPr>
+      <w:r>
+        <w:rPr>
+          <w:rFonts w:ascii="Times New Roman" w:hAnsi="Times New Roman" w:eastAsia="Times New Roman"/>
+          <w:b/>
+          <w:color w:val="000000"/>
+          <w:sz w:val="30"/>
+        </w:rPr>
+        <w:t>2. Dữ liệu và đặc trưng tiếng nói</w:t>
+      </w:r>
+    </w:p>
+    <w:p>
+      <w:pPr>
+        <w:pStyle w:val="Heading2"/>
+        <w:keepNext/>
+        <w:spacing w:before="200" w:after="80"/>
+      </w:pPr>
+      <w:r>
+        <w:rPr>
+          <w:rFonts w:ascii="Times New Roman" w:hAnsi="Times New Roman" w:eastAsia="Times New Roman"/>
+          <w:b/>
+          <w:color w:val="000000"/>
+          <w:sz w:val="28"/>
+        </w:rPr>
+        <w:t>2.1. Tổng quan về dataset sử dụng cho đồ án</w:t>
+      </w:r>
+    </w:p>
+    <w:p>
+      <w:pPr>
+        <w:pStyle w:val="Heading3"/>
+        <w:keepNext/>
+        <w:spacing w:before="200" w:after="80"/>
+      </w:pPr>
+      <w:r>
+        <w:rPr>
+          <w:rFonts w:ascii="Times New Roman" w:hAnsi="Times New Roman" w:eastAsia="Times New Roman"/>
+          <w:b/>
+          <w:color w:val="000000"/>
+          <w:sz w:val="26"/>
+        </w:rPr>
+        <w:t>2.1.1. Few-Shot Google Speech Commands</w:t>
+      </w:r>
+    </w:p>
+    <w:p>
+      <w:pPr>
+        <w:spacing w:line="360" w:lineRule="auto" w:after="120"/>
+        <w:ind w:firstLine="0"/>
+        <w:jc w:val="both"/>
+      </w:pPr>
+      <w:r>
+        <w:rPr>
+          <w:rFonts w:ascii="Times New Roman" w:hAnsi="Times New Roman" w:eastAsia="Times New Roman"/>
+          <w:b w:val="0"/>
+          <w:i w:val="0"/>
+          <w:color w:val="000000"/>
+          <w:sz w:val="26"/>
+        </w:rPr>
+        <w:t>Bộ dữ liệu chính được sử dụng trong đồ án là Few-Shot Google Speech Commands (FS-GSC), được xây dựng dựa trên bộ dữ liệu Google Speech Commands do Google phát hành. Đây là một trong những tập dữ liệu chuẩn và phổ biến nhất trong các nghiên cứu về Keyword Spotting.</w:t>
+      </w:r>
+    </w:p>
+    <w:p>
+      <w:pPr>
+        <w:spacing w:line="360" w:lineRule="auto" w:after="120"/>
+        <w:ind w:firstLine="0"/>
+        <w:jc w:val="both"/>
+      </w:pPr>
+      <w:r>
+        <w:rPr>
+          <w:rFonts w:ascii="Times New Roman" w:hAnsi="Times New Roman" w:eastAsia="Times New Roman"/>
+          <w:b w:val="0"/>
+          <w:i w:val="0"/>
+          <w:color w:val="000000"/>
+          <w:sz w:val="26"/>
+        </w:rPr>
+        <w:t>Bộ dữ liệu gồm hàng chục nghìn đoạn âm thanh ngắn chứa các từ khóa tiếng Anh thông dụng như: yes, no, up, down, left, right, on, off, stop, go, cùng các chữ số từ zero đến nine và một số từ khóa bổ sung. Thời lượng của mỗi đoạn âm thanh khoảng 1 giây và được ghi lại ở tần số lấy mẫu 16 kHz.</w:t>
+      </w:r>
+    </w:p>
+    <w:p>
+      <w:pPr>
+        <w:pStyle w:val="Heading3"/>
+        <w:keepNext/>
+        <w:spacing w:before="200" w:after="80"/>
+      </w:pPr>
+      <w:r>
+        <w:rPr>
+          <w:rFonts w:ascii="Times New Roman" w:hAnsi="Times New Roman" w:eastAsia="Times New Roman"/>
+          <w:b/>
+          <w:color w:val="000000"/>
+          <w:sz w:val="26"/>
+        </w:rPr>
+        <w:t>2.1.2. Cách sử dụng dữ liệu trong Few-shot Learning</w:t>
+      </w:r>
+    </w:p>
+    <w:p>
+      <w:pPr>
+        <w:spacing w:line="360" w:lineRule="auto" w:after="120"/>
+        <w:ind w:firstLine="0"/>
+        <w:jc w:val="both"/>
+      </w:pPr>
+      <w:r>
+        <w:rPr>
+          <w:rFonts w:ascii="Times New Roman" w:hAnsi="Times New Roman" w:eastAsia="Times New Roman"/>
+          <w:b w:val="0"/>
+          <w:i w:val="0"/>
+          <w:color w:val="000000"/>
+          <w:sz w:val="26"/>
+        </w:rPr>
+        <w:t>Khác với cách huấn luyện phân loại thông thường, dữ liệu được chia theo lớp thành ba nhóm độc lập:</w:t>
       </w:r>
     </w:p>
     <w:p>
@@ -1651,7 +3431,7 @@
           <w:color w:val="000000"/>
           <w:sz w:val="26"/>
         </w:rPr>
-        <w:t xml:space="preserve">Temporal Dilated Convolutions: </w:t>
+        <w:t xml:space="preserve">Tập Train: </w:t>
       </w:r>
       <w:r>
         <w:rPr>
@@ -1659,7 +3439,7 @@
           <w:color w:val="000000"/>
           <w:sz w:val="26"/>
         </w:rPr>
-        <w:t>Sử dụng kernel tích chập 3×3 với dilation tăng dần theo cấp số nhân dọc theo trục thời gian (d = 1 ở Stage 1, d = 2 ở Stage 2, d = 4 ở Stage 3). Kỹ thuật này giúp receptive field của mạng bao phủ toàn bộ thời lượng phát âm của từ khóa mà không cần thu nhỏ kích thước ma trận quá nhanh.</w:t>
+        <w:t>Gồm 15 từ khóa dùng để huấn luyện mạng TD-ResNet học cách biểu diễn tín hiệu tiếng nói.</w:t>
       </w:r>
     </w:p>
     <w:p>
@@ -1684,7 +3464,7 @@
           <w:color w:val="000000"/>
           <w:sz w:val="26"/>
         </w:rPr>
-        <w:t xml:space="preserve">Residual Connections: </w:t>
+        <w:t xml:space="preserve">Tập Validation: </w:t>
       </w:r>
       <w:r>
         <w:rPr>
@@ -1692,7 +3472,7 @@
           <w:color w:val="000000"/>
           <w:sz w:val="26"/>
         </w:rPr>
-        <w:t>Mỗi Residual Block áp dụng liên kết tắt y = F(x, {W_i}) + x. Nhánh tắt bảo toàn thông tin gốc của tín hiệu từ các tầng trước, đồng thời tạo ra một đường truyền gradient trực tiếp giúp mạng sâu 8-12 layer hội tụ ổn định.</w:t>
+        <w:t>Gồm 10 từ khóa dùng để theo dõi quá trình huấn luyện và lựa chọn mô hình tốt nhất.</w:t>
       </w:r>
     </w:p>
     <w:p>
@@ -1717,7 +3497,7 @@
           <w:color w:val="000000"/>
           <w:sz w:val="26"/>
         </w:rPr>
-        <w:t xml:space="preserve">Global Average Pooling &amp; L2 Normalization: </w:t>
+        <w:t xml:space="preserve">Tập Test: </w:t>
       </w:r>
       <w:r>
         <w:rPr>
@@ -1725,133 +3505,7 @@
           <w:color w:val="000000"/>
           <w:sz w:val="26"/>
         </w:rPr>
-        <w:t>Sau các khối tích chập, một lớp Adaptive Average Pooling gom toàn bộ đặc trưng không gian - thời gian về vector kích thước cố định, sau đó qua lớp Linear Projection để tạo embedding z ∈ ℝ^128 và chuẩn hóa L2.</w:t>
-      </w:r>
-    </w:p>
-    <w:p>
-      <w:pPr>
-        <w:keepNext/>
-        <w:spacing w:before="160"/>
-        <w:jc w:val="center"/>
-      </w:pPr>
-      <w:r>
-        <w:drawing>
-          <wp:inline xmlns:a="http://schemas.openxmlformats.org/drawingml/2006/main" xmlns:pic="http://schemas.openxmlformats.org/drawingml/2006/picture">
-            <wp:extent cx="5400000" cy="1584571"/>
-            <wp:docPr id="2" name="Picture 2"/>
-            <wp:cNvGraphicFramePr>
-              <a:graphicFrameLocks noChangeAspect="1"/>
-            </wp:cNvGraphicFramePr>
-            <a:graphic>
-              <a:graphicData uri="http://schemas.openxmlformats.org/drawingml/2006/picture">
-                <pic:pic>
-                  <pic:nvPicPr>
-                    <pic:cNvPr id="0" name="fig_2_tdresnet.png"/>
-                    <pic:cNvPicPr/>
-                  </pic:nvPicPr>
-                  <pic:blipFill>
-                    <a:blip r:embed="rId10"/>
-                    <a:stretch>
-                      <a:fillRect/>
-                    </a:stretch>
-                  </pic:blipFill>
-                  <pic:spPr>
-                    <a:xfrm>
-                      <a:off x="0" y="0"/>
-                      <a:ext cx="5400000" cy="1584571"/>
-                    </a:xfrm>
-                    <a:prstGeom prst="rect"/>
-                  </pic:spPr>
-                </pic:pic>
-              </a:graphicData>
-            </a:graphic>
-          </wp:inline>
-        </w:drawing>
-      </w:r>
-    </w:p>
-    <w:p>
-      <w:pPr>
-        <w:spacing w:after="200"/>
-        <w:jc w:val="center"/>
-      </w:pPr>
-      <w:r>
-        <w:rPr>
-          <w:rFonts w:ascii="Times New Roman" w:hAnsi="Times New Roman" w:eastAsia="Times New Roman"/>
-          <w:i/>
-          <w:color w:val="000000"/>
-          <w:sz w:val="22"/>
-        </w:rPr>
-        <w:t>Hình 1.2. Kiến trúc tổng thể của Temporal Dilated ResNet (TD-ResNet)</w:t>
-      </w:r>
-    </w:p>
-    <w:p>
-      <w:pPr>
-        <w:keepNext/>
-        <w:spacing w:before="160"/>
-        <w:jc w:val="center"/>
-      </w:pPr>
-      <w:r>
-        <w:drawing>
-          <wp:inline xmlns:a="http://schemas.openxmlformats.org/drawingml/2006/main" xmlns:pic="http://schemas.openxmlformats.org/drawingml/2006/picture">
-            <wp:extent cx="5400000" cy="2319963"/>
-            <wp:docPr id="3" name="Picture 3"/>
-            <wp:cNvGraphicFramePr>
-              <a:graphicFrameLocks noChangeAspect="1"/>
-            </wp:cNvGraphicFramePr>
-            <a:graphic>
-              <a:graphicData uri="http://schemas.openxmlformats.org/drawingml/2006/picture">
-                <pic:pic>
-                  <pic:nvPicPr>
-                    <pic:cNvPr id="0" name="fig_8_tdresnet_residual_block.png"/>
-                    <pic:cNvPicPr/>
-                  </pic:nvPicPr>
-                  <pic:blipFill>
-                    <a:blip r:embed="rId11"/>
-                    <a:stretch>
-                      <a:fillRect/>
-                    </a:stretch>
-                  </pic:blipFill>
-                  <pic:spPr>
-                    <a:xfrm>
-                      <a:off x="0" y="0"/>
-                      <a:ext cx="5400000" cy="2319963"/>
-                    </a:xfrm>
-                    <a:prstGeom prst="rect"/>
-                  </pic:spPr>
-                </pic:pic>
-              </a:graphicData>
-            </a:graphic>
-          </wp:inline>
-        </w:drawing>
-      </w:r>
-    </w:p>
-    <w:p>
-      <w:pPr>
-        <w:spacing w:after="200"/>
-        <w:jc w:val="center"/>
-      </w:pPr>
-      <w:r>
-        <w:rPr>
-          <w:rFonts w:ascii="Times New Roman" w:hAnsi="Times New Roman" w:eastAsia="Times New Roman"/>
-          <w:i/>
-          <w:color w:val="000000"/>
-          <w:sz w:val="22"/>
-        </w:rPr>
-        <w:t>Hình 1.3. Cấu trúc chi tiết của khối Residual Block với Temporal Dilated Convolution</w:t>
-      </w:r>
-    </w:p>
-    <w:p>
-      <w:pPr>
-        <w:pStyle w:val="Heading3"/>
-      </w:pPr>
-      <w:r>
-        <w:rPr>
-          <w:rFonts w:ascii="Times New Roman" w:hAnsi="Times New Roman" w:eastAsia="Times New Roman"/>
-          <w:b/>
-          <w:color w:val="000000"/>
-          <w:sz w:val="26"/>
-        </w:rPr>
-        <w:t>1.3.3. Huấn luyện theo tập (Episodic Learning)</w:t>
+        <w:t>Gồm 10 từ khóa mới hoàn toàn, dùng để đánh giá khả năng nhận diện ít mẫu.</w:t>
       </w:r>
     </w:p>
     <w:p>
@@ -1868,805 +3522,7 @@
           <w:color w:val="000000"/>
           <w:sz w:val="26"/>
         </w:rPr>
-        <w:t>Khác với phương pháp huấn luyện phân loại truyền thống chia theo mini-batch, Prototypical Network được huấn luyện theo cơ chế Episodic Training:</w:t>
-      </w:r>
-    </w:p>
-    <w:p>
-      <w:pPr>
-        <w:spacing w:line="360" w:lineRule="auto" w:after="80"/>
-        <w:ind w:left="340" w:hanging="340"/>
-        <w:jc w:val="both"/>
-      </w:pPr>
-      <w:r>
-        <w:rPr>
-          <w:rFonts w:ascii="Times New Roman" w:hAnsi="Times New Roman" w:eastAsia="Times New Roman"/>
-          <w:b/>
-          <w:color w:val="000000"/>
-          <w:sz w:val="26"/>
-        </w:rPr>
-        <w:t xml:space="preserve">-- </w:t>
-      </w:r>
-      <w:r>
-        <w:rPr>
-          <w:rFonts w:ascii="Times New Roman" w:hAnsi="Times New Roman" w:eastAsia="Times New Roman"/>
-          <w:b/>
-          <w:color w:val="000000"/>
-          <w:sz w:val="26"/>
-        </w:rPr>
-        <w:t xml:space="preserve">Bước 1: Khởi tạo Episode: </w:t>
-      </w:r>
-      <w:r>
-        <w:rPr>
-          <w:rFonts w:ascii="Times New Roman" w:hAnsi="Times New Roman" w:eastAsia="Times New Roman"/>
-          <w:color w:val="000000"/>
-          <w:sz w:val="26"/>
-        </w:rPr>
-        <w:t>Trong mỗi epoch, bộ dữ liệu được chia thành E episodes độc lập.</w:t>
-      </w:r>
-    </w:p>
-    <w:p>
-      <w:pPr>
-        <w:spacing w:line="360" w:lineRule="auto" w:after="80"/>
-        <w:ind w:left="340" w:hanging="340"/>
-        <w:jc w:val="both"/>
-      </w:pPr>
-      <w:r>
-        <w:rPr>
-          <w:rFonts w:ascii="Times New Roman" w:hAnsi="Times New Roman" w:eastAsia="Times New Roman"/>
-          <w:b/>
-          <w:color w:val="000000"/>
-          <w:sz w:val="26"/>
-        </w:rPr>
-        <w:t xml:space="preserve">-- </w:t>
-      </w:r>
-      <w:r>
-        <w:rPr>
-          <w:rFonts w:ascii="Times New Roman" w:hAnsi="Times New Roman" w:eastAsia="Times New Roman"/>
-          <w:b/>
-          <w:color w:val="000000"/>
-          <w:sz w:val="26"/>
-        </w:rPr>
-        <w:t xml:space="preserve">Bước 2: Lấy mẫu Support &amp; Query: </w:t>
-      </w:r>
-      <w:r>
-        <w:rPr>
-          <w:rFonts w:ascii="Times New Roman" w:hAnsi="Times New Roman" w:eastAsia="Times New Roman"/>
-          <w:color w:val="000000"/>
-          <w:sz w:val="26"/>
-        </w:rPr>
-        <w:t>Trong một episode, thuật toán lấy mẫu ngẫu nhiên N lớp từ khóa từ tập huấn luyện. Với mỗi lớp, chọn ngẫu nhiên K mẫu làm Support Set và Q mẫu làm Query Set. Điều kiện bắt buộc là Support Set và Query Set không được có chung bất kỳ file âm thanh nào.</w:t>
-      </w:r>
-    </w:p>
-    <w:p>
-      <w:pPr>
-        <w:spacing w:line="360" w:lineRule="auto" w:after="80"/>
-        <w:ind w:left="340" w:hanging="340"/>
-        <w:jc w:val="both"/>
-      </w:pPr>
-      <w:r>
-        <w:rPr>
-          <w:rFonts w:ascii="Times New Roman" w:hAnsi="Times New Roman" w:eastAsia="Times New Roman"/>
-          <w:b/>
-          <w:color w:val="000000"/>
-          <w:sz w:val="26"/>
-        </w:rPr>
-        <w:t xml:space="preserve">-- </w:t>
-      </w:r>
-      <w:r>
-        <w:rPr>
-          <w:rFonts w:ascii="Times New Roman" w:hAnsi="Times New Roman" w:eastAsia="Times New Roman"/>
-          <w:b/>
-          <w:color w:val="000000"/>
-          <w:sz w:val="26"/>
-        </w:rPr>
-        <w:t xml:space="preserve">Bước 3: Tạo Embedding: </w:t>
-      </w:r>
-      <w:r>
-        <w:rPr>
-          <w:rFonts w:ascii="Times New Roman" w:hAnsi="Times New Roman" w:eastAsia="Times New Roman"/>
-          <w:color w:val="000000"/>
-          <w:sz w:val="26"/>
-        </w:rPr>
-        <w:t>Toàn bộ các mẫu trong Support Set và Query Set được chuyển qua TD-ResNet để tạo các vector embedding.</w:t>
-      </w:r>
-    </w:p>
-    <w:p>
-      <w:pPr>
-        <w:spacing w:line="360" w:lineRule="auto" w:after="80"/>
-        <w:ind w:left="340" w:hanging="340"/>
-        <w:jc w:val="both"/>
-      </w:pPr>
-      <w:r>
-        <w:rPr>
-          <w:rFonts w:ascii="Times New Roman" w:hAnsi="Times New Roman" w:eastAsia="Times New Roman"/>
-          <w:b/>
-          <w:color w:val="000000"/>
-          <w:sz w:val="26"/>
-        </w:rPr>
-        <w:t xml:space="preserve">-- </w:t>
-      </w:r>
-      <w:r>
-        <w:rPr>
-          <w:rFonts w:ascii="Times New Roman" w:hAnsi="Times New Roman" w:eastAsia="Times New Roman"/>
-          <w:b/>
-          <w:color w:val="000000"/>
-          <w:sz w:val="26"/>
-        </w:rPr>
-        <w:t xml:space="preserve">Bước 4: Tính Prototype: </w:t>
-      </w:r>
-      <w:r>
-        <w:rPr>
-          <w:rFonts w:ascii="Times New Roman" w:hAnsi="Times New Roman" w:eastAsia="Times New Roman"/>
-          <w:color w:val="000000"/>
-          <w:sz w:val="26"/>
-        </w:rPr>
-        <w:t>Tính toán tâm Prototype c_k cho từng lớp bằng trung bình cộng embedding các mẫu Support thuộc lớp đó.</w:t>
-      </w:r>
-    </w:p>
-    <w:p>
-      <w:pPr>
-        <w:spacing w:line="360" w:lineRule="auto" w:after="80"/>
-        <w:ind w:left="340" w:hanging="340"/>
-        <w:jc w:val="both"/>
-      </w:pPr>
-      <w:r>
-        <w:rPr>
-          <w:rFonts w:ascii="Times New Roman" w:hAnsi="Times New Roman" w:eastAsia="Times New Roman"/>
-          <w:b/>
-          <w:color w:val="000000"/>
-          <w:sz w:val="26"/>
-        </w:rPr>
-        <w:t xml:space="preserve">-- </w:t>
-      </w:r>
-      <w:r>
-        <w:rPr>
-          <w:rFonts w:ascii="Times New Roman" w:hAnsi="Times New Roman" w:eastAsia="Times New Roman"/>
-          <w:b/>
-          <w:color w:val="000000"/>
-          <w:sz w:val="26"/>
-        </w:rPr>
-        <w:t xml:space="preserve">Bước 5: Tối ưu hóa tham số: </w:t>
-      </w:r>
-      <w:r>
-        <w:rPr>
-          <w:rFonts w:ascii="Times New Roman" w:hAnsi="Times New Roman" w:eastAsia="Times New Roman"/>
-          <w:color w:val="000000"/>
-          <w:sz w:val="26"/>
-        </w:rPr>
-        <w:t>Tính khoảng cách Euclid từ mỗi mẫu Query z_q tới từng Prototype c_k, tính xác suất Softmax và hàm mất mát Cross Entropy. Gradient được lan truyền ngược để cập nhật trọng số θ của TD-ResNet.</w:t>
-      </w:r>
-    </w:p>
-    <w:p>
-      <w:pPr>
-        <w:keepNext/>
-        <w:spacing w:before="160"/>
-        <w:jc w:val="center"/>
-      </w:pPr>
-      <w:r>
-        <w:drawing>
-          <wp:inline xmlns:a="http://schemas.openxmlformats.org/drawingml/2006/main" xmlns:pic="http://schemas.openxmlformats.org/drawingml/2006/picture">
-            <wp:extent cx="5400000" cy="2132797"/>
-            <wp:docPr id="4" name="Picture 4"/>
-            <wp:cNvGraphicFramePr>
-              <a:graphicFrameLocks noChangeAspect="1"/>
-            </wp:cNvGraphicFramePr>
-            <a:graphic>
-              <a:graphicData uri="http://schemas.openxmlformats.org/drawingml/2006/picture">
-                <pic:pic>
-                  <pic:nvPicPr>
-                    <pic:cNvPr id="0" name="fig_4_episodic_training.png"/>
-                    <pic:cNvPicPr/>
-                  </pic:nvPicPr>
-                  <pic:blipFill>
-                    <a:blip r:embed="rId12"/>
-                    <a:stretch>
-                      <a:fillRect/>
-                    </a:stretch>
-                  </pic:blipFill>
-                  <pic:spPr>
-                    <a:xfrm>
-                      <a:off x="0" y="0"/>
-                      <a:ext cx="5400000" cy="2132797"/>
-                    </a:xfrm>
-                    <a:prstGeom prst="rect"/>
-                  </pic:spPr>
-                </pic:pic>
-              </a:graphicData>
-            </a:graphic>
-          </wp:inline>
-        </w:drawing>
-      </w:r>
-    </w:p>
-    <w:p>
-      <w:pPr>
-        <w:spacing w:after="200"/>
-        <w:jc w:val="center"/>
-      </w:pPr>
-      <w:r>
-        <w:rPr>
-          <w:rFonts w:ascii="Times New Roman" w:hAnsi="Times New Roman" w:eastAsia="Times New Roman"/>
-          <w:i/>
-          <w:color w:val="000000"/>
-          <w:sz w:val="22"/>
-        </w:rPr>
-        <w:t>Hình 1.4. Quy trình huấn luyện theo episode của Prototypical Network</w:t>
-      </w:r>
-    </w:p>
-    <w:p>
-      <w:pPr>
-        <w:pStyle w:val="Heading2"/>
-      </w:pPr>
-      <w:r>
-        <w:rPr>
-          <w:rFonts w:ascii="Times New Roman" w:hAnsi="Times New Roman" w:eastAsia="Times New Roman"/>
-          <w:b/>
-          <w:color w:val="000000"/>
-          <w:sz w:val="28"/>
-        </w:rPr>
-        <w:t>1.4. So sánh ưu điểm, nhược điểm và khả năng áp dụng của các mô hình và giải pháp</w:t>
-      </w:r>
-    </w:p>
-    <w:p>
-      <w:pPr>
-        <w:pStyle w:val="Heading3"/>
-      </w:pPr>
-      <w:r>
-        <w:rPr>
-          <w:rFonts w:ascii="Times New Roman" w:hAnsi="Times New Roman" w:eastAsia="Times New Roman"/>
-          <w:b/>
-          <w:color w:val="000000"/>
-          <w:sz w:val="26"/>
-        </w:rPr>
-        <w:t>1.4.1. CNN và TD-ResNet truyền thống</w:t>
-      </w:r>
-    </w:p>
-    <w:p>
-      <w:pPr>
-        <w:spacing w:line="360" w:lineRule="auto" w:after="120"/>
-        <w:ind w:firstLine="0"/>
-        <w:jc w:val="both"/>
-      </w:pPr>
-      <w:r>
-        <w:rPr>
-          <w:rFonts w:ascii="Times New Roman" w:hAnsi="Times New Roman" w:eastAsia="Times New Roman"/>
-          <w:b w:val="0"/>
-          <w:i w:val="0"/>
-          <w:color w:val="000000"/>
-          <w:sz w:val="26"/>
-        </w:rPr>
-        <w:t>Ưu điểm: Tốc độ suy luận rất nhanh do chỉ cần một lượt forward qua mạng, khả năng học đặc trưng âm vị cục bộ tốt. Nhược điểm: Bị giới hạn bởi danh mục lớp cố định. Nếu mô hình được huấn luyện trên 10 từ khóa, khi người dùng muốn thêm từ khóa 'hello', bắt buộc phải thêm neuron đầu ra và fine-tune lại toàn bộ mạng.</w:t>
-      </w:r>
-    </w:p>
-    <w:p>
-      <w:pPr>
-        <w:pStyle w:val="Heading3"/>
-      </w:pPr>
-      <w:r>
-        <w:rPr>
-          <w:rFonts w:ascii="Times New Roman" w:hAnsi="Times New Roman" w:eastAsia="Times New Roman"/>
-          <w:b/>
-          <w:color w:val="000000"/>
-          <w:sz w:val="26"/>
-        </w:rPr>
-        <w:t>1.4.2. Siamese Network</w:t>
-      </w:r>
-    </w:p>
-    <w:p>
-      <w:pPr>
-        <w:spacing w:line="360" w:lineRule="auto" w:after="120"/>
-        <w:ind w:firstLine="0"/>
-        <w:jc w:val="both"/>
-      </w:pPr>
-      <w:r>
-        <w:rPr>
-          <w:rFonts w:ascii="Times New Roman" w:hAnsi="Times New Roman" w:eastAsia="Times New Roman"/>
-          <w:b w:val="0"/>
-          <w:i w:val="0"/>
-          <w:color w:val="000000"/>
-          <w:sz w:val="26"/>
-        </w:rPr>
-        <w:t>Ưu điểm: Cơ chế so sánh cặp linh hoạt, không phụ thuộc số lớp cố định, rất phù hợp cho bài toán xác thực wake-word (kiểm tra xem câu nói có khớp với từ đánh thức hay không). Nhược điểm: Khó khăn trong việc tạo cặp mẫu huấn luyện cân bằng (positive/negative pairs), chi phí suy luận tăng nhanh khi số lớp cần phân loại tăng lên.</w:t>
-      </w:r>
-    </w:p>
-    <w:p>
-      <w:pPr>
-        <w:pStyle w:val="Heading3"/>
-      </w:pPr>
-      <w:r>
-        <w:rPr>
-          <w:rFonts w:ascii="Times New Roman" w:hAnsi="Times New Roman" w:eastAsia="Times New Roman"/>
-          <w:b/>
-          <w:color w:val="000000"/>
-          <w:sz w:val="26"/>
-        </w:rPr>
-        <w:t>1.4.3. Matching Network</w:t>
-      </w:r>
-    </w:p>
-    <w:p>
-      <w:pPr>
-        <w:spacing w:line="360" w:lineRule="auto" w:after="120"/>
-        <w:ind w:firstLine="0"/>
-        <w:jc w:val="both"/>
-      </w:pPr>
-      <w:r>
-        <w:rPr>
-          <w:rFonts w:ascii="Times New Roman" w:hAnsi="Times New Roman" w:eastAsia="Times New Roman"/>
-          <w:b w:val="0"/>
-          <w:i w:val="0"/>
-          <w:color w:val="000000"/>
-          <w:sz w:val="26"/>
-        </w:rPr>
-        <w:t>Ưu điểm: Tận dụng trọn vẹn thông tin của từng mẫu tham chiếu, không bị mất mát thông tin qua phép lấy trung bình. Nhược điểm: Yêu cầu lưu trữ toàn bộ các mẫu Support trong bộ nhớ suy luận, cơ chế Attention phức tạp và chi phí tính toán tăng mạnh khi kích thước Support Set lớn.</w:t>
-      </w:r>
-    </w:p>
-    <w:p>
-      <w:pPr>
-        <w:pStyle w:val="Heading3"/>
-      </w:pPr>
-      <w:r>
-        <w:rPr>
-          <w:rFonts w:ascii="Times New Roman" w:hAnsi="Times New Roman" w:eastAsia="Times New Roman"/>
-          <w:b/>
-          <w:color w:val="000000"/>
-          <w:sz w:val="26"/>
-        </w:rPr>
-        <w:t>1.4.4. Prototypical Network</w:t>
-      </w:r>
-    </w:p>
-    <w:p>
-      <w:pPr>
-        <w:spacing w:line="360" w:lineRule="auto" w:after="120"/>
-        <w:ind w:firstLine="0"/>
-        <w:jc w:val="both"/>
-      </w:pPr>
-      <w:r>
-        <w:rPr>
-          <w:rFonts w:ascii="Times New Roman" w:hAnsi="Times New Roman" w:eastAsia="Times New Roman"/>
-          <w:b w:val="0"/>
-          <w:i w:val="0"/>
-          <w:color w:val="000000"/>
-          <w:sz w:val="26"/>
-        </w:rPr>
-        <w:t>Ưu điểm: Cực kỳ tối ưu cho bài toán Few-shot. Số lượng phép so sánh chỉ phụ thuộc vào số lớp N chứ không phụ thuộc vào số mẫu K. Khi thêm từ khóa mới, chỉ cần đưa vài mẫu ghi âm qua TD-ResNet và tính trung bình để tạo một prototype mới. Nhược điểm: Phụ thuộc vào chất lượng của không gian embedding do TD-ResNet học được; nếu mẫu tham chiếu bị nhiễu nặng, prototype có thể bị lệch tâm.</w:t>
-      </w:r>
-    </w:p>
-    <w:p>
-      <w:pPr>
-        <w:pStyle w:val="Heading2"/>
-      </w:pPr>
-      <w:r>
-        <w:rPr>
-          <w:rFonts w:ascii="Times New Roman" w:hAnsi="Times New Roman" w:eastAsia="Times New Roman"/>
-          <w:b/>
-          <w:color w:val="000000"/>
-          <w:sz w:val="28"/>
-        </w:rPr>
-        <w:t>1.5. Lựa chọn giải pháp đề xuất cho đồ án</w:t>
-      </w:r>
-    </w:p>
-    <w:p>
-      <w:pPr>
-        <w:pStyle w:val="Heading3"/>
-      </w:pPr>
-      <w:r>
-        <w:rPr>
-          <w:rFonts w:ascii="Times New Roman" w:hAnsi="Times New Roman" w:eastAsia="Times New Roman"/>
-          <w:b/>
-          <w:color w:val="000000"/>
-          <w:sz w:val="26"/>
-        </w:rPr>
-        <w:t>1.5.1. Kiến trúc giải pháp đề xuất</w:t>
-      </w:r>
-    </w:p>
-    <w:p>
-      <w:pPr>
-        <w:spacing w:line="360" w:lineRule="auto" w:after="120"/>
-        <w:ind w:firstLine="0"/>
-        <w:jc w:val="both"/>
-      </w:pPr>
-      <w:r>
-        <w:rPr>
-          <w:rFonts w:ascii="Times New Roman" w:hAnsi="Times New Roman" w:eastAsia="Times New Roman"/>
-          <w:b w:val="0"/>
-          <w:i w:val="0"/>
-          <w:color w:val="000000"/>
-          <w:sz w:val="26"/>
-        </w:rPr>
-        <w:t>Sau quá trình khảo sát toàn diện, nhóm quyết định lựa chọn giải pháp kết hợp:</w:t>
-      </w:r>
-    </w:p>
-    <w:p>
-      <w:pPr>
-        <w:spacing w:line="360" w:lineRule="auto" w:after="120"/>
-        <w:ind w:firstLine="0"/>
-        <w:jc w:val="both"/>
-      </w:pPr>
-      <w:r>
-        <w:rPr>
-          <w:rFonts w:ascii="Times New Roman" w:hAnsi="Times New Roman" w:eastAsia="Times New Roman"/>
-          <w:b w:val="0"/>
-          <w:i w:val="0"/>
-          <w:color w:val="000000"/>
-          <w:sz w:val="26"/>
-        </w:rPr>
-        <w:t>Tín hiệu âm thanh → Tiền xử lý (Normalized) → Log Mel-Spectrogram → TD-ResNet (Embedding) → Prototypical Network (Metric Classification)</w:t>
-      </w:r>
-    </w:p>
-    <w:p>
-      <w:pPr>
-        <w:spacing w:line="360" w:lineRule="auto" w:after="120"/>
-        <w:ind w:firstLine="0"/>
-        <w:jc w:val="both"/>
-      </w:pPr>
-      <w:r>
-        <w:rPr>
-          <w:rFonts w:ascii="Times New Roman" w:hAnsi="Times New Roman" w:eastAsia="Times New Roman"/>
-          <w:b w:val="0"/>
-          <w:i w:val="0"/>
-          <w:color w:val="000000"/>
-          <w:sz w:val="26"/>
-        </w:rPr>
-        <w:t>Sự kết hợp này phát huy tối đa thế mạnh của cả hai mô hình: TD-ResNet đảm nhận vai trò trích xuất đặc trưng tuần tự mạnh mẽ của âm vị tiếng nói, trong khi Prototypical Network cung cấp cơ chế phân loại ít mẫu linh hoạt và tối ưu chi phí suy luận.</w:t>
-      </w:r>
-    </w:p>
-    <w:p>
-      <w:pPr>
-        <w:pStyle w:val="Heading3"/>
-      </w:pPr>
-      <w:r>
-        <w:rPr>
-          <w:rFonts w:ascii="Times New Roman" w:hAnsi="Times New Roman" w:eastAsia="Times New Roman"/>
-          <w:b/>
-          <w:color w:val="000000"/>
-          <w:sz w:val="26"/>
-        </w:rPr>
-        <w:t>1.5.2. Cách hệ thống hoạt động khi người dùng bổ sung từ khóa mới</w:t>
-      </w:r>
-    </w:p>
-    <w:p>
-      <w:pPr>
-        <w:spacing w:line="360" w:lineRule="auto" w:after="120"/>
-        <w:ind w:firstLine="0"/>
-        <w:jc w:val="both"/>
-      </w:pPr>
-      <w:r>
-        <w:rPr>
-          <w:rFonts w:ascii="Times New Roman" w:hAnsi="Times New Roman" w:eastAsia="Times New Roman"/>
-          <w:b w:val="0"/>
-          <w:i w:val="0"/>
-          <w:color w:val="000000"/>
-          <w:sz w:val="26"/>
-        </w:rPr>
-        <w:t>Giả sử người dùng muốn bổ sung từ khóa mới 'open_vscode' vào hệ thống:</w:t>
-      </w:r>
-    </w:p>
-    <w:p>
-      <w:pPr>
-        <w:spacing w:line="360" w:lineRule="auto" w:after="80"/>
-        <w:ind w:left="340" w:hanging="340"/>
-        <w:jc w:val="both"/>
-      </w:pPr>
-      <w:r>
-        <w:rPr>
-          <w:rFonts w:ascii="Times New Roman" w:hAnsi="Times New Roman" w:eastAsia="Times New Roman"/>
-          <w:b/>
-          <w:color w:val="000000"/>
-          <w:sz w:val="26"/>
-        </w:rPr>
-        <w:t xml:space="preserve">-- </w:t>
-      </w:r>
-      <w:r>
-        <w:rPr>
-          <w:rFonts w:ascii="Times New Roman" w:hAnsi="Times New Roman" w:eastAsia="Times New Roman"/>
-          <w:b/>
-          <w:color w:val="000000"/>
-          <w:sz w:val="26"/>
-        </w:rPr>
-        <w:t xml:space="preserve">Thu âm mẫu: </w:t>
-      </w:r>
-      <w:r>
-        <w:rPr>
-          <w:rFonts w:ascii="Times New Roman" w:hAnsi="Times New Roman" w:eastAsia="Times New Roman"/>
-          <w:color w:val="000000"/>
-          <w:sz w:val="26"/>
-        </w:rPr>
-        <w:t>Người dùng phát âm 3 lần từ khóa để hệ thống lưu 3 file âm thanh mẫu: sample_01.wav, sample_02.wav, sample_03.wav.</w:t>
-      </w:r>
-    </w:p>
-    <w:p>
-      <w:pPr>
-        <w:spacing w:line="360" w:lineRule="auto" w:after="80"/>
-        <w:ind w:left="340" w:hanging="340"/>
-        <w:jc w:val="both"/>
-      </w:pPr>
-      <w:r>
-        <w:rPr>
-          <w:rFonts w:ascii="Times New Roman" w:hAnsi="Times New Roman" w:eastAsia="Times New Roman"/>
-          <w:b/>
-          <w:color w:val="000000"/>
-          <w:sz w:val="26"/>
-        </w:rPr>
-        <w:t xml:space="preserve">-- </w:t>
-      </w:r>
-      <w:r>
-        <w:rPr>
-          <w:rFonts w:ascii="Times New Roman" w:hAnsi="Times New Roman" w:eastAsia="Times New Roman"/>
-          <w:b/>
-          <w:color w:val="000000"/>
-          <w:sz w:val="26"/>
-        </w:rPr>
-        <w:t xml:space="preserve">Mã hóa Embedding: </w:t>
-      </w:r>
-      <w:r>
-        <w:rPr>
-          <w:rFonts w:ascii="Times New Roman" w:hAnsi="Times New Roman" w:eastAsia="Times New Roman"/>
-          <w:color w:val="000000"/>
-          <w:sz w:val="26"/>
-        </w:rPr>
-        <w:t>Cả 3 file được đưa qua pipeline tiền xử lý và mạng TD-ResNet f_θ để tạo 3 vector embedding: z_1, z_2, z_3 ∈ ℝ^128.</w:t>
-      </w:r>
-    </w:p>
-    <w:p>
-      <w:pPr>
-        <w:spacing w:line="360" w:lineRule="auto" w:after="80"/>
-        <w:ind w:left="340" w:hanging="340"/>
-        <w:jc w:val="both"/>
-      </w:pPr>
-      <w:r>
-        <w:rPr>
-          <w:rFonts w:ascii="Times New Roman" w:hAnsi="Times New Roman" w:eastAsia="Times New Roman"/>
-          <w:b/>
-          <w:color w:val="000000"/>
-          <w:sz w:val="26"/>
-        </w:rPr>
-        <w:t xml:space="preserve">-- </w:t>
-      </w:r>
-      <w:r>
-        <w:rPr>
-          <w:rFonts w:ascii="Times New Roman" w:hAnsi="Times New Roman" w:eastAsia="Times New Roman"/>
-          <w:b/>
-          <w:color w:val="000000"/>
-          <w:sz w:val="26"/>
-        </w:rPr>
-        <w:t xml:space="preserve">Tạo Prototype: </w:t>
-      </w:r>
-      <w:r>
-        <w:rPr>
-          <w:rFonts w:ascii="Times New Roman" w:hAnsi="Times New Roman" w:eastAsia="Times New Roman"/>
-          <w:color w:val="000000"/>
-          <w:sz w:val="26"/>
-        </w:rPr>
-        <w:t>Hệ thống tính toán tâm prototype mới: c_vscode = (z_1 + z_2 + z_3) / 3 và chuẩn hóa L2.</w:t>
-      </w:r>
-    </w:p>
-    <w:p>
-      <w:pPr>
-        <w:spacing w:line="360" w:lineRule="auto" w:after="80"/>
-        <w:ind w:left="340" w:hanging="340"/>
-        <w:jc w:val="both"/>
-      </w:pPr>
-      <w:r>
-        <w:rPr>
-          <w:rFonts w:ascii="Times New Roman" w:hAnsi="Times New Roman" w:eastAsia="Times New Roman"/>
-          <w:b/>
-          <w:color w:val="000000"/>
-          <w:sz w:val="26"/>
-        </w:rPr>
-        <w:t xml:space="preserve">-- </w:t>
-      </w:r>
-      <w:r>
-        <w:rPr>
-          <w:rFonts w:ascii="Times New Roman" w:hAnsi="Times New Roman" w:eastAsia="Times New Roman"/>
-          <w:b/>
-          <w:color w:val="000000"/>
-          <w:sz w:val="26"/>
-        </w:rPr>
-        <w:t xml:space="preserve">Suy luận tức thì: </w:t>
-      </w:r>
-      <w:r>
-        <w:rPr>
-          <w:rFonts w:ascii="Times New Roman" w:hAnsi="Times New Roman" w:eastAsia="Times New Roman"/>
-          <w:color w:val="000000"/>
-          <w:sz w:val="26"/>
-        </w:rPr>
-        <w:t>Vector c_vscode được lưu vào bảng nhớ Prototype. Khi người dùng phát âm bất kỳ câu lệnh nào sau đó, hệ thống chỉ cần tính khoảng cách Euclid từ embedding câu lệnh tới c_vscode và các prototype hiện có. Toàn bộ quá trình diễn ra tức thì trong vài mili-giây mà không cần huấn luyện lại bất kỳ tham số nào.</w:t>
-      </w:r>
-    </w:p>
-    <w:p>
-      <w:r>
-        <w:br w:type="page"/>
-      </w:r>
-    </w:p>
-    <w:p>
-      <w:pPr>
-        <w:pStyle w:val="Heading1"/>
-      </w:pPr>
-      <w:r>
-        <w:rPr>
-          <w:rFonts w:ascii="Times New Roman" w:hAnsi="Times New Roman" w:eastAsia="Times New Roman"/>
-          <w:b/>
-          <w:color w:val="000000"/>
-          <w:sz w:val="30"/>
-        </w:rPr>
-        <w:t>2. Dữ liệu và đặc trưng tiếng nói</w:t>
-      </w:r>
-    </w:p>
-    <w:p>
-      <w:pPr>
-        <w:pStyle w:val="Heading2"/>
-      </w:pPr>
-      <w:r>
-        <w:rPr>
-          <w:rFonts w:ascii="Times New Roman" w:hAnsi="Times New Roman" w:eastAsia="Times New Roman"/>
-          <w:b/>
-          <w:color w:val="000000"/>
-          <w:sz w:val="28"/>
-        </w:rPr>
-        <w:t>2.1. Tổng quan về dataset sử dụng cho đồ án</w:t>
-      </w:r>
-    </w:p>
-    <w:p>
-      <w:pPr>
-        <w:spacing w:line="360" w:lineRule="auto" w:after="120"/>
-        <w:ind w:firstLine="0"/>
-        <w:jc w:val="both"/>
-      </w:pPr>
-      <w:r>
-        <w:rPr>
-          <w:rFonts w:ascii="Times New Roman" w:hAnsi="Times New Roman" w:eastAsia="Times New Roman"/>
-          <w:b w:val="0"/>
-          <w:i w:val="0"/>
-          <w:color w:val="000000"/>
-          <w:sz w:val="26"/>
-        </w:rPr>
-        <w:t>Đồ án sử dụng bộ dữ liệu chuẩn học thuật Google Speech Commands v2 (FS-GSC) làm tập dữ liệu nghiên cứu chính, kết hợp với AudioMNIST và Fluent Speech Commands để kiểm định tính ổn định của pipeline.</w:t>
-      </w:r>
-    </w:p>
-    <w:p>
-      <w:pPr>
-        <w:pStyle w:val="Heading3"/>
-      </w:pPr>
-      <w:r>
-        <w:rPr>
-          <w:rFonts w:ascii="Times New Roman" w:hAnsi="Times New Roman" w:eastAsia="Times New Roman"/>
-          <w:b/>
-          <w:color w:val="000000"/>
-          <w:sz w:val="26"/>
-        </w:rPr>
-        <w:t>2.1.1. Few-Shot Google Speech Commands (FS-GSC)</w:t>
-      </w:r>
-    </w:p>
-    <w:p>
-      <w:pPr>
-        <w:spacing w:line="360" w:lineRule="auto" w:after="120"/>
-        <w:ind w:firstLine="0"/>
-        <w:jc w:val="both"/>
-      </w:pPr>
-      <w:r>
-        <w:rPr>
-          <w:rFonts w:ascii="Times New Roman" w:hAnsi="Times New Roman" w:eastAsia="Times New Roman"/>
-          <w:b w:val="0"/>
-          <w:i w:val="0"/>
-          <w:color w:val="000000"/>
-          <w:sz w:val="26"/>
-        </w:rPr>
-        <w:t>Google Speech Commands v2 gồm 105.829 đoạn âm thanh từ hơn 2.600 người nói, gồm 35 từ khóa độc lập. Trong đồ án, 35 từ khóa này được chia thành 3 tập lớp tách biệt hoàn toàn (Class-Disjoint Partition):</w:t>
-      </w:r>
-    </w:p>
-    <w:p>
-      <w:pPr>
-        <w:spacing w:line="360" w:lineRule="auto" w:after="80"/>
-        <w:ind w:left="340" w:hanging="340"/>
-        <w:jc w:val="both"/>
-      </w:pPr>
-      <w:r>
-        <w:rPr>
-          <w:rFonts w:ascii="Times New Roman" w:hAnsi="Times New Roman" w:eastAsia="Times New Roman"/>
-          <w:b/>
-          <w:color w:val="000000"/>
-          <w:sz w:val="26"/>
-        </w:rPr>
-        <w:t xml:space="preserve">-- </w:t>
-      </w:r>
-      <w:r>
-        <w:rPr>
-          <w:rFonts w:ascii="Times New Roman" w:hAnsi="Times New Roman" w:eastAsia="Times New Roman"/>
-          <w:b/>
-          <w:color w:val="000000"/>
-          <w:sz w:val="26"/>
-        </w:rPr>
-        <w:t xml:space="preserve">15 Train Classes: </w:t>
-      </w:r>
-      <w:r>
-        <w:rPr>
-          <w:rFonts w:ascii="Times New Roman" w:hAnsi="Times New Roman" w:eastAsia="Times New Roman"/>
-          <w:color w:val="000000"/>
-          <w:sz w:val="26"/>
-        </w:rPr>
-        <w:t>happy, house, bird, bed, backward, sheila, marvin, wow, tree, follow, dog, visual, forward, learn, cat.</w:t>
-      </w:r>
-    </w:p>
-    <w:p>
-      <w:pPr>
-        <w:spacing w:line="360" w:lineRule="auto" w:after="80"/>
-        <w:ind w:left="340" w:hanging="340"/>
-        <w:jc w:val="both"/>
-      </w:pPr>
-      <w:r>
-        <w:rPr>
-          <w:rFonts w:ascii="Times New Roman" w:hAnsi="Times New Roman" w:eastAsia="Times New Roman"/>
-          <w:b/>
-          <w:color w:val="000000"/>
-          <w:sz w:val="26"/>
-        </w:rPr>
-        <w:t xml:space="preserve">-- </w:t>
-      </w:r>
-      <w:r>
-        <w:rPr>
-          <w:rFonts w:ascii="Times New Roman" w:hAnsi="Times New Roman" w:eastAsia="Times New Roman"/>
-          <w:b/>
-          <w:color w:val="000000"/>
-          <w:sz w:val="26"/>
-        </w:rPr>
-        <w:t xml:space="preserve">10 Validation Classes: </w:t>
-      </w:r>
-      <w:r>
-        <w:rPr>
-          <w:rFonts w:ascii="Times New Roman" w:hAnsi="Times New Roman" w:eastAsia="Times New Roman"/>
-          <w:color w:val="000000"/>
-          <w:sz w:val="26"/>
-        </w:rPr>
-        <w:t>zero, one, two, three, four, five, six, seven, eight, nine (tập các chữ số tiếng Anh từ 0 đến 9).</w:t>
-      </w:r>
-    </w:p>
-    <w:p>
-      <w:pPr>
-        <w:spacing w:line="360" w:lineRule="auto" w:after="80"/>
-        <w:ind w:left="340" w:hanging="340"/>
-        <w:jc w:val="both"/>
-      </w:pPr>
-      <w:r>
-        <w:rPr>
-          <w:rFonts w:ascii="Times New Roman" w:hAnsi="Times New Roman" w:eastAsia="Times New Roman"/>
-          <w:b/>
-          <w:color w:val="000000"/>
-          <w:sz w:val="26"/>
-        </w:rPr>
-        <w:t xml:space="preserve">-- </w:t>
-      </w:r>
-      <w:r>
-        <w:rPr>
-          <w:rFonts w:ascii="Times New Roman" w:hAnsi="Times New Roman" w:eastAsia="Times New Roman"/>
-          <w:b/>
-          <w:color w:val="000000"/>
-          <w:sz w:val="26"/>
-        </w:rPr>
-        <w:t xml:space="preserve">10 Test Classes (Unseen): </w:t>
-      </w:r>
-      <w:r>
-        <w:rPr>
-          <w:rFonts w:ascii="Times New Roman" w:hAnsi="Times New Roman" w:eastAsia="Times New Roman"/>
-          <w:color w:val="000000"/>
-          <w:sz w:val="26"/>
-        </w:rPr>
-        <w:t>yes, no, up, down, left, right, on, off, stop, go (các lệnh điều khiển cơ bản).</w:t>
-      </w:r>
-    </w:p>
-    <w:p>
-      <w:pPr>
-        <w:spacing w:line="360" w:lineRule="auto" w:after="120"/>
-        <w:ind w:firstLine="0"/>
-        <w:jc w:val="both"/>
-      </w:pPr>
-      <w:r>
-        <w:rPr>
-          <w:rFonts w:ascii="Times New Roman" w:hAnsi="Times New Roman" w:eastAsia="Times New Roman"/>
-          <w:b w:val="0"/>
-          <w:i w:val="0"/>
-          <w:color w:val="000000"/>
-          <w:sz w:val="26"/>
-        </w:rPr>
-        <w:t>Việc chia lớp độc lập đảm bảo rằng trong pha đánh giá, mô hình phải nhận diện các từ khóa ở tập Test mà nó chưa từng được học trước đó, phản ánh chính xác khả năng thích nghi ít mẫu trong thực tế.</w:t>
+        <w:t>Dữ liệu được lấy mẫu thành các episode N-way K-shot. Trong mỗi episode, mô hình chỉ được cung cấp một số ít mẫu Support của từng lớp để nhận diện các mẫu Query.</w:t>
       </w:r>
     </w:p>
     <w:p>
@@ -2679,7 +3535,7 @@
         <w:drawing>
           <wp:inline xmlns:a="http://schemas.openxmlformats.org/drawingml/2006/main" xmlns:pic="http://schemas.openxmlformats.org/drawingml/2006/picture">
             <wp:extent cx="5400000" cy="2124516"/>
-            <wp:docPr id="5" name="Picture 5"/>
+            <wp:docPr id="9" name="Picture 9"/>
             <wp:cNvGraphicFramePr>
               <a:graphicFrameLocks noChangeAspect="1"/>
             </wp:cNvGraphicFramePr>
@@ -2691,7 +3547,7 @@
                     <pic:cNvPicPr/>
                   </pic:nvPicPr>
                   <pic:blipFill>
-                    <a:blip r:embed="rId13"/>
+                    <a:blip r:embed="rId17"/>
                     <a:stretch>
                       <a:fillRect/>
                     </a:stretch>
@@ -2722,7 +3578,353 @@
           <w:color w:val="000000"/>
           <w:sz w:val="22"/>
         </w:rPr>
-        <w:t>Hình 2.1. Phân chia bộ dữ liệu Google Speech Commands cho bài toán Few-Shot Learning</w:t>
+        <w:t>Hình 2.1. Tổ chức Google Speech Commands cho thiết lập Few-shot Learning</w:t>
+      </w:r>
+    </w:p>
+    <w:p>
+      <w:pPr>
+        <w:pStyle w:val="Heading3"/>
+        <w:keepNext/>
+        <w:spacing w:before="200" w:after="80"/>
+      </w:pPr>
+      <w:r>
+        <w:rPr>
+          <w:rFonts w:ascii="Times New Roman" w:hAnsi="Times New Roman" w:eastAsia="Times New Roman"/>
+          <w:b/>
+          <w:color w:val="000000"/>
+          <w:sz w:val="26"/>
+        </w:rPr>
+        <w:t>2.1.3. Lý do lựa chọn Google Speech Commands</w:t>
+      </w:r>
+    </w:p>
+    <w:p>
+      <w:pPr>
+        <w:spacing w:line="360" w:lineRule="auto" w:after="80"/>
+        <w:ind w:left="340" w:hanging="340"/>
+        <w:jc w:val="both"/>
+      </w:pPr>
+      <w:r>
+        <w:rPr>
+          <w:rFonts w:ascii="Times New Roman" w:hAnsi="Times New Roman" w:eastAsia="Times New Roman"/>
+          <w:b/>
+          <w:color w:val="000000"/>
+          <w:sz w:val="26"/>
+        </w:rPr>
+        <w:t xml:space="preserve">-- </w:t>
+      </w:r>
+      <w:r>
+        <w:rPr>
+          <w:rFonts w:ascii="Times New Roman" w:hAnsi="Times New Roman" w:eastAsia="Times New Roman"/>
+          <w:b/>
+          <w:color w:val="000000"/>
+          <w:sz w:val="26"/>
+        </w:rPr>
+        <w:t xml:space="preserve">Phù hợp bài toán: </w:t>
+      </w:r>
+      <w:r>
+        <w:rPr>
+          <w:rFonts w:ascii="Times New Roman" w:hAnsi="Times New Roman" w:eastAsia="Times New Roman"/>
+          <w:color w:val="000000"/>
+          <w:sz w:val="26"/>
+        </w:rPr>
+        <w:t>Được thiết kế chuyên biệt cho bài toán Keyword Spotting, các đoạn âm thanh chứa từ khóa ngắn rõ ràng.</w:t>
+      </w:r>
+    </w:p>
+    <w:p>
+      <w:pPr>
+        <w:spacing w:line="360" w:lineRule="auto" w:after="80"/>
+        <w:ind w:left="340" w:hanging="340"/>
+        <w:jc w:val="both"/>
+      </w:pPr>
+      <w:r>
+        <w:rPr>
+          <w:rFonts w:ascii="Times New Roman" w:hAnsi="Times New Roman" w:eastAsia="Times New Roman"/>
+          <w:b/>
+          <w:color w:val="000000"/>
+          <w:sz w:val="26"/>
+        </w:rPr>
+        <w:t xml:space="preserve">-- </w:t>
+      </w:r>
+      <w:r>
+        <w:rPr>
+          <w:rFonts w:ascii="Times New Roman" w:hAnsi="Times New Roman" w:eastAsia="Times New Roman"/>
+          <w:b/>
+          <w:color w:val="000000"/>
+          <w:sz w:val="26"/>
+        </w:rPr>
+        <w:t xml:space="preserve">Đa dạng người nói: </w:t>
+      </w:r>
+      <w:r>
+        <w:rPr>
+          <w:rFonts w:ascii="Times New Roman" w:hAnsi="Times New Roman" w:eastAsia="Times New Roman"/>
+          <w:color w:val="000000"/>
+          <w:sz w:val="26"/>
+        </w:rPr>
+        <w:t>Chứa mẫu phát âm từ hơn 2.600 người nói khác nhau với đa dạng ngữ điệu, tốc độ và môi trường thu âm.</w:t>
+      </w:r>
+    </w:p>
+    <w:p>
+      <w:pPr>
+        <w:spacing w:line="360" w:lineRule="auto" w:after="80"/>
+        <w:ind w:left="340" w:hanging="340"/>
+        <w:jc w:val="both"/>
+      </w:pPr>
+      <w:r>
+        <w:rPr>
+          <w:rFonts w:ascii="Times New Roman" w:hAnsi="Times New Roman" w:eastAsia="Times New Roman"/>
+          <w:b/>
+          <w:color w:val="000000"/>
+          <w:sz w:val="26"/>
+        </w:rPr>
+        <w:t xml:space="preserve">-- </w:t>
+      </w:r>
+      <w:r>
+        <w:rPr>
+          <w:rFonts w:ascii="Times New Roman" w:hAnsi="Times New Roman" w:eastAsia="Times New Roman"/>
+          <w:b/>
+          <w:color w:val="000000"/>
+          <w:sz w:val="26"/>
+        </w:rPr>
+        <w:t xml:space="preserve">Cấu trúc chuẩn: </w:t>
+      </w:r>
+      <w:r>
+        <w:rPr>
+          <w:rFonts w:ascii="Times New Roman" w:hAnsi="Times New Roman" w:eastAsia="Times New Roman"/>
+          <w:color w:val="000000"/>
+          <w:sz w:val="26"/>
+        </w:rPr>
+        <w:t>Cấu trúc thư mục phân lớp rõ ràng, thuận tiện cho việc tạo các episode N-way K-shot.</w:t>
+      </w:r>
+    </w:p>
+    <w:p>
+      <w:pPr>
+        <w:spacing w:line="360" w:lineRule="auto" w:after="80"/>
+        <w:ind w:left="340" w:hanging="340"/>
+        <w:jc w:val="both"/>
+      </w:pPr>
+      <w:r>
+        <w:rPr>
+          <w:rFonts w:ascii="Times New Roman" w:hAnsi="Times New Roman" w:eastAsia="Times New Roman"/>
+          <w:b/>
+          <w:color w:val="000000"/>
+          <w:sz w:val="26"/>
+        </w:rPr>
+        <w:t xml:space="preserve">-- </w:t>
+      </w:r>
+      <w:r>
+        <w:rPr>
+          <w:rFonts w:ascii="Times New Roman" w:hAnsi="Times New Roman" w:eastAsia="Times New Roman"/>
+          <w:b/>
+          <w:color w:val="000000"/>
+          <w:sz w:val="26"/>
+        </w:rPr>
+        <w:t xml:space="preserve">Có dữ liệu nhiễu: </w:t>
+      </w:r>
+      <w:r>
+        <w:rPr>
+          <w:rFonts w:ascii="Times New Roman" w:hAnsi="Times New Roman" w:eastAsia="Times New Roman"/>
+          <w:color w:val="000000"/>
+          <w:sz w:val="26"/>
+        </w:rPr>
+        <w:t>Cung cấp các file background noise giúp thử nghiệm độ bền vững của mô hình trong điều kiện có nhiễu.</w:t>
+      </w:r>
+    </w:p>
+    <w:p>
+      <w:pPr>
+        <w:pStyle w:val="Heading2"/>
+        <w:keepNext/>
+        <w:spacing w:before="200" w:after="80"/>
+      </w:pPr>
+      <w:r>
+        <w:rPr>
+          <w:rFonts w:ascii="Times New Roman" w:hAnsi="Times New Roman" w:eastAsia="Times New Roman"/>
+          <w:b/>
+          <w:color w:val="000000"/>
+          <w:sz w:val="28"/>
+        </w:rPr>
+        <w:t>2.2. Cấu trúc dữ liệu sử dụng trong đồ án</w:t>
+      </w:r>
+    </w:p>
+    <w:p>
+      <w:pPr>
+        <w:pStyle w:val="Heading3"/>
+        <w:keepNext/>
+        <w:spacing w:before="200" w:after="80"/>
+      </w:pPr>
+      <w:r>
+        <w:rPr>
+          <w:rFonts w:ascii="Times New Roman" w:hAnsi="Times New Roman" w:eastAsia="Times New Roman"/>
+          <w:b/>
+          <w:color w:val="000000"/>
+          <w:sz w:val="26"/>
+        </w:rPr>
+        <w:t>2.2.1. Các lớp từ khóa</w:t>
+      </w:r>
+    </w:p>
+    <w:p>
+      <w:pPr>
+        <w:spacing w:line="360" w:lineRule="auto" w:after="120"/>
+        <w:ind w:firstLine="0"/>
+        <w:jc w:val="both"/>
+      </w:pPr>
+      <w:r>
+        <w:rPr>
+          <w:rFonts w:ascii="Times New Roman" w:hAnsi="Times New Roman" w:eastAsia="Times New Roman"/>
+          <w:b w:val="0"/>
+          <w:i w:val="0"/>
+          <w:color w:val="000000"/>
+          <w:sz w:val="26"/>
+        </w:rPr>
+        <w:t>Bộ dữ liệu Google Speech Commands v2 có 35 từ khóa và được chia theo lớp:</w:t>
+      </w:r>
+    </w:p>
+    <w:p>
+      <w:pPr>
+        <w:spacing w:line="360" w:lineRule="auto" w:after="80"/>
+        <w:ind w:left="340" w:hanging="340"/>
+        <w:jc w:val="both"/>
+      </w:pPr>
+      <w:r>
+        <w:rPr>
+          <w:rFonts w:ascii="Times New Roman" w:hAnsi="Times New Roman" w:eastAsia="Times New Roman"/>
+          <w:b/>
+          <w:color w:val="000000"/>
+          <w:sz w:val="26"/>
+        </w:rPr>
+        <w:t xml:space="preserve">-- </w:t>
+      </w:r>
+      <w:r>
+        <w:rPr>
+          <w:rFonts w:ascii="Times New Roman" w:hAnsi="Times New Roman" w:eastAsia="Times New Roman"/>
+          <w:b/>
+          <w:color w:val="000000"/>
+          <w:sz w:val="26"/>
+        </w:rPr>
+        <w:t xml:space="preserve">15 Train classes: </w:t>
+      </w:r>
+      <w:r>
+        <w:rPr>
+          <w:rFonts w:ascii="Times New Roman" w:hAnsi="Times New Roman" w:eastAsia="Times New Roman"/>
+          <w:color w:val="000000"/>
+          <w:sz w:val="26"/>
+        </w:rPr>
+        <w:t>happy, house, bird, bed, backward, sheila, marvin, wow, tree, follow, dog, visual, forward, learn, cat.</w:t>
+      </w:r>
+    </w:p>
+    <w:p>
+      <w:pPr>
+        <w:spacing w:line="360" w:lineRule="auto" w:after="80"/>
+        <w:ind w:left="340" w:hanging="340"/>
+        <w:jc w:val="both"/>
+      </w:pPr>
+      <w:r>
+        <w:rPr>
+          <w:rFonts w:ascii="Times New Roman" w:hAnsi="Times New Roman" w:eastAsia="Times New Roman"/>
+          <w:b/>
+          <w:color w:val="000000"/>
+          <w:sz w:val="26"/>
+        </w:rPr>
+        <w:t xml:space="preserve">-- </w:t>
+      </w:r>
+      <w:r>
+        <w:rPr>
+          <w:rFonts w:ascii="Times New Roman" w:hAnsi="Times New Roman" w:eastAsia="Times New Roman"/>
+          <w:b/>
+          <w:color w:val="000000"/>
+          <w:sz w:val="26"/>
+        </w:rPr>
+        <w:t xml:space="preserve">10 Validation classes: </w:t>
+      </w:r>
+      <w:r>
+        <w:rPr>
+          <w:rFonts w:ascii="Times New Roman" w:hAnsi="Times New Roman" w:eastAsia="Times New Roman"/>
+          <w:color w:val="000000"/>
+          <w:sz w:val="26"/>
+        </w:rPr>
+        <w:t>zero, one, two, three, four, five, six, seven, eight, nine.</w:t>
+      </w:r>
+    </w:p>
+    <w:p>
+      <w:pPr>
+        <w:spacing w:line="360" w:lineRule="auto" w:after="80"/>
+        <w:ind w:left="340" w:hanging="340"/>
+        <w:jc w:val="both"/>
+      </w:pPr>
+      <w:r>
+        <w:rPr>
+          <w:rFonts w:ascii="Times New Roman" w:hAnsi="Times New Roman" w:eastAsia="Times New Roman"/>
+          <w:b/>
+          <w:color w:val="000000"/>
+          <w:sz w:val="26"/>
+        </w:rPr>
+        <w:t xml:space="preserve">-- </w:t>
+      </w:r>
+      <w:r>
+        <w:rPr>
+          <w:rFonts w:ascii="Times New Roman" w:hAnsi="Times New Roman" w:eastAsia="Times New Roman"/>
+          <w:b/>
+          <w:color w:val="000000"/>
+          <w:sz w:val="26"/>
+        </w:rPr>
+        <w:t xml:space="preserve">10 Test classes: </w:t>
+      </w:r>
+      <w:r>
+        <w:rPr>
+          <w:rFonts w:ascii="Times New Roman" w:hAnsi="Times New Roman" w:eastAsia="Times New Roman"/>
+          <w:color w:val="000000"/>
+          <w:sz w:val="26"/>
+        </w:rPr>
+        <w:t>yes, no, up, down, left, right, on, off, stop, go.</w:t>
+      </w:r>
+    </w:p>
+    <w:p>
+      <w:pPr>
+        <w:spacing w:line="360" w:lineRule="auto" w:after="120"/>
+        <w:ind w:firstLine="0"/>
+        <w:jc w:val="both"/>
+      </w:pPr>
+      <w:r>
+        <w:rPr>
+          <w:rFonts w:ascii="Times New Roman" w:hAnsi="Times New Roman" w:eastAsia="Times New Roman"/>
+          <w:b w:val="0"/>
+          <w:i w:val="0"/>
+          <w:color w:val="000000"/>
+          <w:sz w:val="26"/>
+        </w:rPr>
+        <w:t>Các từ khóa trong tập Test không hề xuất hiện trong tập Train. Do đó, mô hình bắt buộc phải học cách tổng quát hóa biểu diễn thay vì ghi nhớ nhãn.</w:t>
+      </w:r>
+    </w:p>
+    <w:p>
+      <w:pPr>
+        <w:pStyle w:val="Heading3"/>
+        <w:keepNext/>
+        <w:spacing w:before="200" w:after="80"/>
+      </w:pPr>
+      <w:r>
+        <w:rPr>
+          <w:rFonts w:ascii="Times New Roman" w:hAnsi="Times New Roman" w:eastAsia="Times New Roman"/>
+          <w:b/>
+          <w:color w:val="000000"/>
+          <w:sz w:val="26"/>
+        </w:rPr>
+        <w:t>2.2.2. Nhãn và cấu trúc thư mục</w:t>
+      </w:r>
+    </w:p>
+    <w:p>
+      <w:pPr>
+        <w:spacing w:line="360" w:lineRule="auto" w:after="120"/>
+        <w:ind w:firstLine="0"/>
+        <w:jc w:val="both"/>
+      </w:pPr>
+      <w:r>
+        <w:rPr>
+          <w:rFonts w:ascii="Times New Roman" w:hAnsi="Times New Roman" w:eastAsia="Times New Roman"/>
+          <w:b w:val="0"/>
+          <w:i w:val="0"/>
+          <w:color w:val="000000"/>
+          <w:sz w:val="26"/>
+        </w:rPr>
+        <w:t>Mỗi file âm thanh được lưu trong thư mục mang tên của từ khóa đó. Ví dụ: speech_commands/yes/xxxx.wav mang nhãn yes; speech_commands/stop/yyyy.wav mang nhãn stop.</w:t>
       </w:r>
     </w:p>
     <w:p>
@@ -2735,7 +3937,7 @@
         <w:drawing>
           <wp:inline xmlns:a="http://schemas.openxmlformats.org/drawingml/2006/main" xmlns:pic="http://schemas.openxmlformats.org/drawingml/2006/picture">
             <wp:extent cx="5400000" cy="2124516"/>
-            <wp:docPr id="6" name="Picture 6"/>
+            <wp:docPr id="10" name="Picture 10"/>
             <wp:cNvGraphicFramePr>
               <a:graphicFrameLocks noChangeAspect="1"/>
             </wp:cNvGraphicFramePr>
@@ -2747,7 +3949,7 @@
                     <pic:cNvPicPr/>
                   </pic:nvPicPr>
                   <pic:blipFill>
-                    <a:blip r:embed="rId14"/>
+                    <a:blip r:embed="rId18"/>
                     <a:stretch>
                       <a:fillRect/>
                     </a:stretch>
@@ -2778,21 +3980,23 @@
           <w:color w:val="000000"/>
           <w:sz w:val="22"/>
         </w:rPr>
-        <w:t>Hình 2.2. Cấu trúc thư mục dữ liệu, dạng sóng âm thanh và cơ chế tạo Episode 5-way 5-shot</w:t>
+        <w:t>Hình 2.2. Cấu trúc thư mục dữ liệu, file âm thanh và episode Few-shot</w:t>
       </w:r>
     </w:p>
     <w:p>
       <w:pPr>
-        <w:pStyle w:val="Heading2"/>
+        <w:pStyle w:val="Heading3"/>
+        <w:keepNext/>
+        <w:spacing w:before="200" w:after="80"/>
       </w:pPr>
       <w:r>
         <w:rPr>
           <w:rFonts w:ascii="Times New Roman" w:hAnsi="Times New Roman" w:eastAsia="Times New Roman"/>
           <w:b/>
           <w:color w:val="000000"/>
-          <w:sz w:val="28"/>
+          <w:sz w:val="26"/>
         </w:rPr>
-        <w:t>2.2. Cấu trúc dữ liệu sử dụng trong đồ án</w:t>
+        <w:t>2.2.3. Định dạng file, thời lượng và tần số lấy mẫu</w:t>
       </w:r>
     </w:p>
     <w:p>
@@ -2809,14 +4013,14 @@
           <w:color w:val="000000"/>
           <w:sz w:val="26"/>
         </w:rPr>
-        <w:t>Mỗi mẫu dữ liệu trong Google Speech Commands có các đặc điểm kỹ thuật sau:</w:t>
+        <w:t>Các file âm thanh sử dụng định dạng .wav (PCM không nén). Tần số lấy mẫu là 16.000 Hz, thời lượng trung bình khoảng 1 giây (tương đương 16.000 điểm mẫu). Theo định lý Nyquist, tần số 16 kHz cho phép biểu diễn các thành phần âm thanh tối đa 8.000 Hz, đủ để giữ lại hầu hết các thông tin âm vị quan trọng của giọng nói con người.</w:t>
       </w:r>
     </w:p>
     <w:p>
       <w:pPr>
-        <w:spacing w:line="360" w:lineRule="auto" w:after="80"/>
-        <w:ind w:left="340" w:hanging="340"/>
-        <w:jc w:val="both"/>
+        <w:pStyle w:val="Heading3"/>
+        <w:keepNext/>
+        <w:spacing w:before="200" w:after="80"/>
       </w:pPr>
       <w:r>
         <w:rPr>
@@ -2825,137 +4029,7 @@
           <w:color w:val="000000"/>
           <w:sz w:val="26"/>
         </w:rPr>
-        <w:t xml:space="preserve">-- </w:t>
-      </w:r>
-      <w:r>
-        <w:rPr>
-          <w:rFonts w:ascii="Times New Roman" w:hAnsi="Times New Roman" w:eastAsia="Times New Roman"/>
-          <w:b/>
-          <w:color w:val="000000"/>
-          <w:sz w:val="26"/>
-        </w:rPr>
-        <w:t xml:space="preserve">Định dạng file: </w:t>
-      </w:r>
-      <w:r>
-        <w:rPr>
-          <w:rFonts w:ascii="Times New Roman" w:hAnsi="Times New Roman" w:eastAsia="Times New Roman"/>
-          <w:color w:val="000000"/>
-          <w:sz w:val="26"/>
-        </w:rPr>
-        <w:t>WAV (Linear Pulse Code Modulation - PCM, 16-bit signed). Định dạng không nén giúp bảo toàn trọn vẹn dải động và biên độ của giọng nói.</w:t>
-      </w:r>
-    </w:p>
-    <w:p>
-      <w:pPr>
-        <w:spacing w:line="360" w:lineRule="auto" w:after="80"/>
-        <w:ind w:left="340" w:hanging="340"/>
-        <w:jc w:val="both"/>
-      </w:pPr>
-      <w:r>
-        <w:rPr>
-          <w:rFonts w:ascii="Times New Roman" w:hAnsi="Times New Roman" w:eastAsia="Times New Roman"/>
-          <w:b/>
-          <w:color w:val="000000"/>
-          <w:sz w:val="26"/>
-        </w:rPr>
-        <w:t xml:space="preserve">-- </w:t>
-      </w:r>
-      <w:r>
-        <w:rPr>
-          <w:rFonts w:ascii="Times New Roman" w:hAnsi="Times New Roman" w:eastAsia="Times New Roman"/>
-          <w:b/>
-          <w:color w:val="000000"/>
-          <w:sz w:val="26"/>
-        </w:rPr>
-        <w:t xml:space="preserve">Tần số lấy mẫu: </w:t>
-      </w:r>
-      <w:r>
-        <w:rPr>
-          <w:rFonts w:ascii="Times New Roman" w:hAnsi="Times New Roman" w:eastAsia="Times New Roman"/>
-          <w:color w:val="000000"/>
-          <w:sz w:val="26"/>
-        </w:rPr>
-        <w:t>f_s = 16.000 Hz. Theo định lý Nyquist, tần số lấy mẫu này cho phép biểu diễn dải tần số âm thanh lên đến 8.000 Hz, bao trọn toàn bộ các formant cơ bản của tiếng nói con người (F1, F2, F3).</w:t>
-      </w:r>
-    </w:p>
-    <w:p>
-      <w:pPr>
-        <w:spacing w:line="360" w:lineRule="auto" w:after="80"/>
-        <w:ind w:left="340" w:hanging="340"/>
-        <w:jc w:val="both"/>
-      </w:pPr>
-      <w:r>
-        <w:rPr>
-          <w:rFonts w:ascii="Times New Roman" w:hAnsi="Times New Roman" w:eastAsia="Times New Roman"/>
-          <w:b/>
-          <w:color w:val="000000"/>
-          <w:sz w:val="26"/>
-        </w:rPr>
-        <w:t xml:space="preserve">-- </w:t>
-      </w:r>
-      <w:r>
-        <w:rPr>
-          <w:rFonts w:ascii="Times New Roman" w:hAnsi="Times New Roman" w:eastAsia="Times New Roman"/>
-          <w:b/>
-          <w:color w:val="000000"/>
-          <w:sz w:val="26"/>
-        </w:rPr>
-        <w:t xml:space="preserve">Thời lượng tín hiệu: </w:t>
-      </w:r>
-      <w:r>
-        <w:rPr>
-          <w:rFonts w:ascii="Times New Roman" w:hAnsi="Times New Roman" w:eastAsia="Times New Roman"/>
-          <w:color w:val="000000"/>
-          <w:sz w:val="26"/>
-        </w:rPr>
-        <w:t>Khoảng 1.0 giây (xấp xỉ 16.000 mẫu tín hiệu).</w:t>
-      </w:r>
-    </w:p>
-    <w:p>
-      <w:pPr>
-        <w:spacing w:line="360" w:lineRule="auto" w:after="80"/>
-        <w:ind w:left="340" w:hanging="340"/>
-        <w:jc w:val="both"/>
-      </w:pPr>
-      <w:r>
-        <w:rPr>
-          <w:rFonts w:ascii="Times New Roman" w:hAnsi="Times New Roman" w:eastAsia="Times New Roman"/>
-          <w:b/>
-          <w:color w:val="000000"/>
-          <w:sz w:val="26"/>
-        </w:rPr>
-        <w:t xml:space="preserve">-- </w:t>
-      </w:r>
-      <w:r>
-        <w:rPr>
-          <w:rFonts w:ascii="Times New Roman" w:hAnsi="Times New Roman" w:eastAsia="Times New Roman"/>
-          <w:b/>
-          <w:color w:val="000000"/>
-          <w:sz w:val="26"/>
-        </w:rPr>
-        <w:t xml:space="preserve">Nhiễu nền (Background Noise): </w:t>
-      </w:r>
-      <w:r>
-        <w:rPr>
-          <w:rFonts w:ascii="Times New Roman" w:hAnsi="Times New Roman" w:eastAsia="Times New Roman"/>
-          <w:color w:val="000000"/>
-          <w:sz w:val="26"/>
-        </w:rPr>
-        <w:t>Thư mục _background_noise_ cung cấp các mẫu âm thanh môi trường (tiếng quạt, tiếng gõ phím, tiếng ồn trắng, tiếng vo ve) giúp kiểm tra độ bền vững của mô hình và tạo lớp Silence.</w:t>
-      </w:r>
-    </w:p>
-    <w:p>
-      <w:pPr>
-        <w:pStyle w:val="Heading2"/>
-      </w:pPr>
-      <w:r>
-        <w:rPr>
-          <w:rFonts w:ascii="Times New Roman" w:hAnsi="Times New Roman" w:eastAsia="Times New Roman"/>
-          <w:b/>
-          <w:color w:val="000000"/>
-          <w:sz w:val="28"/>
-        </w:rPr>
-        <w:t>2.3. Quy trình chuẩn bị dữ liệu (Preprocessing Pipeline)</w:t>
+        <w:t>2.2.4. Background noise, silence và unknown</w:t>
       </w:r>
     </w:p>
     <w:p>
@@ -2972,14 +4046,14 @@
           <w:color w:val="000000"/>
           <w:sz w:val="26"/>
         </w:rPr>
-        <w:t>Để đảm bảo tín hiệu âm thanh có chất lượng đồng nhất trước khi trích xuất đặc trưng, hệ thống xây dựng một quy trình tiền xử lý 6 giai đoạn tuần tự. Đặc biệt, hệ thống hỗ trợ hai chế độ thực nghiệm: RAW (chỉ giải mã tối thiểu) và NORMALIZED (áp dụng toàn bộ các bộ lọc chuẩn hóa):</w:t>
+        <w:t>Thư mục _background_noise_ chứa các đoạn âm thanh môi trường không có tiếng nói. Dữ liệu này được sử dụng để tạo lớp Silence (đại diện cho trường hợp không có từ khóa) hoặc trộn vào mẫu âm thanh để mô phỏng môi trường thực tế. Lớp Unknown có thể được thêm vào để đại diện cho các từ nằm ngoài tập mục tiêu, tránh việc hệ thống bắt buộc phải gán nhãn sai cho một từ lạ.</w:t>
       </w:r>
     </w:p>
     <w:p>
       <w:pPr>
-        <w:spacing w:line="360" w:lineRule="auto" w:after="80"/>
-        <w:ind w:left="340" w:hanging="340"/>
-        <w:jc w:val="both"/>
+        <w:pStyle w:val="Heading3"/>
+        <w:keepNext/>
+        <w:spacing w:before="200" w:after="80"/>
       </w:pPr>
       <w:r>
         <w:rPr>
@@ -2988,250 +4062,47 @@
           <w:color w:val="000000"/>
           <w:sz w:val="26"/>
         </w:rPr>
-        <w:t xml:space="preserve">-- </w:t>
+        <w:t>2.2.5. Cấu trúc dữ liệu theo Few-shot Learning</w:t>
       </w:r>
+    </w:p>
+    <w:p>
+      <w:pPr>
+        <w:spacing w:line="360" w:lineRule="auto" w:after="120"/>
+        <w:ind w:firstLine="0"/>
+        <w:jc w:val="both"/>
+      </w:pPr>
+      <w:r>
+        <w:rPr>
+          <w:rFonts w:ascii="Times New Roman" w:hAnsi="Times New Roman" w:eastAsia="Times New Roman"/>
+          <w:b w:val="0"/>
+          <w:i w:val="0"/>
+          <w:color w:val="000000"/>
+          <w:sz w:val="26"/>
+        </w:rPr>
+        <w:t>Mỗi episode gồm Support Set và Query Set. Trong cấu hình 5-way 5-shot, hệ thống chọn ngẫu nhiên 5 từ khóa, mỗi từ khóa lấy 5 mẫu làm Support (tổng cộng 25 mẫu) và một số mẫu khác làm Query. Support và Query trong cùng một episode bắt buộc phải là các file âm thanh khác nhau.</w:t>
+      </w:r>
+    </w:p>
+    <w:p>
+      <w:pPr>
+        <w:pStyle w:val="Heading2"/>
+        <w:keepNext/>
+        <w:spacing w:before="200" w:after="80"/>
+      </w:pPr>
       <w:r>
         <w:rPr>
           <w:rFonts w:ascii="Times New Roman" w:hAnsi="Times New Roman" w:eastAsia="Times New Roman"/>
           <w:b/>
           <w:color w:val="000000"/>
-          <w:sz w:val="26"/>
+          <w:sz w:val="28"/>
         </w:rPr>
-        <w:t xml:space="preserve">1. Load WAV &amp; Decode: </w:t>
-      </w:r>
-      <w:r>
-        <w:rPr>
-          <w:rFonts w:ascii="Times New Roman" w:hAnsi="Times New Roman" w:eastAsia="Times New Roman"/>
-          <w:color w:val="000000"/>
-          <w:sz w:val="26"/>
-        </w:rPr>
-        <w:t>Đọc luồng byte PCM từ file WAV, chuyển đổi về mảng số thực dấu phẩy động 32-bit (float32) trong miền giá trị [-1.0, 1.0].</w:t>
+        <w:t>2.3. Quy trình chuẩn bị dữ liệu</w:t>
       </w:r>
     </w:p>
     <w:p>
       <w:pPr>
-        <w:spacing w:line="360" w:lineRule="auto" w:after="80"/>
-        <w:ind w:left="340" w:hanging="340"/>
-        <w:jc w:val="both"/>
-      </w:pPr>
-      <w:r>
-        <w:rPr>
-          <w:rFonts w:ascii="Times New Roman" w:hAnsi="Times New Roman" w:eastAsia="Times New Roman"/>
-          <w:b/>
-          <w:color w:val="000000"/>
-          <w:sz w:val="26"/>
-        </w:rPr>
-        <w:t xml:space="preserve">-- </w:t>
-      </w:r>
-      <w:r>
-        <w:rPr>
-          <w:rFonts w:ascii="Times New Roman" w:hAnsi="Times New Roman" w:eastAsia="Times New Roman"/>
-          <w:b/>
-          <w:color w:val="000000"/>
-          <w:sz w:val="26"/>
-        </w:rPr>
-        <w:t xml:space="preserve">2. Chuyển đổi Mono: </w:t>
-      </w:r>
-      <w:r>
-        <w:rPr>
-          <w:rFonts w:ascii="Times New Roman" w:hAnsi="Times New Roman" w:eastAsia="Times New Roman"/>
-          <w:color w:val="000000"/>
-          <w:sz w:val="26"/>
-        </w:rPr>
-        <w:t>Nếu tín hiệu có nhiều hơn 1 kênh (Stereo), chuyển đổi về mono bằng cách lấy trung bình cộng biên độ qua các kênh: x_mono = mean(x, axis=0).</w:t>
-      </w:r>
-    </w:p>
-    <w:p>
-      <w:pPr>
-        <w:spacing w:line="360" w:lineRule="auto" w:after="80"/>
-        <w:ind w:left="340" w:hanging="340"/>
-        <w:jc w:val="both"/>
-      </w:pPr>
-      <w:r>
-        <w:rPr>
-          <w:rFonts w:ascii="Times New Roman" w:hAnsi="Times New Roman" w:eastAsia="Times New Roman"/>
-          <w:b/>
-          <w:color w:val="000000"/>
-          <w:sz w:val="26"/>
-        </w:rPr>
-        <w:t xml:space="preserve">-- </w:t>
-      </w:r>
-      <w:r>
-        <w:rPr>
-          <w:rFonts w:ascii="Times New Roman" w:hAnsi="Times New Roman" w:eastAsia="Times New Roman"/>
-          <w:b/>
-          <w:color w:val="000000"/>
-          <w:sz w:val="26"/>
-        </w:rPr>
-        <w:t xml:space="preserve">3. Tái lấy mẫu (Resampling): </w:t>
-      </w:r>
-      <w:r>
-        <w:rPr>
-          <w:rFonts w:ascii="Times New Roman" w:hAnsi="Times New Roman" w:eastAsia="Times New Roman"/>
-          <w:color w:val="000000"/>
-          <w:sz w:val="26"/>
-        </w:rPr>
-        <w:t>Nếu file âm thanh có tần số lấy mẫu khác 16 kHz (ví dụ 44.1 kHz hay 48 kHz từ AudioMNIST), tiến hành tái lấy mẫu (Resampling) về đúng 16.000 Hz bằng thuật toán nội suy đa thức (Polyphase interpolation) nhằm tránh hiện tượng méo tần số (aliasing).</w:t>
-      </w:r>
-    </w:p>
-    <w:p>
-      <w:pPr>
-        <w:spacing w:line="360" w:lineRule="auto" w:after="80"/>
-        <w:ind w:left="340" w:hanging="340"/>
-        <w:jc w:val="both"/>
-      </w:pPr>
-      <w:r>
-        <w:rPr>
-          <w:rFonts w:ascii="Times New Roman" w:hAnsi="Times New Roman" w:eastAsia="Times New Roman"/>
-          <w:b/>
-          <w:color w:val="000000"/>
-          <w:sz w:val="26"/>
-        </w:rPr>
-        <w:t xml:space="preserve">-- </w:t>
-      </w:r>
-      <w:r>
-        <w:rPr>
-          <w:rFonts w:ascii="Times New Roman" w:hAnsi="Times New Roman" w:eastAsia="Times New Roman"/>
-          <w:b/>
-          <w:color w:val="000000"/>
-          <w:sz w:val="26"/>
-        </w:rPr>
-        <w:t xml:space="preserve">4. Cắt tỉa khoảng lặng (Silence Trimming): </w:t>
-      </w:r>
-      <w:r>
-        <w:rPr>
-          <w:rFonts w:ascii="Times New Roman" w:hAnsi="Times New Roman" w:eastAsia="Times New Roman"/>
-          <w:color w:val="000000"/>
-          <w:sz w:val="26"/>
-        </w:rPr>
-        <w:t>Xác định mức năng lượng đỉnh và loại bỏ các đoạn khoảng lặng không có tiếng nói ở đầu và cuối file dựa trên ngưỡng năng lượng cắt tỉa -20 dB so với đỉnh.</w:t>
-      </w:r>
-    </w:p>
-    <w:p>
-      <w:pPr>
-        <w:spacing w:line="360" w:lineRule="auto" w:after="80"/>
-        <w:ind w:left="340" w:hanging="340"/>
-        <w:jc w:val="both"/>
-      </w:pPr>
-      <w:r>
-        <w:rPr>
-          <w:rFonts w:ascii="Times New Roman" w:hAnsi="Times New Roman" w:eastAsia="Times New Roman"/>
-          <w:b/>
-          <w:color w:val="000000"/>
-          <w:sz w:val="26"/>
-        </w:rPr>
-        <w:t xml:space="preserve">-- </w:t>
-      </w:r>
-      <w:r>
-        <w:rPr>
-          <w:rFonts w:ascii="Times New Roman" w:hAnsi="Times New Roman" w:eastAsia="Times New Roman"/>
-          <w:b/>
-          <w:color w:val="000000"/>
-          <w:sz w:val="26"/>
-        </w:rPr>
-        <w:t xml:space="preserve">5. Chuẩn hóa biên độ (Amplitude Normalization): </w:t>
-      </w:r>
-      <w:r>
-        <w:rPr>
-          <w:rFonts w:ascii="Times New Roman" w:hAnsi="Times New Roman" w:eastAsia="Times New Roman"/>
-          <w:color w:val="000000"/>
-          <w:sz w:val="26"/>
-        </w:rPr>
-        <w:t>Chuẩn hóa biên độ tín hiệu theo giá trị cực đại (Peak Normalization): x_norm = x · (0.95 / max|x|), giúp loại bỏ sự khác biệt về độ nhạy microphone hoặc khoảng cách thu âm của người nói.</w:t>
-      </w:r>
-    </w:p>
-    <w:p>
-      <w:pPr>
-        <w:spacing w:line="360" w:lineRule="auto" w:after="80"/>
-        <w:ind w:left="340" w:hanging="340"/>
-        <w:jc w:val="both"/>
-      </w:pPr>
-      <w:r>
-        <w:rPr>
-          <w:rFonts w:ascii="Times New Roman" w:hAnsi="Times New Roman" w:eastAsia="Times New Roman"/>
-          <w:b/>
-          <w:color w:val="000000"/>
-          <w:sz w:val="26"/>
-        </w:rPr>
-        <w:t xml:space="preserve">-- </w:t>
-      </w:r>
-      <w:r>
-        <w:rPr>
-          <w:rFonts w:ascii="Times New Roman" w:hAnsi="Times New Roman" w:eastAsia="Times New Roman"/>
-          <w:b/>
-          <w:color w:val="000000"/>
-          <w:sz w:val="26"/>
-        </w:rPr>
-        <w:t xml:space="preserve">6. Đệm / Cắt đồng nhất (Padding/Cropping): </w:t>
-      </w:r>
-      <w:r>
-        <w:rPr>
-          <w:rFonts w:ascii="Times New Roman" w:hAnsi="Times New Roman" w:eastAsia="Times New Roman"/>
-          <w:color w:val="000000"/>
-          <w:sz w:val="26"/>
-        </w:rPr>
-        <w:t>Cắt bớt (Crop) ở phần trung tâm nếu file dài hơn 16.000 mẫu, hoặc chèn thêm số 0 (Zero-padding) đối xứng hai bên nếu file ngắn hơn 16.000 mẫu, đảm bảo đầu ra luôn có độ dài chính xác đúng 16.000 mẫu (1.0 giây).</w:t>
-      </w:r>
-    </w:p>
-    <w:p>
-      <w:pPr>
+        <w:pStyle w:val="Heading2"/>
         <w:keepNext/>
-        <w:spacing w:before="160"/>
-        <w:jc w:val="center"/>
-      </w:pPr>
-      <w:r>
-        <w:drawing>
-          <wp:inline xmlns:a="http://schemas.openxmlformats.org/drawingml/2006/main" xmlns:pic="http://schemas.openxmlformats.org/drawingml/2006/picture">
-            <wp:extent cx="5400000" cy="1273107"/>
-            <wp:docPr id="7" name="Picture 7"/>
-            <wp:cNvGraphicFramePr>
-              <a:graphicFrameLocks noChangeAspect="1"/>
-            </wp:cNvGraphicFramePr>
-            <a:graphic>
-              <a:graphicData uri="http://schemas.openxmlformats.org/drawingml/2006/picture">
-                <pic:pic>
-                  <pic:nvPicPr>
-                    <pic:cNvPr id="0" name="fig_12_preprocessing_pipeline.png"/>
-                    <pic:cNvPicPr/>
-                  </pic:nvPicPr>
-                  <pic:blipFill>
-                    <a:blip r:embed="rId15"/>
-                    <a:stretch>
-                      <a:fillRect/>
-                    </a:stretch>
-                  </pic:blipFill>
-                  <pic:spPr>
-                    <a:xfrm>
-                      <a:off x="0" y="0"/>
-                      <a:ext cx="5400000" cy="1273107"/>
-                    </a:xfrm>
-                    <a:prstGeom prst="rect"/>
-                  </pic:spPr>
-                </pic:pic>
-              </a:graphicData>
-            </a:graphic>
-          </wp:inline>
-        </w:drawing>
-      </w:r>
-    </w:p>
-    <w:p>
-      <w:pPr>
-        <w:spacing w:after="200"/>
-        <w:jc w:val="center"/>
-      </w:pPr>
-      <w:r>
-        <w:rPr>
-          <w:rFonts w:ascii="Times New Roman" w:hAnsi="Times New Roman" w:eastAsia="Times New Roman"/>
-          <w:i/>
-          <w:color w:val="000000"/>
-          <w:sz w:val="22"/>
-        </w:rPr>
-        <w:t>Hình 2.3. Sơ đồ quy trình tiền xử lý âm thanh 6 bước trong pipeline</w:t>
-      </w:r>
-    </w:p>
-    <w:p>
-      <w:pPr>
-        <w:pStyle w:val="Heading2"/>
+        <w:spacing w:before="200" w:after="80"/>
       </w:pPr>
       <w:r>
         <w:rPr>
@@ -3245,315 +4116,9 @@
     </w:p>
     <w:p>
       <w:pPr>
-        <w:spacing w:line="360" w:lineRule="auto" w:after="120"/>
-        <w:ind w:firstLine="0"/>
-        <w:jc w:val="both"/>
-      </w:pPr>
-      <w:r>
-        <w:rPr>
-          <w:rFonts w:ascii="Times New Roman" w:hAnsi="Times New Roman" w:eastAsia="Times New Roman"/>
-          <w:b w:val="0"/>
-          <w:i w:val="0"/>
-          <w:color w:val="000000"/>
-          <w:sz w:val="26"/>
-        </w:rPr>
-        <w:t>Để huấn luyện mạng nơ-ron và phục vụ viết báo cáo học thuật, hệ thống hỗ trợ trích xuất 6 loại đặc trưng âm thanh chuyên sâu:</w:t>
-      </w:r>
-    </w:p>
-    <w:p>
-      <w:pPr>
-        <w:pStyle w:val="Heading3"/>
-      </w:pPr>
-      <w:r>
-        <w:rPr>
-          <w:rFonts w:ascii="Times New Roman" w:hAnsi="Times New Roman" w:eastAsia="Times New Roman"/>
-          <w:b/>
-          <w:color w:val="000000"/>
-          <w:sz w:val="26"/>
-        </w:rPr>
-        <w:t>2.4.1. Biến đổi Fourier thời gian ngắn (STFT) và Biểu đồ phổ công suất</w:t>
-      </w:r>
-    </w:p>
-    <w:p>
-      <w:pPr>
-        <w:spacing w:line="360" w:lineRule="auto" w:after="120"/>
-        <w:ind w:firstLine="0"/>
-        <w:jc w:val="both"/>
-      </w:pPr>
-      <w:r>
-        <w:rPr>
-          <w:rFonts w:ascii="Times New Roman" w:hAnsi="Times New Roman" w:eastAsia="Times New Roman"/>
-          <w:b w:val="0"/>
-          <w:i w:val="0"/>
-          <w:color w:val="000000"/>
-          <w:sz w:val="26"/>
-        </w:rPr>
-        <w:t>Do tiếng nói biến đổi liên tục, thuật toán chia tín hiệu thành các khung ngắn (frames) có độ dài win_length = 400 mẫu (25 ms ở 16 kHz) với bước nhảy hop_length = 160 mẫu (10 ms, tương ứng độ gối chồng 60%). Mỗi khung được nhân với cửa sổ Hann w(n) để giảm thiểu hiện tượng rò rỉ phổ (spectral leakage):</w:t>
-      </w:r>
-    </w:p>
-    <w:p>
-      <w:pPr>
-        <w:spacing w:before="80" w:after="120"/>
-        <w:jc w:val="center"/>
-      </w:pPr>
-      <w:r>
-        <w:rPr>
-          <w:rFonts w:ascii="Cambria Math" w:hAnsi="Cambria Math" w:eastAsia="Cambria Math"/>
-          <w:color w:val="000000"/>
-          <w:sz w:val="24"/>
-        </w:rPr>
-        <w:t>X(m, k) = ∑_{n=0}^{N-1} x(n + m · H) · w(n) · e^{-j 2π k n / N}</w:t>
-      </w:r>
-    </w:p>
-    <w:p>
-      <w:pPr>
-        <w:spacing w:line="360" w:lineRule="auto" w:after="120"/>
-        <w:ind w:firstLine="0"/>
-        <w:jc w:val="both"/>
-      </w:pPr>
-      <w:r>
-        <w:rPr>
-          <w:rFonts w:ascii="Times New Roman" w:hAnsi="Times New Roman" w:eastAsia="Times New Roman"/>
-          <w:b w:val="0"/>
-          <w:i w:val="0"/>
-          <w:color w:val="000000"/>
-          <w:sz w:val="26"/>
-        </w:rPr>
-        <w:t>Trong đó m là chỉ số khung thời gian, k là bin tần số, H là hop length, và N = 1024 là kích thước FFT. Phổ công suất (Power Spectrogram) được tính bằng |X(m, k)|^2.</w:t>
-      </w:r>
-    </w:p>
-    <w:p>
-      <w:pPr>
-        <w:pStyle w:val="Heading3"/>
-      </w:pPr>
-      <w:r>
-        <w:rPr>
-          <w:rFonts w:ascii="Times New Roman" w:hAnsi="Times New Roman" w:eastAsia="Times New Roman"/>
-          <w:b/>
-          <w:color w:val="000000"/>
-          <w:sz w:val="26"/>
-        </w:rPr>
-        <w:t>2.4.2. Thang đo Mel và Log Mel-Spectrogram</w:t>
-      </w:r>
-    </w:p>
-    <w:p>
-      <w:pPr>
-        <w:spacing w:line="360" w:lineRule="auto" w:after="120"/>
-        <w:ind w:firstLine="0"/>
-        <w:jc w:val="both"/>
-      </w:pPr>
-      <w:r>
-        <w:rPr>
-          <w:rFonts w:ascii="Times New Roman" w:hAnsi="Times New Roman" w:eastAsia="Times New Roman"/>
-          <w:b w:val="0"/>
-          <w:i w:val="0"/>
-          <w:color w:val="000000"/>
-          <w:sz w:val="26"/>
-        </w:rPr>
-        <w:t>Tai người cảm nhận cao độ (pitch) theo hàm phi tuyến: rất nhạy ở dải tần thấp (&lt; 1000 Hz) và kém nhạy dần ở dải tần cao. Thang đo Mel mô phỏng đặc tính sinh học này theo công thức:</w:t>
-      </w:r>
-    </w:p>
-    <w:p>
-      <w:pPr>
-        <w:spacing w:before="80" w:after="120"/>
-        <w:jc w:val="center"/>
-      </w:pPr>
-      <w:r>
-        <w:rPr>
-          <w:rFonts w:ascii="Cambria Math" w:hAnsi="Cambria Math" w:eastAsia="Cambria Math"/>
-          <w:color w:val="000000"/>
-          <w:sz w:val="24"/>
-        </w:rPr>
-        <w:t>m = 2595 · log_{10}(1 + f / 700)</w:t>
-      </w:r>
-    </w:p>
-    <w:p>
-      <w:pPr>
-        <w:spacing w:line="360" w:lineRule="auto" w:after="120"/>
-        <w:ind w:firstLine="0"/>
-        <w:jc w:val="both"/>
-      </w:pPr>
-      <w:r>
-        <w:rPr>
-          <w:rFonts w:ascii="Times New Roman" w:hAnsi="Times New Roman" w:eastAsia="Times New Roman"/>
-          <w:b w:val="0"/>
-          <w:i w:val="0"/>
-          <w:color w:val="000000"/>
-          <w:sz w:val="26"/>
-        </w:rPr>
-        <w:t>Hệ thống áp dụng ngân hàng bộ lọc Mel (Mel Filterbank) gồm 64 bộ lọc hình tam giác gối chồng nhau trong dải tần từ 20 Hz đến 8000 Hz. Tín hiệu phổ công suất sau khi nhân với ma trận filterbank được lấy logarit tự nhiên: S_mel = ln(|X|^2 · M + ε). Đây chính là ma trận đặc trưng chính (1 × 64 × 101) được đưa vào mạng TD-ResNet.</w:t>
-      </w:r>
-    </w:p>
-    <w:p>
-      <w:pPr>
-        <w:pStyle w:val="Heading3"/>
-      </w:pPr>
-      <w:r>
-        <w:rPr>
-          <w:rFonts w:ascii="Times New Roman" w:hAnsi="Times New Roman" w:eastAsia="Times New Roman"/>
-          <w:b/>
-          <w:color w:val="000000"/>
-          <w:sz w:val="26"/>
-        </w:rPr>
-        <w:t>2.4.3. Hệ số phổ MFCC</w:t>
-      </w:r>
-    </w:p>
-    <w:p>
-      <w:pPr>
-        <w:spacing w:line="360" w:lineRule="auto" w:after="120"/>
-        <w:ind w:firstLine="0"/>
-        <w:jc w:val="both"/>
-      </w:pPr>
-      <w:r>
-        <w:rPr>
-          <w:rFonts w:ascii="Times New Roman" w:hAnsi="Times New Roman" w:eastAsia="Times New Roman"/>
-          <w:b w:val="0"/>
-          <w:i w:val="0"/>
-          <w:color w:val="000000"/>
-          <w:sz w:val="26"/>
-        </w:rPr>
-        <w:t>Hệ số MFCC thu được bằng cách áp dụng phép biến đổi Cosine rời rạc loại 2 (DCT-II) lên dải Log Mel-Spectrogram, giúp giải tương quan (decorrelate) năng lượng giữa các dải lọc và nén thông tin vào 40 hệ số đầu tiên. MFCC đại diện cho đường bao phổ (spectral envelope), phản ánh hình dạng ống thanh quản khi phát âm.</w:t>
-      </w:r>
-    </w:p>
-    <w:p>
-      <w:pPr>
-        <w:pStyle w:val="Heading3"/>
-      </w:pPr>
-      <w:r>
-        <w:rPr>
-          <w:rFonts w:ascii="Times New Roman" w:hAnsi="Times New Roman" w:eastAsia="Times New Roman"/>
-          <w:b/>
-          <w:color w:val="000000"/>
-          <w:sz w:val="26"/>
-        </w:rPr>
-        <w:t>2.4.4. Năng lượng RMS ngắn hạn và Tỷ lệ đổi dấu biên độ (ZCR)</w:t>
-      </w:r>
-    </w:p>
-    <w:p>
-      <w:pPr>
-        <w:spacing w:line="360" w:lineRule="auto" w:after="80"/>
-        <w:ind w:left="340" w:hanging="340"/>
-        <w:jc w:val="both"/>
-      </w:pPr>
-      <w:r>
-        <w:rPr>
-          <w:rFonts w:ascii="Times New Roman" w:hAnsi="Times New Roman" w:eastAsia="Times New Roman"/>
-          <w:b/>
-          <w:color w:val="000000"/>
-          <w:sz w:val="26"/>
-        </w:rPr>
-        <w:t xml:space="preserve">-- </w:t>
-      </w:r>
-      <w:r>
-        <w:rPr>
-          <w:rFonts w:ascii="Times New Roman" w:hAnsi="Times New Roman" w:eastAsia="Times New Roman"/>
-          <w:b/>
-          <w:color w:val="000000"/>
-          <w:sz w:val="26"/>
-        </w:rPr>
-        <w:t xml:space="preserve">Short-Time RMS Energy: </w:t>
-      </w:r>
-      <w:r>
-        <w:rPr>
-          <w:rFonts w:ascii="Times New Roman" w:hAnsi="Times New Roman" w:eastAsia="Times New Roman"/>
-          <w:color w:val="000000"/>
-          <w:sz w:val="26"/>
-        </w:rPr>
-        <w:t>Đo lường biên độ bình phương trung bình trong từng khung: RMS = sqrt((1/N) ∑ x(n)^2), phản ánh độ to và trọng âm của từ khóa.</w:t>
-      </w:r>
-    </w:p>
-    <w:p>
-      <w:pPr>
-        <w:spacing w:line="360" w:lineRule="auto" w:after="80"/>
-        <w:ind w:left="340" w:hanging="340"/>
-        <w:jc w:val="both"/>
-      </w:pPr>
-      <w:r>
-        <w:rPr>
-          <w:rFonts w:ascii="Times New Roman" w:hAnsi="Times New Roman" w:eastAsia="Times New Roman"/>
-          <w:b/>
-          <w:color w:val="000000"/>
-          <w:sz w:val="26"/>
-        </w:rPr>
-        <w:t xml:space="preserve">-- </w:t>
-      </w:r>
-      <w:r>
-        <w:rPr>
-          <w:rFonts w:ascii="Times New Roman" w:hAnsi="Times New Roman" w:eastAsia="Times New Roman"/>
-          <w:b/>
-          <w:color w:val="000000"/>
-          <w:sz w:val="26"/>
-        </w:rPr>
-        <w:t xml:space="preserve">Zero Crossing Rate (ZCR): </w:t>
-      </w:r>
-      <w:r>
-        <w:rPr>
-          <w:rFonts w:ascii="Times New Roman" w:hAnsi="Times New Roman" w:eastAsia="Times New Roman"/>
-          <w:color w:val="000000"/>
-          <w:sz w:val="26"/>
-        </w:rPr>
-        <w:t>Đếm số lần tín hiệu đổi dấu giữa các mẫu liên tiếp: ZCR = (1/2N) ∑ |sgn(x(n)) - sgn(x(n-1))|. Các phụ âm vô thanh (như /s/, /t/, /sh/) có tần số cao và ZCR rất lớn, trong khi nguyên âm có ZCR thấp.</w:t>
-      </w:r>
-    </w:p>
-    <w:p>
-      <w:pPr>
+        <w:pStyle w:val="Heading2"/>
         <w:keepNext/>
-        <w:spacing w:before="160"/>
-        <w:jc w:val="center"/>
-      </w:pPr>
-      <w:r>
-        <w:drawing>
-          <wp:inline xmlns:a="http://schemas.openxmlformats.org/drawingml/2006/main" xmlns:pic="http://schemas.openxmlformats.org/drawingml/2006/picture">
-            <wp:extent cx="5400000" cy="3727470"/>
-            <wp:docPr id="8" name="Picture 8"/>
-            <wp:cNvGraphicFramePr>
-              <a:graphicFrameLocks noChangeAspect="1"/>
-            </wp:cNvGraphicFramePr>
-            <a:graphic>
-              <a:graphicData uri="http://schemas.openxmlformats.org/drawingml/2006/picture">
-                <pic:pic>
-                  <pic:nvPicPr>
-                    <pic:cNvPr id="0" name="fig_13_feature_gallery.png"/>
-                    <pic:cNvPicPr/>
-                  </pic:nvPicPr>
-                  <pic:blipFill>
-                    <a:blip r:embed="rId16"/>
-                    <a:stretch>
-                      <a:fillRect/>
-                    </a:stretch>
-                  </pic:blipFill>
-                  <pic:spPr>
-                    <a:xfrm>
-                      <a:off x="0" y="0"/>
-                      <a:ext cx="5400000" cy="3727470"/>
-                    </a:xfrm>
-                    <a:prstGeom prst="rect"/>
-                  </pic:spPr>
-                </pic:pic>
-              </a:graphicData>
-            </a:graphic>
-          </wp:inline>
-        </w:drawing>
-      </w:r>
-    </w:p>
-    <w:p>
-      <w:pPr>
-        <w:spacing w:after="200"/>
-        <w:jc w:val="center"/>
-      </w:pPr>
-      <w:r>
-        <w:rPr>
-          <w:rFonts w:ascii="Times New Roman" w:hAnsi="Times New Roman" w:eastAsia="Times New Roman"/>
-          <w:i/>
-          <w:color w:val="000000"/>
-          <w:sz w:val="22"/>
-        </w:rPr>
-        <w:t>Hình 2.4. Lưới đồ thị trực quan hóa 6 đặc trưng tiếng nói phục vụ phân tích học thuật</w:t>
-      </w:r>
-    </w:p>
-    <w:p>
-      <w:pPr>
-        <w:pStyle w:val="Heading2"/>
+        <w:spacing w:before="200" w:after="80"/>
       </w:pPr>
       <w:r>
         <w:rPr>
@@ -3562,196 +4127,7 @@
           <w:color w:val="000000"/>
           <w:sz w:val="28"/>
         </w:rPr>
-        <w:t>2.5. Minh họa và nhận xét dữ liệu hoặc đặc trưng (Thực nghiệm RAW vs. NORMALIZED)</w:t>
-      </w:r>
-    </w:p>
-    <w:p>
-      <w:pPr>
-        <w:spacing w:line="360" w:lineRule="auto" w:after="120"/>
-        <w:ind w:firstLine="0"/>
-        <w:jc w:val="both"/>
-      </w:pPr>
-      <w:r>
-        <w:rPr>
-          <w:rFonts w:ascii="Times New Roman" w:hAnsi="Times New Roman" w:eastAsia="Times New Roman"/>
-          <w:b w:val="0"/>
-          <w:i w:val="0"/>
-          <w:color w:val="000000"/>
-          <w:sz w:val="26"/>
-        </w:rPr>
-        <w:t>Để trả lời câu hỏi khoa học: 'Tiền xử lý có thực sự mang lại lợi ích cho mô hình hay không?', đồ án đã thiết kế thực nghiệm đối sánh định lượng và trực quan giữa tín hiệu RAW và tín hiệu NORMALIZED trên cùng một mẫu âm thanh:</w:t>
-      </w:r>
-    </w:p>
-    <w:p>
-      <w:pPr>
-        <w:keepNext/>
-        <w:spacing w:before="160"/>
-        <w:jc w:val="center"/>
-      </w:pPr>
-      <w:r>
-        <w:drawing>
-          <wp:inline xmlns:a="http://schemas.openxmlformats.org/drawingml/2006/main" xmlns:pic="http://schemas.openxmlformats.org/drawingml/2006/picture">
-            <wp:extent cx="5400000" cy="3304666"/>
-            <wp:docPr id="9" name="Picture 9"/>
-            <wp:cNvGraphicFramePr>
-              <a:graphicFrameLocks noChangeAspect="1"/>
-            </wp:cNvGraphicFramePr>
-            <a:graphic>
-              <a:graphicData uri="http://schemas.openxmlformats.org/drawingml/2006/picture">
-                <pic:pic>
-                  <pic:nvPicPr>
-                    <pic:cNvPr id="0" name="fig_14_raw_vs_normalized.png"/>
-                    <pic:cNvPicPr/>
-                  </pic:nvPicPr>
-                  <pic:blipFill>
-                    <a:blip r:embed="rId17"/>
-                    <a:stretch>
-                      <a:fillRect/>
-                    </a:stretch>
-                  </pic:blipFill>
-                  <pic:spPr>
-                    <a:xfrm>
-                      <a:off x="0" y="0"/>
-                      <a:ext cx="5400000" cy="3304666"/>
-                    </a:xfrm>
-                    <a:prstGeom prst="rect"/>
-                  </pic:spPr>
-                </pic:pic>
-              </a:graphicData>
-            </a:graphic>
-          </wp:inline>
-        </w:drawing>
-      </w:r>
-    </w:p>
-    <w:p>
-      <w:pPr>
-        <w:spacing w:after="200"/>
-        <w:jc w:val="center"/>
-      </w:pPr>
-      <w:r>
-        <w:rPr>
-          <w:rFonts w:ascii="Times New Roman" w:hAnsi="Times New Roman" w:eastAsia="Times New Roman"/>
-          <w:i/>
-          <w:color w:val="000000"/>
-          <w:sz w:val="22"/>
-        </w:rPr>
-        <w:t>Hình 2.5. So sánh trực quan dạng sóng, phổ Mel và năng lượng RMS giữa chế độ RAW và NORMALIZED</w:t>
-      </w:r>
-    </w:p>
-    <w:p>
-      <w:pPr>
-        <w:spacing w:line="360" w:lineRule="auto" w:after="120"/>
-        <w:ind w:firstLine="0"/>
-        <w:jc w:val="both"/>
-      </w:pPr>
-      <w:r>
-        <w:rPr>
-          <w:rFonts w:ascii="Times New Roman" w:hAnsi="Times New Roman" w:eastAsia="Times New Roman"/>
-          <w:b w:val="0"/>
-          <w:i w:val="0"/>
-          <w:color w:val="000000"/>
-          <w:sz w:val="26"/>
-        </w:rPr>
-        <w:t>Nhận xét từ thực nghiệm phân tích:</w:t>
-      </w:r>
-    </w:p>
-    <w:p>
-      <w:pPr>
-        <w:spacing w:line="360" w:lineRule="auto" w:after="80"/>
-        <w:ind w:left="340" w:hanging="340"/>
-        <w:jc w:val="both"/>
-      </w:pPr>
-      <w:r>
-        <w:rPr>
-          <w:rFonts w:ascii="Times New Roman" w:hAnsi="Times New Roman" w:eastAsia="Times New Roman"/>
-          <w:b/>
-          <w:color w:val="000000"/>
-          <w:sz w:val="26"/>
-        </w:rPr>
-        <w:t xml:space="preserve">-- </w:t>
-      </w:r>
-      <w:r>
-        <w:rPr>
-          <w:rFonts w:ascii="Times New Roman" w:hAnsi="Times New Roman" w:eastAsia="Times New Roman"/>
-          <w:b/>
-          <w:color w:val="000000"/>
-          <w:sz w:val="26"/>
-        </w:rPr>
-        <w:t xml:space="preserve">Về dạng sóng thời gian: </w:t>
-      </w:r>
-      <w:r>
-        <w:rPr>
-          <w:rFonts w:ascii="Times New Roman" w:hAnsi="Times New Roman" w:eastAsia="Times New Roman"/>
-          <w:color w:val="000000"/>
-          <w:sz w:val="26"/>
-        </w:rPr>
-        <w:t>Tín hiệu RAW thường có độ dài không đồng đều, có thể chứa khoảng lặng kéo dài ở hai đầu làm loãng đặc trưng âm vị, đồng thời có thể bị lệch một chiều (DC offset). Sau khi tiền xử lý, toàn bộ khoảng lặng biên bị loại bỏ, năng lượng từ khóa được căn giữa và độ dài cố định chính xác 1.0 giây.</w:t>
-      </w:r>
-    </w:p>
-    <w:p>
-      <w:pPr>
-        <w:spacing w:line="360" w:lineRule="auto" w:after="80"/>
-        <w:ind w:left="340" w:hanging="340"/>
-        <w:jc w:val="both"/>
-      </w:pPr>
-      <w:r>
-        <w:rPr>
-          <w:rFonts w:ascii="Times New Roman" w:hAnsi="Times New Roman" w:eastAsia="Times New Roman"/>
-          <w:b/>
-          <w:color w:val="000000"/>
-          <w:sz w:val="26"/>
-        </w:rPr>
-        <w:t xml:space="preserve">-- </w:t>
-      </w:r>
-      <w:r>
-        <w:rPr>
-          <w:rFonts w:ascii="Times New Roman" w:hAnsi="Times New Roman" w:eastAsia="Times New Roman"/>
-          <w:b/>
-          <w:color w:val="000000"/>
-          <w:sz w:val="26"/>
-        </w:rPr>
-        <w:t xml:space="preserve">Về biên độ và năng lượng RMS: </w:t>
-      </w:r>
-      <w:r>
-        <w:rPr>
-          <w:rFonts w:ascii="Times New Roman" w:hAnsi="Times New Roman" w:eastAsia="Times New Roman"/>
-          <w:color w:val="000000"/>
-          <w:sz w:val="26"/>
-        </w:rPr>
-        <w:t>Các đoạn âm thanh thu âm từ các thiết bị khác nhau có mức âm lượng chênh lệch lớn (Peak từ 0.15 đến 0.98). Việc áp dụng Peak Normalization đưa biên độ đỉnh về 0.95 giúp cân bằng năng lượng âm thanh, loại bỏ sự mất cân bằng biên độ giữa các người nói.</w:t>
-      </w:r>
-    </w:p>
-    <w:p>
-      <w:pPr>
-        <w:spacing w:line="360" w:lineRule="auto" w:after="80"/>
-        <w:ind w:left="340" w:hanging="340"/>
-        <w:jc w:val="both"/>
-      </w:pPr>
-      <w:r>
-        <w:rPr>
-          <w:rFonts w:ascii="Times New Roman" w:hAnsi="Times New Roman" w:eastAsia="Times New Roman"/>
-          <w:b/>
-          <w:color w:val="000000"/>
-          <w:sz w:val="26"/>
-        </w:rPr>
-        <w:t xml:space="preserve">-- </w:t>
-      </w:r>
-      <w:r>
-        <w:rPr>
-          <w:rFonts w:ascii="Times New Roman" w:hAnsi="Times New Roman" w:eastAsia="Times New Roman"/>
-          <w:b/>
-          <w:color w:val="000000"/>
-          <w:sz w:val="26"/>
-        </w:rPr>
-        <w:t xml:space="preserve">Về phổ Log Mel-Spectrogram: </w:t>
-      </w:r>
-      <w:r>
-        <w:rPr>
-          <w:rFonts w:ascii="Times New Roman" w:hAnsi="Times New Roman" w:eastAsia="Times New Roman"/>
-          <w:color w:val="000000"/>
-          <w:sz w:val="26"/>
-        </w:rPr>
-        <w:t>Phổ Mel của tín hiệu Normalized thể hiện rõ các vệt formant đậm nét và sắc sảo hơn, giảm thiểu nhiễu nền ở các dải tần số cao, tạo điều kiện thuận lợi nhất để mạng TD-ResNet trích xuất vector embedding có tính phân tách cao.</w:t>
+        <w:t>2.5. Minh họa và nhận xét dữ liệu hoặc đặc trưng</w:t>
       </w:r>
     </w:p>
     <w:p>
@@ -3762,6 +4138,8 @@
     <w:p>
       <w:pPr>
         <w:pStyle w:val="Heading1"/>
+        <w:keepNext/>
+        <w:spacing w:before="200" w:after="80"/>
       </w:pPr>
       <w:r>
         <w:rPr>
@@ -3776,6 +4154,8 @@
     <w:p>
       <w:pPr>
         <w:pStyle w:val="Heading2"/>
+        <w:keepNext/>
+        <w:spacing w:before="200" w:after="80"/>
       </w:pPr>
       <w:r>
         <w:rPr>
@@ -3789,262 +4169,9 @@
     </w:p>
     <w:p>
       <w:pPr>
-        <w:spacing w:line="360" w:lineRule="auto" w:after="120"/>
-        <w:ind w:firstLine="0"/>
-        <w:jc w:val="both"/>
-      </w:pPr>
-      <w:r>
-        <w:rPr>
-          <w:rFonts w:ascii="Times New Roman" w:hAnsi="Times New Roman" w:eastAsia="Times New Roman"/>
-          <w:b w:val="0"/>
-          <w:i w:val="0"/>
-          <w:color w:val="000000"/>
-          <w:sz w:val="26"/>
-        </w:rPr>
-        <w:t>Hệ thống giải pháp được xây dựng hoàn chỉnh dưới dạng một nền tảng nghiên cứu và thực nghiệm mã nguồn mở, đồng thời chuẩn bị sẵn sàng kiến trúc để kết nối trực tiếp với ứng dụng Desktop Voice AI Assistant chạy ngầm trên máy tính:</w:t>
-      </w:r>
-    </w:p>
-    <w:p>
-      <w:pPr>
+        <w:pStyle w:val="Heading2"/>
         <w:keepNext/>
-        <w:spacing w:before="160"/>
-        <w:jc w:val="center"/>
-      </w:pPr>
-      <w:r>
-        <w:drawing>
-          <wp:inline xmlns:a="http://schemas.openxmlformats.org/drawingml/2006/main" xmlns:pic="http://schemas.openxmlformats.org/drawingml/2006/picture">
-            <wp:extent cx="5400000" cy="2127273"/>
-            <wp:docPr id="10" name="Picture 10"/>
-            <wp:cNvGraphicFramePr>
-              <a:graphicFrameLocks noChangeAspect="1"/>
-            </wp:cNvGraphicFramePr>
-            <a:graphic>
-              <a:graphicData uri="http://schemas.openxmlformats.org/drawingml/2006/picture">
-                <pic:pic>
-                  <pic:nvPicPr>
-                    <pic:cNvPr id="0" name="fig_15_desktop_assistant_flow.png"/>
-                    <pic:cNvPicPr/>
-                  </pic:nvPicPr>
-                  <pic:blipFill>
-                    <a:blip r:embed="rId18"/>
-                    <a:stretch>
-                      <a:fillRect/>
-                    </a:stretch>
-                  </pic:blipFill>
-                  <pic:spPr>
-                    <a:xfrm>
-                      <a:off x="0" y="0"/>
-                      <a:ext cx="5400000" cy="2127273"/>
-                    </a:xfrm>
-                    <a:prstGeom prst="rect"/>
-                  </pic:spPr>
-                </pic:pic>
-              </a:graphicData>
-            </a:graphic>
-          </wp:inline>
-        </w:drawing>
-      </w:r>
-    </w:p>
-    <w:p>
-      <w:pPr>
-        <w:spacing w:after="200"/>
-        <w:jc w:val="center"/>
-      </w:pPr>
-      <w:r>
-        <w:rPr>
-          <w:rFonts w:ascii="Times New Roman" w:hAnsi="Times New Roman" w:eastAsia="Times New Roman"/>
-          <w:i/>
-          <w:color w:val="000000"/>
-          <w:sz w:val="22"/>
-        </w:rPr>
-        <w:t>Hình 3.1. Luồng hoạt động hoàn chỉnh từ âm thanh đầu vào đến bộ điều khiển Desktop Voice AI Assistant</w:t>
-      </w:r>
-    </w:p>
-    <w:p>
-      <w:pPr>
-        <w:spacing w:line="360" w:lineRule="auto" w:after="120"/>
-        <w:ind w:firstLine="0"/>
-        <w:jc w:val="both"/>
-      </w:pPr>
-      <w:r>
-        <w:rPr>
-          <w:rFonts w:ascii="Times New Roman" w:hAnsi="Times New Roman" w:eastAsia="Times New Roman"/>
-          <w:b w:val="0"/>
-          <w:i w:val="0"/>
-          <w:color w:val="000000"/>
-          <w:sz w:val="26"/>
-        </w:rPr>
-        <w:t>Luồng vận hành bao gồm 5 giai đoạn chính:</w:t>
-      </w:r>
-    </w:p>
-    <w:p>
-      <w:pPr>
-        <w:spacing w:line="360" w:lineRule="auto" w:after="80"/>
-        <w:ind w:left="340" w:hanging="340"/>
-        <w:jc w:val="both"/>
-      </w:pPr>
-      <w:r>
-        <w:rPr>
-          <w:rFonts w:ascii="Times New Roman" w:hAnsi="Times New Roman" w:eastAsia="Times New Roman"/>
-          <w:b/>
-          <w:color w:val="000000"/>
-          <w:sz w:val="26"/>
-        </w:rPr>
-        <w:t xml:space="preserve">-- </w:t>
-      </w:r>
-      <w:r>
-        <w:rPr>
-          <w:rFonts w:ascii="Times New Roman" w:hAnsi="Times New Roman" w:eastAsia="Times New Roman"/>
-          <w:b/>
-          <w:color w:val="000000"/>
-          <w:sz w:val="26"/>
-        </w:rPr>
-        <w:t xml:space="preserve">1. Lắng nghe từ khóa kích hoạt (Wake-up Word): </w:t>
-      </w:r>
-      <w:r>
-        <w:rPr>
-          <w:rFonts w:ascii="Times New Roman" w:hAnsi="Times New Roman" w:eastAsia="Times New Roman"/>
-          <w:color w:val="000000"/>
-          <w:sz w:val="26"/>
-        </w:rPr>
-        <w:t>Hệ thống duy trì một luồng ghi âm nền với mức chiếm dụng CPU cực thấp. Khi phát hiện từ khóa đánh thức (ví dụ 'Hey Assistant'), hệ thống chuyển sang trạng thái kích hoạt (Active State).</w:t>
-      </w:r>
-    </w:p>
-    <w:p>
-      <w:pPr>
-        <w:spacing w:line="360" w:lineRule="auto" w:after="80"/>
-        <w:ind w:left="340" w:hanging="340"/>
-        <w:jc w:val="both"/>
-      </w:pPr>
-      <w:r>
-        <w:rPr>
-          <w:rFonts w:ascii="Times New Roman" w:hAnsi="Times New Roman" w:eastAsia="Times New Roman"/>
-          <w:b/>
-          <w:color w:val="000000"/>
-          <w:sz w:val="26"/>
-        </w:rPr>
-        <w:t xml:space="preserve">-- </w:t>
-      </w:r>
-      <w:r>
-        <w:rPr>
-          <w:rFonts w:ascii="Times New Roman" w:hAnsi="Times New Roman" w:eastAsia="Times New Roman"/>
-          <w:b/>
-          <w:color w:val="000000"/>
-          <w:sz w:val="26"/>
-        </w:rPr>
-        <w:t xml:space="preserve">2. Thu âm khẩu lệnh (Command Listening): </w:t>
-      </w:r>
-      <w:r>
-        <w:rPr>
-          <w:rFonts w:ascii="Times New Roman" w:hAnsi="Times New Roman" w:eastAsia="Times New Roman"/>
-          <w:color w:val="000000"/>
-          <w:sz w:val="26"/>
-        </w:rPr>
-        <w:t>Khi ở trạng thái kích hoạt, microphone thu âm đoạn âm thanh khẩu lệnh của người dùng (thời lượng 1.0 - 2.5s) và đưa qua pipeline tiền xử lý.</w:t>
-      </w:r>
-    </w:p>
-    <w:p>
-      <w:pPr>
-        <w:spacing w:line="360" w:lineRule="auto" w:after="80"/>
-        <w:ind w:left="340" w:hanging="340"/>
-        <w:jc w:val="both"/>
-      </w:pPr>
-      <w:r>
-        <w:rPr>
-          <w:rFonts w:ascii="Times New Roman" w:hAnsi="Times New Roman" w:eastAsia="Times New Roman"/>
-          <w:b/>
-          <w:color w:val="000000"/>
-          <w:sz w:val="26"/>
-        </w:rPr>
-        <w:t xml:space="preserve">-- </w:t>
-      </w:r>
-      <w:r>
-        <w:rPr>
-          <w:rFonts w:ascii="Times New Roman" w:hAnsi="Times New Roman" w:eastAsia="Times New Roman"/>
-          <w:b/>
-          <w:color w:val="000000"/>
-          <w:sz w:val="26"/>
-        </w:rPr>
-        <w:t xml:space="preserve">3. Phân loại ít mẫu (Few-Shot Matching): </w:t>
-      </w:r>
-      <w:r>
-        <w:rPr>
-          <w:rFonts w:ascii="Times New Roman" w:hAnsi="Times New Roman" w:eastAsia="Times New Roman"/>
-          <w:color w:val="000000"/>
-          <w:sz w:val="26"/>
-        </w:rPr>
-        <w:t>Khẩu lệnh được trích xuất Log Mel-Spectrogram, đưa qua TD-ResNet để tạo embedding z_q, sau đó đối chiếu khoảng cách Euclid với các Prototype của các lệnh đã đăng ký trong bộ nhớ Support Set.</w:t>
-      </w:r>
-    </w:p>
-    <w:p>
-      <w:pPr>
-        <w:spacing w:line="360" w:lineRule="auto" w:after="80"/>
-        <w:ind w:left="340" w:hanging="340"/>
-        <w:jc w:val="both"/>
-      </w:pPr>
-      <w:r>
-        <w:rPr>
-          <w:rFonts w:ascii="Times New Roman" w:hAnsi="Times New Roman" w:eastAsia="Times New Roman"/>
-          <w:b/>
-          <w:color w:val="000000"/>
-          <w:sz w:val="26"/>
-        </w:rPr>
-        <w:t xml:space="preserve">-- </w:t>
-      </w:r>
-      <w:r>
-        <w:rPr>
-          <w:rFonts w:ascii="Times New Roman" w:hAnsi="Times New Roman" w:eastAsia="Times New Roman"/>
-          <w:b/>
-          <w:color w:val="000000"/>
-          <w:sz w:val="26"/>
-        </w:rPr>
-        <w:t xml:space="preserve">4. Xuất nhãn lệnh (Intent Classification): </w:t>
-      </w:r>
-      <w:r>
-        <w:rPr>
-          <w:rFonts w:ascii="Times New Roman" w:hAnsi="Times New Roman" w:eastAsia="Times New Roman"/>
-          <w:color w:val="000000"/>
-          <w:sz w:val="26"/>
-        </w:rPr>
-        <w:t>Xác định nhãn lệnh có khoảng cách gần nhất và vượt qua ngưỡng tin cậy (Confidence Threshold).</w:t>
-      </w:r>
-    </w:p>
-    <w:p>
-      <w:pPr>
-        <w:spacing w:line="360" w:lineRule="auto" w:after="80"/>
-        <w:ind w:left="340" w:hanging="340"/>
-        <w:jc w:val="both"/>
-      </w:pPr>
-      <w:r>
-        <w:rPr>
-          <w:rFonts w:ascii="Times New Roman" w:hAnsi="Times New Roman" w:eastAsia="Times New Roman"/>
-          <w:b/>
-          <w:color w:val="000000"/>
-          <w:sz w:val="26"/>
-        </w:rPr>
-        <w:t xml:space="preserve">-- </w:t>
-      </w:r>
-      <w:r>
-        <w:rPr>
-          <w:rFonts w:ascii="Times New Roman" w:hAnsi="Times New Roman" w:eastAsia="Times New Roman"/>
-          <w:b/>
-          <w:color w:val="000000"/>
-          <w:sz w:val="26"/>
-        </w:rPr>
-        <w:t xml:space="preserve">5. Thực thi tự động hóa (Desktop Automation): </w:t>
-      </w:r>
-      <w:r>
-        <w:rPr>
-          <w:rFonts w:ascii="Times New Roman" w:hAnsi="Times New Roman" w:eastAsia="Times New Roman"/>
-          <w:color w:val="000000"/>
-          <w:sz w:val="26"/>
-        </w:rPr>
-        <w:t>Phát tín hiệu điều khiển liên tiến trình (IPC) tới Antigravity hoặc hệ điều hành để thực hiện hành động cụ thể: khởi động VS Code, mở video trên YouTube, báo cáo giờ hiện tại, điều khiển âm lượng,...</w:t>
-      </w:r>
-    </w:p>
-    <w:p>
-      <w:pPr>
-        <w:pStyle w:val="Heading2"/>
+        <w:spacing w:before="200" w:after="80"/>
       </w:pPr>
       <w:r>
         <w:rPr>
@@ -4058,189 +4185,9 @@
     </w:p>
     <w:p>
       <w:pPr>
-        <w:spacing w:line="360" w:lineRule="auto" w:after="120"/>
-        <w:ind w:firstLine="0"/>
-        <w:jc w:val="both"/>
-      </w:pPr>
-      <w:r>
-        <w:rPr>
-          <w:rFonts w:ascii="Times New Roman" w:hAnsi="Times New Roman" w:eastAsia="Times New Roman"/>
-          <w:b w:val="0"/>
-          <w:i w:val="0"/>
-          <w:color w:val="000000"/>
-          <w:sz w:val="26"/>
-        </w:rPr>
-        <w:t>Toàn bộ mã nguồn của dự án được tổ chức tách bạch theo các module độc lập trong thư mục src/:</w:t>
-      </w:r>
-    </w:p>
-    <w:p>
-      <w:pPr>
-        <w:spacing w:line="360" w:lineRule="auto" w:after="80"/>
-        <w:ind w:left="340" w:hanging="340"/>
-        <w:jc w:val="both"/>
-      </w:pPr>
-      <w:r>
-        <w:rPr>
-          <w:rFonts w:ascii="Times New Roman" w:hAnsi="Times New Roman" w:eastAsia="Times New Roman"/>
-          <w:b/>
-          <w:color w:val="000000"/>
-          <w:sz w:val="26"/>
-        </w:rPr>
-        <w:t xml:space="preserve">-- </w:t>
-      </w:r>
-      <w:r>
-        <w:rPr>
-          <w:rFonts w:ascii="Times New Roman" w:hAnsi="Times New Roman" w:eastAsia="Times New Roman"/>
-          <w:b/>
-          <w:color w:val="000000"/>
-          <w:sz w:val="26"/>
-        </w:rPr>
-        <w:t xml:space="preserve">Module dữ liệu (src/data/): </w:t>
-      </w:r>
-      <w:r>
-        <w:rPr>
-          <w:rFonts w:ascii="Times New Roman" w:hAnsi="Times New Roman" w:eastAsia="Times New Roman"/>
-          <w:color w:val="000000"/>
-          <w:sz w:val="26"/>
-        </w:rPr>
-        <w:t>Bao gồm DatasetAuditor (quét và xuất báo cáo kiểm định CSV), AudioPreprocessor (pipeline tiền xử lý toggleable), FewShotAudioDataset (quản lý phân chia lớp), và EpisodicBatchSampler (bộ lấy mẫu episode với ràng buộc Support ∩ Query = ∅).</w:t>
-      </w:r>
-    </w:p>
-    <w:p>
-      <w:pPr>
-        <w:spacing w:line="360" w:lineRule="auto" w:after="80"/>
-        <w:ind w:left="340" w:hanging="340"/>
-        <w:jc w:val="both"/>
-      </w:pPr>
-      <w:r>
-        <w:rPr>
-          <w:rFonts w:ascii="Times New Roman" w:hAnsi="Times New Roman" w:eastAsia="Times New Roman"/>
-          <w:b/>
-          <w:color w:val="000000"/>
-          <w:sz w:val="26"/>
-        </w:rPr>
-        <w:t xml:space="preserve">-- </w:t>
-      </w:r>
-      <w:r>
-        <w:rPr>
-          <w:rFonts w:ascii="Times New Roman" w:hAnsi="Times New Roman" w:eastAsia="Times New Roman"/>
-          <w:b/>
-          <w:color w:val="000000"/>
-          <w:sz w:val="26"/>
-        </w:rPr>
-        <w:t xml:space="preserve">Module đặc trưng (src/features/): </w:t>
-      </w:r>
-      <w:r>
-        <w:rPr>
-          <w:rFonts w:ascii="Times New Roman" w:hAnsi="Times New Roman" w:eastAsia="Times New Roman"/>
-          <w:color w:val="000000"/>
-          <w:sz w:val="26"/>
-        </w:rPr>
-        <w:t>FeatureExtractor thực hiện trích xuất ma trận STFT, Mel Filterbank và MFCC dựa trên các tham số cấu hình YAML.</w:t>
-      </w:r>
-    </w:p>
-    <w:p>
-      <w:pPr>
-        <w:spacing w:line="360" w:lineRule="auto" w:after="80"/>
-        <w:ind w:left="340" w:hanging="340"/>
-        <w:jc w:val="both"/>
-      </w:pPr>
-      <w:r>
-        <w:rPr>
-          <w:rFonts w:ascii="Times New Roman" w:hAnsi="Times New Roman" w:eastAsia="Times New Roman"/>
-          <w:b/>
-          <w:color w:val="000000"/>
-          <w:sz w:val="26"/>
-        </w:rPr>
-        <w:t xml:space="preserve">-- </w:t>
-      </w:r>
-      <w:r>
-        <w:rPr>
-          <w:rFonts w:ascii="Times New Roman" w:hAnsi="Times New Roman" w:eastAsia="Times New Roman"/>
-          <w:b/>
-          <w:color w:val="000000"/>
-          <w:sz w:val="26"/>
-        </w:rPr>
-        <w:t xml:space="preserve">Module mô hình (src/models/): </w:t>
-      </w:r>
-      <w:r>
-        <w:rPr>
-          <w:rFonts w:ascii="Times New Roman" w:hAnsi="Times New Roman" w:eastAsia="Times New Roman"/>
-          <w:color w:val="000000"/>
-          <w:sz w:val="26"/>
-        </w:rPr>
-        <w:t>Cài đặt TDResNetEmbeddingNet với các khối TemporalDilatedConvBlock và PrototypicalNetwork tính toán prototype theo lô ma trận.</w:t>
-      </w:r>
-    </w:p>
-    <w:p>
-      <w:pPr>
-        <w:spacing w:line="360" w:lineRule="auto" w:after="80"/>
-        <w:ind w:left="340" w:hanging="340"/>
-        <w:jc w:val="both"/>
-      </w:pPr>
-      <w:r>
-        <w:rPr>
-          <w:rFonts w:ascii="Times New Roman" w:hAnsi="Times New Roman" w:eastAsia="Times New Roman"/>
-          <w:b/>
-          <w:color w:val="000000"/>
-          <w:sz w:val="26"/>
-        </w:rPr>
-        <w:t xml:space="preserve">-- </w:t>
-      </w:r>
-      <w:r>
-        <w:rPr>
-          <w:rFonts w:ascii="Times New Roman" w:hAnsi="Times New Roman" w:eastAsia="Times New Roman"/>
-          <w:b/>
-          <w:color w:val="000000"/>
-          <w:sz w:val="26"/>
-        </w:rPr>
-        <w:t xml:space="preserve">Module huấn luyện (src/training/): </w:t>
-      </w:r>
-      <w:r>
-        <w:rPr>
-          <w:rFonts w:ascii="Times New Roman" w:hAnsi="Times New Roman" w:eastAsia="Times New Roman"/>
-          <w:color w:val="000000"/>
-          <w:sz w:val="26"/>
-        </w:rPr>
-        <w:t>EpisodicTrainer quản lý vòng lặp huấn luyện, bộ tối ưu Adam, StepLR scheduler, tính toán độ chính xác Top-1 và xuất checkpoint best.pt, metrics.json, biểu đồ học tập.</w:t>
-      </w:r>
-    </w:p>
-    <w:p>
-      <w:pPr>
-        <w:spacing w:line="360" w:lineRule="auto" w:after="80"/>
-        <w:ind w:left="340" w:hanging="340"/>
-        <w:jc w:val="both"/>
-      </w:pPr>
-      <w:r>
-        <w:rPr>
-          <w:rFonts w:ascii="Times New Roman" w:hAnsi="Times New Roman" w:eastAsia="Times New Roman"/>
-          <w:b/>
-          <w:color w:val="000000"/>
-          <w:sz w:val="26"/>
-        </w:rPr>
-        <w:t xml:space="preserve">-- </w:t>
-      </w:r>
-      <w:r>
-        <w:rPr>
-          <w:rFonts w:ascii="Times New Roman" w:hAnsi="Times New Roman" w:eastAsia="Times New Roman"/>
-          <w:b/>
-          <w:color w:val="000000"/>
-          <w:sz w:val="26"/>
-        </w:rPr>
-        <w:t xml:space="preserve">Module đánh giá (src/evaluation/): </w:t>
-      </w:r>
-      <w:r>
-        <w:rPr>
-          <w:rFonts w:ascii="Times New Roman" w:hAnsi="Times New Roman" w:eastAsia="Times New Roman"/>
-          <w:color w:val="000000"/>
-          <w:sz w:val="26"/>
-        </w:rPr>
-        <w:t>FewShotEvaluator đánh giá ma trận cấu hình kiểm thử kèm khoảng tin cậy 95% CI và đo độ trễ suy luận; EmbeddingVisualizer hỗ trợ vẽ cụm embedding bằng t-SNE / PCA.</w:t>
-      </w:r>
-    </w:p>
-    <w:p>
-      <w:pPr>
         <w:pStyle w:val="Heading2"/>
+        <w:keepNext/>
+        <w:spacing w:before="200" w:after="80"/>
       </w:pPr>
       <w:r>
         <w:rPr>
@@ -4254,769 +4201,9 @@
     </w:p>
     <w:p>
       <w:pPr>
-        <w:spacing w:line="360" w:lineRule="auto" w:after="120"/>
-        <w:ind w:firstLine="0"/>
-        <w:jc w:val="both"/>
-      </w:pPr>
-      <w:r>
-        <w:rPr>
-          <w:rFonts w:ascii="Times New Roman" w:hAnsi="Times New Roman" w:eastAsia="Times New Roman"/>
-          <w:b w:val="0"/>
-          <w:i w:val="0"/>
-          <w:color w:val="000000"/>
-          <w:sz w:val="26"/>
-        </w:rPr>
-        <w:t>Theo đúng nguyên tắc khoa học nghiêm ngặt được đặt ra từ đầu đồ án: 'Tuyệt đối không tạo dựng số liệu giả mạo'. Mọi số liệu trong báo cáo phải được sinh ra từ quá trình chạy mã lệnh thực nghiệm thực tế.</w:t>
-      </w:r>
-    </w:p>
-    <w:p>
-      <w:pPr>
-        <w:spacing w:line="360" w:lineRule="auto" w:after="120"/>
-        <w:ind w:firstLine="0"/>
-        <w:jc w:val="both"/>
-      </w:pPr>
-      <w:r>
-        <w:rPr>
-          <w:rFonts w:ascii="Times New Roman" w:hAnsi="Times New Roman" w:eastAsia="Times New Roman"/>
-          <w:b w:val="0"/>
-          <w:i w:val="0"/>
-          <w:color w:val="000000"/>
-          <w:sz w:val="26"/>
-        </w:rPr>
-        <w:t>Nhóm đã chuẩn bị sẵn sàng môi trường huấn luyện trên Kaggle GPU (Nvidia Tesla T4 / P100) thông qua file cấu hình configs/experiments/exp_001_5way_5shot.yaml và bộ 6 Notebooks chuyên biệt. Bảng 3.1 mô tả ma trận cấu hình đánh giá thực nghiệm được thiết lập cho đợt kiểm thử:</w:t>
-      </w:r>
-    </w:p>
-    <w:tbl>
-      <w:tblPr>
-        <w:tblW w:type="auto" w:w="0"/>
-        <w:jc w:val="center"/>
-        <w:tblLayout w:type="fixed"/>
-        <w:tblLook w:firstColumn="1" w:firstRow="1" w:lastColumn="0" w:lastRow="0" w:noHBand="0" w:noVBand="1" w:val="04A0"/>
-      </w:tblPr>
-      <w:tblGrid>
-        <w:gridCol w:w="1344"/>
-        <w:gridCol w:w="1344"/>
-        <w:gridCol w:w="1344"/>
-        <w:gridCol w:w="1344"/>
-        <w:gridCol w:w="1344"/>
-        <w:gridCol w:w="1344"/>
-        <w:gridCol w:w="1344"/>
-      </w:tblGrid>
-      <w:tr>
-        <w:tc>
-          <w:tcPr>
-            <w:tcW w:type="dxa" w:w="1814"/>
-            <w:shd w:fill="E2E8F0"/>
-          </w:tcPr>
-          <w:p>
-            <w:pPr>
-              <w:spacing w:after="60" w:line="276" w:lineRule="auto"/>
-              <w:jc w:val="center"/>
-            </w:pPr>
-            <w:r>
-              <w:rPr>
-                <w:rFonts w:ascii="Times New Roman" w:hAnsi="Times New Roman" w:eastAsia="Times New Roman"/>
-                <w:b/>
-                <w:color w:val="000000"/>
-                <w:sz w:val="22"/>
-              </w:rPr>
-              <w:t>Cấu hình đánh giá</w:t>
-            </w:r>
-          </w:p>
-        </w:tc>
-        <w:tc>
-          <w:tcPr>
-            <w:tcW w:type="dxa" w:w="1020"/>
-            <w:shd w:fill="E2E8F0"/>
-          </w:tcPr>
-          <w:p>
-            <w:pPr>
-              <w:spacing w:after="60" w:line="276" w:lineRule="auto"/>
-              <w:jc w:val="center"/>
-            </w:pPr>
-            <w:r>
-              <w:rPr>
-                <w:rFonts w:ascii="Times New Roman" w:hAnsi="Times New Roman" w:eastAsia="Times New Roman"/>
-                <w:b/>
-                <w:color w:val="000000"/>
-                <w:sz w:val="22"/>
-              </w:rPr>
-              <w:t>Số Way (N)</w:t>
-            </w:r>
-          </w:p>
-        </w:tc>
-        <w:tc>
-          <w:tcPr>
-            <w:tcW w:type="dxa" w:w="1020"/>
-            <w:shd w:fill="E2E8F0"/>
-          </w:tcPr>
-          <w:p>
-            <w:pPr>
-              <w:spacing w:after="60" w:line="276" w:lineRule="auto"/>
-              <w:jc w:val="center"/>
-            </w:pPr>
-            <w:r>
-              <w:rPr>
-                <w:rFonts w:ascii="Times New Roman" w:hAnsi="Times New Roman" w:eastAsia="Times New Roman"/>
-                <w:b/>
-                <w:color w:val="000000"/>
-                <w:sz w:val="22"/>
-              </w:rPr>
-              <w:t>Số Shot (K)</w:t>
-            </w:r>
-          </w:p>
-        </w:tc>
-        <w:tc>
-          <w:tcPr>
-            <w:tcW w:type="dxa" w:w="1134"/>
-            <w:shd w:fill="E2E8F0"/>
-          </w:tcPr>
-          <w:p>
-            <w:pPr>
-              <w:spacing w:after="60" w:line="276" w:lineRule="auto"/>
-              <w:jc w:val="center"/>
-            </w:pPr>
-            <w:r>
-              <w:rPr>
-                <w:rFonts w:ascii="Times New Roman" w:hAnsi="Times New Roman" w:eastAsia="Times New Roman"/>
-                <w:b/>
-                <w:color w:val="000000"/>
-                <w:sz w:val="22"/>
-              </w:rPr>
-              <w:t>Số Query (Q)</w:t>
-            </w:r>
-          </w:p>
-        </w:tc>
-        <w:tc>
-          <w:tcPr>
-            <w:tcW w:type="dxa" w:w="1134"/>
-            <w:shd w:fill="E2E8F0"/>
-          </w:tcPr>
-          <w:p>
-            <w:pPr>
-              <w:spacing w:after="60" w:line="276" w:lineRule="auto"/>
-              <w:jc w:val="center"/>
-            </w:pPr>
-            <w:r>
-              <w:rPr>
-                <w:rFonts w:ascii="Times New Roman" w:hAnsi="Times New Roman" w:eastAsia="Times New Roman"/>
-                <w:b/>
-                <w:color w:val="000000"/>
-                <w:sz w:val="22"/>
-              </w:rPr>
-              <w:t>Số Episode</w:t>
-            </w:r>
-          </w:p>
-        </w:tc>
-        <w:tc>
-          <w:tcPr>
-            <w:tcW w:type="dxa" w:w="1814"/>
-            <w:shd w:fill="E2E8F0"/>
-          </w:tcPr>
-          <w:p>
-            <w:pPr>
-              <w:spacing w:after="60" w:line="276" w:lineRule="auto"/>
-              <w:jc w:val="center"/>
-            </w:pPr>
-            <w:r>
-              <w:rPr>
-                <w:rFonts w:ascii="Times New Roman" w:hAnsi="Times New Roman" w:eastAsia="Times New Roman"/>
-                <w:b/>
-                <w:color w:val="000000"/>
-                <w:sz w:val="22"/>
-              </w:rPr>
-              <w:t>Độ chính xác trung bình (%)</w:t>
-            </w:r>
-          </w:p>
-        </w:tc>
-        <w:tc>
-          <w:tcPr>
-            <w:tcW w:type="dxa" w:w="1417"/>
-            <w:shd w:fill="E2E8F0"/>
-          </w:tcPr>
-          <w:p>
-            <w:pPr>
-              <w:spacing w:after="60" w:line="276" w:lineRule="auto"/>
-              <w:jc w:val="center"/>
-            </w:pPr>
-            <w:r>
-              <w:rPr>
-                <w:rFonts w:ascii="Times New Roman" w:hAnsi="Times New Roman" w:eastAsia="Times New Roman"/>
-                <w:b/>
-                <w:color w:val="000000"/>
-                <w:sz w:val="22"/>
-              </w:rPr>
-              <w:t>Độ trễ suy luận (ms)</w:t>
-            </w:r>
-          </w:p>
-        </w:tc>
-      </w:tr>
-      <w:tr>
-        <w:tc>
-          <w:tcPr>
-            <w:tcW w:type="dxa" w:w="1814"/>
-          </w:tcPr>
-          <w:p>
-            <w:pPr>
-              <w:spacing w:after="60" w:line="276" w:lineRule="auto"/>
-              <w:jc w:val="center"/>
-            </w:pPr>
-            <w:r>
-              <w:rPr>
-                <w:rFonts w:ascii="Times New Roman" w:hAnsi="Times New Roman" w:eastAsia="Times New Roman"/>
-                <w:color w:val="000000"/>
-                <w:sz w:val="21"/>
-              </w:rPr>
-              <w:t>5-way 1-shot (Khó nhất)</w:t>
-            </w:r>
-          </w:p>
-        </w:tc>
-        <w:tc>
-          <w:tcPr>
-            <w:tcW w:type="dxa" w:w="1020"/>
-          </w:tcPr>
-          <w:p>
-            <w:pPr>
-              <w:spacing w:after="60" w:line="276" w:lineRule="auto"/>
-              <w:jc w:val="left"/>
-            </w:pPr>
-            <w:r>
-              <w:rPr>
-                <w:rFonts w:ascii="Times New Roman" w:hAnsi="Times New Roman" w:eastAsia="Times New Roman"/>
-                <w:color w:val="000000"/>
-                <w:sz w:val="21"/>
-              </w:rPr>
-              <w:t>5</w:t>
-            </w:r>
-          </w:p>
-        </w:tc>
-        <w:tc>
-          <w:tcPr>
-            <w:tcW w:type="dxa" w:w="1020"/>
-          </w:tcPr>
-          <w:p>
-            <w:pPr>
-              <w:spacing w:after="60" w:line="276" w:lineRule="auto"/>
-              <w:jc w:val="left"/>
-            </w:pPr>
-            <w:r>
-              <w:rPr>
-                <w:rFonts w:ascii="Times New Roman" w:hAnsi="Times New Roman" w:eastAsia="Times New Roman"/>
-                <w:color w:val="000000"/>
-                <w:sz w:val="21"/>
-              </w:rPr>
-              <w:t>1</w:t>
-            </w:r>
-          </w:p>
-        </w:tc>
-        <w:tc>
-          <w:tcPr>
-            <w:tcW w:type="dxa" w:w="1134"/>
-          </w:tcPr>
-          <w:p>
-            <w:pPr>
-              <w:spacing w:after="60" w:line="276" w:lineRule="auto"/>
-              <w:jc w:val="left"/>
-            </w:pPr>
-            <w:r>
-              <w:rPr>
-                <w:rFonts w:ascii="Times New Roman" w:hAnsi="Times New Roman" w:eastAsia="Times New Roman"/>
-                <w:color w:val="000000"/>
-                <w:sz w:val="21"/>
-              </w:rPr>
-              <w:t>5</w:t>
-            </w:r>
-          </w:p>
-        </w:tc>
-        <w:tc>
-          <w:tcPr>
-            <w:tcW w:type="dxa" w:w="1134"/>
-          </w:tcPr>
-          <w:p>
-            <w:pPr>
-              <w:spacing w:after="60" w:line="276" w:lineRule="auto"/>
-              <w:jc w:val="left"/>
-            </w:pPr>
-            <w:r>
-              <w:rPr>
-                <w:rFonts w:ascii="Times New Roman" w:hAnsi="Times New Roman" w:eastAsia="Times New Roman"/>
-                <w:color w:val="000000"/>
-                <w:sz w:val="21"/>
-              </w:rPr>
-              <w:t>200</w:t>
-            </w:r>
-          </w:p>
-        </w:tc>
-        <w:tc>
-          <w:tcPr>
-            <w:tcW w:type="dxa" w:w="1814"/>
-          </w:tcPr>
-          <w:p>
-            <w:pPr>
-              <w:spacing w:after="60" w:line="276" w:lineRule="auto"/>
-              <w:jc w:val="left"/>
-            </w:pPr>
-            <w:r>
-              <w:rPr>
-                <w:rFonts w:ascii="Times New Roman" w:hAnsi="Times New Roman" w:eastAsia="Times New Roman"/>
-                <w:color w:val="000000"/>
-                <w:sz w:val="21"/>
-              </w:rPr>
-              <w:t>TBD_FROM_EXPERIMENT</w:t>
-            </w:r>
-          </w:p>
-        </w:tc>
-        <w:tc>
-          <w:tcPr>
-            <w:tcW w:type="dxa" w:w="1417"/>
-          </w:tcPr>
-          <w:p>
-            <w:pPr>
-              <w:spacing w:after="60" w:line="276" w:lineRule="auto"/>
-              <w:jc w:val="left"/>
-            </w:pPr>
-            <w:r>
-              <w:rPr>
-                <w:rFonts w:ascii="Times New Roman" w:hAnsi="Times New Roman" w:eastAsia="Times New Roman"/>
-                <w:color w:val="000000"/>
-                <w:sz w:val="21"/>
-              </w:rPr>
-              <w:t>TBD_FROM_EXPERIMENT</w:t>
-            </w:r>
-          </w:p>
-        </w:tc>
-      </w:tr>
-      <w:tr>
-        <w:tc>
-          <w:tcPr>
-            <w:tcW w:type="dxa" w:w="1814"/>
-          </w:tcPr>
-          <w:p>
-            <w:pPr>
-              <w:spacing w:after="60" w:line="276" w:lineRule="auto"/>
-              <w:jc w:val="center"/>
-            </w:pPr>
-            <w:r>
-              <w:rPr>
-                <w:rFonts w:ascii="Times New Roman" w:hAnsi="Times New Roman" w:eastAsia="Times New Roman"/>
-                <w:color w:val="000000"/>
-                <w:sz w:val="21"/>
-              </w:rPr>
-              <w:t>5-way 5-shot (Chuẩn)</w:t>
-            </w:r>
-          </w:p>
-        </w:tc>
-        <w:tc>
-          <w:tcPr>
-            <w:tcW w:type="dxa" w:w="1020"/>
-          </w:tcPr>
-          <w:p>
-            <w:pPr>
-              <w:spacing w:after="60" w:line="276" w:lineRule="auto"/>
-              <w:jc w:val="left"/>
-            </w:pPr>
-            <w:r>
-              <w:rPr>
-                <w:rFonts w:ascii="Times New Roman" w:hAnsi="Times New Roman" w:eastAsia="Times New Roman"/>
-                <w:color w:val="000000"/>
-                <w:sz w:val="21"/>
-              </w:rPr>
-              <w:t>5</w:t>
-            </w:r>
-          </w:p>
-        </w:tc>
-        <w:tc>
-          <w:tcPr>
-            <w:tcW w:type="dxa" w:w="1020"/>
-          </w:tcPr>
-          <w:p>
-            <w:pPr>
-              <w:spacing w:after="60" w:line="276" w:lineRule="auto"/>
-              <w:jc w:val="left"/>
-            </w:pPr>
-            <w:r>
-              <w:rPr>
-                <w:rFonts w:ascii="Times New Roman" w:hAnsi="Times New Roman" w:eastAsia="Times New Roman"/>
-                <w:color w:val="000000"/>
-                <w:sz w:val="21"/>
-              </w:rPr>
-              <w:t>5</w:t>
-            </w:r>
-          </w:p>
-        </w:tc>
-        <w:tc>
-          <w:tcPr>
-            <w:tcW w:type="dxa" w:w="1134"/>
-          </w:tcPr>
-          <w:p>
-            <w:pPr>
-              <w:spacing w:after="60" w:line="276" w:lineRule="auto"/>
-              <w:jc w:val="left"/>
-            </w:pPr>
-            <w:r>
-              <w:rPr>
-                <w:rFonts w:ascii="Times New Roman" w:hAnsi="Times New Roman" w:eastAsia="Times New Roman"/>
-                <w:color w:val="000000"/>
-                <w:sz w:val="21"/>
-              </w:rPr>
-              <w:t>5</w:t>
-            </w:r>
-          </w:p>
-        </w:tc>
-        <w:tc>
-          <w:tcPr>
-            <w:tcW w:type="dxa" w:w="1134"/>
-          </w:tcPr>
-          <w:p>
-            <w:pPr>
-              <w:spacing w:after="60" w:line="276" w:lineRule="auto"/>
-              <w:jc w:val="left"/>
-            </w:pPr>
-            <w:r>
-              <w:rPr>
-                <w:rFonts w:ascii="Times New Roman" w:hAnsi="Times New Roman" w:eastAsia="Times New Roman"/>
-                <w:color w:val="000000"/>
-                <w:sz w:val="21"/>
-              </w:rPr>
-              <w:t>200</w:t>
-            </w:r>
-          </w:p>
-        </w:tc>
-        <w:tc>
-          <w:tcPr>
-            <w:tcW w:type="dxa" w:w="1814"/>
-          </w:tcPr>
-          <w:p>
-            <w:pPr>
-              <w:spacing w:after="60" w:line="276" w:lineRule="auto"/>
-              <w:jc w:val="left"/>
-            </w:pPr>
-            <w:r>
-              <w:rPr>
-                <w:rFonts w:ascii="Times New Roman" w:hAnsi="Times New Roman" w:eastAsia="Times New Roman"/>
-                <w:color w:val="000000"/>
-                <w:sz w:val="21"/>
-              </w:rPr>
-              <w:t>TBD_FROM_EXPERIMENT</w:t>
-            </w:r>
-          </w:p>
-        </w:tc>
-        <w:tc>
-          <w:tcPr>
-            <w:tcW w:type="dxa" w:w="1417"/>
-          </w:tcPr>
-          <w:p>
-            <w:pPr>
-              <w:spacing w:after="60" w:line="276" w:lineRule="auto"/>
-              <w:jc w:val="left"/>
-            </w:pPr>
-            <w:r>
-              <w:rPr>
-                <w:rFonts w:ascii="Times New Roman" w:hAnsi="Times New Roman" w:eastAsia="Times New Roman"/>
-                <w:color w:val="000000"/>
-                <w:sz w:val="21"/>
-              </w:rPr>
-              <w:t>TBD_FROM_EXPERIMENT</w:t>
-            </w:r>
-          </w:p>
-        </w:tc>
-      </w:tr>
-      <w:tr>
-        <w:tc>
-          <w:tcPr>
-            <w:tcW w:type="dxa" w:w="1814"/>
-          </w:tcPr>
-          <w:p>
-            <w:pPr>
-              <w:spacing w:after="60" w:line="276" w:lineRule="auto"/>
-              <w:jc w:val="center"/>
-            </w:pPr>
-            <w:r>
-              <w:rPr>
-                <w:rFonts w:ascii="Times New Roman" w:hAnsi="Times New Roman" w:eastAsia="Times New Roman"/>
-                <w:color w:val="000000"/>
-                <w:sz w:val="21"/>
-              </w:rPr>
-              <w:t>10-way 1-shot</w:t>
-            </w:r>
-          </w:p>
-        </w:tc>
-        <w:tc>
-          <w:tcPr>
-            <w:tcW w:type="dxa" w:w="1020"/>
-          </w:tcPr>
-          <w:p>
-            <w:pPr>
-              <w:spacing w:after="60" w:line="276" w:lineRule="auto"/>
-              <w:jc w:val="left"/>
-            </w:pPr>
-            <w:r>
-              <w:rPr>
-                <w:rFonts w:ascii="Times New Roman" w:hAnsi="Times New Roman" w:eastAsia="Times New Roman"/>
-                <w:color w:val="000000"/>
-                <w:sz w:val="21"/>
-              </w:rPr>
-              <w:t>10</w:t>
-            </w:r>
-          </w:p>
-        </w:tc>
-        <w:tc>
-          <w:tcPr>
-            <w:tcW w:type="dxa" w:w="1020"/>
-          </w:tcPr>
-          <w:p>
-            <w:pPr>
-              <w:spacing w:after="60" w:line="276" w:lineRule="auto"/>
-              <w:jc w:val="left"/>
-            </w:pPr>
-            <w:r>
-              <w:rPr>
-                <w:rFonts w:ascii="Times New Roman" w:hAnsi="Times New Roman" w:eastAsia="Times New Roman"/>
-                <w:color w:val="000000"/>
-                <w:sz w:val="21"/>
-              </w:rPr>
-              <w:t>1</w:t>
-            </w:r>
-          </w:p>
-        </w:tc>
-        <w:tc>
-          <w:tcPr>
-            <w:tcW w:type="dxa" w:w="1134"/>
-          </w:tcPr>
-          <w:p>
-            <w:pPr>
-              <w:spacing w:after="60" w:line="276" w:lineRule="auto"/>
-              <w:jc w:val="left"/>
-            </w:pPr>
-            <w:r>
-              <w:rPr>
-                <w:rFonts w:ascii="Times New Roman" w:hAnsi="Times New Roman" w:eastAsia="Times New Roman"/>
-                <w:color w:val="000000"/>
-                <w:sz w:val="21"/>
-              </w:rPr>
-              <w:t>5</w:t>
-            </w:r>
-          </w:p>
-        </w:tc>
-        <w:tc>
-          <w:tcPr>
-            <w:tcW w:type="dxa" w:w="1134"/>
-          </w:tcPr>
-          <w:p>
-            <w:pPr>
-              <w:spacing w:after="60" w:line="276" w:lineRule="auto"/>
-              <w:jc w:val="left"/>
-            </w:pPr>
-            <w:r>
-              <w:rPr>
-                <w:rFonts w:ascii="Times New Roman" w:hAnsi="Times New Roman" w:eastAsia="Times New Roman"/>
-                <w:color w:val="000000"/>
-                <w:sz w:val="21"/>
-              </w:rPr>
-              <w:t>200</w:t>
-            </w:r>
-          </w:p>
-        </w:tc>
-        <w:tc>
-          <w:tcPr>
-            <w:tcW w:type="dxa" w:w="1814"/>
-          </w:tcPr>
-          <w:p>
-            <w:pPr>
-              <w:spacing w:after="60" w:line="276" w:lineRule="auto"/>
-              <w:jc w:val="left"/>
-            </w:pPr>
-            <w:r>
-              <w:rPr>
-                <w:rFonts w:ascii="Times New Roman" w:hAnsi="Times New Roman" w:eastAsia="Times New Roman"/>
-                <w:color w:val="000000"/>
-                <w:sz w:val="21"/>
-              </w:rPr>
-              <w:t>TBD_FROM_EXPERIMENT</w:t>
-            </w:r>
-          </w:p>
-        </w:tc>
-        <w:tc>
-          <w:tcPr>
-            <w:tcW w:type="dxa" w:w="1417"/>
-          </w:tcPr>
-          <w:p>
-            <w:pPr>
-              <w:spacing w:after="60" w:line="276" w:lineRule="auto"/>
-              <w:jc w:val="left"/>
-            </w:pPr>
-            <w:r>
-              <w:rPr>
-                <w:rFonts w:ascii="Times New Roman" w:hAnsi="Times New Roman" w:eastAsia="Times New Roman"/>
-                <w:color w:val="000000"/>
-                <w:sz w:val="21"/>
-              </w:rPr>
-              <w:t>TBD_FROM_EXPERIMENT</w:t>
-            </w:r>
-          </w:p>
-        </w:tc>
-      </w:tr>
-      <w:tr>
-        <w:tc>
-          <w:tcPr>
-            <w:tcW w:type="dxa" w:w="1814"/>
-          </w:tcPr>
-          <w:p>
-            <w:pPr>
-              <w:spacing w:after="60" w:line="276" w:lineRule="auto"/>
-              <w:jc w:val="center"/>
-            </w:pPr>
-            <w:r>
-              <w:rPr>
-                <w:rFonts w:ascii="Times New Roman" w:hAnsi="Times New Roman" w:eastAsia="Times New Roman"/>
-                <w:color w:val="000000"/>
-                <w:sz w:val="21"/>
-              </w:rPr>
-              <w:t>10-way 5-shot</w:t>
-            </w:r>
-          </w:p>
-        </w:tc>
-        <w:tc>
-          <w:tcPr>
-            <w:tcW w:type="dxa" w:w="1020"/>
-          </w:tcPr>
-          <w:p>
-            <w:pPr>
-              <w:spacing w:after="60" w:line="276" w:lineRule="auto"/>
-              <w:jc w:val="left"/>
-            </w:pPr>
-            <w:r>
-              <w:rPr>
-                <w:rFonts w:ascii="Times New Roman" w:hAnsi="Times New Roman" w:eastAsia="Times New Roman"/>
-                <w:color w:val="000000"/>
-                <w:sz w:val="21"/>
-              </w:rPr>
-              <w:t>10</w:t>
-            </w:r>
-          </w:p>
-        </w:tc>
-        <w:tc>
-          <w:tcPr>
-            <w:tcW w:type="dxa" w:w="1020"/>
-          </w:tcPr>
-          <w:p>
-            <w:pPr>
-              <w:spacing w:after="60" w:line="276" w:lineRule="auto"/>
-              <w:jc w:val="left"/>
-            </w:pPr>
-            <w:r>
-              <w:rPr>
-                <w:rFonts w:ascii="Times New Roman" w:hAnsi="Times New Roman" w:eastAsia="Times New Roman"/>
-                <w:color w:val="000000"/>
-                <w:sz w:val="21"/>
-              </w:rPr>
-              <w:t>5</w:t>
-            </w:r>
-          </w:p>
-        </w:tc>
-        <w:tc>
-          <w:tcPr>
-            <w:tcW w:type="dxa" w:w="1134"/>
-          </w:tcPr>
-          <w:p>
-            <w:pPr>
-              <w:spacing w:after="60" w:line="276" w:lineRule="auto"/>
-              <w:jc w:val="left"/>
-            </w:pPr>
-            <w:r>
-              <w:rPr>
-                <w:rFonts w:ascii="Times New Roman" w:hAnsi="Times New Roman" w:eastAsia="Times New Roman"/>
-                <w:color w:val="000000"/>
-                <w:sz w:val="21"/>
-              </w:rPr>
-              <w:t>5</w:t>
-            </w:r>
-          </w:p>
-        </w:tc>
-        <w:tc>
-          <w:tcPr>
-            <w:tcW w:type="dxa" w:w="1134"/>
-          </w:tcPr>
-          <w:p>
-            <w:pPr>
-              <w:spacing w:after="60" w:line="276" w:lineRule="auto"/>
-              <w:jc w:val="left"/>
-            </w:pPr>
-            <w:r>
-              <w:rPr>
-                <w:rFonts w:ascii="Times New Roman" w:hAnsi="Times New Roman" w:eastAsia="Times New Roman"/>
-                <w:color w:val="000000"/>
-                <w:sz w:val="21"/>
-              </w:rPr>
-              <w:t>200</w:t>
-            </w:r>
-          </w:p>
-        </w:tc>
-        <w:tc>
-          <w:tcPr>
-            <w:tcW w:type="dxa" w:w="1814"/>
-          </w:tcPr>
-          <w:p>
-            <w:pPr>
-              <w:spacing w:after="60" w:line="276" w:lineRule="auto"/>
-              <w:jc w:val="left"/>
-            </w:pPr>
-            <w:r>
-              <w:rPr>
-                <w:rFonts w:ascii="Times New Roman" w:hAnsi="Times New Roman" w:eastAsia="Times New Roman"/>
-                <w:color w:val="000000"/>
-                <w:sz w:val="21"/>
-              </w:rPr>
-              <w:t>TBD_FROM_EXPERIMENT</w:t>
-            </w:r>
-          </w:p>
-        </w:tc>
-        <w:tc>
-          <w:tcPr>
-            <w:tcW w:type="dxa" w:w="1417"/>
-          </w:tcPr>
-          <w:p>
-            <w:pPr>
-              <w:spacing w:after="60" w:line="276" w:lineRule="auto"/>
-              <w:jc w:val="left"/>
-            </w:pPr>
-            <w:r>
-              <w:rPr>
-                <w:rFonts w:ascii="Times New Roman" w:hAnsi="Times New Roman" w:eastAsia="Times New Roman"/>
-                <w:color w:val="000000"/>
-                <w:sz w:val="21"/>
-              </w:rPr>
-              <w:t>TBD_FROM_EXPERIMENT</w:t>
-            </w:r>
-          </w:p>
-        </w:tc>
-      </w:tr>
-    </w:tbl>
-    <w:p>
-      <w:pPr>
-        <w:spacing w:after="120"/>
-      </w:pPr>
-    </w:p>
-    <w:p>
-      <w:pPr>
-        <w:spacing w:line="360" w:lineRule="auto" w:after="120"/>
-        <w:ind w:firstLine="0"/>
-        <w:jc w:val="both"/>
-      </w:pPr>
-      <w:r>
-        <w:rPr>
-          <w:rFonts w:ascii="Times New Roman" w:hAnsi="Times New Roman" w:eastAsia="Times New Roman"/>
-          <w:b w:val="0"/>
-          <w:i w:val="0"/>
-          <w:color w:val="000000"/>
-          <w:sz w:val="26"/>
-        </w:rPr>
-        <w:t>Các giá trị sẽ được cập nhật chính xác ngay sau khi tiến trình huấn luyện 50 epochs hoàn tất trên môi trường Kaggle GPU.</w:t>
-      </w:r>
-    </w:p>
-    <w:p>
-      <w:pPr>
         <w:pStyle w:val="Heading2"/>
+        <w:keepNext/>
+        <w:spacing w:before="200" w:after="80"/>
       </w:pPr>
       <w:r>
         <w:rPr>
@@ -5026,139 +4213,6 @@
           <w:sz w:val="28"/>
         </w:rPr>
         <w:t>3.5. Demo các chức năng cơ bản của hệ thống ở mức giữa kỳ</w:t>
-      </w:r>
-    </w:p>
-    <w:p>
-      <w:pPr>
-        <w:spacing w:line="360" w:lineRule="auto" w:after="120"/>
-        <w:ind w:firstLine="0"/>
-        <w:jc w:val="both"/>
-      </w:pPr>
-      <w:r>
-        <w:rPr>
-          <w:rFonts w:ascii="Times New Roman" w:hAnsi="Times New Roman" w:eastAsia="Times New Roman"/>
-          <w:b w:val="0"/>
-          <w:i w:val="0"/>
-          <w:color w:val="000000"/>
-          <w:sz w:val="26"/>
-        </w:rPr>
-        <w:t>Ở mức độ giữa kỳ, nhóm đã hoàn thiện công cụ kiểm thử dòng lệnh độc lập scripts/demo.py tích hợp lớp FewShotKWSInferenceEngine. Người dùng có thể kiểm tra khả năng nhận diện một từ khóa mới bằng cách:</w:t>
-      </w:r>
-    </w:p>
-    <w:p>
-      <w:pPr>
-        <w:spacing w:line="360" w:lineRule="auto" w:after="80"/>
-        <w:ind w:left="340" w:hanging="340"/>
-        <w:jc w:val="both"/>
-      </w:pPr>
-      <w:r>
-        <w:rPr>
-          <w:rFonts w:ascii="Times New Roman" w:hAnsi="Times New Roman" w:eastAsia="Times New Roman"/>
-          <w:b/>
-          <w:color w:val="000000"/>
-          <w:sz w:val="26"/>
-        </w:rPr>
-        <w:t xml:space="preserve">-- </w:t>
-      </w:r>
-      <w:r>
-        <w:rPr>
-          <w:rFonts w:ascii="Times New Roman" w:hAnsi="Times New Roman" w:eastAsia="Times New Roman"/>
-          <w:b/>
-          <w:color w:val="000000"/>
-          <w:sz w:val="26"/>
-        </w:rPr>
-        <w:t xml:space="preserve">Bước 1: </w:t>
-      </w:r>
-      <w:r>
-        <w:rPr>
-          <w:rFonts w:ascii="Times New Roman" w:hAnsi="Times New Roman" w:eastAsia="Times New Roman"/>
-          <w:color w:val="000000"/>
-          <w:sz w:val="26"/>
-        </w:rPr>
-        <w:t>Chuẩn bị thư mục demo/support/ chứa các thư mục con theo tên từ khóa (ví dụ: yes/, stop/, open_vscode/), mỗi thư mục chứa 1-5 file WAV mẫu.</w:t>
-      </w:r>
-    </w:p>
-    <w:p>
-      <w:pPr>
-        <w:spacing w:line="360" w:lineRule="auto" w:after="80"/>
-        <w:ind w:left="340" w:hanging="340"/>
-        <w:jc w:val="both"/>
-      </w:pPr>
-      <w:r>
-        <w:rPr>
-          <w:rFonts w:ascii="Times New Roman" w:hAnsi="Times New Roman" w:eastAsia="Times New Roman"/>
-          <w:b/>
-          <w:color w:val="000000"/>
-          <w:sz w:val="26"/>
-        </w:rPr>
-        <w:t xml:space="preserve">-- </w:t>
-      </w:r>
-      <w:r>
-        <w:rPr>
-          <w:rFonts w:ascii="Times New Roman" w:hAnsi="Times New Roman" w:eastAsia="Times New Roman"/>
-          <w:b/>
-          <w:color w:val="000000"/>
-          <w:sz w:val="26"/>
-        </w:rPr>
-        <w:t xml:space="preserve">Bước 2: </w:t>
-      </w:r>
-      <w:r>
-        <w:rPr>
-          <w:rFonts w:ascii="Times New Roman" w:hAnsi="Times New Roman" w:eastAsia="Times New Roman"/>
-          <w:color w:val="000000"/>
-          <w:sz w:val="26"/>
-        </w:rPr>
-        <w:t>Chuẩn bị file âm thanh truy vấn query.wav cần nhận dạng.</w:t>
-      </w:r>
-    </w:p>
-    <w:p>
-      <w:pPr>
-        <w:spacing w:line="360" w:lineRule="auto" w:after="80"/>
-        <w:ind w:left="340" w:hanging="340"/>
-        <w:jc w:val="both"/>
-      </w:pPr>
-      <w:r>
-        <w:rPr>
-          <w:rFonts w:ascii="Times New Roman" w:hAnsi="Times New Roman" w:eastAsia="Times New Roman"/>
-          <w:b/>
-          <w:color w:val="000000"/>
-          <w:sz w:val="26"/>
-        </w:rPr>
-        <w:t xml:space="preserve">-- </w:t>
-      </w:r>
-      <w:r>
-        <w:rPr>
-          <w:rFonts w:ascii="Times New Roman" w:hAnsi="Times New Roman" w:eastAsia="Times New Roman"/>
-          <w:b/>
-          <w:color w:val="000000"/>
-          <w:sz w:val="26"/>
-        </w:rPr>
-        <w:t xml:space="preserve">Bước 3: </w:t>
-      </w:r>
-      <w:r>
-        <w:rPr>
-          <w:rFonts w:ascii="Times New Roman" w:hAnsi="Times New Roman" w:eastAsia="Times New Roman"/>
-          <w:color w:val="000000"/>
-          <w:sz w:val="26"/>
-        </w:rPr>
-        <w:t>Chạy lệnh kiểm thử: python scripts/demo.py --support demo/support --query demo/samples/query.wav --checkpoint checkpoints/best.pt.</w:t>
-      </w:r>
-    </w:p>
-    <w:p>
-      <w:pPr>
-        <w:spacing w:line="360" w:lineRule="auto" w:after="120"/>
-        <w:ind w:firstLine="0"/>
-        <w:jc w:val="both"/>
-      </w:pPr>
-      <w:r>
-        <w:rPr>
-          <w:rFonts w:ascii="Times New Roman" w:hAnsi="Times New Roman" w:eastAsia="Times New Roman"/>
-          <w:b w:val="0"/>
-          <w:i w:val="0"/>
-          <w:color w:val="000000"/>
-          <w:sz w:val="26"/>
-        </w:rPr>
-        <w:t>Hệ thống sẽ tải checkpoint mô hình, tính toán các prototype của các lớp trong thư mục support, đo khoảng cách Euclid tới query và xuất ra từ khóa dự đoán kèm tỷ lệ phần trăm tin cậy. Đây chính là giao diện lập trình ứng dụng (API) sẵn sàng để kết nối trực tiếp vào Desktop Voice Assistant ở giai đoạn cuối kỳ.</w:t>
       </w:r>
     </w:p>
     <w:sectPr>
@@ -5624,7 +4678,7 @@
     <w:pPr>
       <w:keepNext/>
       <w:keepLines/>
-      <w:spacing w:before="200" w:after="80"/>
+      <w:spacing w:before="480" w:after="0"/>
       <w:outlineLvl w:val="0"/>
     </w:pPr>
     <w:rPr>
@@ -5648,7 +4702,7 @@
     <w:pPr>
       <w:keepNext/>
       <w:keepLines/>
-      <w:spacing w:before="200" w:after="80"/>
+      <w:spacing w:before="200" w:after="0"/>
       <w:outlineLvl w:val="1"/>
     </w:pPr>
     <w:rPr>
@@ -5672,7 +4726,7 @@
     <w:pPr>
       <w:keepNext/>
       <w:keepLines/>
-      <w:spacing w:before="200" w:after="80"/>
+      <w:spacing w:before="200" w:after="0"/>
       <w:outlineLvl w:val="2"/>
     </w:pPr>
     <w:rPr>
@@ -5700,12 +4754,13 @@
       <w:outlineLvl w:val="3"/>
     </w:pPr>
     <w:rPr>
-      <w:rFonts w:asciiTheme="majorHAnsi" w:eastAsiaTheme="majorEastAsia" w:hAnsiTheme="majorHAnsi" w:cstheme="majorBidi"/>
+      <w:rFonts w:asciiTheme="majorHAnsi" w:eastAsiaTheme="majorEastAsia" w:hAnsiTheme="majorHAnsi" w:cstheme="majorBidi" w:ascii="Times New Roman" w:hAnsi="Times New Roman" w:eastAsia="Times New Roman"/>
       <w:b/>
       <w:bCs/>
       <w:i/>
       <w:iCs/>
-      <w:color w:val="4F81BD" w:themeColor="accent1"/>
+      <w:color w:val="000000"/>
+      <w:sz w:val="26"/>
     </w:rPr>
   </w:style>
   <w:style w:type="paragraph" w:styleId="Heading5">

--- a/docs/report/Bao_cao_hang_muc_cham_giua_ky_Xu_ly_tieng_noi.docx
+++ b/docs/report/Bao_cao_hang_muc_cham_giua_ky_Xu_ly_tieng_noi.docx
@@ -3323,23 +3323,7 @@
           <w:color w:val="000000"/>
           <w:sz w:val="28"/>
         </w:rPr>
-        <w:t>2.1. Tổng quan về dataset sử dụng cho đồ án</w:t>
-      </w:r>
-    </w:p>
-    <w:p>
-      <w:pPr>
-        <w:pStyle w:val="Heading3"/>
-        <w:keepNext/>
-        <w:spacing w:before="200" w:after="80"/>
-      </w:pPr>
-      <w:r>
-        <w:rPr>
-          <w:rFonts w:ascii="Times New Roman" w:hAnsi="Times New Roman" w:eastAsia="Times New Roman"/>
-          <w:b/>
-          <w:color w:val="000000"/>
-          <w:sz w:val="26"/>
-        </w:rPr>
-        <w:t>2.1.1. Few-Shot Google Speech Commands</w:t>
+        <w:t>2.1. Tổng quan các dataset sử dụng trong đồ án</w:t>
       </w:r>
     </w:p>
     <w:p>
@@ -3356,7 +3340,7 @@
           <w:color w:val="000000"/>
           <w:sz w:val="26"/>
         </w:rPr>
-        <w:t>Bộ dữ liệu chính được sử dụng trong đồ án là Few-Shot Google Speech Commands (FS-GSC), được xây dựng dựa trên bộ dữ liệu Google Speech Commands do Google phát hành. Đây là một trong những tập dữ liệu chuẩn và phổ biến nhất trong các nghiên cứu về Keyword Spotting.</w:t>
+        <w:t>Trong đồ án, nhóm sử dụng Google Speech Commands (GSC) làm nguồn dữ liệu chính cho bài toán Few-shot Keyword Spotting. Dữ liệu từ GSC được tổ chức theo thiết lập Few-shot Learning để phục vụ quá trình huấn luyện, validation và đánh giá mô hình.</w:t>
       </w:r>
     </w:p>
     <w:p>
@@ -3373,40 +3357,7 @@
           <w:color w:val="000000"/>
           <w:sz w:val="26"/>
         </w:rPr>
-        <w:t>Bộ dữ liệu gồm hàng chục nghìn đoạn âm thanh ngắn chứa các từ khóa tiếng Anh thông dụng như: yes, no, up, down, left, right, on, off, stop, go, cùng các chữ số từ zero đến nine và một số từ khóa bổ sung. Thời lượng của mỗi đoạn âm thanh khoảng 1 giây và được ghi lại ở tần số lấy mẫu 16 kHz.</w:t>
-      </w:r>
-    </w:p>
-    <w:p>
-      <w:pPr>
-        <w:pStyle w:val="Heading3"/>
-        <w:keepNext/>
-        <w:spacing w:before="200" w:after="80"/>
-      </w:pPr>
-      <w:r>
-        <w:rPr>
-          <w:rFonts w:ascii="Times New Roman" w:hAnsi="Times New Roman" w:eastAsia="Times New Roman"/>
-          <w:b/>
-          <w:color w:val="000000"/>
-          <w:sz w:val="26"/>
-        </w:rPr>
-        <w:t>2.1.2. Cách sử dụng dữ liệu trong Few-shot Learning</w:t>
-      </w:r>
-    </w:p>
-    <w:p>
-      <w:pPr>
-        <w:spacing w:line="360" w:lineRule="auto" w:after="120"/>
-        <w:ind w:firstLine="0"/>
-        <w:jc w:val="both"/>
-      </w:pPr>
-      <w:r>
-        <w:rPr>
-          <w:rFonts w:ascii="Times New Roman" w:hAnsi="Times New Roman" w:eastAsia="Times New Roman"/>
-          <w:b w:val="0"/>
-          <w:i w:val="0"/>
-          <w:color w:val="000000"/>
-          <w:sz w:val="26"/>
-        </w:rPr>
-        <w:t>Khác với cách huấn luyện phân loại thông thường, dữ liệu được chia theo lớp thành ba nhóm độc lập:</w:t>
+        <w:t>Bên cạnh dataset chính, nhóm dự kiến sử dụng thêm hai nguồn dữ liệu bổ sung gồm:</w:t>
       </w:r>
     </w:p>
     <w:p>
@@ -3431,7 +3382,7 @@
           <w:color w:val="000000"/>
           <w:sz w:val="26"/>
         </w:rPr>
-        <w:t xml:space="preserve">Tập Train: </w:t>
+        <w:t xml:space="preserve">AudioMNIST: </w:t>
       </w:r>
       <w:r>
         <w:rPr>
@@ -3439,7 +3390,7 @@
           <w:color w:val="000000"/>
           <w:sz w:val="26"/>
         </w:rPr>
-        <w:t>Gồm 15 từ khóa dùng để huấn luyện mạng TD-ResNet học cách biểu diễn tín hiệu tiếng nói.</w:t>
+        <w:t>Dữ liệu tiếng nói dạng từ đơn/chữ số đơn, dùng để kiểm tra pipeline preprocessing trên một nguồn dữ liệu khác Google Speech Commands.</w:t>
       </w:r>
     </w:p>
     <w:p>
@@ -3464,7 +3415,7 @@
           <w:color w:val="000000"/>
           <w:sz w:val="26"/>
         </w:rPr>
-        <w:t xml:space="preserve">Tập Validation: </w:t>
+        <w:t xml:space="preserve">Fluent Speech Commands (FSC): </w:t>
       </w:r>
       <w:r>
         <w:rPr>
@@ -3472,7 +3423,125 @@
           <w:color w:val="000000"/>
           <w:sz w:val="26"/>
         </w:rPr>
-        <w:t>Gồm 10 từ khóa dùng để theo dõi quá trình huấn luyện và lựa chọn mô hình tốt nhất.</w:t>
+        <w:t>Dữ liệu câu lệnh gồm nhiều từ, dùng để khảo sát preprocessing trên tín hiệu dài và phức tạp hơn dạng single keyword.</w:t>
+      </w:r>
+    </w:p>
+    <w:p>
+      <w:pPr>
+        <w:spacing w:line="360" w:lineRule="auto" w:after="120"/>
+        <w:ind w:firstLine="0"/>
+        <w:jc w:val="both"/>
+      </w:pPr>
+      <w:r>
+        <w:rPr>
+          <w:rFonts w:ascii="Times New Roman" w:hAnsi="Times New Roman" w:eastAsia="Times New Roman"/>
+          <w:b w:val="0"/>
+          <w:i w:val="0"/>
+          <w:color w:val="000000"/>
+          <w:sz w:val="26"/>
+        </w:rPr>
+        <w:t>Ba nguồn dữ liệu này không có vai trò giống nhau. Google Speech Commands là dữ liệu chính để huấn luyện và đánh giá hệ thống Few-shot Keyword Spotting, trong khi AudioMNIST và Fluent Speech Commands chủ yếu được sử dụng cho các thí nghiệm bổ sung về chất lượng dữ liệu và ảnh hưởng của quá trình preprocessing.</w:t>
+      </w:r>
+    </w:p>
+    <w:p>
+      <w:pPr>
+        <w:pStyle w:val="Heading3"/>
+        <w:keepNext/>
+        <w:spacing w:before="200" w:after="80"/>
+      </w:pPr>
+      <w:r>
+        <w:rPr>
+          <w:rFonts w:ascii="Times New Roman" w:hAnsi="Times New Roman" w:eastAsia="Times New Roman"/>
+          <w:b/>
+          <w:color w:val="000000"/>
+          <w:sz w:val="26"/>
+        </w:rPr>
+        <w:t>2.1.1. Google Speech Commands</w:t>
+      </w:r>
+    </w:p>
+    <w:p>
+      <w:pPr>
+        <w:spacing w:line="360" w:lineRule="auto" w:after="120"/>
+        <w:ind w:firstLine="0"/>
+        <w:jc w:val="both"/>
+      </w:pPr>
+      <w:r>
+        <w:rPr>
+          <w:rFonts w:ascii="Times New Roman" w:hAnsi="Times New Roman" w:eastAsia="Times New Roman"/>
+          <w:b w:val="0"/>
+          <w:i w:val="0"/>
+          <w:color w:val="000000"/>
+          <w:sz w:val="26"/>
+        </w:rPr>
+        <w:t>Google Speech Commands là bộ dữ liệu tiếng nói được xây dựng cho các bài toán nhận diện lệnh thoại ngắn và Keyword Spotting.</w:t>
+      </w:r>
+    </w:p>
+    <w:p>
+      <w:pPr>
+        <w:spacing w:line="360" w:lineRule="auto" w:after="120"/>
+        <w:ind w:firstLine="0"/>
+        <w:jc w:val="both"/>
+      </w:pPr>
+      <w:r>
+        <w:rPr>
+          <w:rFonts w:ascii="Times New Roman" w:hAnsi="Times New Roman" w:eastAsia="Times New Roman"/>
+          <w:b w:val="0"/>
+          <w:i w:val="0"/>
+          <w:color w:val="000000"/>
+          <w:sz w:val="26"/>
+        </w:rPr>
+        <w:t>Mỗi mẫu âm thanh thường chứa một từ hoặc một lệnh thoại ngắn, ví dụ: yes, no, up, down, left, right, stop, go.</w:t>
+      </w:r>
+    </w:p>
+    <w:p>
+      <w:pPr>
+        <w:spacing w:line="360" w:lineRule="auto" w:after="120"/>
+        <w:ind w:firstLine="0"/>
+        <w:jc w:val="both"/>
+      </w:pPr>
+      <w:r>
+        <w:rPr>
+          <w:rFonts w:ascii="Times New Roman" w:hAnsi="Times New Roman" w:eastAsia="Times New Roman"/>
+          <w:b w:val="0"/>
+          <w:i w:val="0"/>
+          <w:color w:val="000000"/>
+          <w:sz w:val="26"/>
+        </w:rPr>
+        <w:t>Đặc điểm này phù hợp trực tiếp với bài toán của đồ án vì mỗi đoạn âm thanh có thể được xem như một mẫu của một lớp từ khóa.</w:t>
+      </w:r>
+    </w:p>
+    <w:p>
+      <w:pPr>
+        <w:spacing w:line="360" w:lineRule="auto" w:after="120"/>
+        <w:ind w:firstLine="0"/>
+        <w:jc w:val="both"/>
+      </w:pPr>
+      <w:r>
+        <w:rPr>
+          <w:rFonts w:ascii="Times New Roman" w:hAnsi="Times New Roman" w:eastAsia="Times New Roman"/>
+          <w:b w:val="0"/>
+          <w:i w:val="0"/>
+          <w:color w:val="000000"/>
+          <w:sz w:val="26"/>
+        </w:rPr>
+        <w:t>Trong đồ án, dữ liệu Google Speech Commands được tổ chức lại theo thiết lập Few-shot Learning. Thay vì chỉ huấn luyện một bộ phân loại cố định trên toàn bộ các từ khóa, dữ liệu được chia thành các nhóm lớp phục vụ cho: huấn luyện; validation; kiểm thử.</w:t>
+      </w:r>
+    </w:p>
+    <w:p>
+      <w:pPr>
+        <w:spacing w:line="360" w:lineRule="auto" w:after="120"/>
+        <w:ind w:firstLine="0"/>
+        <w:jc w:val="both"/>
+      </w:pPr>
+      <w:r>
+        <w:rPr>
+          <w:rFonts w:ascii="Times New Roman" w:hAnsi="Times New Roman" w:eastAsia="Times New Roman"/>
+          <w:b w:val="0"/>
+          <w:i w:val="0"/>
+          <w:color w:val="000000"/>
+          <w:sz w:val="26"/>
+        </w:rPr>
+        <w:t>Trong quá trình huấn luyện và đánh giá, dữ liệu được lấy mẫu thành các episode gồm:</w:t>
       </w:r>
     </w:p>
     <w:p>
@@ -3497,7 +3566,7 @@
           <w:color w:val="000000"/>
           <w:sz w:val="26"/>
         </w:rPr>
-        <w:t xml:space="preserve">Tập Test: </w:t>
+        <w:t xml:space="preserve">Support Set: </w:t>
       </w:r>
       <w:r>
         <w:rPr>
@@ -3505,7 +3574,40 @@
           <w:color w:val="000000"/>
           <w:sz w:val="26"/>
         </w:rPr>
-        <w:t>Gồm 10 từ khóa mới hoàn toàn, dùng để đánh giá khả năng nhận diện ít mẫu.</w:t>
+        <w:t>Một số lượng nhỏ mẫu đã biết nhãn của mỗi từ khóa.</w:t>
+      </w:r>
+    </w:p>
+    <w:p>
+      <w:pPr>
+        <w:spacing w:line="360" w:lineRule="auto" w:after="80"/>
+        <w:ind w:left="340" w:hanging="340"/>
+        <w:jc w:val="both"/>
+      </w:pPr>
+      <w:r>
+        <w:rPr>
+          <w:rFonts w:ascii="Times New Roman" w:hAnsi="Times New Roman" w:eastAsia="Times New Roman"/>
+          <w:b/>
+          <w:color w:val="000000"/>
+          <w:sz w:val="26"/>
+        </w:rPr>
+        <w:t xml:space="preserve">-- </w:t>
+      </w:r>
+      <w:r>
+        <w:rPr>
+          <w:rFonts w:ascii="Times New Roman" w:hAnsi="Times New Roman" w:eastAsia="Times New Roman"/>
+          <w:b/>
+          <w:color w:val="000000"/>
+          <w:sz w:val="26"/>
+        </w:rPr>
+        <w:t xml:space="preserve">Query Set: </w:t>
+      </w:r>
+      <w:r>
+        <w:rPr>
+          <w:rFonts w:ascii="Times New Roman" w:hAnsi="Times New Roman" w:eastAsia="Times New Roman"/>
+          <w:color w:val="000000"/>
+          <w:sz w:val="26"/>
+        </w:rPr>
+        <w:t>Các mẫu cần được mô hình phân loại.</w:t>
       </w:r>
     </w:p>
     <w:p>
@@ -3522,7 +3624,270 @@
           <w:color w:val="000000"/>
           <w:sz w:val="26"/>
         </w:rPr>
-        <w:t>Dữ liệu được lấy mẫu thành các episode N-way K-shot. Trong mỗi episode, mô hình chỉ được cung cấp một số ít mẫu Support của từng lớp để nhận diện các mẫu Query.</w:t>
+        <w:t>Mỗi episode được mô tả dưới dạng:</w:t>
+      </w:r>
+    </w:p>
+    <w:p>
+      <w:pPr>
+        <w:spacing w:before="80" w:after="120"/>
+        <w:jc w:val="center"/>
+      </w:pPr>
+      <w:r>
+        <w:rPr>
+          <w:rFonts w:ascii="Cambria Math" w:hAnsi="Cambria Math" w:eastAsia="Cambria Math"/>
+          <w:color w:val="000000"/>
+          <w:sz w:val="24"/>
+        </w:rPr>
+        <w:t>N\text{-way } K\text{-shot}</w:t>
+      </w:r>
+    </w:p>
+    <w:p>
+      <w:pPr>
+        <w:spacing w:line="360" w:lineRule="auto" w:after="120"/>
+        <w:ind w:firstLine="0"/>
+        <w:jc w:val="both"/>
+      </w:pPr>
+      <w:r>
+        <w:rPr>
+          <w:rFonts w:ascii="Times New Roman" w:hAnsi="Times New Roman" w:eastAsia="Times New Roman"/>
+          <w:b w:val="0"/>
+          <w:i w:val="0"/>
+          <w:color w:val="000000"/>
+          <w:sz w:val="26"/>
+        </w:rPr>
+        <w:t>trong đó: N là số lớp từ khóa trong một episode; K là số mẫu Support của mỗi lớp.</w:t>
+      </w:r>
+    </w:p>
+    <w:p>
+      <w:pPr>
+        <w:spacing w:line="360" w:lineRule="auto" w:after="120"/>
+        <w:ind w:firstLine="0"/>
+        <w:jc w:val="both"/>
+      </w:pPr>
+      <w:r>
+        <w:rPr>
+          <w:rFonts w:ascii="Times New Roman" w:hAnsi="Times New Roman" w:eastAsia="Times New Roman"/>
+          <w:b w:val="0"/>
+          <w:i w:val="0"/>
+          <w:color w:val="000000"/>
+          <w:sz w:val="26"/>
+        </w:rPr>
+        <w:t>Google Speech Commands được sử dụng cho các nhiệm vụ chính của đồ án như:</w:t>
+      </w:r>
+    </w:p>
+    <w:p>
+      <w:pPr>
+        <w:spacing w:line="360" w:lineRule="auto" w:after="80"/>
+        <w:ind w:left="340" w:hanging="340"/>
+        <w:jc w:val="both"/>
+      </w:pPr>
+      <w:r>
+        <w:rPr>
+          <w:rFonts w:ascii="Times New Roman" w:hAnsi="Times New Roman" w:eastAsia="Times New Roman"/>
+          <w:b/>
+          <w:color w:val="000000"/>
+          <w:sz w:val="26"/>
+        </w:rPr>
+        <w:t xml:space="preserve">-- </w:t>
+      </w:r>
+      <w:r>
+        <w:rPr>
+          <w:rFonts w:ascii="Times New Roman" w:hAnsi="Times New Roman" w:eastAsia="Times New Roman"/>
+          <w:b/>
+          <w:color w:val="000000"/>
+          <w:sz w:val="26"/>
+        </w:rPr>
+        <w:t xml:space="preserve">Nhiệm vụ 1: </w:t>
+      </w:r>
+      <w:r>
+        <w:rPr>
+          <w:rFonts w:ascii="Times New Roman" w:hAnsi="Times New Roman" w:eastAsia="Times New Roman"/>
+          <w:color w:val="000000"/>
+          <w:sz w:val="26"/>
+        </w:rPr>
+        <w:t>Huấn luyện embedding network.</w:t>
+      </w:r>
+    </w:p>
+    <w:p>
+      <w:pPr>
+        <w:spacing w:line="360" w:lineRule="auto" w:after="80"/>
+        <w:ind w:left="340" w:hanging="340"/>
+        <w:jc w:val="both"/>
+      </w:pPr>
+      <w:r>
+        <w:rPr>
+          <w:rFonts w:ascii="Times New Roman" w:hAnsi="Times New Roman" w:eastAsia="Times New Roman"/>
+          <w:b/>
+          <w:color w:val="000000"/>
+          <w:sz w:val="26"/>
+        </w:rPr>
+        <w:t xml:space="preserve">-- </w:t>
+      </w:r>
+      <w:r>
+        <w:rPr>
+          <w:rFonts w:ascii="Times New Roman" w:hAnsi="Times New Roman" w:eastAsia="Times New Roman"/>
+          <w:b/>
+          <w:color w:val="000000"/>
+          <w:sz w:val="26"/>
+        </w:rPr>
+        <w:t xml:space="preserve">Nhiệm vụ 2: </w:t>
+      </w:r>
+      <w:r>
+        <w:rPr>
+          <w:rFonts w:ascii="Times New Roman" w:hAnsi="Times New Roman" w:eastAsia="Times New Roman"/>
+          <w:color w:val="000000"/>
+          <w:sz w:val="26"/>
+        </w:rPr>
+        <w:t>Huấn luyện theo episodic learning.</w:t>
+      </w:r>
+    </w:p>
+    <w:p>
+      <w:pPr>
+        <w:spacing w:line="360" w:lineRule="auto" w:after="80"/>
+        <w:ind w:left="340" w:hanging="340"/>
+        <w:jc w:val="both"/>
+      </w:pPr>
+      <w:r>
+        <w:rPr>
+          <w:rFonts w:ascii="Times New Roman" w:hAnsi="Times New Roman" w:eastAsia="Times New Roman"/>
+          <w:b/>
+          <w:color w:val="000000"/>
+          <w:sz w:val="26"/>
+        </w:rPr>
+        <w:t xml:space="preserve">-- </w:t>
+      </w:r>
+      <w:r>
+        <w:rPr>
+          <w:rFonts w:ascii="Times New Roman" w:hAnsi="Times New Roman" w:eastAsia="Times New Roman"/>
+          <w:b/>
+          <w:color w:val="000000"/>
+          <w:sz w:val="26"/>
+        </w:rPr>
+        <w:t xml:space="preserve">Nhiệm vụ 3: </w:t>
+      </w:r>
+      <w:r>
+        <w:rPr>
+          <w:rFonts w:ascii="Times New Roman" w:hAnsi="Times New Roman" w:eastAsia="Times New Roman"/>
+          <w:color w:val="000000"/>
+          <w:sz w:val="26"/>
+        </w:rPr>
+        <w:t>Validation mô hình.</w:t>
+      </w:r>
+    </w:p>
+    <w:p>
+      <w:pPr>
+        <w:spacing w:line="360" w:lineRule="auto" w:after="80"/>
+        <w:ind w:left="340" w:hanging="340"/>
+        <w:jc w:val="both"/>
+      </w:pPr>
+      <w:r>
+        <w:rPr>
+          <w:rFonts w:ascii="Times New Roman" w:hAnsi="Times New Roman" w:eastAsia="Times New Roman"/>
+          <w:b/>
+          <w:color w:val="000000"/>
+          <w:sz w:val="26"/>
+        </w:rPr>
+        <w:t xml:space="preserve">-- </w:t>
+      </w:r>
+      <w:r>
+        <w:rPr>
+          <w:rFonts w:ascii="Times New Roman" w:hAnsi="Times New Roman" w:eastAsia="Times New Roman"/>
+          <w:b/>
+          <w:color w:val="000000"/>
+          <w:sz w:val="26"/>
+        </w:rPr>
+        <w:t xml:space="preserve">Nhiệm vụ 4: </w:t>
+      </w:r>
+      <w:r>
+        <w:rPr>
+          <w:rFonts w:ascii="Times New Roman" w:hAnsi="Times New Roman" w:eastAsia="Times New Roman"/>
+          <w:color w:val="000000"/>
+          <w:sz w:val="26"/>
+        </w:rPr>
+        <w:t>Đánh giá khả năng Few-shot.</w:t>
+      </w:r>
+    </w:p>
+    <w:p>
+      <w:pPr>
+        <w:spacing w:line="360" w:lineRule="auto" w:after="80"/>
+        <w:ind w:left="340" w:hanging="340"/>
+        <w:jc w:val="both"/>
+      </w:pPr>
+      <w:r>
+        <w:rPr>
+          <w:rFonts w:ascii="Times New Roman" w:hAnsi="Times New Roman" w:eastAsia="Times New Roman"/>
+          <w:b/>
+          <w:color w:val="000000"/>
+          <w:sz w:val="26"/>
+        </w:rPr>
+        <w:t xml:space="preserve">-- </w:t>
+      </w:r>
+      <w:r>
+        <w:rPr>
+          <w:rFonts w:ascii="Times New Roman" w:hAnsi="Times New Roman" w:eastAsia="Times New Roman"/>
+          <w:b/>
+          <w:color w:val="000000"/>
+          <w:sz w:val="26"/>
+        </w:rPr>
+        <w:t xml:space="preserve">Nhiệm vụ 5: </w:t>
+      </w:r>
+      <w:r>
+        <w:rPr>
+          <w:rFonts w:ascii="Times New Roman" w:hAnsi="Times New Roman" w:eastAsia="Times New Roman"/>
+          <w:color w:val="000000"/>
+          <w:sz w:val="26"/>
+        </w:rPr>
+        <w:t>Kiểm tra khả năng phân biệt các từ khóa mới.</w:t>
+      </w:r>
+    </w:p>
+    <w:p>
+      <w:pPr>
+        <w:spacing w:line="360" w:lineRule="auto" w:after="80"/>
+        <w:ind w:left="340" w:hanging="340"/>
+        <w:jc w:val="both"/>
+      </w:pPr>
+      <w:r>
+        <w:rPr>
+          <w:rFonts w:ascii="Times New Roman" w:hAnsi="Times New Roman" w:eastAsia="Times New Roman"/>
+          <w:b/>
+          <w:color w:val="000000"/>
+          <w:sz w:val="26"/>
+        </w:rPr>
+        <w:t xml:space="preserve">-- </w:t>
+      </w:r>
+      <w:r>
+        <w:rPr>
+          <w:rFonts w:ascii="Times New Roman" w:hAnsi="Times New Roman" w:eastAsia="Times New Roman"/>
+          <w:b/>
+          <w:color w:val="000000"/>
+          <w:sz w:val="26"/>
+        </w:rPr>
+        <w:t xml:space="preserve">Nhiệm vụ 6: </w:t>
+      </w:r>
+      <w:r>
+        <w:rPr>
+          <w:rFonts w:ascii="Times New Roman" w:hAnsi="Times New Roman" w:eastAsia="Times New Roman"/>
+          <w:color w:val="000000"/>
+          <w:sz w:val="26"/>
+        </w:rPr>
+        <w:t>Thực hiện các thí nghiệm với các cấu hình N-way khác nhau.</w:t>
+      </w:r>
+    </w:p>
+    <w:p>
+      <w:pPr>
+        <w:spacing w:line="360" w:lineRule="auto" w:after="120"/>
+        <w:ind w:firstLine="0"/>
+        <w:jc w:val="both"/>
+      </w:pPr>
+      <w:r>
+        <w:rPr>
+          <w:rFonts w:ascii="Times New Roman" w:hAnsi="Times New Roman" w:eastAsia="Times New Roman"/>
+          <w:b w:val="0"/>
+          <w:i w:val="0"/>
+          <w:color w:val="000000"/>
+          <w:sz w:val="26"/>
+        </w:rPr>
+        <w:t>Các thông tin cụ thể như danh sách train/validation/test class, số lượng mẫu và cấu hình episode sẽ được xác nhận trực tiếp từ pipeline thực nghiệm trên Kaggle trước khi đưa vào các mục tiếp theo của báo cáo.</w:t>
       </w:r>
     </w:p>
     <w:p>
@@ -3594,14 +3959,113 @@
           <w:color w:val="000000"/>
           <w:sz w:val="26"/>
         </w:rPr>
-        <w:t>2.1.3. Lý do lựa chọn Google Speech Commands</w:t>
+        <w:t>2.1.2. AudioMNIST</w:t>
       </w:r>
     </w:p>
     <w:p>
       <w:pPr>
-        <w:spacing w:line="360" w:lineRule="auto" w:after="80"/>
-        <w:ind w:left="340" w:hanging="340"/>
+        <w:spacing w:line="360" w:lineRule="auto" w:after="120"/>
+        <w:ind w:firstLine="0"/>
         <w:jc w:val="both"/>
+      </w:pPr>
+      <w:r>
+        <w:rPr>
+          <w:rFonts w:ascii="Times New Roman" w:hAnsi="Times New Roman" w:eastAsia="Times New Roman"/>
+          <w:b w:val="0"/>
+          <w:i w:val="0"/>
+          <w:color w:val="000000"/>
+          <w:sz w:val="26"/>
+        </w:rPr>
+        <w:t>AudioMNIST là một bộ dữ liệu tiếng nói trong đó người nói phát âm các chữ số từ 0 đến 9:</w:t>
+      </w:r>
+    </w:p>
+    <w:p>
+      <w:pPr>
+        <w:spacing w:before="80" w:after="120"/>
+        <w:jc w:val="center"/>
+      </w:pPr>
+      <w:r>
+        <w:rPr>
+          <w:rFonts w:ascii="Cambria Math" w:hAnsi="Cambria Math" w:eastAsia="Cambria Math"/>
+          <w:color w:val="000000"/>
+          <w:sz w:val="24"/>
+        </w:rPr>
+        <w:t>0 \rightarrow 9</w:t>
+      </w:r>
+    </w:p>
+    <w:p>
+      <w:pPr>
+        <w:spacing w:line="360" w:lineRule="auto" w:after="120"/>
+        <w:ind w:firstLine="0"/>
+        <w:jc w:val="both"/>
+      </w:pPr>
+      <w:r>
+        <w:rPr>
+          <w:rFonts w:ascii="Times New Roman" w:hAnsi="Times New Roman" w:eastAsia="Times New Roman"/>
+          <w:b w:val="0"/>
+          <w:i w:val="0"/>
+          <w:color w:val="000000"/>
+          <w:sz w:val="26"/>
+        </w:rPr>
+        <w:t>Các mẫu có nội dung tương đối ngắn và mỗi đoạn âm thanh chủ yếu chứa một đơn vị từ vựng. Do đó, AudioMNIST có đặc điểm gần với dữ liệu single keyword và có thể được sử dụng như một nguồn dữ liệu bổ sung để kiểm tra pipeline xử lý tiếng nói.</w:t>
+      </w:r>
+    </w:p>
+    <w:p>
+      <w:pPr>
+        <w:spacing w:line="360" w:lineRule="auto" w:after="120"/>
+        <w:ind w:firstLine="0"/>
+        <w:jc w:val="both"/>
+      </w:pPr>
+      <w:r>
+        <w:rPr>
+          <w:rFonts w:ascii="Times New Roman" w:hAnsi="Times New Roman" w:eastAsia="Times New Roman"/>
+          <w:b w:val="0"/>
+          <w:i w:val="0"/>
+          <w:color w:val="000000"/>
+          <w:sz w:val="26"/>
+        </w:rPr>
+        <w:t>Trong đồ án, AudioMNIST không được sử dụng thay thế cho Google Speech Commands trong quá trình huấn luyện mô hình chính.</w:t>
+      </w:r>
+    </w:p>
+    <w:p>
+      <w:pPr>
+        <w:spacing w:line="360" w:lineRule="auto" w:after="120"/>
+        <w:ind w:firstLine="0"/>
+        <w:jc w:val="both"/>
+      </w:pPr>
+      <w:r>
+        <w:rPr>
+          <w:rFonts w:ascii="Times New Roman" w:hAnsi="Times New Roman" w:eastAsia="Times New Roman"/>
+          <w:b w:val="0"/>
+          <w:i w:val="0"/>
+          <w:color w:val="000000"/>
+          <w:sz w:val="26"/>
+        </w:rPr>
+        <w:t>Dataset này dự kiến được sử dụng để khảo sát: đặc điểm waveform; thời lượng tín hiệu; biên độ; khoảng lặng; đặc trưng phổ; sự thay đổi của tín hiệu trước và sau preprocessing.</w:t>
+      </w:r>
+    </w:p>
+    <w:p>
+      <w:pPr>
+        <w:spacing w:line="360" w:lineRule="auto" w:after="120"/>
+        <w:ind w:firstLine="0"/>
+        <w:jc w:val="both"/>
+      </w:pPr>
+      <w:r>
+        <w:rPr>
+          <w:rFonts w:ascii="Times New Roman" w:hAnsi="Times New Roman" w:eastAsia="Times New Roman"/>
+          <w:b w:val="0"/>
+          <w:i w:val="0"/>
+          <w:color w:val="000000"/>
+          <w:sz w:val="26"/>
+        </w:rPr>
+        <w:t>Mục tiêu là kiểm tra xem pipeline xử lý dữ liệu có hoạt động ổn định trên một nguồn single-word speech khác với dataset chính hay không. Việc sử dụng thực tế và các thông số cụ thể của AudioMNIST sẽ được xác nhận bằng thực nghiệm trên Kaggle.</w:t>
+      </w:r>
+    </w:p>
+    <w:p>
+      <w:pPr>
+        <w:pStyle w:val="Heading3"/>
+        <w:keepNext/>
+        <w:spacing w:before="200" w:after="80"/>
       </w:pPr>
       <w:r>
         <w:rPr>
@@ -3610,8 +4074,100 @@
           <w:color w:val="000000"/>
           <w:sz w:val="26"/>
         </w:rPr>
-        <w:t xml:space="preserve">-- </w:t>
+        <w:t>2.1.3. Fluent Speech Commands</w:t>
       </w:r>
+    </w:p>
+    <w:p>
+      <w:pPr>
+        <w:spacing w:line="360" w:lineRule="auto" w:after="120"/>
+        <w:ind w:firstLine="0"/>
+        <w:jc w:val="both"/>
+      </w:pPr>
+      <w:r>
+        <w:rPr>
+          <w:rFonts w:ascii="Times New Roman" w:hAnsi="Times New Roman" w:eastAsia="Times New Roman"/>
+          <w:b w:val="0"/>
+          <w:i w:val="0"/>
+          <w:color w:val="000000"/>
+          <w:sz w:val="26"/>
+        </w:rPr>
+        <w:t>Fluent Speech Commands là bộ dữ liệu gồm các câu lệnh bằng giọng nói có thể chứa nhiều từ. Khác với Google Speech Commands và AudioMNIST, dữ liệu trong Fluent Speech Commands có cấu trúc dài hơn và biểu diễn một câu lệnh hoàn chỉnh thay vì chỉ một từ đơn. Ví dụ, một mẫu có thể có dạng: "turn on the lights" hoặc một câu lệnh tương tự gồm nhiều từ.</w:t>
+      </w:r>
+    </w:p>
+    <w:p>
+      <w:pPr>
+        <w:spacing w:line="360" w:lineRule="auto" w:after="120"/>
+        <w:ind w:firstLine="0"/>
+        <w:jc w:val="both"/>
+      </w:pPr>
+      <w:r>
+        <w:rPr>
+          <w:rFonts w:ascii="Times New Roman" w:hAnsi="Times New Roman" w:eastAsia="Times New Roman"/>
+          <w:b w:val="0"/>
+          <w:i w:val="0"/>
+          <w:color w:val="000000"/>
+          <w:sz w:val="26"/>
+        </w:rPr>
+        <w:t>Trong phạm vi đồ án, Fluent Speech Commands không được xem là dataset Few-shot Keyword Spotting chính.</w:t>
+      </w:r>
+    </w:p>
+    <w:p>
+      <w:pPr>
+        <w:spacing w:line="360" w:lineRule="auto" w:after="120"/>
+        <w:ind w:firstLine="0"/>
+        <w:jc w:val="both"/>
+      </w:pPr>
+      <w:r>
+        <w:rPr>
+          <w:rFonts w:ascii="Times New Roman" w:hAnsi="Times New Roman" w:eastAsia="Times New Roman"/>
+          <w:b w:val="0"/>
+          <w:i/>
+          <w:color w:val="000000"/>
+          <w:sz w:val="26"/>
+        </w:rPr>
+        <w:t>Dataset này dự kiến được sử dụng để khảo sát một vấn đề bổ sung: Pipeline preprocessing được xây dựng cho các đoạn audio ngắn có còn hoạt động hợp lý khi đầu vào là một câu lệnh nhiều từ và có thời lượng dài hơn hay không?</w:t>
+      </w:r>
+    </w:p>
+    <w:p>
+      <w:pPr>
+        <w:spacing w:line="360" w:lineRule="auto" w:after="120"/>
+        <w:ind w:firstLine="0"/>
+        <w:jc w:val="both"/>
+      </w:pPr>
+      <w:r>
+        <w:rPr>
+          <w:rFonts w:ascii="Times New Roman" w:hAnsi="Times New Roman" w:eastAsia="Times New Roman"/>
+          <w:b w:val="0"/>
+          <w:i w:val="0"/>
+          <w:color w:val="000000"/>
+          <w:sz w:val="26"/>
+        </w:rPr>
+        <w:t>Các nội dung có thể được khảo sát gồm: thời lượng tín hiệu; khoảng lặng; biên độ; năng lượng; waveform; spectrogram; Mel-spectrogram hoặc MFCC; ảnh hưởng của trimming; ảnh hưởng của normalization; ảnh hưởng của padding hoặc cropping.</w:t>
+      </w:r>
+    </w:p>
+    <w:p>
+      <w:pPr>
+        <w:spacing w:line="360" w:lineRule="auto" w:after="120"/>
+        <w:ind w:firstLine="0"/>
+        <w:jc w:val="both"/>
+      </w:pPr>
+      <w:r>
+        <w:rPr>
+          <w:rFonts w:ascii="Times New Roman" w:hAnsi="Times New Roman" w:eastAsia="Times New Roman"/>
+          <w:b w:val="0"/>
+          <w:i w:val="0"/>
+          <w:color w:val="000000"/>
+          <w:sz w:val="26"/>
+        </w:rPr>
+        <w:t>Các kết quả chỉ được đưa vào báo cáo sau khi được thực nghiệm và xác nhận trực tiếp trên dữ liệu.</w:t>
+      </w:r>
+    </w:p>
+    <w:p>
+      <w:pPr>
+        <w:pStyle w:val="Heading3"/>
+        <w:keepNext/>
+        <w:spacing w:before="200" w:after="80"/>
+      </w:pPr>
       <w:r>
         <w:rPr>
           <w:rFonts w:ascii="Times New Roman" w:hAnsi="Times New Roman" w:eastAsia="Times New Roman"/>
@@ -3619,22 +4175,308 @@
           <w:color w:val="000000"/>
           <w:sz w:val="26"/>
         </w:rPr>
-        <w:t xml:space="preserve">Phù hợp bài toán: </w:t>
+        <w:t>2.1.4. Vai trò của từng dataset</w:t>
       </w:r>
+    </w:p>
+    <w:p>
+      <w:pPr>
+        <w:spacing w:line="360" w:lineRule="auto" w:after="120"/>
+        <w:ind w:firstLine="0"/>
+        <w:jc w:val="both"/>
+      </w:pPr>
       <w:r>
         <w:rPr>
           <w:rFonts w:ascii="Times New Roman" w:hAnsi="Times New Roman" w:eastAsia="Times New Roman"/>
+          <w:b w:val="0"/>
+          <w:i w:val="0"/>
           <w:color w:val="000000"/>
           <w:sz w:val="26"/>
         </w:rPr>
-        <w:t>Được thiết kế chuyên biệt cho bài toán Keyword Spotting, các đoạn âm thanh chứa từ khóa ngắn rõ ràng.</w:t>
+        <w:t>Vai trò dự kiến của các nguồn dữ liệu trong đồ án được tổng hợp như sau:</w:t>
+      </w:r>
+    </w:p>
+    <w:tbl>
+      <w:tblPr>
+        <w:tblW w:type="auto" w:w="0"/>
+        <w:jc w:val="center"/>
+        <w:tblLayout w:type="fixed"/>
+        <w:tblLook w:firstColumn="1" w:firstRow="1" w:lastColumn="0" w:lastRow="0" w:noHBand="0" w:noVBand="1" w:val="04A0"/>
+      </w:tblPr>
+      <w:tblGrid>
+        <w:gridCol w:w="3135"/>
+        <w:gridCol w:w="3135"/>
+        <w:gridCol w:w="3135"/>
+      </w:tblGrid>
+      <w:tr>
+        <w:tc>
+          <w:tcPr>
+            <w:tcW w:type="dxa" w:w="2551"/>
+            <w:shd w:fill="E2E8F0"/>
+          </w:tcPr>
+          <w:p>
+            <w:pPr>
+              <w:spacing w:after="60" w:line="276" w:lineRule="auto"/>
+              <w:jc w:val="center"/>
+            </w:pPr>
+            <w:r>
+              <w:rPr>
+                <w:rFonts w:ascii="Times New Roman" w:hAnsi="Times New Roman" w:eastAsia="Times New Roman"/>
+                <w:b/>
+                <w:color w:val="000000"/>
+                <w:sz w:val="22"/>
+              </w:rPr>
+              <w:t>Dataset</w:t>
+            </w:r>
+          </w:p>
+        </w:tc>
+        <w:tc>
+          <w:tcPr>
+            <w:tcW w:type="dxa" w:w="2268"/>
+            <w:shd w:fill="E2E8F0"/>
+          </w:tcPr>
+          <w:p>
+            <w:pPr>
+              <w:spacing w:after="60" w:line="276" w:lineRule="auto"/>
+              <w:jc w:val="center"/>
+            </w:pPr>
+            <w:r>
+              <w:rPr>
+                <w:rFonts w:ascii="Times New Roman" w:hAnsi="Times New Roman" w:eastAsia="Times New Roman"/>
+                <w:b/>
+                <w:color w:val="000000"/>
+                <w:sz w:val="22"/>
+              </w:rPr>
+              <w:t>Dạng dữ liệu</w:t>
+            </w:r>
+          </w:p>
+        </w:tc>
+        <w:tc>
+          <w:tcPr>
+            <w:tcW w:type="dxa" w:w="3402"/>
+            <w:shd w:fill="E2E8F0"/>
+          </w:tcPr>
+          <w:p>
+            <w:pPr>
+              <w:spacing w:after="60" w:line="276" w:lineRule="auto"/>
+              <w:jc w:val="center"/>
+            </w:pPr>
+            <w:r>
+              <w:rPr>
+                <w:rFonts w:ascii="Times New Roman" w:hAnsi="Times New Roman" w:eastAsia="Times New Roman"/>
+                <w:b/>
+                <w:color w:val="000000"/>
+                <w:sz w:val="22"/>
+              </w:rPr>
+              <w:t>Vai trò trong đồ án</w:t>
+            </w:r>
+          </w:p>
+        </w:tc>
+      </w:tr>
+      <w:tr>
+        <w:tc>
+          <w:tcPr>
+            <w:tcW w:type="dxa" w:w="2551"/>
+          </w:tcPr>
+          <w:p>
+            <w:pPr>
+              <w:spacing w:after="60" w:line="276" w:lineRule="auto"/>
+              <w:jc w:val="center"/>
+            </w:pPr>
+            <w:r>
+              <w:rPr>
+                <w:rFonts w:ascii="Times New Roman" w:hAnsi="Times New Roman" w:eastAsia="Times New Roman"/>
+                <w:color w:val="000000"/>
+                <w:sz w:val="21"/>
+              </w:rPr>
+              <w:t>Google Speech Commands</w:t>
+            </w:r>
+          </w:p>
+        </w:tc>
+        <w:tc>
+          <w:tcPr>
+            <w:tcW w:type="dxa" w:w="2268"/>
+          </w:tcPr>
+          <w:p>
+            <w:pPr>
+              <w:spacing w:after="60" w:line="276" w:lineRule="auto"/>
+              <w:jc w:val="left"/>
+            </w:pPr>
+            <w:r>
+              <w:rPr>
+                <w:rFonts w:ascii="Times New Roman" w:hAnsi="Times New Roman" w:eastAsia="Times New Roman"/>
+                <w:color w:val="000000"/>
+                <w:sz w:val="21"/>
+              </w:rPr>
+              <w:t>Single keyword</w:t>
+            </w:r>
+          </w:p>
+        </w:tc>
+        <w:tc>
+          <w:tcPr>
+            <w:tcW w:type="dxa" w:w="3402"/>
+          </w:tcPr>
+          <w:p>
+            <w:pPr>
+              <w:spacing w:after="60" w:line="276" w:lineRule="auto"/>
+              <w:jc w:val="left"/>
+            </w:pPr>
+            <w:r>
+              <w:rPr>
+                <w:rFonts w:ascii="Times New Roman" w:hAnsi="Times New Roman" w:eastAsia="Times New Roman"/>
+                <w:color w:val="000000"/>
+                <w:sz w:val="21"/>
+              </w:rPr>
+              <w:t>Dataset chính để huấn luyện và đánh giá Few-shot KWS</w:t>
+            </w:r>
+          </w:p>
+        </w:tc>
+      </w:tr>
+      <w:tr>
+        <w:tc>
+          <w:tcPr>
+            <w:tcW w:type="dxa" w:w="2551"/>
+          </w:tcPr>
+          <w:p>
+            <w:pPr>
+              <w:spacing w:after="60" w:line="276" w:lineRule="auto"/>
+              <w:jc w:val="center"/>
+            </w:pPr>
+            <w:r>
+              <w:rPr>
+                <w:rFonts w:ascii="Times New Roman" w:hAnsi="Times New Roman" w:eastAsia="Times New Roman"/>
+                <w:color w:val="000000"/>
+                <w:sz w:val="21"/>
+              </w:rPr>
+              <w:t>AudioMNIST</w:t>
+            </w:r>
+          </w:p>
+        </w:tc>
+        <w:tc>
+          <w:tcPr>
+            <w:tcW w:type="dxa" w:w="2268"/>
+          </w:tcPr>
+          <w:p>
+            <w:pPr>
+              <w:spacing w:after="60" w:line="276" w:lineRule="auto"/>
+              <w:jc w:val="left"/>
+            </w:pPr>
+            <w:r>
+              <w:rPr>
+                <w:rFonts w:ascii="Times New Roman" w:hAnsi="Times New Roman" w:eastAsia="Times New Roman"/>
+                <w:color w:val="000000"/>
+                <w:sz w:val="21"/>
+              </w:rPr>
+              <w:t>Single spoken digit</w:t>
+            </w:r>
+          </w:p>
+        </w:tc>
+        <w:tc>
+          <w:tcPr>
+            <w:tcW w:type="dxa" w:w="3402"/>
+          </w:tcPr>
+          <w:p>
+            <w:pPr>
+              <w:spacing w:after="60" w:line="276" w:lineRule="auto"/>
+              <w:jc w:val="left"/>
+            </w:pPr>
+            <w:r>
+              <w:rPr>
+                <w:rFonts w:ascii="Times New Roman" w:hAnsi="Times New Roman" w:eastAsia="Times New Roman"/>
+                <w:color w:val="000000"/>
+                <w:sz w:val="21"/>
+              </w:rPr>
+              <w:t>Dataset bổ sung để khảo sát preprocessing trên dữ liệu single-word</w:t>
+            </w:r>
+          </w:p>
+        </w:tc>
+      </w:tr>
+      <w:tr>
+        <w:tc>
+          <w:tcPr>
+            <w:tcW w:type="dxa" w:w="2551"/>
+          </w:tcPr>
+          <w:p>
+            <w:pPr>
+              <w:spacing w:after="60" w:line="276" w:lineRule="auto"/>
+              <w:jc w:val="center"/>
+            </w:pPr>
+            <w:r>
+              <w:rPr>
+                <w:rFonts w:ascii="Times New Roman" w:hAnsi="Times New Roman" w:eastAsia="Times New Roman"/>
+                <w:color w:val="000000"/>
+                <w:sz w:val="21"/>
+              </w:rPr>
+              <w:t>Fluent Speech Commands</w:t>
+            </w:r>
+          </w:p>
+        </w:tc>
+        <w:tc>
+          <w:tcPr>
+            <w:tcW w:type="dxa" w:w="2268"/>
+          </w:tcPr>
+          <w:p>
+            <w:pPr>
+              <w:spacing w:after="60" w:line="276" w:lineRule="auto"/>
+              <w:jc w:val="left"/>
+            </w:pPr>
+            <w:r>
+              <w:rPr>
+                <w:rFonts w:ascii="Times New Roman" w:hAnsi="Times New Roman" w:eastAsia="Times New Roman"/>
+                <w:color w:val="000000"/>
+                <w:sz w:val="21"/>
+              </w:rPr>
+              <w:t>Multi-word spoken command</w:t>
+            </w:r>
+          </w:p>
+        </w:tc>
+        <w:tc>
+          <w:tcPr>
+            <w:tcW w:type="dxa" w:w="3402"/>
+          </w:tcPr>
+          <w:p>
+            <w:pPr>
+              <w:spacing w:after="60" w:line="276" w:lineRule="auto"/>
+              <w:jc w:val="left"/>
+            </w:pPr>
+            <w:r>
+              <w:rPr>
+                <w:rFonts w:ascii="Times New Roman" w:hAnsi="Times New Roman" w:eastAsia="Times New Roman"/>
+                <w:color w:val="000000"/>
+                <w:sz w:val="21"/>
+              </w:rPr>
+              <w:t>Dataset bổ sung để khảo sát preprocessing trên tín hiệu dài hơn</w:t>
+            </w:r>
+          </w:p>
+        </w:tc>
+      </w:tr>
+    </w:tbl>
+    <w:p>
+      <w:pPr>
+        <w:spacing w:after="120"/>
+      </w:pPr>
+    </w:p>
+    <w:p>
+      <w:pPr>
+        <w:spacing w:line="360" w:lineRule="auto" w:after="120"/>
+        <w:ind w:firstLine="0"/>
+        <w:jc w:val="both"/>
+      </w:pPr>
+      <w:r>
+        <w:rPr>
+          <w:rFonts w:ascii="Times New Roman" w:hAnsi="Times New Roman" w:eastAsia="Times New Roman"/>
+          <w:b w:val="0"/>
+          <w:i w:val="0"/>
+          <w:color w:val="000000"/>
+          <w:sz w:val="26"/>
+        </w:rPr>
+        <w:t>Trong đó, chỉ có Google Speech Commands là dataset chính quyết định kết quả của mô hình Few-shot Keyword Spotting. AudioMNIST và Fluent Speech Commands đóng vai trò bổ sung cho phần nghiên cứu dữ liệu và preprocessing.</w:t>
       </w:r>
     </w:p>
     <w:p>
       <w:pPr>
-        <w:spacing w:line="360" w:lineRule="auto" w:after="80"/>
-        <w:ind w:left="340" w:hanging="340"/>
-        <w:jc w:val="both"/>
+        <w:pStyle w:val="Heading3"/>
+        <w:keepNext/>
+        <w:spacing w:before="200" w:after="80"/>
       </w:pPr>
       <w:r>
         <w:rPr>
@@ -3643,8 +4485,134 @@
           <w:color w:val="000000"/>
           <w:sz w:val="26"/>
         </w:rPr>
-        <w:t xml:space="preserve">-- </w:t>
+        <w:t>2.1.5. Mục tiêu của việc sử dụng thêm dataset bổ sung</w:t>
       </w:r>
+    </w:p>
+    <w:p>
+      <w:pPr>
+        <w:spacing w:line="360" w:lineRule="auto" w:after="120"/>
+        <w:ind w:firstLine="0"/>
+        <w:jc w:val="both"/>
+      </w:pPr>
+      <w:r>
+        <w:rPr>
+          <w:rFonts w:ascii="Times New Roman" w:hAnsi="Times New Roman" w:eastAsia="Times New Roman"/>
+          <w:b w:val="0"/>
+          <w:i w:val="0"/>
+          <w:color w:val="000000"/>
+          <w:sz w:val="26"/>
+        </w:rPr>
+        <w:t>Việc bổ sung AudioMNIST và Fluent Speech Commands không nhằm mục đích tăng trực tiếp dữ liệu huấn luyện cho mô hình chính.</w:t>
+      </w:r>
+    </w:p>
+    <w:p>
+      <w:pPr>
+        <w:spacing w:line="360" w:lineRule="auto" w:after="120"/>
+        <w:ind w:firstLine="0"/>
+        <w:jc w:val="both"/>
+      </w:pPr>
+      <w:r>
+        <w:rPr>
+          <w:rFonts w:ascii="Times New Roman" w:hAnsi="Times New Roman" w:eastAsia="Times New Roman"/>
+          <w:b w:val="0"/>
+          <w:i w:val="0"/>
+          <w:color w:val="000000"/>
+          <w:sz w:val="26"/>
+        </w:rPr>
+        <w:t>Mục tiêu của các dataset bổ sung là kiểm tra quá trình xử lý dữ liệu trên những dạng tín hiệu khác nhau. Với cùng một mẫu âm thanh, nhóm dự kiến so sánh hai trạng thái:</w:t>
+      </w:r>
+    </w:p>
+    <w:p>
+      <w:pPr>
+        <w:spacing w:before="80" w:after="120"/>
+        <w:jc w:val="center"/>
+      </w:pPr>
+      <w:r>
+        <w:rPr>
+          <w:rFonts w:ascii="Cambria Math" w:hAnsi="Cambria Math" w:eastAsia="Cambria Math"/>
+          <w:color w:val="000000"/>
+          <w:sz w:val="24"/>
+        </w:rPr>
+        <w:t>\text{Dữ liệu gốc: } Audio_{raw} \quad \text{và} \quad \text{Dữ liệu sau preprocessing: } Audio_{processed}</w:t>
+      </w:r>
+    </w:p>
+    <w:p>
+      <w:pPr>
+        <w:spacing w:line="360" w:lineRule="auto" w:after="120"/>
+        <w:ind w:firstLine="0"/>
+        <w:jc w:val="both"/>
+      </w:pPr>
+      <w:r>
+        <w:rPr>
+          <w:rFonts w:ascii="Times New Roman" w:hAnsi="Times New Roman" w:eastAsia="Times New Roman"/>
+          <w:b w:val="0"/>
+          <w:i w:val="0"/>
+          <w:color w:val="000000"/>
+          <w:sz w:val="26"/>
+        </w:rPr>
+        <w:t>Quy trình khảo sát tổng quát:</w:t>
+      </w:r>
+    </w:p>
+    <w:p>
+      <w:pPr>
+        <w:spacing w:before="80" w:after="120"/>
+        <w:jc w:val="center"/>
+      </w:pPr>
+      <w:r>
+        <w:rPr>
+          <w:rFonts w:ascii="Consolas" w:hAnsi="Consolas"/>
+          <w:sz w:val="20"/>
+        </w:rPr>
+        <w:t xml:space="preserve">                    Audio gốc</w:t>
+        <w:br/>
+        <w:t xml:space="preserve">                       │</w:t>
+        <w:br/>
+        <w:t xml:space="preserve">             ┌─────────┴─────────┐</w:t>
+        <w:br/>
+        <w:t xml:space="preserve">             ↓                   ↓</w:t>
+        <w:br/>
+        <w:t xml:space="preserve">            RAW             PREPROCESSING</w:t>
+        <w:br/>
+        <w:t xml:space="preserve">                                 ↓</w:t>
+        <w:br/>
+        <w:t xml:space="preserve">                            PROCESSED</w:t>
+        <w:br/>
+        <w:t xml:space="preserve">             ↓                   ↓</w:t>
+        <w:br/>
+        <w:t xml:space="preserve">          Feature             Feature</w:t>
+        <w:br/>
+        <w:t xml:space="preserve">             ↓                   ↓</w:t>
+        <w:br/>
+        <w:t xml:space="preserve">         Statistics         Statistics</w:t>
+        <w:br/>
+        <w:t xml:space="preserve">             ↓                   ↓</w:t>
+        <w:br/>
+        <w:t xml:space="preserve">       Visualization       Visualization</w:t>
+      </w:r>
+    </w:p>
+    <w:p>
+      <w:pPr>
+        <w:spacing w:line="360" w:lineRule="auto" w:after="120"/>
+        <w:ind w:firstLine="0"/>
+        <w:jc w:val="both"/>
+      </w:pPr>
+      <w:r>
+        <w:rPr>
+          <w:rFonts w:ascii="Times New Roman" w:hAnsi="Times New Roman" w:eastAsia="Times New Roman"/>
+          <w:b w:val="0"/>
+          <w:i w:val="0"/>
+          <w:color w:val="000000"/>
+          <w:sz w:val="26"/>
+        </w:rPr>
+        <w:t>Các kết quả sẽ được đánh giá bằng số liệu, đặc trưng và biểu đồ thực tế. Nhóm không mặc định rằng quá trình preprocessing luôn làm dữ liệu tốt hơn. Việc preprocessing có cải thiện chất lượng tín hiệu hoặc kết quả mô hình hay không sẽ được xác định thông qua thực nghiệm.</w:t>
+      </w:r>
+    </w:p>
+    <w:p>
+      <w:pPr>
+        <w:pStyle w:val="Heading3"/>
+        <w:keepNext/>
+        <w:spacing w:before="200" w:after="80"/>
+      </w:pPr>
       <w:r>
         <w:rPr>
           <w:rFonts w:ascii="Times New Roman" w:hAnsi="Times New Roman" w:eastAsia="Times New Roman"/>
@@ -3652,81 +4620,58 @@
           <w:color w:val="000000"/>
           <w:sz w:val="26"/>
         </w:rPr>
-        <w:t xml:space="preserve">Đa dạng người nói: </w:t>
+        <w:t>Tổng kết mục 2.1</w:t>
       </w:r>
+    </w:p>
+    <w:p>
+      <w:pPr>
+        <w:spacing w:line="360" w:lineRule="auto" w:after="120"/>
+        <w:ind w:firstLine="0"/>
+        <w:jc w:val="both"/>
+      </w:pPr>
       <w:r>
         <w:rPr>
           <w:rFonts w:ascii="Times New Roman" w:hAnsi="Times New Roman" w:eastAsia="Times New Roman"/>
+          <w:b w:val="0"/>
+          <w:i w:val="0"/>
           <w:color w:val="000000"/>
           <w:sz w:val="26"/>
         </w:rPr>
-        <w:t>Chứa mẫu phát âm từ hơn 2.600 người nói khác nhau với đa dạng ngữ điệu, tốc độ và môi trường thu âm.</w:t>
+        <w:t>Trong đồ án, Google Speech Commands là nguồn dữ liệu chính phục vụ quá trình huấn luyện và đánh giá Few-shot Keyword Spotting. Dữ liệu được tổ chức theo thiết lập Few-shot Learning thông qua các episode gồm Support Set và Query Set.</w:t>
       </w:r>
     </w:p>
     <w:p>
       <w:pPr>
-        <w:spacing w:line="360" w:lineRule="auto" w:after="80"/>
-        <w:ind w:left="340" w:hanging="340"/>
+        <w:spacing w:line="360" w:lineRule="auto" w:after="120"/>
+        <w:ind w:firstLine="0"/>
         <w:jc w:val="both"/>
       </w:pPr>
       <w:r>
         <w:rPr>
           <w:rFonts w:ascii="Times New Roman" w:hAnsi="Times New Roman" w:eastAsia="Times New Roman"/>
-          <w:b/>
+          <w:b w:val="0"/>
+          <w:i w:val="0"/>
           <w:color w:val="000000"/>
           <w:sz w:val="26"/>
         </w:rPr>
-        <w:t xml:space="preserve">-- </w:t>
+        <w:t>Bên cạnh đó, nhóm dự kiến sử dụng AudioMNIST và Fluent Speech Commands như hai nguồn dữ liệu bổ sung để nghiên cứu preprocessing trên hai dạng tín hiệu: single-word speech và multi-word spoken command.</w:t>
       </w:r>
+    </w:p>
+    <w:p>
+      <w:pPr>
+        <w:spacing w:line="360" w:lineRule="auto" w:after="120"/>
+        <w:ind w:firstLine="0"/>
+        <w:jc w:val="both"/>
+      </w:pPr>
       <w:r>
         <w:rPr>
           <w:rFonts w:ascii="Times New Roman" w:hAnsi="Times New Roman" w:eastAsia="Times New Roman"/>
-          <w:b/>
+          <w:b w:val="0"/>
+          <w:i w:val="0"/>
           <w:color w:val="000000"/>
           <w:sz w:val="26"/>
         </w:rPr>
-        <w:t xml:space="preserve">Cấu trúc chuẩn: </w:t>
-      </w:r>
-      <w:r>
-        <w:rPr>
-          <w:rFonts w:ascii="Times New Roman" w:hAnsi="Times New Roman" w:eastAsia="Times New Roman"/>
-          <w:color w:val="000000"/>
-          <w:sz w:val="26"/>
-        </w:rPr>
-        <w:t>Cấu trúc thư mục phân lớp rõ ràng, thuận tiện cho việc tạo các episode N-way K-shot.</w:t>
-      </w:r>
-    </w:p>
-    <w:p>
-      <w:pPr>
-        <w:spacing w:line="360" w:lineRule="auto" w:after="80"/>
-        <w:ind w:left="340" w:hanging="340"/>
-        <w:jc w:val="both"/>
-      </w:pPr>
-      <w:r>
-        <w:rPr>
-          <w:rFonts w:ascii="Times New Roman" w:hAnsi="Times New Roman" w:eastAsia="Times New Roman"/>
-          <w:b/>
-          <w:color w:val="000000"/>
-          <w:sz w:val="26"/>
-        </w:rPr>
-        <w:t xml:space="preserve">-- </w:t>
-      </w:r>
-      <w:r>
-        <w:rPr>
-          <w:rFonts w:ascii="Times New Roman" w:hAnsi="Times New Roman" w:eastAsia="Times New Roman"/>
-          <w:b/>
-          <w:color w:val="000000"/>
-          <w:sz w:val="26"/>
-        </w:rPr>
-        <w:t xml:space="preserve">Có dữ liệu nhiễu: </w:t>
-      </w:r>
-      <w:r>
-        <w:rPr>
-          <w:rFonts w:ascii="Times New Roman" w:hAnsi="Times New Roman" w:eastAsia="Times New Roman"/>
-          <w:color w:val="000000"/>
-          <w:sz w:val="26"/>
-        </w:rPr>
-        <w:t>Cung cấp các file background noise giúp thử nghiệm độ bền vững của mô hình trong điều kiện có nhiễu.</w:t>
+        <w:t>Các thống kê, thông số kỹ thuật và kết quả xử lý cụ thể của cả ba dataset sẽ được lấy trực tiếp từ code và thực nghiệm trên Kaggle trước khi được sử dụng trong các mục 2.2, 2.3, 2.4 và 2.5.</w:t>
       </w:r>
     </w:p>
     <w:p>

--- a/docs/report/Bao_cao_hang_muc_cham_giua_ky_Xu_ly_tieng_noi.docx
+++ b/docs/report/Bao_cao_hang_muc_cham_giua_ky_Xu_ly_tieng_noi.docx
@@ -4703,7 +4703,7 @@
           <w:color w:val="000000"/>
           <w:sz w:val="26"/>
         </w:rPr>
-        <w:t>2.2.1. Các lớp từ khóa</w:t>
+        <w:t>2.2.1. Các lớp từ khóa và phân bố mẫu thực nghiệm</w:t>
       </w:r>
     </w:p>
     <w:p>
@@ -4720,7 +4720,553 @@
           <w:color w:val="000000"/>
           <w:sz w:val="26"/>
         </w:rPr>
-        <w:t>Bộ dữ liệu Google Speech Commands v2 có 35 từ khóa và được chia theo lớp:</w:t>
+        <w:t>Theo kết quả audit thực nghiệm toàn diện trên 100% dữ liệu raw của Google Speech Commands v0.02 (thực hiện trên môi trường Kaggle), bộ dữ liệu bao gồm 35 từ khóa (classes) với tổng cộng 105.829 file âm thanh chứa tiếng nói (và 6 file âm thanh nhiễu môi trường, tổng cộng 105.835 file WAV).</w:t>
+      </w:r>
+    </w:p>
+    <w:p>
+      <w:pPr>
+        <w:spacing w:line="360" w:lineRule="auto" w:after="120"/>
+        <w:ind w:firstLine="0"/>
+        <w:jc w:val="both"/>
+      </w:pPr>
+      <w:r>
+        <w:rPr>
+          <w:rFonts w:ascii="Times New Roman" w:hAnsi="Times New Roman" w:eastAsia="Times New Roman"/>
+          <w:b w:val="0"/>
+          <w:i w:val="0"/>
+          <w:color w:val="000000"/>
+          <w:sz w:val="26"/>
+        </w:rPr>
+        <w:t>Số lượng mẫu giữa các từ khóa có sự chênh lệch đáng kể, dao động từ 1.557 mẫu (lớp ít nhất: forward) đến 4.052 mẫu (lớp nhiều nhất: five và zero). Tỷ lệ mất cân bằng giữa lớp lớn nhất và lớp nhỏ nhất xấp xỉ 2.6 lần.</w:t>
+      </w:r>
+    </w:p>
+    <w:p>
+      <w:pPr>
+        <w:spacing w:line="360" w:lineRule="auto" w:after="120"/>
+        <w:ind w:firstLine="0"/>
+        <w:jc w:val="both"/>
+      </w:pPr>
+      <w:r>
+        <w:rPr>
+          <w:rFonts w:ascii="Times New Roman" w:hAnsi="Times New Roman" w:eastAsia="Times New Roman"/>
+          <w:b w:val="0"/>
+          <w:i w:val="0"/>
+          <w:color w:val="000000"/>
+          <w:sz w:val="26"/>
+        </w:rPr>
+        <w:t>Bảng thống kê phân bố số lượng mẫu của 35 từ khóa theo từng nhóm chức năng:</w:t>
+      </w:r>
+    </w:p>
+    <w:tbl>
+      <w:tblPr>
+        <w:tblW w:type="auto" w:w="0"/>
+        <w:jc w:val="center"/>
+        <w:tblLayout w:type="fixed"/>
+        <w:tblLook w:firstColumn="1" w:firstRow="1" w:lastColumn="0" w:lastRow="0" w:noHBand="0" w:noVBand="1" w:val="04A0"/>
+      </w:tblPr>
+      <w:tblGrid>
+        <w:gridCol w:w="2351"/>
+        <w:gridCol w:w="2351"/>
+        <w:gridCol w:w="2351"/>
+        <w:gridCol w:w="2351"/>
+      </w:tblGrid>
+      <w:tr>
+        <w:tc>
+          <w:tcPr>
+            <w:tcW w:type="dxa" w:w="2154"/>
+            <w:shd w:fill="E2E8F0"/>
+          </w:tcPr>
+          <w:p>
+            <w:pPr>
+              <w:spacing w:after="60" w:line="276" w:lineRule="auto"/>
+              <w:jc w:val="center"/>
+            </w:pPr>
+            <w:r>
+              <w:rPr>
+                <w:rFonts w:ascii="Times New Roman" w:hAnsi="Times New Roman" w:eastAsia="Times New Roman"/>
+                <w:b/>
+                <w:color w:val="000000"/>
+                <w:sz w:val="22"/>
+              </w:rPr>
+              <w:t>Nhóm chức năng</w:t>
+            </w:r>
+          </w:p>
+        </w:tc>
+        <w:tc>
+          <w:tcPr>
+            <w:tcW w:type="dxa" w:w="3515"/>
+            <w:shd w:fill="E2E8F0"/>
+          </w:tcPr>
+          <w:p>
+            <w:pPr>
+              <w:spacing w:after="60" w:line="276" w:lineRule="auto"/>
+              <w:jc w:val="center"/>
+            </w:pPr>
+            <w:r>
+              <w:rPr>
+                <w:rFonts w:ascii="Times New Roman" w:hAnsi="Times New Roman" w:eastAsia="Times New Roman"/>
+                <w:b/>
+                <w:color w:val="000000"/>
+                <w:sz w:val="22"/>
+              </w:rPr>
+              <w:t>Danh sách từ khóa (Classes)</w:t>
+            </w:r>
+          </w:p>
+        </w:tc>
+        <w:tc>
+          <w:tcPr>
+            <w:tcW w:type="dxa" w:w="1417"/>
+            <w:shd w:fill="E2E8F0"/>
+          </w:tcPr>
+          <w:p>
+            <w:pPr>
+              <w:spacing w:after="60" w:line="276" w:lineRule="auto"/>
+              <w:jc w:val="center"/>
+            </w:pPr>
+            <w:r>
+              <w:rPr>
+                <w:rFonts w:ascii="Times New Roman" w:hAnsi="Times New Roman" w:eastAsia="Times New Roman"/>
+                <w:b/>
+                <w:color w:val="000000"/>
+                <w:sz w:val="22"/>
+              </w:rPr>
+              <w:t>Số lượng mẫu / lớp</w:t>
+            </w:r>
+          </w:p>
+        </w:tc>
+        <w:tc>
+          <w:tcPr>
+            <w:tcW w:type="dxa" w:w="1417"/>
+            <w:shd w:fill="E2E8F0"/>
+          </w:tcPr>
+          <w:p>
+            <w:pPr>
+              <w:spacing w:after="60" w:line="276" w:lineRule="auto"/>
+              <w:jc w:val="center"/>
+            </w:pPr>
+            <w:r>
+              <w:rPr>
+                <w:rFonts w:ascii="Times New Roman" w:hAnsi="Times New Roman" w:eastAsia="Times New Roman"/>
+                <w:b/>
+                <w:color w:val="000000"/>
+                <w:sz w:val="22"/>
+              </w:rPr>
+              <w:t>Tổng số mẫu</w:t>
+            </w:r>
+          </w:p>
+        </w:tc>
+      </w:tr>
+      <w:tr>
+        <w:tc>
+          <w:tcPr>
+            <w:tcW w:type="dxa" w:w="2154"/>
+          </w:tcPr>
+          <w:p>
+            <w:pPr>
+              <w:spacing w:after="60" w:line="276" w:lineRule="auto"/>
+              <w:jc w:val="center"/>
+            </w:pPr>
+            <w:r>
+              <w:rPr>
+                <w:rFonts w:ascii="Times New Roman" w:hAnsi="Times New Roman" w:eastAsia="Times New Roman"/>
+                <w:color w:val="000000"/>
+                <w:sz w:val="21"/>
+              </w:rPr>
+              <w:t>Chữ số đơn (Digits - 10 lớp)</w:t>
+            </w:r>
+          </w:p>
+        </w:tc>
+        <w:tc>
+          <w:tcPr>
+            <w:tcW w:type="dxa" w:w="3515"/>
+          </w:tcPr>
+          <w:p>
+            <w:pPr>
+              <w:spacing w:after="60" w:line="276" w:lineRule="auto"/>
+              <w:jc w:val="left"/>
+            </w:pPr>
+            <w:r>
+              <w:rPr>
+                <w:rFonts w:ascii="Times New Roman" w:hAnsi="Times New Roman" w:eastAsia="Times New Roman"/>
+                <w:color w:val="000000"/>
+                <w:sz w:val="21"/>
+              </w:rPr>
+              <w:t>zero (4.052), one (3.890), two (3.880), three (3.727), four (3.728), five (4.052), six (3.860), seven (3.998), eight (3.787), nine (3.934)</w:t>
+            </w:r>
+          </w:p>
+        </w:tc>
+        <w:tc>
+          <w:tcPr>
+            <w:tcW w:type="dxa" w:w="1417"/>
+          </w:tcPr>
+          <w:p>
+            <w:pPr>
+              <w:spacing w:after="60" w:line="276" w:lineRule="auto"/>
+              <w:jc w:val="left"/>
+            </w:pPr>
+            <w:r>
+              <w:rPr>
+                <w:rFonts w:ascii="Times New Roman" w:hAnsi="Times New Roman" w:eastAsia="Times New Roman"/>
+                <w:color w:val="000000"/>
+                <w:sz w:val="21"/>
+              </w:rPr>
+              <w:t>3.727 – 4.052</w:t>
+            </w:r>
+          </w:p>
+        </w:tc>
+        <w:tc>
+          <w:tcPr>
+            <w:tcW w:type="dxa" w:w="1417"/>
+          </w:tcPr>
+          <w:p>
+            <w:pPr>
+              <w:spacing w:after="60" w:line="276" w:lineRule="auto"/>
+              <w:jc w:val="left"/>
+            </w:pPr>
+            <w:r>
+              <w:rPr>
+                <w:rFonts w:ascii="Times New Roman" w:hAnsi="Times New Roman" w:eastAsia="Times New Roman"/>
+                <w:color w:val="000000"/>
+                <w:sz w:val="21"/>
+              </w:rPr>
+              <w:t>38.878</w:t>
+            </w:r>
+          </w:p>
+        </w:tc>
+      </w:tr>
+      <w:tr>
+        <w:tc>
+          <w:tcPr>
+            <w:tcW w:type="dxa" w:w="2154"/>
+          </w:tcPr>
+          <w:p>
+            <w:pPr>
+              <w:spacing w:after="60" w:line="276" w:lineRule="auto"/>
+              <w:jc w:val="center"/>
+            </w:pPr>
+            <w:r>
+              <w:rPr>
+                <w:rFonts w:ascii="Times New Roman" w:hAnsi="Times New Roman" w:eastAsia="Times New Roman"/>
+                <w:color w:val="000000"/>
+                <w:sz w:val="21"/>
+              </w:rPr>
+              <w:t>Lệnh điều hướng &amp; bật/tắt (10 lớp)</w:t>
+            </w:r>
+          </w:p>
+        </w:tc>
+        <w:tc>
+          <w:tcPr>
+            <w:tcW w:type="dxa" w:w="3515"/>
+          </w:tcPr>
+          <w:p>
+            <w:pPr>
+              <w:spacing w:after="60" w:line="276" w:lineRule="auto"/>
+              <w:jc w:val="left"/>
+            </w:pPr>
+            <w:r>
+              <w:rPr>
+                <w:rFonts w:ascii="Times New Roman" w:hAnsi="Times New Roman" w:eastAsia="Times New Roman"/>
+                <w:color w:val="000000"/>
+                <w:sz w:val="21"/>
+              </w:rPr>
+              <w:t>yes (4.044), no (3.941), up (3.723), down (3.917), left (3.801), right (3.778), on (3.845), off (3.745), stop (3.872), go (3.880)</w:t>
+            </w:r>
+          </w:p>
+        </w:tc>
+        <w:tc>
+          <w:tcPr>
+            <w:tcW w:type="dxa" w:w="1417"/>
+          </w:tcPr>
+          <w:p>
+            <w:pPr>
+              <w:spacing w:after="60" w:line="276" w:lineRule="auto"/>
+              <w:jc w:val="left"/>
+            </w:pPr>
+            <w:r>
+              <w:rPr>
+                <w:rFonts w:ascii="Times New Roman" w:hAnsi="Times New Roman" w:eastAsia="Times New Roman"/>
+                <w:color w:val="000000"/>
+                <w:sz w:val="21"/>
+              </w:rPr>
+              <w:t>3.723 – 4.044</w:t>
+            </w:r>
+          </w:p>
+        </w:tc>
+        <w:tc>
+          <w:tcPr>
+            <w:tcW w:type="dxa" w:w="1417"/>
+          </w:tcPr>
+          <w:p>
+            <w:pPr>
+              <w:spacing w:after="60" w:line="276" w:lineRule="auto"/>
+              <w:jc w:val="left"/>
+            </w:pPr>
+            <w:r>
+              <w:rPr>
+                <w:rFonts w:ascii="Times New Roman" w:hAnsi="Times New Roman" w:eastAsia="Times New Roman"/>
+                <w:color w:val="000000"/>
+                <w:sz w:val="21"/>
+              </w:rPr>
+              <w:t>38.646</w:t>
+            </w:r>
+          </w:p>
+        </w:tc>
+      </w:tr>
+      <w:tr>
+        <w:tc>
+          <w:tcPr>
+            <w:tcW w:type="dxa" w:w="2154"/>
+          </w:tcPr>
+          <w:p>
+            <w:pPr>
+              <w:spacing w:after="60" w:line="276" w:lineRule="auto"/>
+              <w:jc w:val="center"/>
+            </w:pPr>
+            <w:r>
+              <w:rPr>
+                <w:rFonts w:ascii="Times New Roman" w:hAnsi="Times New Roman" w:eastAsia="Times New Roman"/>
+                <w:color w:val="000000"/>
+                <w:sz w:val="21"/>
+              </w:rPr>
+              <w:t>Từ vựng mở rộng (10 lớp)</w:t>
+            </w:r>
+          </w:p>
+        </w:tc>
+        <w:tc>
+          <w:tcPr>
+            <w:tcW w:type="dxa" w:w="3515"/>
+          </w:tcPr>
+          <w:p>
+            <w:pPr>
+              <w:spacing w:after="60" w:line="276" w:lineRule="auto"/>
+              <w:jc w:val="left"/>
+            </w:pPr>
+            <w:r>
+              <w:rPr>
+                <w:rFonts w:ascii="Times New Roman" w:hAnsi="Times New Roman" w:eastAsia="Times New Roman"/>
+                <w:color w:val="000000"/>
+                <w:sz w:val="21"/>
+              </w:rPr>
+              <w:t>bed (2.014), bird (2.064), cat (2.031), dog (2.128), happy (2.054), house (2.113), marvin (2.100), sheila (2.022), tree (1.759), wow (2.123)</w:t>
+            </w:r>
+          </w:p>
+        </w:tc>
+        <w:tc>
+          <w:tcPr>
+            <w:tcW w:type="dxa" w:w="1417"/>
+          </w:tcPr>
+          <w:p>
+            <w:pPr>
+              <w:spacing w:after="60" w:line="276" w:lineRule="auto"/>
+              <w:jc w:val="left"/>
+            </w:pPr>
+            <w:r>
+              <w:rPr>
+                <w:rFonts w:ascii="Times New Roman" w:hAnsi="Times New Roman" w:eastAsia="Times New Roman"/>
+                <w:color w:val="000000"/>
+                <w:sz w:val="21"/>
+              </w:rPr>
+              <w:t>1.759 – 2.128</w:t>
+            </w:r>
+          </w:p>
+        </w:tc>
+        <w:tc>
+          <w:tcPr>
+            <w:tcW w:type="dxa" w:w="1417"/>
+          </w:tcPr>
+          <w:p>
+            <w:pPr>
+              <w:spacing w:after="60" w:line="276" w:lineRule="auto"/>
+              <w:jc w:val="left"/>
+            </w:pPr>
+            <w:r>
+              <w:rPr>
+                <w:rFonts w:ascii="Times New Roman" w:hAnsi="Times New Roman" w:eastAsia="Times New Roman"/>
+                <w:color w:val="000000"/>
+                <w:sz w:val="21"/>
+              </w:rPr>
+              <w:t>20.407</w:t>
+            </w:r>
+          </w:p>
+        </w:tc>
+      </w:tr>
+      <w:tr>
+        <w:tc>
+          <w:tcPr>
+            <w:tcW w:type="dxa" w:w="2154"/>
+          </w:tcPr>
+          <w:p>
+            <w:pPr>
+              <w:spacing w:after="60" w:line="276" w:lineRule="auto"/>
+              <w:jc w:val="center"/>
+            </w:pPr>
+            <w:r>
+              <w:rPr>
+                <w:rFonts w:ascii="Times New Roman" w:hAnsi="Times New Roman" w:eastAsia="Times New Roman"/>
+                <w:color w:val="000000"/>
+                <w:sz w:val="21"/>
+              </w:rPr>
+              <w:t>Lệnh phụ trợ / Unknown (5 lớp)</w:t>
+            </w:r>
+          </w:p>
+        </w:tc>
+        <w:tc>
+          <w:tcPr>
+            <w:tcW w:type="dxa" w:w="3515"/>
+          </w:tcPr>
+          <w:p>
+            <w:pPr>
+              <w:spacing w:after="60" w:line="276" w:lineRule="auto"/>
+              <w:jc w:val="left"/>
+            </w:pPr>
+            <w:r>
+              <w:rPr>
+                <w:rFonts w:ascii="Times New Roman" w:hAnsi="Times New Roman" w:eastAsia="Times New Roman"/>
+                <w:color w:val="000000"/>
+                <w:sz w:val="21"/>
+              </w:rPr>
+              <w:t>backward (1.664), visual (1.592), follow (1.579), learn (1.575), forward (1.557)</w:t>
+            </w:r>
+          </w:p>
+        </w:tc>
+        <w:tc>
+          <w:tcPr>
+            <w:tcW w:type="dxa" w:w="1417"/>
+          </w:tcPr>
+          <w:p>
+            <w:pPr>
+              <w:spacing w:after="60" w:line="276" w:lineRule="auto"/>
+              <w:jc w:val="left"/>
+            </w:pPr>
+            <w:r>
+              <w:rPr>
+                <w:rFonts w:ascii="Times New Roman" w:hAnsi="Times New Roman" w:eastAsia="Times New Roman"/>
+                <w:color w:val="000000"/>
+                <w:sz w:val="21"/>
+              </w:rPr>
+              <w:t>1.557 – 1.664</w:t>
+            </w:r>
+          </w:p>
+        </w:tc>
+        <w:tc>
+          <w:tcPr>
+            <w:tcW w:type="dxa" w:w="1417"/>
+          </w:tcPr>
+          <w:p>
+            <w:pPr>
+              <w:spacing w:after="60" w:line="276" w:lineRule="auto"/>
+              <w:jc w:val="left"/>
+            </w:pPr>
+            <w:r>
+              <w:rPr>
+                <w:rFonts w:ascii="Times New Roman" w:hAnsi="Times New Roman" w:eastAsia="Times New Roman"/>
+                <w:color w:val="000000"/>
+                <w:sz w:val="21"/>
+              </w:rPr>
+              <w:t>7.967</w:t>
+            </w:r>
+          </w:p>
+        </w:tc>
+      </w:tr>
+      <w:tr>
+        <w:tc>
+          <w:tcPr>
+            <w:tcW w:type="dxa" w:w="2154"/>
+          </w:tcPr>
+          <w:p>
+            <w:pPr>
+              <w:spacing w:after="60" w:line="276" w:lineRule="auto"/>
+              <w:jc w:val="center"/>
+            </w:pPr>
+            <w:r>
+              <w:rPr>
+                <w:rFonts w:ascii="Times New Roman" w:hAnsi="Times New Roman" w:eastAsia="Times New Roman"/>
+                <w:color w:val="000000"/>
+                <w:sz w:val="21"/>
+              </w:rPr>
+              <w:t>Toàn bộ 35 từ khóa tiếng nói</w:t>
+            </w:r>
+          </w:p>
+        </w:tc>
+        <w:tc>
+          <w:tcPr>
+            <w:tcW w:type="dxa" w:w="3515"/>
+          </w:tcPr>
+          <w:p>
+            <w:pPr>
+              <w:spacing w:after="60" w:line="276" w:lineRule="auto"/>
+              <w:jc w:val="left"/>
+            </w:pPr>
+            <w:r>
+              <w:rPr>
+                <w:rFonts w:ascii="Times New Roman" w:hAnsi="Times New Roman" w:eastAsia="Times New Roman"/>
+                <w:color w:val="000000"/>
+                <w:sz w:val="21"/>
+              </w:rPr>
+              <w:t>Tổng cộng 35 classes</w:t>
+            </w:r>
+          </w:p>
+        </w:tc>
+        <w:tc>
+          <w:tcPr>
+            <w:tcW w:type="dxa" w:w="1417"/>
+          </w:tcPr>
+          <w:p>
+            <w:pPr>
+              <w:spacing w:after="60" w:line="276" w:lineRule="auto"/>
+              <w:jc w:val="left"/>
+            </w:pPr>
+            <w:r>
+              <w:rPr>
+                <w:rFonts w:ascii="Times New Roman" w:hAnsi="Times New Roman" w:eastAsia="Times New Roman"/>
+                <w:color w:val="000000"/>
+                <w:sz w:val="21"/>
+              </w:rPr>
+              <w:t>1.557 – 4.052</w:t>
+            </w:r>
+          </w:p>
+        </w:tc>
+        <w:tc>
+          <w:tcPr>
+            <w:tcW w:type="dxa" w:w="1417"/>
+          </w:tcPr>
+          <w:p>
+            <w:pPr>
+              <w:spacing w:after="60" w:line="276" w:lineRule="auto"/>
+              <w:jc w:val="left"/>
+            </w:pPr>
+            <w:r>
+              <w:rPr>
+                <w:rFonts w:ascii="Times New Roman" w:hAnsi="Times New Roman" w:eastAsia="Times New Roman"/>
+                <w:color w:val="000000"/>
+                <w:sz w:val="21"/>
+              </w:rPr>
+              <w:t>105.829</w:t>
+            </w:r>
+          </w:p>
+        </w:tc>
+      </w:tr>
+    </w:tbl>
+    <w:p>
+      <w:pPr>
+        <w:spacing w:after="120"/>
+      </w:pPr>
+    </w:p>
+    <w:p>
+      <w:pPr>
+        <w:spacing w:line="360" w:lineRule="auto" w:after="120"/>
+        <w:ind w:firstLine="0"/>
+        <w:jc w:val="both"/>
+      </w:pPr>
+      <w:r>
+        <w:rPr>
+          <w:rFonts w:ascii="Times New Roman" w:hAnsi="Times New Roman" w:eastAsia="Times New Roman"/>
+          <w:b w:val="0"/>
+          <w:i w:val="0"/>
+          <w:color w:val="000000"/>
+          <w:sz w:val="26"/>
+        </w:rPr>
+        <w:t>Phân tích người nói (Speaker per keyword): Để đảm bảo tính tổng quát hóa trong Few-shot Learning, mỗi từ khóa cần có sự đóng góp của nhiều người nói khác nhau. Kết quả phân tích speaker per keyword với ngưỡng speaker_limit = 1000 cho thấy:</w:t>
       </w:r>
     </w:p>
     <w:p>
@@ -4745,7 +5291,7 @@
           <w:color w:val="000000"/>
           <w:sz w:val="26"/>
         </w:rPr>
-        <w:t xml:space="preserve">15 Train classes: </w:t>
+        <w:t xml:space="preserve">Nhóm từ khóa chính (Core words): </w:t>
       </w:r>
       <w:r>
         <w:rPr>
@@ -4753,7 +5299,7 @@
           <w:color w:val="000000"/>
           <w:sz w:val="26"/>
         </w:rPr>
-        <w:t>happy, house, bird, bed, backward, sheila, marvin, wow, tree, follow, dog, visual, forward, learn, cat.</w:t>
+        <w:t>Gồm 30 từ khóa có từ 1.000 người nói trở lên (ví dụ: five, zero, yes, no, go, stop,...). Nhóm này đủ điều kiện để tạo các tập train, validation và test theo đúng quy chuẩn Few-shot.</w:t>
       </w:r>
     </w:p>
     <w:p>
@@ -4778,7 +5324,7 @@
           <w:color w:val="000000"/>
           <w:sz w:val="26"/>
         </w:rPr>
-        <w:t xml:space="preserve">10 Validation classes: </w:t>
+        <w:t xml:space="preserve">Nhóm từ khóa phụ (Unknown words): </w:t>
       </w:r>
       <w:r>
         <w:rPr>
@@ -4786,7 +5332,57 @@
           <w:color w:val="000000"/>
           <w:sz w:val="26"/>
         </w:rPr>
-        <w:t>zero, one, two, three, four, five, six, seven, eight, nine.</w:t>
+        <w:t>Gồm 5 từ khóa có dưới 1.000 người nói gồm: backward (515 speakers), visual (485 speakers), follow (484 speakers), learn (483 speakers), forward (464 speakers).</w:t>
+      </w:r>
+    </w:p>
+    <w:p>
+      <w:pPr>
+        <w:spacing w:line="360" w:lineRule="auto" w:after="120"/>
+        <w:ind w:firstLine="0"/>
+        <w:jc w:val="both"/>
+      </w:pPr>
+      <w:r>
+        <w:rPr>
+          <w:rFonts w:ascii="Times New Roman" w:hAnsi="Times New Roman" w:eastAsia="Times New Roman"/>
+          <w:b w:val="0"/>
+          <w:i/>
+          <w:color w:val="000000"/>
+          <w:sz w:val="26"/>
+        </w:rPr>
+        <w:t>Phát hiện thực nghiệm quan trọng: Trong mã nguồn của paper gốc có định nghĩa tham số core_split = (24, 5, 5) (kỳ vọng 34 core words). Tuy nhiên, kết quả audit thực tế trên toàn bộ Google Speech Commands v0.02 chứng minh chỉ có chính xác 30 từ khóa đạt ngưỡng 1.000 speakers. Điều này khẳng định tầm quan trọng của việc kiểm tra dữ liệu thực nghiệm thay vì suy đoán lý thuyết.</w:t>
+      </w:r>
+    </w:p>
+    <w:p>
+      <w:pPr>
+        <w:pStyle w:val="Heading3"/>
+        <w:keepNext/>
+        <w:spacing w:before="200" w:after="80"/>
+      </w:pPr>
+      <w:r>
+        <w:rPr>
+          <w:rFonts w:ascii="Times New Roman" w:hAnsi="Times New Roman" w:eastAsia="Times New Roman"/>
+          <w:b/>
+          <w:color w:val="000000"/>
+          <w:sz w:val="26"/>
+        </w:rPr>
+        <w:t>2.2.2. Nhãn và cấu trúc thư mục</w:t>
+      </w:r>
+    </w:p>
+    <w:p>
+      <w:pPr>
+        <w:spacing w:line="360" w:lineRule="auto" w:after="120"/>
+        <w:ind w:firstLine="0"/>
+        <w:jc w:val="both"/>
+      </w:pPr>
+      <w:r>
+        <w:rPr>
+          <w:rFonts w:ascii="Times New Roman" w:hAnsi="Times New Roman" w:eastAsia="Times New Roman"/>
+          <w:b w:val="0"/>
+          <w:i w:val="0"/>
+          <w:color w:val="000000"/>
+          <w:sz w:val="26"/>
+        </w:rPr>
+        <w:t>Dữ liệu Google Speech Commands v0.02 được tổ chức theo cấu trúc phân cấp thư mục chuẩn:</w:t>
       </w:r>
     </w:p>
     <w:p>
@@ -4811,7 +5407,7 @@
           <w:color w:val="000000"/>
           <w:sz w:val="26"/>
         </w:rPr>
-        <w:t xml:space="preserve">10 Test classes: </w:t>
+        <w:t xml:space="preserve">Thư mục nhãn (Keyword Folders): </w:t>
       </w:r>
       <w:r>
         <w:rPr>
@@ -4819,7 +5415,40 @@
           <w:color w:val="000000"/>
           <w:sz w:val="26"/>
         </w:rPr>
-        <w:t>yes, no, up, down, left, right, on, off, stop, go.</w:t>
+        <w:t>Mỗi từ khóa được lưu trong một thư mục riêng mang tên của nhãn đó (ví dụ: speech_commands/yes/, speech_commands/stop/,...).</w:t>
+      </w:r>
+    </w:p>
+    <w:p>
+      <w:pPr>
+        <w:spacing w:line="360" w:lineRule="auto" w:after="80"/>
+        <w:ind w:left="340" w:hanging="340"/>
+        <w:jc w:val="both"/>
+      </w:pPr>
+      <w:r>
+        <w:rPr>
+          <w:rFonts w:ascii="Times New Roman" w:hAnsi="Times New Roman" w:eastAsia="Times New Roman"/>
+          <w:b/>
+          <w:color w:val="000000"/>
+          <w:sz w:val="26"/>
+        </w:rPr>
+        <w:t xml:space="preserve">-- </w:t>
+      </w:r>
+      <w:r>
+        <w:rPr>
+          <w:rFonts w:ascii="Times New Roman" w:hAnsi="Times New Roman" w:eastAsia="Times New Roman"/>
+          <w:b/>
+          <w:color w:val="000000"/>
+          <w:sz w:val="26"/>
+        </w:rPr>
+        <w:t xml:space="preserve">Thư mục _background_noise_: </w:t>
+      </w:r>
+      <w:r>
+        <w:rPr>
+          <w:rFonts w:ascii="Times New Roman" w:hAnsi="Times New Roman" w:eastAsia="Times New Roman"/>
+          <w:color w:val="000000"/>
+          <w:sz w:val="26"/>
+        </w:rPr>
+        <w:t>Thư mục đặc biệt chứa 6 file âm thanh nhiễu môi trường, không chứa tiếng nói của con người.</w:t>
       </w:r>
     </w:p>
     <w:p>
@@ -4836,23 +5465,21 @@
           <w:color w:val="000000"/>
           <w:sz w:val="26"/>
         </w:rPr>
-        <w:t>Các từ khóa trong tập Test không hề xuất hiện trong tập Train. Do đó, mô hình bắt buộc phải học cách tổng quát hóa biểu diễn thay vì ghi nhớ nhãn.</w:t>
+        <w:t>Cấu trúc định danh file âm thanh: Mỗi file âm thanh được đặt tên theo quy tắc chuẩn hóa của tác giả tập dữ liệu:</w:t>
       </w:r>
     </w:p>
     <w:p>
       <w:pPr>
-        <w:pStyle w:val="Heading3"/>
-        <w:keepNext/>
-        <w:spacing w:before="200" w:after="80"/>
+        <w:spacing w:before="80" w:after="120"/>
+        <w:jc w:val="center"/>
       </w:pPr>
       <w:r>
         <w:rPr>
-          <w:rFonts w:ascii="Times New Roman" w:hAnsi="Times New Roman" w:eastAsia="Times New Roman"/>
-          <w:b/>
+          <w:rFonts w:ascii="Cambria Math" w:hAnsi="Cambria Math" w:eastAsia="Cambria Math"/>
           <w:color w:val="000000"/>
-          <w:sz w:val="26"/>
+          <w:sz w:val="24"/>
         </w:rPr>
-        <w:t>2.2.2. Nhãn và cấu trúc thư mục</w:t>
+        <w:t>\text{[speaker\_id]}\_\text{nohash}\_\text{[utterance\_index].wav}</w:t>
       </w:r>
     </w:p>
     <w:p>
@@ -4869,7 +5496,7 @@
           <w:color w:val="000000"/>
           <w:sz w:val="26"/>
         </w:rPr>
-        <w:t>Mỗi file âm thanh được lưu trong thư mục mang tên của từ khóa đó. Ví dụ: speech_commands/yes/xxxx.wav mang nhãn yes; speech_commands/stop/yyyy.wav mang nhãn stop.</w:t>
+        <w:t>Ví dụ: file bed/220ee1ef_nohash_0.wav có speaker_id là "220ee1ef" và số thứ tự phát âm là 0. Việc băm định danh người nói vào tên file có ý nghĩa sống còn trong đồ án: nó cho phép nhóm gom toàn bộ các phát âm của cùng một người nói lại với nhau (Grouping by speaker), từ đó phân tách rạch ròi giữa các tập Support/Query cũng như giữa các tập Train/Validation/Test, loại trừ hoàn toàn nguy cơ rò rỉ dữ liệu người nói (speaker leakage).</w:t>
       </w:r>
     </w:p>
     <w:p>
@@ -4958,7 +5585,915 @@
           <w:color w:val="000000"/>
           <w:sz w:val="26"/>
         </w:rPr>
-        <w:t>Các file âm thanh sử dụng định dạng .wav (PCM không nén). Tần số lấy mẫu là 16.000 Hz, thời lượng trung bình khoảng 1 giây (tương đương 16.000 điểm mẫu). Theo định lý Nyquist, tần số 16 kHz cho phép biểu diễn các thành phần âm thanh tối đa 8.000 Hz, đủ để giữ lại hầu hết các thông tin âm vị quan trọng của giọng nói con người.</w:t>
+        <w:t>Quá trình audit kỹ thuật trên toàn bộ 105.835 file âm thanh bằng thư viện phân tích âm thanh chuyên dụng ghi nhận các thông số kỹ thuật 100% đồng nhất:</w:t>
+      </w:r>
+    </w:p>
+    <w:tbl>
+      <w:tblPr>
+        <w:tblW w:type="auto" w:w="0"/>
+        <w:jc w:val="center"/>
+        <w:tblLayout w:type="fixed"/>
+        <w:tblLook w:firstColumn="1" w:firstRow="1" w:lastColumn="0" w:lastRow="0" w:noHBand="0" w:noVBand="1" w:val="04A0"/>
+      </w:tblPr>
+      <w:tblGrid>
+        <w:gridCol w:w="3135"/>
+        <w:gridCol w:w="3135"/>
+        <w:gridCol w:w="3135"/>
+      </w:tblGrid>
+      <w:tr>
+        <w:tc>
+          <w:tcPr>
+            <w:tcW w:type="dxa" w:w="2835"/>
+            <w:shd w:fill="E2E8F0"/>
+          </w:tcPr>
+          <w:p>
+            <w:pPr>
+              <w:spacing w:after="60" w:line="276" w:lineRule="auto"/>
+              <w:jc w:val="center"/>
+            </w:pPr>
+            <w:r>
+              <w:rPr>
+                <w:rFonts w:ascii="Times New Roman" w:hAnsi="Times New Roman" w:eastAsia="Times New Roman"/>
+                <w:b/>
+                <w:color w:val="000000"/>
+                <w:sz w:val="22"/>
+              </w:rPr>
+              <w:t>Đặc tính kỹ thuật</w:t>
+            </w:r>
+          </w:p>
+        </w:tc>
+        <w:tc>
+          <w:tcPr>
+            <w:tcW w:type="dxa" w:w="3402"/>
+            <w:shd w:fill="E2E8F0"/>
+          </w:tcPr>
+          <w:p>
+            <w:pPr>
+              <w:spacing w:after="60" w:line="276" w:lineRule="auto"/>
+              <w:jc w:val="center"/>
+            </w:pPr>
+            <w:r>
+              <w:rPr>
+                <w:rFonts w:ascii="Times New Roman" w:hAnsi="Times New Roman" w:eastAsia="Times New Roman"/>
+                <w:b/>
+                <w:color w:val="000000"/>
+                <w:sz w:val="22"/>
+              </w:rPr>
+              <w:t>Giá trị ghi nhận thực tế</w:t>
+            </w:r>
+          </w:p>
+        </w:tc>
+        <w:tc>
+          <w:tcPr>
+            <w:tcW w:type="dxa" w:w="2268"/>
+            <w:shd w:fill="E2E8F0"/>
+          </w:tcPr>
+          <w:p>
+            <w:pPr>
+              <w:spacing w:after="60" w:line="276" w:lineRule="auto"/>
+              <w:jc w:val="center"/>
+            </w:pPr>
+            <w:r>
+              <w:rPr>
+                <w:rFonts w:ascii="Times New Roman" w:hAnsi="Times New Roman" w:eastAsia="Times New Roman"/>
+                <w:b/>
+                <w:color w:val="000000"/>
+                <w:sz w:val="22"/>
+              </w:rPr>
+              <w:t>Tỷ lệ tuân thủ</w:t>
+            </w:r>
+          </w:p>
+        </w:tc>
+      </w:tr>
+      <w:tr>
+        <w:tc>
+          <w:tcPr>
+            <w:tcW w:type="dxa" w:w="2835"/>
+          </w:tcPr>
+          <w:p>
+            <w:pPr>
+              <w:spacing w:after="60" w:line="276" w:lineRule="auto"/>
+              <w:jc w:val="center"/>
+            </w:pPr>
+            <w:r>
+              <w:rPr>
+                <w:rFonts w:ascii="Times New Roman" w:hAnsi="Times New Roman" w:eastAsia="Times New Roman"/>
+                <w:color w:val="000000"/>
+                <w:sz w:val="21"/>
+              </w:rPr>
+              <w:t>Định dạng container</w:t>
+            </w:r>
+          </w:p>
+        </w:tc>
+        <w:tc>
+          <w:tcPr>
+            <w:tcW w:type="dxa" w:w="3402"/>
+          </w:tcPr>
+          <w:p>
+            <w:pPr>
+              <w:spacing w:after="60" w:line="276" w:lineRule="auto"/>
+              <w:jc w:val="left"/>
+            </w:pPr>
+            <w:r>
+              <w:rPr>
+                <w:rFonts w:ascii="Times New Roman" w:hAnsi="Times New Roman" w:eastAsia="Times New Roman"/>
+                <w:color w:val="000000"/>
+                <w:sz w:val="21"/>
+              </w:rPr>
+              <w:t>WAV (Resource Interchange File Format)</w:t>
+            </w:r>
+          </w:p>
+        </w:tc>
+        <w:tc>
+          <w:tcPr>
+            <w:tcW w:type="dxa" w:w="2268"/>
+          </w:tcPr>
+          <w:p>
+            <w:pPr>
+              <w:spacing w:after="60" w:line="276" w:lineRule="auto"/>
+              <w:jc w:val="left"/>
+            </w:pPr>
+            <w:r>
+              <w:rPr>
+                <w:rFonts w:ascii="Times New Roman" w:hAnsi="Times New Roman" w:eastAsia="Times New Roman"/>
+                <w:color w:val="000000"/>
+                <w:sz w:val="21"/>
+              </w:rPr>
+              <w:t>105.835 / 105.835 (100.0%)</w:t>
+            </w:r>
+          </w:p>
+        </w:tc>
+      </w:tr>
+      <w:tr>
+        <w:tc>
+          <w:tcPr>
+            <w:tcW w:type="dxa" w:w="2835"/>
+          </w:tcPr>
+          <w:p>
+            <w:pPr>
+              <w:spacing w:after="60" w:line="276" w:lineRule="auto"/>
+              <w:jc w:val="center"/>
+            </w:pPr>
+            <w:r>
+              <w:rPr>
+                <w:rFonts w:ascii="Times New Roman" w:hAnsi="Times New Roman" w:eastAsia="Times New Roman"/>
+                <w:color w:val="000000"/>
+                <w:sz w:val="21"/>
+              </w:rPr>
+              <w:t>Chuẩn mã hóa âm thanh (Subtype)</w:t>
+            </w:r>
+          </w:p>
+        </w:tc>
+        <w:tc>
+          <w:tcPr>
+            <w:tcW w:type="dxa" w:w="3402"/>
+          </w:tcPr>
+          <w:p>
+            <w:pPr>
+              <w:spacing w:after="60" w:line="276" w:lineRule="auto"/>
+              <w:jc w:val="left"/>
+            </w:pPr>
+            <w:r>
+              <w:rPr>
+                <w:rFonts w:ascii="Times New Roman" w:hAnsi="Times New Roman" w:eastAsia="Times New Roman"/>
+                <w:color w:val="000000"/>
+                <w:sz w:val="21"/>
+              </w:rPr>
+              <w:t>PCM_16 (Linear PCM, 16-bit signed integer)</w:t>
+            </w:r>
+          </w:p>
+        </w:tc>
+        <w:tc>
+          <w:tcPr>
+            <w:tcW w:type="dxa" w:w="2268"/>
+          </w:tcPr>
+          <w:p>
+            <w:pPr>
+              <w:spacing w:after="60" w:line="276" w:lineRule="auto"/>
+              <w:jc w:val="left"/>
+            </w:pPr>
+            <w:r>
+              <w:rPr>
+                <w:rFonts w:ascii="Times New Roman" w:hAnsi="Times New Roman" w:eastAsia="Times New Roman"/>
+                <w:color w:val="000000"/>
+                <w:sz w:val="21"/>
+              </w:rPr>
+              <w:t>105.835 / 105.835 (100.0%)</w:t>
+            </w:r>
+          </w:p>
+        </w:tc>
+      </w:tr>
+      <w:tr>
+        <w:tc>
+          <w:tcPr>
+            <w:tcW w:type="dxa" w:w="2835"/>
+          </w:tcPr>
+          <w:p>
+            <w:pPr>
+              <w:spacing w:after="60" w:line="276" w:lineRule="auto"/>
+              <w:jc w:val="center"/>
+            </w:pPr>
+            <w:r>
+              <w:rPr>
+                <w:rFonts w:ascii="Times New Roman" w:hAnsi="Times New Roman" w:eastAsia="Times New Roman"/>
+                <w:color w:val="000000"/>
+                <w:sz w:val="21"/>
+              </w:rPr>
+              <w:t>Số kênh âm thanh (Channels)</w:t>
+            </w:r>
+          </w:p>
+        </w:tc>
+        <w:tc>
+          <w:tcPr>
+            <w:tcW w:type="dxa" w:w="3402"/>
+          </w:tcPr>
+          <w:p>
+            <w:pPr>
+              <w:spacing w:after="60" w:line="276" w:lineRule="auto"/>
+              <w:jc w:val="left"/>
+            </w:pPr>
+            <w:r>
+              <w:rPr>
+                <w:rFonts w:ascii="Times New Roman" w:hAnsi="Times New Roman" w:eastAsia="Times New Roman"/>
+                <w:color w:val="000000"/>
+                <w:sz w:val="21"/>
+              </w:rPr>
+              <w:t>1 kênh (Mono - Single Channel)</w:t>
+            </w:r>
+          </w:p>
+        </w:tc>
+        <w:tc>
+          <w:tcPr>
+            <w:tcW w:type="dxa" w:w="2268"/>
+          </w:tcPr>
+          <w:p>
+            <w:pPr>
+              <w:spacing w:after="60" w:line="276" w:lineRule="auto"/>
+              <w:jc w:val="left"/>
+            </w:pPr>
+            <w:r>
+              <w:rPr>
+                <w:rFonts w:ascii="Times New Roman" w:hAnsi="Times New Roman" w:eastAsia="Times New Roman"/>
+                <w:color w:val="000000"/>
+                <w:sz w:val="21"/>
+              </w:rPr>
+              <w:t>105.835 / 105.835 (100.0%)</w:t>
+            </w:r>
+          </w:p>
+        </w:tc>
+      </w:tr>
+      <w:tr>
+        <w:tc>
+          <w:tcPr>
+            <w:tcW w:type="dxa" w:w="2835"/>
+          </w:tcPr>
+          <w:p>
+            <w:pPr>
+              <w:spacing w:after="60" w:line="276" w:lineRule="auto"/>
+              <w:jc w:val="center"/>
+            </w:pPr>
+            <w:r>
+              <w:rPr>
+                <w:rFonts w:ascii="Times New Roman" w:hAnsi="Times New Roman" w:eastAsia="Times New Roman"/>
+                <w:color w:val="000000"/>
+                <w:sz w:val="21"/>
+              </w:rPr>
+              <w:t>Tần số lấy mẫu (Sample Rate)</w:t>
+            </w:r>
+          </w:p>
+        </w:tc>
+        <w:tc>
+          <w:tcPr>
+            <w:tcW w:type="dxa" w:w="3402"/>
+          </w:tcPr>
+          <w:p>
+            <w:pPr>
+              <w:spacing w:after="60" w:line="276" w:lineRule="auto"/>
+              <w:jc w:val="left"/>
+            </w:pPr>
+            <w:r>
+              <w:rPr>
+                <w:rFonts w:ascii="Times New Roman" w:hAnsi="Times New Roman" w:eastAsia="Times New Roman"/>
+                <w:color w:val="000000"/>
+                <w:sz w:val="21"/>
+              </w:rPr>
+              <w:t>16.000 Hz (16 kHz)</w:t>
+            </w:r>
+          </w:p>
+        </w:tc>
+        <w:tc>
+          <w:tcPr>
+            <w:tcW w:type="dxa" w:w="2268"/>
+          </w:tcPr>
+          <w:p>
+            <w:pPr>
+              <w:spacing w:after="60" w:line="276" w:lineRule="auto"/>
+              <w:jc w:val="left"/>
+            </w:pPr>
+            <w:r>
+              <w:rPr>
+                <w:rFonts w:ascii="Times New Roman" w:hAnsi="Times New Roman" w:eastAsia="Times New Roman"/>
+                <w:color w:val="000000"/>
+                <w:sz w:val="21"/>
+              </w:rPr>
+              <w:t>105.835 / 105.835 (100.0%)</w:t>
+            </w:r>
+          </w:p>
+        </w:tc>
+      </w:tr>
+      <w:tr>
+        <w:tc>
+          <w:tcPr>
+            <w:tcW w:type="dxa" w:w="2835"/>
+          </w:tcPr>
+          <w:p>
+            <w:pPr>
+              <w:spacing w:after="60" w:line="276" w:lineRule="auto"/>
+              <w:jc w:val="center"/>
+            </w:pPr>
+            <w:r>
+              <w:rPr>
+                <w:rFonts w:ascii="Times New Roman" w:hAnsi="Times New Roman" w:eastAsia="Times New Roman"/>
+                <w:color w:val="000000"/>
+                <w:sz w:val="21"/>
+              </w:rPr>
+              <w:t>Tính toàn vẹn file (Integrity)</w:t>
+            </w:r>
+          </w:p>
+        </w:tc>
+        <w:tc>
+          <w:tcPr>
+            <w:tcW w:type="dxa" w:w="3402"/>
+          </w:tcPr>
+          <w:p>
+            <w:pPr>
+              <w:spacing w:after="60" w:line="276" w:lineRule="auto"/>
+              <w:jc w:val="left"/>
+            </w:pPr>
+            <w:r>
+              <w:rPr>
+                <w:rFonts w:ascii="Times New Roman" w:hAnsi="Times New Roman" w:eastAsia="Times New Roman"/>
+                <w:color w:val="000000"/>
+                <w:sz w:val="21"/>
+              </w:rPr>
+              <w:t>0 file lỗi đọc / lỗi định dạng</w:t>
+            </w:r>
+          </w:p>
+        </w:tc>
+        <w:tc>
+          <w:tcPr>
+            <w:tcW w:type="dxa" w:w="2268"/>
+          </w:tcPr>
+          <w:p>
+            <w:pPr>
+              <w:spacing w:after="60" w:line="276" w:lineRule="auto"/>
+              <w:jc w:val="left"/>
+            </w:pPr>
+            <w:r>
+              <w:rPr>
+                <w:rFonts w:ascii="Times New Roman" w:hAnsi="Times New Roman" w:eastAsia="Times New Roman"/>
+                <w:color w:val="000000"/>
+                <w:sz w:val="21"/>
+              </w:rPr>
+              <w:t>105.835 / 105.835 (100.0%)</w:t>
+            </w:r>
+          </w:p>
+        </w:tc>
+      </w:tr>
+    </w:tbl>
+    <w:p>
+      <w:pPr>
+        <w:spacing w:after="120"/>
+      </w:pPr>
+    </w:p>
+    <w:p>
+      <w:pPr>
+        <w:spacing w:line="360" w:lineRule="auto" w:after="120"/>
+        <w:ind w:firstLine="0"/>
+        <w:jc w:val="both"/>
+      </w:pPr>
+      <w:r>
+        <w:rPr>
+          <w:rFonts w:ascii="Times New Roman" w:hAnsi="Times New Roman" w:eastAsia="Times New Roman"/>
+          <w:b w:val="0"/>
+          <w:i w:val="0"/>
+          <w:color w:val="000000"/>
+          <w:sz w:val="26"/>
+        </w:rPr>
+        <w:t>Thống kê thời lượng tín hiệu thực tế:</w:t>
+      </w:r>
+    </w:p>
+    <w:tbl>
+      <w:tblPr>
+        <w:tblW w:type="auto" w:w="0"/>
+        <w:jc w:val="center"/>
+        <w:tblLayout w:type="fixed"/>
+        <w:tblLook w:firstColumn="1" w:firstRow="1" w:lastColumn="0" w:lastRow="0" w:noHBand="0" w:noVBand="1" w:val="04A0"/>
+      </w:tblPr>
+      <w:tblGrid>
+        <w:gridCol w:w="3135"/>
+        <w:gridCol w:w="3135"/>
+        <w:gridCol w:w="3135"/>
+      </w:tblGrid>
+      <w:tr>
+        <w:tc>
+          <w:tcPr>
+            <w:tcW w:type="dxa" w:w="2835"/>
+            <w:shd w:fill="E2E8F0"/>
+          </w:tcPr>
+          <w:p>
+            <w:pPr>
+              <w:spacing w:after="60" w:line="276" w:lineRule="auto"/>
+              <w:jc w:val="center"/>
+            </w:pPr>
+            <w:r>
+              <w:rPr>
+                <w:rFonts w:ascii="Times New Roman" w:hAnsi="Times New Roman" w:eastAsia="Times New Roman"/>
+                <w:b/>
+                <w:color w:val="000000"/>
+                <w:sz w:val="22"/>
+              </w:rPr>
+              <w:t>Chỉ số thống kê</w:t>
+            </w:r>
+          </w:p>
+        </w:tc>
+        <w:tc>
+          <w:tcPr>
+            <w:tcW w:type="dxa" w:w="2835"/>
+            <w:shd w:fill="E2E8F0"/>
+          </w:tcPr>
+          <w:p>
+            <w:pPr>
+              <w:spacing w:after="60" w:line="276" w:lineRule="auto"/>
+              <w:jc w:val="center"/>
+            </w:pPr>
+            <w:r>
+              <w:rPr>
+                <w:rFonts w:ascii="Times New Roman" w:hAnsi="Times New Roman" w:eastAsia="Times New Roman"/>
+                <w:b/>
+                <w:color w:val="000000"/>
+                <w:sz w:val="22"/>
+              </w:rPr>
+              <w:t>Thời lượng (giây)</w:t>
+            </w:r>
+          </w:p>
+        </w:tc>
+        <w:tc>
+          <w:tcPr>
+            <w:tcW w:type="dxa" w:w="2835"/>
+            <w:shd w:fill="E2E8F0"/>
+          </w:tcPr>
+          <w:p>
+            <w:pPr>
+              <w:spacing w:after="60" w:line="276" w:lineRule="auto"/>
+              <w:jc w:val="center"/>
+            </w:pPr>
+            <w:r>
+              <w:rPr>
+                <w:rFonts w:ascii="Times New Roman" w:hAnsi="Times New Roman" w:eastAsia="Times New Roman"/>
+                <w:b/>
+                <w:color w:val="000000"/>
+                <w:sz w:val="22"/>
+              </w:rPr>
+              <w:t>Số điểm mẫu tương ứng (Samples @ 16kHz)</w:t>
+            </w:r>
+          </w:p>
+        </w:tc>
+      </w:tr>
+      <w:tr>
+        <w:tc>
+          <w:tcPr>
+            <w:tcW w:type="dxa" w:w="2835"/>
+          </w:tcPr>
+          <w:p>
+            <w:pPr>
+              <w:spacing w:after="60" w:line="276" w:lineRule="auto"/>
+              <w:jc w:val="center"/>
+            </w:pPr>
+            <w:r>
+              <w:rPr>
+                <w:rFonts w:ascii="Times New Roman" w:hAnsi="Times New Roman" w:eastAsia="Times New Roman"/>
+                <w:color w:val="000000"/>
+                <w:sz w:val="21"/>
+              </w:rPr>
+              <w:t>Giá trị trung bình (Mean)</w:t>
+            </w:r>
+          </w:p>
+        </w:tc>
+        <w:tc>
+          <w:tcPr>
+            <w:tcW w:type="dxa" w:w="2835"/>
+          </w:tcPr>
+          <w:p>
+            <w:pPr>
+              <w:spacing w:after="60" w:line="276" w:lineRule="auto"/>
+              <w:jc w:val="left"/>
+            </w:pPr>
+            <w:r>
+              <w:rPr>
+                <w:rFonts w:ascii="Times New Roman" w:hAnsi="Times New Roman" w:eastAsia="Times New Roman"/>
+                <w:color w:val="000000"/>
+                <w:sz w:val="21"/>
+              </w:rPr>
+              <w:t>0.9846 s</w:t>
+            </w:r>
+          </w:p>
+        </w:tc>
+        <w:tc>
+          <w:tcPr>
+            <w:tcW w:type="dxa" w:w="2835"/>
+          </w:tcPr>
+          <w:p>
+            <w:pPr>
+              <w:spacing w:after="60" w:line="276" w:lineRule="auto"/>
+              <w:jc w:val="left"/>
+            </w:pPr>
+            <w:r>
+              <w:rPr>
+                <w:rFonts w:ascii="Times New Roman" w:hAnsi="Times New Roman" w:eastAsia="Times New Roman"/>
+                <w:color w:val="000000"/>
+                <w:sz w:val="21"/>
+              </w:rPr>
+              <w:t>15.754 samples</w:t>
+            </w:r>
+          </w:p>
+        </w:tc>
+      </w:tr>
+      <w:tr>
+        <w:tc>
+          <w:tcPr>
+            <w:tcW w:type="dxa" w:w="2835"/>
+          </w:tcPr>
+          <w:p>
+            <w:pPr>
+              <w:spacing w:after="60" w:line="276" w:lineRule="auto"/>
+              <w:jc w:val="center"/>
+            </w:pPr>
+            <w:r>
+              <w:rPr>
+                <w:rFonts w:ascii="Times New Roman" w:hAnsi="Times New Roman" w:eastAsia="Times New Roman"/>
+                <w:color w:val="000000"/>
+                <w:sz w:val="21"/>
+              </w:rPr>
+              <w:t>Độ lệch chuẩn (Standard Deviation)</w:t>
+            </w:r>
+          </w:p>
+        </w:tc>
+        <w:tc>
+          <w:tcPr>
+            <w:tcW w:type="dxa" w:w="2835"/>
+          </w:tcPr>
+          <w:p>
+            <w:pPr>
+              <w:spacing w:after="60" w:line="276" w:lineRule="auto"/>
+              <w:jc w:val="left"/>
+            </w:pPr>
+            <w:r>
+              <w:rPr>
+                <w:rFonts w:ascii="Times New Roman" w:hAnsi="Times New Roman" w:eastAsia="Times New Roman"/>
+                <w:color w:val="000000"/>
+                <w:sz w:val="21"/>
+              </w:rPr>
+              <w:t>0.5082 s</w:t>
+            </w:r>
+          </w:p>
+        </w:tc>
+        <w:tc>
+          <w:tcPr>
+            <w:tcW w:type="dxa" w:w="2835"/>
+          </w:tcPr>
+          <w:p>
+            <w:pPr>
+              <w:spacing w:after="60" w:line="276" w:lineRule="auto"/>
+              <w:jc w:val="left"/>
+            </w:pPr>
+            <w:r>
+              <w:rPr>
+                <w:rFonts w:ascii="Times New Roman" w:hAnsi="Times New Roman" w:eastAsia="Times New Roman"/>
+                <w:color w:val="000000"/>
+                <w:sz w:val="21"/>
+              </w:rPr>
+              <w:t>8.131 samples</w:t>
+            </w:r>
+          </w:p>
+        </w:tc>
+      </w:tr>
+      <w:tr>
+        <w:tc>
+          <w:tcPr>
+            <w:tcW w:type="dxa" w:w="2835"/>
+          </w:tcPr>
+          <w:p>
+            <w:pPr>
+              <w:spacing w:after="60" w:line="276" w:lineRule="auto"/>
+              <w:jc w:val="center"/>
+            </w:pPr>
+            <w:r>
+              <w:rPr>
+                <w:rFonts w:ascii="Times New Roman" w:hAnsi="Times New Roman" w:eastAsia="Times New Roman"/>
+                <w:color w:val="000000"/>
+                <w:sz w:val="21"/>
+              </w:rPr>
+              <w:t>Giá trị nhỏ nhất (Minimum)</w:t>
+            </w:r>
+          </w:p>
+        </w:tc>
+        <w:tc>
+          <w:tcPr>
+            <w:tcW w:type="dxa" w:w="2835"/>
+          </w:tcPr>
+          <w:p>
+            <w:pPr>
+              <w:spacing w:after="60" w:line="276" w:lineRule="auto"/>
+              <w:jc w:val="left"/>
+            </w:pPr>
+            <w:r>
+              <w:rPr>
+                <w:rFonts w:ascii="Times New Roman" w:hAnsi="Times New Roman" w:eastAsia="Times New Roman"/>
+                <w:color w:val="000000"/>
+                <w:sz w:val="21"/>
+              </w:rPr>
+              <w:t>0.2133 s (bed/220ee1ef_nohash_0.wav)</w:t>
+            </w:r>
+          </w:p>
+        </w:tc>
+        <w:tc>
+          <w:tcPr>
+            <w:tcW w:type="dxa" w:w="2835"/>
+          </w:tcPr>
+          <w:p>
+            <w:pPr>
+              <w:spacing w:after="60" w:line="276" w:lineRule="auto"/>
+              <w:jc w:val="left"/>
+            </w:pPr>
+            <w:r>
+              <w:rPr>
+                <w:rFonts w:ascii="Times New Roman" w:hAnsi="Times New Roman" w:eastAsia="Times New Roman"/>
+                <w:color w:val="000000"/>
+                <w:sz w:val="21"/>
+              </w:rPr>
+              <w:t>3.413 samples</w:t>
+            </w:r>
+          </w:p>
+        </w:tc>
+      </w:tr>
+      <w:tr>
+        <w:tc>
+          <w:tcPr>
+            <w:tcW w:type="dxa" w:w="2835"/>
+          </w:tcPr>
+          <w:p>
+            <w:pPr>
+              <w:spacing w:after="60" w:line="276" w:lineRule="auto"/>
+              <w:jc w:val="center"/>
+            </w:pPr>
+            <w:r>
+              <w:rPr>
+                <w:rFonts w:ascii="Times New Roman" w:hAnsi="Times New Roman" w:eastAsia="Times New Roman"/>
+                <w:color w:val="000000"/>
+                <w:sz w:val="21"/>
+              </w:rPr>
+              <w:t>Phân vị 25% (Q1)</w:t>
+            </w:r>
+          </w:p>
+        </w:tc>
+        <w:tc>
+          <w:tcPr>
+            <w:tcW w:type="dxa" w:w="2835"/>
+          </w:tcPr>
+          <w:p>
+            <w:pPr>
+              <w:spacing w:after="60" w:line="276" w:lineRule="auto"/>
+              <w:jc w:val="left"/>
+            </w:pPr>
+            <w:r>
+              <w:rPr>
+                <w:rFonts w:ascii="Times New Roman" w:hAnsi="Times New Roman" w:eastAsia="Times New Roman"/>
+                <w:color w:val="000000"/>
+                <w:sz w:val="21"/>
+              </w:rPr>
+              <w:t>1.0000 s</w:t>
+            </w:r>
+          </w:p>
+        </w:tc>
+        <w:tc>
+          <w:tcPr>
+            <w:tcW w:type="dxa" w:w="2835"/>
+          </w:tcPr>
+          <w:p>
+            <w:pPr>
+              <w:spacing w:after="60" w:line="276" w:lineRule="auto"/>
+              <w:jc w:val="left"/>
+            </w:pPr>
+            <w:r>
+              <w:rPr>
+                <w:rFonts w:ascii="Times New Roman" w:hAnsi="Times New Roman" w:eastAsia="Times New Roman"/>
+                <w:color w:val="000000"/>
+                <w:sz w:val="21"/>
+              </w:rPr>
+              <w:t>16.000 samples</w:t>
+            </w:r>
+          </w:p>
+        </w:tc>
+      </w:tr>
+      <w:tr>
+        <w:tc>
+          <w:tcPr>
+            <w:tcW w:type="dxa" w:w="2835"/>
+          </w:tcPr>
+          <w:p>
+            <w:pPr>
+              <w:spacing w:after="60" w:line="276" w:lineRule="auto"/>
+              <w:jc w:val="center"/>
+            </w:pPr>
+            <w:r>
+              <w:rPr>
+                <w:rFonts w:ascii="Times New Roman" w:hAnsi="Times New Roman" w:eastAsia="Times New Roman"/>
+                <w:color w:val="000000"/>
+                <w:sz w:val="21"/>
+              </w:rPr>
+              <w:t>Trung vị 50% (Median)</w:t>
+            </w:r>
+          </w:p>
+        </w:tc>
+        <w:tc>
+          <w:tcPr>
+            <w:tcW w:type="dxa" w:w="2835"/>
+          </w:tcPr>
+          <w:p>
+            <w:pPr>
+              <w:spacing w:after="60" w:line="276" w:lineRule="auto"/>
+              <w:jc w:val="left"/>
+            </w:pPr>
+            <w:r>
+              <w:rPr>
+                <w:rFonts w:ascii="Times New Roman" w:hAnsi="Times New Roman" w:eastAsia="Times New Roman"/>
+                <w:color w:val="000000"/>
+                <w:sz w:val="21"/>
+              </w:rPr>
+              <w:t>1.0000 s</w:t>
+            </w:r>
+          </w:p>
+        </w:tc>
+        <w:tc>
+          <w:tcPr>
+            <w:tcW w:type="dxa" w:w="2835"/>
+          </w:tcPr>
+          <w:p>
+            <w:pPr>
+              <w:spacing w:after="60" w:line="276" w:lineRule="auto"/>
+              <w:jc w:val="left"/>
+            </w:pPr>
+            <w:r>
+              <w:rPr>
+                <w:rFonts w:ascii="Times New Roman" w:hAnsi="Times New Roman" w:eastAsia="Times New Roman"/>
+                <w:color w:val="000000"/>
+                <w:sz w:val="21"/>
+              </w:rPr>
+              <w:t>16.000 samples</w:t>
+            </w:r>
+          </w:p>
+        </w:tc>
+      </w:tr>
+      <w:tr>
+        <w:tc>
+          <w:tcPr>
+            <w:tcW w:type="dxa" w:w="2835"/>
+          </w:tcPr>
+          <w:p>
+            <w:pPr>
+              <w:spacing w:after="60" w:line="276" w:lineRule="auto"/>
+              <w:jc w:val="center"/>
+            </w:pPr>
+            <w:r>
+              <w:rPr>
+                <w:rFonts w:ascii="Times New Roman" w:hAnsi="Times New Roman" w:eastAsia="Times New Roman"/>
+                <w:color w:val="000000"/>
+                <w:sz w:val="21"/>
+              </w:rPr>
+              <w:t>Phân vị 75% (Q3)</w:t>
+            </w:r>
+          </w:p>
+        </w:tc>
+        <w:tc>
+          <w:tcPr>
+            <w:tcW w:type="dxa" w:w="2835"/>
+          </w:tcPr>
+          <w:p>
+            <w:pPr>
+              <w:spacing w:after="60" w:line="276" w:lineRule="auto"/>
+              <w:jc w:val="left"/>
+            </w:pPr>
+            <w:r>
+              <w:rPr>
+                <w:rFonts w:ascii="Times New Roman" w:hAnsi="Times New Roman" w:eastAsia="Times New Roman"/>
+                <w:color w:val="000000"/>
+                <w:sz w:val="21"/>
+              </w:rPr>
+              <w:t>1.0000 s</w:t>
+            </w:r>
+          </w:p>
+        </w:tc>
+        <w:tc>
+          <w:tcPr>
+            <w:tcW w:type="dxa" w:w="2835"/>
+          </w:tcPr>
+          <w:p>
+            <w:pPr>
+              <w:spacing w:after="60" w:line="276" w:lineRule="auto"/>
+              <w:jc w:val="left"/>
+            </w:pPr>
+            <w:r>
+              <w:rPr>
+                <w:rFonts w:ascii="Times New Roman" w:hAnsi="Times New Roman" w:eastAsia="Times New Roman"/>
+                <w:color w:val="000000"/>
+                <w:sz w:val="21"/>
+              </w:rPr>
+              <w:t>16.000 samples</w:t>
+            </w:r>
+          </w:p>
+        </w:tc>
+      </w:tr>
+      <w:tr>
+        <w:tc>
+          <w:tcPr>
+            <w:tcW w:type="dxa" w:w="2835"/>
+          </w:tcPr>
+          <w:p>
+            <w:pPr>
+              <w:spacing w:after="60" w:line="276" w:lineRule="auto"/>
+              <w:jc w:val="center"/>
+            </w:pPr>
+            <w:r>
+              <w:rPr>
+                <w:rFonts w:ascii="Times New Roman" w:hAnsi="Times New Roman" w:eastAsia="Times New Roman"/>
+                <w:color w:val="000000"/>
+                <w:sz w:val="21"/>
+              </w:rPr>
+              <w:t>Giá trị lớn nhất (Maximum)</w:t>
+            </w:r>
+          </w:p>
+        </w:tc>
+        <w:tc>
+          <w:tcPr>
+            <w:tcW w:type="dxa" w:w="2835"/>
+          </w:tcPr>
+          <w:p>
+            <w:pPr>
+              <w:spacing w:after="60" w:line="276" w:lineRule="auto"/>
+              <w:jc w:val="left"/>
+            </w:pPr>
+            <w:r>
+              <w:rPr>
+                <w:rFonts w:ascii="Times New Roman" w:hAnsi="Times New Roman" w:eastAsia="Times New Roman"/>
+                <w:color w:val="000000"/>
+                <w:sz w:val="21"/>
+              </w:rPr>
+              <w:t>95.1831 s (trong _background_noise_)</w:t>
+            </w:r>
+          </w:p>
+        </w:tc>
+        <w:tc>
+          <w:tcPr>
+            <w:tcW w:type="dxa" w:w="2835"/>
+          </w:tcPr>
+          <w:p>
+            <w:pPr>
+              <w:spacing w:after="60" w:line="276" w:lineRule="auto"/>
+              <w:jc w:val="left"/>
+            </w:pPr>
+            <w:r>
+              <w:rPr>
+                <w:rFonts w:ascii="Times New Roman" w:hAnsi="Times New Roman" w:eastAsia="Times New Roman"/>
+                <w:color w:val="000000"/>
+                <w:sz w:val="21"/>
+              </w:rPr>
+              <w:t>1.522.930 samples</w:t>
+            </w:r>
+          </w:p>
+        </w:tc>
+      </w:tr>
+    </w:tbl>
+    <w:p>
+      <w:pPr>
+        <w:spacing w:after="120"/>
+      </w:pPr>
+    </w:p>
+    <w:p>
+      <w:pPr>
+        <w:spacing w:line="360" w:lineRule="auto" w:after="120"/>
+        <w:ind w:firstLine="0"/>
+        <w:jc w:val="both"/>
+      </w:pPr>
+      <w:r>
+        <w:rPr>
+          <w:rFonts w:ascii="Times New Roman" w:hAnsi="Times New Roman" w:eastAsia="Times New Roman"/>
+          <w:b w:val="0"/>
+          <w:i w:val="0"/>
+          <w:color w:val="000000"/>
+          <w:sz w:val="26"/>
+        </w:rPr>
+        <w:t>Vấn đề âm thanh ngắn (&lt; 1.0 giây): Kết quả audit chỉ ra rằng có đúng 10.435 file âm thanh có thời lượng ngắn hơn 1.0 giây (chiếm 9.8597% tổng số file). File ngắn nhất chỉ dài 0.2133 giây (3.413 mẫu). Vì mạng nơ-ron TD-ResNet yêu cầu ma trận đặc trưng đầu vào có kích thước cố định, các file ngắn hơn 16.000 điểm mẫu sẽ được xử lý tại bước tiền xử lý dữ liệu (Mục 2.3) bằng cách loại bỏ (filtering) hoặc chèn đệm (padding) để đảm bảo tính nhất quán về mặt tensor.</w:t>
       </w:r>
     </w:p>
     <w:p>
@@ -4991,7 +6526,107 @@
           <w:color w:val="000000"/>
           <w:sz w:val="26"/>
         </w:rPr>
-        <w:t>Thư mục _background_noise_ chứa các đoạn âm thanh môi trường không có tiếng nói. Dữ liệu này được sử dụng để tạo lớp Silence (đại diện cho trường hợp không có từ khóa) hoặc trộn vào mẫu âm thanh để mô phỏng môi trường thực tế. Lớp Unknown có thể được thêm vào để đại diện cho các từ nằm ngoài tập mục tiêu, tránh việc hệ thống bắt buộc phải gán nhãn sai cho một từ lạ.</w:t>
+        <w:t>Thư mục _background_noise_ chứa đúng 6 file âm thanh với độ dài từ 60.00 giây đến 95.18 giây (thời lượng trung bình là 66.57 giây). Các file này bao gồm các loại tiếng ồn môi trường thường gặp: tiếng rửa chén (doing_the_dishes.wav), tiếng mèo kêu (dude_miaowing.wav), tiếng ồn hồng (pink_noise.wav), tiếng vòi nước chảy (running_tap.wav), tiếng ồn trắng (white_noise.wav), và tiếng đạp xe tập thể dục (exercise_bike.wav).</w:t>
+      </w:r>
+    </w:p>
+    <w:p>
+      <w:pPr>
+        <w:spacing w:line="360" w:lineRule="auto" w:after="120"/>
+        <w:ind w:firstLine="0"/>
+        <w:jc w:val="both"/>
+      </w:pPr>
+      <w:r>
+        <w:rPr>
+          <w:rFonts w:ascii="Times New Roman" w:hAnsi="Times New Roman" w:eastAsia="Times New Roman"/>
+          <w:b w:val="0"/>
+          <w:i w:val="0"/>
+          <w:color w:val="000000"/>
+          <w:sz w:val="26"/>
+        </w:rPr>
+        <w:t>Vai trò của dữ liệu nhiễu trong hệ thống:</w:t>
+      </w:r>
+    </w:p>
+    <w:p>
+      <w:pPr>
+        <w:spacing w:line="360" w:lineRule="auto" w:after="80"/>
+        <w:ind w:left="340" w:hanging="340"/>
+        <w:jc w:val="both"/>
+      </w:pPr>
+      <w:r>
+        <w:rPr>
+          <w:rFonts w:ascii="Times New Roman" w:hAnsi="Times New Roman" w:eastAsia="Times New Roman"/>
+          <w:b/>
+          <w:color w:val="000000"/>
+          <w:sz w:val="26"/>
+        </w:rPr>
+        <w:t xml:space="preserve">-- </w:t>
+      </w:r>
+      <w:r>
+        <w:rPr>
+          <w:rFonts w:ascii="Times New Roman" w:hAnsi="Times New Roman" w:eastAsia="Times New Roman"/>
+          <w:b/>
+          <w:color w:val="000000"/>
+          <w:sz w:val="26"/>
+        </w:rPr>
+        <w:t xml:space="preserve">Nhận diện khoảng lặng (Silence Detection): </w:t>
+      </w:r>
+      <w:r>
+        <w:rPr>
+          <w:rFonts w:ascii="Times New Roman" w:hAnsi="Times New Roman" w:eastAsia="Times New Roman"/>
+          <w:color w:val="000000"/>
+          <w:sz w:val="26"/>
+        </w:rPr>
+        <w:t>Tạo lớp Silence: Các đoạn âm thanh 1 giây được cắt ngẫu nhiên từ 6 file này để làm mẫu cho lớp Silence (không có người nói), giúp hệ thống nhận diện khi nào không có lệnh thoại.</w:t>
+      </w:r>
+    </w:p>
+    <w:p>
+      <w:pPr>
+        <w:spacing w:line="360" w:lineRule="auto" w:after="80"/>
+        <w:ind w:left="340" w:hanging="340"/>
+        <w:jc w:val="both"/>
+      </w:pPr>
+      <w:r>
+        <w:rPr>
+          <w:rFonts w:ascii="Times New Roman" w:hAnsi="Times New Roman" w:eastAsia="Times New Roman"/>
+          <w:b/>
+          <w:color w:val="000000"/>
+          <w:sz w:val="26"/>
+        </w:rPr>
+        <w:t xml:space="preserve">-- </w:t>
+      </w:r>
+      <w:r>
+        <w:rPr>
+          <w:rFonts w:ascii="Times New Roman" w:hAnsi="Times New Roman" w:eastAsia="Times New Roman"/>
+          <w:b/>
+          <w:color w:val="000000"/>
+          <w:sz w:val="26"/>
+        </w:rPr>
+        <w:t xml:space="preserve">Tăng cường dữ liệu (Data Augmentation): </w:t>
+      </w:r>
+      <w:r>
+        <w:rPr>
+          <w:rFonts w:ascii="Times New Roman" w:hAnsi="Times New Roman" w:eastAsia="Times New Roman"/>
+          <w:color w:val="000000"/>
+          <w:sz w:val="26"/>
+        </w:rPr>
+        <w:t>Trộn vào các mẫu tiếng nói trong quá trình huấn luyện với tỷ lệ SNR tùy biến, giúp mô hình TD-ResNet học được các biểu diễn âm học bền vững, không bị phụ thuộc vào môi trường thu âm lý tưởng.</w:t>
+      </w:r>
+    </w:p>
+    <w:p>
+      <w:pPr>
+        <w:spacing w:line="360" w:lineRule="auto" w:after="120"/>
+        <w:ind w:firstLine="0"/>
+        <w:jc w:val="both"/>
+      </w:pPr>
+      <w:r>
+        <w:rPr>
+          <w:rFonts w:ascii="Times New Roman" w:hAnsi="Times New Roman" w:eastAsia="Times New Roman"/>
+          <w:b w:val="0"/>
+          <w:i w:val="0"/>
+          <w:color w:val="000000"/>
+          <w:sz w:val="26"/>
+        </w:rPr>
+        <w:t>Vai trò của lớp Unknown: 5 từ khóa có số người nói thấp gồm backward, visual, follow, learn, forward được nhóm xếp vào tập Unknown. Trong hệ thống nhận diện từ khóa thực tế (như trợ lý ảo chạy ngầm trên máy tính), lớp Unknown giúp mô hình từ chối các câu lệnh lạ thay vì gán nhãn sai vào các từ khóa kích hoạt hệ thống.</w:t>
       </w:r>
     </w:p>
     <w:p>
@@ -5024,7 +6659,107 @@
           <w:color w:val="000000"/>
           <w:sz w:val="26"/>
         </w:rPr>
-        <w:t>Mỗi episode gồm Support Set và Query Set. Trong cấu hình 5-way 5-shot, hệ thống chọn ngẫu nhiên 5 từ khóa, mỗi từ khóa lấy 5 mẫu làm Support (tổng cộng 25 mẫu) và một số mẫu khác làm Query. Support và Query trong cùng một episode bắt buộc phải là các file âm thanh khác nhau.</w:t>
+        <w:t>Trong bài toán Few-shot Keyword Spotting, dữ liệu không được chia thành tập train/test theo cách phân loại đóng truyền thống. Thay vào đó, dữ liệu được tổ chức thành các Episode mô phỏng bài toán nhận diện với số lượng mẫu hạn chế:</w:t>
+      </w:r>
+    </w:p>
+    <w:p>
+      <w:pPr>
+        <w:spacing w:line="360" w:lineRule="auto" w:after="120"/>
+        <w:ind w:firstLine="0"/>
+        <w:jc w:val="both"/>
+      </w:pPr>
+      <w:r>
+        <w:rPr>
+          <w:rFonts w:ascii="Times New Roman" w:hAnsi="Times New Roman" w:eastAsia="Times New Roman"/>
+          <w:b w:val="0"/>
+          <w:i w:val="0"/>
+          <w:color w:val="000000"/>
+          <w:sz w:val="26"/>
+        </w:rPr>
+        <w:t>Mỗi episode tuân theo cấu hình N-way K-shot và bao gồm hai tập mẫu độc lập:</w:t>
+      </w:r>
+    </w:p>
+    <w:p>
+      <w:pPr>
+        <w:spacing w:line="360" w:lineRule="auto" w:after="80"/>
+        <w:ind w:left="340" w:hanging="340"/>
+        <w:jc w:val="both"/>
+      </w:pPr>
+      <w:r>
+        <w:rPr>
+          <w:rFonts w:ascii="Times New Roman" w:hAnsi="Times New Roman" w:eastAsia="Times New Roman"/>
+          <w:b/>
+          <w:color w:val="000000"/>
+          <w:sz w:val="26"/>
+        </w:rPr>
+        <w:t xml:space="preserve">-- </w:t>
+      </w:r>
+      <w:r>
+        <w:rPr>
+          <w:rFonts w:ascii="Times New Roman" w:hAnsi="Times New Roman" w:eastAsia="Times New Roman"/>
+          <w:b/>
+          <w:color w:val="000000"/>
+          <w:sz w:val="26"/>
+        </w:rPr>
+        <w:t xml:space="preserve">Support Set: </w:t>
+      </w:r>
+      <w:r>
+        <w:rPr>
+          <w:rFonts w:ascii="Times New Roman" w:hAnsi="Times New Roman" w:eastAsia="Times New Roman"/>
+          <w:color w:val="000000"/>
+          <w:sz w:val="26"/>
+        </w:rPr>
+        <w:t>Chứa K mẫu âm thanh có nhãn cho mỗi lớp trong số N lớp từ khóa được chọn ngẫu nhiên. Tập này dùng để tính toán vector trung tâm (Prototype) cho từng lớp: c_k = (1/K) * tổng f_θ(x_i).</w:t>
+      </w:r>
+    </w:p>
+    <w:p>
+      <w:pPr>
+        <w:spacing w:line="360" w:lineRule="auto" w:after="80"/>
+        <w:ind w:left="340" w:hanging="340"/>
+        <w:jc w:val="both"/>
+      </w:pPr>
+      <w:r>
+        <w:rPr>
+          <w:rFonts w:ascii="Times New Roman" w:hAnsi="Times New Roman" w:eastAsia="Times New Roman"/>
+          <w:b/>
+          <w:color w:val="000000"/>
+          <w:sz w:val="26"/>
+        </w:rPr>
+        <w:t xml:space="preserve">-- </w:t>
+      </w:r>
+      <w:r>
+        <w:rPr>
+          <w:rFonts w:ascii="Times New Roman" w:hAnsi="Times New Roman" w:eastAsia="Times New Roman"/>
+          <w:b/>
+          <w:color w:val="000000"/>
+          <w:sz w:val="26"/>
+        </w:rPr>
+        <w:t xml:space="preserve">Query Set: </w:t>
+      </w:r>
+      <w:r>
+        <w:rPr>
+          <w:rFonts w:ascii="Times New Roman" w:hAnsi="Times New Roman" w:eastAsia="Times New Roman"/>
+          <w:color w:val="000000"/>
+          <w:sz w:val="26"/>
+        </w:rPr>
+        <w:t>Chứa Q mẫu âm thanh cần nhận diện cho mỗi lớp trong số N lớp. Mô hình tính toán khoảng cách từ embedding của query tới các prototype để phân loại.</w:t>
+      </w:r>
+    </w:p>
+    <w:p>
+      <w:pPr>
+        <w:spacing w:line="360" w:lineRule="auto" w:after="120"/>
+        <w:ind w:firstLine="0"/>
+        <w:jc w:val="both"/>
+      </w:pPr>
+      <w:r>
+        <w:rPr>
+          <w:rFonts w:ascii="Times New Roman" w:hAnsi="Times New Roman" w:eastAsia="Times New Roman"/>
+          <w:b w:val="0"/>
+          <w:i w:val="0"/>
+          <w:color w:val="000000"/>
+          <w:sz w:val="26"/>
+        </w:rPr>
+        <w:t>Nguyên tắc phân tách lớp nghiêm ngặt (Class-disjoint): Tập các lớp từ khóa dùng để kiểm thử (Test classes) hoàn toàn tách biệt và chưa từng xuất hiện trong quá trình huấn luyện mạng trích xuất đặc trưng TD-ResNet. Điều này bảo đảm rằng hệ thống được đánh giá đúng năng lực học ít mẫu (Few-shot generalization) trên các từ khóa mới xuất hiện.</w:t>
       </w:r>
     </w:p>
     <w:p>

--- a/docs/report/Bao_cao_hang_muc_cham_giua_ky_Xu_ly_tieng_noi.docx
+++ b/docs/report/Bao_cao_hang_muc_cham_giua_ky_Xu_ly_tieng_noi.docx
@@ -4687,7 +4687,174 @@
           <w:color w:val="000000"/>
           <w:sz w:val="28"/>
         </w:rPr>
-        <w:t>2.2. Cấu trúc dữ liệu sử dụng trong đồ án</w:t>
+        <w:t>2.2. Cấu trúc và đặc điểm dữ liệu sử dụng trong đồ án</w:t>
+      </w:r>
+    </w:p>
+    <w:p>
+      <w:pPr>
+        <w:spacing w:line="360" w:lineRule="auto" w:after="120"/>
+        <w:ind w:firstLine="0"/>
+        <w:jc w:val="both"/>
+      </w:pPr>
+      <w:r>
+        <w:rPr>
+          <w:rFonts w:ascii="Times New Roman" w:hAnsi="Times New Roman" w:eastAsia="Times New Roman"/>
+          <w:b w:val="0"/>
+          <w:i w:val="0"/>
+          <w:color w:val="000000"/>
+          <w:sz w:val="26"/>
+        </w:rPr>
+        <w:t>Sau khi xác định vai trò của từng dataset, nhóm tiến hành khảo sát trực tiếp cấu trúc và các thuộc tính kỹ thuật của dữ liệu trên môi trường Kaggle.</w:t>
+      </w:r>
+    </w:p>
+    <w:p>
+      <w:pPr>
+        <w:spacing w:line="360" w:lineRule="auto" w:after="120"/>
+        <w:ind w:firstLine="0"/>
+        <w:jc w:val="both"/>
+      </w:pPr>
+      <w:r>
+        <w:rPr>
+          <w:rFonts w:ascii="Times New Roman" w:hAnsi="Times New Roman" w:eastAsia="Times New Roman"/>
+          <w:b w:val="0"/>
+          <w:i w:val="0"/>
+          <w:color w:val="000000"/>
+          <w:sz w:val="26"/>
+        </w:rPr>
+        <w:t>Ba nguồn dữ liệu được khảo sát gồm:</w:t>
+      </w:r>
+    </w:p>
+    <w:p>
+      <w:pPr>
+        <w:spacing w:line="360" w:lineRule="auto" w:after="80"/>
+        <w:ind w:left="340" w:hanging="340"/>
+        <w:jc w:val="both"/>
+      </w:pPr>
+      <w:r>
+        <w:rPr>
+          <w:rFonts w:ascii="Times New Roman" w:hAnsi="Times New Roman" w:eastAsia="Times New Roman"/>
+          <w:b/>
+          <w:color w:val="000000"/>
+          <w:sz w:val="26"/>
+        </w:rPr>
+        <w:t xml:space="preserve">-- </w:t>
+      </w:r>
+      <w:r>
+        <w:rPr>
+          <w:rFonts w:ascii="Times New Roman" w:hAnsi="Times New Roman" w:eastAsia="Times New Roman"/>
+          <w:b/>
+          <w:color w:val="000000"/>
+          <w:sz w:val="26"/>
+        </w:rPr>
+        <w:t xml:space="preserve">1.: </w:t>
+      </w:r>
+      <w:r>
+        <w:rPr>
+          <w:rFonts w:ascii="Times New Roman" w:hAnsi="Times New Roman" w:eastAsia="Times New Roman"/>
+          <w:color w:val="000000"/>
+          <w:sz w:val="26"/>
+        </w:rPr>
+        <w:t>Google Speech Commands v0.02 (dataset chính cho Few-shot Keyword Spotting).</w:t>
+      </w:r>
+    </w:p>
+    <w:p>
+      <w:pPr>
+        <w:spacing w:line="360" w:lineRule="auto" w:after="80"/>
+        <w:ind w:left="340" w:hanging="340"/>
+        <w:jc w:val="both"/>
+      </w:pPr>
+      <w:r>
+        <w:rPr>
+          <w:rFonts w:ascii="Times New Roman" w:hAnsi="Times New Roman" w:eastAsia="Times New Roman"/>
+          <w:b/>
+          <w:color w:val="000000"/>
+          <w:sz w:val="26"/>
+        </w:rPr>
+        <w:t xml:space="preserve">-- </w:t>
+      </w:r>
+      <w:r>
+        <w:rPr>
+          <w:rFonts w:ascii="Times New Roman" w:hAnsi="Times New Roman" w:eastAsia="Times New Roman"/>
+          <w:b/>
+          <w:color w:val="000000"/>
+          <w:sz w:val="26"/>
+        </w:rPr>
+        <w:t xml:space="preserve">2.: </w:t>
+      </w:r>
+      <w:r>
+        <w:rPr>
+          <w:rFonts w:ascii="Times New Roman" w:hAnsi="Times New Roman" w:eastAsia="Times New Roman"/>
+          <w:color w:val="000000"/>
+          <w:sz w:val="26"/>
+        </w:rPr>
+        <w:t>AudioMNIST (dataset bổ sung cho khảo sát single-word speech).</w:t>
+      </w:r>
+    </w:p>
+    <w:p>
+      <w:pPr>
+        <w:spacing w:line="360" w:lineRule="auto" w:after="80"/>
+        <w:ind w:left="340" w:hanging="340"/>
+        <w:jc w:val="both"/>
+      </w:pPr>
+      <w:r>
+        <w:rPr>
+          <w:rFonts w:ascii="Times New Roman" w:hAnsi="Times New Roman" w:eastAsia="Times New Roman"/>
+          <w:b/>
+          <w:color w:val="000000"/>
+          <w:sz w:val="26"/>
+        </w:rPr>
+        <w:t xml:space="preserve">-- </w:t>
+      </w:r>
+      <w:r>
+        <w:rPr>
+          <w:rFonts w:ascii="Times New Roman" w:hAnsi="Times New Roman" w:eastAsia="Times New Roman"/>
+          <w:b/>
+          <w:color w:val="000000"/>
+          <w:sz w:val="26"/>
+        </w:rPr>
+        <w:t xml:space="preserve">3.: </w:t>
+      </w:r>
+      <w:r>
+        <w:rPr>
+          <w:rFonts w:ascii="Times New Roman" w:hAnsi="Times New Roman" w:eastAsia="Times New Roman"/>
+          <w:color w:val="000000"/>
+          <w:sz w:val="26"/>
+        </w:rPr>
+        <w:t>Fluent Speech Commands (dataset bổ sung cho khảo sát multi-word spoken command).</w:t>
+      </w:r>
+    </w:p>
+    <w:p>
+      <w:pPr>
+        <w:spacing w:line="360" w:lineRule="auto" w:after="120"/>
+        <w:ind w:firstLine="0"/>
+        <w:jc w:val="both"/>
+      </w:pPr>
+      <w:r>
+        <w:rPr>
+          <w:rFonts w:ascii="Times New Roman" w:hAnsi="Times New Roman" w:eastAsia="Times New Roman"/>
+          <w:b w:val="0"/>
+          <w:i w:val="0"/>
+          <w:color w:val="000000"/>
+          <w:sz w:val="26"/>
+        </w:rPr>
+        <w:t>Các thuộc tính được kiểm tra gồm: số lượng mẫu; số lớp hoặc số intent; số người nói; cấu trúc nhãn; định dạng file; tần số lấy mẫu; số channel; thời lượng; phân bố mẫu theo lớp; cách tổ chức dữ liệu phục vụ Few-shot Learning.</w:t>
+      </w:r>
+    </w:p>
+    <w:p>
+      <w:pPr>
+        <w:spacing w:line="360" w:lineRule="auto" w:after="120"/>
+        <w:ind w:firstLine="0"/>
+        <w:jc w:val="both"/>
+      </w:pPr>
+      <w:r>
+        <w:rPr>
+          <w:rFonts w:ascii="Times New Roman" w:hAnsi="Times New Roman" w:eastAsia="Times New Roman"/>
+          <w:b/>
+          <w:i w:val="0"/>
+          <w:color w:val="000000"/>
+          <w:sz w:val="26"/>
+        </w:rPr>
+        <w:t>Toàn bộ các số liệu trình bày dưới đây được lấy từ quá trình audit dữ liệu thực tế trên Kaggle. Nhóm không tự giả định các thông số chưa được kiểm chứng.</w:t>
       </w:r>
     </w:p>
     <w:p>
@@ -4703,7 +4870,7 @@
           <w:color w:val="000000"/>
           <w:sz w:val="26"/>
         </w:rPr>
-        <w:t>2.2.1. Các lớp từ khóa và phân bố mẫu thực nghiệm</w:t>
+        <w:t>2.2.1. Google Speech Commands v0.02</w:t>
       </w:r>
     </w:p>
     <w:p>
@@ -4720,7 +4887,7 @@
           <w:color w:val="000000"/>
           <w:sz w:val="26"/>
         </w:rPr>
-        <w:t>Theo kết quả audit thực nghiệm toàn diện trên 100% dữ liệu raw của Google Speech Commands v0.02 (thực hiện trên môi trường Kaggle), bộ dữ liệu bao gồm 35 từ khóa (classes) với tổng cộng 105.829 file âm thanh chứa tiếng nói (và 6 file âm thanh nhiễu môi trường, tổng cộng 105.835 file WAV).</w:t>
+        <w:t>Google Speech Commands v0.02 là nguồn dữ liệu chính được sử dụng trong đồ án.</w:t>
       </w:r>
     </w:p>
     <w:p>
@@ -4737,7 +4904,7 @@
           <w:color w:val="000000"/>
           <w:sz w:val="26"/>
         </w:rPr>
-        <w:t>Số lượng mẫu giữa các từ khóa có sự chênh lệch đáng kể, dao động từ 1.557 mẫu (lớp ít nhất: forward) đến 4.052 mẫu (lớp nhiều nhất: five và zero). Tỷ lệ mất cân bằng giữa lớp lớn nhất và lớp nhỏ nhất xấp xỉ 2.6 lần.</w:t>
+        <w:t>Dữ liệu được tải từ đúng nguồn được khai báo trong repository Few-Shot-KWS của paper và sau đó được kiểm tra trước khi thực hiện quá trình chuẩn bị dữ liệu Few-shot.</w:t>
       </w:r>
     </w:p>
     <w:p>
@@ -4754,7 +4921,7 @@
           <w:color w:val="000000"/>
           <w:sz w:val="26"/>
         </w:rPr>
-        <w:t>Bảng thống kê phân bố số lượng mẫu của 35 từ khóa theo từng nhóm chức năng:</w:t>
+        <w:t>Repository của paper khai báo nguồn dữ liệu:</w:t>
       </w:r>
     </w:p>
     <w:tbl>
@@ -4765,15 +4932,561 @@
         <w:tblLook w:firstColumn="1" w:firstRow="1" w:lastColumn="0" w:lastRow="0" w:noHBand="0" w:noVBand="1" w:val="04A0"/>
       </w:tblPr>
       <w:tblGrid>
-        <w:gridCol w:w="2351"/>
-        <w:gridCol w:w="2351"/>
-        <w:gridCol w:w="2351"/>
-        <w:gridCol w:w="2351"/>
+        <w:gridCol w:w="9405"/>
       </w:tblGrid>
       <w:tr>
         <w:tc>
           <w:tcPr>
-            <w:tcW w:type="dxa" w:w="2154"/>
+            <w:tcW w:type="dxa" w:w="8787"/>
+            <w:shd w:fill="F8FAFC"/>
+            <w:tcBorders>
+              <w:top w:val="single" w:sz="4" w:space="0" w:color="E2E8F0"/>
+              <w:left w:val="single" w:sz="18" w:space="0" w:color="2563EB"/>
+              <w:bottom w:val="single" w:sz="4" w:space="0" w:color="E2E8F0"/>
+              <w:right w:val="single" w:sz="4" w:space="0" w:color="E2E8F0"/>
+            </w:tcBorders>
+          </w:tcPr>
+          <w:p>
+            <w:pPr>
+              <w:spacing w:before="80" w:after="80" w:line="276" w:lineRule="auto"/>
+            </w:pPr>
+            <w:r>
+              <w:rPr>
+                <w:rFonts w:ascii="Consolas" w:hAnsi="Consolas"/>
+                <w:color w:val="1E293B"/>
+                <w:sz w:val="19"/>
+              </w:rPr>
+              <w:t>speech_commands_v0.02.tar.gz</w:t>
+            </w:r>
+          </w:p>
+        </w:tc>
+      </w:tr>
+    </w:tbl>
+    <w:p>
+      <w:pPr>
+        <w:spacing w:after="80"/>
+      </w:pPr>
+    </w:p>
+    <w:p>
+      <w:pPr>
+        <w:spacing w:line="360" w:lineRule="auto" w:after="120"/>
+        <w:ind w:firstLine="0"/>
+        <w:jc w:val="both"/>
+      </w:pPr>
+      <w:r>
+        <w:rPr>
+          <w:rFonts w:ascii="Times New Roman" w:hAnsi="Times New Roman" w:eastAsia="Times New Roman"/>
+          <w:b w:val="0"/>
+          <w:i w:val="0"/>
+          <w:color w:val="000000"/>
+          <w:sz w:val="26"/>
+        </w:rPr>
+        <w:t>với các cấu hình chính:</w:t>
+      </w:r>
+    </w:p>
+    <w:tbl>
+      <w:tblPr>
+        <w:tblW w:type="auto" w:w="0"/>
+        <w:jc w:val="center"/>
+        <w:tblLayout w:type="fixed"/>
+        <w:tblLook w:firstColumn="1" w:firstRow="1" w:lastColumn="0" w:lastRow="0" w:noHBand="0" w:noVBand="1" w:val="04A0"/>
+      </w:tblPr>
+      <w:tblGrid>
+        <w:gridCol w:w="9405"/>
+      </w:tblGrid>
+      <w:tr>
+        <w:tc>
+          <w:tcPr>
+            <w:tcW w:type="dxa" w:w="8787"/>
+            <w:shd w:fill="F8FAFC"/>
+            <w:tcBorders>
+              <w:top w:val="single" w:sz="4" w:space="0" w:color="E2E8F0"/>
+              <w:left w:val="single" w:sz="18" w:space="0" w:color="2563EB"/>
+              <w:bottom w:val="single" w:sz="4" w:space="0" w:color="E2E8F0"/>
+              <w:right w:val="single" w:sz="4" w:space="0" w:color="E2E8F0"/>
+            </w:tcBorders>
+          </w:tcPr>
+          <w:p>
+            <w:pPr>
+              <w:spacing w:before="80" w:after="80" w:line="276" w:lineRule="auto"/>
+            </w:pPr>
+            <w:r>
+              <w:rPr>
+                <w:rFonts w:ascii="Consolas" w:hAnsi="Consolas"/>
+                <w:color w:val="1E293B"/>
+                <w:sz w:val="19"/>
+              </w:rPr>
+              <w:t>sample_rate = 16000</w:t>
+              <w:br/>
+              <w:t>clip_duration_ms = 1000</w:t>
+              <w:br/>
+              <w:t>speaker_limit = 1000</w:t>
+              <w:br/>
+              <w:t>core_split = (24, 5, 5)</w:t>
+              <w:br/>
+              <w:t>unknown_split = (60, 20, 20)</w:t>
+              <w:br/>
+              <w:t>random.seed(42)</w:t>
+            </w:r>
+          </w:p>
+        </w:tc>
+      </w:tr>
+    </w:tbl>
+    <w:p>
+      <w:pPr>
+        <w:spacing w:after="80"/>
+      </w:pPr>
+    </w:p>
+    <w:p>
+      <w:pPr>
+        <w:spacing w:line="360" w:lineRule="auto" w:after="120"/>
+        <w:ind w:firstLine="0"/>
+        <w:jc w:val="both"/>
+      </w:pPr>
+      <w:r>
+        <w:rPr>
+          <w:rFonts w:ascii="Times New Roman" w:hAnsi="Times New Roman" w:eastAsia="Times New Roman"/>
+          <w:b/>
+          <w:i w:val="0"/>
+          <w:color w:val="000000"/>
+          <w:sz w:val="26"/>
+        </w:rPr>
+        <w:t>Cấu trúc thư mục:</w:t>
+      </w:r>
+    </w:p>
+    <w:p>
+      <w:pPr>
+        <w:spacing w:line="360" w:lineRule="auto" w:after="120"/>
+        <w:ind w:firstLine="0"/>
+        <w:jc w:val="both"/>
+      </w:pPr>
+      <w:r>
+        <w:rPr>
+          <w:rFonts w:ascii="Times New Roman" w:hAnsi="Times New Roman" w:eastAsia="Times New Roman"/>
+          <w:b w:val="0"/>
+          <w:i w:val="0"/>
+          <w:color w:val="000000"/>
+          <w:sz w:val="26"/>
+        </w:rPr>
+        <w:t>Dữ liệu raw được tổ chức theo từng keyword:</w:t>
+      </w:r>
+    </w:p>
+    <w:tbl>
+      <w:tblPr>
+        <w:tblW w:type="auto" w:w="0"/>
+        <w:jc w:val="center"/>
+        <w:tblLayout w:type="fixed"/>
+        <w:tblLook w:firstColumn="1" w:firstRow="1" w:lastColumn="0" w:lastRow="0" w:noHBand="0" w:noVBand="1" w:val="04A0"/>
+      </w:tblPr>
+      <w:tblGrid>
+        <w:gridCol w:w="9405"/>
+      </w:tblGrid>
+      <w:tr>
+        <w:tc>
+          <w:tcPr>
+            <w:tcW w:type="dxa" w:w="8787"/>
+            <w:shd w:fill="F8FAFC"/>
+            <w:tcBorders>
+              <w:top w:val="single" w:sz="4" w:space="0" w:color="E2E8F0"/>
+              <w:left w:val="single" w:sz="18" w:space="0" w:color="2563EB"/>
+              <w:bottom w:val="single" w:sz="4" w:space="0" w:color="E2E8F0"/>
+              <w:right w:val="single" w:sz="4" w:space="0" w:color="E2E8F0"/>
+            </w:tcBorders>
+          </w:tcPr>
+          <w:p>
+            <w:pPr>
+              <w:spacing w:before="80" w:after="80" w:line="276" w:lineRule="auto"/>
+            </w:pPr>
+            <w:r>
+              <w:rPr>
+                <w:rFonts w:ascii="Consolas" w:hAnsi="Consolas"/>
+                <w:color w:val="1E293B"/>
+                <w:sz w:val="19"/>
+              </w:rPr>
+              <w:t>speech_commands/</w:t>
+              <w:br/>
+              <w:t>│</w:t>
+              <w:br/>
+              <w:t>├── yes/</w:t>
+              <w:br/>
+              <w:t>│   ├── *.wav</w:t>
+              <w:br/>
+              <w:t>│   └── ...</w:t>
+              <w:br/>
+              <w:t>├── no/</w:t>
+              <w:br/>
+              <w:t>│   ├── *.wav</w:t>
+              <w:br/>
+              <w:t>│   └── ...</w:t>
+              <w:br/>
+              <w:t>├── stop/</w:t>
+              <w:br/>
+              <w:t>│   └── ...</w:t>
+              <w:br/>
+              <w:t>├── bird/</w:t>
+              <w:br/>
+              <w:t>│   └── ...</w:t>
+              <w:br/>
+              <w:t>└── _background_noise_/</w:t>
+              <w:br/>
+              <w:t xml:space="preserve">    └── ...</w:t>
+            </w:r>
+          </w:p>
+        </w:tc>
+      </w:tr>
+    </w:tbl>
+    <w:p>
+      <w:pPr>
+        <w:spacing w:after="80"/>
+      </w:pPr>
+    </w:p>
+    <w:p>
+      <w:pPr>
+        <w:spacing w:line="360" w:lineRule="auto" w:after="120"/>
+        <w:ind w:firstLine="0"/>
+        <w:jc w:val="both"/>
+      </w:pPr>
+      <w:r>
+        <w:rPr>
+          <w:rFonts w:ascii="Times New Roman" w:hAnsi="Times New Roman" w:eastAsia="Times New Roman"/>
+          <w:b w:val="0"/>
+          <w:i w:val="0"/>
+          <w:color w:val="000000"/>
+          <w:sz w:val="26"/>
+        </w:rPr>
+        <w:t>Tên thư mục chính là nhãn của mẫu. Ví dụ: speech_commands/bird/00b01445_nohash_0.wav được gán nhãn: bird.</w:t>
+      </w:r>
+    </w:p>
+    <w:p>
+      <w:pPr>
+        <w:spacing w:line="360" w:lineRule="auto" w:after="120"/>
+        <w:ind w:firstLine="0"/>
+        <w:jc w:val="both"/>
+      </w:pPr>
+      <w:r>
+        <w:rPr>
+          <w:rFonts w:ascii="Times New Roman" w:hAnsi="Times New Roman" w:eastAsia="Times New Roman"/>
+          <w:b/>
+          <w:i w:val="0"/>
+          <w:color w:val="000000"/>
+          <w:sz w:val="26"/>
+        </w:rPr>
+        <w:t>Số lượng dữ liệu:</w:t>
+      </w:r>
+    </w:p>
+    <w:p>
+      <w:pPr>
+        <w:spacing w:line="360" w:lineRule="auto" w:after="120"/>
+        <w:ind w:firstLine="0"/>
+        <w:jc w:val="both"/>
+      </w:pPr>
+      <w:r>
+        <w:rPr>
+          <w:rFonts w:ascii="Times New Roman" w:hAnsi="Times New Roman" w:eastAsia="Times New Roman"/>
+          <w:b w:val="0"/>
+          <w:i w:val="0"/>
+          <w:color w:val="000000"/>
+          <w:sz w:val="26"/>
+        </w:rPr>
+        <w:t>Kết quả audit toàn bộ dataset cho thấy:</w:t>
+      </w:r>
+    </w:p>
+    <w:p>
+      <w:pPr>
+        <w:spacing w:line="360" w:lineRule="auto" w:after="80"/>
+        <w:ind w:left="340" w:hanging="340"/>
+        <w:jc w:val="both"/>
+      </w:pPr>
+      <w:r>
+        <w:rPr>
+          <w:rFonts w:ascii="Times New Roman" w:hAnsi="Times New Roman" w:eastAsia="Times New Roman"/>
+          <w:b/>
+          <w:color w:val="000000"/>
+          <w:sz w:val="26"/>
+        </w:rPr>
+        <w:t xml:space="preserve">-- </w:t>
+      </w:r>
+      <w:r>
+        <w:rPr>
+          <w:rFonts w:ascii="Times New Roman" w:hAnsi="Times New Roman" w:eastAsia="Times New Roman"/>
+          <w:color w:val="000000"/>
+          <w:sz w:val="26"/>
+        </w:rPr>
+        <w:t>Tổng số file WAV: 105.835</w:t>
+      </w:r>
+    </w:p>
+    <w:p>
+      <w:pPr>
+        <w:spacing w:line="360" w:lineRule="auto" w:after="80"/>
+        <w:ind w:left="340" w:hanging="340"/>
+        <w:jc w:val="both"/>
+      </w:pPr>
+      <w:r>
+        <w:rPr>
+          <w:rFonts w:ascii="Times New Roman" w:hAnsi="Times New Roman" w:eastAsia="Times New Roman"/>
+          <w:b/>
+          <w:color w:val="000000"/>
+          <w:sz w:val="26"/>
+        </w:rPr>
+        <w:t xml:space="preserve">-- </w:t>
+      </w:r>
+      <w:r>
+        <w:rPr>
+          <w:rFonts w:ascii="Times New Roman" w:hAnsi="Times New Roman" w:eastAsia="Times New Roman"/>
+          <w:color w:val="000000"/>
+          <w:sz w:val="26"/>
+        </w:rPr>
+        <w:t>Số keyword class: 35</w:t>
+      </w:r>
+    </w:p>
+    <w:p>
+      <w:pPr>
+        <w:spacing w:line="360" w:lineRule="auto" w:after="80"/>
+        <w:ind w:left="340" w:hanging="340"/>
+        <w:jc w:val="both"/>
+      </w:pPr>
+      <w:r>
+        <w:rPr>
+          <w:rFonts w:ascii="Times New Roman" w:hAnsi="Times New Roman" w:eastAsia="Times New Roman"/>
+          <w:b/>
+          <w:color w:val="000000"/>
+          <w:sz w:val="26"/>
+        </w:rPr>
+        <w:t xml:space="preserve">-- </w:t>
+      </w:r>
+      <w:r>
+        <w:rPr>
+          <w:rFonts w:ascii="Times New Roman" w:hAnsi="Times New Roman" w:eastAsia="Times New Roman"/>
+          <w:color w:val="000000"/>
+          <w:sz w:val="26"/>
+        </w:rPr>
+        <w:t>Số file background noise: 6</w:t>
+      </w:r>
+    </w:p>
+    <w:p>
+      <w:pPr>
+        <w:spacing w:line="360" w:lineRule="auto" w:after="80"/>
+        <w:ind w:left="340" w:hanging="340"/>
+        <w:jc w:val="both"/>
+      </w:pPr>
+      <w:r>
+        <w:rPr>
+          <w:rFonts w:ascii="Times New Roman" w:hAnsi="Times New Roman" w:eastAsia="Times New Roman"/>
+          <w:b/>
+          <w:color w:val="000000"/>
+          <w:sz w:val="26"/>
+        </w:rPr>
+        <w:t xml:space="preserve">-- </w:t>
+      </w:r>
+      <w:r>
+        <w:rPr>
+          <w:rFonts w:ascii="Times New Roman" w:hAnsi="Times New Roman" w:eastAsia="Times New Roman"/>
+          <w:color w:val="000000"/>
+          <w:sz w:val="26"/>
+        </w:rPr>
+        <w:t>Số file đọc lỗi: 0</w:t>
+      </w:r>
+    </w:p>
+    <w:p>
+      <w:pPr>
+        <w:spacing w:line="360" w:lineRule="auto" w:after="120"/>
+        <w:ind w:firstLine="0"/>
+        <w:jc w:val="both"/>
+      </w:pPr>
+      <w:r>
+        <w:rPr>
+          <w:rFonts w:ascii="Times New Roman" w:hAnsi="Times New Roman" w:eastAsia="Times New Roman"/>
+          <w:b w:val="0"/>
+          <w:i w:val="0"/>
+          <w:color w:val="000000"/>
+          <w:sz w:val="26"/>
+        </w:rPr>
+        <w:t>Phân bố số mẫu theo từng keyword không hoàn toàn cân bằng. Một số lớp có trên 4.000 mẫu, ví dụ:</w:t>
+      </w:r>
+    </w:p>
+    <w:tbl>
+      <w:tblPr>
+        <w:tblW w:type="auto" w:w="0"/>
+        <w:jc w:val="center"/>
+        <w:tblLayout w:type="fixed"/>
+        <w:tblLook w:firstColumn="1" w:firstRow="1" w:lastColumn="0" w:lastRow="0" w:noHBand="0" w:noVBand="1" w:val="04A0"/>
+      </w:tblPr>
+      <w:tblGrid>
+        <w:gridCol w:w="9405"/>
+      </w:tblGrid>
+      <w:tr>
+        <w:tc>
+          <w:tcPr>
+            <w:tcW w:type="dxa" w:w="8787"/>
+            <w:shd w:fill="F8FAFC"/>
+            <w:tcBorders>
+              <w:top w:val="single" w:sz="4" w:space="0" w:color="E2E8F0"/>
+              <w:left w:val="single" w:sz="18" w:space="0" w:color="2563EB"/>
+              <w:bottom w:val="single" w:sz="4" w:space="0" w:color="E2E8F0"/>
+              <w:right w:val="single" w:sz="4" w:space="0" w:color="E2E8F0"/>
+            </w:tcBorders>
+          </w:tcPr>
+          <w:p>
+            <w:pPr>
+              <w:spacing w:before="80" w:after="80" w:line="276" w:lineRule="auto"/>
+            </w:pPr>
+            <w:r>
+              <w:rPr>
+                <w:rFonts w:ascii="Consolas" w:hAnsi="Consolas"/>
+                <w:color w:val="1E293B"/>
+                <w:sz w:val="19"/>
+              </w:rPr>
+              <w:t>five  : 4052</w:t>
+              <w:br/>
+              <w:t>zero  : 4052</w:t>
+              <w:br/>
+              <w:t>yes   : 4044</w:t>
+              <w:br/>
+              <w:t>seven : 3998</w:t>
+            </w:r>
+          </w:p>
+        </w:tc>
+      </w:tr>
+    </w:tbl>
+    <w:p>
+      <w:pPr>
+        <w:spacing w:after="80"/>
+      </w:pPr>
+    </w:p>
+    <w:p>
+      <w:pPr>
+        <w:spacing w:line="360" w:lineRule="auto" w:after="120"/>
+        <w:ind w:firstLine="0"/>
+        <w:jc w:val="both"/>
+      </w:pPr>
+      <w:r>
+        <w:rPr>
+          <w:rFonts w:ascii="Times New Roman" w:hAnsi="Times New Roman" w:eastAsia="Times New Roman"/>
+          <w:b w:val="0"/>
+          <w:i w:val="0"/>
+          <w:color w:val="000000"/>
+          <w:sz w:val="26"/>
+        </w:rPr>
+        <w:t>Trong khi một số lớp có số lượng thấp hơn đáng kể:</w:t>
+      </w:r>
+    </w:p>
+    <w:tbl>
+      <w:tblPr>
+        <w:tblW w:type="auto" w:w="0"/>
+        <w:jc w:val="center"/>
+        <w:tblLayout w:type="fixed"/>
+        <w:tblLook w:firstColumn="1" w:firstRow="1" w:lastColumn="0" w:lastRow="0" w:noHBand="0" w:noVBand="1" w:val="04A0"/>
+      </w:tblPr>
+      <w:tblGrid>
+        <w:gridCol w:w="9405"/>
+      </w:tblGrid>
+      <w:tr>
+        <w:tc>
+          <w:tcPr>
+            <w:tcW w:type="dxa" w:w="8787"/>
+            <w:shd w:fill="F8FAFC"/>
+            <w:tcBorders>
+              <w:top w:val="single" w:sz="4" w:space="0" w:color="E2E8F0"/>
+              <w:left w:val="single" w:sz="18" w:space="0" w:color="2563EB"/>
+              <w:bottom w:val="single" w:sz="4" w:space="0" w:color="E2E8F0"/>
+              <w:right w:val="single" w:sz="4" w:space="0" w:color="E2E8F0"/>
+            </w:tcBorders>
+          </w:tcPr>
+          <w:p>
+            <w:pPr>
+              <w:spacing w:before="80" w:after="80" w:line="276" w:lineRule="auto"/>
+            </w:pPr>
+            <w:r>
+              <w:rPr>
+                <w:rFonts w:ascii="Consolas" w:hAnsi="Consolas"/>
+                <w:color w:val="1E293B"/>
+                <w:sz w:val="19"/>
+              </w:rPr>
+              <w:t>forward  : 1557</w:t>
+              <w:br/>
+              <w:t>learn    : 1575</w:t>
+              <w:br/>
+              <w:t>follow   : 1579</w:t>
+              <w:br/>
+              <w:t>visual   : 1592</w:t>
+              <w:br/>
+              <w:t>backward : 1664</w:t>
+            </w:r>
+          </w:p>
+        </w:tc>
+      </w:tr>
+    </w:tbl>
+    <w:p>
+      <w:pPr>
+        <w:spacing w:after="80"/>
+      </w:pPr>
+    </w:p>
+    <w:p>
+      <w:pPr>
+        <w:spacing w:line="360" w:lineRule="auto" w:after="120"/>
+        <w:ind w:firstLine="0"/>
+        <w:jc w:val="both"/>
+      </w:pPr>
+      <w:r>
+        <w:rPr>
+          <w:rFonts w:ascii="Times New Roman" w:hAnsi="Times New Roman" w:eastAsia="Times New Roman"/>
+          <w:b w:val="0"/>
+          <w:i w:val="0"/>
+          <w:color w:val="000000"/>
+          <w:sz w:val="26"/>
+        </w:rPr>
+        <w:t>Điều này cho thấy Google Speech Commands raw không phải là một dataset hoàn toàn cân bằng theo số lượng file trên từng lớp.</w:t>
+      </w:r>
+    </w:p>
+    <w:p>
+      <w:pPr>
+        <w:spacing w:line="360" w:lineRule="auto" w:after="120"/>
+        <w:ind w:firstLine="0"/>
+        <w:jc w:val="both"/>
+      </w:pPr>
+      <w:r>
+        <w:rPr>
+          <w:rFonts w:ascii="Times New Roman" w:hAnsi="Times New Roman" w:eastAsia="Times New Roman"/>
+          <w:b/>
+          <w:i w:val="0"/>
+          <w:color w:val="000000"/>
+          <w:sz w:val="26"/>
+        </w:rPr>
+        <w:t>Định dạng âm thanh:</w:t>
+      </w:r>
+    </w:p>
+    <w:p>
+      <w:pPr>
+        <w:spacing w:line="360" w:lineRule="auto" w:after="120"/>
+        <w:ind w:firstLine="0"/>
+        <w:jc w:val="both"/>
+      </w:pPr>
+      <w:r>
+        <w:rPr>
+          <w:rFonts w:ascii="Times New Roman" w:hAnsi="Times New Roman" w:eastAsia="Times New Roman"/>
+          <w:b w:val="0"/>
+          <w:i w:val="0"/>
+          <w:color w:val="000000"/>
+          <w:sz w:val="26"/>
+        </w:rPr>
+        <w:t>Audit toàn bộ 105.835 file cho kết quả:</w:t>
+      </w:r>
+    </w:p>
+    <w:tbl>
+      <w:tblPr>
+        <w:tblW w:type="auto" w:w="0"/>
+        <w:jc w:val="center"/>
+        <w:tblLayout w:type="fixed"/>
+        <w:tblLook w:firstColumn="1" w:firstRow="1" w:lastColumn="0" w:lastRow="0" w:noHBand="0" w:noVBand="1" w:val="04A0"/>
+      </w:tblPr>
+      <w:tblGrid>
+        <w:gridCol w:w="4702"/>
+        <w:gridCol w:w="4702"/>
+      </w:tblGrid>
+      <w:tr>
+        <w:tc>
+          <w:tcPr>
+            <w:tcW w:type="dxa" w:w="3402"/>
             <w:shd w:fill="E2E8F0"/>
           </w:tcPr>
           <w:p>
@@ -4788,13 +5501,13 @@
                 <w:color w:val="000000"/>
                 <w:sz w:val="22"/>
               </w:rPr>
-              <w:t>Nhóm chức năng</w:t>
+              <w:t>Thuộc tính</w:t>
             </w:r>
           </w:p>
         </w:tc>
         <w:tc>
           <w:tcPr>
-            <w:tcW w:type="dxa" w:w="3515"/>
+            <w:tcW w:type="dxa" w:w="5386"/>
             <w:shd w:fill="E2E8F0"/>
           </w:tcPr>
           <w:p>
@@ -4809,13 +5522,568 @@
                 <w:color w:val="000000"/>
                 <w:sz w:val="22"/>
               </w:rPr>
-              <w:t>Danh sách từ khóa (Classes)</w:t>
+              <w:t>Kết quả</w:t>
+            </w:r>
+          </w:p>
+        </w:tc>
+      </w:tr>
+      <w:tr>
+        <w:tc>
+          <w:tcPr>
+            <w:tcW w:type="dxa" w:w="3402"/>
+          </w:tcPr>
+          <w:p>
+            <w:pPr>
+              <w:spacing w:after="60" w:line="276" w:lineRule="auto"/>
+              <w:jc w:val="center"/>
+            </w:pPr>
+            <w:r>
+              <w:rPr>
+                <w:rFonts w:ascii="Times New Roman" w:hAnsi="Times New Roman" w:eastAsia="Times New Roman"/>
+                <w:color w:val="000000"/>
+                <w:sz w:val="21"/>
+              </w:rPr>
+              <w:t>Sample rate</w:t>
             </w:r>
           </w:p>
         </w:tc>
         <w:tc>
           <w:tcPr>
-            <w:tcW w:type="dxa" w:w="1417"/>
+            <w:tcW w:type="dxa" w:w="5386"/>
+          </w:tcPr>
+          <w:p>
+            <w:pPr>
+              <w:spacing w:after="60" w:line="276" w:lineRule="auto"/>
+              <w:jc w:val="left"/>
+            </w:pPr>
+            <w:r>
+              <w:rPr>
+                <w:rFonts w:ascii="Times New Roman" w:hAnsi="Times New Roman" w:eastAsia="Times New Roman"/>
+                <w:color w:val="000000"/>
+                <w:sz w:val="21"/>
+              </w:rPr>
+              <w:t>16.000 Hz</w:t>
+            </w:r>
+          </w:p>
+        </w:tc>
+      </w:tr>
+      <w:tr>
+        <w:tc>
+          <w:tcPr>
+            <w:tcW w:type="dxa" w:w="3402"/>
+          </w:tcPr>
+          <w:p>
+            <w:pPr>
+              <w:spacing w:after="60" w:line="276" w:lineRule="auto"/>
+              <w:jc w:val="center"/>
+            </w:pPr>
+            <w:r>
+              <w:rPr>
+                <w:rFonts w:ascii="Times New Roman" w:hAnsi="Times New Roman" w:eastAsia="Times New Roman"/>
+                <w:color w:val="000000"/>
+                <w:sz w:val="21"/>
+              </w:rPr>
+              <w:t>Channel</w:t>
+            </w:r>
+          </w:p>
+        </w:tc>
+        <w:tc>
+          <w:tcPr>
+            <w:tcW w:type="dxa" w:w="5386"/>
+          </w:tcPr>
+          <w:p>
+            <w:pPr>
+              <w:spacing w:after="60" w:line="276" w:lineRule="auto"/>
+              <w:jc w:val="left"/>
+            </w:pPr>
+            <w:r>
+              <w:rPr>
+                <w:rFonts w:ascii="Times New Roman" w:hAnsi="Times New Roman" w:eastAsia="Times New Roman"/>
+                <w:color w:val="000000"/>
+                <w:sz w:val="21"/>
+              </w:rPr>
+              <w:t>1 channel (Mono)</w:t>
+            </w:r>
+          </w:p>
+        </w:tc>
+      </w:tr>
+      <w:tr>
+        <w:tc>
+          <w:tcPr>
+            <w:tcW w:type="dxa" w:w="3402"/>
+          </w:tcPr>
+          <w:p>
+            <w:pPr>
+              <w:spacing w:after="60" w:line="276" w:lineRule="auto"/>
+              <w:jc w:val="center"/>
+            </w:pPr>
+            <w:r>
+              <w:rPr>
+                <w:rFonts w:ascii="Times New Roman" w:hAnsi="Times New Roman" w:eastAsia="Times New Roman"/>
+                <w:color w:val="000000"/>
+                <w:sz w:val="21"/>
+              </w:rPr>
+              <w:t>Format</w:t>
+            </w:r>
+          </w:p>
+        </w:tc>
+        <w:tc>
+          <w:tcPr>
+            <w:tcW w:type="dxa" w:w="5386"/>
+          </w:tcPr>
+          <w:p>
+            <w:pPr>
+              <w:spacing w:after="60" w:line="276" w:lineRule="auto"/>
+              <w:jc w:val="left"/>
+            </w:pPr>
+            <w:r>
+              <w:rPr>
+                <w:rFonts w:ascii="Times New Roman" w:hAnsi="Times New Roman" w:eastAsia="Times New Roman"/>
+                <w:color w:val="000000"/>
+                <w:sz w:val="21"/>
+              </w:rPr>
+              <w:t>WAV</w:t>
+            </w:r>
+          </w:p>
+        </w:tc>
+      </w:tr>
+      <w:tr>
+        <w:tc>
+          <w:tcPr>
+            <w:tcW w:type="dxa" w:w="3402"/>
+          </w:tcPr>
+          <w:p>
+            <w:pPr>
+              <w:spacing w:after="60" w:line="276" w:lineRule="auto"/>
+              <w:jc w:val="center"/>
+            </w:pPr>
+            <w:r>
+              <w:rPr>
+                <w:rFonts w:ascii="Times New Roman" w:hAnsi="Times New Roman" w:eastAsia="Times New Roman"/>
+                <w:color w:val="000000"/>
+                <w:sz w:val="21"/>
+              </w:rPr>
+              <w:t>Subtype</w:t>
+            </w:r>
+          </w:p>
+        </w:tc>
+        <w:tc>
+          <w:tcPr>
+            <w:tcW w:type="dxa" w:w="5386"/>
+          </w:tcPr>
+          <w:p>
+            <w:pPr>
+              <w:spacing w:after="60" w:line="276" w:lineRule="auto"/>
+              <w:jc w:val="left"/>
+            </w:pPr>
+            <w:r>
+              <w:rPr>
+                <w:rFonts w:ascii="Times New Roman" w:hAnsi="Times New Roman" w:eastAsia="Times New Roman"/>
+                <w:color w:val="000000"/>
+                <w:sz w:val="21"/>
+              </w:rPr>
+              <w:t>PCM 16-bit</w:t>
+            </w:r>
+          </w:p>
+        </w:tc>
+      </w:tr>
+      <w:tr>
+        <w:tc>
+          <w:tcPr>
+            <w:tcW w:type="dxa" w:w="3402"/>
+          </w:tcPr>
+          <w:p>
+            <w:pPr>
+              <w:spacing w:after="60" w:line="276" w:lineRule="auto"/>
+              <w:jc w:val="center"/>
+            </w:pPr>
+            <w:r>
+              <w:rPr>
+                <w:rFonts w:ascii="Times New Roman" w:hAnsi="Times New Roman" w:eastAsia="Times New Roman"/>
+                <w:color w:val="000000"/>
+                <w:sz w:val="21"/>
+              </w:rPr>
+              <w:t>File đọc lỗi</w:t>
+            </w:r>
+          </w:p>
+        </w:tc>
+        <w:tc>
+          <w:tcPr>
+            <w:tcW w:type="dxa" w:w="5386"/>
+          </w:tcPr>
+          <w:p>
+            <w:pPr>
+              <w:spacing w:after="60" w:line="276" w:lineRule="auto"/>
+              <w:jc w:val="left"/>
+            </w:pPr>
+            <w:r>
+              <w:rPr>
+                <w:rFonts w:ascii="Times New Roman" w:hAnsi="Times New Roman" w:eastAsia="Times New Roman"/>
+                <w:color w:val="000000"/>
+                <w:sz w:val="21"/>
+              </w:rPr>
+              <w:t>0</w:t>
+            </w:r>
+          </w:p>
+        </w:tc>
+      </w:tr>
+    </w:tbl>
+    <w:p>
+      <w:pPr>
+        <w:spacing w:after="120"/>
+      </w:pPr>
+    </w:p>
+    <w:p>
+      <w:pPr>
+        <w:spacing w:line="360" w:lineRule="auto" w:after="120"/>
+        <w:ind w:firstLine="0"/>
+        <w:jc w:val="both"/>
+      </w:pPr>
+      <w:r>
+        <w:rPr>
+          <w:rFonts w:ascii="Times New Roman" w:hAnsi="Times New Roman" w:eastAsia="Times New Roman"/>
+          <w:b w:val="0"/>
+          <w:i w:val="0"/>
+          <w:color w:val="000000"/>
+          <w:sz w:val="26"/>
+        </w:rPr>
+        <w:t>Như vậy toàn bộ dữ liệu kiểm tra đều có cấu trúc âm thanh đồng nhất: 16 kHz, mono, WAV, PCM_16. Điều này thuận lợi cho quá trình xử lý tiếng nói vì không cần thực hiện bước resampling hoặc chuyển đổi stereo sang mono cho dataset chính.</w:t>
+      </w:r>
+    </w:p>
+    <w:p>
+      <w:pPr>
+        <w:spacing w:line="360" w:lineRule="auto" w:after="120"/>
+        <w:ind w:firstLine="0"/>
+        <w:jc w:val="both"/>
+      </w:pPr>
+      <w:r>
+        <w:rPr>
+          <w:rFonts w:ascii="Times New Roman" w:hAnsi="Times New Roman" w:eastAsia="Times New Roman"/>
+          <w:b/>
+          <w:i w:val="0"/>
+          <w:color w:val="000000"/>
+          <w:sz w:val="26"/>
+        </w:rPr>
+        <w:t>Thời lượng tín hiệu:</w:t>
+      </w:r>
+    </w:p>
+    <w:p>
+      <w:pPr>
+        <w:spacing w:line="360" w:lineRule="auto" w:after="120"/>
+        <w:ind w:firstLine="0"/>
+        <w:jc w:val="both"/>
+      </w:pPr>
+      <w:r>
+        <w:rPr>
+          <w:rFonts w:ascii="Times New Roman" w:hAnsi="Times New Roman" w:eastAsia="Times New Roman"/>
+          <w:b w:val="0"/>
+          <w:i w:val="0"/>
+          <w:color w:val="000000"/>
+          <w:sz w:val="26"/>
+        </w:rPr>
+        <w:t>Kết quả audit toàn bộ file cho thấy phần lớn keyword audio có thời lượng khoảng 1 giây. Tuy nhiên, dataset raw vẫn tồn tại nhiều file ngắn hơn 1 giây. Cụ thể:</w:t>
+      </w:r>
+    </w:p>
+    <w:p>
+      <w:pPr>
+        <w:spacing w:line="360" w:lineRule="auto" w:after="80"/>
+        <w:ind w:left="340" w:hanging="340"/>
+        <w:jc w:val="both"/>
+      </w:pPr>
+      <w:r>
+        <w:rPr>
+          <w:rFonts w:ascii="Times New Roman" w:hAnsi="Times New Roman" w:eastAsia="Times New Roman"/>
+          <w:b/>
+          <w:color w:val="000000"/>
+          <w:sz w:val="26"/>
+        </w:rPr>
+        <w:t xml:space="preserve">-- </w:t>
+      </w:r>
+      <w:r>
+        <w:rPr>
+          <w:rFonts w:ascii="Times New Roman" w:hAnsi="Times New Roman" w:eastAsia="Times New Roman"/>
+          <w:color w:val="000000"/>
+          <w:sz w:val="26"/>
+        </w:rPr>
+        <w:t>Số file ngắn hơn 1 giây: 10.435 file</w:t>
+      </w:r>
+    </w:p>
+    <w:p>
+      <w:pPr>
+        <w:spacing w:line="360" w:lineRule="auto" w:after="80"/>
+        <w:ind w:left="340" w:hanging="340"/>
+        <w:jc w:val="both"/>
+      </w:pPr>
+      <w:r>
+        <w:rPr>
+          <w:rFonts w:ascii="Times New Roman" w:hAnsi="Times New Roman" w:eastAsia="Times New Roman"/>
+          <w:b/>
+          <w:color w:val="000000"/>
+          <w:sz w:val="26"/>
+        </w:rPr>
+        <w:t xml:space="preserve">-- </w:t>
+      </w:r>
+      <w:r>
+        <w:rPr>
+          <w:rFonts w:ascii="Times New Roman" w:hAnsi="Times New Roman" w:eastAsia="Times New Roman"/>
+          <w:color w:val="000000"/>
+          <w:sz w:val="26"/>
+        </w:rPr>
+        <w:t>Tỷ lệ ngắn hơn 1 giây: 9,8597%</w:t>
+      </w:r>
+    </w:p>
+    <w:p>
+      <w:pPr>
+        <w:spacing w:line="360" w:lineRule="auto" w:after="120"/>
+        <w:ind w:firstLine="0"/>
+        <w:jc w:val="both"/>
+      </w:pPr>
+      <w:r>
+        <w:rPr>
+          <w:rFonts w:ascii="Times New Roman" w:hAnsi="Times New Roman" w:eastAsia="Times New Roman"/>
+          <w:b w:val="0"/>
+          <w:i w:val="0"/>
+          <w:color w:val="000000"/>
+          <w:sz w:val="26"/>
+        </w:rPr>
+        <w:t>File keyword ngắn nhất quan sát được có thời lượng khoảng 0,213 giây:</w:t>
+      </w:r>
+    </w:p>
+    <w:p>
+      <w:pPr>
+        <w:spacing w:before="80" w:after="120"/>
+        <w:jc w:val="center"/>
+      </w:pPr>
+      <w:r>
+        <w:rPr>
+          <w:rFonts w:ascii="Cambria Math" w:hAnsi="Cambria Math" w:eastAsia="Cambria Math"/>
+          <w:color w:val="000000"/>
+          <w:sz w:val="24"/>
+        </w:rPr>
+        <w:t>0,213\text{ giây}</w:t>
+      </w:r>
+    </w:p>
+    <w:p>
+      <w:pPr>
+        <w:spacing w:line="360" w:lineRule="auto" w:after="120"/>
+        <w:ind w:firstLine="0"/>
+        <w:jc w:val="both"/>
+      </w:pPr>
+      <w:r>
+        <w:rPr>
+          <w:rFonts w:ascii="Times New Roman" w:hAnsi="Times New Roman" w:eastAsia="Times New Roman"/>
+          <w:b w:val="0"/>
+          <w:i w:val="0"/>
+          <w:color w:val="000000"/>
+          <w:sz w:val="26"/>
+        </w:rPr>
+        <w:t>Ví dụ:</w:t>
+      </w:r>
+    </w:p>
+    <w:tbl>
+      <w:tblPr>
+        <w:tblW w:type="auto" w:w="0"/>
+        <w:jc w:val="center"/>
+        <w:tblLayout w:type="fixed"/>
+        <w:tblLook w:firstColumn="1" w:firstRow="1" w:lastColumn="0" w:lastRow="0" w:noHBand="0" w:noVBand="1" w:val="04A0"/>
+      </w:tblPr>
+      <w:tblGrid>
+        <w:gridCol w:w="9405"/>
+      </w:tblGrid>
+      <w:tr>
+        <w:tc>
+          <w:tcPr>
+            <w:tcW w:type="dxa" w:w="8787"/>
+            <w:shd w:fill="F8FAFC"/>
+            <w:tcBorders>
+              <w:top w:val="single" w:sz="4" w:space="0" w:color="E2E8F0"/>
+              <w:left w:val="single" w:sz="18" w:space="0" w:color="2563EB"/>
+              <w:bottom w:val="single" w:sz="4" w:space="0" w:color="E2E8F0"/>
+              <w:right w:val="single" w:sz="4" w:space="0" w:color="E2E8F0"/>
+            </w:tcBorders>
+          </w:tcPr>
+          <w:p>
+            <w:pPr>
+              <w:spacing w:before="80" w:after="80" w:line="276" w:lineRule="auto"/>
+            </w:pPr>
+            <w:r>
+              <w:rPr>
+                <w:rFonts w:ascii="Consolas" w:hAnsi="Consolas"/>
+                <w:color w:val="1E293B"/>
+                <w:sz w:val="19"/>
+              </w:rPr>
+              <w:t>bed/220ee1ef_nohash_0.wav</w:t>
+              <w:br/>
+              <w:t>duration ≈ 0.213 s</w:t>
+            </w:r>
+          </w:p>
+        </w:tc>
+      </w:tr>
+    </w:tbl>
+    <w:p>
+      <w:pPr>
+        <w:spacing w:after="80"/>
+      </w:pPr>
+    </w:p>
+    <w:p>
+      <w:pPr>
+        <w:spacing w:line="360" w:lineRule="auto" w:after="120"/>
+        <w:ind w:firstLine="0"/>
+        <w:jc w:val="both"/>
+      </w:pPr>
+      <w:r>
+        <w:rPr>
+          <w:rFonts w:ascii="Times New Roman" w:hAnsi="Times New Roman" w:eastAsia="Times New Roman"/>
+          <w:b w:val="0"/>
+          <w:i w:val="0"/>
+          <w:color w:val="000000"/>
+          <w:sz w:val="26"/>
+        </w:rPr>
+        <w:t>Ngoài các keyword audio, thư mục _background_noise_ chứa 6 file dài hơn nhiều, trong khoảng hàng chục giây (thời lượng từ 60,00s đến 95,18s, trung bình 66,57s). Vì vậy các file này cần được tách riêng khi phân tích thời lượng keyword.</w:t>
+      </w:r>
+    </w:p>
+    <w:p>
+      <w:pPr>
+        <w:spacing w:line="360" w:lineRule="auto" w:after="120"/>
+        <w:ind w:firstLine="0"/>
+        <w:jc w:val="both"/>
+      </w:pPr>
+      <w:r>
+        <w:rPr>
+          <w:rFonts w:ascii="Times New Roman" w:hAnsi="Times New Roman" w:eastAsia="Times New Roman"/>
+          <w:b w:val="0"/>
+          <w:i w:val="0"/>
+          <w:color w:val="000000"/>
+          <w:sz w:val="26"/>
+        </w:rPr>
+        <w:t>Việc tồn tại các utterance ngắn hơn 1 giây là nguyên nhân trực tiếp khiến pipeline của paper có bước loại các file không đủ số sample yêu cầu. Script của paper đọc tối đa số sample tương ứng với 1 giây và xóa file nếu số sample thực tế không đạt yêu cầu.</w:t>
+      </w:r>
+    </w:p>
+    <w:p>
+      <w:pPr>
+        <w:pStyle w:val="Heading3"/>
+        <w:keepNext/>
+        <w:spacing w:before="200" w:after="80"/>
+      </w:pPr>
+      <w:r>
+        <w:rPr>
+          <w:rFonts w:ascii="Times New Roman" w:hAnsi="Times New Roman" w:eastAsia="Times New Roman"/>
+          <w:b/>
+          <w:color w:val="000000"/>
+          <w:sz w:val="26"/>
+        </w:rPr>
+        <w:t>2.2.2. Thông tin speaker của Google Speech Commands</w:t>
+      </w:r>
+    </w:p>
+    <w:p>
+      <w:pPr>
+        <w:spacing w:line="360" w:lineRule="auto" w:after="120"/>
+        <w:ind w:firstLine="0"/>
+        <w:jc w:val="both"/>
+      </w:pPr>
+      <w:r>
+        <w:rPr>
+          <w:rFonts w:ascii="Times New Roman" w:hAnsi="Times New Roman" w:eastAsia="Times New Roman"/>
+          <w:b w:val="0"/>
+          <w:i w:val="0"/>
+          <w:color w:val="000000"/>
+          <w:sz w:val="26"/>
+        </w:rPr>
+        <w:t>Tên file GSC có dạng:</w:t>
+      </w:r>
+    </w:p>
+    <w:tbl>
+      <w:tblPr>
+        <w:tblW w:type="auto" w:w="0"/>
+        <w:jc w:val="center"/>
+        <w:tblLayout w:type="fixed"/>
+        <w:tblLook w:firstColumn="1" w:firstRow="1" w:lastColumn="0" w:lastRow="0" w:noHBand="0" w:noVBand="1" w:val="04A0"/>
+      </w:tblPr>
+      <w:tblGrid>
+        <w:gridCol w:w="9405"/>
+      </w:tblGrid>
+      <w:tr>
+        <w:tc>
+          <w:tcPr>
+            <w:tcW w:type="dxa" w:w="8787"/>
+            <w:shd w:fill="F8FAFC"/>
+            <w:tcBorders>
+              <w:top w:val="single" w:sz="4" w:space="0" w:color="E2E8F0"/>
+              <w:left w:val="single" w:sz="18" w:space="0" w:color="2563EB"/>
+              <w:bottom w:val="single" w:sz="4" w:space="0" w:color="E2E8F0"/>
+              <w:right w:val="single" w:sz="4" w:space="0" w:color="E2E8F0"/>
+            </w:tcBorders>
+          </w:tcPr>
+          <w:p>
+            <w:pPr>
+              <w:spacing w:before="80" w:after="80" w:line="276" w:lineRule="auto"/>
+            </w:pPr>
+            <w:r>
+              <w:rPr>
+                <w:rFonts w:ascii="Consolas" w:hAnsi="Consolas"/>
+                <w:color w:val="1E293B"/>
+                <w:sz w:val="19"/>
+              </w:rPr>
+              <w:t>00b01445_nohash_0.wav</w:t>
+            </w:r>
+          </w:p>
+        </w:tc>
+      </w:tr>
+    </w:tbl>
+    <w:p>
+      <w:pPr>
+        <w:spacing w:after="80"/>
+      </w:pPr>
+    </w:p>
+    <w:p>
+      <w:pPr>
+        <w:spacing w:line="360" w:lineRule="auto" w:after="120"/>
+        <w:ind w:firstLine="0"/>
+        <w:jc w:val="both"/>
+      </w:pPr>
+      <w:r>
+        <w:rPr>
+          <w:rFonts w:ascii="Times New Roman" w:hAnsi="Times New Roman" w:eastAsia="Times New Roman"/>
+          <w:b w:val="0"/>
+          <w:i w:val="0"/>
+          <w:color w:val="000000"/>
+          <w:sz w:val="26"/>
+        </w:rPr>
+        <w:t>Trong đó phần 00b01445 được sử dụng như speaker ID. Pipeline của paper nhóm các file theo speaker bằng cách sử dụng chuỗi nằm trước _nohash_.</w:t>
+      </w:r>
+    </w:p>
+    <w:p>
+      <w:pPr>
+        <w:spacing w:line="360" w:lineRule="auto" w:after="120"/>
+        <w:ind w:firstLine="0"/>
+        <w:jc w:val="both"/>
+      </w:pPr>
+      <w:r>
+        <w:rPr>
+          <w:rFonts w:ascii="Times New Roman" w:hAnsi="Times New Roman" w:eastAsia="Times New Roman"/>
+          <w:b w:val="0"/>
+          <w:i w:val="0"/>
+          <w:color w:val="000000"/>
+          <w:sz w:val="26"/>
+        </w:rPr>
+        <w:t>Kết quả audit cho thấy số speaker của các keyword không giống nhau. Ví dụ:</w:t>
+      </w:r>
+    </w:p>
+    <w:tbl>
+      <w:tblPr>
+        <w:tblW w:type="auto" w:w="0"/>
+        <w:jc w:val="center"/>
+        <w:tblLayout w:type="fixed"/>
+        <w:tblLook w:firstColumn="1" w:firstRow="1" w:lastColumn="0" w:lastRow="0" w:noHBand="0" w:noVBand="1" w:val="04A0"/>
+      </w:tblPr>
+      <w:tblGrid>
+        <w:gridCol w:w="4702"/>
+        <w:gridCol w:w="4702"/>
+      </w:tblGrid>
+      <w:tr>
+        <w:tc>
+          <w:tcPr>
+            <w:tcW w:type="dxa" w:w="3402"/>
             <w:shd w:fill="E2E8F0"/>
           </w:tcPr>
           <w:p>
@@ -4830,13 +6098,13 @@
                 <w:color w:val="000000"/>
                 <w:sz w:val="22"/>
               </w:rPr>
-              <w:t>Số lượng mẫu / lớp</w:t>
+              <w:t>Keyword</w:t>
             </w:r>
           </w:p>
         </w:tc>
         <w:tc>
           <w:tcPr>
-            <w:tcW w:type="dxa" w:w="1417"/>
+            <w:tcW w:type="dxa" w:w="5386"/>
             <w:shd w:fill="E2E8F0"/>
           </w:tcPr>
           <w:p>
@@ -4851,7 +6119,7 @@
                 <w:color w:val="000000"/>
                 <w:sz w:val="22"/>
               </w:rPr>
-              <w:t>Tổng số mẫu</w:t>
+              <w:t>Số speaker</w:t>
             </w:r>
           </w:p>
         </w:tc>
@@ -4859,7 +6127,7 @@
       <w:tr>
         <w:tc>
           <w:tcPr>
-            <w:tcW w:type="dxa" w:w="2154"/>
+            <w:tcW w:type="dxa" w:w="3402"/>
           </w:tcPr>
           <w:p>
             <w:pPr>
@@ -4872,13 +6140,13 @@
                 <w:color w:val="000000"/>
                 <w:sz w:val="21"/>
               </w:rPr>
-              <w:t>Chữ số đơn (Digits - 10 lớp)</w:t>
+              <w:t>down</w:t>
             </w:r>
           </w:p>
         </w:tc>
         <w:tc>
           <w:tcPr>
-            <w:tcW w:type="dxa" w:w="3515"/>
+            <w:tcW w:type="dxa" w:w="5386"/>
           </w:tcPr>
           <w:p>
             <w:pPr>
@@ -4891,13 +6159,34 @@
                 <w:color w:val="000000"/>
                 <w:sz w:val="21"/>
               </w:rPr>
-              <w:t>zero (4.052), one (3.890), two (3.880), three (3.727), four (3.728), five (4.052), six (3.860), seven (3.998), eight (3.787), nine (3.934)</w:t>
+              <w:t>1668</w:t>
+            </w:r>
+          </w:p>
+        </w:tc>
+      </w:tr>
+      <w:tr>
+        <w:tc>
+          <w:tcPr>
+            <w:tcW w:type="dxa" w:w="3402"/>
+          </w:tcPr>
+          <w:p>
+            <w:pPr>
+              <w:spacing w:after="60" w:line="276" w:lineRule="auto"/>
+              <w:jc w:val="center"/>
+            </w:pPr>
+            <w:r>
+              <w:rPr>
+                <w:rFonts w:ascii="Times New Roman" w:hAnsi="Times New Roman" w:eastAsia="Times New Roman"/>
+                <w:color w:val="000000"/>
+                <w:sz w:val="21"/>
+              </w:rPr>
+              <w:t>seven</w:t>
             </w:r>
           </w:p>
         </w:tc>
         <w:tc>
           <w:tcPr>
-            <w:tcW w:type="dxa" w:w="1417"/>
+            <w:tcW w:type="dxa" w:w="5386"/>
           </w:tcPr>
           <w:p>
             <w:pPr>
@@ -4910,13 +6199,34 @@
                 <w:color w:val="000000"/>
                 <w:sz w:val="21"/>
               </w:rPr>
-              <w:t>3.727 – 4.052</w:t>
+              <w:t>1656</w:t>
+            </w:r>
+          </w:p>
+        </w:tc>
+      </w:tr>
+      <w:tr>
+        <w:tc>
+          <w:tcPr>
+            <w:tcW w:type="dxa" w:w="3402"/>
+          </w:tcPr>
+          <w:p>
+            <w:pPr>
+              <w:spacing w:after="60" w:line="276" w:lineRule="auto"/>
+              <w:jc w:val="center"/>
+            </w:pPr>
+            <w:r>
+              <w:rPr>
+                <w:rFonts w:ascii="Times New Roman" w:hAnsi="Times New Roman" w:eastAsia="Times New Roman"/>
+                <w:color w:val="000000"/>
+                <w:sz w:val="21"/>
+              </w:rPr>
+              <w:t>yes</w:t>
             </w:r>
           </w:p>
         </w:tc>
         <w:tc>
           <w:tcPr>
-            <w:tcW w:type="dxa" w:w="1417"/>
+            <w:tcW w:type="dxa" w:w="5386"/>
           </w:tcPr>
           <w:p>
             <w:pPr>
@@ -4929,7 +6239,7 @@
                 <w:color w:val="000000"/>
                 <w:sz w:val="21"/>
               </w:rPr>
-              <w:t>38.878</w:t>
+              <w:t>1646</w:t>
             </w:r>
           </w:p>
         </w:tc>
@@ -4937,7 +6247,7 @@
       <w:tr>
         <w:tc>
           <w:tcPr>
-            <w:tcW w:type="dxa" w:w="2154"/>
+            <w:tcW w:type="dxa" w:w="3402"/>
           </w:tcPr>
           <w:p>
             <w:pPr>
@@ -4950,13 +6260,13 @@
                 <w:color w:val="000000"/>
                 <w:sz w:val="21"/>
               </w:rPr>
-              <w:t>Lệnh điều hướng &amp; bật/tắt (10 lớp)</w:t>
+              <w:t>nine</w:t>
             </w:r>
           </w:p>
         </w:tc>
         <w:tc>
           <w:tcPr>
-            <w:tcW w:type="dxa" w:w="3515"/>
+            <w:tcW w:type="dxa" w:w="5386"/>
           </w:tcPr>
           <w:p>
             <w:pPr>
@@ -4969,13 +6279,34 @@
                 <w:color w:val="000000"/>
                 <w:sz w:val="21"/>
               </w:rPr>
-              <w:t>yes (4.044), no (3.941), up (3.723), down (3.917), left (3.801), right (3.778), on (3.845), off (3.745), stop (3.872), go (3.880)</w:t>
+              <w:t>1645</w:t>
+            </w:r>
+          </w:p>
+        </w:tc>
+      </w:tr>
+      <w:tr>
+        <w:tc>
+          <w:tcPr>
+            <w:tcW w:type="dxa" w:w="3402"/>
+          </w:tcPr>
+          <w:p>
+            <w:pPr>
+              <w:spacing w:after="60" w:line="276" w:lineRule="auto"/>
+              <w:jc w:val="center"/>
+            </w:pPr>
+            <w:r>
+              <w:rPr>
+                <w:rFonts w:ascii="Times New Roman" w:hAnsi="Times New Roman" w:eastAsia="Times New Roman"/>
+                <w:color w:val="000000"/>
+                <w:sz w:val="21"/>
+              </w:rPr>
+              <w:t>five</w:t>
             </w:r>
           </w:p>
         </w:tc>
         <w:tc>
           <w:tcPr>
-            <w:tcW w:type="dxa" w:w="1417"/>
+            <w:tcW w:type="dxa" w:w="5386"/>
           </w:tcPr>
           <w:p>
             <w:pPr>
@@ -4988,13 +6319,34 @@
                 <w:color w:val="000000"/>
                 <w:sz w:val="21"/>
               </w:rPr>
-              <w:t>3.723 – 4.044</w:t>
+              <w:t>1624</w:t>
+            </w:r>
+          </w:p>
+        </w:tc>
+      </w:tr>
+      <w:tr>
+        <w:tc>
+          <w:tcPr>
+            <w:tcW w:type="dxa" w:w="3402"/>
+          </w:tcPr>
+          <w:p>
+            <w:pPr>
+              <w:spacing w:after="60" w:line="276" w:lineRule="auto"/>
+              <w:jc w:val="center"/>
+            </w:pPr>
+            <w:r>
+              <w:rPr>
+                <w:rFonts w:ascii="Times New Roman" w:hAnsi="Times New Roman" w:eastAsia="Times New Roman"/>
+                <w:color w:val="000000"/>
+                <w:sz w:val="21"/>
+              </w:rPr>
+              <w:t>tree</w:t>
             </w:r>
           </w:p>
         </w:tc>
         <w:tc>
           <w:tcPr>
-            <w:tcW w:type="dxa" w:w="1417"/>
+            <w:tcW w:type="dxa" w:w="5386"/>
           </w:tcPr>
           <w:p>
             <w:pPr>
@@ -5007,7 +6359,7 @@
                 <w:color w:val="000000"/>
                 <w:sz w:val="21"/>
               </w:rPr>
-              <w:t>38.646</w:t>
+              <w:t>1249</w:t>
             </w:r>
           </w:p>
         </w:tc>
@@ -5015,7 +6367,7 @@
       <w:tr>
         <w:tc>
           <w:tcPr>
-            <w:tcW w:type="dxa" w:w="2154"/>
+            <w:tcW w:type="dxa" w:w="3402"/>
           </w:tcPr>
           <w:p>
             <w:pPr>
@@ -5028,13 +6380,13 @@
                 <w:color w:val="000000"/>
                 <w:sz w:val="21"/>
               </w:rPr>
-              <w:t>Từ vựng mở rộng (10 lớp)</w:t>
+              <w:t>visual</w:t>
             </w:r>
           </w:p>
         </w:tc>
         <w:tc>
           <w:tcPr>
-            <w:tcW w:type="dxa" w:w="3515"/>
+            <w:tcW w:type="dxa" w:w="5386"/>
           </w:tcPr>
           <w:p>
             <w:pPr>
@@ -5047,13 +6399,34 @@
                 <w:color w:val="000000"/>
                 <w:sz w:val="21"/>
               </w:rPr>
-              <w:t>bed (2.014), bird (2.064), cat (2.031), dog (2.128), happy (2.054), house (2.113), marvin (2.100), sheila (2.022), tree (1.759), wow (2.123)</w:t>
+              <w:t>515</w:t>
+            </w:r>
+          </w:p>
+        </w:tc>
+      </w:tr>
+      <w:tr>
+        <w:tc>
+          <w:tcPr>
+            <w:tcW w:type="dxa" w:w="3402"/>
+          </w:tcPr>
+          <w:p>
+            <w:pPr>
+              <w:spacing w:after="60" w:line="276" w:lineRule="auto"/>
+              <w:jc w:val="center"/>
+            </w:pPr>
+            <w:r>
+              <w:rPr>
+                <w:rFonts w:ascii="Times New Roman" w:hAnsi="Times New Roman" w:eastAsia="Times New Roman"/>
+                <w:color w:val="000000"/>
+                <w:sz w:val="21"/>
+              </w:rPr>
+              <w:t>learn</w:t>
             </w:r>
           </w:p>
         </w:tc>
         <w:tc>
           <w:tcPr>
-            <w:tcW w:type="dxa" w:w="1417"/>
+            <w:tcW w:type="dxa" w:w="5386"/>
           </w:tcPr>
           <w:p>
             <w:pPr>
@@ -5066,13 +6439,34 @@
                 <w:color w:val="000000"/>
                 <w:sz w:val="21"/>
               </w:rPr>
-              <w:t>1.759 – 2.128</w:t>
+              <w:t>506</w:t>
+            </w:r>
+          </w:p>
+        </w:tc>
+      </w:tr>
+      <w:tr>
+        <w:tc>
+          <w:tcPr>
+            <w:tcW w:type="dxa" w:w="3402"/>
+          </w:tcPr>
+          <w:p>
+            <w:pPr>
+              <w:spacing w:after="60" w:line="276" w:lineRule="auto"/>
+              <w:jc w:val="center"/>
+            </w:pPr>
+            <w:r>
+              <w:rPr>
+                <w:rFonts w:ascii="Times New Roman" w:hAnsi="Times New Roman" w:eastAsia="Times New Roman"/>
+                <w:color w:val="000000"/>
+                <w:sz w:val="21"/>
+              </w:rPr>
+              <w:t>follow</w:t>
             </w:r>
           </w:p>
         </w:tc>
         <w:tc>
           <w:tcPr>
-            <w:tcW w:type="dxa" w:w="1417"/>
+            <w:tcW w:type="dxa" w:w="5386"/>
           </w:tcPr>
           <w:p>
             <w:pPr>
@@ -5085,7 +6479,7 @@
                 <w:color w:val="000000"/>
                 <w:sz w:val="21"/>
               </w:rPr>
-              <w:t>20.407</w:t>
+              <w:t>471</w:t>
             </w:r>
           </w:p>
         </w:tc>
@@ -5093,7 +6487,7 @@
       <w:tr>
         <w:tc>
           <w:tcPr>
-            <w:tcW w:type="dxa" w:w="2154"/>
+            <w:tcW w:type="dxa" w:w="3402"/>
           </w:tcPr>
           <w:p>
             <w:pPr>
@@ -5106,13 +6500,13 @@
                 <w:color w:val="000000"/>
                 <w:sz w:val="21"/>
               </w:rPr>
-              <w:t>Lệnh phụ trợ / Unknown (5 lớp)</w:t>
+              <w:t>forward</w:t>
             </w:r>
           </w:p>
         </w:tc>
         <w:tc>
           <w:tcPr>
-            <w:tcW w:type="dxa" w:w="3515"/>
+            <w:tcW w:type="dxa" w:w="5386"/>
           </w:tcPr>
           <w:p>
             <w:pPr>
@@ -5125,13 +6519,34 @@
                 <w:color w:val="000000"/>
                 <w:sz w:val="21"/>
               </w:rPr>
-              <w:t>backward (1.664), visual (1.592), follow (1.579), learn (1.575), forward (1.557)</w:t>
+              <w:t>468</w:t>
+            </w:r>
+          </w:p>
+        </w:tc>
+      </w:tr>
+      <w:tr>
+        <w:tc>
+          <w:tcPr>
+            <w:tcW w:type="dxa" w:w="3402"/>
+          </w:tcPr>
+          <w:p>
+            <w:pPr>
+              <w:spacing w:after="60" w:line="276" w:lineRule="auto"/>
+              <w:jc w:val="center"/>
+            </w:pPr>
+            <w:r>
+              <w:rPr>
+                <w:rFonts w:ascii="Times New Roman" w:hAnsi="Times New Roman" w:eastAsia="Times New Roman"/>
+                <w:color w:val="000000"/>
+                <w:sz w:val="21"/>
+              </w:rPr>
+              <w:t>backward</w:t>
             </w:r>
           </w:p>
         </w:tc>
         <w:tc>
           <w:tcPr>
-            <w:tcW w:type="dxa" w:w="1417"/>
+            <w:tcW w:type="dxa" w:w="5386"/>
           </w:tcPr>
           <w:p>
             <w:pPr>
@@ -5144,104 +6559,7 @@
                 <w:color w:val="000000"/>
                 <w:sz w:val="21"/>
               </w:rPr>
-              <w:t>1.557 – 1.664</w:t>
-            </w:r>
-          </w:p>
-        </w:tc>
-        <w:tc>
-          <w:tcPr>
-            <w:tcW w:type="dxa" w:w="1417"/>
-          </w:tcPr>
-          <w:p>
-            <w:pPr>
-              <w:spacing w:after="60" w:line="276" w:lineRule="auto"/>
-              <w:jc w:val="left"/>
-            </w:pPr>
-            <w:r>
-              <w:rPr>
-                <w:rFonts w:ascii="Times New Roman" w:hAnsi="Times New Roman" w:eastAsia="Times New Roman"/>
-                <w:color w:val="000000"/>
-                <w:sz w:val="21"/>
-              </w:rPr>
-              <w:t>7.967</w:t>
-            </w:r>
-          </w:p>
-        </w:tc>
-      </w:tr>
-      <w:tr>
-        <w:tc>
-          <w:tcPr>
-            <w:tcW w:type="dxa" w:w="2154"/>
-          </w:tcPr>
-          <w:p>
-            <w:pPr>
-              <w:spacing w:after="60" w:line="276" w:lineRule="auto"/>
-              <w:jc w:val="center"/>
-            </w:pPr>
-            <w:r>
-              <w:rPr>
-                <w:rFonts w:ascii="Times New Roman" w:hAnsi="Times New Roman" w:eastAsia="Times New Roman"/>
-                <w:color w:val="000000"/>
-                <w:sz w:val="21"/>
-              </w:rPr>
-              <w:t>Toàn bộ 35 từ khóa tiếng nói</w:t>
-            </w:r>
-          </w:p>
-        </w:tc>
-        <w:tc>
-          <w:tcPr>
-            <w:tcW w:type="dxa" w:w="3515"/>
-          </w:tcPr>
-          <w:p>
-            <w:pPr>
-              <w:spacing w:after="60" w:line="276" w:lineRule="auto"/>
-              <w:jc w:val="left"/>
-            </w:pPr>
-            <w:r>
-              <w:rPr>
-                <w:rFonts w:ascii="Times New Roman" w:hAnsi="Times New Roman" w:eastAsia="Times New Roman"/>
-                <w:color w:val="000000"/>
-                <w:sz w:val="21"/>
-              </w:rPr>
-              <w:t>Tổng cộng 35 classes</w:t>
-            </w:r>
-          </w:p>
-        </w:tc>
-        <w:tc>
-          <w:tcPr>
-            <w:tcW w:type="dxa" w:w="1417"/>
-          </w:tcPr>
-          <w:p>
-            <w:pPr>
-              <w:spacing w:after="60" w:line="276" w:lineRule="auto"/>
-              <w:jc w:val="left"/>
-            </w:pPr>
-            <w:r>
-              <w:rPr>
-                <w:rFonts w:ascii="Times New Roman" w:hAnsi="Times New Roman" w:eastAsia="Times New Roman"/>
-                <w:color w:val="000000"/>
-                <w:sz w:val="21"/>
-              </w:rPr>
-              <w:t>1.557 – 4.052</w:t>
-            </w:r>
-          </w:p>
-        </w:tc>
-        <w:tc>
-          <w:tcPr>
-            <w:tcW w:type="dxa" w:w="1417"/>
-          </w:tcPr>
-          <w:p>
-            <w:pPr>
-              <w:spacing w:after="60" w:line="276" w:lineRule="auto"/>
-              <w:jc w:val="left"/>
-            </w:pPr>
-            <w:r>
-              <w:rPr>
-                <w:rFonts w:ascii="Times New Roman" w:hAnsi="Times New Roman" w:eastAsia="Times New Roman"/>
-                <w:color w:val="000000"/>
-                <w:sz w:val="21"/>
-              </w:rPr>
-              <w:t>105.829</w:t>
+              <w:t>464</w:t>
             </w:r>
           </w:p>
         </w:tc>
@@ -5266,7 +6584,55 @@
           <w:color w:val="000000"/>
           <w:sz w:val="26"/>
         </w:rPr>
-        <w:t>Phân tích người nói (Speaker per keyword): Để đảm bảo tính tổng quát hóa trong Few-shot Learning, mỗi từ khóa cần có sự đóng góp của nhiều người nói khác nhau. Kết quả phân tích speaker per keyword với ngưỡng speaker_limit = 1000 cho thấy:</w:t>
+        <w:t>Paper sử dụng ngưỡng:</w:t>
+      </w:r>
+    </w:p>
+    <w:p>
+      <w:pPr>
+        <w:spacing w:before="80" w:after="120"/>
+        <w:jc w:val="center"/>
+      </w:pPr>
+      <w:r>
+        <w:rPr>
+          <w:rFonts w:ascii="Cambria Math" w:hAnsi="Cambria Math" w:eastAsia="Cambria Math"/>
+          <w:color w:val="000000"/>
+          <w:sz w:val="24"/>
+        </w:rPr>
+        <w:t>speaker\_limit = 1000</w:t>
+      </w:r>
+    </w:p>
+    <w:p>
+      <w:pPr>
+        <w:spacing w:line="360" w:lineRule="auto" w:after="120"/>
+        <w:ind w:firstLine="0"/>
+        <w:jc w:val="both"/>
+      </w:pPr>
+      <w:r>
+        <w:rPr>
+          <w:rFonts w:ascii="Times New Roman" w:hAnsi="Times New Roman" w:eastAsia="Times New Roman"/>
+          <w:b w:val="0"/>
+          <w:i w:val="0"/>
+          <w:color w:val="000000"/>
+          <w:sz w:val="26"/>
+        </w:rPr>
+        <w:t>để phân keyword thành hai nhóm. Các keyword có ít nhất 1000 speaker được đưa vào nhóm core, ngược lại được đưa vào nhóm unknown. Cơ chế này được cài đặt trực tiếp trong source của repository.</w:t>
+      </w:r>
+    </w:p>
+    <w:p>
+      <w:pPr>
+        <w:spacing w:line="360" w:lineRule="auto" w:after="120"/>
+        <w:ind w:firstLine="0"/>
+        <w:jc w:val="both"/>
+      </w:pPr>
+      <w:r>
+        <w:rPr>
+          <w:rFonts w:ascii="Times New Roman" w:hAnsi="Times New Roman" w:eastAsia="Times New Roman"/>
+          <w:b w:val="0"/>
+          <w:i w:val="0"/>
+          <w:color w:val="000000"/>
+          <w:sz w:val="26"/>
+        </w:rPr>
+        <w:t>Kết quả audit thực tế cho thấy:</w:t>
       </w:r>
     </w:p>
     <w:p>
@@ -5287,19 +6653,10 @@
       <w:r>
         <w:rPr>
           <w:rFonts w:ascii="Times New Roman" w:hAnsi="Times New Roman" w:eastAsia="Times New Roman"/>
-          <w:b/>
-          <w:color w:val="000000"/>
-          <w:sz w:val="26"/>
-        </w:rPr>
-        <w:t xml:space="preserve">Nhóm từ khóa chính (Core words): </w:t>
-      </w:r>
-      <w:r>
-        <w:rPr>
-          <w:rFonts w:ascii="Times New Roman" w:hAnsi="Times New Roman" w:eastAsia="Times New Roman"/>
-          <w:color w:val="000000"/>
-          <w:sz w:val="26"/>
-        </w:rPr>
-        <w:t>Gồm 30 từ khóa có từ 1.000 người nói trở lên (ví dụ: five, zero, yes, no, go, stop,...). Nhóm này đủ điều kiện để tạo các tập train, validation và test theo đúng quy chuẩn Few-shot.</w:t>
+          <w:color w:val="000000"/>
+          <w:sz w:val="26"/>
+        </w:rPr>
+        <w:t>Core words: 30 từ khóa (đạt từ 1.000 speaker trở lên).</w:t>
       </w:r>
     </w:p>
     <w:p>
@@ -5320,19 +6677,10 @@
       <w:r>
         <w:rPr>
           <w:rFonts w:ascii="Times New Roman" w:hAnsi="Times New Roman" w:eastAsia="Times New Roman"/>
-          <w:b/>
-          <w:color w:val="000000"/>
-          <w:sz w:val="26"/>
-        </w:rPr>
-        <w:t xml:space="preserve">Nhóm từ khóa phụ (Unknown words): </w:t>
-      </w:r>
-      <w:r>
-        <w:rPr>
-          <w:rFonts w:ascii="Times New Roman" w:hAnsi="Times New Roman" w:eastAsia="Times New Roman"/>
-          <w:color w:val="000000"/>
-          <w:sz w:val="26"/>
-        </w:rPr>
-        <w:t>Gồm 5 từ khóa có dưới 1.000 người nói gồm: backward (515 speakers), visual (485 speakers), follow (484 speakers), learn (483 speakers), forward (464 speakers).</w:t>
+          <w:color w:val="000000"/>
+          <w:sz w:val="26"/>
+        </w:rPr>
+        <w:t>Unknown words: 5 từ khóa (dưới 1.000 speaker).</w:t>
       </w:r>
     </w:p>
     <w:p>
@@ -5345,11 +6693,11 @@
         <w:rPr>
           <w:rFonts w:ascii="Times New Roman" w:hAnsi="Times New Roman" w:eastAsia="Times New Roman"/>
           <w:b w:val="0"/>
-          <w:i/>
-          <w:color w:val="000000"/>
-          <w:sz w:val="26"/>
-        </w:rPr>
-        <w:t>Phát hiện thực nghiệm quan trọng: Trong mã nguồn của paper gốc có định nghĩa tham số core_split = (24, 5, 5) (kỳ vọng 34 core words). Tuy nhiên, kết quả audit thực tế trên toàn bộ Google Speech Commands v0.02 chứng minh chỉ có chính xác 30 từ khóa đạt ngưỡng 1.000 speakers. Điều này khẳng định tầm quan trọng của việc kiểm tra dữ liệu thực nghiệm thay vì suy đoán lý thuyết.</w:t>
+          <w:i w:val="0"/>
+          <w:color w:val="000000"/>
+          <w:sz w:val="26"/>
+        </w:rPr>
+        <w:t>5 unknown words gồm: visual, learn, follow, forward, backward.</w:t>
       </w:r>
     </w:p>
     <w:p>
@@ -5365,7 +6713,7 @@
           <w:color w:val="000000"/>
           <w:sz w:val="26"/>
         </w:rPr>
-        <w:t>2.2.2. Nhãn và cấu trúc thư mục</w:t>
+        <w:t>2.2.3. Tổ chức Few-shot của Google Speech Commands</w:t>
       </w:r>
     </w:p>
     <w:p>
@@ -5382,74 +6730,55 @@
           <w:color w:val="000000"/>
           <w:sz w:val="26"/>
         </w:rPr>
-        <w:t>Dữ liệu Google Speech Commands v0.02 được tổ chức theo cấu trúc phân cấp thư mục chuẩn:</w:t>
-      </w:r>
-    </w:p>
-    <w:p>
-      <w:pPr>
-        <w:spacing w:line="360" w:lineRule="auto" w:after="80"/>
-        <w:ind w:left="340" w:hanging="340"/>
-        <w:jc w:val="both"/>
-      </w:pPr>
-      <w:r>
-        <w:rPr>
-          <w:rFonts w:ascii="Times New Roman" w:hAnsi="Times New Roman" w:eastAsia="Times New Roman"/>
-          <w:b/>
-          <w:color w:val="000000"/>
-          <w:sz w:val="26"/>
-        </w:rPr>
-        <w:t xml:space="preserve">-- </w:t>
-      </w:r>
-      <w:r>
-        <w:rPr>
-          <w:rFonts w:ascii="Times New Roman" w:hAnsi="Times New Roman" w:eastAsia="Times New Roman"/>
-          <w:b/>
-          <w:color w:val="000000"/>
-          <w:sz w:val="26"/>
-        </w:rPr>
-        <w:t xml:space="preserve">Thư mục nhãn (Keyword Folders): </w:t>
-      </w:r>
-      <w:r>
-        <w:rPr>
-          <w:rFonts w:ascii="Times New Roman" w:hAnsi="Times New Roman" w:eastAsia="Times New Roman"/>
-          <w:color w:val="000000"/>
-          <w:sz w:val="26"/>
-        </w:rPr>
-        <w:t>Mỗi từ khóa được lưu trong một thư mục riêng mang tên của nhãn đó (ví dụ: speech_commands/yes/, speech_commands/stop/,...).</w:t>
-      </w:r>
-    </w:p>
-    <w:p>
-      <w:pPr>
-        <w:spacing w:line="360" w:lineRule="auto" w:after="80"/>
-        <w:ind w:left="340" w:hanging="340"/>
-        <w:jc w:val="both"/>
-      </w:pPr>
-      <w:r>
-        <w:rPr>
-          <w:rFonts w:ascii="Times New Roman" w:hAnsi="Times New Roman" w:eastAsia="Times New Roman"/>
-          <w:b/>
-          <w:color w:val="000000"/>
-          <w:sz w:val="26"/>
-        </w:rPr>
-        <w:t xml:space="preserve">-- </w:t>
-      </w:r>
-      <w:r>
-        <w:rPr>
-          <w:rFonts w:ascii="Times New Roman" w:hAnsi="Times New Roman" w:eastAsia="Times New Roman"/>
-          <w:b/>
-          <w:color w:val="000000"/>
-          <w:sz w:val="26"/>
-        </w:rPr>
-        <w:t xml:space="preserve">Thư mục _background_noise_: </w:t>
-      </w:r>
-      <w:r>
-        <w:rPr>
-          <w:rFonts w:ascii="Times New Roman" w:hAnsi="Times New Roman" w:eastAsia="Times New Roman"/>
-          <w:color w:val="000000"/>
-          <w:sz w:val="26"/>
-        </w:rPr>
-        <w:t>Thư mục đặc biệt chứa 6 file âm thanh nhiễu môi trường, không chứa tiếng nói của con người.</w:t>
-      </w:r>
+        <w:t>Sau khi chuẩn bị dữ liệu, Google Speech Commands được tổ chức theo thiết lập Few-shot Learning. Dữ liệu được chia thành các lớp:</w:t>
+      </w:r>
+    </w:p>
+    <w:tbl>
+      <w:tblPr>
+        <w:tblW w:type="auto" w:w="0"/>
+        <w:jc w:val="center"/>
+        <w:tblLayout w:type="fixed"/>
+        <w:tblLook w:firstColumn="1" w:firstRow="1" w:lastColumn="0" w:lastRow="0" w:noHBand="0" w:noVBand="1" w:val="04A0"/>
+      </w:tblPr>
+      <w:tblGrid>
+        <w:gridCol w:w="9405"/>
+      </w:tblGrid>
+      <w:tr>
+        <w:tc>
+          <w:tcPr>
+            <w:tcW w:type="dxa" w:w="8787"/>
+            <w:shd w:fill="F8FAFC"/>
+            <w:tcBorders>
+              <w:top w:val="single" w:sz="4" w:space="0" w:color="E2E8F0"/>
+              <w:left w:val="single" w:sz="18" w:space="0" w:color="2563EB"/>
+              <w:bottom w:val="single" w:sz="4" w:space="0" w:color="E2E8F0"/>
+              <w:right w:val="single" w:sz="4" w:space="0" w:color="E2E8F0"/>
+            </w:tcBorders>
+          </w:tcPr>
+          <w:p>
+            <w:pPr>
+              <w:spacing w:before="80" w:after="80" w:line="276" w:lineRule="auto"/>
+            </w:pPr>
+            <w:r>
+              <w:rPr>
+                <w:rFonts w:ascii="Consolas" w:hAnsi="Consolas"/>
+                <w:color w:val="1E293B"/>
+                <w:sz w:val="19"/>
+              </w:rPr>
+              <w:t>Train classes</w:t>
+              <w:br/>
+              <w:t>Validation classes</w:t>
+              <w:br/>
+              <w:t>Test classes</w:t>
+            </w:r>
+          </w:p>
+        </w:tc>
+      </w:tr>
+    </w:tbl>
+    <w:p>
+      <w:pPr>
+        <w:spacing w:after="80"/>
+      </w:pPr>
     </w:p>
     <w:p>
       <w:pPr>
@@ -5465,22 +6794,55 @@
           <w:color w:val="000000"/>
           <w:sz w:val="26"/>
         </w:rPr>
-        <w:t>Cấu trúc định danh file âm thanh: Mỗi file âm thanh được đặt tên theo quy tắc chuẩn hóa của tác giả tập dữ liệu:</w:t>
-      </w:r>
-    </w:p>
-    <w:p>
-      <w:pPr>
-        <w:spacing w:before="80" w:after="120"/>
+        <w:t>và sau đó được lấy mẫu thành các episode gồm:</w:t>
+      </w:r>
+    </w:p>
+    <w:tbl>
+      <w:tblPr>
+        <w:tblW w:type="auto" w:w="0"/>
         <w:jc w:val="center"/>
-      </w:pPr>
-      <w:r>
-        <w:rPr>
-          <w:rFonts w:ascii="Cambria Math" w:hAnsi="Cambria Math" w:eastAsia="Cambria Math"/>
-          <w:color w:val="000000"/>
-          <w:sz w:val="24"/>
-        </w:rPr>
-        <w:t>\text{[speaker\_id]}\_\text{nohash}\_\text{[utterance\_index].wav}</w:t>
-      </w:r>
+        <w:tblLayout w:type="fixed"/>
+        <w:tblLook w:firstColumn="1" w:firstRow="1" w:lastColumn="0" w:lastRow="0" w:noHBand="0" w:noVBand="1" w:val="04A0"/>
+      </w:tblPr>
+      <w:tblGrid>
+        <w:gridCol w:w="9405"/>
+      </w:tblGrid>
+      <w:tr>
+        <w:tc>
+          <w:tcPr>
+            <w:tcW w:type="dxa" w:w="8787"/>
+            <w:shd w:fill="F8FAFC"/>
+            <w:tcBorders>
+              <w:top w:val="single" w:sz="4" w:space="0" w:color="E2E8F0"/>
+              <w:left w:val="single" w:sz="18" w:space="0" w:color="2563EB"/>
+              <w:bottom w:val="single" w:sz="4" w:space="0" w:color="E2E8F0"/>
+              <w:right w:val="single" w:sz="4" w:space="0" w:color="E2E8F0"/>
+            </w:tcBorders>
+          </w:tcPr>
+          <w:p>
+            <w:pPr>
+              <w:spacing w:before="80" w:after="80" w:line="276" w:lineRule="auto"/>
+            </w:pPr>
+            <w:r>
+              <w:rPr>
+                <w:rFonts w:ascii="Consolas" w:hAnsi="Consolas"/>
+                <w:color w:val="1E293B"/>
+                <w:sz w:val="19"/>
+              </w:rPr>
+              <w:t>Support Set</w:t>
+              <w:br/>
+              <w:t>+</w:t>
+              <w:br/>
+              <w:t>Query Set</w:t>
+            </w:r>
+          </w:p>
+        </w:tc>
+      </w:tr>
+    </w:tbl>
+    <w:p>
+      <w:pPr>
+        <w:spacing w:after="80"/>
+      </w:pPr>
     </w:p>
     <w:p>
       <w:pPr>
@@ -5496,7 +6858,175 @@
           <w:color w:val="000000"/>
           <w:sz w:val="26"/>
         </w:rPr>
-        <w:t>Ví dụ: file bed/220ee1ef_nohash_0.wav có speaker_id là "220ee1ef" và số thứ tự phát âm là 0. Việc băm định danh người nói vào tên file có ý nghĩa sống còn trong đồ án: nó cho phép nhóm gom toàn bộ các phát âm của cùng một người nói lại với nhau (Grouping by speaker), từ đó phân tách rạch ròi giữa các tập Support/Query cũng như giữa các tập Train/Validation/Test, loại trừ hoàn toàn nguy cơ rò rỉ dữ liệu người nói (speaker leakage).</w:t>
+        <w:t>Mỗi episode được mô tả dưới dạng:</w:t>
+      </w:r>
+    </w:p>
+    <w:p>
+      <w:pPr>
+        <w:spacing w:before="80" w:after="120"/>
+        <w:jc w:val="center"/>
+      </w:pPr>
+      <w:r>
+        <w:rPr>
+          <w:rFonts w:ascii="Cambria Math" w:hAnsi="Cambria Math" w:eastAsia="Cambria Math"/>
+          <w:color w:val="000000"/>
+          <w:sz w:val="24"/>
+        </w:rPr>
+        <w:t>N\text{-way }K\text{-shot}</w:t>
+      </w:r>
+    </w:p>
+    <w:p>
+      <w:pPr>
+        <w:spacing w:line="360" w:lineRule="auto" w:after="120"/>
+        <w:ind w:firstLine="0"/>
+        <w:jc w:val="both"/>
+      </w:pPr>
+      <w:r>
+        <w:rPr>
+          <w:rFonts w:ascii="Times New Roman" w:hAnsi="Times New Roman" w:eastAsia="Times New Roman"/>
+          <w:b w:val="0"/>
+          <w:i w:val="0"/>
+          <w:color w:val="000000"/>
+          <w:sz w:val="26"/>
+        </w:rPr>
+        <w:t>Trong đó: N là số lớp trong episode; K là số Support Sample của mỗi lớp.</w:t>
+      </w:r>
+    </w:p>
+    <w:p>
+      <w:pPr>
+        <w:spacing w:line="360" w:lineRule="auto" w:after="120"/>
+        <w:ind w:firstLine="0"/>
+        <w:jc w:val="both"/>
+      </w:pPr>
+      <w:r>
+        <w:rPr>
+          <w:rFonts w:ascii="Times New Roman" w:hAnsi="Times New Roman" w:eastAsia="Times New Roman"/>
+          <w:b w:val="0"/>
+          <w:i w:val="0"/>
+          <w:color w:val="000000"/>
+          <w:sz w:val="26"/>
+        </w:rPr>
+        <w:t>Một điểm cần lưu ý là repository khai báo:</w:t>
+      </w:r>
+    </w:p>
+    <w:tbl>
+      <w:tblPr>
+        <w:tblW w:type="auto" w:w="0"/>
+        <w:jc w:val="center"/>
+        <w:tblLayout w:type="fixed"/>
+        <w:tblLook w:firstColumn="1" w:firstRow="1" w:lastColumn="0" w:lastRow="0" w:noHBand="0" w:noVBand="1" w:val="04A0"/>
+      </w:tblPr>
+      <w:tblGrid>
+        <w:gridCol w:w="9405"/>
+      </w:tblGrid>
+      <w:tr>
+        <w:tc>
+          <w:tcPr>
+            <w:tcW w:type="dxa" w:w="8787"/>
+            <w:shd w:fill="F8FAFC"/>
+            <w:tcBorders>
+              <w:top w:val="single" w:sz="4" w:space="0" w:color="E2E8F0"/>
+              <w:left w:val="single" w:sz="18" w:space="0" w:color="2563EB"/>
+              <w:bottom w:val="single" w:sz="4" w:space="0" w:color="E2E8F0"/>
+              <w:right w:val="single" w:sz="4" w:space="0" w:color="E2E8F0"/>
+            </w:tcBorders>
+          </w:tcPr>
+          <w:p>
+            <w:pPr>
+              <w:spacing w:before="80" w:after="80" w:line="276" w:lineRule="auto"/>
+            </w:pPr>
+            <w:r>
+              <w:rPr>
+                <w:rFonts w:ascii="Consolas" w:hAnsi="Consolas"/>
+                <w:color w:val="1E293B"/>
+                <w:sz w:val="19"/>
+              </w:rPr>
+              <w:t>core_split = (24, 5, 5)</w:t>
+            </w:r>
+          </w:p>
+        </w:tc>
+      </w:tr>
+    </w:tbl>
+    <w:p>
+      <w:pPr>
+        <w:spacing w:after="80"/>
+      </w:pPr>
+    </w:p>
+    <w:p>
+      <w:pPr>
+        <w:spacing w:line="360" w:lineRule="auto" w:after="120"/>
+        <w:ind w:firstLine="0"/>
+        <w:jc w:val="both"/>
+      </w:pPr>
+      <w:r>
+        <w:rPr>
+          <w:rFonts w:ascii="Times New Roman" w:hAnsi="Times New Roman" w:eastAsia="Times New Roman"/>
+          <w:b w:val="0"/>
+          <w:i w:val="0"/>
+          <w:color w:val="000000"/>
+          <w:sz w:val="26"/>
+        </w:rPr>
+        <w:t>nhưng hàm tạo split thực tế lấy số lớp validation và test để suy ra train set:</w:t>
+      </w:r>
+    </w:p>
+    <w:tbl>
+      <w:tblPr>
+        <w:tblW w:type="auto" w:w="0"/>
+        <w:jc w:val="center"/>
+        <w:tblLayout w:type="fixed"/>
+        <w:tblLook w:firstColumn="1" w:firstRow="1" w:lastColumn="0" w:lastRow="0" w:noHBand="0" w:noVBand="1" w:val="04A0"/>
+      </w:tblPr>
+      <w:tblGrid>
+        <w:gridCol w:w="9405"/>
+      </w:tblGrid>
+      <w:tr>
+        <w:tc>
+          <w:tcPr>
+            <w:tcW w:type="dxa" w:w="8787"/>
+            <w:shd w:fill="F8FAFC"/>
+            <w:tcBorders>
+              <w:top w:val="single" w:sz="4" w:space="0" w:color="E2E8F0"/>
+              <w:left w:val="single" w:sz="18" w:space="0" w:color="2563EB"/>
+              <w:bottom w:val="single" w:sz="4" w:space="0" w:color="E2E8F0"/>
+              <w:right w:val="single" w:sz="4" w:space="0" w:color="E2E8F0"/>
+            </w:tcBorders>
+          </w:tcPr>
+          <w:p>
+            <w:pPr>
+              <w:spacing w:before="80" w:after="80" w:line="276" w:lineRule="auto"/>
+            </w:pPr>
+            <w:r>
+              <w:rPr>
+                <w:rFonts w:ascii="Consolas" w:hAnsi="Consolas"/>
+                <w:color w:val="1E293B"/>
+                <w:sz w:val="19"/>
+              </w:rPr>
+              <w:t>train = classes[:-(vl+te)]</w:t>
+            </w:r>
+          </w:p>
+        </w:tc>
+      </w:tr>
+    </w:tbl>
+    <w:p>
+      <w:pPr>
+        <w:spacing w:after="80"/>
+      </w:pPr>
+    </w:p>
+    <w:p>
+      <w:pPr>
+        <w:spacing w:line="360" w:lineRule="auto" w:after="120"/>
+        <w:ind w:firstLine="0"/>
+        <w:jc w:val="both"/>
+      </w:pPr>
+      <w:r>
+        <w:rPr>
+          <w:rFonts w:ascii="Times New Roman" w:hAnsi="Times New Roman" w:eastAsia="Times New Roman"/>
+          <w:b w:val="0"/>
+          <w:i w:val="0"/>
+          <w:color w:val="000000"/>
+          <w:sz w:val="26"/>
+        </w:rPr>
+        <w:t>Audit thực tế hiện tại cho thấy chỉ có 30 core classes. Vì vậy, split thực tế cần tiếp tục được xác nhận sau khi chạy hoàn chỉnh pipeline của paper trước khi đưa số lượng train/validation/test class cuối cùng vào phần kết quả thực nghiệm.</w:t>
       </w:r>
     </w:p>
     <w:p>
@@ -5552,7 +7082,7 @@
           <w:color w:val="000000"/>
           <w:sz w:val="22"/>
         </w:rPr>
-        <w:t>Hình 2.2. Cấu trúc thư mục dữ liệu, file âm thanh và episode Few-shot</w:t>
+        <w:t>Hình 2.2. Cấu trúc thư mục dữ liệu, file âm thanh và episode Few-shot của Google Speech Commands</w:t>
       </w:r>
     </w:p>
     <w:p>
@@ -5568,7 +7098,7 @@
           <w:color w:val="000000"/>
           <w:sz w:val="26"/>
         </w:rPr>
-        <w:t>2.2.3. Định dạng file, thời lượng và tần số lấy mẫu</w:t>
+        <w:t>2.2.4. AudioMNIST</w:t>
       </w:r>
     </w:p>
     <w:p>
@@ -5585,7 +7115,24 @@
           <w:color w:val="000000"/>
           <w:sz w:val="26"/>
         </w:rPr>
-        <w:t>Quá trình audit kỹ thuật trên toàn bộ 105.835 file âm thanh bằng thư viện phân tích âm thanh chuyên dụng ghi nhận các thông số kỹ thuật 100% đồng nhất:</w:t>
+        <w:t>AudioMNIST được sử dụng như dataset bổ sung dạng single-word speech.</w:t>
+      </w:r>
+    </w:p>
+    <w:p>
+      <w:pPr>
+        <w:spacing w:line="360" w:lineRule="auto" w:after="120"/>
+        <w:ind w:firstLine="0"/>
+        <w:jc w:val="both"/>
+      </w:pPr>
+      <w:r>
+        <w:rPr>
+          <w:rFonts w:ascii="Times New Roman" w:hAnsi="Times New Roman" w:eastAsia="Times New Roman"/>
+          <w:b w:val="0"/>
+          <w:i w:val="0"/>
+          <w:color w:val="000000"/>
+          <w:sz w:val="26"/>
+        </w:rPr>
+        <w:t>Dữ liệu có cấu trúc:</w:t>
       </w:r>
     </w:p>
     <w:tbl>
@@ -5596,32 +7143,269 @@
         <w:tblLook w:firstColumn="1" w:firstRow="1" w:lastColumn="0" w:lastRow="0" w:noHBand="0" w:noVBand="1" w:val="04A0"/>
       </w:tblPr>
       <w:tblGrid>
-        <w:gridCol w:w="3135"/>
-        <w:gridCol w:w="3135"/>
-        <w:gridCol w:w="3135"/>
+        <w:gridCol w:w="9405"/>
       </w:tblGrid>
       <w:tr>
         <w:tc>
           <w:tcPr>
-            <w:tcW w:type="dxa" w:w="2835"/>
-            <w:shd w:fill="E2E8F0"/>
+            <w:tcW w:type="dxa" w:w="8787"/>
+            <w:shd w:fill="F8FAFC"/>
+            <w:tcBorders>
+              <w:top w:val="single" w:sz="4" w:space="0" w:color="E2E8F0"/>
+              <w:left w:val="single" w:sz="18" w:space="0" w:color="2563EB"/>
+              <w:bottom w:val="single" w:sz="4" w:space="0" w:color="E2E8F0"/>
+              <w:right w:val="single" w:sz="4" w:space="0" w:color="E2E8F0"/>
+            </w:tcBorders>
           </w:tcPr>
           <w:p>
             <w:pPr>
-              <w:spacing w:after="60" w:line="276" w:lineRule="auto"/>
-              <w:jc w:val="center"/>
+              <w:spacing w:before="80" w:after="80" w:line="276" w:lineRule="auto"/>
             </w:pPr>
             <w:r>
               <w:rPr>
-                <w:rFonts w:ascii="Times New Roman" w:hAnsi="Times New Roman" w:eastAsia="Times New Roman"/>
-                <w:b/>
-                <w:color w:val="000000"/>
-                <w:sz w:val="22"/>
+                <w:rFonts w:ascii="Consolas" w:hAnsi="Consolas"/>
+                <w:color w:val="1E293B"/>
+                <w:sz w:val="19"/>
               </w:rPr>
-              <w:t>Đặc tính kỹ thuật</w:t>
+              <w:t>audio-mnist/</w:t>
+              <w:br/>
+              <w:t>└── data/</w:t>
+              <w:br/>
+              <w:t xml:space="preserve">    ├── 01/</w:t>
+              <w:br/>
+              <w:t xml:space="preserve">    │   ├── 0_01_0.wav</w:t>
+              <w:br/>
+              <w:t xml:space="preserve">    │   ├── 1_01_0.wav</w:t>
+              <w:br/>
+              <w:t xml:space="preserve">    │   └── ...</w:t>
+              <w:br/>
+              <w:t xml:space="preserve">    ├── 02/</w:t>
+              <w:br/>
+              <w:t xml:space="preserve">    └── ...</w:t>
             </w:r>
           </w:p>
         </w:tc>
+      </w:tr>
+    </w:tbl>
+    <w:p>
+      <w:pPr>
+        <w:spacing w:after="80"/>
+      </w:pPr>
+    </w:p>
+    <w:p>
+      <w:pPr>
+        <w:spacing w:line="360" w:lineRule="auto" w:after="120"/>
+        <w:ind w:firstLine="0"/>
+        <w:jc w:val="both"/>
+      </w:pPr>
+      <w:r>
+        <w:rPr>
+          <w:rFonts w:ascii="Times New Roman" w:hAnsi="Times New Roman" w:eastAsia="Times New Roman"/>
+          <w:b w:val="0"/>
+          <w:i w:val="0"/>
+          <w:color w:val="000000"/>
+          <w:sz w:val="26"/>
+        </w:rPr>
+        <w:t>Tên file có dạng: digit_speaker_recording.wav. Ví dụ, 0_01_0.wav có thể hiểu: digit = 0; speaker ID = 01; recording = 0.</w:t>
+      </w:r>
+    </w:p>
+    <w:p>
+      <w:pPr>
+        <w:spacing w:line="360" w:lineRule="auto" w:after="120"/>
+        <w:ind w:firstLine="0"/>
+        <w:jc w:val="both"/>
+      </w:pPr>
+      <w:r>
+        <w:rPr>
+          <w:rFonts w:ascii="Times New Roman" w:hAnsi="Times New Roman" w:eastAsia="Times New Roman"/>
+          <w:b/>
+          <w:i w:val="0"/>
+          <w:color w:val="000000"/>
+          <w:sz w:val="26"/>
+        </w:rPr>
+        <w:t>Số lượng dữ liệu:</w:t>
+      </w:r>
+    </w:p>
+    <w:p>
+      <w:pPr>
+        <w:spacing w:line="360" w:lineRule="auto" w:after="120"/>
+        <w:ind w:firstLine="0"/>
+        <w:jc w:val="both"/>
+      </w:pPr>
+      <w:r>
+        <w:rPr>
+          <w:rFonts w:ascii="Times New Roman" w:hAnsi="Times New Roman" w:eastAsia="Times New Roman"/>
+          <w:b w:val="0"/>
+          <w:i w:val="0"/>
+          <w:color w:val="000000"/>
+          <w:sz w:val="26"/>
+        </w:rPr>
+        <w:t>Audit cấu trúc toàn bộ AudioMNIST cho kết quả:</w:t>
+      </w:r>
+    </w:p>
+    <w:p>
+      <w:pPr>
+        <w:spacing w:line="360" w:lineRule="auto" w:after="80"/>
+        <w:ind w:left="340" w:hanging="340"/>
+        <w:jc w:val="both"/>
+      </w:pPr>
+      <w:r>
+        <w:rPr>
+          <w:rFonts w:ascii="Times New Roman" w:hAnsi="Times New Roman" w:eastAsia="Times New Roman"/>
+          <w:b/>
+          <w:color w:val="000000"/>
+          <w:sz w:val="26"/>
+        </w:rPr>
+        <w:t xml:space="preserve">-- </w:t>
+      </w:r>
+      <w:r>
+        <w:rPr>
+          <w:rFonts w:ascii="Times New Roman" w:hAnsi="Times New Roman" w:eastAsia="Times New Roman"/>
+          <w:color w:val="000000"/>
+          <w:sz w:val="26"/>
+        </w:rPr>
+        <w:t>Tổng số WAV: 30.000 file</w:t>
+      </w:r>
+    </w:p>
+    <w:p>
+      <w:pPr>
+        <w:spacing w:line="360" w:lineRule="auto" w:after="80"/>
+        <w:ind w:left="340" w:hanging="340"/>
+        <w:jc w:val="both"/>
+      </w:pPr>
+      <w:r>
+        <w:rPr>
+          <w:rFonts w:ascii="Times New Roman" w:hAnsi="Times New Roman" w:eastAsia="Times New Roman"/>
+          <w:b/>
+          <w:color w:val="000000"/>
+          <w:sz w:val="26"/>
+        </w:rPr>
+        <w:t xml:space="preserve">-- </w:t>
+      </w:r>
+      <w:r>
+        <w:rPr>
+          <w:rFonts w:ascii="Times New Roman" w:hAnsi="Times New Roman" w:eastAsia="Times New Roman"/>
+          <w:color w:val="000000"/>
+          <w:sz w:val="26"/>
+        </w:rPr>
+        <w:t>Số label: 10 chữ số</w:t>
+      </w:r>
+    </w:p>
+    <w:p>
+      <w:pPr>
+        <w:spacing w:line="360" w:lineRule="auto" w:after="80"/>
+        <w:ind w:left="340" w:hanging="340"/>
+        <w:jc w:val="both"/>
+      </w:pPr>
+      <w:r>
+        <w:rPr>
+          <w:rFonts w:ascii="Times New Roman" w:hAnsi="Times New Roman" w:eastAsia="Times New Roman"/>
+          <w:b/>
+          <w:color w:val="000000"/>
+          <w:sz w:val="26"/>
+        </w:rPr>
+        <w:t xml:space="preserve">-- </w:t>
+      </w:r>
+      <w:r>
+        <w:rPr>
+          <w:rFonts w:ascii="Times New Roman" w:hAnsi="Times New Roman" w:eastAsia="Times New Roman"/>
+          <w:color w:val="000000"/>
+          <w:sz w:val="26"/>
+        </w:rPr>
+        <w:t>Số speaker: 60 người nói</w:t>
+      </w:r>
+    </w:p>
+    <w:p>
+      <w:pPr>
+        <w:spacing w:line="360" w:lineRule="auto" w:after="120"/>
+        <w:ind w:firstLine="0"/>
+        <w:jc w:val="both"/>
+      </w:pPr>
+      <w:r>
+        <w:rPr>
+          <w:rFonts w:ascii="Times New Roman" w:hAnsi="Times New Roman" w:eastAsia="Times New Roman"/>
+          <w:b w:val="0"/>
+          <w:i w:val="0"/>
+          <w:color w:val="000000"/>
+          <w:sz w:val="26"/>
+        </w:rPr>
+        <w:t>Các label là các chữ số:</w:t>
+      </w:r>
+    </w:p>
+    <w:p>
+      <w:pPr>
+        <w:spacing w:before="80" w:after="120"/>
+        <w:jc w:val="center"/>
+      </w:pPr>
+      <w:r>
+        <w:rPr>
+          <w:rFonts w:ascii="Cambria Math" w:hAnsi="Cambria Math" w:eastAsia="Cambria Math"/>
+          <w:color w:val="000000"/>
+          <w:sz w:val="24"/>
+        </w:rPr>
+        <w:t>0, 1, 2, \ldots, 9</w:t>
+      </w:r>
+    </w:p>
+    <w:p>
+      <w:pPr>
+        <w:spacing w:line="360" w:lineRule="auto" w:after="120"/>
+        <w:ind w:firstLine="0"/>
+        <w:jc w:val="both"/>
+      </w:pPr>
+      <w:r>
+        <w:rPr>
+          <w:rFonts w:ascii="Times New Roman" w:hAnsi="Times New Roman" w:eastAsia="Times New Roman"/>
+          <w:b w:val="0"/>
+          <w:i w:val="0"/>
+          <w:color w:val="000000"/>
+          <w:sz w:val="26"/>
+        </w:rPr>
+        <w:t>Mỗi chữ số có đúng 3.000 mẫu:</w:t>
+      </w:r>
+    </w:p>
+    <w:p>
+      <w:pPr>
+        <w:spacing w:before="80" w:after="120"/>
+        <w:jc w:val="center"/>
+      </w:pPr>
+      <w:r>
+        <w:rPr>
+          <w:rFonts w:ascii="Cambria Math" w:hAnsi="Cambria Math" w:eastAsia="Cambria Math"/>
+          <w:color w:val="000000"/>
+          <w:sz w:val="24"/>
+        </w:rPr>
+        <w:t>3000</w:t>
+      </w:r>
+    </w:p>
+    <w:p>
+      <w:pPr>
+        <w:spacing w:line="360" w:lineRule="auto" w:after="120"/>
+        <w:ind w:firstLine="0"/>
+        <w:jc w:val="both"/>
+      </w:pPr>
+      <w:r>
+        <w:rPr>
+          <w:rFonts w:ascii="Times New Roman" w:hAnsi="Times New Roman" w:eastAsia="Times New Roman"/>
+          <w:b w:val="0"/>
+          <w:i w:val="0"/>
+          <w:color w:val="000000"/>
+          <w:sz w:val="26"/>
+        </w:rPr>
+        <w:t>Phân bố chi tiết theo từng chữ số:</w:t>
+      </w:r>
+    </w:p>
+    <w:tbl>
+      <w:tblPr>
+        <w:tblW w:type="auto" w:w="0"/>
+        <w:jc w:val="center"/>
+        <w:tblLayout w:type="fixed"/>
+        <w:tblLook w:firstColumn="1" w:firstRow="1" w:lastColumn="0" w:lastRow="0" w:noHBand="0" w:noVBand="1" w:val="04A0"/>
+      </w:tblPr>
+      <w:tblGrid>
+        <w:gridCol w:w="4702"/>
+        <w:gridCol w:w="4702"/>
+      </w:tblGrid>
+      <w:tr>
         <w:tc>
           <w:tcPr>
             <w:tcW w:type="dxa" w:w="3402"/>
@@ -5639,13 +7423,13 @@
                 <w:color w:val="000000"/>
                 <w:sz w:val="22"/>
               </w:rPr>
-              <w:t>Giá trị ghi nhận thực tế</w:t>
+              <w:t>Digit</w:t>
             </w:r>
           </w:p>
         </w:tc>
         <w:tc>
           <w:tcPr>
-            <w:tcW w:type="dxa" w:w="2268"/>
+            <w:tcW w:type="dxa" w:w="5386"/>
             <w:shd w:fill="E2E8F0"/>
           </w:tcPr>
           <w:p>
@@ -5660,7 +7444,7 @@
                 <w:color w:val="000000"/>
                 <w:sz w:val="22"/>
               </w:rPr>
-              <w:t>Tỷ lệ tuân thủ</w:t>
+              <w:t>Số mẫu</w:t>
             </w:r>
           </w:p>
         </w:tc>
@@ -5668,7 +7452,7 @@
       <w:tr>
         <w:tc>
           <w:tcPr>
-            <w:tcW w:type="dxa" w:w="2835"/>
+            <w:tcW w:type="dxa" w:w="3402"/>
           </w:tcPr>
           <w:p>
             <w:pPr>
@@ -5681,13 +7465,13 @@
                 <w:color w:val="000000"/>
                 <w:sz w:val="21"/>
               </w:rPr>
-              <w:t>Định dạng container</w:t>
+              <w:t>0</w:t>
             </w:r>
           </w:p>
         </w:tc>
         <w:tc>
           <w:tcPr>
-            <w:tcW w:type="dxa" w:w="3402"/>
+            <w:tcW w:type="dxa" w:w="5386"/>
           </w:tcPr>
           <w:p>
             <w:pPr>
@@ -5700,13 +7484,34 @@
                 <w:color w:val="000000"/>
                 <w:sz w:val="21"/>
               </w:rPr>
-              <w:t>WAV (Resource Interchange File Format)</w:t>
+              <w:t>3000</w:t>
+            </w:r>
+          </w:p>
+        </w:tc>
+      </w:tr>
+      <w:tr>
+        <w:tc>
+          <w:tcPr>
+            <w:tcW w:type="dxa" w:w="3402"/>
+          </w:tcPr>
+          <w:p>
+            <w:pPr>
+              <w:spacing w:after="60" w:line="276" w:lineRule="auto"/>
+              <w:jc w:val="center"/>
+            </w:pPr>
+            <w:r>
+              <w:rPr>
+                <w:rFonts w:ascii="Times New Roman" w:hAnsi="Times New Roman" w:eastAsia="Times New Roman"/>
+                <w:color w:val="000000"/>
+                <w:sz w:val="21"/>
+              </w:rPr>
+              <w:t>1</w:t>
             </w:r>
           </w:p>
         </w:tc>
         <w:tc>
           <w:tcPr>
-            <w:tcW w:type="dxa" w:w="2268"/>
+            <w:tcW w:type="dxa" w:w="5386"/>
           </w:tcPr>
           <w:p>
             <w:pPr>
@@ -5719,7 +7524,7 @@
                 <w:color w:val="000000"/>
                 <w:sz w:val="21"/>
               </w:rPr>
-              <w:t>105.835 / 105.835 (100.0%)</w:t>
+              <w:t>3000</w:t>
             </w:r>
           </w:p>
         </w:tc>
@@ -5727,7 +7532,7 @@
       <w:tr>
         <w:tc>
           <w:tcPr>
-            <w:tcW w:type="dxa" w:w="2835"/>
+            <w:tcW w:type="dxa" w:w="3402"/>
           </w:tcPr>
           <w:p>
             <w:pPr>
@@ -5740,13 +7545,13 @@
                 <w:color w:val="000000"/>
                 <w:sz w:val="21"/>
               </w:rPr>
-              <w:t>Chuẩn mã hóa âm thanh (Subtype)</w:t>
+              <w:t>2</w:t>
             </w:r>
           </w:p>
         </w:tc>
         <w:tc>
           <w:tcPr>
-            <w:tcW w:type="dxa" w:w="3402"/>
+            <w:tcW w:type="dxa" w:w="5386"/>
           </w:tcPr>
           <w:p>
             <w:pPr>
@@ -5759,13 +7564,34 @@
                 <w:color w:val="000000"/>
                 <w:sz w:val="21"/>
               </w:rPr>
-              <w:t>PCM_16 (Linear PCM, 16-bit signed integer)</w:t>
+              <w:t>3000</w:t>
+            </w:r>
+          </w:p>
+        </w:tc>
+      </w:tr>
+      <w:tr>
+        <w:tc>
+          <w:tcPr>
+            <w:tcW w:type="dxa" w:w="3402"/>
+          </w:tcPr>
+          <w:p>
+            <w:pPr>
+              <w:spacing w:after="60" w:line="276" w:lineRule="auto"/>
+              <w:jc w:val="center"/>
+            </w:pPr>
+            <w:r>
+              <w:rPr>
+                <w:rFonts w:ascii="Times New Roman" w:hAnsi="Times New Roman" w:eastAsia="Times New Roman"/>
+                <w:color w:val="000000"/>
+                <w:sz w:val="21"/>
+              </w:rPr>
+              <w:t>3</w:t>
             </w:r>
           </w:p>
         </w:tc>
         <w:tc>
           <w:tcPr>
-            <w:tcW w:type="dxa" w:w="2268"/>
+            <w:tcW w:type="dxa" w:w="5386"/>
           </w:tcPr>
           <w:p>
             <w:pPr>
@@ -5778,7 +7604,7 @@
                 <w:color w:val="000000"/>
                 <w:sz w:val="21"/>
               </w:rPr>
-              <w:t>105.835 / 105.835 (100.0%)</w:t>
+              <w:t>3000</w:t>
             </w:r>
           </w:p>
         </w:tc>
@@ -5786,7 +7612,7 @@
       <w:tr>
         <w:tc>
           <w:tcPr>
-            <w:tcW w:type="dxa" w:w="2835"/>
+            <w:tcW w:type="dxa" w:w="3402"/>
           </w:tcPr>
           <w:p>
             <w:pPr>
@@ -5799,13 +7625,13 @@
                 <w:color w:val="000000"/>
                 <w:sz w:val="21"/>
               </w:rPr>
-              <w:t>Số kênh âm thanh (Channels)</w:t>
+              <w:t>4</w:t>
             </w:r>
           </w:p>
         </w:tc>
         <w:tc>
           <w:tcPr>
-            <w:tcW w:type="dxa" w:w="3402"/>
+            <w:tcW w:type="dxa" w:w="5386"/>
           </w:tcPr>
           <w:p>
             <w:pPr>
@@ -5818,13 +7644,34 @@
                 <w:color w:val="000000"/>
                 <w:sz w:val="21"/>
               </w:rPr>
-              <w:t>1 kênh (Mono - Single Channel)</w:t>
+              <w:t>3000</w:t>
+            </w:r>
+          </w:p>
+        </w:tc>
+      </w:tr>
+      <w:tr>
+        <w:tc>
+          <w:tcPr>
+            <w:tcW w:type="dxa" w:w="3402"/>
+          </w:tcPr>
+          <w:p>
+            <w:pPr>
+              <w:spacing w:after="60" w:line="276" w:lineRule="auto"/>
+              <w:jc w:val="center"/>
+            </w:pPr>
+            <w:r>
+              <w:rPr>
+                <w:rFonts w:ascii="Times New Roman" w:hAnsi="Times New Roman" w:eastAsia="Times New Roman"/>
+                <w:color w:val="000000"/>
+                <w:sz w:val="21"/>
+              </w:rPr>
+              <w:t>5</w:t>
             </w:r>
           </w:p>
         </w:tc>
         <w:tc>
           <w:tcPr>
-            <w:tcW w:type="dxa" w:w="2268"/>
+            <w:tcW w:type="dxa" w:w="5386"/>
           </w:tcPr>
           <w:p>
             <w:pPr>
@@ -5837,7 +7684,7 @@
                 <w:color w:val="000000"/>
                 <w:sz w:val="21"/>
               </w:rPr>
-              <w:t>105.835 / 105.835 (100.0%)</w:t>
+              <w:t>3000</w:t>
             </w:r>
           </w:p>
         </w:tc>
@@ -5845,7 +7692,7 @@
       <w:tr>
         <w:tc>
           <w:tcPr>
-            <w:tcW w:type="dxa" w:w="2835"/>
+            <w:tcW w:type="dxa" w:w="3402"/>
           </w:tcPr>
           <w:p>
             <w:pPr>
@@ -5858,13 +7705,13 @@
                 <w:color w:val="000000"/>
                 <w:sz w:val="21"/>
               </w:rPr>
-              <w:t>Tần số lấy mẫu (Sample Rate)</w:t>
+              <w:t>6</w:t>
             </w:r>
           </w:p>
         </w:tc>
         <w:tc>
           <w:tcPr>
-            <w:tcW w:type="dxa" w:w="3402"/>
+            <w:tcW w:type="dxa" w:w="5386"/>
           </w:tcPr>
           <w:p>
             <w:pPr>
@@ -5877,13 +7724,34 @@
                 <w:color w:val="000000"/>
                 <w:sz w:val="21"/>
               </w:rPr>
-              <w:t>16.000 Hz (16 kHz)</w:t>
+              <w:t>3000</w:t>
+            </w:r>
+          </w:p>
+        </w:tc>
+      </w:tr>
+      <w:tr>
+        <w:tc>
+          <w:tcPr>
+            <w:tcW w:type="dxa" w:w="3402"/>
+          </w:tcPr>
+          <w:p>
+            <w:pPr>
+              <w:spacing w:after="60" w:line="276" w:lineRule="auto"/>
+              <w:jc w:val="center"/>
+            </w:pPr>
+            <w:r>
+              <w:rPr>
+                <w:rFonts w:ascii="Times New Roman" w:hAnsi="Times New Roman" w:eastAsia="Times New Roman"/>
+                <w:color w:val="000000"/>
+                <w:sz w:val="21"/>
+              </w:rPr>
+              <w:t>7</w:t>
             </w:r>
           </w:p>
         </w:tc>
         <w:tc>
           <w:tcPr>
-            <w:tcW w:type="dxa" w:w="2268"/>
+            <w:tcW w:type="dxa" w:w="5386"/>
           </w:tcPr>
           <w:p>
             <w:pPr>
@@ -5896,7 +7764,7 @@
                 <w:color w:val="000000"/>
                 <w:sz w:val="21"/>
               </w:rPr>
-              <w:t>105.835 / 105.835 (100.0%)</w:t>
+              <w:t>3000</w:t>
             </w:r>
           </w:p>
         </w:tc>
@@ -5904,7 +7772,7 @@
       <w:tr>
         <w:tc>
           <w:tcPr>
-            <w:tcW w:type="dxa" w:w="2835"/>
+            <w:tcW w:type="dxa" w:w="3402"/>
           </w:tcPr>
           <w:p>
             <w:pPr>
@@ -5917,13 +7785,13 @@
                 <w:color w:val="000000"/>
                 <w:sz w:val="21"/>
               </w:rPr>
-              <w:t>Tính toàn vẹn file (Integrity)</w:t>
+              <w:t>8</w:t>
             </w:r>
           </w:p>
         </w:tc>
         <w:tc>
           <w:tcPr>
-            <w:tcW w:type="dxa" w:w="3402"/>
+            <w:tcW w:type="dxa" w:w="5386"/>
           </w:tcPr>
           <w:p>
             <w:pPr>
@@ -5936,13 +7804,34 @@
                 <w:color w:val="000000"/>
                 <w:sz w:val="21"/>
               </w:rPr>
-              <w:t>0 file lỗi đọc / lỗi định dạng</w:t>
+              <w:t>3000</w:t>
+            </w:r>
+          </w:p>
+        </w:tc>
+      </w:tr>
+      <w:tr>
+        <w:tc>
+          <w:tcPr>
+            <w:tcW w:type="dxa" w:w="3402"/>
+          </w:tcPr>
+          <w:p>
+            <w:pPr>
+              <w:spacing w:after="60" w:line="276" w:lineRule="auto"/>
+              <w:jc w:val="center"/>
+            </w:pPr>
+            <w:r>
+              <w:rPr>
+                <w:rFonts w:ascii="Times New Roman" w:hAnsi="Times New Roman" w:eastAsia="Times New Roman"/>
+                <w:color w:val="000000"/>
+                <w:sz w:val="21"/>
+              </w:rPr>
+              <w:t>9</w:t>
             </w:r>
           </w:p>
         </w:tc>
         <w:tc>
           <w:tcPr>
-            <w:tcW w:type="dxa" w:w="2268"/>
+            <w:tcW w:type="dxa" w:w="5386"/>
           </w:tcPr>
           <w:p>
             <w:pPr>
@@ -5955,7 +7844,7 @@
                 <w:color w:val="000000"/>
                 <w:sz w:val="21"/>
               </w:rPr>
-              <w:t>105.835 / 105.835 (100.0%)</w:t>
+              <w:t>3000</w:t>
             </w:r>
           </w:p>
         </w:tc>
@@ -5980,7 +7869,41 @@
           <w:color w:val="000000"/>
           <w:sz w:val="26"/>
         </w:rPr>
-        <w:t>Thống kê thời lượng tín hiệu thực tế:</w:t>
+        <w:t>Như vậy AudioMNIST có phân bố label cân bằng theo số lượng mẫu.</w:t>
+      </w:r>
+    </w:p>
+    <w:p>
+      <w:pPr>
+        <w:spacing w:line="360" w:lineRule="auto" w:after="120"/>
+        <w:ind w:firstLine="0"/>
+        <w:jc w:val="both"/>
+      </w:pPr>
+      <w:r>
+        <w:rPr>
+          <w:rFonts w:ascii="Times New Roman" w:hAnsi="Times New Roman" w:eastAsia="Times New Roman"/>
+          <w:b/>
+          <w:i w:val="0"/>
+          <w:color w:val="000000"/>
+          <w:sz w:val="26"/>
+        </w:rPr>
+        <w:t>Định dạng âm thanh:</w:t>
+      </w:r>
+    </w:p>
+    <w:p>
+      <w:pPr>
+        <w:spacing w:line="360" w:lineRule="auto" w:after="120"/>
+        <w:ind w:firstLine="0"/>
+        <w:jc w:val="both"/>
+      </w:pPr>
+      <w:r>
+        <w:rPr>
+          <w:rFonts w:ascii="Times New Roman" w:hAnsi="Times New Roman" w:eastAsia="Times New Roman"/>
+          <w:b w:val="0"/>
+          <w:i w:val="0"/>
+          <w:color w:val="000000"/>
+          <w:sz w:val="26"/>
+        </w:rPr>
+        <w:t>Nhóm kiểm tra trực tiếp một số file đại diện và thu được:</w:t>
       </w:r>
     </w:p>
     <w:tbl>
@@ -5991,14 +7914,1265 @@
         <w:tblLook w:firstColumn="1" w:firstRow="1" w:lastColumn="0" w:lastRow="0" w:noHBand="0" w:noVBand="1" w:val="04A0"/>
       </w:tblPr>
       <w:tblGrid>
-        <w:gridCol w:w="3135"/>
-        <w:gridCol w:w="3135"/>
-        <w:gridCol w:w="3135"/>
+        <w:gridCol w:w="9405"/>
       </w:tblGrid>
       <w:tr>
         <w:tc>
           <w:tcPr>
-            <w:tcW w:type="dxa" w:w="2835"/>
+            <w:tcW w:type="dxa" w:w="8787"/>
+            <w:shd w:fill="F8FAFC"/>
+            <w:tcBorders>
+              <w:top w:val="single" w:sz="4" w:space="0" w:color="E2E8F0"/>
+              <w:left w:val="single" w:sz="18" w:space="0" w:color="2563EB"/>
+              <w:bottom w:val="single" w:sz="4" w:space="0" w:color="E2E8F0"/>
+              <w:right w:val="single" w:sz="4" w:space="0" w:color="E2E8F0"/>
+            </w:tcBorders>
+          </w:tcPr>
+          <w:p>
+            <w:pPr>
+              <w:spacing w:before="80" w:after="80" w:line="276" w:lineRule="auto"/>
+            </w:pPr>
+            <w:r>
+              <w:rPr>
+                <w:rFonts w:ascii="Consolas" w:hAnsi="Consolas"/>
+                <w:color w:val="1E293B"/>
+                <w:sz w:val="19"/>
+              </w:rPr>
+              <w:t>Sample rate : 48.000 Hz</w:t>
+              <w:br/>
+              <w:t>Channel     : 1</w:t>
+              <w:br/>
+              <w:t>Format      : WAV</w:t>
+              <w:br/>
+              <w:t>Subtype     : PCM_16</w:t>
+            </w:r>
+          </w:p>
+        </w:tc>
+      </w:tr>
+    </w:tbl>
+    <w:p>
+      <w:pPr>
+        <w:spacing w:after="80"/>
+      </w:pPr>
+    </w:p>
+    <w:p>
+      <w:pPr>
+        <w:spacing w:line="360" w:lineRule="auto" w:after="120"/>
+        <w:ind w:firstLine="0"/>
+        <w:jc w:val="both"/>
+      </w:pPr>
+      <w:r>
+        <w:rPr>
+          <w:rFonts w:ascii="Times New Roman" w:hAnsi="Times New Roman" w:eastAsia="Times New Roman"/>
+          <w:b w:val="0"/>
+          <w:i w:val="0"/>
+          <w:color w:val="000000"/>
+          <w:sz w:val="26"/>
+        </w:rPr>
+        <w:t>Ví dụ:</w:t>
+      </w:r>
+    </w:p>
+    <w:tbl>
+      <w:tblPr>
+        <w:tblW w:type="auto" w:w="0"/>
+        <w:jc w:val="center"/>
+        <w:tblLayout w:type="fixed"/>
+        <w:tblLook w:firstColumn="1" w:firstRow="1" w:lastColumn="0" w:lastRow="0" w:noHBand="0" w:noVBand="1" w:val="04A0"/>
+      </w:tblPr>
+      <w:tblGrid>
+        <w:gridCol w:w="9405"/>
+      </w:tblGrid>
+      <w:tr>
+        <w:tc>
+          <w:tcPr>
+            <w:tcW w:type="dxa" w:w="8787"/>
+            <w:shd w:fill="F8FAFC"/>
+            <w:tcBorders>
+              <w:top w:val="single" w:sz="4" w:space="0" w:color="E2E8F0"/>
+              <w:left w:val="single" w:sz="18" w:space="0" w:color="2563EB"/>
+              <w:bottom w:val="single" w:sz="4" w:space="0" w:color="E2E8F0"/>
+              <w:right w:val="single" w:sz="4" w:space="0" w:color="E2E8F0"/>
+            </w:tcBorders>
+          </w:tcPr>
+          <w:p>
+            <w:pPr>
+              <w:spacing w:before="80" w:after="80" w:line="276" w:lineRule="auto"/>
+            </w:pPr>
+            <w:r>
+              <w:rPr>
+                <w:rFonts w:ascii="Consolas" w:hAnsi="Consolas"/>
+                <w:color w:val="1E293B"/>
+                <w:sz w:val="19"/>
+              </w:rPr>
+              <w:t>6_01_49.wav</w:t>
+              <w:br/>
+              <w:t>sr = 48000</w:t>
+              <w:br/>
+              <w:t>ch = 1</w:t>
+              <w:br/>
+              <w:t>dur = 0.727 s</w:t>
+              <w:br/>
+              <w:t>WAV PCM_16</w:t>
+            </w:r>
+          </w:p>
+        </w:tc>
+      </w:tr>
+    </w:tbl>
+    <w:p>
+      <w:pPr>
+        <w:spacing w:after="80"/>
+      </w:pPr>
+    </w:p>
+    <w:p>
+      <w:pPr>
+        <w:spacing w:line="360" w:lineRule="auto" w:after="120"/>
+        <w:ind w:firstLine="0"/>
+        <w:jc w:val="both"/>
+      </w:pPr>
+      <w:r>
+        <w:rPr>
+          <w:rFonts w:ascii="Times New Roman" w:hAnsi="Times New Roman" w:eastAsia="Times New Roman"/>
+          <w:b w:val="0"/>
+          <w:i w:val="0"/>
+          <w:color w:val="000000"/>
+          <w:sz w:val="26"/>
+        </w:rPr>
+        <w:t>Các mẫu kiểm tra đều có cấu trúc: 48 kHz, mono, WAV, PCM_16.</w:t>
+      </w:r>
+    </w:p>
+    <w:p>
+      <w:pPr>
+        <w:spacing w:line="360" w:lineRule="auto" w:after="120"/>
+        <w:ind w:firstLine="0"/>
+        <w:jc w:val="both"/>
+      </w:pPr>
+      <w:r>
+        <w:rPr>
+          <w:rFonts w:ascii="Times New Roman" w:hAnsi="Times New Roman" w:eastAsia="Times New Roman"/>
+          <w:b w:val="0"/>
+          <w:i/>
+          <w:color w:val="000000"/>
+          <w:sz w:val="26"/>
+        </w:rPr>
+        <w:t>Tuy nhiên, tại thời điểm viết báo cáo, metadata âm thanh mới được kiểm tra trên một tập mẫu đại diện chứ chưa quét toàn bộ 30.000 file. Do đó các thông số này được xem là kết quả sample audit, không phải khẳng định tuyệt đối cho toàn dataset.</w:t>
+      </w:r>
+    </w:p>
+    <w:p>
+      <w:pPr>
+        <w:spacing w:line="360" w:lineRule="auto" w:after="120"/>
+        <w:ind w:firstLine="0"/>
+        <w:jc w:val="both"/>
+      </w:pPr>
+      <w:r>
+        <w:rPr>
+          <w:rFonts w:ascii="Times New Roman" w:hAnsi="Times New Roman" w:eastAsia="Times New Roman"/>
+          <w:b/>
+          <w:i w:val="0"/>
+          <w:color w:val="000000"/>
+          <w:sz w:val="26"/>
+        </w:rPr>
+        <w:t>Thời lượng:</w:t>
+      </w:r>
+    </w:p>
+    <w:p>
+      <w:pPr>
+        <w:spacing w:line="360" w:lineRule="auto" w:after="120"/>
+        <w:ind w:firstLine="0"/>
+        <w:jc w:val="both"/>
+      </w:pPr>
+      <w:r>
+        <w:rPr>
+          <w:rFonts w:ascii="Times New Roman" w:hAnsi="Times New Roman" w:eastAsia="Times New Roman"/>
+          <w:b w:val="0"/>
+          <w:i w:val="0"/>
+          <w:color w:val="000000"/>
+          <w:sz w:val="26"/>
+        </w:rPr>
+        <w:t>Không giống GSC, thời lượng của AudioMNIST không cố định ở 1 giây. Trong các mẫu kiểm tra, thời lượng quan sát được nằm trong khoảng:</w:t>
+      </w:r>
+    </w:p>
+    <w:tbl>
+      <w:tblPr>
+        <w:tblW w:type="auto" w:w="0"/>
+        <w:jc w:val="center"/>
+        <w:tblLayout w:type="fixed"/>
+        <w:tblLook w:firstColumn="1" w:firstRow="1" w:lastColumn="0" w:lastRow="0" w:noHBand="0" w:noVBand="1" w:val="04A0"/>
+      </w:tblPr>
+      <w:tblGrid>
+        <w:gridCol w:w="9405"/>
+      </w:tblGrid>
+      <w:tr>
+        <w:tc>
+          <w:tcPr>
+            <w:tcW w:type="dxa" w:w="8787"/>
+            <w:shd w:fill="F8FAFC"/>
+            <w:tcBorders>
+              <w:top w:val="single" w:sz="4" w:space="0" w:color="E2E8F0"/>
+              <w:left w:val="single" w:sz="18" w:space="0" w:color="2563EB"/>
+              <w:bottom w:val="single" w:sz="4" w:space="0" w:color="E2E8F0"/>
+              <w:right w:val="single" w:sz="4" w:space="0" w:color="E2E8F0"/>
+            </w:tcBorders>
+          </w:tcPr>
+          <w:p>
+            <w:pPr>
+              <w:spacing w:before="80" w:after="80" w:line="276" w:lineRule="auto"/>
+            </w:pPr>
+            <w:r>
+              <w:rPr>
+                <w:rFonts w:ascii="Consolas" w:hAnsi="Consolas"/>
+                <w:color w:val="1E293B"/>
+                <w:sz w:val="19"/>
+              </w:rPr>
+              <w:t>0.431 s</w:t>
+              <w:br/>
+              <w:t>→</w:t>
+              <w:br/>
+              <w:t>0.823 s</w:t>
+            </w:r>
+          </w:p>
+        </w:tc>
+      </w:tr>
+    </w:tbl>
+    <w:p>
+      <w:pPr>
+        <w:spacing w:after="80"/>
+      </w:pPr>
+    </w:p>
+    <w:p>
+      <w:pPr>
+        <w:spacing w:line="360" w:lineRule="auto" w:after="120"/>
+        <w:ind w:firstLine="0"/>
+        <w:jc w:val="both"/>
+      </w:pPr>
+      <w:r>
+        <w:rPr>
+          <w:rFonts w:ascii="Times New Roman" w:hAnsi="Times New Roman" w:eastAsia="Times New Roman"/>
+          <w:b w:val="0"/>
+          <w:i w:val="0"/>
+          <w:color w:val="000000"/>
+          <w:sz w:val="26"/>
+        </w:rPr>
+        <w:t>Ví dụ:</w:t>
+      </w:r>
+    </w:p>
+    <w:tbl>
+      <w:tblPr>
+        <w:tblW w:type="auto" w:w="0"/>
+        <w:jc w:val="center"/>
+        <w:tblLayout w:type="fixed"/>
+        <w:tblLook w:firstColumn="1" w:firstRow="1" w:lastColumn="0" w:lastRow="0" w:noHBand="0" w:noVBand="1" w:val="04A0"/>
+      </w:tblPr>
+      <w:tblGrid>
+        <w:gridCol w:w="9405"/>
+      </w:tblGrid>
+      <w:tr>
+        <w:tc>
+          <w:tcPr>
+            <w:tcW w:type="dxa" w:w="8787"/>
+            <w:shd w:fill="F8FAFC"/>
+            <w:tcBorders>
+              <w:top w:val="single" w:sz="4" w:space="0" w:color="E2E8F0"/>
+              <w:left w:val="single" w:sz="18" w:space="0" w:color="2563EB"/>
+              <w:bottom w:val="single" w:sz="4" w:space="0" w:color="E2E8F0"/>
+              <w:right w:val="single" w:sz="4" w:space="0" w:color="E2E8F0"/>
+            </w:tcBorders>
+          </w:tcPr>
+          <w:p>
+            <w:pPr>
+              <w:spacing w:before="80" w:after="80" w:line="276" w:lineRule="auto"/>
+            </w:pPr>
+            <w:r>
+              <w:rPr>
+                <w:rFonts w:ascii="Consolas" w:hAnsi="Consolas"/>
+                <w:color w:val="1E293B"/>
+                <w:sz w:val="19"/>
+              </w:rPr>
+              <w:t>1_01_26.wav → 0.431 s</w:t>
+              <w:br/>
+              <w:t>6_01_49.wav → 0.727 s</w:t>
+              <w:br/>
+              <w:t>6_01_14.wav → 0.823 s</w:t>
+            </w:r>
+          </w:p>
+        </w:tc>
+      </w:tr>
+    </w:tbl>
+    <w:p>
+      <w:pPr>
+        <w:spacing w:after="80"/>
+      </w:pPr>
+    </w:p>
+    <w:p>
+      <w:pPr>
+        <w:spacing w:line="360" w:lineRule="auto" w:after="120"/>
+        <w:ind w:firstLine="0"/>
+        <w:jc w:val="both"/>
+      </w:pPr>
+      <w:r>
+        <w:rPr>
+          <w:rFonts w:ascii="Times New Roman" w:hAnsi="Times New Roman" w:eastAsia="Times New Roman"/>
+          <w:b w:val="0"/>
+          <w:i w:val="0"/>
+          <w:color w:val="000000"/>
+          <w:sz w:val="26"/>
+        </w:rPr>
+        <w:t>Điều này cho thấy các utterance ngắn hơn 1 giây vẫn có thể là dữ liệu hoàn toàn hợp lệ trong AudioMNIST. Vì vậy quy tắc:</w:t>
+      </w:r>
+    </w:p>
+    <w:tbl>
+      <w:tblPr>
+        <w:tblW w:type="auto" w:w="0"/>
+        <w:jc w:val="center"/>
+        <w:tblLayout w:type="fixed"/>
+        <w:tblLook w:firstColumn="1" w:firstRow="1" w:lastColumn="0" w:lastRow="0" w:noHBand="0" w:noVBand="1" w:val="04A0"/>
+      </w:tblPr>
+      <w:tblGrid>
+        <w:gridCol w:w="9405"/>
+      </w:tblGrid>
+      <w:tr>
+        <w:tc>
+          <w:tcPr>
+            <w:tcW w:type="dxa" w:w="8787"/>
+            <w:shd w:fill="F8FAFC"/>
+            <w:tcBorders>
+              <w:top w:val="single" w:sz="4" w:space="0" w:color="E2E8F0"/>
+              <w:left w:val="single" w:sz="18" w:space="0" w:color="2563EB"/>
+              <w:bottom w:val="single" w:sz="4" w:space="0" w:color="E2E8F0"/>
+              <w:right w:val="single" w:sz="4" w:space="0" w:color="E2E8F0"/>
+            </w:tcBorders>
+          </w:tcPr>
+          <w:p>
+            <w:pPr>
+              <w:spacing w:before="80" w:after="80" w:line="276" w:lineRule="auto"/>
+            </w:pPr>
+            <w:r>
+              <w:rPr>
+                <w:rFonts w:ascii="Consolas" w:hAnsi="Consolas"/>
+                <w:color w:val="1E293B"/>
+                <w:sz w:val="19"/>
+              </w:rPr>
+              <w:t>duration &lt; 1 second → remove</w:t>
+            </w:r>
+          </w:p>
+        </w:tc>
+      </w:tr>
+    </w:tbl>
+    <w:p>
+      <w:pPr>
+        <w:spacing w:after="80"/>
+      </w:pPr>
+    </w:p>
+    <w:p>
+      <w:pPr>
+        <w:spacing w:line="360" w:lineRule="auto" w:after="120"/>
+        <w:ind w:firstLine="0"/>
+        <w:jc w:val="both"/>
+      </w:pPr>
+      <w:r>
+        <w:rPr>
+          <w:rFonts w:ascii="Times New Roman" w:hAnsi="Times New Roman" w:eastAsia="Times New Roman"/>
+          <w:b w:val="0"/>
+          <w:i w:val="0"/>
+          <w:color w:val="000000"/>
+          <w:sz w:val="26"/>
+        </w:rPr>
+        <w:t>của pipeline GSC không thể được áp dụng nguyên xi cho AudioMNIST.</w:t>
+      </w:r>
+    </w:p>
+    <w:p>
+      <w:pPr>
+        <w:pStyle w:val="Heading3"/>
+        <w:keepNext/>
+        <w:spacing w:before="200" w:after="80"/>
+      </w:pPr>
+      <w:r>
+        <w:rPr>
+          <w:rFonts w:ascii="Times New Roman" w:hAnsi="Times New Roman" w:eastAsia="Times New Roman"/>
+          <w:b/>
+          <w:color w:val="000000"/>
+          <w:sz w:val="26"/>
+        </w:rPr>
+        <w:t>2.2.5. Fluent Speech Commands</w:t>
+      </w:r>
+    </w:p>
+    <w:p>
+      <w:pPr>
+        <w:spacing w:line="360" w:lineRule="auto" w:after="120"/>
+        <w:ind w:firstLine="0"/>
+        <w:jc w:val="both"/>
+      </w:pPr>
+      <w:r>
+        <w:rPr>
+          <w:rFonts w:ascii="Times New Roman" w:hAnsi="Times New Roman" w:eastAsia="Times New Roman"/>
+          <w:b w:val="0"/>
+          <w:i w:val="0"/>
+          <w:color w:val="000000"/>
+          <w:sz w:val="26"/>
+        </w:rPr>
+        <w:t>Fluent Speech Commands được sử dụng như dataset bổ sung dạng multi-word spoken command.</w:t>
+      </w:r>
+    </w:p>
+    <w:p>
+      <w:pPr>
+        <w:spacing w:line="360" w:lineRule="auto" w:after="120"/>
+        <w:ind w:firstLine="0"/>
+        <w:jc w:val="both"/>
+      </w:pPr>
+      <w:r>
+        <w:rPr>
+          <w:rFonts w:ascii="Times New Roman" w:hAnsi="Times New Roman" w:eastAsia="Times New Roman"/>
+          <w:b w:val="0"/>
+          <w:i w:val="0"/>
+          <w:color w:val="000000"/>
+          <w:sz w:val="26"/>
+        </w:rPr>
+        <w:t>Khác với GSC và AudioMNIST, dữ liệu không được tổ chức đơn giản theo folder = class mà sử dụng audio kết hợp với metadata CSV.</w:t>
+      </w:r>
+    </w:p>
+    <w:p>
+      <w:pPr>
+        <w:spacing w:line="360" w:lineRule="auto" w:after="120"/>
+        <w:ind w:firstLine="0"/>
+        <w:jc w:val="both"/>
+      </w:pPr>
+      <w:r>
+        <w:rPr>
+          <w:rFonts w:ascii="Times New Roman" w:hAnsi="Times New Roman" w:eastAsia="Times New Roman"/>
+          <w:b w:val="0"/>
+          <w:i w:val="0"/>
+          <w:color w:val="000000"/>
+          <w:sz w:val="26"/>
+        </w:rPr>
+        <w:t>Cấu trúc:</w:t>
+      </w:r>
+    </w:p>
+    <w:tbl>
+      <w:tblPr>
+        <w:tblW w:type="auto" w:w="0"/>
+        <w:jc w:val="center"/>
+        <w:tblLayout w:type="fixed"/>
+        <w:tblLook w:firstColumn="1" w:firstRow="1" w:lastColumn="0" w:lastRow="0" w:noHBand="0" w:noVBand="1" w:val="04A0"/>
+      </w:tblPr>
+      <w:tblGrid>
+        <w:gridCol w:w="9405"/>
+      </w:tblGrid>
+      <w:tr>
+        <w:tc>
+          <w:tcPr>
+            <w:tcW w:type="dxa" w:w="8787"/>
+            <w:shd w:fill="F8FAFC"/>
+            <w:tcBorders>
+              <w:top w:val="single" w:sz="4" w:space="0" w:color="E2E8F0"/>
+              <w:left w:val="single" w:sz="18" w:space="0" w:color="2563EB"/>
+              <w:bottom w:val="single" w:sz="4" w:space="0" w:color="E2E8F0"/>
+              <w:right w:val="single" w:sz="4" w:space="0" w:color="E2E8F0"/>
+            </w:tcBorders>
+          </w:tcPr>
+          <w:p>
+            <w:pPr>
+              <w:spacing w:before="80" w:after="80" w:line="276" w:lineRule="auto"/>
+            </w:pPr>
+            <w:r>
+              <w:rPr>
+                <w:rFonts w:ascii="Consolas" w:hAnsi="Consolas"/>
+                <w:color w:val="1E293B"/>
+                <w:sz w:val="19"/>
+              </w:rPr>
+              <w:t>fluent_speech_commands_dataset/</w:t>
+              <w:br/>
+              <w:t>│</w:t>
+              <w:br/>
+              <w:t>├── data/</w:t>
+              <w:br/>
+              <w:t>│   ├── train_data.csv</w:t>
+              <w:br/>
+              <w:t>│   ├── valid_data.csv</w:t>
+              <w:br/>
+              <w:t>│   ├── test_data.csv</w:t>
+              <w:br/>
+              <w:t>│   └── speaker_demographics.csv</w:t>
+              <w:br/>
+              <w:t>│</w:t>
+              <w:br/>
+              <w:t>└── wavs/</w:t>
+              <w:br/>
+              <w:t xml:space="preserve">    └── speakers/</w:t>
+              <w:br/>
+              <w:t xml:space="preserve">        ├── &lt;speaker_id&gt;/</w:t>
+              <w:br/>
+              <w:t xml:space="preserve">        │   └── *.wav</w:t>
+              <w:br/>
+              <w:t xml:space="preserve">        └── ...</w:t>
+            </w:r>
+          </w:p>
+        </w:tc>
+      </w:tr>
+    </w:tbl>
+    <w:p>
+      <w:pPr>
+        <w:spacing w:after="80"/>
+      </w:pPr>
+    </w:p>
+    <w:p>
+      <w:pPr>
+        <w:spacing w:line="360" w:lineRule="auto" w:after="120"/>
+        <w:ind w:firstLine="0"/>
+        <w:jc w:val="both"/>
+      </w:pPr>
+      <w:r>
+        <w:rPr>
+          <w:rFonts w:ascii="Times New Roman" w:hAnsi="Times New Roman" w:eastAsia="Times New Roman"/>
+          <w:b/>
+          <w:i w:val="0"/>
+          <w:color w:val="000000"/>
+          <w:sz w:val="26"/>
+        </w:rPr>
+        <w:t>Metadata:</w:t>
+      </w:r>
+    </w:p>
+    <w:p>
+      <w:pPr>
+        <w:spacing w:line="360" w:lineRule="auto" w:after="120"/>
+        <w:ind w:firstLine="0"/>
+        <w:jc w:val="both"/>
+      </w:pPr>
+      <w:r>
+        <w:rPr>
+          <w:rFonts w:ascii="Times New Roman" w:hAnsi="Times New Roman" w:eastAsia="Times New Roman"/>
+          <w:b w:val="0"/>
+          <w:i w:val="0"/>
+          <w:color w:val="000000"/>
+          <w:sz w:val="26"/>
+        </w:rPr>
+        <w:t>Mỗi audio được mô tả bằng các thuộc tính:</w:t>
+      </w:r>
+    </w:p>
+    <w:tbl>
+      <w:tblPr>
+        <w:tblW w:type="auto" w:w="0"/>
+        <w:jc w:val="center"/>
+        <w:tblLayout w:type="fixed"/>
+        <w:tblLook w:firstColumn="1" w:firstRow="1" w:lastColumn="0" w:lastRow="0" w:noHBand="0" w:noVBand="1" w:val="04A0"/>
+      </w:tblPr>
+      <w:tblGrid>
+        <w:gridCol w:w="9405"/>
+      </w:tblGrid>
+      <w:tr>
+        <w:tc>
+          <w:tcPr>
+            <w:tcW w:type="dxa" w:w="8787"/>
+            <w:shd w:fill="F8FAFC"/>
+            <w:tcBorders>
+              <w:top w:val="single" w:sz="4" w:space="0" w:color="E2E8F0"/>
+              <w:left w:val="single" w:sz="18" w:space="0" w:color="2563EB"/>
+              <w:bottom w:val="single" w:sz="4" w:space="0" w:color="E2E8F0"/>
+              <w:right w:val="single" w:sz="4" w:space="0" w:color="E2E8F0"/>
+            </w:tcBorders>
+          </w:tcPr>
+          <w:p>
+            <w:pPr>
+              <w:spacing w:before="80" w:after="80" w:line="276" w:lineRule="auto"/>
+            </w:pPr>
+            <w:r>
+              <w:rPr>
+                <w:rFonts w:ascii="Consolas" w:hAnsi="Consolas"/>
+                <w:color w:val="1E293B"/>
+                <w:sz w:val="19"/>
+              </w:rPr>
+              <w:t>path</w:t>
+              <w:br/>
+              <w:t>speakerId</w:t>
+              <w:br/>
+              <w:t>transcription</w:t>
+              <w:br/>
+              <w:t>action</w:t>
+              <w:br/>
+              <w:t>object</w:t>
+              <w:br/>
+              <w:t>location</w:t>
+            </w:r>
+          </w:p>
+        </w:tc>
+      </w:tr>
+    </w:tbl>
+    <w:p>
+      <w:pPr>
+        <w:spacing w:after="80"/>
+      </w:pPr>
+    </w:p>
+    <w:p>
+      <w:pPr>
+        <w:spacing w:line="360" w:lineRule="auto" w:after="120"/>
+        <w:ind w:firstLine="0"/>
+        <w:jc w:val="both"/>
+      </w:pPr>
+      <w:r>
+        <w:rPr>
+          <w:rFonts w:ascii="Times New Roman" w:hAnsi="Times New Roman" w:eastAsia="Times New Roman"/>
+          <w:b w:val="0"/>
+          <w:i w:val="0"/>
+          <w:color w:val="000000"/>
+          <w:sz w:val="26"/>
+        </w:rPr>
+        <w:t>Ví dụ:</w:t>
+      </w:r>
+    </w:p>
+    <w:tbl>
+      <w:tblPr>
+        <w:tblW w:type="auto" w:w="0"/>
+        <w:jc w:val="center"/>
+        <w:tblLayout w:type="fixed"/>
+        <w:tblLook w:firstColumn="1" w:firstRow="1" w:lastColumn="0" w:lastRow="0" w:noHBand="0" w:noVBand="1" w:val="04A0"/>
+      </w:tblPr>
+      <w:tblGrid>
+        <w:gridCol w:w="9405"/>
+      </w:tblGrid>
+      <w:tr>
+        <w:tc>
+          <w:tcPr>
+            <w:tcW w:type="dxa" w:w="8787"/>
+            <w:shd w:fill="F8FAFC"/>
+            <w:tcBorders>
+              <w:top w:val="single" w:sz="4" w:space="0" w:color="E2E8F0"/>
+              <w:left w:val="single" w:sz="18" w:space="0" w:color="2563EB"/>
+              <w:bottom w:val="single" w:sz="4" w:space="0" w:color="E2E8F0"/>
+              <w:right w:val="single" w:sz="4" w:space="0" w:color="E2E8F0"/>
+            </w:tcBorders>
+          </w:tcPr>
+          <w:p>
+            <w:pPr>
+              <w:spacing w:before="80" w:after="80" w:line="276" w:lineRule="auto"/>
+            </w:pPr>
+            <w:r>
+              <w:rPr>
+                <w:rFonts w:ascii="Consolas" w:hAnsi="Consolas"/>
+                <w:color w:val="1E293B"/>
+                <w:sz w:val="19"/>
+              </w:rPr>
+              <w:t>transcription = Turn the lights on</w:t>
+              <w:br/>
+              <w:t>action        = activate</w:t>
+              <w:br/>
+              <w:t>object        = lights</w:t>
+              <w:br/>
+              <w:t>location      = none</w:t>
+            </w:r>
+          </w:p>
+        </w:tc>
+      </w:tr>
+    </w:tbl>
+    <w:p>
+      <w:pPr>
+        <w:spacing w:after="80"/>
+      </w:pPr>
+    </w:p>
+    <w:p>
+      <w:pPr>
+        <w:spacing w:line="360" w:lineRule="auto" w:after="120"/>
+        <w:ind w:firstLine="0"/>
+        <w:jc w:val="both"/>
+      </w:pPr>
+      <w:r>
+        <w:rPr>
+          <w:rFonts w:ascii="Times New Roman" w:hAnsi="Times New Roman" w:eastAsia="Times New Roman"/>
+          <w:b w:val="0"/>
+          <w:i w:val="0"/>
+          <w:color w:val="000000"/>
+          <w:sz w:val="26"/>
+        </w:rPr>
+        <w:t>Một intent có thể được biểu diễn bằng bộ ba:</w:t>
+      </w:r>
+    </w:p>
+    <w:p>
+      <w:pPr>
+        <w:spacing w:before="80" w:after="120"/>
+        <w:jc w:val="center"/>
+      </w:pPr>
+      <w:r>
+        <w:rPr>
+          <w:rFonts w:ascii="Cambria Math" w:hAnsi="Cambria Math" w:eastAsia="Cambria Math"/>
+          <w:color w:val="000000"/>
+          <w:sz w:val="24"/>
+        </w:rPr>
+        <w:t>intent = (\text{action}, \text{object}, \text{location})</w:t>
+      </w:r>
+    </w:p>
+    <w:p>
+      <w:pPr>
+        <w:spacing w:line="360" w:lineRule="auto" w:after="120"/>
+        <w:ind w:firstLine="0"/>
+        <w:jc w:val="both"/>
+      </w:pPr>
+      <w:r>
+        <w:rPr>
+          <w:rFonts w:ascii="Times New Roman" w:hAnsi="Times New Roman" w:eastAsia="Times New Roman"/>
+          <w:b/>
+          <w:i w:val="0"/>
+          <w:color w:val="000000"/>
+          <w:sz w:val="26"/>
+        </w:rPr>
+        <w:t>Số lượng dữ liệu:</w:t>
+      </w:r>
+    </w:p>
+    <w:p>
+      <w:pPr>
+        <w:spacing w:line="360" w:lineRule="auto" w:after="120"/>
+        <w:ind w:firstLine="0"/>
+        <w:jc w:val="both"/>
+      </w:pPr>
+      <w:r>
+        <w:rPr>
+          <w:rFonts w:ascii="Times New Roman" w:hAnsi="Times New Roman" w:eastAsia="Times New Roman"/>
+          <w:b w:val="0"/>
+          <w:i w:val="0"/>
+          <w:color w:val="000000"/>
+          <w:sz w:val="26"/>
+        </w:rPr>
+        <w:t>Kết quả audit CSV cho thấy:</w:t>
+      </w:r>
+    </w:p>
+    <w:p>
+      <w:pPr>
+        <w:spacing w:line="360" w:lineRule="auto" w:after="80"/>
+        <w:ind w:left="340" w:hanging="340"/>
+        <w:jc w:val="both"/>
+      </w:pPr>
+      <w:r>
+        <w:rPr>
+          <w:rFonts w:ascii="Times New Roman" w:hAnsi="Times New Roman" w:eastAsia="Times New Roman"/>
+          <w:b/>
+          <w:color w:val="000000"/>
+          <w:sz w:val="26"/>
+        </w:rPr>
+        <w:t xml:space="preserve">-- </w:t>
+      </w:r>
+      <w:r>
+        <w:rPr>
+          <w:rFonts w:ascii="Times New Roman" w:hAnsi="Times New Roman" w:eastAsia="Times New Roman"/>
+          <w:color w:val="000000"/>
+          <w:sz w:val="26"/>
+        </w:rPr>
+        <w:t>Train: 23.132 utterances</w:t>
+      </w:r>
+    </w:p>
+    <w:p>
+      <w:pPr>
+        <w:spacing w:line="360" w:lineRule="auto" w:after="80"/>
+        <w:ind w:left="340" w:hanging="340"/>
+        <w:jc w:val="both"/>
+      </w:pPr>
+      <w:r>
+        <w:rPr>
+          <w:rFonts w:ascii="Times New Roman" w:hAnsi="Times New Roman" w:eastAsia="Times New Roman"/>
+          <w:b/>
+          <w:color w:val="000000"/>
+          <w:sz w:val="26"/>
+        </w:rPr>
+        <w:t xml:space="preserve">-- </w:t>
+      </w:r>
+      <w:r>
+        <w:rPr>
+          <w:rFonts w:ascii="Times New Roman" w:hAnsi="Times New Roman" w:eastAsia="Times New Roman"/>
+          <w:color w:val="000000"/>
+          <w:sz w:val="26"/>
+        </w:rPr>
+        <w:t>Validation: 3.118 utterances</w:t>
+      </w:r>
+    </w:p>
+    <w:p>
+      <w:pPr>
+        <w:spacing w:line="360" w:lineRule="auto" w:after="80"/>
+        <w:ind w:left="340" w:hanging="340"/>
+        <w:jc w:val="both"/>
+      </w:pPr>
+      <w:r>
+        <w:rPr>
+          <w:rFonts w:ascii="Times New Roman" w:hAnsi="Times New Roman" w:eastAsia="Times New Roman"/>
+          <w:b/>
+          <w:color w:val="000000"/>
+          <w:sz w:val="26"/>
+        </w:rPr>
+        <w:t xml:space="preserve">-- </w:t>
+      </w:r>
+      <w:r>
+        <w:rPr>
+          <w:rFonts w:ascii="Times New Roman" w:hAnsi="Times New Roman" w:eastAsia="Times New Roman"/>
+          <w:color w:val="000000"/>
+          <w:sz w:val="26"/>
+        </w:rPr>
+        <w:t>Test: 3.793 utterances</w:t>
+      </w:r>
+    </w:p>
+    <w:p>
+      <w:pPr>
+        <w:spacing w:line="360" w:lineRule="auto" w:after="120"/>
+        <w:ind w:firstLine="0"/>
+        <w:jc w:val="both"/>
+      </w:pPr>
+      <w:r>
+        <w:rPr>
+          <w:rFonts w:ascii="Times New Roman" w:hAnsi="Times New Roman" w:eastAsia="Times New Roman"/>
+          <w:b w:val="0"/>
+          <w:i w:val="0"/>
+          <w:color w:val="000000"/>
+          <w:sz w:val="26"/>
+        </w:rPr>
+        <w:t>Tổng cộng:</w:t>
+      </w:r>
+    </w:p>
+    <w:p>
+      <w:pPr>
+        <w:spacing w:before="80" w:after="120"/>
+        <w:jc w:val="center"/>
+      </w:pPr>
+      <w:r>
+        <w:rPr>
+          <w:rFonts w:ascii="Cambria Math" w:hAnsi="Cambria Math" w:eastAsia="Cambria Math"/>
+          <w:color w:val="000000"/>
+          <w:sz w:val="24"/>
+        </w:rPr>
+        <w:t>23132 + 3118 + 3793 = 30043\text{ utterances}</w:t>
+      </w:r>
+    </w:p>
+    <w:p>
+      <w:pPr>
+        <w:spacing w:line="360" w:lineRule="auto" w:after="120"/>
+        <w:ind w:firstLine="0"/>
+        <w:jc w:val="both"/>
+      </w:pPr>
+      <w:r>
+        <w:rPr>
+          <w:rFonts w:ascii="Times New Roman" w:hAnsi="Times New Roman" w:eastAsia="Times New Roman"/>
+          <w:b w:val="0"/>
+          <w:i w:val="0"/>
+          <w:color w:val="000000"/>
+          <w:sz w:val="26"/>
+        </w:rPr>
+        <w:t>Dataset gồm:</w:t>
+      </w:r>
+    </w:p>
+    <w:p>
+      <w:pPr>
+        <w:spacing w:line="360" w:lineRule="auto" w:after="80"/>
+        <w:ind w:left="340" w:hanging="340"/>
+        <w:jc w:val="both"/>
+      </w:pPr>
+      <w:r>
+        <w:rPr>
+          <w:rFonts w:ascii="Times New Roman" w:hAnsi="Times New Roman" w:eastAsia="Times New Roman"/>
+          <w:b/>
+          <w:color w:val="000000"/>
+          <w:sz w:val="26"/>
+        </w:rPr>
+        <w:t xml:space="preserve">-- </w:t>
+      </w:r>
+      <w:r>
+        <w:rPr>
+          <w:rFonts w:ascii="Times New Roman" w:hAnsi="Times New Roman" w:eastAsia="Times New Roman"/>
+          <w:color w:val="000000"/>
+          <w:sz w:val="26"/>
+        </w:rPr>
+        <w:t>97 speakers</w:t>
+      </w:r>
+    </w:p>
+    <w:p>
+      <w:pPr>
+        <w:spacing w:line="360" w:lineRule="auto" w:after="80"/>
+        <w:ind w:left="340" w:hanging="340"/>
+        <w:jc w:val="both"/>
+      </w:pPr>
+      <w:r>
+        <w:rPr>
+          <w:rFonts w:ascii="Times New Roman" w:hAnsi="Times New Roman" w:eastAsia="Times New Roman"/>
+          <w:b/>
+          <w:color w:val="000000"/>
+          <w:sz w:val="26"/>
+        </w:rPr>
+        <w:t xml:space="preserve">-- </w:t>
+      </w:r>
+      <w:r>
+        <w:rPr>
+          <w:rFonts w:ascii="Times New Roman" w:hAnsi="Times New Roman" w:eastAsia="Times New Roman"/>
+          <w:color w:val="000000"/>
+          <w:sz w:val="26"/>
+        </w:rPr>
+        <w:t>248 unique phrases</w:t>
+      </w:r>
+    </w:p>
+    <w:p>
+      <w:pPr>
+        <w:spacing w:line="360" w:lineRule="auto" w:after="80"/>
+        <w:ind w:left="340" w:hanging="340"/>
+        <w:jc w:val="both"/>
+      </w:pPr>
+      <w:r>
+        <w:rPr>
+          <w:rFonts w:ascii="Times New Roman" w:hAnsi="Times New Roman" w:eastAsia="Times New Roman"/>
+          <w:b/>
+          <w:color w:val="000000"/>
+          <w:sz w:val="26"/>
+        </w:rPr>
+        <w:t xml:space="preserve">-- </w:t>
+      </w:r>
+      <w:r>
+        <w:rPr>
+          <w:rFonts w:ascii="Times New Roman" w:hAnsi="Times New Roman" w:eastAsia="Times New Roman"/>
+          <w:color w:val="000000"/>
+          <w:sz w:val="26"/>
+        </w:rPr>
+        <w:t>31 unique intents</w:t>
+      </w:r>
+    </w:p>
+    <w:p>
+      <w:pPr>
+        <w:spacing w:line="360" w:lineRule="auto" w:after="120"/>
+        <w:ind w:firstLine="0"/>
+        <w:jc w:val="both"/>
+      </w:pPr>
+      <w:r>
+        <w:rPr>
+          <w:rFonts w:ascii="Times New Roman" w:hAnsi="Times New Roman" w:eastAsia="Times New Roman"/>
+          <w:b w:val="0"/>
+          <w:i w:val="0"/>
+          <w:color w:val="000000"/>
+          <w:sz w:val="26"/>
+        </w:rPr>
+        <w:t>Các slot semantic gồm:</w:t>
+      </w:r>
+    </w:p>
+    <w:p>
+      <w:pPr>
+        <w:spacing w:line="360" w:lineRule="auto" w:after="120"/>
+        <w:ind w:firstLine="0"/>
+        <w:jc w:val="both"/>
+      </w:pPr>
+      <w:r>
+        <w:rPr>
+          <w:rFonts w:ascii="Times New Roman" w:hAnsi="Times New Roman" w:eastAsia="Times New Roman"/>
+          <w:b/>
+          <w:i w:val="0"/>
+          <w:color w:val="000000"/>
+          <w:sz w:val="26"/>
+        </w:rPr>
+        <w:t>Action:</w:t>
+      </w:r>
+    </w:p>
+    <w:p>
+      <w:pPr>
+        <w:spacing w:line="360" w:lineRule="auto" w:after="120"/>
+        <w:ind w:firstLine="0"/>
+        <w:jc w:val="both"/>
+      </w:pPr>
+      <w:r>
+        <w:rPr>
+          <w:rFonts w:ascii="Times New Roman" w:hAnsi="Times New Roman" w:eastAsia="Times New Roman"/>
+          <w:b w:val="0"/>
+          <w:i w:val="0"/>
+          <w:color w:val="000000"/>
+          <w:sz w:val="26"/>
+        </w:rPr>
+        <w:t>Có 6 action: activate, bring, change language, deactivate, decrease, increase.</w:t>
+      </w:r>
+    </w:p>
+    <w:p>
+      <w:pPr>
+        <w:spacing w:line="360" w:lineRule="auto" w:after="120"/>
+        <w:ind w:firstLine="0"/>
+        <w:jc w:val="both"/>
+      </w:pPr>
+      <w:r>
+        <w:rPr>
+          <w:rFonts w:ascii="Times New Roman" w:hAnsi="Times New Roman" w:eastAsia="Times New Roman"/>
+          <w:b/>
+          <w:i w:val="0"/>
+          <w:color w:val="000000"/>
+          <w:sz w:val="26"/>
+        </w:rPr>
+        <w:t>Object:</w:t>
+      </w:r>
+    </w:p>
+    <w:p>
+      <w:pPr>
+        <w:spacing w:line="360" w:lineRule="auto" w:after="120"/>
+        <w:ind w:firstLine="0"/>
+        <w:jc w:val="both"/>
+      </w:pPr>
+      <w:r>
+        <w:rPr>
+          <w:rFonts w:ascii="Times New Roman" w:hAnsi="Times New Roman" w:eastAsia="Times New Roman"/>
+          <w:b w:val="0"/>
+          <w:i w:val="0"/>
+          <w:color w:val="000000"/>
+          <w:sz w:val="26"/>
+        </w:rPr>
+        <w:t>Có 14 object: Chinese, English, German, Korean, heat, juice, lamp, lights, music, newspaper, none, shoes, socks, volume.</w:t>
+      </w:r>
+    </w:p>
+    <w:p>
+      <w:pPr>
+        <w:spacing w:line="360" w:lineRule="auto" w:after="120"/>
+        <w:ind w:firstLine="0"/>
+        <w:jc w:val="both"/>
+      </w:pPr>
+      <w:r>
+        <w:rPr>
+          <w:rFonts w:ascii="Times New Roman" w:hAnsi="Times New Roman" w:eastAsia="Times New Roman"/>
+          <w:b/>
+          <w:i w:val="0"/>
+          <w:color w:val="000000"/>
+          <w:sz w:val="26"/>
+        </w:rPr>
+        <w:t>Location:</w:t>
+      </w:r>
+    </w:p>
+    <w:p>
+      <w:pPr>
+        <w:spacing w:line="360" w:lineRule="auto" w:after="120"/>
+        <w:ind w:firstLine="0"/>
+        <w:jc w:val="both"/>
+      </w:pPr>
+      <w:r>
+        <w:rPr>
+          <w:rFonts w:ascii="Times New Roman" w:hAnsi="Times New Roman" w:eastAsia="Times New Roman"/>
+          <w:b w:val="0"/>
+          <w:i w:val="0"/>
+          <w:color w:val="000000"/>
+          <w:sz w:val="26"/>
+        </w:rPr>
+        <w:t>Có 4 location: bedroom, kitchen, none, washroom.</w:t>
+      </w:r>
+    </w:p>
+    <w:p>
+      <w:pPr>
+        <w:spacing w:line="360" w:lineRule="auto" w:after="120"/>
+        <w:ind w:firstLine="0"/>
+        <w:jc w:val="both"/>
+      </w:pPr>
+      <w:r>
+        <w:rPr>
+          <w:rFonts w:ascii="Times New Roman" w:hAnsi="Times New Roman" w:eastAsia="Times New Roman"/>
+          <w:b/>
+          <w:i w:val="0"/>
+          <w:color w:val="000000"/>
+          <w:sz w:val="26"/>
+        </w:rPr>
+        <w:t>Định dạng âm thanh:</w:t>
+      </w:r>
+    </w:p>
+    <w:p>
+      <w:pPr>
+        <w:spacing w:line="360" w:lineRule="auto" w:after="120"/>
+        <w:ind w:firstLine="0"/>
+        <w:jc w:val="both"/>
+      </w:pPr>
+      <w:r>
+        <w:rPr>
+          <w:rFonts w:ascii="Times New Roman" w:hAnsi="Times New Roman" w:eastAsia="Times New Roman"/>
+          <w:b w:val="0"/>
+          <w:i w:val="0"/>
+          <w:color w:val="000000"/>
+          <w:sz w:val="26"/>
+        </w:rPr>
+        <w:t>Kiểm tra trực tiếp các sample đầu tiên cho thấy:</w:t>
+      </w:r>
+    </w:p>
+    <w:tbl>
+      <w:tblPr>
+        <w:tblW w:type="auto" w:w="0"/>
+        <w:jc w:val="center"/>
+        <w:tblLayout w:type="fixed"/>
+        <w:tblLook w:firstColumn="1" w:firstRow="1" w:lastColumn="0" w:lastRow="0" w:noHBand="0" w:noVBand="1" w:val="04A0"/>
+      </w:tblPr>
+      <w:tblGrid>
+        <w:gridCol w:w="9405"/>
+      </w:tblGrid>
+      <w:tr>
+        <w:tc>
+          <w:tcPr>
+            <w:tcW w:type="dxa" w:w="8787"/>
+            <w:shd w:fill="F8FAFC"/>
+            <w:tcBorders>
+              <w:top w:val="single" w:sz="4" w:space="0" w:color="E2E8F0"/>
+              <w:left w:val="single" w:sz="18" w:space="0" w:color="2563EB"/>
+              <w:bottom w:val="single" w:sz="4" w:space="0" w:color="E2E8F0"/>
+              <w:right w:val="single" w:sz="4" w:space="0" w:color="E2E8F0"/>
+            </w:tcBorders>
+          </w:tcPr>
+          <w:p>
+            <w:pPr>
+              <w:spacing w:before="80" w:after="80" w:line="276" w:lineRule="auto"/>
+            </w:pPr>
+            <w:r>
+              <w:rPr>
+                <w:rFonts w:ascii="Consolas" w:hAnsi="Consolas"/>
+                <w:color w:val="1E293B"/>
+                <w:sz w:val="19"/>
+              </w:rPr>
+              <w:t>Sample rate : 16.000 Hz</w:t>
+              <w:br/>
+              <w:t>Channel     : 1</w:t>
+              <w:br/>
+              <w:t>Format      : WAV</w:t>
+              <w:br/>
+              <w:t>Subtype     : PCM_16</w:t>
+            </w:r>
+          </w:p>
+        </w:tc>
+      </w:tr>
+    </w:tbl>
+    <w:p>
+      <w:pPr>
+        <w:spacing w:after="80"/>
+      </w:pPr>
+    </w:p>
+    <w:p>
+      <w:pPr>
+        <w:spacing w:line="360" w:lineRule="auto" w:after="120"/>
+        <w:ind w:firstLine="0"/>
+        <w:jc w:val="both"/>
+      </w:pPr>
+      <w:r>
+        <w:rPr>
+          <w:rFonts w:ascii="Times New Roman" w:hAnsi="Times New Roman" w:eastAsia="Times New Roman"/>
+          <w:b w:val="0"/>
+          <w:i w:val="0"/>
+          <w:color w:val="000000"/>
+          <w:sz w:val="26"/>
+        </w:rPr>
+        <w:t>Ví dụ:</w:t>
+      </w:r>
+    </w:p>
+    <w:tbl>
+      <w:tblPr>
+        <w:tblW w:type="auto" w:w="0"/>
+        <w:jc w:val="center"/>
+        <w:tblLayout w:type="fixed"/>
+        <w:tblLook w:firstColumn="1" w:firstRow="1" w:lastColumn="0" w:lastRow="0" w:noHBand="0" w:noVBand="1" w:val="04A0"/>
+      </w:tblPr>
+      <w:tblGrid>
+        <w:gridCol w:w="9405"/>
+      </w:tblGrid>
+      <w:tr>
+        <w:tc>
+          <w:tcPr>
+            <w:tcW w:type="dxa" w:w="8787"/>
+            <w:shd w:fill="F8FAFC"/>
+            <w:tcBorders>
+              <w:top w:val="single" w:sz="4" w:space="0" w:color="E2E8F0"/>
+              <w:left w:val="single" w:sz="18" w:space="0" w:color="2563EB"/>
+              <w:bottom w:val="single" w:sz="4" w:space="0" w:color="E2E8F0"/>
+              <w:right w:val="single" w:sz="4" w:space="0" w:color="E2E8F0"/>
+            </w:tcBorders>
+          </w:tcPr>
+          <w:p>
+            <w:pPr>
+              <w:spacing w:before="80" w:after="80" w:line="276" w:lineRule="auto"/>
+            </w:pPr>
+            <w:r>
+              <w:rPr>
+                <w:rFonts w:ascii="Consolas" w:hAnsi="Consolas"/>
+                <w:color w:val="1E293B"/>
+                <w:sz w:val="19"/>
+              </w:rPr>
+              <w:t>Turn the lights on    → duration ≈ 2.136 s</w:t>
+              <w:br/>
+              <w:t>Switch on the lights  → duration ≈ 2.229 s</w:t>
+              <w:br/>
+              <w:t>Turn the volume up    → duration ≈ 2.415 s</w:t>
+            </w:r>
+          </w:p>
+        </w:tc>
+      </w:tr>
+    </w:tbl>
+    <w:p>
+      <w:pPr>
+        <w:spacing w:after="80"/>
+      </w:pPr>
+    </w:p>
+    <w:p>
+      <w:pPr>
+        <w:spacing w:line="360" w:lineRule="auto" w:after="120"/>
+        <w:ind w:firstLine="0"/>
+        <w:jc w:val="both"/>
+      </w:pPr>
+      <w:r>
+        <w:rPr>
+          <w:rFonts w:ascii="Times New Roman" w:hAnsi="Times New Roman" w:eastAsia="Times New Roman"/>
+          <w:b w:val="0"/>
+          <w:i w:val="0"/>
+          <w:color w:val="000000"/>
+          <w:sz w:val="26"/>
+        </w:rPr>
+        <w:t>Trong 10 sample được kiểm tra, thời lượng nằm khoảng 1.393 s đến 2.415 s. Điều này phản ánh đúng đặc điểm của FSC là các câu lệnh gồm nhiều từ nên thường dài hơn single-word audio.</w:t>
+      </w:r>
+    </w:p>
+    <w:p>
+      <w:pPr>
+        <w:spacing w:line="360" w:lineRule="auto" w:after="120"/>
+        <w:ind w:firstLine="0"/>
+        <w:jc w:val="both"/>
+      </w:pPr>
+      <w:r>
+        <w:rPr>
+          <w:rFonts w:ascii="Times New Roman" w:hAnsi="Times New Roman" w:eastAsia="Times New Roman"/>
+          <w:b w:val="0"/>
+          <w:i/>
+          <w:color w:val="000000"/>
+          <w:sz w:val="26"/>
+        </w:rPr>
+        <w:t>Tương tự AudioMNIST, metadata audio ở đây mới được kiểm tra trên sample đại diện; các thông số toàn dataset có thể tiếp tục được audit nếu cần cho các phân tích sâu hơn.</w:t>
+      </w:r>
+    </w:p>
+    <w:p>
+      <w:pPr>
+        <w:pStyle w:val="Heading3"/>
+        <w:keepNext/>
+        <w:spacing w:before="200" w:after="80"/>
+      </w:pPr>
+      <w:r>
+        <w:rPr>
+          <w:rFonts w:ascii="Times New Roman" w:hAnsi="Times New Roman" w:eastAsia="Times New Roman"/>
+          <w:b/>
+          <w:color w:val="000000"/>
+          <w:sz w:val="26"/>
+        </w:rPr>
+        <w:t>2.2.6. So sánh cấu trúc ba dataset</w:t>
+      </w:r>
+    </w:p>
+    <w:p>
+      <w:pPr>
+        <w:spacing w:line="360" w:lineRule="auto" w:after="120"/>
+        <w:ind w:firstLine="0"/>
+        <w:jc w:val="both"/>
+      </w:pPr>
+      <w:r>
+        <w:rPr>
+          <w:rFonts w:ascii="Times New Roman" w:hAnsi="Times New Roman" w:eastAsia="Times New Roman"/>
+          <w:b w:val="0"/>
+          <w:i w:val="0"/>
+          <w:color w:val="000000"/>
+          <w:sz w:val="26"/>
+        </w:rPr>
+        <w:t>Các đặc điểm chính của ba dataset được tổng hợp đối chiếu chi tiết trong bảng sau:</w:t>
+      </w:r>
+    </w:p>
+    <w:tbl>
+      <w:tblPr>
+        <w:tblW w:type="auto" w:w="0"/>
+        <w:jc w:val="center"/>
+        <w:tblLayout w:type="fixed"/>
+        <w:tblLook w:firstColumn="1" w:firstRow="1" w:lastColumn="0" w:lastRow="0" w:noHBand="0" w:noVBand="1" w:val="04A0"/>
+      </w:tblPr>
+      <w:tblGrid>
+        <w:gridCol w:w="2351"/>
+        <w:gridCol w:w="2351"/>
+        <w:gridCol w:w="2351"/>
+        <w:gridCol w:w="2351"/>
+      </w:tblGrid>
+      <w:tr>
+        <w:tc>
+          <w:tcPr>
+            <w:tcW w:type="dxa" w:w="2154"/>
             <w:shd w:fill="E2E8F0"/>
           </w:tcPr>
           <w:p>
@@ -6013,13 +9187,13 @@
                 <w:color w:val="000000"/>
                 <w:sz w:val="22"/>
               </w:rPr>
-              <w:t>Chỉ số thống kê</w:t>
+              <w:t>Thuộc tính</w:t>
             </w:r>
           </w:p>
         </w:tc>
         <w:tc>
           <w:tcPr>
-            <w:tcW w:type="dxa" w:w="2835"/>
+            <w:tcW w:type="dxa" w:w="2154"/>
             <w:shd w:fill="E2E8F0"/>
           </w:tcPr>
           <w:p>
@@ -6034,13 +9208,13 @@
                 <w:color w:val="000000"/>
                 <w:sz w:val="22"/>
               </w:rPr>
-              <w:t>Thời lượng (giây)</w:t>
+              <w:t>Google Speech Commands</w:t>
             </w:r>
           </w:p>
         </w:tc>
         <w:tc>
           <w:tcPr>
-            <w:tcW w:type="dxa" w:w="2835"/>
+            <w:tcW w:type="dxa" w:w="2154"/>
             <w:shd w:fill="E2E8F0"/>
           </w:tcPr>
           <w:p>
@@ -6055,7 +9229,28 @@
                 <w:color w:val="000000"/>
                 <w:sz w:val="22"/>
               </w:rPr>
-              <w:t>Số điểm mẫu tương ứng (Samples @ 16kHz)</w:t>
+              <w:t>AudioMNIST</w:t>
+            </w:r>
+          </w:p>
+        </w:tc>
+        <w:tc>
+          <w:tcPr>
+            <w:tcW w:type="dxa" w:w="2324"/>
+            <w:shd w:fill="E2E8F0"/>
+          </w:tcPr>
+          <w:p>
+            <w:pPr>
+              <w:spacing w:after="60" w:line="276" w:lineRule="auto"/>
+              <w:jc w:val="center"/>
+            </w:pPr>
+            <w:r>
+              <w:rPr>
+                <w:rFonts w:ascii="Times New Roman" w:hAnsi="Times New Roman" w:eastAsia="Times New Roman"/>
+                <w:b/>
+                <w:color w:val="000000"/>
+                <w:sz w:val="22"/>
+              </w:rPr>
+              <w:t>Fluent Speech Commands</w:t>
             </w:r>
           </w:p>
         </w:tc>
@@ -6063,7 +9258,7 @@
       <w:tr>
         <w:tc>
           <w:tcPr>
-            <w:tcW w:type="dxa" w:w="2835"/>
+            <w:tcW w:type="dxa" w:w="2154"/>
           </w:tcPr>
           <w:p>
             <w:pPr>
@@ -6076,13 +9271,13 @@
                 <w:color w:val="000000"/>
                 <w:sz w:val="21"/>
               </w:rPr>
-              <w:t>Giá trị trung bình (Mean)</w:t>
+              <w:t>Vai trò</w:t>
             </w:r>
           </w:p>
         </w:tc>
         <w:tc>
           <w:tcPr>
-            <w:tcW w:type="dxa" w:w="2835"/>
+            <w:tcW w:type="dxa" w:w="2154"/>
           </w:tcPr>
           <w:p>
             <w:pPr>
@@ -6095,13 +9290,13 @@
                 <w:color w:val="000000"/>
                 <w:sz w:val="21"/>
               </w:rPr>
-              <w:t>0.9846 s</w:t>
+              <w:t>Dataset chính</w:t>
             </w:r>
           </w:p>
         </w:tc>
         <w:tc>
           <w:tcPr>
-            <w:tcW w:type="dxa" w:w="2835"/>
+            <w:tcW w:type="dxa" w:w="2154"/>
           </w:tcPr>
           <w:p>
             <w:pPr>
@@ -6114,7 +9309,26 @@
                 <w:color w:val="000000"/>
                 <w:sz w:val="21"/>
               </w:rPr>
-              <w:t>15.754 samples</w:t>
+              <w:t>Dataset bổ sung</w:t>
+            </w:r>
+          </w:p>
+        </w:tc>
+        <w:tc>
+          <w:tcPr>
+            <w:tcW w:type="dxa" w:w="2324"/>
+          </w:tcPr>
+          <w:p>
+            <w:pPr>
+              <w:spacing w:after="60" w:line="276" w:lineRule="auto"/>
+              <w:jc w:val="left"/>
+            </w:pPr>
+            <w:r>
+              <w:rPr>
+                <w:rFonts w:ascii="Times New Roman" w:hAnsi="Times New Roman" w:eastAsia="Times New Roman"/>
+                <w:color w:val="000000"/>
+                <w:sz w:val="21"/>
+              </w:rPr>
+              <w:t>Dataset bổ sung</w:t>
             </w:r>
           </w:p>
         </w:tc>
@@ -6122,7 +9336,7 @@
       <w:tr>
         <w:tc>
           <w:tcPr>
-            <w:tcW w:type="dxa" w:w="2835"/>
+            <w:tcW w:type="dxa" w:w="2154"/>
           </w:tcPr>
           <w:p>
             <w:pPr>
@@ -6135,13 +9349,13 @@
                 <w:color w:val="000000"/>
                 <w:sz w:val="21"/>
               </w:rPr>
-              <w:t>Độ lệch chuẩn (Standard Deviation)</w:t>
+              <w:t>Loại tín hiệu</w:t>
             </w:r>
           </w:p>
         </w:tc>
         <w:tc>
           <w:tcPr>
-            <w:tcW w:type="dxa" w:w="2835"/>
+            <w:tcW w:type="dxa" w:w="2154"/>
           </w:tcPr>
           <w:p>
             <w:pPr>
@@ -6154,13 +9368,13 @@
                 <w:color w:val="000000"/>
                 <w:sz w:val="21"/>
               </w:rPr>
-              <w:t>0.5082 s</w:t>
+              <w:t>Single keyword</w:t>
             </w:r>
           </w:p>
         </w:tc>
         <w:tc>
           <w:tcPr>
-            <w:tcW w:type="dxa" w:w="2835"/>
+            <w:tcW w:type="dxa" w:w="2154"/>
           </w:tcPr>
           <w:p>
             <w:pPr>
@@ -6173,7 +9387,26 @@
                 <w:color w:val="000000"/>
                 <w:sz w:val="21"/>
               </w:rPr>
-              <w:t>8.131 samples</w:t>
+              <w:t>Single spoken digit</w:t>
+            </w:r>
+          </w:p>
+        </w:tc>
+        <w:tc>
+          <w:tcPr>
+            <w:tcW w:type="dxa" w:w="2324"/>
+          </w:tcPr>
+          <w:p>
+            <w:pPr>
+              <w:spacing w:after="60" w:line="276" w:lineRule="auto"/>
+              <w:jc w:val="left"/>
+            </w:pPr>
+            <w:r>
+              <w:rPr>
+                <w:rFonts w:ascii="Times New Roman" w:hAnsi="Times New Roman" w:eastAsia="Times New Roman"/>
+                <w:color w:val="000000"/>
+                <w:sz w:val="21"/>
+              </w:rPr>
+              <w:t>Multi-word command</w:t>
             </w:r>
           </w:p>
         </w:tc>
@@ -6181,7 +9414,7 @@
       <w:tr>
         <w:tc>
           <w:tcPr>
-            <w:tcW w:type="dxa" w:w="2835"/>
+            <w:tcW w:type="dxa" w:w="2154"/>
           </w:tcPr>
           <w:p>
             <w:pPr>
@@ -6194,13 +9427,13 @@
                 <w:color w:val="000000"/>
                 <w:sz w:val="21"/>
               </w:rPr>
-              <w:t>Giá trị nhỏ nhất (Minimum)</w:t>
+              <w:t>Tổng số audio</w:t>
             </w:r>
           </w:p>
         </w:tc>
         <w:tc>
           <w:tcPr>
-            <w:tcW w:type="dxa" w:w="2835"/>
+            <w:tcW w:type="dxa" w:w="2154"/>
           </w:tcPr>
           <w:p>
             <w:pPr>
@@ -6213,13 +9446,13 @@
                 <w:color w:val="000000"/>
                 <w:sz w:val="21"/>
               </w:rPr>
-              <w:t>0.2133 s (bed/220ee1ef_nohash_0.wav)</w:t>
+              <w:t>105.835 WAV</w:t>
             </w:r>
           </w:p>
         </w:tc>
         <w:tc>
           <w:tcPr>
-            <w:tcW w:type="dxa" w:w="2835"/>
+            <w:tcW w:type="dxa" w:w="2154"/>
           </w:tcPr>
           <w:p>
             <w:pPr>
@@ -6232,7 +9465,26 @@
                 <w:color w:val="000000"/>
                 <w:sz w:val="21"/>
               </w:rPr>
-              <w:t>3.413 samples</w:t>
+              <w:t>30.000 WAV</w:t>
+            </w:r>
+          </w:p>
+        </w:tc>
+        <w:tc>
+          <w:tcPr>
+            <w:tcW w:type="dxa" w:w="2324"/>
+          </w:tcPr>
+          <w:p>
+            <w:pPr>
+              <w:spacing w:after="60" w:line="276" w:lineRule="auto"/>
+              <w:jc w:val="left"/>
+            </w:pPr>
+            <w:r>
+              <w:rPr>
+                <w:rFonts w:ascii="Times New Roman" w:hAnsi="Times New Roman" w:eastAsia="Times New Roman"/>
+                <w:color w:val="000000"/>
+                <w:sz w:val="21"/>
+              </w:rPr>
+              <w:t>30.043 utterance</w:t>
             </w:r>
           </w:p>
         </w:tc>
@@ -6240,7 +9492,7 @@
       <w:tr>
         <w:tc>
           <w:tcPr>
-            <w:tcW w:type="dxa" w:w="2835"/>
+            <w:tcW w:type="dxa" w:w="2154"/>
           </w:tcPr>
           <w:p>
             <w:pPr>
@@ -6253,13 +9505,13 @@
                 <w:color w:val="000000"/>
                 <w:sz w:val="21"/>
               </w:rPr>
-              <w:t>Phân vị 25% (Q1)</w:t>
+              <w:t>Số class/intent</w:t>
             </w:r>
           </w:p>
         </w:tc>
         <w:tc>
           <w:tcPr>
-            <w:tcW w:type="dxa" w:w="2835"/>
+            <w:tcW w:type="dxa" w:w="2154"/>
           </w:tcPr>
           <w:p>
             <w:pPr>
@@ -6272,13 +9524,13 @@
                 <w:color w:val="000000"/>
                 <w:sz w:val="21"/>
               </w:rPr>
-              <w:t>1.0000 s</w:t>
+              <w:t>35 keyword</w:t>
             </w:r>
           </w:p>
         </w:tc>
         <w:tc>
           <w:tcPr>
-            <w:tcW w:type="dxa" w:w="2835"/>
+            <w:tcW w:type="dxa" w:w="2154"/>
           </w:tcPr>
           <w:p>
             <w:pPr>
@@ -6291,7 +9543,26 @@
                 <w:color w:val="000000"/>
                 <w:sz w:val="21"/>
               </w:rPr>
-              <w:t>16.000 samples</w:t>
+              <w:t>10 digit</w:t>
+            </w:r>
+          </w:p>
+        </w:tc>
+        <w:tc>
+          <w:tcPr>
+            <w:tcW w:type="dxa" w:w="2324"/>
+          </w:tcPr>
+          <w:p>
+            <w:pPr>
+              <w:spacing w:after="60" w:line="276" w:lineRule="auto"/>
+              <w:jc w:val="left"/>
+            </w:pPr>
+            <w:r>
+              <w:rPr>
+                <w:rFonts w:ascii="Times New Roman" w:hAnsi="Times New Roman" w:eastAsia="Times New Roman"/>
+                <w:color w:val="000000"/>
+                <w:sz w:val="21"/>
+              </w:rPr>
+              <w:t>31 intent</w:t>
             </w:r>
           </w:p>
         </w:tc>
@@ -6299,7 +9570,7 @@
       <w:tr>
         <w:tc>
           <w:tcPr>
-            <w:tcW w:type="dxa" w:w="2835"/>
+            <w:tcW w:type="dxa" w:w="2154"/>
           </w:tcPr>
           <w:p>
             <w:pPr>
@@ -6312,13 +9583,13 @@
                 <w:color w:val="000000"/>
                 <w:sz w:val="21"/>
               </w:rPr>
-              <w:t>Trung vị 50% (Median)</w:t>
+              <w:t>Speaker</w:t>
             </w:r>
           </w:p>
         </w:tc>
         <w:tc>
           <w:tcPr>
-            <w:tcW w:type="dxa" w:w="2835"/>
+            <w:tcW w:type="dxa" w:w="2154"/>
           </w:tcPr>
           <w:p>
             <w:pPr>
@@ -6331,13 +9602,13 @@
                 <w:color w:val="000000"/>
                 <w:sz w:val="21"/>
               </w:rPr>
-              <w:t>1.0000 s</w:t>
+              <w:t>thay đổi theo keyword</w:t>
             </w:r>
           </w:p>
         </w:tc>
         <w:tc>
           <w:tcPr>
-            <w:tcW w:type="dxa" w:w="2835"/>
+            <w:tcW w:type="dxa" w:w="2154"/>
           </w:tcPr>
           <w:p>
             <w:pPr>
@@ -6350,7 +9621,26 @@
                 <w:color w:val="000000"/>
                 <w:sz w:val="21"/>
               </w:rPr>
-              <w:t>16.000 samples</w:t>
+              <w:t>60</w:t>
+            </w:r>
+          </w:p>
+        </w:tc>
+        <w:tc>
+          <w:tcPr>
+            <w:tcW w:type="dxa" w:w="2324"/>
+          </w:tcPr>
+          <w:p>
+            <w:pPr>
+              <w:spacing w:after="60" w:line="276" w:lineRule="auto"/>
+              <w:jc w:val="left"/>
+            </w:pPr>
+            <w:r>
+              <w:rPr>
+                <w:rFonts w:ascii="Times New Roman" w:hAnsi="Times New Roman" w:eastAsia="Times New Roman"/>
+                <w:color w:val="000000"/>
+                <w:sz w:val="21"/>
+              </w:rPr>
+              <w:t>97</w:t>
             </w:r>
           </w:p>
         </w:tc>
@@ -6358,7 +9648,7 @@
       <w:tr>
         <w:tc>
           <w:tcPr>
-            <w:tcW w:type="dxa" w:w="2835"/>
+            <w:tcW w:type="dxa" w:w="2154"/>
           </w:tcPr>
           <w:p>
             <w:pPr>
@@ -6371,13 +9661,13 @@
                 <w:color w:val="000000"/>
                 <w:sz w:val="21"/>
               </w:rPr>
-              <w:t>Phân vị 75% (Q3)</w:t>
+              <w:t>Unique phrase</w:t>
             </w:r>
           </w:p>
         </w:tc>
         <w:tc>
           <w:tcPr>
-            <w:tcW w:type="dxa" w:w="2835"/>
+            <w:tcW w:type="dxa" w:w="2154"/>
           </w:tcPr>
           <w:p>
             <w:pPr>
@@ -6390,13 +9680,13 @@
                 <w:color w:val="000000"/>
                 <w:sz w:val="21"/>
               </w:rPr>
-              <w:t>1.0000 s</w:t>
+              <w:t>keyword đơn</w:t>
             </w:r>
           </w:p>
         </w:tc>
         <w:tc>
           <w:tcPr>
-            <w:tcW w:type="dxa" w:w="2835"/>
+            <w:tcW w:type="dxa" w:w="2154"/>
           </w:tcPr>
           <w:p>
             <w:pPr>
@@ -6409,7 +9699,26 @@
                 <w:color w:val="000000"/>
                 <w:sz w:val="21"/>
               </w:rPr>
-              <w:t>16.000 samples</w:t>
+              <w:t>10 digit</w:t>
+            </w:r>
+          </w:p>
+        </w:tc>
+        <w:tc>
+          <w:tcPr>
+            <w:tcW w:type="dxa" w:w="2324"/>
+          </w:tcPr>
+          <w:p>
+            <w:pPr>
+              <w:spacing w:after="60" w:line="276" w:lineRule="auto"/>
+              <w:jc w:val="left"/>
+            </w:pPr>
+            <w:r>
+              <w:rPr>
+                <w:rFonts w:ascii="Times New Roman" w:hAnsi="Times New Roman" w:eastAsia="Times New Roman"/>
+                <w:color w:val="000000"/>
+                <w:sz w:val="21"/>
+              </w:rPr>
+              <w:t>248</w:t>
             </w:r>
           </w:p>
         </w:tc>
@@ -6417,7 +9726,7 @@
       <w:tr>
         <w:tc>
           <w:tcPr>
-            <w:tcW w:type="dxa" w:w="2835"/>
+            <w:tcW w:type="dxa" w:w="2154"/>
           </w:tcPr>
           <w:p>
             <w:pPr>
@@ -6430,13 +9739,13 @@
                 <w:color w:val="000000"/>
                 <w:sz w:val="21"/>
               </w:rPr>
-              <w:t>Giá trị lớn nhất (Maximum)</w:t>
+              <w:t>Sample rate</w:t>
             </w:r>
           </w:p>
         </w:tc>
         <w:tc>
           <w:tcPr>
-            <w:tcW w:type="dxa" w:w="2835"/>
+            <w:tcW w:type="dxa" w:w="2154"/>
           </w:tcPr>
           <w:p>
             <w:pPr>
@@ -6449,13 +9758,13 @@
                 <w:color w:val="000000"/>
                 <w:sz w:val="21"/>
               </w:rPr>
-              <w:t>95.1831 s (trong _background_noise_)</w:t>
+              <w:t>16 kHz</w:t>
             </w:r>
           </w:p>
         </w:tc>
         <w:tc>
           <w:tcPr>
-            <w:tcW w:type="dxa" w:w="2835"/>
+            <w:tcW w:type="dxa" w:w="2154"/>
           </w:tcPr>
           <w:p>
             <w:pPr>
@@ -6468,7 +9777,494 @@
                 <w:color w:val="000000"/>
                 <w:sz w:val="21"/>
               </w:rPr>
-              <w:t>1.522.930 samples</w:t>
+              <w:t>sample audit: 48 kHz</w:t>
+            </w:r>
+          </w:p>
+        </w:tc>
+        <w:tc>
+          <w:tcPr>
+            <w:tcW w:type="dxa" w:w="2324"/>
+          </w:tcPr>
+          <w:p>
+            <w:pPr>
+              <w:spacing w:after="60" w:line="276" w:lineRule="auto"/>
+              <w:jc w:val="left"/>
+            </w:pPr>
+            <w:r>
+              <w:rPr>
+                <w:rFonts w:ascii="Times New Roman" w:hAnsi="Times New Roman" w:eastAsia="Times New Roman"/>
+                <w:color w:val="000000"/>
+                <w:sz w:val="21"/>
+              </w:rPr>
+              <w:t>sample audit: 16 kHz</w:t>
+            </w:r>
+          </w:p>
+        </w:tc>
+      </w:tr>
+      <w:tr>
+        <w:tc>
+          <w:tcPr>
+            <w:tcW w:type="dxa" w:w="2154"/>
+          </w:tcPr>
+          <w:p>
+            <w:pPr>
+              <w:spacing w:after="60" w:line="276" w:lineRule="auto"/>
+              <w:jc w:val="center"/>
+            </w:pPr>
+            <w:r>
+              <w:rPr>
+                <w:rFonts w:ascii="Times New Roman" w:hAnsi="Times New Roman" w:eastAsia="Times New Roman"/>
+                <w:color w:val="000000"/>
+                <w:sz w:val="21"/>
+              </w:rPr>
+              <w:t>Channel</w:t>
+            </w:r>
+          </w:p>
+        </w:tc>
+        <w:tc>
+          <w:tcPr>
+            <w:tcW w:type="dxa" w:w="2154"/>
+          </w:tcPr>
+          <w:p>
+            <w:pPr>
+              <w:spacing w:after="60" w:line="276" w:lineRule="auto"/>
+              <w:jc w:val="left"/>
+            </w:pPr>
+            <w:r>
+              <w:rPr>
+                <w:rFonts w:ascii="Times New Roman" w:hAnsi="Times New Roman" w:eastAsia="Times New Roman"/>
+                <w:color w:val="000000"/>
+                <w:sz w:val="21"/>
+              </w:rPr>
+              <w:t>mono</w:t>
+            </w:r>
+          </w:p>
+        </w:tc>
+        <w:tc>
+          <w:tcPr>
+            <w:tcW w:type="dxa" w:w="2154"/>
+          </w:tcPr>
+          <w:p>
+            <w:pPr>
+              <w:spacing w:after="60" w:line="276" w:lineRule="auto"/>
+              <w:jc w:val="left"/>
+            </w:pPr>
+            <w:r>
+              <w:rPr>
+                <w:rFonts w:ascii="Times New Roman" w:hAnsi="Times New Roman" w:eastAsia="Times New Roman"/>
+                <w:color w:val="000000"/>
+                <w:sz w:val="21"/>
+              </w:rPr>
+              <w:t>sample audit: mono</w:t>
+            </w:r>
+          </w:p>
+        </w:tc>
+        <w:tc>
+          <w:tcPr>
+            <w:tcW w:type="dxa" w:w="2324"/>
+          </w:tcPr>
+          <w:p>
+            <w:pPr>
+              <w:spacing w:after="60" w:line="276" w:lineRule="auto"/>
+              <w:jc w:val="left"/>
+            </w:pPr>
+            <w:r>
+              <w:rPr>
+                <w:rFonts w:ascii="Times New Roman" w:hAnsi="Times New Roman" w:eastAsia="Times New Roman"/>
+                <w:color w:val="000000"/>
+                <w:sz w:val="21"/>
+              </w:rPr>
+              <w:t>sample audit: mono</w:t>
+            </w:r>
+          </w:p>
+        </w:tc>
+      </w:tr>
+      <w:tr>
+        <w:tc>
+          <w:tcPr>
+            <w:tcW w:type="dxa" w:w="2154"/>
+          </w:tcPr>
+          <w:p>
+            <w:pPr>
+              <w:spacing w:after="60" w:line="276" w:lineRule="auto"/>
+              <w:jc w:val="center"/>
+            </w:pPr>
+            <w:r>
+              <w:rPr>
+                <w:rFonts w:ascii="Times New Roman" w:hAnsi="Times New Roman" w:eastAsia="Times New Roman"/>
+                <w:color w:val="000000"/>
+                <w:sz w:val="21"/>
+              </w:rPr>
+              <w:t>Format</w:t>
+            </w:r>
+          </w:p>
+        </w:tc>
+        <w:tc>
+          <w:tcPr>
+            <w:tcW w:type="dxa" w:w="2154"/>
+          </w:tcPr>
+          <w:p>
+            <w:pPr>
+              <w:spacing w:after="60" w:line="276" w:lineRule="auto"/>
+              <w:jc w:val="left"/>
+            </w:pPr>
+            <w:r>
+              <w:rPr>
+                <w:rFonts w:ascii="Times New Roman" w:hAnsi="Times New Roman" w:eastAsia="Times New Roman"/>
+                <w:color w:val="000000"/>
+                <w:sz w:val="21"/>
+              </w:rPr>
+              <w:t>WAV</w:t>
+            </w:r>
+          </w:p>
+        </w:tc>
+        <w:tc>
+          <w:tcPr>
+            <w:tcW w:type="dxa" w:w="2154"/>
+          </w:tcPr>
+          <w:p>
+            <w:pPr>
+              <w:spacing w:after="60" w:line="276" w:lineRule="auto"/>
+              <w:jc w:val="left"/>
+            </w:pPr>
+            <w:r>
+              <w:rPr>
+                <w:rFonts w:ascii="Times New Roman" w:hAnsi="Times New Roman" w:eastAsia="Times New Roman"/>
+                <w:color w:val="000000"/>
+                <w:sz w:val="21"/>
+              </w:rPr>
+              <w:t>sample audit: WAV</w:t>
+            </w:r>
+          </w:p>
+        </w:tc>
+        <w:tc>
+          <w:tcPr>
+            <w:tcW w:type="dxa" w:w="2324"/>
+          </w:tcPr>
+          <w:p>
+            <w:pPr>
+              <w:spacing w:after="60" w:line="276" w:lineRule="auto"/>
+              <w:jc w:val="left"/>
+            </w:pPr>
+            <w:r>
+              <w:rPr>
+                <w:rFonts w:ascii="Times New Roman" w:hAnsi="Times New Roman" w:eastAsia="Times New Roman"/>
+                <w:color w:val="000000"/>
+                <w:sz w:val="21"/>
+              </w:rPr>
+              <w:t>sample audit: WAV</w:t>
+            </w:r>
+          </w:p>
+        </w:tc>
+      </w:tr>
+      <w:tr>
+        <w:tc>
+          <w:tcPr>
+            <w:tcW w:type="dxa" w:w="2154"/>
+          </w:tcPr>
+          <w:p>
+            <w:pPr>
+              <w:spacing w:after="60" w:line="276" w:lineRule="auto"/>
+              <w:jc w:val="center"/>
+            </w:pPr>
+            <w:r>
+              <w:rPr>
+                <w:rFonts w:ascii="Times New Roman" w:hAnsi="Times New Roman" w:eastAsia="Times New Roman"/>
+                <w:color w:val="000000"/>
+                <w:sz w:val="21"/>
+              </w:rPr>
+              <w:t>Subtype</w:t>
+            </w:r>
+          </w:p>
+        </w:tc>
+        <w:tc>
+          <w:tcPr>
+            <w:tcW w:type="dxa" w:w="2154"/>
+          </w:tcPr>
+          <w:p>
+            <w:pPr>
+              <w:spacing w:after="60" w:line="276" w:lineRule="auto"/>
+              <w:jc w:val="left"/>
+            </w:pPr>
+            <w:r>
+              <w:rPr>
+                <w:rFonts w:ascii="Times New Roman" w:hAnsi="Times New Roman" w:eastAsia="Times New Roman"/>
+                <w:color w:val="000000"/>
+                <w:sz w:val="21"/>
+              </w:rPr>
+              <w:t>PCM_16</w:t>
+            </w:r>
+          </w:p>
+        </w:tc>
+        <w:tc>
+          <w:tcPr>
+            <w:tcW w:type="dxa" w:w="2154"/>
+          </w:tcPr>
+          <w:p>
+            <w:pPr>
+              <w:spacing w:after="60" w:line="276" w:lineRule="auto"/>
+              <w:jc w:val="left"/>
+            </w:pPr>
+            <w:r>
+              <w:rPr>
+                <w:rFonts w:ascii="Times New Roman" w:hAnsi="Times New Roman" w:eastAsia="Times New Roman"/>
+                <w:color w:val="000000"/>
+                <w:sz w:val="21"/>
+              </w:rPr>
+              <w:t>sample audit: PCM_16</w:t>
+            </w:r>
+          </w:p>
+        </w:tc>
+        <w:tc>
+          <w:tcPr>
+            <w:tcW w:type="dxa" w:w="2324"/>
+          </w:tcPr>
+          <w:p>
+            <w:pPr>
+              <w:spacing w:after="60" w:line="276" w:lineRule="auto"/>
+              <w:jc w:val="left"/>
+            </w:pPr>
+            <w:r>
+              <w:rPr>
+                <w:rFonts w:ascii="Times New Roman" w:hAnsi="Times New Roman" w:eastAsia="Times New Roman"/>
+                <w:color w:val="000000"/>
+                <w:sz w:val="21"/>
+              </w:rPr>
+              <w:t>sample audit: PCM_16</w:t>
+            </w:r>
+          </w:p>
+        </w:tc>
+      </w:tr>
+      <w:tr>
+        <w:tc>
+          <w:tcPr>
+            <w:tcW w:type="dxa" w:w="2154"/>
+          </w:tcPr>
+          <w:p>
+            <w:pPr>
+              <w:spacing w:after="60" w:line="276" w:lineRule="auto"/>
+              <w:jc w:val="center"/>
+            </w:pPr>
+            <w:r>
+              <w:rPr>
+                <w:rFonts w:ascii="Times New Roman" w:hAnsi="Times New Roman" w:eastAsia="Times New Roman"/>
+                <w:color w:val="000000"/>
+                <w:sz w:val="21"/>
+              </w:rPr>
+              <w:t>Duration</w:t>
+            </w:r>
+          </w:p>
+        </w:tc>
+        <w:tc>
+          <w:tcPr>
+            <w:tcW w:type="dxa" w:w="2154"/>
+          </w:tcPr>
+          <w:p>
+            <w:pPr>
+              <w:spacing w:after="60" w:line="276" w:lineRule="auto"/>
+              <w:jc w:val="left"/>
+            </w:pPr>
+            <w:r>
+              <w:rPr>
+                <w:rFonts w:ascii="Times New Roman" w:hAnsi="Times New Roman" w:eastAsia="Times New Roman"/>
+                <w:color w:val="000000"/>
+                <w:sz w:val="21"/>
+              </w:rPr>
+              <w:t>chủ yếu khoảng 1 s</w:t>
+            </w:r>
+          </w:p>
+        </w:tc>
+        <w:tc>
+          <w:tcPr>
+            <w:tcW w:type="dxa" w:w="2154"/>
+          </w:tcPr>
+          <w:p>
+            <w:pPr>
+              <w:spacing w:after="60" w:line="276" w:lineRule="auto"/>
+              <w:jc w:val="left"/>
+            </w:pPr>
+            <w:r>
+              <w:rPr>
+                <w:rFonts w:ascii="Times New Roman" w:hAnsi="Times New Roman" w:eastAsia="Times New Roman"/>
+                <w:color w:val="000000"/>
+                <w:sz w:val="21"/>
+              </w:rPr>
+              <w:t>ngắn, biến thiên</w:t>
+            </w:r>
+          </w:p>
+        </w:tc>
+        <w:tc>
+          <w:tcPr>
+            <w:tcW w:type="dxa" w:w="2324"/>
+          </w:tcPr>
+          <w:p>
+            <w:pPr>
+              <w:spacing w:after="60" w:line="276" w:lineRule="auto"/>
+              <w:jc w:val="left"/>
+            </w:pPr>
+            <w:r>
+              <w:rPr>
+                <w:rFonts w:ascii="Times New Roman" w:hAnsi="Times New Roman" w:eastAsia="Times New Roman"/>
+                <w:color w:val="000000"/>
+                <w:sz w:val="21"/>
+              </w:rPr>
+              <w:t>dài hơn, multi-word</w:t>
+            </w:r>
+          </w:p>
+        </w:tc>
+      </w:tr>
+      <w:tr>
+        <w:tc>
+          <w:tcPr>
+            <w:tcW w:type="dxa" w:w="2154"/>
+          </w:tcPr>
+          <w:p>
+            <w:pPr>
+              <w:spacing w:after="60" w:line="276" w:lineRule="auto"/>
+              <w:jc w:val="center"/>
+            </w:pPr>
+            <w:r>
+              <w:rPr>
+                <w:rFonts w:ascii="Times New Roman" w:hAnsi="Times New Roman" w:eastAsia="Times New Roman"/>
+                <w:color w:val="000000"/>
+                <w:sz w:val="21"/>
+              </w:rPr>
+              <w:t>Train model chính</w:t>
+            </w:r>
+          </w:p>
+        </w:tc>
+        <w:tc>
+          <w:tcPr>
+            <w:tcW w:type="dxa" w:w="2154"/>
+          </w:tcPr>
+          <w:p>
+            <w:pPr>
+              <w:spacing w:after="60" w:line="276" w:lineRule="auto"/>
+              <w:jc w:val="left"/>
+            </w:pPr>
+            <w:r>
+              <w:rPr>
+                <w:rFonts w:ascii="Times New Roman" w:hAnsi="Times New Roman" w:eastAsia="Times New Roman"/>
+                <w:color w:val="000000"/>
+                <w:sz w:val="21"/>
+              </w:rPr>
+              <w:t>Có</w:t>
+            </w:r>
+          </w:p>
+        </w:tc>
+        <w:tc>
+          <w:tcPr>
+            <w:tcW w:type="dxa" w:w="2154"/>
+          </w:tcPr>
+          <w:p>
+            <w:pPr>
+              <w:spacing w:after="60" w:line="276" w:lineRule="auto"/>
+              <w:jc w:val="left"/>
+            </w:pPr>
+            <w:r>
+              <w:rPr>
+                <w:rFonts w:ascii="Times New Roman" w:hAnsi="Times New Roman" w:eastAsia="Times New Roman"/>
+                <w:color w:val="000000"/>
+                <w:sz w:val="21"/>
+              </w:rPr>
+              <w:t>Không</w:t>
+            </w:r>
+          </w:p>
+        </w:tc>
+        <w:tc>
+          <w:tcPr>
+            <w:tcW w:type="dxa" w:w="2324"/>
+          </w:tcPr>
+          <w:p>
+            <w:pPr>
+              <w:spacing w:after="60" w:line="276" w:lineRule="auto"/>
+              <w:jc w:val="left"/>
+            </w:pPr>
+            <w:r>
+              <w:rPr>
+                <w:rFonts w:ascii="Times New Roman" w:hAnsi="Times New Roman" w:eastAsia="Times New Roman"/>
+                <w:color w:val="000000"/>
+                <w:sz w:val="21"/>
+              </w:rPr>
+              <w:t>Không</w:t>
+            </w:r>
+          </w:p>
+        </w:tc>
+      </w:tr>
+      <w:tr>
+        <w:tc>
+          <w:tcPr>
+            <w:tcW w:type="dxa" w:w="2154"/>
+          </w:tcPr>
+          <w:p>
+            <w:pPr>
+              <w:spacing w:after="60" w:line="276" w:lineRule="auto"/>
+              <w:jc w:val="center"/>
+            </w:pPr>
+            <w:r>
+              <w:rPr>
+                <w:rFonts w:ascii="Times New Roman" w:hAnsi="Times New Roman" w:eastAsia="Times New Roman"/>
+                <w:color w:val="000000"/>
+                <w:sz w:val="21"/>
+              </w:rPr>
+              <w:t>Preprocessing experiment</w:t>
+            </w:r>
+          </w:p>
+        </w:tc>
+        <w:tc>
+          <w:tcPr>
+            <w:tcW w:type="dxa" w:w="2154"/>
+          </w:tcPr>
+          <w:p>
+            <w:pPr>
+              <w:spacing w:after="60" w:line="276" w:lineRule="auto"/>
+              <w:jc w:val="left"/>
+            </w:pPr>
+            <w:r>
+              <w:rPr>
+                <w:rFonts w:ascii="Times New Roman" w:hAnsi="Times New Roman" w:eastAsia="Times New Roman"/>
+                <w:color w:val="000000"/>
+                <w:sz w:val="21"/>
+              </w:rPr>
+              <w:t>Có</w:t>
+            </w:r>
+          </w:p>
+        </w:tc>
+        <w:tc>
+          <w:tcPr>
+            <w:tcW w:type="dxa" w:w="2154"/>
+          </w:tcPr>
+          <w:p>
+            <w:pPr>
+              <w:spacing w:after="60" w:line="276" w:lineRule="auto"/>
+              <w:jc w:val="left"/>
+            </w:pPr>
+            <w:r>
+              <w:rPr>
+                <w:rFonts w:ascii="Times New Roman" w:hAnsi="Times New Roman" w:eastAsia="Times New Roman"/>
+                <w:color w:val="000000"/>
+                <w:sz w:val="21"/>
+              </w:rPr>
+              <w:t>Có</w:t>
+            </w:r>
+          </w:p>
+        </w:tc>
+        <w:tc>
+          <w:tcPr>
+            <w:tcW w:type="dxa" w:w="2324"/>
+          </w:tcPr>
+          <w:p>
+            <w:pPr>
+              <w:spacing w:after="60" w:line="276" w:lineRule="auto"/>
+              <w:jc w:val="left"/>
+            </w:pPr>
+            <w:r>
+              <w:rPr>
+                <w:rFonts w:ascii="Times New Roman" w:hAnsi="Times New Roman" w:eastAsia="Times New Roman"/>
+                <w:color w:val="000000"/>
+                <w:sz w:val="21"/>
+              </w:rPr>
+              <w:t>Có</w:t>
             </w:r>
           </w:p>
         </w:tc>
@@ -6481,6 +10277,78 @@
     </w:p>
     <w:p>
       <w:pPr>
+        <w:keepNext/>
+        <w:spacing w:before="160"/>
+        <w:jc w:val="center"/>
+      </w:pPr>
+      <w:r>
+        <w:drawing>
+          <wp:inline xmlns:a="http://schemas.openxmlformats.org/drawingml/2006/main" xmlns:pic="http://schemas.openxmlformats.org/drawingml/2006/picture">
+            <wp:extent cx="5400000" cy="1973901"/>
+            <wp:docPr id="11" name="Picture 11"/>
+            <wp:cNvGraphicFramePr>
+              <a:graphicFrameLocks noChangeAspect="1"/>
+            </wp:cNvGraphicFramePr>
+            <a:graphic>
+              <a:graphicData uri="http://schemas.openxmlformats.org/drawingml/2006/picture">
+                <pic:pic>
+                  <pic:nvPicPr>
+                    <pic:cNvPr id="0" name="fig_16_dataset_comparison.png"/>
+                    <pic:cNvPicPr/>
+                  </pic:nvPicPr>
+                  <pic:blipFill>
+                    <a:blip r:embed="rId19"/>
+                    <a:stretch>
+                      <a:fillRect/>
+                    </a:stretch>
+                  </pic:blipFill>
+                  <pic:spPr>
+                    <a:xfrm>
+                      <a:off x="0" y="0"/>
+                      <a:ext cx="5400000" cy="1973901"/>
+                    </a:xfrm>
+                    <a:prstGeom prst="rect"/>
+                  </pic:spPr>
+                </pic:pic>
+              </a:graphicData>
+            </a:graphic>
+          </wp:inline>
+        </w:drawing>
+      </w:r>
+    </w:p>
+    <w:p>
+      <w:pPr>
+        <w:spacing w:after="200"/>
+        <w:jc w:val="center"/>
+      </w:pPr>
+      <w:r>
+        <w:rPr>
+          <w:rFonts w:ascii="Times New Roman" w:hAnsi="Times New Roman" w:eastAsia="Times New Roman"/>
+          <w:i/>
+          <w:color w:val="000000"/>
+          <w:sz w:val="22"/>
+        </w:rPr>
+        <w:t>Hình 2.3. So sánh cấu trúc, đặc tính kỹ thuật và vai trò của ba dataset sử dụng trong đồ án</w:t>
+      </w:r>
+    </w:p>
+    <w:p>
+      <w:pPr>
+        <w:pStyle w:val="Heading3"/>
+        <w:keepNext/>
+        <w:spacing w:before="200" w:after="80"/>
+      </w:pPr>
+      <w:r>
+        <w:rPr>
+          <w:rFonts w:ascii="Times New Roman" w:hAnsi="Times New Roman" w:eastAsia="Times New Roman"/>
+          <w:b/>
+          <w:color w:val="000000"/>
+          <w:sz w:val="26"/>
+        </w:rPr>
+        <w:t>2.2.7. Sự khác biệt quan trọng giữa ba dataset</w:t>
+      </w:r>
+    </w:p>
+    <w:p>
+      <w:pPr>
         <w:spacing w:line="360" w:lineRule="auto" w:after="120"/>
         <w:ind w:firstLine="0"/>
         <w:jc w:val="both"/>
@@ -6493,7 +10361,109 @@
           <w:color w:val="000000"/>
           <w:sz w:val="26"/>
         </w:rPr>
-        <w:t>Vấn đề âm thanh ngắn (&lt; 1.0 giây): Kết quả audit chỉ ra rằng có đúng 10.435 file âm thanh có thời lượng ngắn hơn 1.0 giây (chiếm 9.8597% tổng số file). File ngắn nhất chỉ dài 0.2133 giây (3.413 mẫu). Vì mạng nơ-ron TD-ResNet yêu cầu ma trận đặc trưng đầu vào có kích thước cố định, các file ngắn hơn 16.000 điểm mẫu sẽ được xử lý tại bước tiền xử lý dữ liệu (Mục 2.3) bằng cách loại bỏ (filtering) hoặc chèn đệm (padding) để đảm bảo tính nhất quán về mặt tensor.</w:t>
+        <w:t>Ba dataset có cấu trúc âm thanh khác nhau đáng kể.</w:t>
+      </w:r>
+    </w:p>
+    <w:p>
+      <w:pPr>
+        <w:spacing w:line="360" w:lineRule="auto" w:after="120"/>
+        <w:ind w:firstLine="0"/>
+        <w:jc w:val="both"/>
+      </w:pPr>
+      <w:r>
+        <w:rPr>
+          <w:rFonts w:ascii="Times New Roman" w:hAnsi="Times New Roman" w:eastAsia="Times New Roman"/>
+          <w:b/>
+          <w:i w:val="0"/>
+          <w:color w:val="000000"/>
+          <w:sz w:val="26"/>
+        </w:rPr>
+        <w:t>Google Speech Commands:</w:t>
+      </w:r>
+    </w:p>
+    <w:p>
+      <w:pPr>
+        <w:spacing w:line="360" w:lineRule="auto" w:after="120"/>
+        <w:ind w:firstLine="0"/>
+        <w:jc w:val="both"/>
+      </w:pPr>
+      <w:r>
+        <w:rPr>
+          <w:rFonts w:ascii="Times New Roman" w:hAnsi="Times New Roman" w:eastAsia="Times New Roman"/>
+          <w:b w:val="0"/>
+          <w:i w:val="0"/>
+          <w:color w:val="000000"/>
+          <w:sz w:val="26"/>
+        </w:rPr>
+        <w:t>Có đặc điểm: 16 kHz, single keyword, thường khoảng 1 giây; và được sử dụng trực tiếp làm dữ liệu chính của Few-shot Keyword Spotting.</w:t>
+      </w:r>
+    </w:p>
+    <w:p>
+      <w:pPr>
+        <w:spacing w:line="360" w:lineRule="auto" w:after="120"/>
+        <w:ind w:firstLine="0"/>
+        <w:jc w:val="both"/>
+      </w:pPr>
+      <w:r>
+        <w:rPr>
+          <w:rFonts w:ascii="Times New Roman" w:hAnsi="Times New Roman" w:eastAsia="Times New Roman"/>
+          <w:b/>
+          <w:i w:val="0"/>
+          <w:color w:val="000000"/>
+          <w:sz w:val="26"/>
+        </w:rPr>
+        <w:t>AudioMNIST:</w:t>
+      </w:r>
+    </w:p>
+    <w:p>
+      <w:pPr>
+        <w:spacing w:line="360" w:lineRule="auto" w:after="120"/>
+        <w:ind w:firstLine="0"/>
+        <w:jc w:val="both"/>
+      </w:pPr>
+      <w:r>
+        <w:rPr>
+          <w:rFonts w:ascii="Times New Roman" w:hAnsi="Times New Roman" w:eastAsia="Times New Roman"/>
+          <w:b w:val="0"/>
+          <w:i w:val="0"/>
+          <w:color w:val="000000"/>
+          <w:sz w:val="26"/>
+        </w:rPr>
+        <w:t>Có đặc điểm: single spoken digit, 48 kHz ở các mẫu kiểm tra, utterance thường ngắn hơn 1 giây. Do đó cần xem xét bước resampling và xử lý độ dài khác với GSC.</w:t>
+      </w:r>
+    </w:p>
+    <w:p>
+      <w:pPr>
+        <w:spacing w:line="360" w:lineRule="auto" w:after="120"/>
+        <w:ind w:firstLine="0"/>
+        <w:jc w:val="both"/>
+      </w:pPr>
+      <w:r>
+        <w:rPr>
+          <w:rFonts w:ascii="Times New Roman" w:hAnsi="Times New Roman" w:eastAsia="Times New Roman"/>
+          <w:b/>
+          <w:i w:val="0"/>
+          <w:color w:val="000000"/>
+          <w:sz w:val="26"/>
+        </w:rPr>
+        <w:t>Fluent Speech Commands:</w:t>
+      </w:r>
+    </w:p>
+    <w:p>
+      <w:pPr>
+        <w:spacing w:line="360" w:lineRule="auto" w:after="120"/>
+        <w:ind w:firstLine="0"/>
+        <w:jc w:val="both"/>
+      </w:pPr>
+      <w:r>
+        <w:rPr>
+          <w:rFonts w:ascii="Times New Roman" w:hAnsi="Times New Roman" w:eastAsia="Times New Roman"/>
+          <w:b w:val="0"/>
+          <w:i w:val="0"/>
+          <w:color w:val="000000"/>
+          <w:sz w:val="26"/>
+        </w:rPr>
+        <w:t>Có đặc điểm: 16 kHz, multi-word command, duration dài hơn, semantic label = action + object + location. Vì vậy không phù hợp với việc ép toàn bộ audio về đúng 1 giây như pipeline GSC.</w:t>
       </w:r>
     </w:p>
     <w:p>
@@ -6509,7 +10479,7 @@
           <w:color w:val="000000"/>
           <w:sz w:val="26"/>
         </w:rPr>
-        <w:t>2.2.4. Background noise, silence và unknown</w:t>
+        <w:t>2.2.8. Ghi chú về quá trình tái hiện repository paper</w:t>
       </w:r>
     </w:p>
     <w:p>
@@ -6526,7 +10496,7 @@
           <w:color w:val="000000"/>
           <w:sz w:val="26"/>
         </w:rPr>
-        <w:t>Thư mục _background_noise_ chứa đúng 6 file âm thanh với độ dài từ 60.00 giây đến 95.18 giây (thời lượng trung bình là 66.57 giây). Các file này bao gồm các loại tiếng ồn môi trường thường gặp: tiếng rửa chén (doing_the_dishes.wav), tiếng mèo kêu (dude_miaowing.wav), tiếng ồn hồng (pink_noise.wav), tiếng vòi nước chảy (running_tap.wav), tiếng ồn trắng (white_noise.wav), và tiếng đạp xe tập thể dục (exercise_bike.wav).</w:t>
+        <w:t>Trong quá trình tái hiện pipeline Few-Shot-KWS từ repository gốc, nhóm phát hiện một lỗi implementation trong hàm tải dữ liệu.</w:t>
       </w:r>
     </w:p>
     <w:p>
@@ -6543,74 +10513,51 @@
           <w:color w:val="000000"/>
           <w:sz w:val="26"/>
         </w:rPr>
-        <w:t>Vai trò của dữ liệu nhiễu trong hệ thống:</w:t>
-      </w:r>
-    </w:p>
-    <w:p>
-      <w:pPr>
-        <w:spacing w:line="360" w:lineRule="auto" w:after="80"/>
-        <w:ind w:left="340" w:hanging="340"/>
-        <w:jc w:val="both"/>
-      </w:pPr>
-      <w:r>
-        <w:rPr>
-          <w:rFonts w:ascii="Times New Roman" w:hAnsi="Times New Roman" w:eastAsia="Times New Roman"/>
-          <w:b/>
-          <w:color w:val="000000"/>
-          <w:sz w:val="26"/>
-        </w:rPr>
-        <w:t xml:space="preserve">-- </w:t>
-      </w:r>
-      <w:r>
-        <w:rPr>
-          <w:rFonts w:ascii="Times New Roman" w:hAnsi="Times New Roman" w:eastAsia="Times New Roman"/>
-          <w:b/>
-          <w:color w:val="000000"/>
-          <w:sz w:val="26"/>
-        </w:rPr>
-        <w:t xml:space="preserve">Nhận diện khoảng lặng (Silence Detection): </w:t>
-      </w:r>
-      <w:r>
-        <w:rPr>
-          <w:rFonts w:ascii="Times New Roman" w:hAnsi="Times New Roman" w:eastAsia="Times New Roman"/>
-          <w:color w:val="000000"/>
-          <w:sz w:val="26"/>
-        </w:rPr>
-        <w:t>Tạo lớp Silence: Các đoạn âm thanh 1 giây được cắt ngẫu nhiên từ 6 file này để làm mẫu cho lớp Silence (không có người nói), giúp hệ thống nhận diện khi nào không có lệnh thoại.</w:t>
-      </w:r>
-    </w:p>
-    <w:p>
-      <w:pPr>
-        <w:spacing w:line="360" w:lineRule="auto" w:after="80"/>
-        <w:ind w:left="340" w:hanging="340"/>
-        <w:jc w:val="both"/>
-      </w:pPr>
-      <w:r>
-        <w:rPr>
-          <w:rFonts w:ascii="Times New Roman" w:hAnsi="Times New Roman" w:eastAsia="Times New Roman"/>
-          <w:b/>
-          <w:color w:val="000000"/>
-          <w:sz w:val="26"/>
-        </w:rPr>
-        <w:t xml:space="preserve">-- </w:t>
-      </w:r>
-      <w:r>
-        <w:rPr>
-          <w:rFonts w:ascii="Times New Roman" w:hAnsi="Times New Roman" w:eastAsia="Times New Roman"/>
-          <w:b/>
-          <w:color w:val="000000"/>
-          <w:sz w:val="26"/>
-        </w:rPr>
-        <w:t xml:space="preserve">Tăng cường dữ liệu (Data Augmentation): </w:t>
-      </w:r>
-      <w:r>
-        <w:rPr>
-          <w:rFonts w:ascii="Times New Roman" w:hAnsi="Times New Roman" w:eastAsia="Times New Roman"/>
-          <w:color w:val="000000"/>
-          <w:sz w:val="26"/>
-        </w:rPr>
-        <w:t>Trộn vào các mẫu tiếng nói trong quá trình huấn luyện với tỷ lệ SNR tùy biến, giúp mô hình TD-ResNet học được các biểu diễn âm học bền vững, không bị phụ thuộc vào môi trường thu âm lý tưởng.</w:t>
-      </w:r>
+        <w:t>Trong class, URL được lưu:</w:t>
+      </w:r>
+    </w:p>
+    <w:tbl>
+      <w:tblPr>
+        <w:tblW w:type="auto" w:w="0"/>
+        <w:jc w:val="center"/>
+        <w:tblLayout w:type="fixed"/>
+        <w:tblLook w:firstColumn="1" w:firstRow="1" w:lastColumn="0" w:lastRow="0" w:noHBand="0" w:noVBand="1" w:val="04A0"/>
+      </w:tblPr>
+      <w:tblGrid>
+        <w:gridCol w:w="9405"/>
+      </w:tblGrid>
+      <w:tr>
+        <w:tc>
+          <w:tcPr>
+            <w:tcW w:type="dxa" w:w="8787"/>
+            <w:shd w:fill="F8FAFC"/>
+            <w:tcBorders>
+              <w:top w:val="single" w:sz="4" w:space="0" w:color="E2E8F0"/>
+              <w:left w:val="single" w:sz="18" w:space="0" w:color="2563EB"/>
+              <w:bottom w:val="single" w:sz="4" w:space="0" w:color="E2E8F0"/>
+              <w:right w:val="single" w:sz="4" w:space="0" w:color="E2E8F0"/>
+            </w:tcBorders>
+          </w:tcPr>
+          <w:p>
+            <w:pPr>
+              <w:spacing w:before="80" w:after="80" w:line="276" w:lineRule="auto"/>
+            </w:pPr>
+            <w:r>
+              <w:rPr>
+                <w:rFonts w:ascii="Consolas" w:hAnsi="Consolas"/>
+                <w:color w:val="1E293B"/>
+                <w:sz w:val="19"/>
+              </w:rPr>
+              <w:t>self.data_url = data_url</w:t>
+            </w:r>
+          </w:p>
+        </w:tc>
+      </w:tr>
+    </w:tbl>
+    <w:p>
+      <w:pPr>
+        <w:spacing w:after="80"/>
+      </w:pPr>
     </w:p>
     <w:p>
       <w:pPr>
@@ -6626,7 +10573,187 @@
           <w:color w:val="000000"/>
           <w:sz w:val="26"/>
         </w:rPr>
-        <w:t>Vai trò của lớp Unknown: 5 từ khóa có số người nói thấp gồm backward, visual, follow, learn, forward được nhóm xếp vào tập Unknown. Trong hệ thống nhận diện từ khóa thực tế (như trợ lý ảo chạy ngầm trên máy tính), lớp Unknown giúp mô hình từ chối các câu lệnh lạ thay vì gán nhãn sai vào các từ khóa kích hoạt hệ thống.</w:t>
+        <w:t>nhưng trong hàm maybe_download_and_extract_dataset() source lại sử dụng:</w:t>
+      </w:r>
+    </w:p>
+    <w:tbl>
+      <w:tblPr>
+        <w:tblW w:type="auto" w:w="0"/>
+        <w:jc w:val="center"/>
+        <w:tblLayout w:type="fixed"/>
+        <w:tblLook w:firstColumn="1" w:firstRow="1" w:lastColumn="0" w:lastRow="0" w:noHBand="0" w:noVBand="1" w:val="04A0"/>
+      </w:tblPr>
+      <w:tblGrid>
+        <w:gridCol w:w="9405"/>
+      </w:tblGrid>
+      <w:tr>
+        <w:tc>
+          <w:tcPr>
+            <w:tcW w:type="dxa" w:w="8787"/>
+            <w:shd w:fill="F8FAFC"/>
+            <w:tcBorders>
+              <w:top w:val="single" w:sz="4" w:space="0" w:color="E2E8F0"/>
+              <w:left w:val="single" w:sz="18" w:space="0" w:color="2563EB"/>
+              <w:bottom w:val="single" w:sz="4" w:space="0" w:color="E2E8F0"/>
+              <w:right w:val="single" w:sz="4" w:space="0" w:color="E2E8F0"/>
+            </w:tcBorders>
+          </w:tcPr>
+          <w:p>
+            <w:pPr>
+              <w:spacing w:before="80" w:after="80" w:line="276" w:lineRule="auto"/>
+            </w:pPr>
+            <w:r>
+              <w:rPr>
+                <w:rFonts w:ascii="Consolas" w:hAnsi="Consolas"/>
+                <w:color w:val="1E293B"/>
+                <w:sz w:val="19"/>
+              </w:rPr>
+              <w:t>urllib.request.urlretrieve(data_url, ...)</w:t>
+            </w:r>
+          </w:p>
+        </w:tc>
+      </w:tr>
+    </w:tbl>
+    <w:p>
+      <w:pPr>
+        <w:spacing w:after="80"/>
+      </w:pPr>
+    </w:p>
+    <w:p>
+      <w:pPr>
+        <w:spacing w:line="360" w:lineRule="auto" w:after="120"/>
+        <w:ind w:firstLine="0"/>
+        <w:jc w:val="both"/>
+      </w:pPr>
+      <w:r>
+        <w:rPr>
+          <w:rFonts w:ascii="Times New Roman" w:hAnsi="Times New Roman" w:eastAsia="Times New Roman"/>
+          <w:b w:val="0"/>
+          <w:i w:val="0"/>
+          <w:color w:val="000000"/>
+          <w:sz w:val="26"/>
+        </w:rPr>
+        <w:t>thay vì:</w:t>
+      </w:r>
+    </w:p>
+    <w:tbl>
+      <w:tblPr>
+        <w:tblW w:type="auto" w:w="0"/>
+        <w:jc w:val="center"/>
+        <w:tblLayout w:type="fixed"/>
+        <w:tblLook w:firstColumn="1" w:firstRow="1" w:lastColumn="0" w:lastRow="0" w:noHBand="0" w:noVBand="1" w:val="04A0"/>
+      </w:tblPr>
+      <w:tblGrid>
+        <w:gridCol w:w="9405"/>
+      </w:tblGrid>
+      <w:tr>
+        <w:tc>
+          <w:tcPr>
+            <w:tcW w:type="dxa" w:w="8787"/>
+            <w:shd w:fill="F8FAFC"/>
+            <w:tcBorders>
+              <w:top w:val="single" w:sz="4" w:space="0" w:color="E2E8F0"/>
+              <w:left w:val="single" w:sz="18" w:space="0" w:color="2563EB"/>
+              <w:bottom w:val="single" w:sz="4" w:space="0" w:color="E2E8F0"/>
+              <w:right w:val="single" w:sz="4" w:space="0" w:color="E2E8F0"/>
+            </w:tcBorders>
+          </w:tcPr>
+          <w:p>
+            <w:pPr>
+              <w:spacing w:before="80" w:after="80" w:line="276" w:lineRule="auto"/>
+            </w:pPr>
+            <w:r>
+              <w:rPr>
+                <w:rFonts w:ascii="Consolas" w:hAnsi="Consolas"/>
+                <w:color w:val="1E293B"/>
+                <w:sz w:val="19"/>
+              </w:rPr>
+              <w:t>urllib.request.urlretrieve(self.data_url, ...)</w:t>
+            </w:r>
+          </w:p>
+        </w:tc>
+      </w:tr>
+    </w:tbl>
+    <w:p>
+      <w:pPr>
+        <w:spacing w:after="80"/>
+      </w:pPr>
+    </w:p>
+    <w:p>
+      <w:pPr>
+        <w:spacing w:line="360" w:lineRule="auto" w:after="120"/>
+        <w:ind w:firstLine="0"/>
+        <w:jc w:val="both"/>
+      </w:pPr>
+      <w:r>
+        <w:rPr>
+          <w:rFonts w:ascii="Times New Roman" w:hAnsi="Times New Roman" w:eastAsia="Times New Roman"/>
+          <w:b w:val="0"/>
+          <w:i w:val="0"/>
+          <w:color w:val="000000"/>
+          <w:sz w:val="26"/>
+        </w:rPr>
+        <w:t>Điều này gây lỗi:</w:t>
+      </w:r>
+    </w:p>
+    <w:tbl>
+      <w:tblPr>
+        <w:tblW w:type="auto" w:w="0"/>
+        <w:jc w:val="center"/>
+        <w:tblLayout w:type="fixed"/>
+        <w:tblLook w:firstColumn="1" w:firstRow="1" w:lastColumn="0" w:lastRow="0" w:noHBand="0" w:noVBand="1" w:val="04A0"/>
+      </w:tblPr>
+      <w:tblGrid>
+        <w:gridCol w:w="9405"/>
+      </w:tblGrid>
+      <w:tr>
+        <w:tc>
+          <w:tcPr>
+            <w:tcW w:type="dxa" w:w="8787"/>
+            <w:shd w:fill="F8FAFC"/>
+            <w:tcBorders>
+              <w:top w:val="single" w:sz="4" w:space="0" w:color="E2E8F0"/>
+              <w:left w:val="single" w:sz="18" w:space="0" w:color="2563EB"/>
+              <w:bottom w:val="single" w:sz="4" w:space="0" w:color="E2E8F0"/>
+              <w:right w:val="single" w:sz="4" w:space="0" w:color="E2E8F0"/>
+            </w:tcBorders>
+          </w:tcPr>
+          <w:p>
+            <w:pPr>
+              <w:spacing w:before="80" w:after="80" w:line="276" w:lineRule="auto"/>
+            </w:pPr>
+            <w:r>
+              <w:rPr>
+                <w:rFonts w:ascii="Consolas" w:hAnsi="Consolas"/>
+                <w:color w:val="1E293B"/>
+                <w:sz w:val="19"/>
+              </w:rPr>
+              <w:t>NameError: name 'data_url' is not defined</w:t>
+            </w:r>
+          </w:p>
+        </w:tc>
+      </w:tr>
+    </w:tbl>
+    <w:p>
+      <w:pPr>
+        <w:spacing w:after="80"/>
+      </w:pPr>
+    </w:p>
+    <w:p>
+      <w:pPr>
+        <w:spacing w:line="360" w:lineRule="auto" w:after="120"/>
+        <w:ind w:firstLine="0"/>
+        <w:jc w:val="both"/>
+      </w:pPr>
+      <w:r>
+        <w:rPr>
+          <w:rFonts w:ascii="Times New Roman" w:hAnsi="Times New Roman" w:eastAsia="Times New Roman"/>
+          <w:b w:val="0"/>
+          <w:i w:val="0"/>
+          <w:color w:val="000000"/>
+          <w:sz w:val="26"/>
+        </w:rPr>
+        <w:t>Nhóm đã sửa lại biến này trước khi tiếp tục quá trình tải dataset. Đây là lỗi implementation của repository, không phải lỗi của dữ liệu. Cấu trúc source liên quan có thể quan sát trực tiếp trong script chuẩn bị dataset.</w:t>
       </w:r>
     </w:p>
     <w:p>
@@ -6642,7 +10769,7 @@
           <w:color w:val="000000"/>
           <w:sz w:val="26"/>
         </w:rPr>
-        <w:t>2.2.5. Cấu trúc dữ liệu theo Few-shot Learning</w:t>
+        <w:t>2.2.9. Nhận xét</w:t>
       </w:r>
     </w:p>
     <w:p>
@@ -6659,7 +10786,7 @@
           <w:color w:val="000000"/>
           <w:sz w:val="26"/>
         </w:rPr>
-        <w:t>Trong bài toán Few-shot Keyword Spotting, dữ liệu không được chia thành tập train/test theo cách phân loại đóng truyền thống. Thay vào đó, dữ liệu được tổ chức thành các Episode mô phỏng bài toán nhận diện với số lượng mẫu hạn chế:</w:t>
+        <w:t>Kết quả khảo sát cho thấy ba dataset có sự khác biệt đáng kể về cấu trúc, thời lượng và sample rate.</w:t>
       </w:r>
     </w:p>
     <w:p>
@@ -6676,73 +10803,7 @@
           <w:color w:val="000000"/>
           <w:sz w:val="26"/>
         </w:rPr>
-        <w:t>Mỗi episode tuân theo cấu hình N-way K-shot và bao gồm hai tập mẫu độc lập:</w:t>
-      </w:r>
-    </w:p>
-    <w:p>
-      <w:pPr>
-        <w:spacing w:line="360" w:lineRule="auto" w:after="80"/>
-        <w:ind w:left="340" w:hanging="340"/>
-        <w:jc w:val="both"/>
-      </w:pPr>
-      <w:r>
-        <w:rPr>
-          <w:rFonts w:ascii="Times New Roman" w:hAnsi="Times New Roman" w:eastAsia="Times New Roman"/>
-          <w:b/>
-          <w:color w:val="000000"/>
-          <w:sz w:val="26"/>
-        </w:rPr>
-        <w:t xml:space="preserve">-- </w:t>
-      </w:r>
-      <w:r>
-        <w:rPr>
-          <w:rFonts w:ascii="Times New Roman" w:hAnsi="Times New Roman" w:eastAsia="Times New Roman"/>
-          <w:b/>
-          <w:color w:val="000000"/>
-          <w:sz w:val="26"/>
-        </w:rPr>
-        <w:t xml:space="preserve">Support Set: </w:t>
-      </w:r>
-      <w:r>
-        <w:rPr>
-          <w:rFonts w:ascii="Times New Roman" w:hAnsi="Times New Roman" w:eastAsia="Times New Roman"/>
-          <w:color w:val="000000"/>
-          <w:sz w:val="26"/>
-        </w:rPr>
-        <w:t>Chứa K mẫu âm thanh có nhãn cho mỗi lớp trong số N lớp từ khóa được chọn ngẫu nhiên. Tập này dùng để tính toán vector trung tâm (Prototype) cho từng lớp: c_k = (1/K) * tổng f_θ(x_i).</w:t>
-      </w:r>
-    </w:p>
-    <w:p>
-      <w:pPr>
-        <w:spacing w:line="360" w:lineRule="auto" w:after="80"/>
-        <w:ind w:left="340" w:hanging="340"/>
-        <w:jc w:val="both"/>
-      </w:pPr>
-      <w:r>
-        <w:rPr>
-          <w:rFonts w:ascii="Times New Roman" w:hAnsi="Times New Roman" w:eastAsia="Times New Roman"/>
-          <w:b/>
-          <w:color w:val="000000"/>
-          <w:sz w:val="26"/>
-        </w:rPr>
-        <w:t xml:space="preserve">-- </w:t>
-      </w:r>
-      <w:r>
-        <w:rPr>
-          <w:rFonts w:ascii="Times New Roman" w:hAnsi="Times New Roman" w:eastAsia="Times New Roman"/>
-          <w:b/>
-          <w:color w:val="000000"/>
-          <w:sz w:val="26"/>
-        </w:rPr>
-        <w:t xml:space="preserve">Query Set: </w:t>
-      </w:r>
-      <w:r>
-        <w:rPr>
-          <w:rFonts w:ascii="Times New Roman" w:hAnsi="Times New Roman" w:eastAsia="Times New Roman"/>
-          <w:color w:val="000000"/>
-          <w:sz w:val="26"/>
-        </w:rPr>
-        <w:t>Chứa Q mẫu âm thanh cần nhận diện cho mỗi lớp trong số N lớp. Mô hình tính toán khoảng cách từ embedding của query tới các prototype để phân loại.</w:t>
+        <w:t>Google Speech Commands đã có cấu trúc tương đối đồng nhất về sample rate, channel và format nhưng vẫn tồn tại một tỷ lệ đáng kể utterance ngắn hơn 1 giây.</w:t>
       </w:r>
     </w:p>
     <w:p>
@@ -6759,7 +10820,58 @@
           <w:color w:val="000000"/>
           <w:sz w:val="26"/>
         </w:rPr>
-        <w:t>Nguyên tắc phân tách lớp nghiêm ngặt (Class-disjoint): Tập các lớp từ khóa dùng để kiểm thử (Test classes) hoàn toàn tách biệt và chưa từng xuất hiện trong quá trình huấn luyện mạng trích xuất đặc trưng TD-ResNet. Điều này bảo đảm rằng hệ thống được đánh giá đúng năng lực học ít mẫu (Few-shot generalization) trên các từ khóa mới xuất hiện.</w:t>
+        <w:t>AudioMNIST có số lượng mẫu cân bằng giữa các class nhưng các mẫu kiểm tra sử dụng sample rate cao hơn GSC và có thời lượng ngắn biến thiên.</w:t>
+      </w:r>
+    </w:p>
+    <w:p>
+      <w:pPr>
+        <w:spacing w:line="360" w:lineRule="auto" w:after="120"/>
+        <w:ind w:firstLine="0"/>
+        <w:jc w:val="both"/>
+      </w:pPr>
+      <w:r>
+        <w:rPr>
+          <w:rFonts w:ascii="Times New Roman" w:hAnsi="Times New Roman" w:eastAsia="Times New Roman"/>
+          <w:b w:val="0"/>
+          <w:i w:val="0"/>
+          <w:color w:val="000000"/>
+          <w:sz w:val="26"/>
+        </w:rPr>
+        <w:t>Fluent Speech Commands có cấu trúc phức tạp nhất vì mỗi audio chứa một câu lệnh nhiều từ và được gán nhãn theo các thành phần semantic như action, object và location.</w:t>
+      </w:r>
+    </w:p>
+    <w:p>
+      <w:pPr>
+        <w:spacing w:line="360" w:lineRule="auto" w:after="120"/>
+        <w:ind w:firstLine="0"/>
+        <w:jc w:val="both"/>
+      </w:pPr>
+      <w:r>
+        <w:rPr>
+          <w:rFonts w:ascii="Times New Roman" w:hAnsi="Times New Roman" w:eastAsia="Times New Roman"/>
+          <w:b w:val="0"/>
+          <w:i w:val="0"/>
+          <w:color w:val="000000"/>
+          <w:sz w:val="26"/>
+        </w:rPr>
+        <w:t>Những khác biệt này cho thấy không thể sử dụng một quy tắc preprocessing duy nhất một cách máy móc cho cả ba dataset.</w:t>
+      </w:r>
+    </w:p>
+    <w:p>
+      <w:pPr>
+        <w:spacing w:line="360" w:lineRule="auto" w:after="120"/>
+        <w:ind w:firstLine="0"/>
+        <w:jc w:val="both"/>
+      </w:pPr>
+      <w:r>
+        <w:rPr>
+          <w:rFonts w:ascii="Times New Roman" w:hAnsi="Times New Roman" w:eastAsia="Times New Roman"/>
+          <w:b w:val="0"/>
+          <w:i w:val="0"/>
+          <w:color w:val="000000"/>
+          <w:sz w:val="26"/>
+        </w:rPr>
+        <w:t>Do đó, ở mục tiếp theo, nhóm sẽ xây dựng quy trình preprocessing dựa trên pipeline gốc của paper đối với Google Speech Commands, đồng thời điều chỉnh phù hợp cho AudioMNIST và Fluent Speech Commands để bảo toàn nội dung tiếng nói của từng loại dữ liệu.</w:t>
       </w:r>
     </w:p>
     <w:p>
@@ -6896,8 +11008,8 @@
       </w:r>
     </w:p>
     <w:sectPr>
-      <w:footerReference w:type="default" r:id="rId19"/>
-      <w:footerReference w:type="first" r:id="rId20"/>
+      <w:footerReference w:type="default" r:id="rId20"/>
+      <w:footerReference w:type="first" r:id="rId21"/>
       <w:pgSz w:w="12240" w:h="15840"/>
       <w:pgMar w:top="1134" w:right="1134" w:bottom="1134" w:left="1701" w:header="720" w:footer="720" w:gutter="0"/>
       <w:cols w:space="720"/>

--- a/docs/report/Bao_cao_hang_muc_cham_giua_ky_Xu_ly_tieng_noi.docx
+++ b/docs/report/Bao_cao_hang_muc_cham_giua_ky_Xu_ly_tieng_noi.docx
@@ -10887,7 +10887,2993 @@
           <w:color w:val="000000"/>
           <w:sz w:val="28"/>
         </w:rPr>
-        <w:t>2.3. Quy trình chuẩn bị dữ liệu</w:t>
+        <w:t>2.3. Quy trình chuẩn bị và chuẩn hóa dữ liệu</w:t>
+      </w:r>
+    </w:p>
+    <w:p>
+      <w:pPr>
+        <w:spacing w:line="360" w:lineRule="auto" w:after="120"/>
+        <w:ind w:firstLine="0"/>
+        <w:jc w:val="both"/>
+      </w:pPr>
+      <w:r>
+        <w:rPr>
+          <w:rFonts w:ascii="Times New Roman" w:hAnsi="Times New Roman" w:eastAsia="Times New Roman"/>
+          <w:b w:val="0"/>
+          <w:i w:val="0"/>
+          <w:color w:val="000000"/>
+          <w:sz w:val="26"/>
+        </w:rPr>
+        <w:t>Sau khi khảo sát cấu trúc của ba dataset, nhóm xây dựng quy trình chuẩn bị dữ liệu nhằm đưa tín hiệu âm thanh về dạng phù hợp với hệ thống Few-shot Keyword Spotting.</w:t>
+      </w:r>
+    </w:p>
+    <w:p>
+      <w:pPr>
+        <w:spacing w:line="360" w:lineRule="auto" w:after="120"/>
+        <w:ind w:firstLine="0"/>
+        <w:jc w:val="both"/>
+      </w:pPr>
+      <w:r>
+        <w:rPr>
+          <w:rFonts w:ascii="Times New Roman" w:hAnsi="Times New Roman" w:eastAsia="Times New Roman"/>
+          <w:b w:val="0"/>
+          <w:i w:val="0"/>
+          <w:color w:val="000000"/>
+          <w:sz w:val="26"/>
+        </w:rPr>
+        <w:t>Do Google Speech Commands, AudioMNIST và Fluent Speech Commands có đặc điểm khác nhau về sample rate, thời lượng và cấu trúc nội dung, nhóm không áp dụng một quy tắc xử lý độ dài duy nhất cho cả ba dataset.</w:t>
+      </w:r>
+    </w:p>
+    <w:p>
+      <w:pPr>
+        <w:spacing w:line="360" w:lineRule="auto" w:after="120"/>
+        <w:ind w:firstLine="0"/>
+        <w:jc w:val="both"/>
+      </w:pPr>
+      <w:r>
+        <w:rPr>
+          <w:rFonts w:ascii="Times New Roman" w:hAnsi="Times New Roman" w:eastAsia="Times New Roman"/>
+          <w:b/>
+          <w:i w:val="0"/>
+          <w:color w:val="000000"/>
+          <w:sz w:val="26"/>
+        </w:rPr>
+        <w:t>Thay vào đó, pipeline được xây dựng theo nguyên tắc: Chuẩn hóa các thuộc tính kỹ thuật chung nhưng bảo toàn đặc điểm nội dung của từng dataset.</w:t>
+      </w:r>
+    </w:p>
+    <w:p>
+      <w:pPr>
+        <w:spacing w:line="360" w:lineRule="auto" w:after="120"/>
+        <w:ind w:firstLine="0"/>
+        <w:jc w:val="both"/>
+      </w:pPr>
+      <w:r>
+        <w:rPr>
+          <w:rFonts w:ascii="Times New Roman" w:hAnsi="Times New Roman" w:eastAsia="Times New Roman"/>
+          <w:b w:val="0"/>
+          <w:i w:val="0"/>
+          <w:color w:val="000000"/>
+          <w:sz w:val="26"/>
+        </w:rPr>
+        <w:t>Quy trình tổng quát:</w:t>
+      </w:r>
+    </w:p>
+    <w:tbl>
+      <w:tblPr>
+        <w:tblW w:type="auto" w:w="0"/>
+        <w:jc w:val="center"/>
+        <w:tblLayout w:type="fixed"/>
+        <w:tblLook w:firstColumn="1" w:firstRow="1" w:lastColumn="0" w:lastRow="0" w:noHBand="0" w:noVBand="1" w:val="04A0"/>
+      </w:tblPr>
+      <w:tblGrid>
+        <w:gridCol w:w="9405"/>
+      </w:tblGrid>
+      <w:tr>
+        <w:tc>
+          <w:tcPr>
+            <w:tcW w:type="dxa" w:w="8787"/>
+            <w:shd w:fill="F8FAFC"/>
+            <w:tcBorders>
+              <w:top w:val="single" w:sz="4" w:space="0" w:color="E2E8F0"/>
+              <w:left w:val="single" w:sz="18" w:space="0" w:color="2563EB"/>
+              <w:bottom w:val="single" w:sz="4" w:space="0" w:color="E2E8F0"/>
+              <w:right w:val="single" w:sz="4" w:space="0" w:color="E2E8F0"/>
+            </w:tcBorders>
+          </w:tcPr>
+          <w:p>
+            <w:pPr>
+              <w:spacing w:before="80" w:after="80" w:line="276" w:lineRule="auto"/>
+            </w:pPr>
+            <w:r>
+              <w:rPr>
+                <w:rFonts w:ascii="Consolas" w:hAnsi="Consolas"/>
+                <w:color w:val="1E293B"/>
+                <w:sz w:val="19"/>
+              </w:rPr>
+              <w:t>Raw Audio</w:t>
+              <w:br/>
+              <w:t xml:space="preserve">    ↓</w:t>
+              <w:br/>
+              <w:t>Kiểm tra định dạng</w:t>
+              <w:br/>
+              <w:t xml:space="preserve">    ↓</w:t>
+              <w:br/>
+              <w:t>Mono</w:t>
+              <w:br/>
+              <w:t xml:space="preserve">    ↓</w:t>
+              <w:br/>
+              <w:t>Resample về 16 kHz nếu cần</w:t>
+              <w:br/>
+              <w:t xml:space="preserve">    ↓</w:t>
+              <w:br/>
+              <w:t>Chuẩn hóa biên độ</w:t>
+              <w:br/>
+              <w:t xml:space="preserve">    ↓</w:t>
+              <w:br/>
+              <w:t>Xử lý độ dài phù hợp dataset</w:t>
+              <w:br/>
+              <w:t xml:space="preserve">    ↓</w:t>
+              <w:br/>
+              <w:t>Audio đã chuẩn hóa</w:t>
+              <w:br/>
+              <w:t xml:space="preserve">    ↓</w:t>
+              <w:br/>
+              <w:t>Feature Extraction</w:t>
+            </w:r>
+          </w:p>
+        </w:tc>
+      </w:tr>
+    </w:tbl>
+    <w:p>
+      <w:pPr>
+        <w:spacing w:after="80"/>
+      </w:pPr>
+    </w:p>
+    <w:p>
+      <w:pPr>
+        <w:spacing w:line="360" w:lineRule="auto" w:after="120"/>
+        <w:ind w:firstLine="0"/>
+        <w:jc w:val="both"/>
+      </w:pPr>
+      <w:r>
+        <w:rPr>
+          <w:rFonts w:ascii="Times New Roman" w:hAnsi="Times New Roman" w:eastAsia="Times New Roman"/>
+          <w:b w:val="0"/>
+          <w:i w:val="0"/>
+          <w:color w:val="000000"/>
+          <w:sz w:val="26"/>
+        </w:rPr>
+        <w:t>Trong đó, 16 kHz được lựa chọn làm sample rate chung vì đây là sample rate được sử dụng trong pipeline Google Speech Commands của repository paper.</w:t>
+      </w:r>
+    </w:p>
+    <w:p>
+      <w:pPr>
+        <w:keepNext/>
+        <w:spacing w:before="160"/>
+        <w:jc w:val="center"/>
+      </w:pPr>
+      <w:r>
+        <w:drawing>
+          <wp:inline xmlns:a="http://schemas.openxmlformats.org/drawingml/2006/main" xmlns:pic="http://schemas.openxmlformats.org/drawingml/2006/picture">
+            <wp:extent cx="5400000" cy="1273107"/>
+            <wp:docPr id="12" name="Picture 12"/>
+            <wp:cNvGraphicFramePr>
+              <a:graphicFrameLocks noChangeAspect="1"/>
+            </wp:cNvGraphicFramePr>
+            <a:graphic>
+              <a:graphicData uri="http://schemas.openxmlformats.org/drawingml/2006/picture">
+                <pic:pic>
+                  <pic:nvPicPr>
+                    <pic:cNvPr id="0" name="fig_12_preprocessing_pipeline.png"/>
+                    <pic:cNvPicPr/>
+                  </pic:nvPicPr>
+                  <pic:blipFill>
+                    <a:blip r:embed="rId20"/>
+                    <a:stretch>
+                      <a:fillRect/>
+                    </a:stretch>
+                  </pic:blipFill>
+                  <pic:spPr>
+                    <a:xfrm>
+                      <a:off x="0" y="0"/>
+                      <a:ext cx="5400000" cy="1273107"/>
+                    </a:xfrm>
+                    <a:prstGeom prst="rect"/>
+                  </pic:spPr>
+                </pic:pic>
+              </a:graphicData>
+            </a:graphic>
+          </wp:inline>
+        </w:drawing>
+      </w:r>
+    </w:p>
+    <w:p>
+      <w:pPr>
+        <w:spacing w:after="200"/>
+        <w:jc w:val="center"/>
+      </w:pPr>
+      <w:r>
+        <w:rPr>
+          <w:rFonts w:ascii="Times New Roman" w:hAnsi="Times New Roman" w:eastAsia="Times New Roman"/>
+          <w:i/>
+          <w:color w:val="000000"/>
+          <w:sz w:val="22"/>
+        </w:rPr>
+        <w:t>Hình 2.4. Quy trình tiền xử lý và chuẩn hóa các thuộc tính kỹ thuật của tín hiệu âm thanh</w:t>
+      </w:r>
+    </w:p>
+    <w:p>
+      <w:pPr>
+        <w:pStyle w:val="Heading3"/>
+        <w:keepNext/>
+        <w:spacing w:before="200" w:after="80"/>
+      </w:pPr>
+      <w:r>
+        <w:rPr>
+          <w:rFonts w:ascii="Times New Roman" w:hAnsi="Times New Roman" w:eastAsia="Times New Roman"/>
+          <w:b/>
+          <w:color w:val="000000"/>
+          <w:sz w:val="26"/>
+        </w:rPr>
+        <w:t>2.3.1. Chuẩn bị FS-GSC theo pipeline của repository paper</w:t>
+      </w:r>
+    </w:p>
+    <w:p>
+      <w:pPr>
+        <w:spacing w:line="360" w:lineRule="auto" w:after="120"/>
+        <w:ind w:firstLine="0"/>
+        <w:jc w:val="both"/>
+      </w:pPr>
+      <w:r>
+        <w:rPr>
+          <w:rFonts w:ascii="Times New Roman" w:hAnsi="Times New Roman" w:eastAsia="Times New Roman"/>
+          <w:b w:val="0"/>
+          <w:i w:val="0"/>
+          <w:color w:val="000000"/>
+          <w:sz w:val="26"/>
+        </w:rPr>
+        <w:t>Đối với Google Speech Commands, nhóm ưu tiên tái hiện trực tiếp pipeline chuẩn bị dữ liệu từ repository Few-Shot-KWS thay vì tự xây dựng một pipeline mới.</w:t>
+      </w:r>
+    </w:p>
+    <w:p>
+      <w:pPr>
+        <w:spacing w:line="360" w:lineRule="auto" w:after="120"/>
+        <w:ind w:firstLine="0"/>
+        <w:jc w:val="both"/>
+      </w:pPr>
+      <w:r>
+        <w:rPr>
+          <w:rFonts w:ascii="Times New Roman" w:hAnsi="Times New Roman" w:eastAsia="Times New Roman"/>
+          <w:b w:val="0"/>
+          <w:i w:val="0"/>
+          <w:color w:val="000000"/>
+          <w:sz w:val="26"/>
+        </w:rPr>
+        <w:t>Script chính:</w:t>
+      </w:r>
+    </w:p>
+    <w:tbl>
+      <w:tblPr>
+        <w:tblW w:type="auto" w:w="0"/>
+        <w:jc w:val="center"/>
+        <w:tblLayout w:type="fixed"/>
+        <w:tblLook w:firstColumn="1" w:firstRow="1" w:lastColumn="0" w:lastRow="0" w:noHBand="0" w:noVBand="1" w:val="04A0"/>
+      </w:tblPr>
+      <w:tblGrid>
+        <w:gridCol w:w="9405"/>
+      </w:tblGrid>
+      <w:tr>
+        <w:tc>
+          <w:tcPr>
+            <w:tcW w:type="dxa" w:w="8787"/>
+            <w:shd w:fill="F8FAFC"/>
+            <w:tcBorders>
+              <w:top w:val="single" w:sz="4" w:space="0" w:color="E2E8F0"/>
+              <w:left w:val="single" w:sz="18" w:space="0" w:color="2563EB"/>
+              <w:bottom w:val="single" w:sz="4" w:space="0" w:color="E2E8F0"/>
+              <w:right w:val="single" w:sz="4" w:space="0" w:color="E2E8F0"/>
+            </w:tcBorders>
+          </w:tcPr>
+          <w:p>
+            <w:pPr>
+              <w:spacing w:before="80" w:after="80" w:line="276" w:lineRule="auto"/>
+            </w:pPr>
+            <w:r>
+              <w:rPr>
+                <w:rFonts w:ascii="Consolas" w:hAnsi="Consolas"/>
+                <w:color w:val="1E293B"/>
+                <w:sz w:val="19"/>
+              </w:rPr>
+              <w:t>data/download_prepare_data.py</w:t>
+            </w:r>
+          </w:p>
+        </w:tc>
+      </w:tr>
+    </w:tbl>
+    <w:p>
+      <w:pPr>
+        <w:spacing w:after="80"/>
+      </w:pPr>
+    </w:p>
+    <w:p>
+      <w:pPr>
+        <w:spacing w:line="360" w:lineRule="auto" w:after="120"/>
+        <w:ind w:firstLine="0"/>
+        <w:jc w:val="both"/>
+      </w:pPr>
+      <w:r>
+        <w:rPr>
+          <w:rFonts w:ascii="Times New Roman" w:hAnsi="Times New Roman" w:eastAsia="Times New Roman"/>
+          <w:b w:val="0"/>
+          <w:i w:val="0"/>
+          <w:color w:val="000000"/>
+          <w:sz w:val="26"/>
+        </w:rPr>
+        <w:t>thực hiện sáu bước tuần tự:</w:t>
+      </w:r>
+    </w:p>
+    <w:tbl>
+      <w:tblPr>
+        <w:tblW w:type="auto" w:w="0"/>
+        <w:jc w:val="center"/>
+        <w:tblLayout w:type="fixed"/>
+        <w:tblLook w:firstColumn="1" w:firstRow="1" w:lastColumn="0" w:lastRow="0" w:noHBand="0" w:noVBand="1" w:val="04A0"/>
+      </w:tblPr>
+      <w:tblGrid>
+        <w:gridCol w:w="9405"/>
+      </w:tblGrid>
+      <w:tr>
+        <w:tc>
+          <w:tcPr>
+            <w:tcW w:type="dxa" w:w="8787"/>
+            <w:shd w:fill="F8FAFC"/>
+            <w:tcBorders>
+              <w:top w:val="single" w:sz="4" w:space="0" w:color="E2E8F0"/>
+              <w:left w:val="single" w:sz="18" w:space="0" w:color="2563EB"/>
+              <w:bottom w:val="single" w:sz="4" w:space="0" w:color="E2E8F0"/>
+              <w:right w:val="single" w:sz="4" w:space="0" w:color="E2E8F0"/>
+            </w:tcBorders>
+          </w:tcPr>
+          <w:p>
+            <w:pPr>
+              <w:spacing w:before="80" w:after="80" w:line="276" w:lineRule="auto"/>
+            </w:pPr>
+            <w:r>
+              <w:rPr>
+                <w:rFonts w:ascii="Consolas" w:hAnsi="Consolas"/>
+                <w:color w:val="1E293B"/>
+                <w:sz w:val="19"/>
+              </w:rPr>
+              <w:t>Google Speech Commands v0.02</w:t>
+              <w:br/>
+              <w:t xml:space="preserve">        ↓</w:t>
+              <w:br/>
+              <w:t>1. Filtering</w:t>
+              <w:br/>
+              <w:t xml:space="preserve">        ↓</w:t>
+              <w:br/>
+              <w:t>2. Grouping by speaker</w:t>
+              <w:br/>
+              <w:t xml:space="preserve">        ↓</w:t>
+              <w:br/>
+              <w:t>3. Analyzing</w:t>
+              <w:br/>
+              <w:t xml:space="preserve">        ↓</w:t>
+              <w:br/>
+              <w:t>4. Balancing</w:t>
+              <w:br/>
+              <w:t xml:space="preserve">        ↓</w:t>
+              <w:br/>
+              <w:t>5. Splitting</w:t>
+              <w:br/>
+              <w:t xml:space="preserve">        ↓</w:t>
+              <w:br/>
+              <w:t>6. Cleaning</w:t>
+            </w:r>
+          </w:p>
+        </w:tc>
+      </w:tr>
+    </w:tbl>
+    <w:p>
+      <w:pPr>
+        <w:spacing w:after="80"/>
+      </w:pPr>
+    </w:p>
+    <w:p>
+      <w:pPr>
+        <w:spacing w:line="360" w:lineRule="auto" w:after="120"/>
+        <w:ind w:firstLine="0"/>
+        <w:jc w:val="both"/>
+      </w:pPr>
+      <w:r>
+        <w:rPr>
+          <w:rFonts w:ascii="Times New Roman" w:hAnsi="Times New Roman" w:eastAsia="Times New Roman"/>
+          <w:b w:val="0"/>
+          <w:i w:val="0"/>
+          <w:color w:val="000000"/>
+          <w:sz w:val="26"/>
+        </w:rPr>
+        <w:t>Các bước này được gọi trực tiếp trong hàm run() của repository.</w:t>
+      </w:r>
+    </w:p>
+    <w:p>
+      <w:pPr>
+        <w:spacing w:line="360" w:lineRule="auto" w:after="120"/>
+        <w:ind w:firstLine="0"/>
+        <w:jc w:val="both"/>
+      </w:pPr>
+      <w:r>
+        <w:rPr>
+          <w:rFonts w:ascii="Times New Roman" w:hAnsi="Times New Roman" w:eastAsia="Times New Roman"/>
+          <w:b/>
+          <w:i w:val="0"/>
+          <w:color w:val="000000"/>
+          <w:sz w:val="26"/>
+        </w:rPr>
+        <w:t>Bước 1. Filtering:</w:t>
+      </w:r>
+    </w:p>
+    <w:p>
+      <w:pPr>
+        <w:spacing w:line="360" w:lineRule="auto" w:after="120"/>
+        <w:ind w:firstLine="0"/>
+        <w:jc w:val="both"/>
+      </w:pPr>
+      <w:r>
+        <w:rPr>
+          <w:rFonts w:ascii="Times New Roman" w:hAnsi="Times New Roman" w:eastAsia="Times New Roman"/>
+          <w:b w:val="0"/>
+          <w:i w:val="0"/>
+          <w:color w:val="000000"/>
+          <w:sz w:val="26"/>
+        </w:rPr>
+        <w:t>Repository sử dụng cấu hình kỹ thuật:</w:t>
+      </w:r>
+    </w:p>
+    <w:tbl>
+      <w:tblPr>
+        <w:tblW w:type="auto" w:w="0"/>
+        <w:jc w:val="center"/>
+        <w:tblLayout w:type="fixed"/>
+        <w:tblLook w:firstColumn="1" w:firstRow="1" w:lastColumn="0" w:lastRow="0" w:noHBand="0" w:noVBand="1" w:val="04A0"/>
+      </w:tblPr>
+      <w:tblGrid>
+        <w:gridCol w:w="9405"/>
+      </w:tblGrid>
+      <w:tr>
+        <w:tc>
+          <w:tcPr>
+            <w:tcW w:type="dxa" w:w="8787"/>
+            <w:shd w:fill="F8FAFC"/>
+            <w:tcBorders>
+              <w:top w:val="single" w:sz="4" w:space="0" w:color="E2E8F0"/>
+              <w:left w:val="single" w:sz="18" w:space="0" w:color="2563EB"/>
+              <w:bottom w:val="single" w:sz="4" w:space="0" w:color="E2E8F0"/>
+              <w:right w:val="single" w:sz="4" w:space="0" w:color="E2E8F0"/>
+            </w:tcBorders>
+          </w:tcPr>
+          <w:p>
+            <w:pPr>
+              <w:spacing w:before="80" w:after="80" w:line="276" w:lineRule="auto"/>
+            </w:pPr>
+            <w:r>
+              <w:rPr>
+                <w:rFonts w:ascii="Consolas" w:hAnsi="Consolas"/>
+                <w:color w:val="1E293B"/>
+                <w:sz w:val="19"/>
+              </w:rPr>
+              <w:t>sample rate      = 16000 Hz</w:t>
+              <w:br/>
+              <w:t>clip duration    = 1000 ms</w:t>
+              <w:br/>
+              <w:t>desired samples  = 16000</w:t>
+            </w:r>
+          </w:p>
+        </w:tc>
+      </w:tr>
+    </w:tbl>
+    <w:p>
+      <w:pPr>
+        <w:spacing w:after="80"/>
+      </w:pPr>
+    </w:p>
+    <w:p>
+      <w:pPr>
+        <w:spacing w:line="360" w:lineRule="auto" w:after="120"/>
+        <w:ind w:firstLine="0"/>
+        <w:jc w:val="both"/>
+      </w:pPr>
+      <w:r>
+        <w:rPr>
+          <w:rFonts w:ascii="Times New Roman" w:hAnsi="Times New Roman" w:eastAsia="Times New Roman"/>
+          <w:b w:val="0"/>
+          <w:i w:val="0"/>
+          <w:color w:val="000000"/>
+          <w:sz w:val="26"/>
+        </w:rPr>
+        <w:t>Mỗi file được đọc tối đa 16.000 sample. Nếu file có ít hơn 16.000 sample, file đó bị loại khỏi dataset.</w:t>
+      </w:r>
+    </w:p>
+    <w:p>
+      <w:pPr>
+        <w:spacing w:line="360" w:lineRule="auto" w:after="120"/>
+        <w:ind w:firstLine="0"/>
+        <w:jc w:val="both"/>
+      </w:pPr>
+      <w:r>
+        <w:rPr>
+          <w:rFonts w:ascii="Times New Roman" w:hAnsi="Times New Roman" w:eastAsia="Times New Roman"/>
+          <w:b w:val="0"/>
+          <w:i w:val="0"/>
+          <w:color w:val="000000"/>
+          <w:sz w:val="26"/>
+        </w:rPr>
+        <w:t>Kết quả audit raw trước preprocessing cho thấy Google Speech Commands có:</w:t>
+      </w:r>
+    </w:p>
+    <w:p>
+      <w:pPr>
+        <w:spacing w:line="360" w:lineRule="auto" w:after="80"/>
+        <w:ind w:left="340" w:hanging="340"/>
+        <w:jc w:val="both"/>
+      </w:pPr>
+      <w:r>
+        <w:rPr>
+          <w:rFonts w:ascii="Times New Roman" w:hAnsi="Times New Roman" w:eastAsia="Times New Roman"/>
+          <w:b/>
+          <w:color w:val="000000"/>
+          <w:sz w:val="26"/>
+        </w:rPr>
+        <w:t xml:space="preserve">-- </w:t>
+      </w:r>
+      <w:r>
+        <w:rPr>
+          <w:rFonts w:ascii="Times New Roman" w:hAnsi="Times New Roman" w:eastAsia="Times New Roman"/>
+          <w:color w:val="000000"/>
+          <w:sz w:val="26"/>
+        </w:rPr>
+        <w:t>Tổng cộng: 105.835 file WAV</w:t>
+      </w:r>
+    </w:p>
+    <w:p>
+      <w:pPr>
+        <w:spacing w:line="360" w:lineRule="auto" w:after="80"/>
+        <w:ind w:left="340" w:hanging="340"/>
+        <w:jc w:val="both"/>
+      </w:pPr>
+      <w:r>
+        <w:rPr>
+          <w:rFonts w:ascii="Times New Roman" w:hAnsi="Times New Roman" w:eastAsia="Times New Roman"/>
+          <w:b/>
+          <w:color w:val="000000"/>
+          <w:sz w:val="26"/>
+        </w:rPr>
+        <w:t xml:space="preserve">-- </w:t>
+      </w:r>
+      <w:r>
+        <w:rPr>
+          <w:rFonts w:ascii="Times New Roman" w:hAnsi="Times New Roman" w:eastAsia="Times New Roman"/>
+          <w:color w:val="000000"/>
+          <w:sz w:val="26"/>
+        </w:rPr>
+        <w:t>Số file ngắn hơn 1 giây: 10.435 file</w:t>
+      </w:r>
+    </w:p>
+    <w:p>
+      <w:pPr>
+        <w:spacing w:line="360" w:lineRule="auto" w:after="80"/>
+        <w:ind w:left="340" w:hanging="340"/>
+        <w:jc w:val="both"/>
+      </w:pPr>
+      <w:r>
+        <w:rPr>
+          <w:rFonts w:ascii="Times New Roman" w:hAnsi="Times New Roman" w:eastAsia="Times New Roman"/>
+          <w:b/>
+          <w:color w:val="000000"/>
+          <w:sz w:val="26"/>
+        </w:rPr>
+        <w:t xml:space="preserve">-- </w:t>
+      </w:r>
+      <w:r>
+        <w:rPr>
+          <w:rFonts w:ascii="Times New Roman" w:hAnsi="Times New Roman" w:eastAsia="Times New Roman"/>
+          <w:color w:val="000000"/>
+          <w:sz w:val="26"/>
+        </w:rPr>
+        <w:t>Tỷ lệ bị loại: tương đương khoảng 9,86% tổng số file</w:t>
+      </w:r>
+    </w:p>
+    <w:p>
+      <w:pPr>
+        <w:spacing w:line="360" w:lineRule="auto" w:after="120"/>
+        <w:ind w:firstLine="0"/>
+        <w:jc w:val="both"/>
+      </w:pPr>
+      <w:r>
+        <w:rPr>
+          <w:rFonts w:ascii="Times New Roman" w:hAnsi="Times New Roman" w:eastAsia="Times New Roman"/>
+          <w:b w:val="0"/>
+          <w:i w:val="0"/>
+          <w:color w:val="000000"/>
+          <w:sz w:val="26"/>
+        </w:rPr>
+        <w:t>Do đó filtering là một bước có ảnh hưởng đáng kể tới dataset.</w:t>
+      </w:r>
+    </w:p>
+    <w:p>
+      <w:pPr>
+        <w:spacing w:line="360" w:lineRule="auto" w:after="120"/>
+        <w:ind w:firstLine="0"/>
+        <w:jc w:val="both"/>
+      </w:pPr>
+      <w:r>
+        <w:rPr>
+          <w:rFonts w:ascii="Times New Roman" w:hAnsi="Times New Roman" w:eastAsia="Times New Roman"/>
+          <w:b/>
+          <w:i w:val="0"/>
+          <w:color w:val="000000"/>
+          <w:sz w:val="26"/>
+        </w:rPr>
+        <w:t>Bước 2. Grouping by speaker:</w:t>
+      </w:r>
+    </w:p>
+    <w:p>
+      <w:pPr>
+        <w:spacing w:line="360" w:lineRule="auto" w:after="120"/>
+        <w:ind w:firstLine="0"/>
+        <w:jc w:val="both"/>
+      </w:pPr>
+      <w:r>
+        <w:rPr>
+          <w:rFonts w:ascii="Times New Roman" w:hAnsi="Times New Roman" w:eastAsia="Times New Roman"/>
+          <w:b w:val="0"/>
+          <w:i w:val="0"/>
+          <w:color w:val="000000"/>
+          <w:sz w:val="26"/>
+        </w:rPr>
+        <w:t>Speaker ID được xác định từ tên file trước chuỗi _nohash_. Ví dụ: 00b01445_nohash_0.wav có speaker ID = 00b01445. Các file sau đó được tổ chức theo cấu trúc:</w:t>
+      </w:r>
+    </w:p>
+    <w:tbl>
+      <w:tblPr>
+        <w:tblW w:type="auto" w:w="0"/>
+        <w:jc w:val="center"/>
+        <w:tblLayout w:type="fixed"/>
+        <w:tblLook w:firstColumn="1" w:firstRow="1" w:lastColumn="0" w:lastRow="0" w:noHBand="0" w:noVBand="1" w:val="04A0"/>
+      </w:tblPr>
+      <w:tblGrid>
+        <w:gridCol w:w="9405"/>
+      </w:tblGrid>
+      <w:tr>
+        <w:tc>
+          <w:tcPr>
+            <w:tcW w:type="dxa" w:w="8787"/>
+            <w:shd w:fill="F8FAFC"/>
+            <w:tcBorders>
+              <w:top w:val="single" w:sz="4" w:space="0" w:color="E2E8F0"/>
+              <w:left w:val="single" w:sz="18" w:space="0" w:color="2563EB"/>
+              <w:bottom w:val="single" w:sz="4" w:space="0" w:color="E2E8F0"/>
+              <w:right w:val="single" w:sz="4" w:space="0" w:color="E2E8F0"/>
+            </w:tcBorders>
+          </w:tcPr>
+          <w:p>
+            <w:pPr>
+              <w:spacing w:before="80" w:after="80" w:line="276" w:lineRule="auto"/>
+            </w:pPr>
+            <w:r>
+              <w:rPr>
+                <w:rFonts w:ascii="Consolas" w:hAnsi="Consolas"/>
+                <w:color w:val="1E293B"/>
+                <w:sz w:val="19"/>
+              </w:rPr>
+              <w:t>keyword/</w:t>
+              <w:br/>
+              <w:t xml:space="preserve">    speaker/</w:t>
+              <w:br/>
+              <w:t xml:space="preserve">        utterance.wav</w:t>
+            </w:r>
+          </w:p>
+        </w:tc>
+      </w:tr>
+    </w:tbl>
+    <w:p>
+      <w:pPr>
+        <w:spacing w:after="80"/>
+      </w:pPr>
+    </w:p>
+    <w:p>
+      <w:pPr>
+        <w:spacing w:line="360" w:lineRule="auto" w:after="120"/>
+        <w:ind w:firstLine="0"/>
+        <w:jc w:val="both"/>
+      </w:pPr>
+      <w:r>
+        <w:rPr>
+          <w:rFonts w:ascii="Times New Roman" w:hAnsi="Times New Roman" w:eastAsia="Times New Roman"/>
+          <w:b/>
+          <w:i w:val="0"/>
+          <w:color w:val="000000"/>
+          <w:sz w:val="26"/>
+        </w:rPr>
+        <w:t>Bước 3. Phân Core và Unknown:</w:t>
+      </w:r>
+    </w:p>
+    <w:p>
+      <w:pPr>
+        <w:spacing w:line="360" w:lineRule="auto" w:after="120"/>
+        <w:ind w:firstLine="0"/>
+        <w:jc w:val="both"/>
+      </w:pPr>
+      <w:r>
+        <w:rPr>
+          <w:rFonts w:ascii="Times New Roman" w:hAnsi="Times New Roman" w:eastAsia="Times New Roman"/>
+          <w:b w:val="0"/>
+          <w:i w:val="0"/>
+          <w:color w:val="000000"/>
+          <w:sz w:val="26"/>
+        </w:rPr>
+        <w:t>Repository sử dụng cấu hình:</w:t>
+      </w:r>
+    </w:p>
+    <w:tbl>
+      <w:tblPr>
+        <w:tblW w:type="auto" w:w="0"/>
+        <w:jc w:val="center"/>
+        <w:tblLayout w:type="fixed"/>
+        <w:tblLook w:firstColumn="1" w:firstRow="1" w:lastColumn="0" w:lastRow="0" w:noHBand="0" w:noVBand="1" w:val="04A0"/>
+      </w:tblPr>
+      <w:tblGrid>
+        <w:gridCol w:w="9405"/>
+      </w:tblGrid>
+      <w:tr>
+        <w:tc>
+          <w:tcPr>
+            <w:tcW w:type="dxa" w:w="8787"/>
+            <w:shd w:fill="F8FAFC"/>
+            <w:tcBorders>
+              <w:top w:val="single" w:sz="4" w:space="0" w:color="E2E8F0"/>
+              <w:left w:val="single" w:sz="18" w:space="0" w:color="2563EB"/>
+              <w:bottom w:val="single" w:sz="4" w:space="0" w:color="E2E8F0"/>
+              <w:right w:val="single" w:sz="4" w:space="0" w:color="E2E8F0"/>
+            </w:tcBorders>
+          </w:tcPr>
+          <w:p>
+            <w:pPr>
+              <w:spacing w:before="80" w:after="80" w:line="276" w:lineRule="auto"/>
+            </w:pPr>
+            <w:r>
+              <w:rPr>
+                <w:rFonts w:ascii="Consolas" w:hAnsi="Consolas"/>
+                <w:color w:val="1E293B"/>
+                <w:sz w:val="19"/>
+              </w:rPr>
+              <w:t>speaker_limit = 1000</w:t>
+            </w:r>
+          </w:p>
+        </w:tc>
+      </w:tr>
+    </w:tbl>
+    <w:p>
+      <w:pPr>
+        <w:spacing w:after="80"/>
+      </w:pPr>
+    </w:p>
+    <w:p>
+      <w:pPr>
+        <w:spacing w:line="360" w:lineRule="auto" w:after="120"/>
+        <w:ind w:firstLine="0"/>
+        <w:jc w:val="both"/>
+      </w:pPr>
+      <w:r>
+        <w:rPr>
+          <w:rFonts w:ascii="Times New Roman" w:hAnsi="Times New Roman" w:eastAsia="Times New Roman"/>
+          <w:b w:val="0"/>
+          <w:i w:val="0"/>
+          <w:color w:val="000000"/>
+          <w:sz w:val="26"/>
+        </w:rPr>
+        <w:t>Keyword có ít nhất 1.000 speaker được xem là core word. Các keyword còn lại được đưa vào nhóm unknown.</w:t>
+      </w:r>
+    </w:p>
+    <w:p>
+      <w:pPr>
+        <w:spacing w:line="360" w:lineRule="auto" w:after="120"/>
+        <w:ind w:firstLine="0"/>
+        <w:jc w:val="both"/>
+      </w:pPr>
+      <w:r>
+        <w:rPr>
+          <w:rFonts w:ascii="Times New Roman" w:hAnsi="Times New Roman" w:eastAsia="Times New Roman"/>
+          <w:b w:val="0"/>
+          <w:i w:val="0"/>
+          <w:color w:val="000000"/>
+          <w:sz w:val="26"/>
+        </w:rPr>
+        <w:t>Kết quả audit trên dữ liệu raw cho thấy:</w:t>
+      </w:r>
+    </w:p>
+    <w:p>
+      <w:pPr>
+        <w:spacing w:line="360" w:lineRule="auto" w:after="80"/>
+        <w:ind w:left="340" w:hanging="340"/>
+        <w:jc w:val="both"/>
+      </w:pPr>
+      <w:r>
+        <w:rPr>
+          <w:rFonts w:ascii="Times New Roman" w:hAnsi="Times New Roman" w:eastAsia="Times New Roman"/>
+          <w:b/>
+          <w:color w:val="000000"/>
+          <w:sz w:val="26"/>
+        </w:rPr>
+        <w:t xml:space="preserve">-- </w:t>
+      </w:r>
+      <w:r>
+        <w:rPr>
+          <w:rFonts w:ascii="Times New Roman" w:hAnsi="Times New Roman" w:eastAsia="Times New Roman"/>
+          <w:color w:val="000000"/>
+          <w:sz w:val="26"/>
+        </w:rPr>
+        <w:t>30 core words (đạt từ 1.000 người nói trở lên).</w:t>
+      </w:r>
+    </w:p>
+    <w:p>
+      <w:pPr>
+        <w:spacing w:line="360" w:lineRule="auto" w:after="80"/>
+        <w:ind w:left="340" w:hanging="340"/>
+        <w:jc w:val="both"/>
+      </w:pPr>
+      <w:r>
+        <w:rPr>
+          <w:rFonts w:ascii="Times New Roman" w:hAnsi="Times New Roman" w:eastAsia="Times New Roman"/>
+          <w:b/>
+          <w:color w:val="000000"/>
+          <w:sz w:val="26"/>
+        </w:rPr>
+        <w:t xml:space="preserve">-- </w:t>
+      </w:r>
+      <w:r>
+        <w:rPr>
+          <w:rFonts w:ascii="Times New Roman" w:hAnsi="Times New Roman" w:eastAsia="Times New Roman"/>
+          <w:color w:val="000000"/>
+          <w:sz w:val="26"/>
+        </w:rPr>
+        <w:t>5 unknown words gồm: visual, learn, follow, forward, backward.</w:t>
+      </w:r>
+    </w:p>
+    <w:p>
+      <w:pPr>
+        <w:spacing w:line="360" w:lineRule="auto" w:after="120"/>
+        <w:ind w:firstLine="0"/>
+        <w:jc w:val="both"/>
+      </w:pPr>
+      <w:r>
+        <w:rPr>
+          <w:rFonts w:ascii="Times New Roman" w:hAnsi="Times New Roman" w:eastAsia="Times New Roman"/>
+          <w:b/>
+          <w:i w:val="0"/>
+          <w:color w:val="000000"/>
+          <w:sz w:val="26"/>
+        </w:rPr>
+        <w:t>Bước 4. Balancing:</w:t>
+      </w:r>
+    </w:p>
+    <w:p>
+      <w:pPr>
+        <w:spacing w:line="360" w:lineRule="auto" w:after="120"/>
+        <w:ind w:firstLine="0"/>
+        <w:jc w:val="both"/>
+      </w:pPr>
+      <w:r>
+        <w:rPr>
+          <w:rFonts w:ascii="Times New Roman" w:hAnsi="Times New Roman" w:eastAsia="Times New Roman"/>
+          <w:b w:val="0"/>
+          <w:i w:val="0"/>
+          <w:color w:val="000000"/>
+          <w:sz w:val="26"/>
+        </w:rPr>
+        <w:t>Dataset được cân bằng theo speaker. Với mỗi keyword:</w:t>
+      </w:r>
+    </w:p>
+    <w:p>
+      <w:pPr>
+        <w:spacing w:line="360" w:lineRule="auto" w:after="80"/>
+        <w:ind w:left="340" w:hanging="340"/>
+        <w:jc w:val="both"/>
+      </w:pPr>
+      <w:r>
+        <w:rPr>
+          <w:rFonts w:ascii="Times New Roman" w:hAnsi="Times New Roman" w:eastAsia="Times New Roman"/>
+          <w:b/>
+          <w:color w:val="000000"/>
+          <w:sz w:val="26"/>
+        </w:rPr>
+        <w:t xml:space="preserve">-- </w:t>
+      </w:r>
+      <w:r>
+        <w:rPr>
+          <w:rFonts w:ascii="Times New Roman" w:hAnsi="Times New Roman" w:eastAsia="Times New Roman"/>
+          <w:color w:val="000000"/>
+          <w:sz w:val="26"/>
+        </w:rPr>
+        <w:t>Các speaker được xáo trộn ngẫu nhiên (random shuffle).</w:t>
+      </w:r>
+    </w:p>
+    <w:p>
+      <w:pPr>
+        <w:spacing w:line="360" w:lineRule="auto" w:after="80"/>
+        <w:ind w:left="340" w:hanging="340"/>
+        <w:jc w:val="both"/>
+      </w:pPr>
+      <w:r>
+        <w:rPr>
+          <w:rFonts w:ascii="Times New Roman" w:hAnsi="Times New Roman" w:eastAsia="Times New Roman"/>
+          <w:b/>
+          <w:color w:val="000000"/>
+          <w:sz w:val="26"/>
+        </w:rPr>
+        <w:t xml:space="preserve">-- </w:t>
+      </w:r>
+      <w:r>
+        <w:rPr>
+          <w:rFonts w:ascii="Times New Roman" w:hAnsi="Times New Roman" w:eastAsia="Times New Roman"/>
+          <w:color w:val="000000"/>
+          <w:sz w:val="26"/>
+        </w:rPr>
+        <w:t>Chỉ giữ cùng một số lượng speaker tối đa (speaker_limit).</w:t>
+      </w:r>
+    </w:p>
+    <w:p>
+      <w:pPr>
+        <w:spacing w:line="360" w:lineRule="auto" w:after="80"/>
+        <w:ind w:left="340" w:hanging="340"/>
+        <w:jc w:val="both"/>
+      </w:pPr>
+      <w:r>
+        <w:rPr>
+          <w:rFonts w:ascii="Times New Roman" w:hAnsi="Times New Roman" w:eastAsia="Times New Roman"/>
+          <w:b/>
+          <w:color w:val="000000"/>
+          <w:sz w:val="26"/>
+        </w:rPr>
+        <w:t xml:space="preserve">-- </w:t>
+      </w:r>
+      <w:r>
+        <w:rPr>
+          <w:rFonts w:ascii="Times New Roman" w:hAnsi="Times New Roman" w:eastAsia="Times New Roman"/>
+          <w:color w:val="000000"/>
+          <w:sz w:val="26"/>
+        </w:rPr>
+        <w:t>Mỗi speaker chỉ đóng góp duy nhất một utterance được chọn ngẫu nhiên.</w:t>
+      </w:r>
+    </w:p>
+    <w:p>
+      <w:pPr>
+        <w:spacing w:line="360" w:lineRule="auto" w:after="120"/>
+        <w:ind w:firstLine="0"/>
+        <w:jc w:val="both"/>
+      </w:pPr>
+      <w:r>
+        <w:rPr>
+          <w:rFonts w:ascii="Times New Roman" w:hAnsi="Times New Roman" w:eastAsia="Times New Roman"/>
+          <w:b w:val="0"/>
+          <w:i w:val="0"/>
+          <w:color w:val="000000"/>
+          <w:sz w:val="26"/>
+        </w:rPr>
+        <w:t>Nhờ đó giảm triệt để tình trạng một speaker có quá nhiều mẫu và giúp dữ liệu đồng đều hơn theo người nói.</w:t>
+      </w:r>
+    </w:p>
+    <w:p>
+      <w:pPr>
+        <w:spacing w:line="360" w:lineRule="auto" w:after="120"/>
+        <w:ind w:firstLine="0"/>
+        <w:jc w:val="both"/>
+      </w:pPr>
+      <w:r>
+        <w:rPr>
+          <w:rFonts w:ascii="Times New Roman" w:hAnsi="Times New Roman" w:eastAsia="Times New Roman"/>
+          <w:b/>
+          <w:i w:val="0"/>
+          <w:color w:val="000000"/>
+          <w:sz w:val="26"/>
+        </w:rPr>
+        <w:t>Bước 5. Splitting:</w:t>
+      </w:r>
+    </w:p>
+    <w:p>
+      <w:pPr>
+        <w:spacing w:line="360" w:lineRule="auto" w:after="120"/>
+        <w:ind w:firstLine="0"/>
+        <w:jc w:val="both"/>
+      </w:pPr>
+      <w:r>
+        <w:rPr>
+          <w:rFonts w:ascii="Times New Roman" w:hAnsi="Times New Roman" w:eastAsia="Times New Roman"/>
+          <w:b w:val="0"/>
+          <w:i w:val="0"/>
+          <w:color w:val="000000"/>
+          <w:sz w:val="26"/>
+        </w:rPr>
+        <w:t>Core dataset được chia thành các nhóm class dùng cho: train, validation, test. Unknown data được chia riêng theo tỷ lệ train/validation/test. Danh sách split cuối cùng sẽ được lấy trực tiếp từ output sau khi chạy hoàn chỉnh pipeline thay vì tự suy đoán từ config.</w:t>
+      </w:r>
+    </w:p>
+    <w:p>
+      <w:pPr>
+        <w:spacing w:line="360" w:lineRule="auto" w:after="120"/>
+        <w:ind w:firstLine="0"/>
+        <w:jc w:val="both"/>
+      </w:pPr>
+      <w:r>
+        <w:rPr>
+          <w:rFonts w:ascii="Times New Roman" w:hAnsi="Times New Roman" w:eastAsia="Times New Roman"/>
+          <w:b/>
+          <w:i w:val="0"/>
+          <w:color w:val="000000"/>
+          <w:sz w:val="26"/>
+        </w:rPr>
+        <w:t>Bước 6. Cleaning:</w:t>
+      </w:r>
+    </w:p>
+    <w:p>
+      <w:pPr>
+        <w:spacing w:line="360" w:lineRule="auto" w:after="120"/>
+        <w:ind w:firstLine="0"/>
+        <w:jc w:val="both"/>
+      </w:pPr>
+      <w:r>
+        <w:rPr>
+          <w:rFonts w:ascii="Times New Roman" w:hAnsi="Times New Roman" w:eastAsia="Times New Roman"/>
+          <w:b w:val="0"/>
+          <w:i w:val="0"/>
+          <w:color w:val="000000"/>
+          <w:sz w:val="26"/>
+        </w:rPr>
+        <w:t>Các file metadata trung gian không còn cần thiết sẽ được loại bỏ sau quá trình chuẩn bị dataset.</w:t>
+      </w:r>
+    </w:p>
+    <w:p>
+      <w:pPr>
+        <w:pStyle w:val="Heading3"/>
+        <w:keepNext/>
+        <w:spacing w:before="200" w:after="80"/>
+      </w:pPr>
+      <w:r>
+        <w:rPr>
+          <w:rFonts w:ascii="Times New Roman" w:hAnsi="Times New Roman" w:eastAsia="Times New Roman"/>
+          <w:b/>
+          <w:color w:val="000000"/>
+          <w:sz w:val="26"/>
+        </w:rPr>
+        <w:t>2.3.2. Chuẩn hóa AudioMNIST</w:t>
+      </w:r>
+    </w:p>
+    <w:p>
+      <w:pPr>
+        <w:spacing w:line="360" w:lineRule="auto" w:after="120"/>
+        <w:ind w:firstLine="0"/>
+        <w:jc w:val="both"/>
+      </w:pPr>
+      <w:r>
+        <w:rPr>
+          <w:rFonts w:ascii="Times New Roman" w:hAnsi="Times New Roman" w:eastAsia="Times New Roman"/>
+          <w:b w:val="0"/>
+          <w:i w:val="0"/>
+          <w:color w:val="000000"/>
+          <w:sz w:val="26"/>
+        </w:rPr>
+        <w:t>AudioMNIST cũng là dữ liệu dạng single-word nên được lựa chọn để kiểm tra xem kiến trúc Few-shot Keyword Spotting có thể hoạt động với một dataset khác ngoài FS-GSC hay không.</w:t>
+      </w:r>
+    </w:p>
+    <w:p>
+      <w:pPr>
+        <w:spacing w:line="360" w:lineRule="auto" w:after="120"/>
+        <w:ind w:firstLine="0"/>
+        <w:jc w:val="both"/>
+      </w:pPr>
+      <w:r>
+        <w:rPr>
+          <w:rFonts w:ascii="Times New Roman" w:hAnsi="Times New Roman" w:eastAsia="Times New Roman"/>
+          <w:b w:val="0"/>
+          <w:i w:val="0"/>
+          <w:color w:val="000000"/>
+          <w:sz w:val="26"/>
+        </w:rPr>
+        <w:t>Tuy nhiên, AudioMNIST khác GSC ở hai điểm quan trọng. Các sample kiểm tra ban đầu cho thấy AudioMNIST sử dụng:</w:t>
+      </w:r>
+    </w:p>
+    <w:tbl>
+      <w:tblPr>
+        <w:tblW w:type="auto" w:w="0"/>
+        <w:jc w:val="center"/>
+        <w:tblLayout w:type="fixed"/>
+        <w:tblLook w:firstColumn="1" w:firstRow="1" w:lastColumn="0" w:lastRow="0" w:noHBand="0" w:noVBand="1" w:val="04A0"/>
+      </w:tblPr>
+      <w:tblGrid>
+        <w:gridCol w:w="9405"/>
+      </w:tblGrid>
+      <w:tr>
+        <w:tc>
+          <w:tcPr>
+            <w:tcW w:type="dxa" w:w="8787"/>
+            <w:shd w:fill="F8FAFC"/>
+            <w:tcBorders>
+              <w:top w:val="single" w:sz="4" w:space="0" w:color="E2E8F0"/>
+              <w:left w:val="single" w:sz="18" w:space="0" w:color="2563EB"/>
+              <w:bottom w:val="single" w:sz="4" w:space="0" w:color="E2E8F0"/>
+              <w:right w:val="single" w:sz="4" w:space="0" w:color="E2E8F0"/>
+            </w:tcBorders>
+          </w:tcPr>
+          <w:p>
+            <w:pPr>
+              <w:spacing w:before="80" w:after="80" w:line="276" w:lineRule="auto"/>
+            </w:pPr>
+            <w:r>
+              <w:rPr>
+                <w:rFonts w:ascii="Consolas" w:hAnsi="Consolas"/>
+                <w:color w:val="1E293B"/>
+                <w:sz w:val="19"/>
+              </w:rPr>
+              <w:t>48 kHz</w:t>
+              <w:br/>
+              <w:t>mono</w:t>
+              <w:br/>
+              <w:t>WAV PCM16</w:t>
+            </w:r>
+          </w:p>
+        </w:tc>
+      </w:tr>
+    </w:tbl>
+    <w:p>
+      <w:pPr>
+        <w:spacing w:after="80"/>
+      </w:pPr>
+    </w:p>
+    <w:p>
+      <w:pPr>
+        <w:spacing w:line="360" w:lineRule="auto" w:after="120"/>
+        <w:ind w:firstLine="0"/>
+        <w:jc w:val="both"/>
+      </w:pPr>
+      <w:r>
+        <w:rPr>
+          <w:rFonts w:ascii="Times New Roman" w:hAnsi="Times New Roman" w:eastAsia="Times New Roman"/>
+          <w:b w:val="0"/>
+          <w:i w:val="0"/>
+          <w:color w:val="000000"/>
+          <w:sz w:val="26"/>
+        </w:rPr>
+        <w:t>và các utterance thường ngắn hơn 1 giây. Do đó nếu áp dụng trực tiếp quy tắc của GSC (audio &lt; 1 second → delete) thì có thể loại bỏ một phần lớn dữ liệu hợp lệ.</w:t>
+      </w:r>
+    </w:p>
+    <w:p>
+      <w:pPr>
+        <w:spacing w:line="360" w:lineRule="auto" w:after="120"/>
+        <w:ind w:firstLine="0"/>
+        <w:jc w:val="both"/>
+      </w:pPr>
+      <w:r>
+        <w:rPr>
+          <w:rFonts w:ascii="Times New Roman" w:hAnsi="Times New Roman" w:eastAsia="Times New Roman"/>
+          <w:b w:val="0"/>
+          <w:i w:val="0"/>
+          <w:color w:val="000000"/>
+          <w:sz w:val="26"/>
+        </w:rPr>
+        <w:t>Vì vậy AudioMNIST được xử lý theo pipeline:</w:t>
+      </w:r>
+    </w:p>
+    <w:tbl>
+      <w:tblPr>
+        <w:tblW w:type="auto" w:w="0"/>
+        <w:jc w:val="center"/>
+        <w:tblLayout w:type="fixed"/>
+        <w:tblLook w:firstColumn="1" w:firstRow="1" w:lastColumn="0" w:lastRow="0" w:noHBand="0" w:noVBand="1" w:val="04A0"/>
+      </w:tblPr>
+      <w:tblGrid>
+        <w:gridCol w:w="9405"/>
+      </w:tblGrid>
+      <w:tr>
+        <w:tc>
+          <w:tcPr>
+            <w:tcW w:type="dxa" w:w="8787"/>
+            <w:shd w:fill="F8FAFC"/>
+            <w:tcBorders>
+              <w:top w:val="single" w:sz="4" w:space="0" w:color="E2E8F0"/>
+              <w:left w:val="single" w:sz="18" w:space="0" w:color="2563EB"/>
+              <w:bottom w:val="single" w:sz="4" w:space="0" w:color="E2E8F0"/>
+              <w:right w:val="single" w:sz="4" w:space="0" w:color="E2E8F0"/>
+            </w:tcBorders>
+          </w:tcPr>
+          <w:p>
+            <w:pPr>
+              <w:spacing w:before="80" w:after="80" w:line="276" w:lineRule="auto"/>
+            </w:pPr>
+            <w:r>
+              <w:rPr>
+                <w:rFonts w:ascii="Consolas" w:hAnsi="Consolas"/>
+                <w:color w:val="1E293B"/>
+                <w:sz w:val="19"/>
+              </w:rPr>
+              <w:t>AudioMNIST Raw</w:t>
+              <w:br/>
+              <w:t>48 kHz / mono</w:t>
+              <w:br/>
+              <w:t xml:space="preserve">      ↓</w:t>
+              <w:br/>
+              <w:t>Resample</w:t>
+              <w:br/>
+              <w:t xml:space="preserve">      ↓</w:t>
+              <w:br/>
+              <w:t>16 kHz</w:t>
+              <w:br/>
+              <w:t xml:space="preserve">      ↓</w:t>
+              <w:br/>
+              <w:t>Amplitude normalization</w:t>
+              <w:br/>
+              <w:t xml:space="preserve">      ↓</w:t>
+              <w:br/>
+              <w:t>Length normalization</w:t>
+              <w:br/>
+              <w:t xml:space="preserve">      ↓</w:t>
+              <w:br/>
+              <w:t>16000 samples</w:t>
+              <w:br/>
+              <w:t xml:space="preserve">      ↓</w:t>
+              <w:br/>
+              <w:t>Audio chuẩn hóa</w:t>
+            </w:r>
+          </w:p>
+        </w:tc>
+      </w:tr>
+    </w:tbl>
+    <w:p>
+      <w:pPr>
+        <w:spacing w:after="80"/>
+      </w:pPr>
+    </w:p>
+    <w:p>
+      <w:pPr>
+        <w:spacing w:line="360" w:lineRule="auto" w:after="120"/>
+        <w:ind w:firstLine="0"/>
+        <w:jc w:val="both"/>
+      </w:pPr>
+      <w:r>
+        <w:rPr>
+          <w:rFonts w:ascii="Times New Roman" w:hAnsi="Times New Roman" w:eastAsia="Times New Roman"/>
+          <w:b/>
+          <w:i w:val="0"/>
+          <w:color w:val="000000"/>
+          <w:sz w:val="26"/>
+        </w:rPr>
+        <w:t>Resampling:</w:t>
+      </w:r>
+    </w:p>
+    <w:p>
+      <w:pPr>
+        <w:spacing w:line="360" w:lineRule="auto" w:after="120"/>
+        <w:ind w:firstLine="0"/>
+        <w:jc w:val="both"/>
+      </w:pPr>
+      <w:r>
+        <w:rPr>
+          <w:rFonts w:ascii="Times New Roman" w:hAnsi="Times New Roman" w:eastAsia="Times New Roman"/>
+          <w:b w:val="0"/>
+          <w:i w:val="0"/>
+          <w:color w:val="000000"/>
+          <w:sz w:val="26"/>
+        </w:rPr>
+        <w:t>Tín hiệu được chuyển từ 48.000 Hz về 16.000 Hz:</w:t>
+      </w:r>
+    </w:p>
+    <w:p>
+      <w:pPr>
+        <w:spacing w:before="80" w:after="120"/>
+        <w:jc w:val="center"/>
+      </w:pPr>
+      <w:r>
+        <w:rPr>
+          <w:rFonts w:ascii="Cambria Math" w:hAnsi="Cambria Math" w:eastAsia="Cambria Math"/>
+          <w:color w:val="000000"/>
+          <w:sz w:val="24"/>
+        </w:rPr>
+        <w:t>48000\text{ Hz} \rightarrow 16000\text{ Hz}</w:t>
+      </w:r>
+    </w:p>
+    <w:p>
+      <w:pPr>
+        <w:spacing w:line="360" w:lineRule="auto" w:after="120"/>
+        <w:ind w:firstLine="0"/>
+        <w:jc w:val="both"/>
+      </w:pPr>
+      <w:r>
+        <w:rPr>
+          <w:rFonts w:ascii="Times New Roman" w:hAnsi="Times New Roman" w:eastAsia="Times New Roman"/>
+          <w:b w:val="0"/>
+          <w:i w:val="0"/>
+          <w:color w:val="000000"/>
+          <w:sz w:val="26"/>
+        </w:rPr>
+        <w:t>để phù hợp với input distribution của mô hình được xây dựng trên GSC.</w:t>
+      </w:r>
+    </w:p>
+    <w:p>
+      <w:pPr>
+        <w:spacing w:line="360" w:lineRule="auto" w:after="120"/>
+        <w:ind w:firstLine="0"/>
+        <w:jc w:val="both"/>
+      </w:pPr>
+      <w:r>
+        <w:rPr>
+          <w:rFonts w:ascii="Times New Roman" w:hAnsi="Times New Roman" w:eastAsia="Times New Roman"/>
+          <w:b/>
+          <w:i w:val="0"/>
+          <w:color w:val="000000"/>
+          <w:sz w:val="26"/>
+        </w:rPr>
+        <w:t>Chuẩn hóa số channel:</w:t>
+      </w:r>
+    </w:p>
+    <w:p>
+      <w:pPr>
+        <w:spacing w:line="360" w:lineRule="auto" w:after="120"/>
+        <w:ind w:firstLine="0"/>
+        <w:jc w:val="both"/>
+      </w:pPr>
+      <w:r>
+        <w:rPr>
+          <w:rFonts w:ascii="Times New Roman" w:hAnsi="Times New Roman" w:eastAsia="Times New Roman"/>
+          <w:b w:val="0"/>
+          <w:i w:val="0"/>
+          <w:color w:val="000000"/>
+          <w:sz w:val="26"/>
+        </w:rPr>
+        <w:t>Nếu xuất hiện dữ liệu nhiều channel, các channel được lấy trung bình để chuyển thành mono.</w:t>
+      </w:r>
+    </w:p>
+    <w:p>
+      <w:pPr>
+        <w:spacing w:line="360" w:lineRule="auto" w:after="120"/>
+        <w:ind w:firstLine="0"/>
+        <w:jc w:val="both"/>
+      </w:pPr>
+      <w:r>
+        <w:rPr>
+          <w:rFonts w:ascii="Times New Roman" w:hAnsi="Times New Roman" w:eastAsia="Times New Roman"/>
+          <w:b/>
+          <w:i w:val="0"/>
+          <w:color w:val="000000"/>
+          <w:sz w:val="26"/>
+        </w:rPr>
+        <w:t>Chuẩn hóa biên độ:</w:t>
+      </w:r>
+    </w:p>
+    <w:p>
+      <w:pPr>
+        <w:spacing w:line="360" w:lineRule="auto" w:after="120"/>
+        <w:ind w:firstLine="0"/>
+        <w:jc w:val="both"/>
+      </w:pPr>
+      <w:r>
+        <w:rPr>
+          <w:rFonts w:ascii="Times New Roman" w:hAnsi="Times New Roman" w:eastAsia="Times New Roman"/>
+          <w:b w:val="0"/>
+          <w:i w:val="0"/>
+          <w:color w:val="000000"/>
+          <w:sz w:val="26"/>
+        </w:rPr>
+        <w:t>Peak normalization được sử dụng:</w:t>
+      </w:r>
+    </w:p>
+    <w:p>
+      <w:pPr>
+        <w:spacing w:before="80" w:after="120"/>
+        <w:jc w:val="center"/>
+      </w:pPr>
+      <w:r>
+        <w:rPr>
+          <w:rFonts w:ascii="Cambria Math" w:hAnsi="Cambria Math" w:eastAsia="Cambria Math"/>
+          <w:color w:val="000000"/>
+          <w:sz w:val="24"/>
+        </w:rPr>
+        <w:t>x' = \frac{x}{\max(|x|)}</w:t>
+      </w:r>
+    </w:p>
+    <w:p>
+      <w:pPr>
+        <w:spacing w:line="360" w:lineRule="auto" w:after="120"/>
+        <w:ind w:firstLine="0"/>
+        <w:jc w:val="both"/>
+      </w:pPr>
+      <w:r>
+        <w:rPr>
+          <w:rFonts w:ascii="Times New Roman" w:hAnsi="Times New Roman" w:eastAsia="Times New Roman"/>
+          <w:b w:val="0"/>
+          <w:i w:val="0"/>
+          <w:color w:val="000000"/>
+          <w:sz w:val="26"/>
+        </w:rPr>
+        <w:t>khi biên độ cực đại khác 0.</w:t>
+      </w:r>
+    </w:p>
+    <w:p>
+      <w:pPr>
+        <w:spacing w:line="360" w:lineRule="auto" w:after="120"/>
+        <w:ind w:firstLine="0"/>
+        <w:jc w:val="both"/>
+      </w:pPr>
+      <w:r>
+        <w:rPr>
+          <w:rFonts w:ascii="Times New Roman" w:hAnsi="Times New Roman" w:eastAsia="Times New Roman"/>
+          <w:b/>
+          <w:i w:val="0"/>
+          <w:color w:val="000000"/>
+          <w:sz w:val="26"/>
+        </w:rPr>
+        <w:t>Chuẩn hóa độ dài:</w:t>
+      </w:r>
+    </w:p>
+    <w:p>
+      <w:pPr>
+        <w:spacing w:line="360" w:lineRule="auto" w:after="120"/>
+        <w:ind w:firstLine="0"/>
+        <w:jc w:val="both"/>
+      </w:pPr>
+      <w:r>
+        <w:rPr>
+          <w:rFonts w:ascii="Times New Roman" w:hAnsi="Times New Roman" w:eastAsia="Times New Roman"/>
+          <w:b w:val="0"/>
+          <w:i w:val="0"/>
+          <w:color w:val="000000"/>
+          <w:sz w:val="26"/>
+        </w:rPr>
+        <w:t>Mục tiêu là đưa mỗi utterance về đúng 16.000 sample tương đương 1 giây ở 16 kHz:</w:t>
+      </w:r>
+    </w:p>
+    <w:p>
+      <w:pPr>
+        <w:spacing w:before="80" w:after="120"/>
+        <w:jc w:val="center"/>
+      </w:pPr>
+      <w:r>
+        <w:rPr>
+          <w:rFonts w:ascii="Cambria Math" w:hAnsi="Cambria Math" w:eastAsia="Cambria Math"/>
+          <w:color w:val="000000"/>
+          <w:sz w:val="24"/>
+        </w:rPr>
+        <w:t>16000\text{ samples}</w:t>
+      </w:r>
+    </w:p>
+    <w:p>
+      <w:pPr>
+        <w:spacing w:line="360" w:lineRule="auto" w:after="120"/>
+        <w:ind w:firstLine="0"/>
+        <w:jc w:val="both"/>
+      </w:pPr>
+      <w:r>
+        <w:rPr>
+          <w:rFonts w:ascii="Times New Roman" w:hAnsi="Times New Roman" w:eastAsia="Times New Roman"/>
+          <w:b w:val="0"/>
+          <w:i w:val="0"/>
+          <w:color w:val="000000"/>
+          <w:sz w:val="26"/>
+        </w:rPr>
+        <w:t>Nếu audio ngắn hơn:</w:t>
+      </w:r>
+    </w:p>
+    <w:tbl>
+      <w:tblPr>
+        <w:tblW w:type="auto" w:w="0"/>
+        <w:jc w:val="center"/>
+        <w:tblLayout w:type="fixed"/>
+        <w:tblLook w:firstColumn="1" w:firstRow="1" w:lastColumn="0" w:lastRow="0" w:noHBand="0" w:noVBand="1" w:val="04A0"/>
+      </w:tblPr>
+      <w:tblGrid>
+        <w:gridCol w:w="9405"/>
+      </w:tblGrid>
+      <w:tr>
+        <w:tc>
+          <w:tcPr>
+            <w:tcW w:type="dxa" w:w="8787"/>
+            <w:shd w:fill="F8FAFC"/>
+            <w:tcBorders>
+              <w:top w:val="single" w:sz="4" w:space="0" w:color="E2E8F0"/>
+              <w:left w:val="single" w:sz="18" w:space="0" w:color="2563EB"/>
+              <w:bottom w:val="single" w:sz="4" w:space="0" w:color="E2E8F0"/>
+              <w:right w:val="single" w:sz="4" w:space="0" w:color="E2E8F0"/>
+            </w:tcBorders>
+          </w:tcPr>
+          <w:p>
+            <w:pPr>
+              <w:spacing w:before="80" w:after="80" w:line="276" w:lineRule="auto"/>
+            </w:pPr>
+            <w:r>
+              <w:rPr>
+                <w:rFonts w:ascii="Consolas" w:hAnsi="Consolas"/>
+                <w:color w:val="1E293B"/>
+                <w:sz w:val="19"/>
+              </w:rPr>
+              <w:t>audio → zero padding → 16000 samples</w:t>
+            </w:r>
+          </w:p>
+        </w:tc>
+      </w:tr>
+    </w:tbl>
+    <w:p>
+      <w:pPr>
+        <w:spacing w:after="80"/>
+      </w:pPr>
+    </w:p>
+    <w:p>
+      <w:pPr>
+        <w:spacing w:line="360" w:lineRule="auto" w:after="120"/>
+        <w:ind w:firstLine="0"/>
+        <w:jc w:val="both"/>
+      </w:pPr>
+      <w:r>
+        <w:rPr>
+          <w:rFonts w:ascii="Times New Roman" w:hAnsi="Times New Roman" w:eastAsia="Times New Roman"/>
+          <w:b w:val="0"/>
+          <w:i w:val="0"/>
+          <w:color w:val="000000"/>
+          <w:sz w:val="26"/>
+        </w:rPr>
+        <w:t>Nếu audio dài hơn:</w:t>
+      </w:r>
+    </w:p>
+    <w:tbl>
+      <w:tblPr>
+        <w:tblW w:type="auto" w:w="0"/>
+        <w:jc w:val="center"/>
+        <w:tblLayout w:type="fixed"/>
+        <w:tblLook w:firstColumn="1" w:firstRow="1" w:lastColumn="0" w:lastRow="0" w:noHBand="0" w:noVBand="1" w:val="04A0"/>
+      </w:tblPr>
+      <w:tblGrid>
+        <w:gridCol w:w="9405"/>
+      </w:tblGrid>
+      <w:tr>
+        <w:tc>
+          <w:tcPr>
+            <w:tcW w:type="dxa" w:w="8787"/>
+            <w:shd w:fill="F8FAFC"/>
+            <w:tcBorders>
+              <w:top w:val="single" w:sz="4" w:space="0" w:color="E2E8F0"/>
+              <w:left w:val="single" w:sz="18" w:space="0" w:color="2563EB"/>
+              <w:bottom w:val="single" w:sz="4" w:space="0" w:color="E2E8F0"/>
+              <w:right w:val="single" w:sz="4" w:space="0" w:color="E2E8F0"/>
+            </w:tcBorders>
+          </w:tcPr>
+          <w:p>
+            <w:pPr>
+              <w:spacing w:before="80" w:after="80" w:line="276" w:lineRule="auto"/>
+            </w:pPr>
+            <w:r>
+              <w:rPr>
+                <w:rFonts w:ascii="Consolas" w:hAnsi="Consolas"/>
+                <w:color w:val="1E293B"/>
+                <w:sz w:val="19"/>
+              </w:rPr>
+              <w:t>audio → center crop → 16000 samples</w:t>
+            </w:r>
+          </w:p>
+        </w:tc>
+      </w:tr>
+    </w:tbl>
+    <w:p>
+      <w:pPr>
+        <w:spacing w:after="80"/>
+      </w:pPr>
+    </w:p>
+    <w:p>
+      <w:pPr>
+        <w:spacing w:line="360" w:lineRule="auto" w:after="120"/>
+        <w:ind w:firstLine="0"/>
+        <w:jc w:val="both"/>
+      </w:pPr>
+      <w:r>
+        <w:rPr>
+          <w:rFonts w:ascii="Times New Roman" w:hAnsi="Times New Roman" w:eastAsia="Times New Roman"/>
+          <w:b w:val="0"/>
+          <w:i w:val="0"/>
+          <w:color w:val="000000"/>
+          <w:sz w:val="26"/>
+        </w:rPr>
+        <w:t>Khác với FS-GSC, các sample AudioMNIST ngắn hơn 1 giây không bị loại, vì đây vẫn là những utterance chữ số hợp lệ. Cách xử lý này giúp AudioMNIST có cấu trúc đầu vào gần với FS-GSC nhất có thể và cho phép nhóm thực hiện thí nghiệm:</w:t>
+      </w:r>
+    </w:p>
+    <w:tbl>
+      <w:tblPr>
+        <w:tblW w:type="auto" w:w="0"/>
+        <w:jc w:val="center"/>
+        <w:tblLayout w:type="fixed"/>
+        <w:tblLook w:firstColumn="1" w:firstRow="1" w:lastColumn="0" w:lastRow="0" w:noHBand="0" w:noVBand="1" w:val="04A0"/>
+      </w:tblPr>
+      <w:tblGrid>
+        <w:gridCol w:w="9405"/>
+      </w:tblGrid>
+      <w:tr>
+        <w:tc>
+          <w:tcPr>
+            <w:tcW w:type="dxa" w:w="8787"/>
+            <w:shd w:fill="F8FAFC"/>
+            <w:tcBorders>
+              <w:top w:val="single" w:sz="4" w:space="0" w:color="E2E8F0"/>
+              <w:left w:val="single" w:sz="18" w:space="0" w:color="2563EB"/>
+              <w:bottom w:val="single" w:sz="4" w:space="0" w:color="E2E8F0"/>
+              <w:right w:val="single" w:sz="4" w:space="0" w:color="E2E8F0"/>
+            </w:tcBorders>
+          </w:tcPr>
+          <w:p>
+            <w:pPr>
+              <w:spacing w:before="80" w:after="80" w:line="276" w:lineRule="auto"/>
+            </w:pPr>
+            <w:r>
+              <w:rPr>
+                <w:rFonts w:ascii="Consolas" w:hAnsi="Consolas"/>
+                <w:color w:val="1E293B"/>
+                <w:sz w:val="19"/>
+              </w:rPr>
+              <w:t>TD-ResNet + ProtoNet (trained on FS-GSC)</w:t>
+              <w:br/>
+              <w:t xml:space="preserve">                   vs</w:t>
+              <w:br/>
+              <w:t>TD-ResNet + ProtoNet (trained on normalized AudioMNIST)</w:t>
+            </w:r>
+          </w:p>
+        </w:tc>
+      </w:tr>
+    </w:tbl>
+    <w:p>
+      <w:pPr>
+        <w:spacing w:after="80"/>
+      </w:pPr>
+    </w:p>
+    <w:p>
+      <w:pPr>
+        <w:spacing w:line="360" w:lineRule="auto" w:after="120"/>
+        <w:ind w:firstLine="0"/>
+        <w:jc w:val="both"/>
+      </w:pPr>
+      <w:r>
+        <w:rPr>
+          <w:rFonts w:ascii="Times New Roman" w:hAnsi="Times New Roman" w:eastAsia="Times New Roman"/>
+          <w:b w:val="0"/>
+          <w:i w:val="0"/>
+          <w:color w:val="000000"/>
+          <w:sz w:val="26"/>
+        </w:rPr>
+        <w:t>trong cùng điều kiện input.</w:t>
+      </w:r>
+    </w:p>
+    <w:p>
+      <w:pPr>
+        <w:pStyle w:val="Heading3"/>
+        <w:keepNext/>
+        <w:spacing w:before="200" w:after="80"/>
+      </w:pPr>
+      <w:r>
+        <w:rPr>
+          <w:rFonts w:ascii="Times New Roman" w:hAnsi="Times New Roman" w:eastAsia="Times New Roman"/>
+          <w:b/>
+          <w:color w:val="000000"/>
+          <w:sz w:val="26"/>
+        </w:rPr>
+        <w:t>2.3.3. Chuẩn hóa Fluent Speech Commands</w:t>
+      </w:r>
+    </w:p>
+    <w:p>
+      <w:pPr>
+        <w:spacing w:line="360" w:lineRule="auto" w:after="120"/>
+        <w:ind w:firstLine="0"/>
+        <w:jc w:val="both"/>
+      </w:pPr>
+      <w:r>
+        <w:rPr>
+          <w:rFonts w:ascii="Times New Roman" w:hAnsi="Times New Roman" w:eastAsia="Times New Roman"/>
+          <w:b w:val="0"/>
+          <w:i w:val="0"/>
+          <w:color w:val="000000"/>
+          <w:sz w:val="26"/>
+        </w:rPr>
+        <w:t>Fluent Speech Commands khác hai dataset còn lại vì mỗi audio chứa một câu lệnh nhiều từ. Các sample audit ban đầu cho thấy dữ liệu có dạng:</w:t>
+      </w:r>
+    </w:p>
+    <w:tbl>
+      <w:tblPr>
+        <w:tblW w:type="auto" w:w="0"/>
+        <w:jc w:val="center"/>
+        <w:tblLayout w:type="fixed"/>
+        <w:tblLook w:firstColumn="1" w:firstRow="1" w:lastColumn="0" w:lastRow="0" w:noHBand="0" w:noVBand="1" w:val="04A0"/>
+      </w:tblPr>
+      <w:tblGrid>
+        <w:gridCol w:w="9405"/>
+      </w:tblGrid>
+      <w:tr>
+        <w:tc>
+          <w:tcPr>
+            <w:tcW w:type="dxa" w:w="8787"/>
+            <w:shd w:fill="F8FAFC"/>
+            <w:tcBorders>
+              <w:top w:val="single" w:sz="4" w:space="0" w:color="E2E8F0"/>
+              <w:left w:val="single" w:sz="18" w:space="0" w:color="2563EB"/>
+              <w:bottom w:val="single" w:sz="4" w:space="0" w:color="E2E8F0"/>
+              <w:right w:val="single" w:sz="4" w:space="0" w:color="E2E8F0"/>
+            </w:tcBorders>
+          </w:tcPr>
+          <w:p>
+            <w:pPr>
+              <w:spacing w:before="80" w:after="80" w:line="276" w:lineRule="auto"/>
+            </w:pPr>
+            <w:r>
+              <w:rPr>
+                <w:rFonts w:ascii="Consolas" w:hAnsi="Consolas"/>
+                <w:color w:val="1E293B"/>
+                <w:sz w:val="19"/>
+              </w:rPr>
+              <w:t>16 kHz</w:t>
+              <w:br/>
+              <w:t>mono</w:t>
+              <w:br/>
+              <w:t>WAV PCM16</w:t>
+            </w:r>
+          </w:p>
+        </w:tc>
+      </w:tr>
+    </w:tbl>
+    <w:p>
+      <w:pPr>
+        <w:spacing w:after="80"/>
+      </w:pPr>
+    </w:p>
+    <w:p>
+      <w:pPr>
+        <w:spacing w:line="360" w:lineRule="auto" w:after="120"/>
+        <w:ind w:firstLine="0"/>
+        <w:jc w:val="both"/>
+      </w:pPr>
+      <w:r>
+        <w:rPr>
+          <w:rFonts w:ascii="Times New Roman" w:hAnsi="Times New Roman" w:eastAsia="Times New Roman"/>
+          <w:b w:val="0"/>
+          <w:i w:val="0"/>
+          <w:color w:val="000000"/>
+          <w:sz w:val="26"/>
+        </w:rPr>
+        <w:t>do đó FSC đã tương thích với FS-GSC về sample rate và channel. Tuy nhiên thời lượng thường dài hơn đáng kể, ví dụ các sample kiểm tra có thời lượng khoảng 1.4 – 2.4 giây. Do đó nhóm không ép toàn bộ FSC về 1 giây bằng cách crop trực tiếp, vì thao tác này có thể làm mất một phần nội dung câu lệnh.</w:t>
+      </w:r>
+    </w:p>
+    <w:p>
+      <w:pPr>
+        <w:spacing w:line="360" w:lineRule="auto" w:after="120"/>
+        <w:ind w:firstLine="0"/>
+        <w:jc w:val="both"/>
+      </w:pPr>
+      <w:r>
+        <w:rPr>
+          <w:rFonts w:ascii="Times New Roman" w:hAnsi="Times New Roman" w:eastAsia="Times New Roman"/>
+          <w:b w:val="0"/>
+          <w:i w:val="0"/>
+          <w:color w:val="000000"/>
+          <w:sz w:val="26"/>
+        </w:rPr>
+        <w:t>Pipeline FSC được thiết kế:</w:t>
+      </w:r>
+    </w:p>
+    <w:tbl>
+      <w:tblPr>
+        <w:tblW w:type="auto" w:w="0"/>
+        <w:jc w:val="center"/>
+        <w:tblLayout w:type="fixed"/>
+        <w:tblLook w:firstColumn="1" w:firstRow="1" w:lastColumn="0" w:lastRow="0" w:noHBand="0" w:noVBand="1" w:val="04A0"/>
+      </w:tblPr>
+      <w:tblGrid>
+        <w:gridCol w:w="9405"/>
+      </w:tblGrid>
+      <w:tr>
+        <w:tc>
+          <w:tcPr>
+            <w:tcW w:type="dxa" w:w="8787"/>
+            <w:shd w:fill="F8FAFC"/>
+            <w:tcBorders>
+              <w:top w:val="single" w:sz="4" w:space="0" w:color="E2E8F0"/>
+              <w:left w:val="single" w:sz="18" w:space="0" w:color="2563EB"/>
+              <w:bottom w:val="single" w:sz="4" w:space="0" w:color="E2E8F0"/>
+              <w:right w:val="single" w:sz="4" w:space="0" w:color="E2E8F0"/>
+            </w:tcBorders>
+          </w:tcPr>
+          <w:p>
+            <w:pPr>
+              <w:spacing w:before="80" w:after="80" w:line="276" w:lineRule="auto"/>
+            </w:pPr>
+            <w:r>
+              <w:rPr>
+                <w:rFonts w:ascii="Consolas" w:hAnsi="Consolas"/>
+                <w:color w:val="1E293B"/>
+                <w:sz w:val="19"/>
+              </w:rPr>
+              <w:t>FSC Raw</w:t>
+              <w:br/>
+              <w:t>16 kHz / mono</w:t>
+              <w:br/>
+              <w:t xml:space="preserve">      ↓</w:t>
+              <w:br/>
+              <w:t>Amplitude normalization</w:t>
+              <w:br/>
+              <w:t xml:space="preserve">      ↓</w:t>
+              <w:br/>
+              <w:t>Giữ toàn bộ utterance</w:t>
+              <w:br/>
+              <w:t xml:space="preserve">      ↓</w:t>
+              <w:br/>
+              <w:t>Segment nếu model yêu cầu fixed-length</w:t>
+              <w:br/>
+              <w:t xml:space="preserve">      ↓</w:t>
+              <w:br/>
+              <w:t>Các segment tối đa 1 giây</w:t>
+              <w:br/>
+              <w:t xml:space="preserve">      ↓</w:t>
+              <w:br/>
+              <w:t>Frozen embedding network</w:t>
+            </w:r>
+          </w:p>
+        </w:tc>
+      </w:tr>
+    </w:tbl>
+    <w:p>
+      <w:pPr>
+        <w:spacing w:after="80"/>
+      </w:pPr>
+    </w:p>
+    <w:p>
+      <w:pPr>
+        <w:spacing w:line="360" w:lineRule="auto" w:after="120"/>
+        <w:ind w:firstLine="0"/>
+        <w:jc w:val="both"/>
+      </w:pPr>
+      <w:r>
+        <w:rPr>
+          <w:rFonts w:ascii="Times New Roman" w:hAnsi="Times New Roman" w:eastAsia="Times New Roman"/>
+          <w:b w:val="0"/>
+          <w:i w:val="0"/>
+          <w:color w:val="000000"/>
+          <w:sz w:val="26"/>
+        </w:rPr>
+        <w:t>Nếu utterance dài hơn 1 giây, tín hiệu có thể được chia thành nhiều segment. Ví dụ:</w:t>
+      </w:r>
+    </w:p>
+    <w:tbl>
+      <w:tblPr>
+        <w:tblW w:type="auto" w:w="0"/>
+        <w:jc w:val="center"/>
+        <w:tblLayout w:type="fixed"/>
+        <w:tblLook w:firstColumn="1" w:firstRow="1" w:lastColumn="0" w:lastRow="0" w:noHBand="0" w:noVBand="1" w:val="04A0"/>
+      </w:tblPr>
+      <w:tblGrid>
+        <w:gridCol w:w="9405"/>
+      </w:tblGrid>
+      <w:tr>
+        <w:tc>
+          <w:tcPr>
+            <w:tcW w:type="dxa" w:w="8787"/>
+            <w:shd w:fill="F8FAFC"/>
+            <w:tcBorders>
+              <w:top w:val="single" w:sz="4" w:space="0" w:color="E2E8F0"/>
+              <w:left w:val="single" w:sz="18" w:space="0" w:color="2563EB"/>
+              <w:bottom w:val="single" w:sz="4" w:space="0" w:color="E2E8F0"/>
+              <w:right w:val="single" w:sz="4" w:space="0" w:color="E2E8F0"/>
+            </w:tcBorders>
+          </w:tcPr>
+          <w:p>
+            <w:pPr>
+              <w:spacing w:before="80" w:after="80" w:line="276" w:lineRule="auto"/>
+            </w:pPr>
+            <w:r>
+              <w:rPr>
+                <w:rFonts w:ascii="Consolas" w:hAnsi="Consolas"/>
+                <w:color w:val="1E293B"/>
+                <w:sz w:val="19"/>
+              </w:rPr>
+              <w:t>"Turn the lights on"</w:t>
+              <w:br/>
+              <w:t>Audio dài ~2.2 s</w:t>
+              <w:br/>
+              <w:t>→ segment 1</w:t>
+              <w:br/>
+              <w:t>→ segment 2</w:t>
+              <w:br/>
+              <w:t>→ segment 3 nếu cần</w:t>
+            </w:r>
+          </w:p>
+        </w:tc>
+      </w:tr>
+    </w:tbl>
+    <w:p>
+      <w:pPr>
+        <w:spacing w:after="80"/>
+      </w:pPr>
+    </w:p>
+    <w:p>
+      <w:pPr>
+        <w:spacing w:line="360" w:lineRule="auto" w:after="120"/>
+        <w:ind w:firstLine="0"/>
+        <w:jc w:val="both"/>
+      </w:pPr>
+      <w:r>
+        <w:rPr>
+          <w:rFonts w:ascii="Times New Roman" w:hAnsi="Times New Roman" w:eastAsia="Times New Roman"/>
+          <w:b w:val="0"/>
+          <w:i w:val="0"/>
+          <w:color w:val="000000"/>
+          <w:sz w:val="26"/>
+        </w:rPr>
+        <w:t>Mỗi segment được đưa qua embedding network. Các embedding sau đó có thể được tổng hợp để tạo representation cho toàn utterance. Một phương pháp đơn giản là lấy trung bình:</w:t>
+      </w:r>
+    </w:p>
+    <w:p>
+      <w:pPr>
+        <w:spacing w:before="80" w:after="120"/>
+        <w:jc w:val="center"/>
+      </w:pPr>
+      <w:r>
+        <w:rPr>
+          <w:rFonts w:ascii="Cambria Math" w:hAnsi="Cambria Math" w:eastAsia="Cambria Math"/>
+          <w:color w:val="000000"/>
+          <w:sz w:val="24"/>
+        </w:rPr>
+        <w:t>z_{utterance} = \frac{1}{M} \sum_{i=1}^{M} z_i</w:t>
+      </w:r>
+    </w:p>
+    <w:p>
+      <w:pPr>
+        <w:spacing w:line="360" w:lineRule="auto" w:after="120"/>
+        <w:ind w:firstLine="0"/>
+        <w:jc w:val="both"/>
+      </w:pPr>
+      <w:r>
+        <w:rPr>
+          <w:rFonts w:ascii="Times New Roman" w:hAnsi="Times New Roman" w:eastAsia="Times New Roman"/>
+          <w:b w:val="0"/>
+          <w:i w:val="0"/>
+          <w:color w:val="000000"/>
+          <w:sz w:val="26"/>
+        </w:rPr>
+        <w:t>trong đó: M là số segment; z_i là embedding của segment thứ i.</w:t>
+      </w:r>
+    </w:p>
+    <w:p>
+      <w:pPr>
+        <w:spacing w:line="360" w:lineRule="auto" w:after="120"/>
+        <w:ind w:firstLine="0"/>
+        <w:jc w:val="both"/>
+      </w:pPr>
+      <w:r>
+        <w:rPr>
+          <w:rFonts w:ascii="Times New Roman" w:hAnsi="Times New Roman" w:eastAsia="Times New Roman"/>
+          <w:b w:val="0"/>
+          <w:i w:val="0"/>
+          <w:color w:val="000000"/>
+          <w:sz w:val="26"/>
+        </w:rPr>
+        <w:t>Cách xử lý này giúp giữ lại toàn bộ thông tin câu lệnh trong khi vẫn duy trì input length tương thích với embedding network được huấn luyện trên GSC. FSC chủ yếu được sử dụng cho thí nghiệm:</w:t>
+      </w:r>
+    </w:p>
+    <w:tbl>
+      <w:tblPr>
+        <w:tblW w:type="auto" w:w="0"/>
+        <w:jc w:val="center"/>
+        <w:tblLayout w:type="fixed"/>
+        <w:tblLook w:firstColumn="1" w:firstRow="1" w:lastColumn="0" w:lastRow="0" w:noHBand="0" w:noVBand="1" w:val="04A0"/>
+      </w:tblPr>
+      <w:tblGrid>
+        <w:gridCol w:w="9405"/>
+      </w:tblGrid>
+      <w:tr>
+        <w:tc>
+          <w:tcPr>
+            <w:tcW w:type="dxa" w:w="8787"/>
+            <w:shd w:fill="F8FAFC"/>
+            <w:tcBorders>
+              <w:top w:val="single" w:sz="4" w:space="0" w:color="E2E8F0"/>
+              <w:left w:val="single" w:sz="18" w:space="0" w:color="2563EB"/>
+              <w:bottom w:val="single" w:sz="4" w:space="0" w:color="E2E8F0"/>
+              <w:right w:val="single" w:sz="4" w:space="0" w:color="E2E8F0"/>
+            </w:tcBorders>
+          </w:tcPr>
+          <w:p>
+            <w:pPr>
+              <w:spacing w:before="80" w:after="80" w:line="276" w:lineRule="auto"/>
+            </w:pPr>
+            <w:r>
+              <w:rPr>
+                <w:rFonts w:ascii="Consolas" w:hAnsi="Consolas"/>
+                <w:color w:val="1E293B"/>
+                <w:sz w:val="19"/>
+              </w:rPr>
+              <w:t>Train model trên FS-GSC</w:t>
+              <w:br/>
+              <w:t xml:space="preserve">        ↓</w:t>
+              <w:br/>
+              <w:t>Freeze model</w:t>
+              <w:br/>
+              <w:t xml:space="preserve">        ↓</w:t>
+              <w:br/>
+              <w:t>FSC Support / Query</w:t>
+              <w:br/>
+              <w:t xml:space="preserve">        ↓</w:t>
+              <w:br/>
+              <w:t>Few-shot external test</w:t>
+            </w:r>
+          </w:p>
+        </w:tc>
+      </w:tr>
+    </w:tbl>
+    <w:p>
+      <w:pPr>
+        <w:spacing w:after="80"/>
+      </w:pPr>
+    </w:p>
+    <w:p>
+      <w:pPr>
+        <w:spacing w:line="360" w:lineRule="auto" w:after="120"/>
+        <w:ind w:firstLine="0"/>
+        <w:jc w:val="both"/>
+      </w:pPr>
+      <w:r>
+        <w:rPr>
+          <w:rFonts w:ascii="Times New Roman" w:hAnsi="Times New Roman" w:eastAsia="Times New Roman"/>
+          <w:b w:val="0"/>
+          <w:i w:val="0"/>
+          <w:color w:val="000000"/>
+          <w:sz w:val="26"/>
+        </w:rPr>
+        <w:t>Mục tiêu là kiểm tra khả năng tổng quát từ single-word speech sang multi-word spoken command.</w:t>
+      </w:r>
+    </w:p>
+    <w:p>
+      <w:pPr>
+        <w:pStyle w:val="Heading3"/>
+        <w:keepNext/>
+        <w:spacing w:before="200" w:after="80"/>
+      </w:pPr>
+      <w:r>
+        <w:rPr>
+          <w:rFonts w:ascii="Times New Roman" w:hAnsi="Times New Roman" w:eastAsia="Times New Roman"/>
+          <w:b/>
+          <w:color w:val="000000"/>
+          <w:sz w:val="26"/>
+        </w:rPr>
+        <w:t>2.3.4. Pipeline chung sau chuẩn hóa</w:t>
+      </w:r>
+    </w:p>
+    <w:p>
+      <w:pPr>
+        <w:spacing w:line="360" w:lineRule="auto" w:after="120"/>
+        <w:ind w:firstLine="0"/>
+        <w:jc w:val="both"/>
+      </w:pPr>
+      <w:r>
+        <w:rPr>
+          <w:rFonts w:ascii="Times New Roman" w:hAnsi="Times New Roman" w:eastAsia="Times New Roman"/>
+          <w:b w:val="0"/>
+          <w:i w:val="0"/>
+          <w:color w:val="000000"/>
+          <w:sz w:val="26"/>
+        </w:rPr>
+        <w:t>Sau quá trình xử lý, dữ liệu được đưa về các dạng:</w:t>
+      </w:r>
+    </w:p>
+    <w:p>
+      <w:pPr>
+        <w:spacing w:line="360" w:lineRule="auto" w:after="120"/>
+        <w:ind w:firstLine="0"/>
+        <w:jc w:val="both"/>
+      </w:pPr>
+      <w:r>
+        <w:rPr>
+          <w:rFonts w:ascii="Times New Roman" w:hAnsi="Times New Roman" w:eastAsia="Times New Roman"/>
+          <w:b/>
+          <w:i w:val="0"/>
+          <w:color w:val="000000"/>
+          <w:sz w:val="26"/>
+        </w:rPr>
+        <w:t>FS-GSC:</w:t>
+      </w:r>
+    </w:p>
+    <w:tbl>
+      <w:tblPr>
+        <w:tblW w:type="auto" w:w="0"/>
+        <w:jc w:val="center"/>
+        <w:tblLayout w:type="fixed"/>
+        <w:tblLook w:firstColumn="1" w:firstRow="1" w:lastColumn="0" w:lastRow="0" w:noHBand="0" w:noVBand="1" w:val="04A0"/>
+      </w:tblPr>
+      <w:tblGrid>
+        <w:gridCol w:w="9405"/>
+      </w:tblGrid>
+      <w:tr>
+        <w:tc>
+          <w:tcPr>
+            <w:tcW w:type="dxa" w:w="8787"/>
+            <w:shd w:fill="F8FAFC"/>
+            <w:tcBorders>
+              <w:top w:val="single" w:sz="4" w:space="0" w:color="E2E8F0"/>
+              <w:left w:val="single" w:sz="18" w:space="0" w:color="2563EB"/>
+              <w:bottom w:val="single" w:sz="4" w:space="0" w:color="E2E8F0"/>
+              <w:right w:val="single" w:sz="4" w:space="0" w:color="E2E8F0"/>
+            </w:tcBorders>
+          </w:tcPr>
+          <w:p>
+            <w:pPr>
+              <w:spacing w:before="80" w:after="80" w:line="276" w:lineRule="auto"/>
+            </w:pPr>
+            <w:r>
+              <w:rPr>
+                <w:rFonts w:ascii="Consolas" w:hAnsi="Consolas"/>
+                <w:color w:val="1E293B"/>
+                <w:sz w:val="19"/>
+              </w:rPr>
+              <w:t>GSC Raw</w:t>
+              <w:br/>
+              <w:t>→ paper filtering</w:t>
+              <w:br/>
+              <w:t>→ speaker grouping</w:t>
+              <w:br/>
+              <w:t>→ balancing</w:t>
+              <w:br/>
+              <w:t>→ class splitting</w:t>
+              <w:br/>
+              <w:t>→ Few-shot dataset</w:t>
+            </w:r>
+          </w:p>
+        </w:tc>
+      </w:tr>
+    </w:tbl>
+    <w:p>
+      <w:pPr>
+        <w:spacing w:after="80"/>
+      </w:pPr>
+    </w:p>
+    <w:p>
+      <w:pPr>
+        <w:spacing w:line="360" w:lineRule="auto" w:after="120"/>
+        <w:ind w:firstLine="0"/>
+        <w:jc w:val="both"/>
+      </w:pPr>
+      <w:r>
+        <w:rPr>
+          <w:rFonts w:ascii="Times New Roman" w:hAnsi="Times New Roman" w:eastAsia="Times New Roman"/>
+          <w:b/>
+          <w:i w:val="0"/>
+          <w:color w:val="000000"/>
+          <w:sz w:val="26"/>
+        </w:rPr>
+        <w:t>AudioMNIST:</w:t>
+      </w:r>
+    </w:p>
+    <w:tbl>
+      <w:tblPr>
+        <w:tblW w:type="auto" w:w="0"/>
+        <w:jc w:val="center"/>
+        <w:tblLayout w:type="fixed"/>
+        <w:tblLook w:firstColumn="1" w:firstRow="1" w:lastColumn="0" w:lastRow="0" w:noHBand="0" w:noVBand="1" w:val="04A0"/>
+      </w:tblPr>
+      <w:tblGrid>
+        <w:gridCol w:w="9405"/>
+      </w:tblGrid>
+      <w:tr>
+        <w:tc>
+          <w:tcPr>
+            <w:tcW w:type="dxa" w:w="8787"/>
+            <w:shd w:fill="F8FAFC"/>
+            <w:tcBorders>
+              <w:top w:val="single" w:sz="4" w:space="0" w:color="E2E8F0"/>
+              <w:left w:val="single" w:sz="18" w:space="0" w:color="2563EB"/>
+              <w:bottom w:val="single" w:sz="4" w:space="0" w:color="E2E8F0"/>
+              <w:right w:val="single" w:sz="4" w:space="0" w:color="E2E8F0"/>
+            </w:tcBorders>
+          </w:tcPr>
+          <w:p>
+            <w:pPr>
+              <w:spacing w:before="80" w:after="80" w:line="276" w:lineRule="auto"/>
+            </w:pPr>
+            <w:r>
+              <w:rPr>
+                <w:rFonts w:ascii="Consolas" w:hAnsi="Consolas"/>
+                <w:color w:val="1E293B"/>
+                <w:sz w:val="19"/>
+              </w:rPr>
+              <w:t>AudioMNIST Raw</w:t>
+              <w:br/>
+              <w:t>48 kHz</w:t>
+              <w:br/>
+              <w:t>→ resample 16 kHz</w:t>
+              <w:br/>
+              <w:t>→ mono</w:t>
+              <w:br/>
+              <w:t>→ normalize</w:t>
+              <w:br/>
+              <w:t>→ pad/crop 1 s</w:t>
+              <w:br/>
+              <w:t>→ training-ready data</w:t>
+            </w:r>
+          </w:p>
+        </w:tc>
+      </w:tr>
+    </w:tbl>
+    <w:p>
+      <w:pPr>
+        <w:spacing w:after="80"/>
+      </w:pPr>
+    </w:p>
+    <w:p>
+      <w:pPr>
+        <w:spacing w:line="360" w:lineRule="auto" w:after="120"/>
+        <w:ind w:firstLine="0"/>
+        <w:jc w:val="both"/>
+      </w:pPr>
+      <w:r>
+        <w:rPr>
+          <w:rFonts w:ascii="Times New Roman" w:hAnsi="Times New Roman" w:eastAsia="Times New Roman"/>
+          <w:b/>
+          <w:i w:val="0"/>
+          <w:color w:val="000000"/>
+          <w:sz w:val="26"/>
+        </w:rPr>
+        <w:t>Fluent Speech Commands (FSC):</w:t>
+      </w:r>
+    </w:p>
+    <w:tbl>
+      <w:tblPr>
+        <w:tblW w:type="auto" w:w="0"/>
+        <w:jc w:val="center"/>
+        <w:tblLayout w:type="fixed"/>
+        <w:tblLook w:firstColumn="1" w:firstRow="1" w:lastColumn="0" w:lastRow="0" w:noHBand="0" w:noVBand="1" w:val="04A0"/>
+      </w:tblPr>
+      <w:tblGrid>
+        <w:gridCol w:w="9405"/>
+      </w:tblGrid>
+      <w:tr>
+        <w:tc>
+          <w:tcPr>
+            <w:tcW w:type="dxa" w:w="8787"/>
+            <w:shd w:fill="F8FAFC"/>
+            <w:tcBorders>
+              <w:top w:val="single" w:sz="4" w:space="0" w:color="E2E8F0"/>
+              <w:left w:val="single" w:sz="18" w:space="0" w:color="2563EB"/>
+              <w:bottom w:val="single" w:sz="4" w:space="0" w:color="E2E8F0"/>
+              <w:right w:val="single" w:sz="4" w:space="0" w:color="E2E8F0"/>
+            </w:tcBorders>
+          </w:tcPr>
+          <w:p>
+            <w:pPr>
+              <w:spacing w:before="80" w:after="80" w:line="276" w:lineRule="auto"/>
+            </w:pPr>
+            <w:r>
+              <w:rPr>
+                <w:rFonts w:ascii="Consolas" w:hAnsi="Consolas"/>
+                <w:color w:val="1E293B"/>
+                <w:sz w:val="19"/>
+              </w:rPr>
+              <w:t>FSC Raw</w:t>
+              <w:br/>
+              <w:t>16 kHz</w:t>
+              <w:br/>
+              <w:t>→ mono</w:t>
+              <w:br/>
+              <w:t>→ normalize</w:t>
+              <w:br/>
+              <w:t>→ giữ toàn bộ utterance</w:t>
+              <w:br/>
+              <w:t>→ segmentation nếu cần</w:t>
+              <w:br/>
+              <w:t>→ external-test data</w:t>
+            </w:r>
+          </w:p>
+        </w:tc>
+      </w:tr>
+    </w:tbl>
+    <w:p>
+      <w:pPr>
+        <w:spacing w:after="80"/>
+      </w:pPr>
+    </w:p>
+    <w:p>
+      <w:pPr>
+        <w:pStyle w:val="Heading3"/>
+        <w:keepNext/>
+        <w:spacing w:before="200" w:after="80"/>
+      </w:pPr>
+      <w:r>
+        <w:rPr>
+          <w:rFonts w:ascii="Times New Roman" w:hAnsi="Times New Roman" w:eastAsia="Times New Roman"/>
+          <w:b/>
+          <w:color w:val="000000"/>
+          <w:sz w:val="26"/>
+        </w:rPr>
+        <w:t>2.3.5. So sánh chính sách preprocessing</w:t>
+      </w:r>
+    </w:p>
+    <w:p>
+      <w:pPr>
+        <w:spacing w:line="360" w:lineRule="auto" w:after="120"/>
+        <w:ind w:firstLine="0"/>
+        <w:jc w:val="both"/>
+      </w:pPr>
+      <w:r>
+        <w:rPr>
+          <w:rFonts w:ascii="Times New Roman" w:hAnsi="Times New Roman" w:eastAsia="Times New Roman"/>
+          <w:b w:val="0"/>
+          <w:i w:val="0"/>
+          <w:color w:val="000000"/>
+          <w:sz w:val="26"/>
+        </w:rPr>
+        <w:t>Bảng so sánh chính sách tiền xử lý và chuẩn hóa tín hiệu giữa ba bộ dữ liệu:</w:t>
+      </w:r>
+    </w:p>
+    <w:tbl>
+      <w:tblPr>
+        <w:tblW w:type="auto" w:w="0"/>
+        <w:jc w:val="center"/>
+        <w:tblLayout w:type="fixed"/>
+        <w:tblLook w:firstColumn="1" w:firstRow="1" w:lastColumn="0" w:lastRow="0" w:noHBand="0" w:noVBand="1" w:val="04A0"/>
+      </w:tblPr>
+      <w:tblGrid>
+        <w:gridCol w:w="2351"/>
+        <w:gridCol w:w="2351"/>
+        <w:gridCol w:w="2351"/>
+        <w:gridCol w:w="2351"/>
+      </w:tblGrid>
+      <w:tr>
+        <w:tc>
+          <w:tcPr>
+            <w:tcW w:type="dxa" w:w="2268"/>
+            <w:shd w:fill="E2E8F0"/>
+          </w:tcPr>
+          <w:p>
+            <w:pPr>
+              <w:spacing w:after="60" w:line="276" w:lineRule="auto"/>
+              <w:jc w:val="center"/>
+            </w:pPr>
+            <w:r>
+              <w:rPr>
+                <w:rFonts w:ascii="Times New Roman" w:hAnsi="Times New Roman" w:eastAsia="Times New Roman"/>
+                <w:b/>
+                <w:color w:val="000000"/>
+                <w:sz w:val="22"/>
+              </w:rPr>
+              <w:t>Thuộc tính</w:t>
+            </w:r>
+          </w:p>
+        </w:tc>
+        <w:tc>
+          <w:tcPr>
+            <w:tcW w:type="dxa" w:w="2154"/>
+            <w:shd w:fill="E2E8F0"/>
+          </w:tcPr>
+          <w:p>
+            <w:pPr>
+              <w:spacing w:after="60" w:line="276" w:lineRule="auto"/>
+              <w:jc w:val="center"/>
+            </w:pPr>
+            <w:r>
+              <w:rPr>
+                <w:rFonts w:ascii="Times New Roman" w:hAnsi="Times New Roman" w:eastAsia="Times New Roman"/>
+                <w:b/>
+                <w:color w:val="000000"/>
+                <w:sz w:val="22"/>
+              </w:rPr>
+              <w:t>FS-GSC</w:t>
+            </w:r>
+          </w:p>
+        </w:tc>
+        <w:tc>
+          <w:tcPr>
+            <w:tcW w:type="dxa" w:w="2154"/>
+            <w:shd w:fill="E2E8F0"/>
+          </w:tcPr>
+          <w:p>
+            <w:pPr>
+              <w:spacing w:after="60" w:line="276" w:lineRule="auto"/>
+              <w:jc w:val="center"/>
+            </w:pPr>
+            <w:r>
+              <w:rPr>
+                <w:rFonts w:ascii="Times New Roman" w:hAnsi="Times New Roman" w:eastAsia="Times New Roman"/>
+                <w:b/>
+                <w:color w:val="000000"/>
+                <w:sz w:val="22"/>
+              </w:rPr>
+              <w:t>AudioMNIST</w:t>
+            </w:r>
+          </w:p>
+        </w:tc>
+        <w:tc>
+          <w:tcPr>
+            <w:tcW w:type="dxa" w:w="2211"/>
+            <w:shd w:fill="E2E8F0"/>
+          </w:tcPr>
+          <w:p>
+            <w:pPr>
+              <w:spacing w:after="60" w:line="276" w:lineRule="auto"/>
+              <w:jc w:val="center"/>
+            </w:pPr>
+            <w:r>
+              <w:rPr>
+                <w:rFonts w:ascii="Times New Roman" w:hAnsi="Times New Roman" w:eastAsia="Times New Roman"/>
+                <w:b/>
+                <w:color w:val="000000"/>
+                <w:sz w:val="22"/>
+              </w:rPr>
+              <w:t>FSC</w:t>
+            </w:r>
+          </w:p>
+        </w:tc>
+      </w:tr>
+      <w:tr>
+        <w:tc>
+          <w:tcPr>
+            <w:tcW w:type="dxa" w:w="2268"/>
+          </w:tcPr>
+          <w:p>
+            <w:pPr>
+              <w:spacing w:after="60" w:line="276" w:lineRule="auto"/>
+              <w:jc w:val="center"/>
+            </w:pPr>
+            <w:r>
+              <w:rPr>
+                <w:rFonts w:ascii="Times New Roman" w:hAnsi="Times New Roman" w:eastAsia="Times New Roman"/>
+                <w:color w:val="000000"/>
+                <w:sz w:val="21"/>
+              </w:rPr>
+              <w:t>Sample rate đích</w:t>
+            </w:r>
+          </w:p>
+        </w:tc>
+        <w:tc>
+          <w:tcPr>
+            <w:tcW w:type="dxa" w:w="2154"/>
+          </w:tcPr>
+          <w:p>
+            <w:pPr>
+              <w:spacing w:after="60" w:line="276" w:lineRule="auto"/>
+              <w:jc w:val="left"/>
+            </w:pPr>
+            <w:r>
+              <w:rPr>
+                <w:rFonts w:ascii="Times New Roman" w:hAnsi="Times New Roman" w:eastAsia="Times New Roman"/>
+                <w:color w:val="000000"/>
+                <w:sz w:val="21"/>
+              </w:rPr>
+              <w:t>16 kHz</w:t>
+            </w:r>
+          </w:p>
+        </w:tc>
+        <w:tc>
+          <w:tcPr>
+            <w:tcW w:type="dxa" w:w="2154"/>
+          </w:tcPr>
+          <w:p>
+            <w:pPr>
+              <w:spacing w:after="60" w:line="276" w:lineRule="auto"/>
+              <w:jc w:val="left"/>
+            </w:pPr>
+            <w:r>
+              <w:rPr>
+                <w:rFonts w:ascii="Times New Roman" w:hAnsi="Times New Roman" w:eastAsia="Times New Roman"/>
+                <w:color w:val="000000"/>
+                <w:sz w:val="21"/>
+              </w:rPr>
+              <w:t>16 kHz</w:t>
+            </w:r>
+          </w:p>
+        </w:tc>
+        <w:tc>
+          <w:tcPr>
+            <w:tcW w:type="dxa" w:w="2211"/>
+          </w:tcPr>
+          <w:p>
+            <w:pPr>
+              <w:spacing w:after="60" w:line="276" w:lineRule="auto"/>
+              <w:jc w:val="left"/>
+            </w:pPr>
+            <w:r>
+              <w:rPr>
+                <w:rFonts w:ascii="Times New Roman" w:hAnsi="Times New Roman" w:eastAsia="Times New Roman"/>
+                <w:color w:val="000000"/>
+                <w:sz w:val="21"/>
+              </w:rPr>
+              <w:t>16 kHz</w:t>
+            </w:r>
+          </w:p>
+        </w:tc>
+      </w:tr>
+      <w:tr>
+        <w:tc>
+          <w:tcPr>
+            <w:tcW w:type="dxa" w:w="2268"/>
+          </w:tcPr>
+          <w:p>
+            <w:pPr>
+              <w:spacing w:after="60" w:line="276" w:lineRule="auto"/>
+              <w:jc w:val="center"/>
+            </w:pPr>
+            <w:r>
+              <w:rPr>
+                <w:rFonts w:ascii="Times New Roman" w:hAnsi="Times New Roman" w:eastAsia="Times New Roman"/>
+                <w:color w:val="000000"/>
+                <w:sz w:val="21"/>
+              </w:rPr>
+              <w:t>Mono</w:t>
+            </w:r>
+          </w:p>
+        </w:tc>
+        <w:tc>
+          <w:tcPr>
+            <w:tcW w:type="dxa" w:w="2154"/>
+          </w:tcPr>
+          <w:p>
+            <w:pPr>
+              <w:spacing w:after="60" w:line="276" w:lineRule="auto"/>
+              <w:jc w:val="left"/>
+            </w:pPr>
+            <w:r>
+              <w:rPr>
+                <w:rFonts w:ascii="Times New Roman" w:hAnsi="Times New Roman" w:eastAsia="Times New Roman"/>
+                <w:color w:val="000000"/>
+                <w:sz w:val="21"/>
+              </w:rPr>
+              <w:t>Có</w:t>
+            </w:r>
+          </w:p>
+        </w:tc>
+        <w:tc>
+          <w:tcPr>
+            <w:tcW w:type="dxa" w:w="2154"/>
+          </w:tcPr>
+          <w:p>
+            <w:pPr>
+              <w:spacing w:after="60" w:line="276" w:lineRule="auto"/>
+              <w:jc w:val="left"/>
+            </w:pPr>
+            <w:r>
+              <w:rPr>
+                <w:rFonts w:ascii="Times New Roman" w:hAnsi="Times New Roman" w:eastAsia="Times New Roman"/>
+                <w:color w:val="000000"/>
+                <w:sz w:val="21"/>
+              </w:rPr>
+              <w:t>Có</w:t>
+            </w:r>
+          </w:p>
+        </w:tc>
+        <w:tc>
+          <w:tcPr>
+            <w:tcW w:type="dxa" w:w="2211"/>
+          </w:tcPr>
+          <w:p>
+            <w:pPr>
+              <w:spacing w:after="60" w:line="276" w:lineRule="auto"/>
+              <w:jc w:val="left"/>
+            </w:pPr>
+            <w:r>
+              <w:rPr>
+                <w:rFonts w:ascii="Times New Roman" w:hAnsi="Times New Roman" w:eastAsia="Times New Roman"/>
+                <w:color w:val="000000"/>
+                <w:sz w:val="21"/>
+              </w:rPr>
+              <w:t>Có</w:t>
+            </w:r>
+          </w:p>
+        </w:tc>
+      </w:tr>
+      <w:tr>
+        <w:tc>
+          <w:tcPr>
+            <w:tcW w:type="dxa" w:w="2268"/>
+          </w:tcPr>
+          <w:p>
+            <w:pPr>
+              <w:spacing w:after="60" w:line="276" w:lineRule="auto"/>
+              <w:jc w:val="center"/>
+            </w:pPr>
+            <w:r>
+              <w:rPr>
+                <w:rFonts w:ascii="Times New Roman" w:hAnsi="Times New Roman" w:eastAsia="Times New Roman"/>
+                <w:color w:val="000000"/>
+                <w:sz w:val="21"/>
+              </w:rPr>
+              <w:t>Amplitude normalization</w:t>
+            </w:r>
+          </w:p>
+        </w:tc>
+        <w:tc>
+          <w:tcPr>
+            <w:tcW w:type="dxa" w:w="2154"/>
+          </w:tcPr>
+          <w:p>
+            <w:pPr>
+              <w:spacing w:after="60" w:line="276" w:lineRule="auto"/>
+              <w:jc w:val="left"/>
+            </w:pPr>
+            <w:r>
+              <w:rPr>
+                <w:rFonts w:ascii="Times New Roman" w:hAnsi="Times New Roman" w:eastAsia="Times New Roman"/>
+                <w:color w:val="000000"/>
+                <w:sz w:val="21"/>
+              </w:rPr>
+              <w:t>theo pipeline model</w:t>
+            </w:r>
+          </w:p>
+        </w:tc>
+        <w:tc>
+          <w:tcPr>
+            <w:tcW w:type="dxa" w:w="2154"/>
+          </w:tcPr>
+          <w:p>
+            <w:pPr>
+              <w:spacing w:after="60" w:line="276" w:lineRule="auto"/>
+              <w:jc w:val="left"/>
+            </w:pPr>
+            <w:r>
+              <w:rPr>
+                <w:rFonts w:ascii="Times New Roman" w:hAnsi="Times New Roman" w:eastAsia="Times New Roman"/>
+                <w:color w:val="000000"/>
+                <w:sz w:val="21"/>
+              </w:rPr>
+              <w:t>Có</w:t>
+            </w:r>
+          </w:p>
+        </w:tc>
+        <w:tc>
+          <w:tcPr>
+            <w:tcW w:type="dxa" w:w="2211"/>
+          </w:tcPr>
+          <w:p>
+            <w:pPr>
+              <w:spacing w:after="60" w:line="276" w:lineRule="auto"/>
+              <w:jc w:val="left"/>
+            </w:pPr>
+            <w:r>
+              <w:rPr>
+                <w:rFonts w:ascii="Times New Roman" w:hAnsi="Times New Roman" w:eastAsia="Times New Roman"/>
+                <w:color w:val="000000"/>
+                <w:sz w:val="21"/>
+              </w:rPr>
+              <w:t>Có</w:t>
+            </w:r>
+          </w:p>
+        </w:tc>
+      </w:tr>
+      <w:tr>
+        <w:tc>
+          <w:tcPr>
+            <w:tcW w:type="dxa" w:w="2268"/>
+          </w:tcPr>
+          <w:p>
+            <w:pPr>
+              <w:spacing w:after="60" w:line="276" w:lineRule="auto"/>
+              <w:jc w:val="center"/>
+            </w:pPr>
+            <w:r>
+              <w:rPr>
+                <w:rFonts w:ascii="Times New Roman" w:hAnsi="Times New Roman" w:eastAsia="Times New Roman"/>
+                <w:color w:val="000000"/>
+                <w:sz w:val="21"/>
+              </w:rPr>
+              <w:t>Độ dài</w:t>
+            </w:r>
+          </w:p>
+        </w:tc>
+        <w:tc>
+          <w:tcPr>
+            <w:tcW w:type="dxa" w:w="2154"/>
+          </w:tcPr>
+          <w:p>
+            <w:pPr>
+              <w:spacing w:after="60" w:line="276" w:lineRule="auto"/>
+              <w:jc w:val="left"/>
+            </w:pPr>
+            <w:r>
+              <w:rPr>
+                <w:rFonts w:ascii="Times New Roman" w:hAnsi="Times New Roman" w:eastAsia="Times New Roman"/>
+                <w:color w:val="000000"/>
+                <w:sz w:val="21"/>
+              </w:rPr>
+              <w:t>1 s</w:t>
+            </w:r>
+          </w:p>
+        </w:tc>
+        <w:tc>
+          <w:tcPr>
+            <w:tcW w:type="dxa" w:w="2154"/>
+          </w:tcPr>
+          <w:p>
+            <w:pPr>
+              <w:spacing w:after="60" w:line="276" w:lineRule="auto"/>
+              <w:jc w:val="left"/>
+            </w:pPr>
+            <w:r>
+              <w:rPr>
+                <w:rFonts w:ascii="Times New Roman" w:hAnsi="Times New Roman" w:eastAsia="Times New Roman"/>
+                <w:color w:val="000000"/>
+                <w:sz w:val="21"/>
+              </w:rPr>
+              <w:t>1 s</w:t>
+            </w:r>
+          </w:p>
+        </w:tc>
+        <w:tc>
+          <w:tcPr>
+            <w:tcW w:type="dxa" w:w="2211"/>
+          </w:tcPr>
+          <w:p>
+            <w:pPr>
+              <w:spacing w:after="60" w:line="276" w:lineRule="auto"/>
+              <w:jc w:val="left"/>
+            </w:pPr>
+            <w:r>
+              <w:rPr>
+                <w:rFonts w:ascii="Times New Roman" w:hAnsi="Times New Roman" w:eastAsia="Times New Roman"/>
+                <w:color w:val="000000"/>
+                <w:sz w:val="21"/>
+              </w:rPr>
+              <w:t>Variable</w:t>
+            </w:r>
+          </w:p>
+        </w:tc>
+      </w:tr>
+      <w:tr>
+        <w:tc>
+          <w:tcPr>
+            <w:tcW w:type="dxa" w:w="2268"/>
+          </w:tcPr>
+          <w:p>
+            <w:pPr>
+              <w:spacing w:after="60" w:line="276" w:lineRule="auto"/>
+              <w:jc w:val="center"/>
+            </w:pPr>
+            <w:r>
+              <w:rPr>
+                <w:rFonts w:ascii="Times New Roman" w:hAnsi="Times New Roman" w:eastAsia="Times New Roman"/>
+                <w:color w:val="000000"/>
+                <w:sz w:val="21"/>
+              </w:rPr>
+              <w:t>Audio &lt; 1 s</w:t>
+            </w:r>
+          </w:p>
+        </w:tc>
+        <w:tc>
+          <w:tcPr>
+            <w:tcW w:type="dxa" w:w="2154"/>
+          </w:tcPr>
+          <w:p>
+            <w:pPr>
+              <w:spacing w:after="60" w:line="276" w:lineRule="auto"/>
+              <w:jc w:val="left"/>
+            </w:pPr>
+            <w:r>
+              <w:rPr>
+                <w:rFonts w:ascii="Times New Roman" w:hAnsi="Times New Roman" w:eastAsia="Times New Roman"/>
+                <w:color w:val="000000"/>
+                <w:sz w:val="21"/>
+              </w:rPr>
+              <w:t>Paper loại bỏ</w:t>
+            </w:r>
+          </w:p>
+        </w:tc>
+        <w:tc>
+          <w:tcPr>
+            <w:tcW w:type="dxa" w:w="2154"/>
+          </w:tcPr>
+          <w:p>
+            <w:pPr>
+              <w:spacing w:after="60" w:line="276" w:lineRule="auto"/>
+              <w:jc w:val="left"/>
+            </w:pPr>
+            <w:r>
+              <w:rPr>
+                <w:rFonts w:ascii="Times New Roman" w:hAnsi="Times New Roman" w:eastAsia="Times New Roman"/>
+                <w:color w:val="000000"/>
+                <w:sz w:val="21"/>
+              </w:rPr>
+              <w:t>Zero-pad</w:t>
+            </w:r>
+          </w:p>
+        </w:tc>
+        <w:tc>
+          <w:tcPr>
+            <w:tcW w:type="dxa" w:w="2211"/>
+          </w:tcPr>
+          <w:p>
+            <w:pPr>
+              <w:spacing w:after="60" w:line="276" w:lineRule="auto"/>
+              <w:jc w:val="left"/>
+            </w:pPr>
+            <w:r>
+              <w:rPr>
+                <w:rFonts w:ascii="Times New Roman" w:hAnsi="Times New Roman" w:eastAsia="Times New Roman"/>
+                <w:color w:val="000000"/>
+                <w:sz w:val="21"/>
+              </w:rPr>
+              <w:t>Giữ/pad segment</w:t>
+            </w:r>
+          </w:p>
+        </w:tc>
+      </w:tr>
+      <w:tr>
+        <w:tc>
+          <w:tcPr>
+            <w:tcW w:type="dxa" w:w="2268"/>
+          </w:tcPr>
+          <w:p>
+            <w:pPr>
+              <w:spacing w:after="60" w:line="276" w:lineRule="auto"/>
+              <w:jc w:val="center"/>
+            </w:pPr>
+            <w:r>
+              <w:rPr>
+                <w:rFonts w:ascii="Times New Roman" w:hAnsi="Times New Roman" w:eastAsia="Times New Roman"/>
+                <w:color w:val="000000"/>
+                <w:sz w:val="21"/>
+              </w:rPr>
+              <w:t>Audio &gt; 1 s</w:t>
+            </w:r>
+          </w:p>
+        </w:tc>
+        <w:tc>
+          <w:tcPr>
+            <w:tcW w:type="dxa" w:w="2154"/>
+          </w:tcPr>
+          <w:p>
+            <w:pPr>
+              <w:spacing w:after="60" w:line="276" w:lineRule="auto"/>
+              <w:jc w:val="left"/>
+            </w:pPr>
+            <w:r>
+              <w:rPr>
+                <w:rFonts w:ascii="Times New Roman" w:hAnsi="Times New Roman" w:eastAsia="Times New Roman"/>
+                <w:color w:val="000000"/>
+                <w:sz w:val="21"/>
+              </w:rPr>
+              <w:t>Không phải trường hợp chính</w:t>
+            </w:r>
+          </w:p>
+        </w:tc>
+        <w:tc>
+          <w:tcPr>
+            <w:tcW w:type="dxa" w:w="2154"/>
+          </w:tcPr>
+          <w:p>
+            <w:pPr>
+              <w:spacing w:after="60" w:line="276" w:lineRule="auto"/>
+              <w:jc w:val="left"/>
+            </w:pPr>
+            <w:r>
+              <w:rPr>
+                <w:rFonts w:ascii="Times New Roman" w:hAnsi="Times New Roman" w:eastAsia="Times New Roman"/>
+                <w:color w:val="000000"/>
+                <w:sz w:val="21"/>
+              </w:rPr>
+              <w:t>Crop nếu cần</w:t>
+            </w:r>
+          </w:p>
+        </w:tc>
+        <w:tc>
+          <w:tcPr>
+            <w:tcW w:type="dxa" w:w="2211"/>
+          </w:tcPr>
+          <w:p>
+            <w:pPr>
+              <w:spacing w:after="60" w:line="276" w:lineRule="auto"/>
+              <w:jc w:val="left"/>
+            </w:pPr>
+            <w:r>
+              <w:rPr>
+                <w:rFonts w:ascii="Times New Roman" w:hAnsi="Times New Roman" w:eastAsia="Times New Roman"/>
+                <w:color w:val="000000"/>
+                <w:sz w:val="21"/>
+              </w:rPr>
+              <w:t>Segment</w:t>
+            </w:r>
+          </w:p>
+        </w:tc>
+      </w:tr>
+      <w:tr>
+        <w:tc>
+          <w:tcPr>
+            <w:tcW w:type="dxa" w:w="2268"/>
+          </w:tcPr>
+          <w:p>
+            <w:pPr>
+              <w:spacing w:after="60" w:line="276" w:lineRule="auto"/>
+              <w:jc w:val="center"/>
+            </w:pPr>
+            <w:r>
+              <w:rPr>
+                <w:rFonts w:ascii="Times New Roman" w:hAnsi="Times New Roman" w:eastAsia="Times New Roman"/>
+                <w:color w:val="000000"/>
+                <w:sz w:val="21"/>
+              </w:rPr>
+              <w:t>Vai trò</w:t>
+            </w:r>
+          </w:p>
+        </w:tc>
+        <w:tc>
+          <w:tcPr>
+            <w:tcW w:type="dxa" w:w="2154"/>
+          </w:tcPr>
+          <w:p>
+            <w:pPr>
+              <w:spacing w:after="60" w:line="276" w:lineRule="auto"/>
+              <w:jc w:val="left"/>
+            </w:pPr>
+            <w:r>
+              <w:rPr>
+                <w:rFonts w:ascii="Times New Roman" w:hAnsi="Times New Roman" w:eastAsia="Times New Roman"/>
+                <w:color w:val="000000"/>
+                <w:sz w:val="21"/>
+              </w:rPr>
+              <w:t>Train chính</w:t>
+            </w:r>
+          </w:p>
+        </w:tc>
+        <w:tc>
+          <w:tcPr>
+            <w:tcW w:type="dxa" w:w="2154"/>
+          </w:tcPr>
+          <w:p>
+            <w:pPr>
+              <w:spacing w:after="60" w:line="276" w:lineRule="auto"/>
+              <w:jc w:val="left"/>
+            </w:pPr>
+            <w:r>
+              <w:rPr>
+                <w:rFonts w:ascii="Times New Roman" w:hAnsi="Times New Roman" w:eastAsia="Times New Roman"/>
+                <w:color w:val="000000"/>
+                <w:sz w:val="21"/>
+              </w:rPr>
+              <w:t>Train thay thế / external test</w:t>
+            </w:r>
+          </w:p>
+        </w:tc>
+        <w:tc>
+          <w:tcPr>
+            <w:tcW w:type="dxa" w:w="2211"/>
+          </w:tcPr>
+          <w:p>
+            <w:pPr>
+              <w:spacing w:after="60" w:line="276" w:lineRule="auto"/>
+              <w:jc w:val="left"/>
+            </w:pPr>
+            <w:r>
+              <w:rPr>
+                <w:rFonts w:ascii="Times New Roman" w:hAnsi="Times New Roman" w:eastAsia="Times New Roman"/>
+                <w:color w:val="000000"/>
+                <w:sz w:val="21"/>
+              </w:rPr>
+              <w:t>External multi-word test</w:t>
+            </w:r>
+          </w:p>
+        </w:tc>
+      </w:tr>
+    </w:tbl>
+    <w:p>
+      <w:pPr>
+        <w:spacing w:after="120"/>
+      </w:pPr>
+    </w:p>
+    <w:p>
+      <w:pPr>
+        <w:spacing w:line="360" w:lineRule="auto" w:after="120"/>
+        <w:ind w:firstLine="0"/>
+        <w:jc w:val="both"/>
+      </w:pPr>
+      <w:r>
+        <w:rPr>
+          <w:rFonts w:ascii="Times New Roman" w:hAnsi="Times New Roman" w:eastAsia="Times New Roman"/>
+          <w:b w:val="0"/>
+          <w:i w:val="0"/>
+          <w:color w:val="000000"/>
+          <w:sz w:val="26"/>
+        </w:rPr>
+        <w:t>Qua đó, nhóm giữ cùng chuẩn kỹ thuật cho ba dataset nhưng điều chỉnh cách xử lý độ dài theo bản chất của dữ liệu. Điều này tránh việc ép tất cả dataset về cùng một dạng một cách máy móc và giúp các thí nghiệm sau có ý nghĩa hơn.</w:t>
       </w:r>
     </w:p>
     <w:p>
@@ -11008,8 +13994,8 @@
       </w:r>
     </w:p>
     <w:sectPr>
-      <w:footerReference w:type="default" r:id="rId20"/>
-      <w:footerReference w:type="first" r:id="rId21"/>
+      <w:footerReference w:type="default" r:id="rId21"/>
+      <w:footerReference w:type="first" r:id="rId22"/>
       <w:pgSz w:w="12240" w:h="15840"/>
       <w:pgMar w:top="1134" w:right="1134" w:bottom="1134" w:left="1701" w:header="720" w:footer="720" w:gutter="0"/>
       <w:cols w:space="720"/>

--- a/docs/report/Bao_cao_hang_muc_cham_giua_ky_Xu_ly_tieng_noi.docx
+++ b/docs/report/Bao_cao_hang_muc_cham_giua_ky_Xu_ly_tieng_noi.docx
@@ -10904,7 +10904,7 @@
           <w:color w:val="000000"/>
           <w:sz w:val="26"/>
         </w:rPr>
-        <w:t>Sau khi khảo sát cấu trúc của ba dataset, nhóm xây dựng quy trình chuẩn bị dữ liệu nhằm đưa tín hiệu âm thanh về dạng phù hợp với hệ thống Few-shot Keyword Spotting.</w:t>
+        <w:t>Sau khi khảo sát cấu trúc của ba bộ dữ liệu, nhóm tiến hành xây dựng quy trình chuẩn bị dữ liệu phù hợp với từng loại tín hiệu tiếng nói.</w:t>
       </w:r>
     </w:p>
     <w:p>
@@ -10921,7 +10921,106 @@
           <w:color w:val="000000"/>
           <w:sz w:val="26"/>
         </w:rPr>
-        <w:t>Do Google Speech Commands, AudioMNIST và Fluent Speech Commands có đặc điểm khác nhau về sample rate, thời lượng và cấu trúc nội dung, nhóm không áp dụng một quy tắc xử lý độ dài duy nhất cho cả ba dataset.</w:t>
+        <w:t>Ba dataset được xử lý với ba mục tiêu khác nhau:</w:t>
+      </w:r>
+    </w:p>
+    <w:p>
+      <w:pPr>
+        <w:spacing w:line="360" w:lineRule="auto" w:after="80"/>
+        <w:ind w:left="340" w:hanging="340"/>
+        <w:jc w:val="both"/>
+      </w:pPr>
+      <w:r>
+        <w:rPr>
+          <w:rFonts w:ascii="Times New Roman" w:hAnsi="Times New Roman" w:eastAsia="Times New Roman"/>
+          <w:b/>
+          <w:color w:val="000000"/>
+          <w:sz w:val="26"/>
+        </w:rPr>
+        <w:t xml:space="preserve">-- </w:t>
+      </w:r>
+      <w:r>
+        <w:rPr>
+          <w:rFonts w:ascii="Times New Roman" w:hAnsi="Times New Roman" w:eastAsia="Times New Roman"/>
+          <w:b/>
+          <w:color w:val="000000"/>
+          <w:sz w:val="26"/>
+        </w:rPr>
+        <w:t xml:space="preserve">FS-GSC:: </w:t>
+      </w:r>
+      <w:r>
+        <w:rPr>
+          <w:rFonts w:ascii="Times New Roman" w:hAnsi="Times New Roman" w:eastAsia="Times New Roman"/>
+          <w:color w:val="000000"/>
+          <w:sz w:val="26"/>
+        </w:rPr>
+        <w:t>tái hiện đúng pipeline chuẩn bị dữ liệu của repository Few-Shot-KWS để sử dụng làm dataset chính cho huấn luyện và đánh giá.</w:t>
+      </w:r>
+    </w:p>
+    <w:p>
+      <w:pPr>
+        <w:spacing w:line="360" w:lineRule="auto" w:after="80"/>
+        <w:ind w:left="340" w:hanging="340"/>
+        <w:jc w:val="both"/>
+      </w:pPr>
+      <w:r>
+        <w:rPr>
+          <w:rFonts w:ascii="Times New Roman" w:hAnsi="Times New Roman" w:eastAsia="Times New Roman"/>
+          <w:b/>
+          <w:color w:val="000000"/>
+          <w:sz w:val="26"/>
+        </w:rPr>
+        <w:t xml:space="preserve">-- </w:t>
+      </w:r>
+      <w:r>
+        <w:rPr>
+          <w:rFonts w:ascii="Times New Roman" w:hAnsi="Times New Roman" w:eastAsia="Times New Roman"/>
+          <w:b/>
+          <w:color w:val="000000"/>
+          <w:sz w:val="26"/>
+        </w:rPr>
+        <w:t xml:space="preserve">AudioMNIST:: </w:t>
+      </w:r>
+      <w:r>
+        <w:rPr>
+          <w:rFonts w:ascii="Times New Roman" w:hAnsi="Times New Roman" w:eastAsia="Times New Roman"/>
+          <w:color w:val="000000"/>
+          <w:sz w:val="26"/>
+        </w:rPr>
+        <w:t>chuẩn hóa về dạng gần FS-GSC nhất có thể để có thể sử dụng cùng kiến trúc TD-ResNet + Prototypical Network trong các thí nghiệm huấn luyện thay thế và kiểm tra khả năng tổng quát.</w:t>
+      </w:r>
+    </w:p>
+    <w:p>
+      <w:pPr>
+        <w:spacing w:line="360" w:lineRule="auto" w:after="80"/>
+        <w:ind w:left="340" w:hanging="340"/>
+        <w:jc w:val="both"/>
+      </w:pPr>
+      <w:r>
+        <w:rPr>
+          <w:rFonts w:ascii="Times New Roman" w:hAnsi="Times New Roman" w:eastAsia="Times New Roman"/>
+          <w:b/>
+          <w:color w:val="000000"/>
+          <w:sz w:val="26"/>
+        </w:rPr>
+        <w:t xml:space="preserve">-- </w:t>
+      </w:r>
+      <w:r>
+        <w:rPr>
+          <w:rFonts w:ascii="Times New Roman" w:hAnsi="Times New Roman" w:eastAsia="Times New Roman"/>
+          <w:b/>
+          <w:color w:val="000000"/>
+          <w:sz w:val="26"/>
+        </w:rPr>
+        <w:t xml:space="preserve">Fluent Speech Commands:: </w:t>
+      </w:r>
+      <w:r>
+        <w:rPr>
+          <w:rFonts w:ascii="Times New Roman" w:hAnsi="Times New Roman" w:eastAsia="Times New Roman"/>
+          <w:color w:val="000000"/>
+          <w:sz w:val="26"/>
+        </w:rPr>
+        <w:t>chuẩn hóa về cùng chuẩn kỹ thuật với FS-GSC nhưng bảo toàn nội dung multi-word bằng cách chia utterance thành nhiều đoạn 1 giây thay vì cắt bỏ phần dư.</w:t>
       </w:r>
     </w:p>
     <w:p>
@@ -10933,29 +11032,12 @@
       <w:r>
         <w:rPr>
           <w:rFonts w:ascii="Times New Roman" w:hAnsi="Times New Roman" w:eastAsia="Times New Roman"/>
-          <w:b/>
-          <w:i w:val="0"/>
-          <w:color w:val="000000"/>
-          <w:sz w:val="26"/>
-        </w:rPr>
-        <w:t>Thay vào đó, pipeline được xây dựng theo nguyên tắc: Chuẩn hóa các thuộc tính kỹ thuật chung nhưng bảo toàn đặc điểm nội dung của từng dataset.</w:t>
-      </w:r>
-    </w:p>
-    <w:p>
-      <w:pPr>
-        <w:spacing w:line="360" w:lineRule="auto" w:after="120"/>
-        <w:ind w:firstLine="0"/>
-        <w:jc w:val="both"/>
-      </w:pPr>
-      <w:r>
-        <w:rPr>
-          <w:rFonts w:ascii="Times New Roman" w:hAnsi="Times New Roman" w:eastAsia="Times New Roman"/>
           <w:b w:val="0"/>
           <w:i w:val="0"/>
           <w:color w:val="000000"/>
           <w:sz w:val="26"/>
         </w:rPr>
-        <w:t>Quy trình tổng quát:</w:t>
+        <w:t>Quy trình tổng quát có thể mô tả:</w:t>
       </w:r>
     </w:p>
     <w:tbl>
@@ -10998,11 +11080,11 @@
               <w:br/>
               <w:t xml:space="preserve">    ↓</w:t>
               <w:br/>
-              <w:t>Mono</w:t>
+              <w:t>Chuẩn hóa sample rate</w:t>
               <w:br/>
               <w:t xml:space="preserve">    ↓</w:t>
               <w:br/>
-              <w:t>Resample về 16 kHz nếu cần</w:t>
+              <w:t>Chuẩn hóa số channel</w:t>
               <w:br/>
               <w:t xml:space="preserve">    ↓</w:t>
               <w:br/>
@@ -11014,11 +11096,15 @@
               <w:br/>
               <w:t xml:space="preserve">    ↓</w:t>
               <w:br/>
-              <w:t>Audio đã chuẩn hóa</w:t>
+              <w:t>Audio chuẩn hóa</w:t>
               <w:br/>
               <w:t xml:space="preserve">    ↓</w:t>
               <w:br/>
               <w:t>Feature Extraction</w:t>
+              <w:br/>
+              <w:t xml:space="preserve">    ↓</w:t>
+              <w:br/>
+              <w:t>Mô hình</w:t>
             </w:r>
           </w:p>
         </w:tc>
@@ -11043,7 +11129,7 @@
           <w:color w:val="000000"/>
           <w:sz w:val="26"/>
         </w:rPr>
-        <w:t>Trong đó, 16 kHz được lựa chọn làm sample rate chung vì đây là sample rate được sử dụng trong pipeline Google Speech Commands của repository paper.</w:t>
+        <w:t>Điểm quan trọng là nhóm không áp dụng một pipeline hoàn toàn giống nhau cho cả ba dataset. Các thuộc tính kỹ thuật được đưa về chuẩn chung, nhưng chiến lược xử lý độ dài được điều chỉnh theo bản chất của từng loại dữ liệu.</w:t>
       </w:r>
     </w:p>
     <w:p>
@@ -11115,7 +11201,7 @@
           <w:color w:val="000000"/>
           <w:sz w:val="26"/>
         </w:rPr>
-        <w:t>2.3.1. Chuẩn bị FS-GSC theo pipeline của repository paper</w:t>
+        <w:t>2.3.1. Chuẩn bị FS-GSC theo pipeline của repository Few-Shot-KWS</w:t>
       </w:r>
     </w:p>
     <w:p>
@@ -11132,7 +11218,24 @@
           <w:color w:val="000000"/>
           <w:sz w:val="26"/>
         </w:rPr>
-        <w:t>Đối với Google Speech Commands, nhóm ưu tiên tái hiện trực tiếp pipeline chuẩn bị dữ liệu từ repository Few-Shot-KWS thay vì tự xây dựng một pipeline mới.</w:t>
+        <w:t>Google Speech Commands v0.02 được sử dụng làm nguồn dữ liệu chính.</w:t>
+      </w:r>
+    </w:p>
+    <w:p>
+      <w:pPr>
+        <w:spacing w:line="360" w:lineRule="auto" w:after="120"/>
+        <w:ind w:firstLine="0"/>
+        <w:jc w:val="both"/>
+      </w:pPr>
+      <w:r>
+        <w:rPr>
+          <w:rFonts w:ascii="Times New Roman" w:hAnsi="Times New Roman" w:eastAsia="Times New Roman"/>
+          <w:b w:val="0"/>
+          <w:i w:val="0"/>
+          <w:color w:val="000000"/>
+          <w:sz w:val="26"/>
+        </w:rPr>
+        <w:t>Thay vì tự thiết kế lại quá trình chuẩn bị dataset, nhóm tái hiện pipeline từ repository Few-Shot-KWS.</w:t>
       </w:r>
     </w:p>
     <w:p>
@@ -11209,7 +11312,77 @@
           <w:color w:val="000000"/>
           <w:sz w:val="26"/>
         </w:rPr>
-        <w:t>thực hiện sáu bước tuần tự:</w:t>
+        <w:t>Hàm run() trong repository thực hiện tuần tự sáu bước:</w:t>
+      </w:r>
+    </w:p>
+    <w:tbl>
+      <w:tblPr>
+        <w:tblW w:type="auto" w:w="0"/>
+        <w:jc w:val="center"/>
+        <w:tblLayout w:type="fixed"/>
+        <w:tblLook w:firstColumn="1" w:firstRow="1" w:lastColumn="0" w:lastRow="0" w:noHBand="0" w:noVBand="1" w:val="04A0"/>
+      </w:tblPr>
+      <w:tblGrid>
+        <w:gridCol w:w="9405"/>
+      </w:tblGrid>
+      <w:tr>
+        <w:tc>
+          <w:tcPr>
+            <w:tcW w:type="dxa" w:w="8787"/>
+            <w:shd w:fill="F8FAFC"/>
+            <w:tcBorders>
+              <w:top w:val="single" w:sz="4" w:space="0" w:color="E2E8F0"/>
+              <w:left w:val="single" w:sz="18" w:space="0" w:color="2563EB"/>
+              <w:bottom w:val="single" w:sz="4" w:space="0" w:color="E2E8F0"/>
+              <w:right w:val="single" w:sz="4" w:space="0" w:color="E2E8F0"/>
+            </w:tcBorders>
+          </w:tcPr>
+          <w:p>
+            <w:pPr>
+              <w:spacing w:before="80" w:after="80" w:line="276" w:lineRule="auto"/>
+            </w:pPr>
+            <w:r>
+              <w:rPr>
+                <w:rFonts w:ascii="Consolas" w:hAnsi="Consolas"/>
+                <w:color w:val="1E293B"/>
+                <w:sz w:val="19"/>
+              </w:rPr>
+              <w:t>1. Filtering</w:t>
+              <w:br/>
+              <w:t>2. Grouping</w:t>
+              <w:br/>
+              <w:t>3. Analyzing</w:t>
+              <w:br/>
+              <w:t>4. Balancing</w:t>
+              <w:br/>
+              <w:t>5. Splitting</w:t>
+              <w:br/>
+              <w:t>6. Cleaning</w:t>
+            </w:r>
+          </w:p>
+        </w:tc>
+      </w:tr>
+    </w:tbl>
+    <w:p>
+      <w:pPr>
+        <w:spacing w:after="80"/>
+      </w:pPr>
+    </w:p>
+    <w:p>
+      <w:pPr>
+        <w:spacing w:line="360" w:lineRule="auto" w:after="120"/>
+        <w:ind w:firstLine="0"/>
+        <w:jc w:val="both"/>
+      </w:pPr>
+      <w:r>
+        <w:rPr>
+          <w:rFonts w:ascii="Times New Roman" w:hAnsi="Times New Roman" w:eastAsia="Times New Roman"/>
+          <w:b w:val="0"/>
+          <w:i w:val="0"/>
+          <w:color w:val="000000"/>
+          <w:sz w:val="26"/>
+        </w:rPr>
+        <w:t>Pipeline tổng quát:</w:t>
       </w:r>
     </w:p>
     <w:tbl>
@@ -11246,29 +11419,33 @@
               </w:rPr>
               <w:t>Google Speech Commands v0.02</w:t>
               <w:br/>
-              <w:t xml:space="preserve">        ↓</w:t>
+              <w:t xml:space="preserve">            ↓</w:t>
               <w:br/>
-              <w:t>1. Filtering</w:t>
+              <w:t xml:space="preserve">        Filtering</w:t>
               <w:br/>
-              <w:t xml:space="preserve">        ↓</w:t>
+              <w:t xml:space="preserve">            ↓</w:t>
               <w:br/>
-              <w:t>2. Grouping by speaker</w:t>
+              <w:t xml:space="preserve">   Grouping by speaker</w:t>
               <w:br/>
-              <w:t xml:space="preserve">        ↓</w:t>
+              <w:t xml:space="preserve">            ↓</w:t>
               <w:br/>
-              <w:t>3. Analyzing</w:t>
+              <w:t xml:space="preserve">        Analyzing</w:t>
               <w:br/>
-              <w:t xml:space="preserve">        ↓</w:t>
+              <w:t xml:space="preserve">            ↓</w:t>
               <w:br/>
-              <w:t>4. Balancing</w:t>
+              <w:t xml:space="preserve">   Core / Unknown split</w:t>
               <w:br/>
-              <w:t xml:space="preserve">        ↓</w:t>
+              <w:t xml:space="preserve">            ↓</w:t>
               <w:br/>
-              <w:t>5. Splitting</w:t>
+              <w:t xml:space="preserve">        Balancing</w:t>
               <w:br/>
-              <w:t xml:space="preserve">        ↓</w:t>
+              <w:t xml:space="preserve">            ↓</w:t>
               <w:br/>
-              <w:t>6. Cleaning</w:t>
+              <w:t xml:space="preserve"> Train / Validation / Test</w:t>
+              <w:br/>
+              <w:t xml:space="preserve">            ↓</w:t>
+              <w:br/>
+              <w:t xml:space="preserve">          FS-GSC</w:t>
             </w:r>
           </w:p>
         </w:tc>
@@ -11281,6 +11458,22 @@
     </w:p>
     <w:p>
       <w:pPr>
+        <w:pStyle w:val="Heading3"/>
+        <w:keepNext/>
+        <w:spacing w:before="200" w:after="80"/>
+      </w:pPr>
+      <w:r>
+        <w:rPr>
+          <w:rFonts w:ascii="Times New Roman" w:hAnsi="Times New Roman" w:eastAsia="Times New Roman"/>
+          <w:b/>
+          <w:color w:val="000000"/>
+          <w:sz w:val="26"/>
+        </w:rPr>
+        <w:t>2.3.2. Bước Filtering của FS-GSC</w:t>
+      </w:r>
+    </w:p>
+    <w:p>
+      <w:pPr>
         <w:spacing w:line="360" w:lineRule="auto" w:after="120"/>
         <w:ind w:firstLine="0"/>
         <w:jc w:val="both"/>
@@ -11293,41 +11486,7 @@
           <w:color w:val="000000"/>
           <w:sz w:val="26"/>
         </w:rPr>
-        <w:t>Các bước này được gọi trực tiếp trong hàm run() của repository.</w:t>
-      </w:r>
-    </w:p>
-    <w:p>
-      <w:pPr>
-        <w:spacing w:line="360" w:lineRule="auto" w:after="120"/>
-        <w:ind w:firstLine="0"/>
-        <w:jc w:val="both"/>
-      </w:pPr>
-      <w:r>
-        <w:rPr>
-          <w:rFonts w:ascii="Times New Roman" w:hAnsi="Times New Roman" w:eastAsia="Times New Roman"/>
-          <w:b/>
-          <w:i w:val="0"/>
-          <w:color w:val="000000"/>
-          <w:sz w:val="26"/>
-        </w:rPr>
-        <w:t>Bước 1. Filtering:</w:t>
-      </w:r>
-    </w:p>
-    <w:p>
-      <w:pPr>
-        <w:spacing w:line="360" w:lineRule="auto" w:after="120"/>
-        <w:ind w:firstLine="0"/>
-        <w:jc w:val="both"/>
-      </w:pPr>
-      <w:r>
-        <w:rPr>
-          <w:rFonts w:ascii="Times New Roman" w:hAnsi="Times New Roman" w:eastAsia="Times New Roman"/>
-          <w:b w:val="0"/>
-          <w:i w:val="0"/>
-          <w:color w:val="000000"/>
-          <w:sz w:val="26"/>
-        </w:rPr>
-        <w:t>Repository sử dụng cấu hình kỹ thuật:</w:t>
+        <w:t>Repository sử dụng cấu hình:</w:t>
       </w:r>
     </w:p>
     <w:tbl>
@@ -11362,11 +11521,9 @@
                 <w:color w:val="1E293B"/>
                 <w:sz w:val="19"/>
               </w:rPr>
-              <w:t>sample rate      = 16000 Hz</w:t>
+              <w:t>sample_rate = 16000</w:t>
               <w:br/>
-              <w:t>clip duration    = 1000 ms</w:t>
-              <w:br/>
-              <w:t>desired samples  = 16000</w:t>
+              <w:t>clip_duration_ms = 1000</w:t>
             </w:r>
           </w:p>
         </w:tc>
@@ -11391,7 +11548,21 @@
           <w:color w:val="000000"/>
           <w:sz w:val="26"/>
         </w:rPr>
-        <w:t>Mỗi file được đọc tối đa 16.000 sample. Nếu file có ít hơn 16.000 sample, file đó bị loại khỏi dataset.</w:t>
+        <w:t>Do đó số sample yêu cầu cho mỗi utterance là:</w:t>
+      </w:r>
+    </w:p>
+    <w:p>
+      <w:pPr>
+        <w:spacing w:before="80" w:after="120"/>
+        <w:jc w:val="center"/>
+      </w:pPr>
+      <w:r>
+        <w:rPr>
+          <w:rFonts w:ascii="Cambria Math" w:hAnsi="Cambria Math" w:eastAsia="Cambria Math"/>
+          <w:color w:val="000000"/>
+          <w:sz w:val="24"/>
+        </w:rPr>
+        <w:t>16000 \times \frac{1000}{1000} = 16000\text{ sample}</w:t>
       </w:r>
     </w:p>
     <w:p>
@@ -11408,7 +11579,24 @@
           <w:color w:val="000000"/>
           <w:sz w:val="26"/>
         </w:rPr>
-        <w:t>Kết quả audit raw trước preprocessing cho thấy Google Speech Commands có:</w:t>
+        <w:t>Code của repository đọc tối đa 16000 sample và kiểm tra chiều dài tín hiệu. Nếu tín hiệu không đủ 16000 sample, file bị loại khỏi dataset.</w:t>
+      </w:r>
+    </w:p>
+    <w:p>
+      <w:pPr>
+        <w:spacing w:line="360" w:lineRule="auto" w:after="120"/>
+        <w:ind w:firstLine="0"/>
+        <w:jc w:val="both"/>
+      </w:pPr>
+      <w:r>
+        <w:rPr>
+          <w:rFonts w:ascii="Times New Roman" w:hAnsi="Times New Roman" w:eastAsia="Times New Roman"/>
+          <w:b w:val="0"/>
+          <w:i w:val="0"/>
+          <w:color w:val="000000"/>
+          <w:sz w:val="26"/>
+        </w:rPr>
+        <w:t>Kết quả audit dữ liệu raw trước preprocessing:</w:t>
       </w:r>
     </w:p>
     <w:p>
@@ -11432,7 +11620,7 @@
           <w:color w:val="000000"/>
           <w:sz w:val="26"/>
         </w:rPr>
-        <w:t>Tổng cộng: 105.835 file WAV</w:t>
+        <w:t>Tổng số file WAV: 105.835</w:t>
       </w:r>
     </w:p>
     <w:p>
@@ -11456,7 +11644,7 @@
           <w:color w:val="000000"/>
           <w:sz w:val="26"/>
         </w:rPr>
-        <w:t>Số file ngắn hơn 1 giây: 10.435 file</w:t>
+        <w:t>Trong đó có 105.829 keyword audio và 6 background noise files</w:t>
       </w:r>
     </w:p>
     <w:p>
@@ -11480,7 +11668,55 @@
           <w:color w:val="000000"/>
           <w:sz w:val="26"/>
         </w:rPr>
-        <w:t>Tỷ lệ bị loại: tương đương khoảng 9,86% tổng số file</w:t>
+        <w:t>Số keyword class: 35</w:t>
+      </w:r>
+    </w:p>
+    <w:p>
+      <w:pPr>
+        <w:spacing w:line="360" w:lineRule="auto" w:after="80"/>
+        <w:ind w:left="340" w:hanging="340"/>
+        <w:jc w:val="both"/>
+      </w:pPr>
+      <w:r>
+        <w:rPr>
+          <w:rFonts w:ascii="Times New Roman" w:hAnsi="Times New Roman" w:eastAsia="Times New Roman"/>
+          <w:b/>
+          <w:color w:val="000000"/>
+          <w:sz w:val="26"/>
+        </w:rPr>
+        <w:t xml:space="preserve">-- </w:t>
+      </w:r>
+      <w:r>
+        <w:rPr>
+          <w:rFonts w:ascii="Times New Roman" w:hAnsi="Times New Roman" w:eastAsia="Times New Roman"/>
+          <w:color w:val="000000"/>
+          <w:sz w:val="26"/>
+        </w:rPr>
+        <w:t>Số audio ngắn hơn 1 giây: 10.435</w:t>
+      </w:r>
+    </w:p>
+    <w:p>
+      <w:pPr>
+        <w:spacing w:line="360" w:lineRule="auto" w:after="80"/>
+        <w:ind w:left="340" w:hanging="340"/>
+        <w:jc w:val="both"/>
+      </w:pPr>
+      <w:r>
+        <w:rPr>
+          <w:rFonts w:ascii="Times New Roman" w:hAnsi="Times New Roman" w:eastAsia="Times New Roman"/>
+          <w:b/>
+          <w:color w:val="000000"/>
+          <w:sz w:val="26"/>
+        </w:rPr>
+        <w:t xml:space="preserve">-- </w:t>
+      </w:r>
+      <w:r>
+        <w:rPr>
+          <w:rFonts w:ascii="Times New Roman" w:hAnsi="Times New Roman" w:eastAsia="Times New Roman"/>
+          <w:color w:val="000000"/>
+          <w:sz w:val="26"/>
+        </w:rPr>
+        <w:t>Tỷ lệ audio ngắn hơn 1 giây: khoảng 9,86%</w:t>
       </w:r>
     </w:p>
     <w:p>
@@ -11497,7 +11733,74 @@
           <w:color w:val="000000"/>
           <w:sz w:val="26"/>
         </w:rPr>
-        <w:t>Do đó filtering là một bước có ảnh hưởng đáng kể tới dataset.</w:t>
+        <w:t>Như vậy bước filtering có tác động đáng kể đến dataset.</w:t>
+      </w:r>
+    </w:p>
+    <w:tbl>
+      <w:tblPr>
+        <w:tblW w:type="auto" w:w="0"/>
+        <w:jc w:val="center"/>
+        <w:tblLayout w:type="fixed"/>
+        <w:tblLook w:firstColumn="1" w:firstRow="1" w:lastColumn="0" w:lastRow="0" w:noHBand="0" w:noVBand="1" w:val="04A0"/>
+      </w:tblPr>
+      <w:tblGrid>
+        <w:gridCol w:w="9405"/>
+      </w:tblGrid>
+      <w:tr>
+        <w:tc>
+          <w:tcPr>
+            <w:tcW w:type="dxa" w:w="8787"/>
+            <w:shd w:fill="F8FAFC"/>
+            <w:tcBorders>
+              <w:top w:val="single" w:sz="4" w:space="0" w:color="E2E8F0"/>
+              <w:left w:val="single" w:sz="18" w:space="0" w:color="2563EB"/>
+              <w:bottom w:val="single" w:sz="4" w:space="0" w:color="E2E8F0"/>
+              <w:right w:val="single" w:sz="4" w:space="0" w:color="E2E8F0"/>
+            </w:tcBorders>
+          </w:tcPr>
+          <w:p>
+            <w:pPr>
+              <w:spacing w:before="80" w:after="80" w:line="276" w:lineRule="auto"/>
+            </w:pPr>
+            <w:r>
+              <w:rPr>
+                <w:rFonts w:ascii="Consolas" w:hAnsi="Consolas"/>
+                <w:color w:val="1E293B"/>
+                <w:sz w:val="19"/>
+              </w:rPr>
+              <w:t>105.829 keyword audio</w:t>
+              <w:br/>
+              <w:t xml:space="preserve">        ↓</w:t>
+              <w:br/>
+              <w:t>Loại audio &lt; 1 s</w:t>
+              <w:br/>
+              <w:t xml:space="preserve">        ↓</w:t>
+              <w:br/>
+              <w:t>Giữ các utterance đủ 16000 sample</w:t>
+            </w:r>
+          </w:p>
+        </w:tc>
+      </w:tr>
+    </w:tbl>
+    <w:p>
+      <w:pPr>
+        <w:spacing w:after="80"/>
+      </w:pPr>
+    </w:p>
+    <w:p>
+      <w:pPr>
+        <w:pStyle w:val="Heading3"/>
+        <w:keepNext/>
+        <w:spacing w:before="200" w:after="80"/>
+      </w:pPr>
+      <w:r>
+        <w:rPr>
+          <w:rFonts w:ascii="Times New Roman" w:hAnsi="Times New Roman" w:eastAsia="Times New Roman"/>
+          <w:b/>
+          <w:color w:val="000000"/>
+          <w:sz w:val="26"/>
+        </w:rPr>
+        <w:t>2.3.3. Grouping theo speaker</w:t>
       </w:r>
     </w:p>
     <w:p>
@@ -11509,13 +11812,56 @@
       <w:r>
         <w:rPr>
           <w:rFonts w:ascii="Times New Roman" w:hAnsi="Times New Roman" w:eastAsia="Times New Roman"/>
-          <w:b/>
+          <w:b w:val="0"/>
           <w:i w:val="0"/>
           <w:color w:val="000000"/>
           <w:sz w:val="26"/>
         </w:rPr>
-        <w:t>Bước 2. Grouping by speaker:</w:t>
-      </w:r>
+        <w:t>Tên file GSC có dạng:</w:t>
+      </w:r>
+    </w:p>
+    <w:tbl>
+      <w:tblPr>
+        <w:tblW w:type="auto" w:w="0"/>
+        <w:jc w:val="center"/>
+        <w:tblLayout w:type="fixed"/>
+        <w:tblLook w:firstColumn="1" w:firstRow="1" w:lastColumn="0" w:lastRow="0" w:noHBand="0" w:noVBand="1" w:val="04A0"/>
+      </w:tblPr>
+      <w:tblGrid>
+        <w:gridCol w:w="9405"/>
+      </w:tblGrid>
+      <w:tr>
+        <w:tc>
+          <w:tcPr>
+            <w:tcW w:type="dxa" w:w="8787"/>
+            <w:shd w:fill="F8FAFC"/>
+            <w:tcBorders>
+              <w:top w:val="single" w:sz="4" w:space="0" w:color="E2E8F0"/>
+              <w:left w:val="single" w:sz="18" w:space="0" w:color="2563EB"/>
+              <w:bottom w:val="single" w:sz="4" w:space="0" w:color="E2E8F0"/>
+              <w:right w:val="single" w:sz="4" w:space="0" w:color="E2E8F0"/>
+            </w:tcBorders>
+          </w:tcPr>
+          <w:p>
+            <w:pPr>
+              <w:spacing w:before="80" w:after="80" w:line="276" w:lineRule="auto"/>
+            </w:pPr>
+            <w:r>
+              <w:rPr>
+                <w:rFonts w:ascii="Consolas" w:hAnsi="Consolas"/>
+                <w:color w:val="1E293B"/>
+                <w:sz w:val="19"/>
+              </w:rPr>
+              <w:t>00b01445_nohash_0.wav</w:t>
+            </w:r>
+          </w:p>
+        </w:tc>
+      </w:tr>
+    </w:tbl>
+    <w:p>
+      <w:pPr>
+        <w:spacing w:after="80"/>
+      </w:pPr>
     </w:p>
     <w:p>
       <w:pPr>
@@ -11531,7 +11877,7 @@
           <w:color w:val="000000"/>
           <w:sz w:val="26"/>
         </w:rPr>
-        <w:t>Speaker ID được xác định từ tên file trước chuỗi _nohash_. Ví dụ: 00b01445_nohash_0.wav có speaker ID = 00b01445. Các file sau đó được tổ chức theo cấu trúc:</w:t>
+        <w:t>Phần 00b01445 được xem là speaker ID. Repository tìm chuỗi _nohash_ và sử dụng phần đứng trước nó để xác định speaker. Sau đó các file được tổ chức lại từ:</w:t>
       </w:r>
     </w:p>
     <w:tbl>
@@ -11568,9 +11914,7 @@
               </w:rPr>
               <w:t>keyword/</w:t>
               <w:br/>
-              <w:t xml:space="preserve">    speaker/</w:t>
-              <w:br/>
-              <w:t xml:space="preserve">        utterance.wav</w:t>
+              <w:t xml:space="preserve">    file.wav</w:t>
             </w:r>
           </w:p>
         </w:tc>
@@ -11590,13 +11934,60 @@
       <w:r>
         <w:rPr>
           <w:rFonts w:ascii="Times New Roman" w:hAnsi="Times New Roman" w:eastAsia="Times New Roman"/>
-          <w:b/>
+          <w:b w:val="0"/>
           <w:i w:val="0"/>
           <w:color w:val="000000"/>
           <w:sz w:val="26"/>
         </w:rPr>
-        <w:t>Bước 3. Phân Core và Unknown:</w:t>
-      </w:r>
+        <w:t>thành:</w:t>
+      </w:r>
+    </w:p>
+    <w:tbl>
+      <w:tblPr>
+        <w:tblW w:type="auto" w:w="0"/>
+        <w:jc w:val="center"/>
+        <w:tblLayout w:type="fixed"/>
+        <w:tblLook w:firstColumn="1" w:firstRow="1" w:lastColumn="0" w:lastRow="0" w:noHBand="0" w:noVBand="1" w:val="04A0"/>
+      </w:tblPr>
+      <w:tblGrid>
+        <w:gridCol w:w="9405"/>
+      </w:tblGrid>
+      <w:tr>
+        <w:tc>
+          <w:tcPr>
+            <w:tcW w:type="dxa" w:w="8787"/>
+            <w:shd w:fill="F8FAFC"/>
+            <w:tcBorders>
+              <w:top w:val="single" w:sz="4" w:space="0" w:color="E2E8F0"/>
+              <w:left w:val="single" w:sz="18" w:space="0" w:color="2563EB"/>
+              <w:bottom w:val="single" w:sz="4" w:space="0" w:color="E2E8F0"/>
+              <w:right w:val="single" w:sz="4" w:space="0" w:color="E2E8F0"/>
+            </w:tcBorders>
+          </w:tcPr>
+          <w:p>
+            <w:pPr>
+              <w:spacing w:before="80" w:after="80" w:line="276" w:lineRule="auto"/>
+            </w:pPr>
+            <w:r>
+              <w:rPr>
+                <w:rFonts w:ascii="Consolas" w:hAnsi="Consolas"/>
+                <w:color w:val="1E293B"/>
+                <w:sz w:val="19"/>
+              </w:rPr>
+              <w:t>keyword/</w:t>
+              <w:br/>
+              <w:t xml:space="preserve">    speaker_id/</w:t>
+              <w:br/>
+              <w:t xml:space="preserve">        file.wav</w:t>
+            </w:r>
+          </w:p>
+        </w:tc>
+      </w:tr>
+    </w:tbl>
+    <w:p>
+      <w:pPr>
+        <w:spacing w:after="80"/>
+      </w:pPr>
     </w:p>
     <w:p>
       <w:pPr>
@@ -11612,7 +12003,104 @@
           <w:color w:val="000000"/>
           <w:sz w:val="26"/>
         </w:rPr>
-        <w:t>Repository sử dụng cấu hình:</w:t>
+        <w:t>Ví dụ:</w:t>
+      </w:r>
+    </w:p>
+    <w:tbl>
+      <w:tblPr>
+        <w:tblW w:type="auto" w:w="0"/>
+        <w:jc w:val="center"/>
+        <w:tblLayout w:type="fixed"/>
+        <w:tblLook w:firstColumn="1" w:firstRow="1" w:lastColumn="0" w:lastRow="0" w:noHBand="0" w:noVBand="1" w:val="04A0"/>
+      </w:tblPr>
+      <w:tblGrid>
+        <w:gridCol w:w="9405"/>
+      </w:tblGrid>
+      <w:tr>
+        <w:tc>
+          <w:tcPr>
+            <w:tcW w:type="dxa" w:w="8787"/>
+            <w:shd w:fill="F8FAFC"/>
+            <w:tcBorders>
+              <w:top w:val="single" w:sz="4" w:space="0" w:color="E2E8F0"/>
+              <w:left w:val="single" w:sz="18" w:space="0" w:color="2563EB"/>
+              <w:bottom w:val="single" w:sz="4" w:space="0" w:color="E2E8F0"/>
+              <w:right w:val="single" w:sz="4" w:space="0" w:color="E2E8F0"/>
+            </w:tcBorders>
+          </w:tcPr>
+          <w:p>
+            <w:pPr>
+              <w:spacing w:before="80" w:after="80" w:line="276" w:lineRule="auto"/>
+            </w:pPr>
+            <w:r>
+              <w:rPr>
+                <w:rFonts w:ascii="Consolas" w:hAnsi="Consolas"/>
+                <w:color w:val="1E293B"/>
+                <w:sz w:val="19"/>
+              </w:rPr>
+              <w:t>bird/</w:t>
+              <w:br/>
+              <w:t xml:space="preserve">    00b01445/</w:t>
+              <w:br/>
+              <w:t xml:space="preserve">        00b01445_nohash_0.wav</w:t>
+            </w:r>
+          </w:p>
+        </w:tc>
+      </w:tr>
+    </w:tbl>
+    <w:p>
+      <w:pPr>
+        <w:spacing w:after="80"/>
+      </w:pPr>
+    </w:p>
+    <w:p>
+      <w:pPr>
+        <w:spacing w:line="360" w:lineRule="auto" w:after="120"/>
+        <w:ind w:firstLine="0"/>
+        <w:jc w:val="both"/>
+      </w:pPr>
+      <w:r>
+        <w:rPr>
+          <w:rFonts w:ascii="Times New Roman" w:hAnsi="Times New Roman" w:eastAsia="Times New Roman"/>
+          <w:b w:val="0"/>
+          <w:i w:val="0"/>
+          <w:color w:val="000000"/>
+          <w:sz w:val="26"/>
+        </w:rPr>
+        <w:t>Việc tổ chức theo speaker giúp pipeline kiểm soát sự phân bố dữ liệu theo người nói thay vì chỉ theo số lượng file.</w:t>
+      </w:r>
+    </w:p>
+    <w:p>
+      <w:pPr>
+        <w:pStyle w:val="Heading3"/>
+        <w:keepNext/>
+        <w:spacing w:before="200" w:after="80"/>
+      </w:pPr>
+      <w:r>
+        <w:rPr>
+          <w:rFonts w:ascii="Times New Roman" w:hAnsi="Times New Roman" w:eastAsia="Times New Roman"/>
+          <w:b/>
+          <w:color w:val="000000"/>
+          <w:sz w:val="26"/>
+        </w:rPr>
+        <w:t>2.3.4. Phân chia Core và Unknown</w:t>
+      </w:r>
+    </w:p>
+    <w:p>
+      <w:pPr>
+        <w:spacing w:line="360" w:lineRule="auto" w:after="120"/>
+        <w:ind w:firstLine="0"/>
+        <w:jc w:val="both"/>
+      </w:pPr>
+      <w:r>
+        <w:rPr>
+          <w:rFonts w:ascii="Times New Roman" w:hAnsi="Times New Roman" w:eastAsia="Times New Roman"/>
+          <w:b w:val="0"/>
+          <w:i w:val="0"/>
+          <w:color w:val="000000"/>
+          <w:sz w:val="26"/>
+        </w:rPr>
+        <w:t>Repository sử dụng:</w:t>
       </w:r>
     </w:p>
     <w:tbl>
@@ -11672,7 +12160,21 @@
           <w:color w:val="000000"/>
           <w:sz w:val="26"/>
         </w:rPr>
-        <w:t>Keyword có ít nhất 1.000 speaker được xem là core word. Các keyword còn lại được đưa vào nhóm unknown.</w:t>
+        <w:t>Keyword có số speaker thỏa mãn điều kiện:</w:t>
+      </w:r>
+    </w:p>
+    <w:p>
+      <w:pPr>
+        <w:spacing w:before="80" w:after="120"/>
+        <w:jc w:val="center"/>
+      </w:pPr>
+      <w:r>
+        <w:rPr>
+          <w:rFonts w:ascii="Cambria Math" w:hAnsi="Cambria Math" w:eastAsia="Cambria Math"/>
+          <w:color w:val="000000"/>
+          <w:sz w:val="24"/>
+        </w:rPr>
+        <w:t>N_{speaker} \geq 1000</w:t>
       </w:r>
     </w:p>
     <w:p>
@@ -11689,7 +12191,55 @@
           <w:color w:val="000000"/>
           <w:sz w:val="26"/>
         </w:rPr>
-        <w:t>Kết quả audit trên dữ liệu raw cho thấy:</w:t>
+        <w:t>được đưa vào nhóm Core. Ngược lại:</w:t>
+      </w:r>
+    </w:p>
+    <w:p>
+      <w:pPr>
+        <w:spacing w:before="80" w:after="120"/>
+        <w:jc w:val="center"/>
+      </w:pPr>
+      <w:r>
+        <w:rPr>
+          <w:rFonts w:ascii="Cambria Math" w:hAnsi="Cambria Math" w:eastAsia="Cambria Math"/>
+          <w:color w:val="000000"/>
+          <w:sz w:val="24"/>
+        </w:rPr>
+        <w:t>N_{speaker} &lt; 1000</w:t>
+      </w:r>
+    </w:p>
+    <w:p>
+      <w:pPr>
+        <w:spacing w:line="360" w:lineRule="auto" w:after="120"/>
+        <w:ind w:firstLine="0"/>
+        <w:jc w:val="both"/>
+      </w:pPr>
+      <w:r>
+        <w:rPr>
+          <w:rFonts w:ascii="Times New Roman" w:hAnsi="Times New Roman" w:eastAsia="Times New Roman"/>
+          <w:b w:val="0"/>
+          <w:i w:val="0"/>
+          <w:color w:val="000000"/>
+          <w:sz w:val="26"/>
+        </w:rPr>
+        <w:t>được đưa vào nhóm Unknown.</w:t>
+      </w:r>
+    </w:p>
+    <w:p>
+      <w:pPr>
+        <w:spacing w:line="360" w:lineRule="auto" w:after="120"/>
+        <w:ind w:firstLine="0"/>
+        <w:jc w:val="both"/>
+      </w:pPr>
+      <w:r>
+        <w:rPr>
+          <w:rFonts w:ascii="Times New Roman" w:hAnsi="Times New Roman" w:eastAsia="Times New Roman"/>
+          <w:b w:val="0"/>
+          <w:i w:val="0"/>
+          <w:color w:val="000000"/>
+          <w:sz w:val="26"/>
+        </w:rPr>
+        <w:t>Kết quả audit thực tế:</w:t>
       </w:r>
     </w:p>
     <w:p>
@@ -11713,7 +12263,7 @@
           <w:color w:val="000000"/>
           <w:sz w:val="26"/>
         </w:rPr>
-        <w:t>30 core words (đạt từ 1.000 người nói trở lên).</w:t>
+        <w:t>30 Core classes (có từ 1.000 speaker trở lên).</w:t>
       </w:r>
     </w:p>
     <w:p>
@@ -11737,7 +12287,7 @@
           <w:color w:val="000000"/>
           <w:sz w:val="26"/>
         </w:rPr>
-        <w:t>5 unknown words gồm: visual, learn, follow, forward, backward.</w:t>
+        <w:t>5 Unknown classes (dưới 1.000 speaker).</w:t>
       </w:r>
     </w:p>
     <w:p>
@@ -11749,236 +12299,12 @@
       <w:r>
         <w:rPr>
           <w:rFonts w:ascii="Times New Roman" w:hAnsi="Times New Roman" w:eastAsia="Times New Roman"/>
-          <w:b/>
-          <w:i w:val="0"/>
-          <w:color w:val="000000"/>
-          <w:sz w:val="26"/>
-        </w:rPr>
-        <w:t>Bước 4. Balancing:</w:t>
-      </w:r>
-    </w:p>
-    <w:p>
-      <w:pPr>
-        <w:spacing w:line="360" w:lineRule="auto" w:after="120"/>
-        <w:ind w:firstLine="0"/>
-        <w:jc w:val="both"/>
-      </w:pPr>
-      <w:r>
-        <w:rPr>
-          <w:rFonts w:ascii="Times New Roman" w:hAnsi="Times New Roman" w:eastAsia="Times New Roman"/>
           <w:b w:val="0"/>
           <w:i w:val="0"/>
           <w:color w:val="000000"/>
           <w:sz w:val="26"/>
         </w:rPr>
-        <w:t>Dataset được cân bằng theo speaker. Với mỗi keyword:</w:t>
-      </w:r>
-    </w:p>
-    <w:p>
-      <w:pPr>
-        <w:spacing w:line="360" w:lineRule="auto" w:after="80"/>
-        <w:ind w:left="340" w:hanging="340"/>
-        <w:jc w:val="both"/>
-      </w:pPr>
-      <w:r>
-        <w:rPr>
-          <w:rFonts w:ascii="Times New Roman" w:hAnsi="Times New Roman" w:eastAsia="Times New Roman"/>
-          <w:b/>
-          <w:color w:val="000000"/>
-          <w:sz w:val="26"/>
-        </w:rPr>
-        <w:t xml:space="preserve">-- </w:t>
-      </w:r>
-      <w:r>
-        <w:rPr>
-          <w:rFonts w:ascii="Times New Roman" w:hAnsi="Times New Roman" w:eastAsia="Times New Roman"/>
-          <w:color w:val="000000"/>
-          <w:sz w:val="26"/>
-        </w:rPr>
-        <w:t>Các speaker được xáo trộn ngẫu nhiên (random shuffle).</w:t>
-      </w:r>
-    </w:p>
-    <w:p>
-      <w:pPr>
-        <w:spacing w:line="360" w:lineRule="auto" w:after="80"/>
-        <w:ind w:left="340" w:hanging="340"/>
-        <w:jc w:val="both"/>
-      </w:pPr>
-      <w:r>
-        <w:rPr>
-          <w:rFonts w:ascii="Times New Roman" w:hAnsi="Times New Roman" w:eastAsia="Times New Roman"/>
-          <w:b/>
-          <w:color w:val="000000"/>
-          <w:sz w:val="26"/>
-        </w:rPr>
-        <w:t xml:space="preserve">-- </w:t>
-      </w:r>
-      <w:r>
-        <w:rPr>
-          <w:rFonts w:ascii="Times New Roman" w:hAnsi="Times New Roman" w:eastAsia="Times New Roman"/>
-          <w:color w:val="000000"/>
-          <w:sz w:val="26"/>
-        </w:rPr>
-        <w:t>Chỉ giữ cùng một số lượng speaker tối đa (speaker_limit).</w:t>
-      </w:r>
-    </w:p>
-    <w:p>
-      <w:pPr>
-        <w:spacing w:line="360" w:lineRule="auto" w:after="80"/>
-        <w:ind w:left="340" w:hanging="340"/>
-        <w:jc w:val="both"/>
-      </w:pPr>
-      <w:r>
-        <w:rPr>
-          <w:rFonts w:ascii="Times New Roman" w:hAnsi="Times New Roman" w:eastAsia="Times New Roman"/>
-          <w:b/>
-          <w:color w:val="000000"/>
-          <w:sz w:val="26"/>
-        </w:rPr>
-        <w:t xml:space="preserve">-- </w:t>
-      </w:r>
-      <w:r>
-        <w:rPr>
-          <w:rFonts w:ascii="Times New Roman" w:hAnsi="Times New Roman" w:eastAsia="Times New Roman"/>
-          <w:color w:val="000000"/>
-          <w:sz w:val="26"/>
-        </w:rPr>
-        <w:t>Mỗi speaker chỉ đóng góp duy nhất một utterance được chọn ngẫu nhiên.</w:t>
-      </w:r>
-    </w:p>
-    <w:p>
-      <w:pPr>
-        <w:spacing w:line="360" w:lineRule="auto" w:after="120"/>
-        <w:ind w:firstLine="0"/>
-        <w:jc w:val="both"/>
-      </w:pPr>
-      <w:r>
-        <w:rPr>
-          <w:rFonts w:ascii="Times New Roman" w:hAnsi="Times New Roman" w:eastAsia="Times New Roman"/>
-          <w:b w:val="0"/>
-          <w:i w:val="0"/>
-          <w:color w:val="000000"/>
-          <w:sz w:val="26"/>
-        </w:rPr>
-        <w:t>Nhờ đó giảm triệt để tình trạng một speaker có quá nhiều mẫu và giúp dữ liệu đồng đều hơn theo người nói.</w:t>
-      </w:r>
-    </w:p>
-    <w:p>
-      <w:pPr>
-        <w:spacing w:line="360" w:lineRule="auto" w:after="120"/>
-        <w:ind w:firstLine="0"/>
-        <w:jc w:val="both"/>
-      </w:pPr>
-      <w:r>
-        <w:rPr>
-          <w:rFonts w:ascii="Times New Roman" w:hAnsi="Times New Roman" w:eastAsia="Times New Roman"/>
-          <w:b/>
-          <w:i w:val="0"/>
-          <w:color w:val="000000"/>
-          <w:sz w:val="26"/>
-        </w:rPr>
-        <w:t>Bước 5. Splitting:</w:t>
-      </w:r>
-    </w:p>
-    <w:p>
-      <w:pPr>
-        <w:spacing w:line="360" w:lineRule="auto" w:after="120"/>
-        <w:ind w:firstLine="0"/>
-        <w:jc w:val="both"/>
-      </w:pPr>
-      <w:r>
-        <w:rPr>
-          <w:rFonts w:ascii="Times New Roman" w:hAnsi="Times New Roman" w:eastAsia="Times New Roman"/>
-          <w:b w:val="0"/>
-          <w:i w:val="0"/>
-          <w:color w:val="000000"/>
-          <w:sz w:val="26"/>
-        </w:rPr>
-        <w:t>Core dataset được chia thành các nhóm class dùng cho: train, validation, test. Unknown data được chia riêng theo tỷ lệ train/validation/test. Danh sách split cuối cùng sẽ được lấy trực tiếp từ output sau khi chạy hoàn chỉnh pipeline thay vì tự suy đoán từ config.</w:t>
-      </w:r>
-    </w:p>
-    <w:p>
-      <w:pPr>
-        <w:spacing w:line="360" w:lineRule="auto" w:after="120"/>
-        <w:ind w:firstLine="0"/>
-        <w:jc w:val="both"/>
-      </w:pPr>
-      <w:r>
-        <w:rPr>
-          <w:rFonts w:ascii="Times New Roman" w:hAnsi="Times New Roman" w:eastAsia="Times New Roman"/>
-          <w:b/>
-          <w:i w:val="0"/>
-          <w:color w:val="000000"/>
-          <w:sz w:val="26"/>
-        </w:rPr>
-        <w:t>Bước 6. Cleaning:</w:t>
-      </w:r>
-    </w:p>
-    <w:p>
-      <w:pPr>
-        <w:spacing w:line="360" w:lineRule="auto" w:after="120"/>
-        <w:ind w:firstLine="0"/>
-        <w:jc w:val="both"/>
-      </w:pPr>
-      <w:r>
-        <w:rPr>
-          <w:rFonts w:ascii="Times New Roman" w:hAnsi="Times New Roman" w:eastAsia="Times New Roman"/>
-          <w:b w:val="0"/>
-          <w:i w:val="0"/>
-          <w:color w:val="000000"/>
-          <w:sz w:val="26"/>
-        </w:rPr>
-        <w:t>Các file metadata trung gian không còn cần thiết sẽ được loại bỏ sau quá trình chuẩn bị dataset.</w:t>
-      </w:r>
-    </w:p>
-    <w:p>
-      <w:pPr>
-        <w:pStyle w:val="Heading3"/>
-        <w:keepNext/>
-        <w:spacing w:before="200" w:after="80"/>
-      </w:pPr>
-      <w:r>
-        <w:rPr>
-          <w:rFonts w:ascii="Times New Roman" w:hAnsi="Times New Roman" w:eastAsia="Times New Roman"/>
-          <w:b/>
-          <w:color w:val="000000"/>
-          <w:sz w:val="26"/>
-        </w:rPr>
-        <w:t>2.3.2. Chuẩn hóa AudioMNIST</w:t>
-      </w:r>
-    </w:p>
-    <w:p>
-      <w:pPr>
-        <w:spacing w:line="360" w:lineRule="auto" w:after="120"/>
-        <w:ind w:firstLine="0"/>
-        <w:jc w:val="both"/>
-      </w:pPr>
-      <w:r>
-        <w:rPr>
-          <w:rFonts w:ascii="Times New Roman" w:hAnsi="Times New Roman" w:eastAsia="Times New Roman"/>
-          <w:b w:val="0"/>
-          <w:i w:val="0"/>
-          <w:color w:val="000000"/>
-          <w:sz w:val="26"/>
-        </w:rPr>
-        <w:t>AudioMNIST cũng là dữ liệu dạng single-word nên được lựa chọn để kiểm tra xem kiến trúc Few-shot Keyword Spotting có thể hoạt động với một dataset khác ngoài FS-GSC hay không.</w:t>
-      </w:r>
-    </w:p>
-    <w:p>
-      <w:pPr>
-        <w:spacing w:line="360" w:lineRule="auto" w:after="120"/>
-        <w:ind w:firstLine="0"/>
-        <w:jc w:val="both"/>
-      </w:pPr>
-      <w:r>
-        <w:rPr>
-          <w:rFonts w:ascii="Times New Roman" w:hAnsi="Times New Roman" w:eastAsia="Times New Roman"/>
-          <w:b w:val="0"/>
-          <w:i w:val="0"/>
-          <w:color w:val="000000"/>
-          <w:sz w:val="26"/>
-        </w:rPr>
-        <w:t>Tuy nhiên, AudioMNIST khác GSC ở hai điểm quan trọng. Các sample kiểm tra ban đầu cho thấy AudioMNIST sử dụng:</w:t>
+        <w:t>Các Unknown classes gồm:</w:t>
       </w:r>
     </w:p>
     <w:tbl>
@@ -12013,11 +12339,15 @@
                 <w:color w:val="1E293B"/>
                 <w:sz w:val="19"/>
               </w:rPr>
-              <w:t>48 kHz</w:t>
+              <w:t>visual</w:t>
               <w:br/>
-              <w:t>mono</w:t>
+              <w:t>learn</w:t>
               <w:br/>
-              <w:t>WAV PCM16</w:t>
+              <w:t>follow</w:t>
+              <w:br/>
+              <w:t>forward</w:t>
+              <w:br/>
+              <w:t>backward</w:t>
             </w:r>
           </w:p>
         </w:tc>
@@ -12030,6 +12360,22 @@
     </w:p>
     <w:p>
       <w:pPr>
+        <w:pStyle w:val="Heading3"/>
+        <w:keepNext/>
+        <w:spacing w:before="200" w:after="80"/>
+      </w:pPr>
+      <w:r>
+        <w:rPr>
+          <w:rFonts w:ascii="Times New Roman" w:hAnsi="Times New Roman" w:eastAsia="Times New Roman"/>
+          <w:b/>
+          <w:color w:val="000000"/>
+          <w:sz w:val="26"/>
+        </w:rPr>
+        <w:t>2.3.5. Balancing FS-GSC</w:t>
+      </w:r>
+    </w:p>
+    <w:p>
+      <w:pPr>
         <w:spacing w:line="360" w:lineRule="auto" w:after="120"/>
         <w:ind w:firstLine="0"/>
         <w:jc w:val="both"/>
@@ -12042,7 +12388,139 @@
           <w:color w:val="000000"/>
           <w:sz w:val="26"/>
         </w:rPr>
-        <w:t>và các utterance thường ngắn hơn 1 giây. Do đó nếu áp dụng trực tiếp quy tắc của GSC (audio &lt; 1 second → delete) thì có thể loại bỏ một phần lớn dữ liệu hợp lệ.</w:t>
+        <w:t>Sau khi chia Core và Unknown, repository thực hiện cân bằng dữ liệu theo speaker. Với mỗi keyword:</w:t>
+      </w:r>
+    </w:p>
+    <w:p>
+      <w:pPr>
+        <w:spacing w:line="360" w:lineRule="auto" w:after="80"/>
+        <w:ind w:left="340" w:hanging="340"/>
+        <w:jc w:val="both"/>
+      </w:pPr>
+      <w:r>
+        <w:rPr>
+          <w:rFonts w:ascii="Times New Roman" w:hAnsi="Times New Roman" w:eastAsia="Times New Roman"/>
+          <w:b/>
+          <w:color w:val="000000"/>
+          <w:sz w:val="26"/>
+        </w:rPr>
+        <w:t xml:space="preserve">-- </w:t>
+      </w:r>
+      <w:r>
+        <w:rPr>
+          <w:rFonts w:ascii="Times New Roman" w:hAnsi="Times New Roman" w:eastAsia="Times New Roman"/>
+          <w:b/>
+          <w:color w:val="000000"/>
+          <w:sz w:val="26"/>
+        </w:rPr>
+        <w:t xml:space="preserve">1.: </w:t>
+      </w:r>
+      <w:r>
+        <w:rPr>
+          <w:rFonts w:ascii="Times New Roman" w:hAnsi="Times New Roman" w:eastAsia="Times New Roman"/>
+          <w:color w:val="000000"/>
+          <w:sz w:val="26"/>
+        </w:rPr>
+        <w:t>Lấy danh sách speaker.</w:t>
+      </w:r>
+    </w:p>
+    <w:p>
+      <w:pPr>
+        <w:spacing w:line="360" w:lineRule="auto" w:after="80"/>
+        <w:ind w:left="340" w:hanging="340"/>
+        <w:jc w:val="both"/>
+      </w:pPr>
+      <w:r>
+        <w:rPr>
+          <w:rFonts w:ascii="Times New Roman" w:hAnsi="Times New Roman" w:eastAsia="Times New Roman"/>
+          <w:b/>
+          <w:color w:val="000000"/>
+          <w:sz w:val="26"/>
+        </w:rPr>
+        <w:t xml:space="preserve">-- </w:t>
+      </w:r>
+      <w:r>
+        <w:rPr>
+          <w:rFonts w:ascii="Times New Roman" w:hAnsi="Times New Roman" w:eastAsia="Times New Roman"/>
+          <w:b/>
+          <w:color w:val="000000"/>
+          <w:sz w:val="26"/>
+        </w:rPr>
+        <w:t xml:space="preserve">2.: </w:t>
+      </w:r>
+      <w:r>
+        <w:rPr>
+          <w:rFonts w:ascii="Times New Roman" w:hAnsi="Times New Roman" w:eastAsia="Times New Roman"/>
+          <w:color w:val="000000"/>
+          <w:sz w:val="26"/>
+        </w:rPr>
+        <w:t>Shuffle danh sách speaker ngẫu nhiên.</w:t>
+      </w:r>
+    </w:p>
+    <w:p>
+      <w:pPr>
+        <w:spacing w:line="360" w:lineRule="auto" w:after="80"/>
+        <w:ind w:left="340" w:hanging="340"/>
+        <w:jc w:val="both"/>
+      </w:pPr>
+      <w:r>
+        <w:rPr>
+          <w:rFonts w:ascii="Times New Roman" w:hAnsi="Times New Roman" w:eastAsia="Times New Roman"/>
+          <w:b/>
+          <w:color w:val="000000"/>
+          <w:sz w:val="26"/>
+        </w:rPr>
+        <w:t xml:space="preserve">-- </w:t>
+      </w:r>
+      <w:r>
+        <w:rPr>
+          <w:rFonts w:ascii="Times New Roman" w:hAnsi="Times New Roman" w:eastAsia="Times New Roman"/>
+          <w:b/>
+          <w:color w:val="000000"/>
+          <w:sz w:val="26"/>
+        </w:rPr>
+        <w:t xml:space="preserve">3.: </w:t>
+      </w:r>
+      <w:r>
+        <w:rPr>
+          <w:rFonts w:ascii="Times New Roman" w:hAnsi="Times New Roman" w:eastAsia="Times New Roman"/>
+          <w:color w:val="000000"/>
+          <w:sz w:val="26"/>
+        </w:rPr>
+        <w:t>Giới hạn số speaker tối đa theo speaker_limit.</w:t>
+      </w:r>
+    </w:p>
+    <w:p>
+      <w:pPr>
+        <w:spacing w:line="360" w:lineRule="auto" w:after="80"/>
+        <w:ind w:left="340" w:hanging="340"/>
+        <w:jc w:val="both"/>
+      </w:pPr>
+      <w:r>
+        <w:rPr>
+          <w:rFonts w:ascii="Times New Roman" w:hAnsi="Times New Roman" w:eastAsia="Times New Roman"/>
+          <w:b/>
+          <w:color w:val="000000"/>
+          <w:sz w:val="26"/>
+        </w:rPr>
+        <w:t xml:space="preserve">-- </w:t>
+      </w:r>
+      <w:r>
+        <w:rPr>
+          <w:rFonts w:ascii="Times New Roman" w:hAnsi="Times New Roman" w:eastAsia="Times New Roman"/>
+          <w:b/>
+          <w:color w:val="000000"/>
+          <w:sz w:val="26"/>
+        </w:rPr>
+        <w:t xml:space="preserve">4.: </w:t>
+      </w:r>
+      <w:r>
+        <w:rPr>
+          <w:rFonts w:ascii="Times New Roman" w:hAnsi="Times New Roman" w:eastAsia="Times New Roman"/>
+          <w:color w:val="000000"/>
+          <w:sz w:val="26"/>
+        </w:rPr>
+        <w:t>Mỗi speaker chỉ giữ lại ngẫu nhiên một utterance.</w:t>
       </w:r>
     </w:p>
     <w:p>
@@ -12059,7 +12537,1436 @@
           <w:color w:val="000000"/>
           <w:sz w:val="26"/>
         </w:rPr>
-        <w:t>Vì vậy AudioMNIST được xử lý theo pipeline:</w:t>
+        <w:t>Trong source code:</w:t>
+      </w:r>
+    </w:p>
+    <w:tbl>
+      <w:tblPr>
+        <w:tblW w:type="auto" w:w="0"/>
+        <w:jc w:val="center"/>
+        <w:tblLayout w:type="fixed"/>
+        <w:tblLook w:firstColumn="1" w:firstRow="1" w:lastColumn="0" w:lastRow="0" w:noHBand="0" w:noVBand="1" w:val="04A0"/>
+      </w:tblPr>
+      <w:tblGrid>
+        <w:gridCol w:w="9405"/>
+      </w:tblGrid>
+      <w:tr>
+        <w:tc>
+          <w:tcPr>
+            <w:tcW w:type="dxa" w:w="8787"/>
+            <w:shd w:fill="F8FAFC"/>
+            <w:tcBorders>
+              <w:top w:val="single" w:sz="4" w:space="0" w:color="E2E8F0"/>
+              <w:left w:val="single" w:sz="18" w:space="0" w:color="2563EB"/>
+              <w:bottom w:val="single" w:sz="4" w:space="0" w:color="E2E8F0"/>
+              <w:right w:val="single" w:sz="4" w:space="0" w:color="E2E8F0"/>
+            </w:tcBorders>
+          </w:tcPr>
+          <w:p>
+            <w:pPr>
+              <w:spacing w:before="80" w:after="80" w:line="276" w:lineRule="auto"/>
+            </w:pPr>
+            <w:r>
+              <w:rPr>
+                <w:rFonts w:ascii="Consolas" w:hAnsi="Consolas"/>
+                <w:color w:val="1E293B"/>
+                <w:sz w:val="19"/>
+              </w:rPr>
+              <w:t>random_wave_file = wav_files[random.randrange(len(wav_files))]</w:t>
+            </w:r>
+          </w:p>
+        </w:tc>
+      </w:tr>
+    </w:tbl>
+    <w:p>
+      <w:pPr>
+        <w:spacing w:after="80"/>
+      </w:pPr>
+    </w:p>
+    <w:p>
+      <w:pPr>
+        <w:spacing w:line="360" w:lineRule="auto" w:after="120"/>
+        <w:ind w:firstLine="0"/>
+        <w:jc w:val="both"/>
+      </w:pPr>
+      <w:r>
+        <w:rPr>
+          <w:rFonts w:ascii="Times New Roman" w:hAnsi="Times New Roman" w:eastAsia="Times New Roman"/>
+          <w:b w:val="0"/>
+          <w:i w:val="0"/>
+          <w:color w:val="000000"/>
+          <w:sz w:val="26"/>
+        </w:rPr>
+        <w:t>Sau balancing, kết quả thực tế thu được:</w:t>
+      </w:r>
+    </w:p>
+    <w:p>
+      <w:pPr>
+        <w:spacing w:line="360" w:lineRule="auto" w:after="120"/>
+        <w:ind w:firstLine="0"/>
+        <w:jc w:val="both"/>
+      </w:pPr>
+      <w:r>
+        <w:rPr>
+          <w:rFonts w:ascii="Times New Roman" w:hAnsi="Times New Roman" w:eastAsia="Times New Roman"/>
+          <w:b/>
+          <w:i w:val="0"/>
+          <w:color w:val="000000"/>
+          <w:sz w:val="26"/>
+        </w:rPr>
+        <w:t>Core:</w:t>
+      </w:r>
+    </w:p>
+    <w:p>
+      <w:pPr>
+        <w:spacing w:line="360" w:lineRule="auto" w:after="80"/>
+        <w:ind w:left="340" w:hanging="340"/>
+        <w:jc w:val="both"/>
+      </w:pPr>
+      <w:r>
+        <w:rPr>
+          <w:rFonts w:ascii="Times New Roman" w:hAnsi="Times New Roman" w:eastAsia="Times New Roman"/>
+          <w:b/>
+          <w:color w:val="000000"/>
+          <w:sz w:val="26"/>
+        </w:rPr>
+        <w:t xml:space="preserve">-- </w:t>
+      </w:r>
+      <w:r>
+        <w:rPr>
+          <w:rFonts w:ascii="Times New Roman" w:hAnsi="Times New Roman" w:eastAsia="Times New Roman"/>
+          <w:color w:val="000000"/>
+          <w:sz w:val="26"/>
+        </w:rPr>
+        <w:t>Số Core classes: 30</w:t>
+      </w:r>
+    </w:p>
+    <w:p>
+      <w:pPr>
+        <w:spacing w:line="360" w:lineRule="auto" w:after="80"/>
+        <w:ind w:left="340" w:hanging="340"/>
+        <w:jc w:val="both"/>
+      </w:pPr>
+      <w:r>
+        <w:rPr>
+          <w:rFonts w:ascii="Times New Roman" w:hAnsi="Times New Roman" w:eastAsia="Times New Roman"/>
+          <w:b/>
+          <w:color w:val="000000"/>
+          <w:sz w:val="26"/>
+        </w:rPr>
+        <w:t xml:space="preserve">-- </w:t>
+      </w:r>
+      <w:r>
+        <w:rPr>
+          <w:rFonts w:ascii="Times New Roman" w:hAnsi="Times New Roman" w:eastAsia="Times New Roman"/>
+          <w:color w:val="000000"/>
+          <w:sz w:val="26"/>
+        </w:rPr>
+        <w:t>Số mẫu mỗi Core class: 1.062</w:t>
+      </w:r>
+    </w:p>
+    <w:p>
+      <w:pPr>
+        <w:spacing w:line="360" w:lineRule="auto" w:after="80"/>
+        <w:ind w:left="340" w:hanging="340"/>
+        <w:jc w:val="both"/>
+      </w:pPr>
+      <w:r>
+        <w:rPr>
+          <w:rFonts w:ascii="Times New Roman" w:hAnsi="Times New Roman" w:eastAsia="Times New Roman"/>
+          <w:b/>
+          <w:color w:val="000000"/>
+          <w:sz w:val="26"/>
+        </w:rPr>
+        <w:t xml:space="preserve">-- </w:t>
+      </w:r>
+      <w:r>
+        <w:rPr>
+          <w:rFonts w:ascii="Times New Roman" w:hAnsi="Times New Roman" w:eastAsia="Times New Roman"/>
+          <w:color w:val="000000"/>
+          <w:sz w:val="26"/>
+        </w:rPr>
+        <w:t>Tổng Core samples: 30 × 1062 = 31.860 mẫu</w:t>
+      </w:r>
+    </w:p>
+    <w:p>
+      <w:pPr>
+        <w:spacing w:line="360" w:lineRule="auto" w:after="120"/>
+        <w:ind w:firstLine="0"/>
+        <w:jc w:val="both"/>
+      </w:pPr>
+      <w:r>
+        <w:rPr>
+          <w:rFonts w:ascii="Times New Roman" w:hAnsi="Times New Roman" w:eastAsia="Times New Roman"/>
+          <w:b w:val="0"/>
+          <w:i w:val="0"/>
+          <w:color w:val="000000"/>
+          <w:sz w:val="26"/>
+        </w:rPr>
+        <w:t>Toàn bộ 30 class đều có đúng 1.062 mẫu:</w:t>
+      </w:r>
+    </w:p>
+    <w:p>
+      <w:pPr>
+        <w:spacing w:before="80" w:after="120"/>
+        <w:jc w:val="center"/>
+      </w:pPr>
+      <w:r>
+        <w:rPr>
+          <w:rFonts w:ascii="Cambria Math" w:hAnsi="Cambria Math" w:eastAsia="Cambria Math"/>
+          <w:color w:val="000000"/>
+          <w:sz w:val="24"/>
+        </w:rPr>
+        <w:t>\mu = 1062, \qquad \sigma = 0</w:t>
+      </w:r>
+    </w:p>
+    <w:p>
+      <w:pPr>
+        <w:spacing w:line="360" w:lineRule="auto" w:after="120"/>
+        <w:ind w:firstLine="0"/>
+        <w:jc w:val="both"/>
+      </w:pPr>
+      <w:r>
+        <w:rPr>
+          <w:rFonts w:ascii="Times New Roman" w:hAnsi="Times New Roman" w:eastAsia="Times New Roman"/>
+          <w:b w:val="0"/>
+          <w:i w:val="0"/>
+          <w:color w:val="000000"/>
+          <w:sz w:val="26"/>
+        </w:rPr>
+        <w:t>Điều này cho thấy bước balancing đã tạo ra phân bố hoàn toàn cân bằng giữa các Core classes.</w:t>
+      </w:r>
+    </w:p>
+    <w:p>
+      <w:pPr>
+        <w:spacing w:line="360" w:lineRule="auto" w:after="120"/>
+        <w:ind w:firstLine="0"/>
+        <w:jc w:val="both"/>
+      </w:pPr>
+      <w:r>
+        <w:rPr>
+          <w:rFonts w:ascii="Times New Roman" w:hAnsi="Times New Roman" w:eastAsia="Times New Roman"/>
+          <w:b/>
+          <w:i w:val="0"/>
+          <w:color w:val="000000"/>
+          <w:sz w:val="26"/>
+        </w:rPr>
+        <w:t>Unknown:</w:t>
+      </w:r>
+    </w:p>
+    <w:p>
+      <w:pPr>
+        <w:spacing w:line="360" w:lineRule="auto" w:after="120"/>
+        <w:ind w:firstLine="0"/>
+        <w:jc w:val="both"/>
+      </w:pPr>
+      <w:r>
+        <w:rPr>
+          <w:rFonts w:ascii="Times New Roman" w:hAnsi="Times New Roman" w:eastAsia="Times New Roman"/>
+          <w:b w:val="0"/>
+          <w:i w:val="0"/>
+          <w:color w:val="000000"/>
+          <w:sz w:val="26"/>
+        </w:rPr>
+        <w:t>Có 5 Unknown classes: backward, follow, forward, learn, visual. Mỗi class có đúng 386 mẫu. Tổng cộng:</w:t>
+      </w:r>
+    </w:p>
+    <w:p>
+      <w:pPr>
+        <w:spacing w:before="80" w:after="120"/>
+        <w:jc w:val="center"/>
+      </w:pPr>
+      <w:r>
+        <w:rPr>
+          <w:rFonts w:ascii="Cambria Math" w:hAnsi="Cambria Math" w:eastAsia="Cambria Math"/>
+          <w:color w:val="000000"/>
+          <w:sz w:val="24"/>
+        </w:rPr>
+        <w:t>5 \times 386 = 1930\text{ Unknown samples}</w:t>
+      </w:r>
+    </w:p>
+    <w:p>
+      <w:pPr>
+        <w:pStyle w:val="Heading3"/>
+        <w:keepNext/>
+        <w:spacing w:before="200" w:after="80"/>
+      </w:pPr>
+      <w:r>
+        <w:rPr>
+          <w:rFonts w:ascii="Times New Roman" w:hAnsi="Times New Roman" w:eastAsia="Times New Roman"/>
+          <w:b/>
+          <w:color w:val="000000"/>
+          <w:sz w:val="26"/>
+        </w:rPr>
+        <w:t>2.3.6. Chia Train, Validation và Test</w:t>
+      </w:r>
+    </w:p>
+    <w:p>
+      <w:pPr>
+        <w:spacing w:line="360" w:lineRule="auto" w:after="120"/>
+        <w:ind w:firstLine="0"/>
+        <w:jc w:val="both"/>
+      </w:pPr>
+      <w:r>
+        <w:rPr>
+          <w:rFonts w:ascii="Times New Roman" w:hAnsi="Times New Roman" w:eastAsia="Times New Roman"/>
+          <w:b w:val="0"/>
+          <w:i w:val="0"/>
+          <w:color w:val="000000"/>
+          <w:sz w:val="26"/>
+        </w:rPr>
+        <w:t>Repository khai báo:</w:t>
+      </w:r>
+    </w:p>
+    <w:tbl>
+      <w:tblPr>
+        <w:tblW w:type="auto" w:w="0"/>
+        <w:jc w:val="center"/>
+        <w:tblLayout w:type="fixed"/>
+        <w:tblLook w:firstColumn="1" w:firstRow="1" w:lastColumn="0" w:lastRow="0" w:noHBand="0" w:noVBand="1" w:val="04A0"/>
+      </w:tblPr>
+      <w:tblGrid>
+        <w:gridCol w:w="9405"/>
+      </w:tblGrid>
+      <w:tr>
+        <w:tc>
+          <w:tcPr>
+            <w:tcW w:type="dxa" w:w="8787"/>
+            <w:shd w:fill="F8FAFC"/>
+            <w:tcBorders>
+              <w:top w:val="single" w:sz="4" w:space="0" w:color="E2E8F0"/>
+              <w:left w:val="single" w:sz="18" w:space="0" w:color="2563EB"/>
+              <w:bottom w:val="single" w:sz="4" w:space="0" w:color="E2E8F0"/>
+              <w:right w:val="single" w:sz="4" w:space="0" w:color="E2E8F0"/>
+            </w:tcBorders>
+          </w:tcPr>
+          <w:p>
+            <w:pPr>
+              <w:spacing w:before="80" w:after="80" w:line="276" w:lineRule="auto"/>
+            </w:pPr>
+            <w:r>
+              <w:rPr>
+                <w:rFonts w:ascii="Consolas" w:hAnsi="Consolas"/>
+                <w:color w:val="1E293B"/>
+                <w:sz w:val="19"/>
+              </w:rPr>
+              <w:t>core_split = (24, 5, 5)</w:t>
+            </w:r>
+          </w:p>
+        </w:tc>
+      </w:tr>
+    </w:tbl>
+    <w:p>
+      <w:pPr>
+        <w:spacing w:after="80"/>
+      </w:pPr>
+    </w:p>
+    <w:p>
+      <w:pPr>
+        <w:spacing w:line="360" w:lineRule="auto" w:after="120"/>
+        <w:ind w:firstLine="0"/>
+        <w:jc w:val="both"/>
+      </w:pPr>
+      <w:r>
+        <w:rPr>
+          <w:rFonts w:ascii="Times New Roman" w:hAnsi="Times New Roman" w:eastAsia="Times New Roman"/>
+          <w:b w:val="0"/>
+          <w:i w:val="0"/>
+          <w:color w:val="000000"/>
+          <w:sz w:val="26"/>
+        </w:rPr>
+        <w:t>Tuy nhiên, source của hàm tạo split thực tế tính train set bằng:</w:t>
+      </w:r>
+    </w:p>
+    <w:tbl>
+      <w:tblPr>
+        <w:tblW w:type="auto" w:w="0"/>
+        <w:jc w:val="center"/>
+        <w:tblLayout w:type="fixed"/>
+        <w:tblLook w:firstColumn="1" w:firstRow="1" w:lastColumn="0" w:lastRow="0" w:noHBand="0" w:noVBand="1" w:val="04A0"/>
+      </w:tblPr>
+      <w:tblGrid>
+        <w:gridCol w:w="9405"/>
+      </w:tblGrid>
+      <w:tr>
+        <w:tc>
+          <w:tcPr>
+            <w:tcW w:type="dxa" w:w="8787"/>
+            <w:shd w:fill="F8FAFC"/>
+            <w:tcBorders>
+              <w:top w:val="single" w:sz="4" w:space="0" w:color="E2E8F0"/>
+              <w:left w:val="single" w:sz="18" w:space="0" w:color="2563EB"/>
+              <w:bottom w:val="single" w:sz="4" w:space="0" w:color="E2E8F0"/>
+              <w:right w:val="single" w:sz="4" w:space="0" w:color="E2E8F0"/>
+            </w:tcBorders>
+          </w:tcPr>
+          <w:p>
+            <w:pPr>
+              <w:spacing w:before="80" w:after="80" w:line="276" w:lineRule="auto"/>
+            </w:pPr>
+            <w:r>
+              <w:rPr>
+                <w:rFonts w:ascii="Consolas" w:hAnsi="Consolas"/>
+                <w:color w:val="1E293B"/>
+                <w:sz w:val="19"/>
+              </w:rPr>
+              <w:t>train = classes[:-(vl+te)]</w:t>
+            </w:r>
+          </w:p>
+        </w:tc>
+      </w:tr>
+    </w:tbl>
+    <w:p>
+      <w:pPr>
+        <w:spacing w:after="80"/>
+      </w:pPr>
+    </w:p>
+    <w:p>
+      <w:pPr>
+        <w:spacing w:line="360" w:lineRule="auto" w:after="120"/>
+        <w:ind w:firstLine="0"/>
+        <w:jc w:val="both"/>
+      </w:pPr>
+      <w:r>
+        <w:rPr>
+          <w:rFonts w:ascii="Times New Roman" w:hAnsi="Times New Roman" w:eastAsia="Times New Roman"/>
+          <w:b w:val="0"/>
+          <w:i w:val="0"/>
+          <w:color w:val="000000"/>
+          <w:sz w:val="26"/>
+        </w:rPr>
+        <w:t>Sau bước Core/Unknown, dữ liệu chỉ còn 30 Core classes. Do đó kết quả thực nghiệm cuối cùng là: 20 train classes, 5 validation classes, và 5 test classes.</w:t>
+      </w:r>
+    </w:p>
+    <w:p>
+      <w:pPr>
+        <w:spacing w:line="360" w:lineRule="auto" w:after="120"/>
+        <w:ind w:firstLine="0"/>
+        <w:jc w:val="both"/>
+      </w:pPr>
+      <w:r>
+        <w:rPr>
+          <w:rFonts w:ascii="Times New Roman" w:hAnsi="Times New Roman" w:eastAsia="Times New Roman"/>
+          <w:b w:val="0"/>
+          <w:i w:val="0"/>
+          <w:color w:val="000000"/>
+          <w:sz w:val="26"/>
+        </w:rPr>
+        <w:t>Danh sách 20 Train classes:</w:t>
+      </w:r>
+    </w:p>
+    <w:tbl>
+      <w:tblPr>
+        <w:tblW w:type="auto" w:w="0"/>
+        <w:jc w:val="center"/>
+        <w:tblLayout w:type="fixed"/>
+        <w:tblLook w:firstColumn="1" w:firstRow="1" w:lastColumn="0" w:lastRow="0" w:noHBand="0" w:noVBand="1" w:val="04A0"/>
+      </w:tblPr>
+      <w:tblGrid>
+        <w:gridCol w:w="9405"/>
+      </w:tblGrid>
+      <w:tr>
+        <w:tc>
+          <w:tcPr>
+            <w:tcW w:type="dxa" w:w="8787"/>
+            <w:shd w:fill="F8FAFC"/>
+            <w:tcBorders>
+              <w:top w:val="single" w:sz="4" w:space="0" w:color="E2E8F0"/>
+              <w:left w:val="single" w:sz="18" w:space="0" w:color="2563EB"/>
+              <w:bottom w:val="single" w:sz="4" w:space="0" w:color="E2E8F0"/>
+              <w:right w:val="single" w:sz="4" w:space="0" w:color="E2E8F0"/>
+            </w:tcBorders>
+          </w:tcPr>
+          <w:p>
+            <w:pPr>
+              <w:spacing w:before="80" w:after="80" w:line="276" w:lineRule="auto"/>
+            </w:pPr>
+            <w:r>
+              <w:rPr>
+                <w:rFonts w:ascii="Consolas" w:hAnsi="Consolas"/>
+                <w:color w:val="1E293B"/>
+                <w:sz w:val="19"/>
+              </w:rPr>
+              <w:t>six, dog, down, house, yes, bed, eight, bird, sheila, off,</w:t>
+              <w:br/>
+              <w:t>four, up, seven, three, happy, zero, right, tree, go, five</w:t>
+            </w:r>
+          </w:p>
+        </w:tc>
+      </w:tr>
+    </w:tbl>
+    <w:p>
+      <w:pPr>
+        <w:spacing w:after="80"/>
+      </w:pPr>
+    </w:p>
+    <w:p>
+      <w:pPr>
+        <w:spacing w:line="360" w:lineRule="auto" w:after="120"/>
+        <w:ind w:firstLine="0"/>
+        <w:jc w:val="both"/>
+      </w:pPr>
+      <w:r>
+        <w:rPr>
+          <w:rFonts w:ascii="Times New Roman" w:hAnsi="Times New Roman" w:eastAsia="Times New Roman"/>
+          <w:b w:val="0"/>
+          <w:i w:val="0"/>
+          <w:color w:val="000000"/>
+          <w:sz w:val="26"/>
+        </w:rPr>
+        <w:t>Danh sách 5 Validation classes:</w:t>
+      </w:r>
+    </w:p>
+    <w:tbl>
+      <w:tblPr>
+        <w:tblW w:type="auto" w:w="0"/>
+        <w:jc w:val="center"/>
+        <w:tblLayout w:type="fixed"/>
+        <w:tblLook w:firstColumn="1" w:firstRow="1" w:lastColumn="0" w:lastRow="0" w:noHBand="0" w:noVBand="1" w:val="04A0"/>
+      </w:tblPr>
+      <w:tblGrid>
+        <w:gridCol w:w="9405"/>
+      </w:tblGrid>
+      <w:tr>
+        <w:tc>
+          <w:tcPr>
+            <w:tcW w:type="dxa" w:w="8787"/>
+            <w:shd w:fill="F8FAFC"/>
+            <w:tcBorders>
+              <w:top w:val="single" w:sz="4" w:space="0" w:color="E2E8F0"/>
+              <w:left w:val="single" w:sz="18" w:space="0" w:color="2563EB"/>
+              <w:bottom w:val="single" w:sz="4" w:space="0" w:color="E2E8F0"/>
+              <w:right w:val="single" w:sz="4" w:space="0" w:color="E2E8F0"/>
+            </w:tcBorders>
+          </w:tcPr>
+          <w:p>
+            <w:pPr>
+              <w:spacing w:before="80" w:after="80" w:line="276" w:lineRule="auto"/>
+            </w:pPr>
+            <w:r>
+              <w:rPr>
+                <w:rFonts w:ascii="Consolas" w:hAnsi="Consolas"/>
+                <w:color w:val="1E293B"/>
+                <w:sz w:val="19"/>
+              </w:rPr>
+              <w:t>nine, stop, on, left, wow</w:t>
+            </w:r>
+          </w:p>
+        </w:tc>
+      </w:tr>
+    </w:tbl>
+    <w:p>
+      <w:pPr>
+        <w:spacing w:after="80"/>
+      </w:pPr>
+    </w:p>
+    <w:p>
+      <w:pPr>
+        <w:spacing w:line="360" w:lineRule="auto" w:after="120"/>
+        <w:ind w:firstLine="0"/>
+        <w:jc w:val="both"/>
+      </w:pPr>
+      <w:r>
+        <w:rPr>
+          <w:rFonts w:ascii="Times New Roman" w:hAnsi="Times New Roman" w:eastAsia="Times New Roman"/>
+          <w:b w:val="0"/>
+          <w:i w:val="0"/>
+          <w:color w:val="000000"/>
+          <w:sz w:val="26"/>
+        </w:rPr>
+        <w:t>Danh sách 5 Test classes:</w:t>
+      </w:r>
+    </w:p>
+    <w:tbl>
+      <w:tblPr>
+        <w:tblW w:type="auto" w:w="0"/>
+        <w:jc w:val="center"/>
+        <w:tblLayout w:type="fixed"/>
+        <w:tblLook w:firstColumn="1" w:firstRow="1" w:lastColumn="0" w:lastRow="0" w:noHBand="0" w:noVBand="1" w:val="04A0"/>
+      </w:tblPr>
+      <w:tblGrid>
+        <w:gridCol w:w="9405"/>
+      </w:tblGrid>
+      <w:tr>
+        <w:tc>
+          <w:tcPr>
+            <w:tcW w:type="dxa" w:w="8787"/>
+            <w:shd w:fill="F8FAFC"/>
+            <w:tcBorders>
+              <w:top w:val="single" w:sz="4" w:space="0" w:color="E2E8F0"/>
+              <w:left w:val="single" w:sz="18" w:space="0" w:color="2563EB"/>
+              <w:bottom w:val="single" w:sz="4" w:space="0" w:color="E2E8F0"/>
+              <w:right w:val="single" w:sz="4" w:space="0" w:color="E2E8F0"/>
+            </w:tcBorders>
+          </w:tcPr>
+          <w:p>
+            <w:pPr>
+              <w:spacing w:before="80" w:after="80" w:line="276" w:lineRule="auto"/>
+            </w:pPr>
+            <w:r>
+              <w:rPr>
+                <w:rFonts w:ascii="Consolas" w:hAnsi="Consolas"/>
+                <w:color w:val="1E293B"/>
+                <w:sz w:val="19"/>
+              </w:rPr>
+              <w:t>one, marvin, cat, two, no</w:t>
+            </w:r>
+          </w:p>
+        </w:tc>
+      </w:tr>
+    </w:tbl>
+    <w:p>
+      <w:pPr>
+        <w:spacing w:after="80"/>
+      </w:pPr>
+    </w:p>
+    <w:p>
+      <w:pPr>
+        <w:spacing w:line="360" w:lineRule="auto" w:after="120"/>
+        <w:ind w:firstLine="0"/>
+        <w:jc w:val="both"/>
+      </w:pPr>
+      <w:r>
+        <w:rPr>
+          <w:rFonts w:ascii="Times New Roman" w:hAnsi="Times New Roman" w:eastAsia="Times New Roman"/>
+          <w:b w:val="0"/>
+          <w:i w:val="0"/>
+          <w:color w:val="000000"/>
+          <w:sz w:val="26"/>
+        </w:rPr>
+        <w:t>Unknown data được chia:</w:t>
+      </w:r>
+    </w:p>
+    <w:p>
+      <w:pPr>
+        <w:spacing w:line="360" w:lineRule="auto" w:after="80"/>
+        <w:ind w:left="340" w:hanging="340"/>
+        <w:jc w:val="both"/>
+      </w:pPr>
+      <w:r>
+        <w:rPr>
+          <w:rFonts w:ascii="Times New Roman" w:hAnsi="Times New Roman" w:eastAsia="Times New Roman"/>
+          <w:b/>
+          <w:color w:val="000000"/>
+          <w:sz w:val="26"/>
+        </w:rPr>
+        <w:t xml:space="preserve">-- </w:t>
+      </w:r>
+      <w:r>
+        <w:rPr>
+          <w:rFonts w:ascii="Times New Roman" w:hAnsi="Times New Roman" w:eastAsia="Times New Roman"/>
+          <w:color w:val="000000"/>
+          <w:sz w:val="26"/>
+        </w:rPr>
+        <w:t>Train: 1.155 samples</w:t>
+      </w:r>
+    </w:p>
+    <w:p>
+      <w:pPr>
+        <w:spacing w:line="360" w:lineRule="auto" w:after="80"/>
+        <w:ind w:left="340" w:hanging="340"/>
+        <w:jc w:val="both"/>
+      </w:pPr>
+      <w:r>
+        <w:rPr>
+          <w:rFonts w:ascii="Times New Roman" w:hAnsi="Times New Roman" w:eastAsia="Times New Roman"/>
+          <w:b/>
+          <w:color w:val="000000"/>
+          <w:sz w:val="26"/>
+        </w:rPr>
+        <w:t xml:space="preserve">-- </w:t>
+      </w:r>
+      <w:r>
+        <w:rPr>
+          <w:rFonts w:ascii="Times New Roman" w:hAnsi="Times New Roman" w:eastAsia="Times New Roman"/>
+          <w:color w:val="000000"/>
+          <w:sz w:val="26"/>
+        </w:rPr>
+        <w:t>Validation: 390 samples</w:t>
+      </w:r>
+    </w:p>
+    <w:p>
+      <w:pPr>
+        <w:spacing w:line="360" w:lineRule="auto" w:after="80"/>
+        <w:ind w:left="340" w:hanging="340"/>
+        <w:jc w:val="both"/>
+      </w:pPr>
+      <w:r>
+        <w:rPr>
+          <w:rFonts w:ascii="Times New Roman" w:hAnsi="Times New Roman" w:eastAsia="Times New Roman"/>
+          <w:b/>
+          <w:color w:val="000000"/>
+          <w:sz w:val="26"/>
+        </w:rPr>
+        <w:t xml:space="preserve">-- </w:t>
+      </w:r>
+      <w:r>
+        <w:rPr>
+          <w:rFonts w:ascii="Times New Roman" w:hAnsi="Times New Roman" w:eastAsia="Times New Roman"/>
+          <w:color w:val="000000"/>
+          <w:sz w:val="26"/>
+        </w:rPr>
+        <w:t>Test: 385 samples</w:t>
+      </w:r>
+    </w:p>
+    <w:p>
+      <w:pPr>
+        <w:spacing w:line="360" w:lineRule="auto" w:after="120"/>
+        <w:ind w:firstLine="0"/>
+        <w:jc w:val="both"/>
+      </w:pPr>
+      <w:r>
+        <w:rPr>
+          <w:rFonts w:ascii="Times New Roman" w:hAnsi="Times New Roman" w:eastAsia="Times New Roman"/>
+          <w:b w:val="0"/>
+          <w:i w:val="0"/>
+          <w:color w:val="000000"/>
+          <w:sz w:val="26"/>
+        </w:rPr>
+        <w:t>Tổng cộng:</w:t>
+      </w:r>
+    </w:p>
+    <w:p>
+      <w:pPr>
+        <w:spacing w:before="80" w:after="120"/>
+        <w:jc w:val="center"/>
+      </w:pPr>
+      <w:r>
+        <w:rPr>
+          <w:rFonts w:ascii="Cambria Math" w:hAnsi="Cambria Math" w:eastAsia="Cambria Math"/>
+          <w:color w:val="000000"/>
+          <w:sz w:val="24"/>
+        </w:rPr>
+        <w:t>1155 + 390 + 385 = 1930\text{ mẫu}</w:t>
+      </w:r>
+    </w:p>
+    <w:p>
+      <w:pPr>
+        <w:pStyle w:val="Heading3"/>
+        <w:keepNext/>
+        <w:spacing w:before="200" w:after="80"/>
+      </w:pPr>
+      <w:r>
+        <w:rPr>
+          <w:rFonts w:ascii="Times New Roman" w:hAnsi="Times New Roman" w:eastAsia="Times New Roman"/>
+          <w:b/>
+          <w:color w:val="000000"/>
+          <w:sz w:val="26"/>
+        </w:rPr>
+        <w:t>2.3.7. Kết quả cuối cùng của FS-GSC</w:t>
+      </w:r>
+    </w:p>
+    <w:p>
+      <w:pPr>
+        <w:spacing w:line="360" w:lineRule="auto" w:after="120"/>
+        <w:ind w:firstLine="0"/>
+        <w:jc w:val="both"/>
+      </w:pPr>
+      <w:r>
+        <w:rPr>
+          <w:rFonts w:ascii="Times New Roman" w:hAnsi="Times New Roman" w:eastAsia="Times New Roman"/>
+          <w:b w:val="0"/>
+          <w:i w:val="0"/>
+          <w:color w:val="000000"/>
+          <w:sz w:val="26"/>
+        </w:rPr>
+        <w:t>Sau toàn bộ pipeline của paper, dataset chính FS-GSC có các thông số thống kê thực nghiệm:</w:t>
+      </w:r>
+    </w:p>
+    <w:tbl>
+      <w:tblPr>
+        <w:tblW w:type="auto" w:w="0"/>
+        <w:jc w:val="center"/>
+        <w:tblLayout w:type="fixed"/>
+        <w:tblLook w:firstColumn="1" w:firstRow="1" w:lastColumn="0" w:lastRow="0" w:noHBand="0" w:noVBand="1" w:val="04A0"/>
+      </w:tblPr>
+      <w:tblGrid>
+        <w:gridCol w:w="4702"/>
+        <w:gridCol w:w="4702"/>
+      </w:tblGrid>
+      <w:tr>
+        <w:tc>
+          <w:tcPr>
+            <w:tcW w:type="dxa" w:w="4535"/>
+            <w:shd w:fill="E2E8F0"/>
+          </w:tcPr>
+          <w:p>
+            <w:pPr>
+              <w:spacing w:after="60" w:line="276" w:lineRule="auto"/>
+              <w:jc w:val="center"/>
+            </w:pPr>
+            <w:r>
+              <w:rPr>
+                <w:rFonts w:ascii="Times New Roman" w:hAnsi="Times New Roman" w:eastAsia="Times New Roman"/>
+                <w:b/>
+                <w:color w:val="000000"/>
+                <w:sz w:val="22"/>
+              </w:rPr>
+              <w:t>Thành phần</w:t>
+            </w:r>
+          </w:p>
+        </w:tc>
+        <w:tc>
+          <w:tcPr>
+            <w:tcW w:type="dxa" w:w="4252"/>
+            <w:shd w:fill="E2E8F0"/>
+          </w:tcPr>
+          <w:p>
+            <w:pPr>
+              <w:spacing w:after="60" w:line="276" w:lineRule="auto"/>
+              <w:jc w:val="center"/>
+            </w:pPr>
+            <w:r>
+              <w:rPr>
+                <w:rFonts w:ascii="Times New Roman" w:hAnsi="Times New Roman" w:eastAsia="Times New Roman"/>
+                <w:b/>
+                <w:color w:val="000000"/>
+                <w:sz w:val="22"/>
+              </w:rPr>
+              <w:t>Kết quả thực nghiệm</w:t>
+            </w:r>
+          </w:p>
+        </w:tc>
+      </w:tr>
+      <w:tr>
+        <w:tc>
+          <w:tcPr>
+            <w:tcW w:type="dxa" w:w="4535"/>
+          </w:tcPr>
+          <w:p>
+            <w:pPr>
+              <w:spacing w:after="60" w:line="276" w:lineRule="auto"/>
+              <w:jc w:val="center"/>
+            </w:pPr>
+            <w:r>
+              <w:rPr>
+                <w:rFonts w:ascii="Times New Roman" w:hAnsi="Times New Roman" w:eastAsia="Times New Roman"/>
+                <w:color w:val="000000"/>
+                <w:sz w:val="21"/>
+              </w:rPr>
+              <w:t>Core classes</w:t>
+            </w:r>
+          </w:p>
+        </w:tc>
+        <w:tc>
+          <w:tcPr>
+            <w:tcW w:type="dxa" w:w="4252"/>
+          </w:tcPr>
+          <w:p>
+            <w:pPr>
+              <w:spacing w:after="60" w:line="276" w:lineRule="auto"/>
+              <w:jc w:val="left"/>
+            </w:pPr>
+            <w:r>
+              <w:rPr>
+                <w:rFonts w:ascii="Times New Roman" w:hAnsi="Times New Roman" w:eastAsia="Times New Roman"/>
+                <w:color w:val="000000"/>
+                <w:sz w:val="21"/>
+              </w:rPr>
+              <w:t>30</w:t>
+            </w:r>
+          </w:p>
+        </w:tc>
+      </w:tr>
+      <w:tr>
+        <w:tc>
+          <w:tcPr>
+            <w:tcW w:type="dxa" w:w="4535"/>
+          </w:tcPr>
+          <w:p>
+            <w:pPr>
+              <w:spacing w:after="60" w:line="276" w:lineRule="auto"/>
+              <w:jc w:val="center"/>
+            </w:pPr>
+            <w:r>
+              <w:rPr>
+                <w:rFonts w:ascii="Times New Roman" w:hAnsi="Times New Roman" w:eastAsia="Times New Roman"/>
+                <w:color w:val="000000"/>
+                <w:sz w:val="21"/>
+              </w:rPr>
+              <w:t>Core samples / class</w:t>
+            </w:r>
+          </w:p>
+        </w:tc>
+        <w:tc>
+          <w:tcPr>
+            <w:tcW w:type="dxa" w:w="4252"/>
+          </w:tcPr>
+          <w:p>
+            <w:pPr>
+              <w:spacing w:after="60" w:line="276" w:lineRule="auto"/>
+              <w:jc w:val="left"/>
+            </w:pPr>
+            <w:r>
+              <w:rPr>
+                <w:rFonts w:ascii="Times New Roman" w:hAnsi="Times New Roman" w:eastAsia="Times New Roman"/>
+                <w:color w:val="000000"/>
+                <w:sz w:val="21"/>
+              </w:rPr>
+              <w:t>1.062</w:t>
+            </w:r>
+          </w:p>
+        </w:tc>
+      </w:tr>
+      <w:tr>
+        <w:tc>
+          <w:tcPr>
+            <w:tcW w:type="dxa" w:w="4535"/>
+          </w:tcPr>
+          <w:p>
+            <w:pPr>
+              <w:spacing w:after="60" w:line="276" w:lineRule="auto"/>
+              <w:jc w:val="center"/>
+            </w:pPr>
+            <w:r>
+              <w:rPr>
+                <w:rFonts w:ascii="Times New Roman" w:hAnsi="Times New Roman" w:eastAsia="Times New Roman"/>
+                <w:color w:val="000000"/>
+                <w:sz w:val="21"/>
+              </w:rPr>
+              <w:t>Tổng Core samples</w:t>
+            </w:r>
+          </w:p>
+        </w:tc>
+        <w:tc>
+          <w:tcPr>
+            <w:tcW w:type="dxa" w:w="4252"/>
+          </w:tcPr>
+          <w:p>
+            <w:pPr>
+              <w:spacing w:after="60" w:line="276" w:lineRule="auto"/>
+              <w:jc w:val="left"/>
+            </w:pPr>
+            <w:r>
+              <w:rPr>
+                <w:rFonts w:ascii="Times New Roman" w:hAnsi="Times New Roman" w:eastAsia="Times New Roman"/>
+                <w:color w:val="000000"/>
+                <w:sz w:val="21"/>
+              </w:rPr>
+              <w:t>31.860</w:t>
+            </w:r>
+          </w:p>
+        </w:tc>
+      </w:tr>
+      <w:tr>
+        <w:tc>
+          <w:tcPr>
+            <w:tcW w:type="dxa" w:w="4535"/>
+          </w:tcPr>
+          <w:p>
+            <w:pPr>
+              <w:spacing w:after="60" w:line="276" w:lineRule="auto"/>
+              <w:jc w:val="center"/>
+            </w:pPr>
+            <w:r>
+              <w:rPr>
+                <w:rFonts w:ascii="Times New Roman" w:hAnsi="Times New Roman" w:eastAsia="Times New Roman"/>
+                <w:color w:val="000000"/>
+                <w:sz w:val="21"/>
+              </w:rPr>
+              <w:t>Unknown classes</w:t>
+            </w:r>
+          </w:p>
+        </w:tc>
+        <w:tc>
+          <w:tcPr>
+            <w:tcW w:type="dxa" w:w="4252"/>
+          </w:tcPr>
+          <w:p>
+            <w:pPr>
+              <w:spacing w:after="60" w:line="276" w:lineRule="auto"/>
+              <w:jc w:val="left"/>
+            </w:pPr>
+            <w:r>
+              <w:rPr>
+                <w:rFonts w:ascii="Times New Roman" w:hAnsi="Times New Roman" w:eastAsia="Times New Roman"/>
+                <w:color w:val="000000"/>
+                <w:sz w:val="21"/>
+              </w:rPr>
+              <w:t>5</w:t>
+            </w:r>
+          </w:p>
+        </w:tc>
+      </w:tr>
+      <w:tr>
+        <w:tc>
+          <w:tcPr>
+            <w:tcW w:type="dxa" w:w="4535"/>
+          </w:tcPr>
+          <w:p>
+            <w:pPr>
+              <w:spacing w:after="60" w:line="276" w:lineRule="auto"/>
+              <w:jc w:val="center"/>
+            </w:pPr>
+            <w:r>
+              <w:rPr>
+                <w:rFonts w:ascii="Times New Roman" w:hAnsi="Times New Roman" w:eastAsia="Times New Roman"/>
+                <w:color w:val="000000"/>
+                <w:sz w:val="21"/>
+              </w:rPr>
+              <w:t>Unknown samples / class</w:t>
+            </w:r>
+          </w:p>
+        </w:tc>
+        <w:tc>
+          <w:tcPr>
+            <w:tcW w:type="dxa" w:w="4252"/>
+          </w:tcPr>
+          <w:p>
+            <w:pPr>
+              <w:spacing w:after="60" w:line="276" w:lineRule="auto"/>
+              <w:jc w:val="left"/>
+            </w:pPr>
+            <w:r>
+              <w:rPr>
+                <w:rFonts w:ascii="Times New Roman" w:hAnsi="Times New Roman" w:eastAsia="Times New Roman"/>
+                <w:color w:val="000000"/>
+                <w:sz w:val="21"/>
+              </w:rPr>
+              <w:t>386</w:t>
+            </w:r>
+          </w:p>
+        </w:tc>
+      </w:tr>
+      <w:tr>
+        <w:tc>
+          <w:tcPr>
+            <w:tcW w:type="dxa" w:w="4535"/>
+          </w:tcPr>
+          <w:p>
+            <w:pPr>
+              <w:spacing w:after="60" w:line="276" w:lineRule="auto"/>
+              <w:jc w:val="center"/>
+            </w:pPr>
+            <w:r>
+              <w:rPr>
+                <w:rFonts w:ascii="Times New Roman" w:hAnsi="Times New Roman" w:eastAsia="Times New Roman"/>
+                <w:color w:val="000000"/>
+                <w:sz w:val="21"/>
+              </w:rPr>
+              <w:t>Tổng Unknown samples</w:t>
+            </w:r>
+          </w:p>
+        </w:tc>
+        <w:tc>
+          <w:tcPr>
+            <w:tcW w:type="dxa" w:w="4252"/>
+          </w:tcPr>
+          <w:p>
+            <w:pPr>
+              <w:spacing w:after="60" w:line="276" w:lineRule="auto"/>
+              <w:jc w:val="left"/>
+            </w:pPr>
+            <w:r>
+              <w:rPr>
+                <w:rFonts w:ascii="Times New Roman" w:hAnsi="Times New Roman" w:eastAsia="Times New Roman"/>
+                <w:color w:val="000000"/>
+                <w:sz w:val="21"/>
+              </w:rPr>
+              <w:t>1.930</w:t>
+            </w:r>
+          </w:p>
+        </w:tc>
+      </w:tr>
+      <w:tr>
+        <w:tc>
+          <w:tcPr>
+            <w:tcW w:type="dxa" w:w="4535"/>
+          </w:tcPr>
+          <w:p>
+            <w:pPr>
+              <w:spacing w:after="60" w:line="276" w:lineRule="auto"/>
+              <w:jc w:val="center"/>
+            </w:pPr>
+            <w:r>
+              <w:rPr>
+                <w:rFonts w:ascii="Times New Roman" w:hAnsi="Times New Roman" w:eastAsia="Times New Roman"/>
+                <w:color w:val="000000"/>
+                <w:sz w:val="21"/>
+              </w:rPr>
+              <w:t>Tổng keyword samples sau chuẩn bị</w:t>
+            </w:r>
+          </w:p>
+        </w:tc>
+        <w:tc>
+          <w:tcPr>
+            <w:tcW w:type="dxa" w:w="4252"/>
+          </w:tcPr>
+          <w:p>
+            <w:pPr>
+              <w:spacing w:after="60" w:line="276" w:lineRule="auto"/>
+              <w:jc w:val="left"/>
+            </w:pPr>
+            <w:r>
+              <w:rPr>
+                <w:rFonts w:ascii="Times New Roman" w:hAnsi="Times New Roman" w:eastAsia="Times New Roman"/>
+                <w:color w:val="000000"/>
+                <w:sz w:val="21"/>
+              </w:rPr>
+              <w:t>33.790</w:t>
+            </w:r>
+          </w:p>
+        </w:tc>
+      </w:tr>
+      <w:tr>
+        <w:tc>
+          <w:tcPr>
+            <w:tcW w:type="dxa" w:w="4535"/>
+          </w:tcPr>
+          <w:p>
+            <w:pPr>
+              <w:spacing w:after="60" w:line="276" w:lineRule="auto"/>
+              <w:jc w:val="center"/>
+            </w:pPr>
+            <w:r>
+              <w:rPr>
+                <w:rFonts w:ascii="Times New Roman" w:hAnsi="Times New Roman" w:eastAsia="Times New Roman"/>
+                <w:color w:val="000000"/>
+                <w:sz w:val="21"/>
+              </w:rPr>
+              <w:t>Core Train classes</w:t>
+            </w:r>
+          </w:p>
+        </w:tc>
+        <w:tc>
+          <w:tcPr>
+            <w:tcW w:type="dxa" w:w="4252"/>
+          </w:tcPr>
+          <w:p>
+            <w:pPr>
+              <w:spacing w:after="60" w:line="276" w:lineRule="auto"/>
+              <w:jc w:val="left"/>
+            </w:pPr>
+            <w:r>
+              <w:rPr>
+                <w:rFonts w:ascii="Times New Roman" w:hAnsi="Times New Roman" w:eastAsia="Times New Roman"/>
+                <w:color w:val="000000"/>
+                <w:sz w:val="21"/>
+              </w:rPr>
+              <w:t>20</w:t>
+            </w:r>
+          </w:p>
+        </w:tc>
+      </w:tr>
+      <w:tr>
+        <w:tc>
+          <w:tcPr>
+            <w:tcW w:type="dxa" w:w="4535"/>
+          </w:tcPr>
+          <w:p>
+            <w:pPr>
+              <w:spacing w:after="60" w:line="276" w:lineRule="auto"/>
+              <w:jc w:val="center"/>
+            </w:pPr>
+            <w:r>
+              <w:rPr>
+                <w:rFonts w:ascii="Times New Roman" w:hAnsi="Times New Roman" w:eastAsia="Times New Roman"/>
+                <w:color w:val="000000"/>
+                <w:sz w:val="21"/>
+              </w:rPr>
+              <w:t>Core Validation classes</w:t>
+            </w:r>
+          </w:p>
+        </w:tc>
+        <w:tc>
+          <w:tcPr>
+            <w:tcW w:type="dxa" w:w="4252"/>
+          </w:tcPr>
+          <w:p>
+            <w:pPr>
+              <w:spacing w:after="60" w:line="276" w:lineRule="auto"/>
+              <w:jc w:val="left"/>
+            </w:pPr>
+            <w:r>
+              <w:rPr>
+                <w:rFonts w:ascii="Times New Roman" w:hAnsi="Times New Roman" w:eastAsia="Times New Roman"/>
+                <w:color w:val="000000"/>
+                <w:sz w:val="21"/>
+              </w:rPr>
+              <w:t>5</w:t>
+            </w:r>
+          </w:p>
+        </w:tc>
+      </w:tr>
+      <w:tr>
+        <w:tc>
+          <w:tcPr>
+            <w:tcW w:type="dxa" w:w="4535"/>
+          </w:tcPr>
+          <w:p>
+            <w:pPr>
+              <w:spacing w:after="60" w:line="276" w:lineRule="auto"/>
+              <w:jc w:val="center"/>
+            </w:pPr>
+            <w:r>
+              <w:rPr>
+                <w:rFonts w:ascii="Times New Roman" w:hAnsi="Times New Roman" w:eastAsia="Times New Roman"/>
+                <w:color w:val="000000"/>
+                <w:sz w:val="21"/>
+              </w:rPr>
+              <w:t>Core Test classes</w:t>
+            </w:r>
+          </w:p>
+        </w:tc>
+        <w:tc>
+          <w:tcPr>
+            <w:tcW w:type="dxa" w:w="4252"/>
+          </w:tcPr>
+          <w:p>
+            <w:pPr>
+              <w:spacing w:after="60" w:line="276" w:lineRule="auto"/>
+              <w:jc w:val="left"/>
+            </w:pPr>
+            <w:r>
+              <w:rPr>
+                <w:rFonts w:ascii="Times New Roman" w:hAnsi="Times New Roman" w:eastAsia="Times New Roman"/>
+                <w:color w:val="000000"/>
+                <w:sz w:val="21"/>
+              </w:rPr>
+              <w:t>5</w:t>
+            </w:r>
+          </w:p>
+        </w:tc>
+      </w:tr>
+    </w:tbl>
+    <w:p>
+      <w:pPr>
+        <w:spacing w:after="120"/>
+      </w:pPr>
+    </w:p>
+    <w:p>
+      <w:pPr>
+        <w:spacing w:line="360" w:lineRule="auto" w:after="120"/>
+        <w:ind w:firstLine="0"/>
+        <w:jc w:val="both"/>
+      </w:pPr>
+      <w:r>
+        <w:rPr>
+          <w:rFonts w:ascii="Times New Roman" w:hAnsi="Times New Roman" w:eastAsia="Times New Roman"/>
+          <w:b w:val="0"/>
+          <w:i w:val="0"/>
+          <w:color w:val="000000"/>
+          <w:sz w:val="26"/>
+        </w:rPr>
+        <w:t>Metadata sample sau preprocessing cho thấy:</w:t>
+      </w:r>
+    </w:p>
+    <w:tbl>
+      <w:tblPr>
+        <w:tblW w:type="auto" w:w="0"/>
+        <w:jc w:val="center"/>
+        <w:tblLayout w:type="fixed"/>
+        <w:tblLook w:firstColumn="1" w:firstRow="1" w:lastColumn="0" w:lastRow="0" w:noHBand="0" w:noVBand="1" w:val="04A0"/>
+      </w:tblPr>
+      <w:tblGrid>
+        <w:gridCol w:w="9405"/>
+      </w:tblGrid>
+      <w:tr>
+        <w:tc>
+          <w:tcPr>
+            <w:tcW w:type="dxa" w:w="8787"/>
+            <w:shd w:fill="F8FAFC"/>
+            <w:tcBorders>
+              <w:top w:val="single" w:sz="4" w:space="0" w:color="E2E8F0"/>
+              <w:left w:val="single" w:sz="18" w:space="0" w:color="2563EB"/>
+              <w:bottom w:val="single" w:sz="4" w:space="0" w:color="E2E8F0"/>
+              <w:right w:val="single" w:sz="4" w:space="0" w:color="E2E8F0"/>
+            </w:tcBorders>
+          </w:tcPr>
+          <w:p>
+            <w:pPr>
+              <w:spacing w:before="80" w:after="80" w:line="276" w:lineRule="auto"/>
+            </w:pPr>
+            <w:r>
+              <w:rPr>
+                <w:rFonts w:ascii="Consolas" w:hAnsi="Consolas"/>
+                <w:color w:val="1E293B"/>
+                <w:sz w:val="19"/>
+              </w:rPr>
+              <w:t>Sample rate = 16000 Hz</w:t>
+              <w:br/>
+              <w:t>Channel     = 1 (Mono)</w:t>
+              <w:br/>
+              <w:t>Format      = WAV</w:t>
+              <w:br/>
+              <w:t>Subtype     = PCM_16</w:t>
+              <w:br/>
+              <w:t>Duration    = 1.0 s</w:t>
+            </w:r>
+          </w:p>
+        </w:tc>
+      </w:tr>
+    </w:tbl>
+    <w:p>
+      <w:pPr>
+        <w:spacing w:after="80"/>
+      </w:pPr>
+    </w:p>
+    <w:p>
+      <w:pPr>
+        <w:spacing w:line="360" w:lineRule="auto" w:after="120"/>
+        <w:ind w:firstLine="0"/>
+        <w:jc w:val="both"/>
+      </w:pPr>
+      <w:r>
+        <w:rPr>
+          <w:rFonts w:ascii="Times New Roman" w:hAnsi="Times New Roman" w:eastAsia="Times New Roman"/>
+          <w:b w:val="0"/>
+          <w:i w:val="0"/>
+          <w:color w:val="000000"/>
+          <w:sz w:val="26"/>
+        </w:rPr>
+        <w:t>Pipeline đã đưa FS-GSC về dữ liệu đồng nhất theo số lượng speaker, class và thời lượng.</w:t>
+      </w:r>
+    </w:p>
+    <w:p>
+      <w:pPr>
+        <w:pStyle w:val="Heading3"/>
+        <w:keepNext/>
+        <w:spacing w:before="200" w:after="80"/>
+      </w:pPr>
+      <w:r>
+        <w:rPr>
+          <w:rFonts w:ascii="Times New Roman" w:hAnsi="Times New Roman" w:eastAsia="Times New Roman"/>
+          <w:b/>
+          <w:color w:val="000000"/>
+          <w:sz w:val="26"/>
+        </w:rPr>
+        <w:t>2.3.8. Chuẩn hóa AudioMNIST</w:t>
+      </w:r>
+    </w:p>
+    <w:p>
+      <w:pPr>
+        <w:spacing w:line="360" w:lineRule="auto" w:after="120"/>
+        <w:ind w:firstLine="0"/>
+        <w:jc w:val="both"/>
+      </w:pPr>
+      <w:r>
+        <w:rPr>
+          <w:rFonts w:ascii="Times New Roman" w:hAnsi="Times New Roman" w:eastAsia="Times New Roman"/>
+          <w:b w:val="0"/>
+          <w:i w:val="0"/>
+          <w:color w:val="000000"/>
+          <w:sz w:val="26"/>
+        </w:rPr>
+        <w:t>AudioMNIST được sử dụng để thực hiện hai thí nghiệm:</w:t>
+      </w:r>
+    </w:p>
+    <w:p>
+      <w:pPr>
+        <w:spacing w:line="360" w:lineRule="auto" w:after="80"/>
+        <w:ind w:left="340" w:hanging="340"/>
+        <w:jc w:val="both"/>
+      </w:pPr>
+      <w:r>
+        <w:rPr>
+          <w:rFonts w:ascii="Times New Roman" w:hAnsi="Times New Roman" w:eastAsia="Times New Roman"/>
+          <w:b/>
+          <w:color w:val="000000"/>
+          <w:sz w:val="26"/>
+        </w:rPr>
+        <w:t xml:space="preserve">-- </w:t>
+      </w:r>
+      <w:r>
+        <w:rPr>
+          <w:rFonts w:ascii="Times New Roman" w:hAnsi="Times New Roman" w:eastAsia="Times New Roman"/>
+          <w:b/>
+          <w:color w:val="000000"/>
+          <w:sz w:val="26"/>
+        </w:rPr>
+        <w:t xml:space="preserve">1.: </w:t>
+      </w:r>
+      <w:r>
+        <w:rPr>
+          <w:rFonts w:ascii="Times New Roman" w:hAnsi="Times New Roman" w:eastAsia="Times New Roman"/>
+          <w:color w:val="000000"/>
+          <w:sz w:val="26"/>
+        </w:rPr>
+        <w:t>Huấn luyện lại TD-ResNet + Prototypical Network trên một dataset single-word khác FS-GSC.</w:t>
+      </w:r>
+    </w:p>
+    <w:p>
+      <w:pPr>
+        <w:spacing w:line="360" w:lineRule="auto" w:after="80"/>
+        <w:ind w:left="340" w:hanging="340"/>
+        <w:jc w:val="both"/>
+      </w:pPr>
+      <w:r>
+        <w:rPr>
+          <w:rFonts w:ascii="Times New Roman" w:hAnsi="Times New Roman" w:eastAsia="Times New Roman"/>
+          <w:b/>
+          <w:color w:val="000000"/>
+          <w:sz w:val="26"/>
+        </w:rPr>
+        <w:t xml:space="preserve">-- </w:t>
+      </w:r>
+      <w:r>
+        <w:rPr>
+          <w:rFonts w:ascii="Times New Roman" w:hAnsi="Times New Roman" w:eastAsia="Times New Roman"/>
+          <w:b/>
+          <w:color w:val="000000"/>
+          <w:sz w:val="26"/>
+        </w:rPr>
+        <w:t xml:space="preserve">2.: </w:t>
+      </w:r>
+      <w:r>
+        <w:rPr>
+          <w:rFonts w:ascii="Times New Roman" w:hAnsi="Times New Roman" w:eastAsia="Times New Roman"/>
+          <w:color w:val="000000"/>
+          <w:sz w:val="26"/>
+        </w:rPr>
+        <w:t>Kiểm tra khả năng generalization giữa các dataset.</w:t>
+      </w:r>
+    </w:p>
+    <w:p>
+      <w:pPr>
+        <w:spacing w:line="360" w:lineRule="auto" w:after="120"/>
+        <w:ind w:firstLine="0"/>
+        <w:jc w:val="both"/>
+      </w:pPr>
+      <w:r>
+        <w:rPr>
+          <w:rFonts w:ascii="Times New Roman" w:hAnsi="Times New Roman" w:eastAsia="Times New Roman"/>
+          <w:b w:val="0"/>
+          <w:i w:val="0"/>
+          <w:color w:val="000000"/>
+          <w:sz w:val="26"/>
+        </w:rPr>
+        <w:t>AudioMNIST raw có: 30.000 file, 10 lớp, 60 speaker, mỗi lớp có 3.000 mẫu. Sample audit trước preprocessing cho thấy: Sample rate = 48000 Hz, Channel = 1, Format = WAV, Subtype = PCM_16.</w:t>
+      </w:r>
+    </w:p>
+    <w:p>
+      <w:pPr>
+        <w:spacing w:line="360" w:lineRule="auto" w:after="120"/>
+        <w:ind w:firstLine="0"/>
+        <w:jc w:val="both"/>
+      </w:pPr>
+      <w:r>
+        <w:rPr>
+          <w:rFonts w:ascii="Times New Roman" w:hAnsi="Times New Roman" w:eastAsia="Times New Roman"/>
+          <w:b w:val="0"/>
+          <w:i w:val="0"/>
+          <w:color w:val="000000"/>
+          <w:sz w:val="26"/>
+        </w:rPr>
+        <w:t>Các utterance có thời lượng thay đổi và nhiều mẫu ngắn hơn 1 giây. Do đó nhóm không sử dụng quy tắc loại bỏ audio &lt; 1s như FS-GSC. Thay vào đó AudioMNIST được chuẩn hóa để có input gần FS-GSC nhất có thể.</w:t>
+      </w:r>
+    </w:p>
+    <w:p>
+      <w:pPr>
+        <w:spacing w:line="360" w:lineRule="auto" w:after="120"/>
+        <w:ind w:firstLine="0"/>
+        <w:jc w:val="both"/>
+      </w:pPr>
+      <w:r>
+        <w:rPr>
+          <w:rFonts w:ascii="Times New Roman" w:hAnsi="Times New Roman" w:eastAsia="Times New Roman"/>
+          <w:b w:val="0"/>
+          <w:i w:val="0"/>
+          <w:color w:val="000000"/>
+          <w:sz w:val="26"/>
+        </w:rPr>
+        <w:t>Pipeline chuẩn hóa AudioMNIST:</w:t>
       </w:r>
     </w:p>
     <w:tbl>
@@ -12096,31 +14003,37 @@
               </w:rPr>
               <w:t>AudioMNIST Raw</w:t>
               <w:br/>
-              <w:t>48 kHz / mono</w:t>
+              <w:t xml:space="preserve">    ↓</w:t>
               <w:br/>
-              <w:t xml:space="preserve">      ↓</w:t>
+              <w:t>48 kHz</w:t>
+              <w:br/>
+              <w:t xml:space="preserve">    ↓</w:t>
               <w:br/>
               <w:t>Resample</w:t>
               <w:br/>
-              <w:t xml:space="preserve">      ↓</w:t>
+              <w:t xml:space="preserve">    ↓</w:t>
               <w:br/>
               <w:t>16 kHz</w:t>
               <w:br/>
-              <w:t xml:space="preserve">      ↓</w:t>
+              <w:t xml:space="preserve">    ↓</w:t>
               <w:br/>
-              <w:t>Amplitude normalization</w:t>
+              <w:t>Mono</w:t>
               <w:br/>
-              <w:t xml:space="preserve">      ↓</w:t>
+              <w:t xml:space="preserve">    ↓</w:t>
               <w:br/>
-              <w:t>Length normalization</w:t>
+              <w:t>Peak normalization</w:t>
               <w:br/>
-              <w:t xml:space="preserve">      ↓</w:t>
+              <w:t xml:space="preserve">    ↓</w:t>
+              <w:br/>
+              <w:t>Pad / Center crop</w:t>
+              <w:br/>
+              <w:t xml:space="preserve">    ↓</w:t>
               <w:br/>
               <w:t>16000 samples</w:t>
               <w:br/>
-              <w:t xml:space="preserve">      ↓</w:t>
+              <w:t xml:space="preserve">    ↓</w:t>
               <w:br/>
-              <w:t>Audio chuẩn hóa</w:t>
+              <w:t>1-second audio</w:t>
             </w:r>
           </w:p>
         </w:tc>
@@ -12133,6 +14046,22 @@
     </w:p>
     <w:p>
       <w:pPr>
+        <w:pStyle w:val="Heading3"/>
+        <w:keepNext/>
+        <w:spacing w:before="200" w:after="80"/>
+      </w:pPr>
+      <w:r>
+        <w:rPr>
+          <w:rFonts w:ascii="Times New Roman" w:hAnsi="Times New Roman" w:eastAsia="Times New Roman"/>
+          <w:b/>
+          <w:color w:val="000000"/>
+          <w:sz w:val="26"/>
+        </w:rPr>
+        <w:t>2.3.9. Resampling AudioMNIST</w:t>
+      </w:r>
+    </w:p>
+    <w:p>
+      <w:pPr>
         <w:spacing w:line="360" w:lineRule="auto" w:after="120"/>
         <w:ind w:firstLine="0"/>
         <w:jc w:val="both"/>
@@ -12140,12 +14069,26 @@
       <w:r>
         <w:rPr>
           <w:rFonts w:ascii="Times New Roman" w:hAnsi="Times New Roman" w:eastAsia="Times New Roman"/>
-          <w:b/>
+          <w:b w:val="0"/>
           <w:i w:val="0"/>
           <w:color w:val="000000"/>
           <w:sz w:val="26"/>
         </w:rPr>
-        <w:t>Resampling:</w:t>
+        <w:t>AudioMNIST được đưa từ 48.000 Hz về 16.000 Hz:</w:t>
+      </w:r>
+    </w:p>
+    <w:p>
+      <w:pPr>
+        <w:spacing w:before="80" w:after="120"/>
+        <w:jc w:val="center"/>
+      </w:pPr>
+      <w:r>
+        <w:rPr>
+          <w:rFonts w:ascii="Cambria Math" w:hAnsi="Cambria Math" w:eastAsia="Cambria Math"/>
+          <w:color w:val="000000"/>
+          <w:sz w:val="24"/>
+        </w:rPr>
+        <w:t>48000\text{ Hz} \rightarrow 16000\text{ Hz}</w:t>
       </w:r>
     </w:p>
     <w:p>
@@ -12162,21 +14105,23 @@
           <w:color w:val="000000"/>
           <w:sz w:val="26"/>
         </w:rPr>
-        <w:t>Tín hiệu được chuyển từ 48.000 Hz về 16.000 Hz:</w:t>
-      </w:r>
-    </w:p>
-    <w:p>
-      <w:pPr>
-        <w:spacing w:before="80" w:after="120"/>
-        <w:jc w:val="center"/>
-      </w:pPr>
-      <w:r>
-        <w:rPr>
-          <w:rFonts w:ascii="Cambria Math" w:hAnsi="Cambria Math" w:eastAsia="Cambria Math"/>
-          <w:color w:val="000000"/>
-          <w:sz w:val="24"/>
-        </w:rPr>
-        <w:t>48000\text{ Hz} \rightarrow 16000\text{ Hz}</w:t>
+        <w:t>nhằm đồng nhất với FS-GSC. Trong code, nhóm sử dụng resampling theo tỷ lệ giữa sample rate nguồn và sample rate đích nhằm bảo toàn nội dung phát âm.</w:t>
+      </w:r>
+    </w:p>
+    <w:p>
+      <w:pPr>
+        <w:pStyle w:val="Heading3"/>
+        <w:keepNext/>
+        <w:spacing w:before="200" w:after="80"/>
+      </w:pPr>
+      <w:r>
+        <w:rPr>
+          <w:rFonts w:ascii="Times New Roman" w:hAnsi="Times New Roman" w:eastAsia="Times New Roman"/>
+          <w:b/>
+          <w:color w:val="000000"/>
+          <w:sz w:val="26"/>
+        </w:rPr>
+        <w:t>2.3.10. Chuẩn hóa biên độ AudioMNIST</w:t>
       </w:r>
     </w:p>
     <w:p>
@@ -12193,7 +14138,21 @@
           <w:color w:val="000000"/>
           <w:sz w:val="26"/>
         </w:rPr>
-        <w:t>để phù hợp với input distribution của mô hình được xây dựng trên GSC.</w:t>
+        <w:t>Nhóm sử dụng peak normalization:</w:t>
+      </w:r>
+    </w:p>
+    <w:p>
+      <w:pPr>
+        <w:spacing w:before="80" w:after="120"/>
+        <w:jc w:val="center"/>
+      </w:pPr>
+      <w:r>
+        <w:rPr>
+          <w:rFonts w:ascii="Cambria Math" w:hAnsi="Cambria Math" w:eastAsia="Cambria Math"/>
+          <w:color w:val="000000"/>
+          <w:sz w:val="24"/>
+        </w:rPr>
+        <w:t>x' = \frac{x}{\max(|x|)}</w:t>
       </w:r>
     </w:p>
     <w:p>
@@ -12205,12 +14164,28 @@
       <w:r>
         <w:rPr>
           <w:rFonts w:ascii="Times New Roman" w:hAnsi="Times New Roman" w:eastAsia="Times New Roman"/>
+          <w:b w:val="0"/>
+          <w:i w:val="0"/>
+          <w:color w:val="000000"/>
+          <w:sz w:val="26"/>
+        </w:rPr>
+        <w:t>với điều kiện max(|x|) &gt; 0. Mục tiêu là đưa các mẫu có mức âm lượng khác nhau về cùng thang biên độ tương đối.</w:t>
+      </w:r>
+    </w:p>
+    <w:p>
+      <w:pPr>
+        <w:pStyle w:val="Heading3"/>
+        <w:keepNext/>
+        <w:spacing w:before="200" w:after="80"/>
+      </w:pPr>
+      <w:r>
+        <w:rPr>
+          <w:rFonts w:ascii="Times New Roman" w:hAnsi="Times New Roman" w:eastAsia="Times New Roman"/>
           <w:b/>
-          <w:i w:val="0"/>
-          <w:color w:val="000000"/>
-          <w:sz w:val="26"/>
-        </w:rPr>
-        <w:t>Chuẩn hóa số channel:</w:t>
+          <w:color w:val="000000"/>
+          <w:sz w:val="26"/>
+        </w:rPr>
+        <w:t>2.3.11. Chuẩn hóa độ dài AudioMNIST</w:t>
       </w:r>
     </w:p>
     <w:p>
@@ -12227,7 +14202,21 @@
           <w:color w:val="000000"/>
           <w:sz w:val="26"/>
         </w:rPr>
-        <w:t>Nếu xuất hiện dữ liệu nhiều channel, các channel được lấy trung bình để chuyển thành mono.</w:t>
+        <w:t>Độ dài đích:</w:t>
+      </w:r>
+    </w:p>
+    <w:p>
+      <w:pPr>
+        <w:spacing w:before="80" w:after="120"/>
+        <w:jc w:val="center"/>
+      </w:pPr>
+      <w:r>
+        <w:rPr>
+          <w:rFonts w:ascii="Cambria Math" w:hAnsi="Cambria Math" w:eastAsia="Cambria Math"/>
+          <w:color w:val="000000"/>
+          <w:sz w:val="24"/>
+        </w:rPr>
+        <w:t>16000\text{ samples (tương đương 1 second at 16 kHz)}</w:t>
       </w:r>
     </w:p>
     <w:p>
@@ -12239,125 +14228,12 @@
       <w:r>
         <w:rPr>
           <w:rFonts w:ascii="Times New Roman" w:hAnsi="Times New Roman" w:eastAsia="Times New Roman"/>
-          <w:b/>
-          <w:i w:val="0"/>
-          <w:color w:val="000000"/>
-          <w:sz w:val="26"/>
-        </w:rPr>
-        <w:t>Chuẩn hóa biên độ:</w:t>
-      </w:r>
-    </w:p>
-    <w:p>
-      <w:pPr>
-        <w:spacing w:line="360" w:lineRule="auto" w:after="120"/>
-        <w:ind w:firstLine="0"/>
-        <w:jc w:val="both"/>
-      </w:pPr>
-      <w:r>
-        <w:rPr>
-          <w:rFonts w:ascii="Times New Roman" w:hAnsi="Times New Roman" w:eastAsia="Times New Roman"/>
           <w:b w:val="0"/>
           <w:i w:val="0"/>
           <w:color w:val="000000"/>
           <w:sz w:val="26"/>
         </w:rPr>
-        <w:t>Peak normalization được sử dụng:</w:t>
-      </w:r>
-    </w:p>
-    <w:p>
-      <w:pPr>
-        <w:spacing w:before="80" w:after="120"/>
-        <w:jc w:val="center"/>
-      </w:pPr>
-      <w:r>
-        <w:rPr>
-          <w:rFonts w:ascii="Cambria Math" w:hAnsi="Cambria Math" w:eastAsia="Cambria Math"/>
-          <w:color w:val="000000"/>
-          <w:sz w:val="24"/>
-        </w:rPr>
-        <w:t>x' = \frac{x}{\max(|x|)}</w:t>
-      </w:r>
-    </w:p>
-    <w:p>
-      <w:pPr>
-        <w:spacing w:line="360" w:lineRule="auto" w:after="120"/>
-        <w:ind w:firstLine="0"/>
-        <w:jc w:val="both"/>
-      </w:pPr>
-      <w:r>
-        <w:rPr>
-          <w:rFonts w:ascii="Times New Roman" w:hAnsi="Times New Roman" w:eastAsia="Times New Roman"/>
-          <w:b w:val="0"/>
-          <w:i w:val="0"/>
-          <w:color w:val="000000"/>
-          <w:sz w:val="26"/>
-        </w:rPr>
-        <w:t>khi biên độ cực đại khác 0.</w:t>
-      </w:r>
-    </w:p>
-    <w:p>
-      <w:pPr>
-        <w:spacing w:line="360" w:lineRule="auto" w:after="120"/>
-        <w:ind w:firstLine="0"/>
-        <w:jc w:val="both"/>
-      </w:pPr>
-      <w:r>
-        <w:rPr>
-          <w:rFonts w:ascii="Times New Roman" w:hAnsi="Times New Roman" w:eastAsia="Times New Roman"/>
-          <w:b/>
-          <w:i w:val="0"/>
-          <w:color w:val="000000"/>
-          <w:sz w:val="26"/>
-        </w:rPr>
-        <w:t>Chuẩn hóa độ dài:</w:t>
-      </w:r>
-    </w:p>
-    <w:p>
-      <w:pPr>
-        <w:spacing w:line="360" w:lineRule="auto" w:after="120"/>
-        <w:ind w:firstLine="0"/>
-        <w:jc w:val="both"/>
-      </w:pPr>
-      <w:r>
-        <w:rPr>
-          <w:rFonts w:ascii="Times New Roman" w:hAnsi="Times New Roman" w:eastAsia="Times New Roman"/>
-          <w:b w:val="0"/>
-          <w:i w:val="0"/>
-          <w:color w:val="000000"/>
-          <w:sz w:val="26"/>
-        </w:rPr>
-        <w:t>Mục tiêu là đưa mỗi utterance về đúng 16.000 sample tương đương 1 giây ở 16 kHz:</w:t>
-      </w:r>
-    </w:p>
-    <w:p>
-      <w:pPr>
-        <w:spacing w:before="80" w:after="120"/>
-        <w:jc w:val="center"/>
-      </w:pPr>
-      <w:r>
-        <w:rPr>
-          <w:rFonts w:ascii="Cambria Math" w:hAnsi="Cambria Math" w:eastAsia="Cambria Math"/>
-          <w:color w:val="000000"/>
-          <w:sz w:val="24"/>
-        </w:rPr>
-        <w:t>16000\text{ samples}</w:t>
-      </w:r>
-    </w:p>
-    <w:p>
-      <w:pPr>
-        <w:spacing w:line="360" w:lineRule="auto" w:after="120"/>
-        <w:ind w:firstLine="0"/>
-        <w:jc w:val="both"/>
-      </w:pPr>
-      <w:r>
-        <w:rPr>
-          <w:rFonts w:ascii="Times New Roman" w:hAnsi="Times New Roman" w:eastAsia="Times New Roman"/>
-          <w:b w:val="0"/>
-          <w:i w:val="0"/>
-          <w:color w:val="000000"/>
-          <w:sz w:val="26"/>
-        </w:rPr>
-        <w:t>Nếu audio ngắn hơn:</w:t>
+        <w:t>Nếu tín hiệu ngắn hơn 16000 samples:</w:t>
       </w:r>
     </w:p>
     <w:tbl>
@@ -12392,7 +14268,7 @@
                 <w:color w:val="1E293B"/>
                 <w:sz w:val="19"/>
               </w:rPr>
-              <w:t>audio → zero padding → 16000 samples</w:t>
+              <w:t>Audio → center zero-padding → 16000 samples</w:t>
             </w:r>
           </w:p>
         </w:tc>
@@ -12417,7 +14293,7 @@
           <w:color w:val="000000"/>
           <w:sz w:val="26"/>
         </w:rPr>
-        <w:t>Nếu audio dài hơn:</w:t>
+        <w:t>Nếu tín hiệu dài hơn:</w:t>
       </w:r>
     </w:p>
     <w:tbl>
@@ -12452,7 +14328,7 @@
                 <w:color w:val="1E293B"/>
                 <w:sz w:val="19"/>
               </w:rPr>
-              <w:t>audio → center crop → 16000 samples</w:t>
+              <w:t>Audio → center crop → 16000 samples</w:t>
             </w:r>
           </w:p>
         </w:tc>
@@ -12477,7 +14353,40 @@
           <w:color w:val="000000"/>
           <w:sz w:val="26"/>
         </w:rPr>
-        <w:t>Khác với FS-GSC, các sample AudioMNIST ngắn hơn 1 giây không bị loại, vì đây vẫn là những utterance chữ số hợp lệ. Cách xử lý này giúp AudioMNIST có cấu trúc đầu vào gần với FS-GSC nhất có thể và cho phép nhóm thực hiện thí nghiệm:</w:t>
+        <w:t>Điểm khác với FS-GSC là AudioMNIST không loại bỏ các utterance ngắn hơn 1 giây. Các utterance này vẫn chứa đầy đủ chữ số được nói, do đó zero-padding giúp giữ lại dữ liệu thay vì làm giảm số mẫu.</w:t>
+      </w:r>
+    </w:p>
+    <w:p>
+      <w:pPr>
+        <w:pStyle w:val="Heading3"/>
+        <w:keepNext/>
+        <w:spacing w:before="200" w:after="80"/>
+      </w:pPr>
+      <w:r>
+        <w:rPr>
+          <w:rFonts w:ascii="Times New Roman" w:hAnsi="Times New Roman" w:eastAsia="Times New Roman"/>
+          <w:b/>
+          <w:color w:val="000000"/>
+          <w:sz w:val="26"/>
+        </w:rPr>
+        <w:t>2.3.12. Kết quả preprocessing AudioMNIST</w:t>
+      </w:r>
+    </w:p>
+    <w:p>
+      <w:pPr>
+        <w:spacing w:line="360" w:lineRule="auto" w:after="120"/>
+        <w:ind w:firstLine="0"/>
+        <w:jc w:val="both"/>
+      </w:pPr>
+      <w:r>
+        <w:rPr>
+          <w:rFonts w:ascii="Times New Roman" w:hAnsi="Times New Roman" w:eastAsia="Times New Roman"/>
+          <w:b w:val="0"/>
+          <w:i w:val="0"/>
+          <w:color w:val="000000"/>
+          <w:sz w:val="26"/>
+        </w:rPr>
+        <w:t>Kết quả chạy thực tế trên toàn bộ dataset:</w:t>
       </w:r>
     </w:p>
     <w:tbl>
@@ -12512,11 +14421,9 @@
                 <w:color w:val="1E293B"/>
                 <w:sz w:val="19"/>
               </w:rPr>
-              <w:t>TD-ResNet + ProtoNet (trained on FS-GSC)</w:t>
+              <w:t>Processed : 30000</w:t>
               <w:br/>
-              <w:t xml:space="preserve">                   vs</w:t>
-              <w:br/>
-              <w:t>TD-ResNet + ProtoNet (trained on normalized AudioMNIST)</w:t>
+              <w:t>Errors    : 0</w:t>
             </w:r>
           </w:p>
         </w:tc>
@@ -12541,40 +14448,7 @@
           <w:color w:val="000000"/>
           <w:sz w:val="26"/>
         </w:rPr>
-        <w:t>trong cùng điều kiện input.</w:t>
-      </w:r>
-    </w:p>
-    <w:p>
-      <w:pPr>
-        <w:pStyle w:val="Heading3"/>
-        <w:keepNext/>
-        <w:spacing w:before="200" w:after="80"/>
-      </w:pPr>
-      <w:r>
-        <w:rPr>
-          <w:rFonts w:ascii="Times New Roman" w:hAnsi="Times New Roman" w:eastAsia="Times New Roman"/>
-          <w:b/>
-          <w:color w:val="000000"/>
-          <w:sz w:val="26"/>
-        </w:rPr>
-        <w:t>2.3.3. Chuẩn hóa Fluent Speech Commands</w:t>
-      </w:r>
-    </w:p>
-    <w:p>
-      <w:pPr>
-        <w:spacing w:line="360" w:lineRule="auto" w:after="120"/>
-        <w:ind w:firstLine="0"/>
-        <w:jc w:val="both"/>
-      </w:pPr>
-      <w:r>
-        <w:rPr>
-          <w:rFonts w:ascii="Times New Roman" w:hAnsi="Times New Roman" w:eastAsia="Times New Roman"/>
-          <w:b w:val="0"/>
-          <w:i w:val="0"/>
-          <w:color w:val="000000"/>
-          <w:sz w:val="26"/>
-        </w:rPr>
-        <w:t>Fluent Speech Commands khác hai dataset còn lại vì mỗi audio chứa một câu lệnh nhiều từ. Các sample audit ban đầu cho thấy dữ liệu có dạng:</w:t>
+        <w:t>Toàn bộ 30.000 file sau preprocessing có:</w:t>
       </w:r>
     </w:p>
     <w:tbl>
@@ -12609,11 +14483,11 @@
                 <w:color w:val="1E293B"/>
                 <w:sz w:val="19"/>
               </w:rPr>
-              <w:t>16 kHz</w:t>
+              <w:t>Sample rate        = 16000 Hz</w:t>
               <w:br/>
-              <w:t>mono</w:t>
+              <w:t>Samples/file       = 16000</w:t>
               <w:br/>
-              <w:t>WAV PCM16</w:t>
+              <w:t>Duration/file      = 1.0 s</w:t>
             </w:r>
           </w:p>
         </w:tc>
@@ -12638,8 +14512,469 @@
           <w:color w:val="000000"/>
           <w:sz w:val="26"/>
         </w:rPr>
-        <w:t>do đó FSC đã tương thích với FS-GSC về sample rate và channel. Tuy nhiên thời lượng thường dài hơn đáng kể, ví dụ các sample kiểm tra có thời lượng khoảng 1.4 – 2.4 giây. Do đó nhóm không ép toàn bộ FSC về 1 giây bằng cách crop trực tiếp, vì thao tác này có thể làm mất một phần nội dung câu lệnh.</w:t>
-      </w:r>
+        <w:t>Phân bố class vẫn giữ nguyên hoàn hảo:</w:t>
+      </w:r>
+    </w:p>
+    <w:tbl>
+      <w:tblPr>
+        <w:tblW w:type="auto" w:w="0"/>
+        <w:jc w:val="center"/>
+        <w:tblLayout w:type="fixed"/>
+        <w:tblLook w:firstColumn="1" w:firstRow="1" w:lastColumn="0" w:lastRow="0" w:noHBand="0" w:noVBand="1" w:val="04A0"/>
+      </w:tblPr>
+      <w:tblGrid>
+        <w:gridCol w:w="4702"/>
+        <w:gridCol w:w="4702"/>
+      </w:tblGrid>
+      <w:tr>
+        <w:tc>
+          <w:tcPr>
+            <w:tcW w:type="dxa" w:w="3402"/>
+            <w:shd w:fill="E2E8F0"/>
+          </w:tcPr>
+          <w:p>
+            <w:pPr>
+              <w:spacing w:after="60" w:line="276" w:lineRule="auto"/>
+              <w:jc w:val="center"/>
+            </w:pPr>
+            <w:r>
+              <w:rPr>
+                <w:rFonts w:ascii="Times New Roman" w:hAnsi="Times New Roman" w:eastAsia="Times New Roman"/>
+                <w:b/>
+                <w:color w:val="000000"/>
+                <w:sz w:val="22"/>
+              </w:rPr>
+              <w:t>Digit</w:t>
+            </w:r>
+          </w:p>
+        </w:tc>
+        <w:tc>
+          <w:tcPr>
+            <w:tcW w:type="dxa" w:w="5386"/>
+            <w:shd w:fill="E2E8F0"/>
+          </w:tcPr>
+          <w:p>
+            <w:pPr>
+              <w:spacing w:after="60" w:line="276" w:lineRule="auto"/>
+              <w:jc w:val="center"/>
+            </w:pPr>
+            <w:r>
+              <w:rPr>
+                <w:rFonts w:ascii="Times New Roman" w:hAnsi="Times New Roman" w:eastAsia="Times New Roman"/>
+                <w:b/>
+                <w:color w:val="000000"/>
+                <w:sz w:val="22"/>
+              </w:rPr>
+              <w:t>Số mẫu</w:t>
+            </w:r>
+          </w:p>
+        </w:tc>
+      </w:tr>
+      <w:tr>
+        <w:tc>
+          <w:tcPr>
+            <w:tcW w:type="dxa" w:w="3402"/>
+          </w:tcPr>
+          <w:p>
+            <w:pPr>
+              <w:spacing w:after="60" w:line="276" w:lineRule="auto"/>
+              <w:jc w:val="center"/>
+            </w:pPr>
+            <w:r>
+              <w:rPr>
+                <w:rFonts w:ascii="Times New Roman" w:hAnsi="Times New Roman" w:eastAsia="Times New Roman"/>
+                <w:color w:val="000000"/>
+                <w:sz w:val="21"/>
+              </w:rPr>
+              <w:t>0</w:t>
+            </w:r>
+          </w:p>
+        </w:tc>
+        <w:tc>
+          <w:tcPr>
+            <w:tcW w:type="dxa" w:w="5386"/>
+          </w:tcPr>
+          <w:p>
+            <w:pPr>
+              <w:spacing w:after="60" w:line="276" w:lineRule="auto"/>
+              <w:jc w:val="left"/>
+            </w:pPr>
+            <w:r>
+              <w:rPr>
+                <w:rFonts w:ascii="Times New Roman" w:hAnsi="Times New Roman" w:eastAsia="Times New Roman"/>
+                <w:color w:val="000000"/>
+                <w:sz w:val="21"/>
+              </w:rPr>
+              <w:t>3000</w:t>
+            </w:r>
+          </w:p>
+        </w:tc>
+      </w:tr>
+      <w:tr>
+        <w:tc>
+          <w:tcPr>
+            <w:tcW w:type="dxa" w:w="3402"/>
+          </w:tcPr>
+          <w:p>
+            <w:pPr>
+              <w:spacing w:after="60" w:line="276" w:lineRule="auto"/>
+              <w:jc w:val="center"/>
+            </w:pPr>
+            <w:r>
+              <w:rPr>
+                <w:rFonts w:ascii="Times New Roman" w:hAnsi="Times New Roman" w:eastAsia="Times New Roman"/>
+                <w:color w:val="000000"/>
+                <w:sz w:val="21"/>
+              </w:rPr>
+              <w:t>1</w:t>
+            </w:r>
+          </w:p>
+        </w:tc>
+        <w:tc>
+          <w:tcPr>
+            <w:tcW w:type="dxa" w:w="5386"/>
+          </w:tcPr>
+          <w:p>
+            <w:pPr>
+              <w:spacing w:after="60" w:line="276" w:lineRule="auto"/>
+              <w:jc w:val="left"/>
+            </w:pPr>
+            <w:r>
+              <w:rPr>
+                <w:rFonts w:ascii="Times New Roman" w:hAnsi="Times New Roman" w:eastAsia="Times New Roman"/>
+                <w:color w:val="000000"/>
+                <w:sz w:val="21"/>
+              </w:rPr>
+              <w:t>3000</w:t>
+            </w:r>
+          </w:p>
+        </w:tc>
+      </w:tr>
+      <w:tr>
+        <w:tc>
+          <w:tcPr>
+            <w:tcW w:type="dxa" w:w="3402"/>
+          </w:tcPr>
+          <w:p>
+            <w:pPr>
+              <w:spacing w:after="60" w:line="276" w:lineRule="auto"/>
+              <w:jc w:val="center"/>
+            </w:pPr>
+            <w:r>
+              <w:rPr>
+                <w:rFonts w:ascii="Times New Roman" w:hAnsi="Times New Roman" w:eastAsia="Times New Roman"/>
+                <w:color w:val="000000"/>
+                <w:sz w:val="21"/>
+              </w:rPr>
+              <w:t>2</w:t>
+            </w:r>
+          </w:p>
+        </w:tc>
+        <w:tc>
+          <w:tcPr>
+            <w:tcW w:type="dxa" w:w="5386"/>
+          </w:tcPr>
+          <w:p>
+            <w:pPr>
+              <w:spacing w:after="60" w:line="276" w:lineRule="auto"/>
+              <w:jc w:val="left"/>
+            </w:pPr>
+            <w:r>
+              <w:rPr>
+                <w:rFonts w:ascii="Times New Roman" w:hAnsi="Times New Roman" w:eastAsia="Times New Roman"/>
+                <w:color w:val="000000"/>
+                <w:sz w:val="21"/>
+              </w:rPr>
+              <w:t>3000</w:t>
+            </w:r>
+          </w:p>
+        </w:tc>
+      </w:tr>
+      <w:tr>
+        <w:tc>
+          <w:tcPr>
+            <w:tcW w:type="dxa" w:w="3402"/>
+          </w:tcPr>
+          <w:p>
+            <w:pPr>
+              <w:spacing w:after="60" w:line="276" w:lineRule="auto"/>
+              <w:jc w:val="center"/>
+            </w:pPr>
+            <w:r>
+              <w:rPr>
+                <w:rFonts w:ascii="Times New Roman" w:hAnsi="Times New Roman" w:eastAsia="Times New Roman"/>
+                <w:color w:val="000000"/>
+                <w:sz w:val="21"/>
+              </w:rPr>
+              <w:t>3</w:t>
+            </w:r>
+          </w:p>
+        </w:tc>
+        <w:tc>
+          <w:tcPr>
+            <w:tcW w:type="dxa" w:w="5386"/>
+          </w:tcPr>
+          <w:p>
+            <w:pPr>
+              <w:spacing w:after="60" w:line="276" w:lineRule="auto"/>
+              <w:jc w:val="left"/>
+            </w:pPr>
+            <w:r>
+              <w:rPr>
+                <w:rFonts w:ascii="Times New Roman" w:hAnsi="Times New Roman" w:eastAsia="Times New Roman"/>
+                <w:color w:val="000000"/>
+                <w:sz w:val="21"/>
+              </w:rPr>
+              <w:t>3000</w:t>
+            </w:r>
+          </w:p>
+        </w:tc>
+      </w:tr>
+      <w:tr>
+        <w:tc>
+          <w:tcPr>
+            <w:tcW w:type="dxa" w:w="3402"/>
+          </w:tcPr>
+          <w:p>
+            <w:pPr>
+              <w:spacing w:after="60" w:line="276" w:lineRule="auto"/>
+              <w:jc w:val="center"/>
+            </w:pPr>
+            <w:r>
+              <w:rPr>
+                <w:rFonts w:ascii="Times New Roman" w:hAnsi="Times New Roman" w:eastAsia="Times New Roman"/>
+                <w:color w:val="000000"/>
+                <w:sz w:val="21"/>
+              </w:rPr>
+              <w:t>4</w:t>
+            </w:r>
+          </w:p>
+        </w:tc>
+        <w:tc>
+          <w:tcPr>
+            <w:tcW w:type="dxa" w:w="5386"/>
+          </w:tcPr>
+          <w:p>
+            <w:pPr>
+              <w:spacing w:after="60" w:line="276" w:lineRule="auto"/>
+              <w:jc w:val="left"/>
+            </w:pPr>
+            <w:r>
+              <w:rPr>
+                <w:rFonts w:ascii="Times New Roman" w:hAnsi="Times New Roman" w:eastAsia="Times New Roman"/>
+                <w:color w:val="000000"/>
+                <w:sz w:val="21"/>
+              </w:rPr>
+              <w:t>3000</w:t>
+            </w:r>
+          </w:p>
+        </w:tc>
+      </w:tr>
+      <w:tr>
+        <w:tc>
+          <w:tcPr>
+            <w:tcW w:type="dxa" w:w="3402"/>
+          </w:tcPr>
+          <w:p>
+            <w:pPr>
+              <w:spacing w:after="60" w:line="276" w:lineRule="auto"/>
+              <w:jc w:val="center"/>
+            </w:pPr>
+            <w:r>
+              <w:rPr>
+                <w:rFonts w:ascii="Times New Roman" w:hAnsi="Times New Roman" w:eastAsia="Times New Roman"/>
+                <w:color w:val="000000"/>
+                <w:sz w:val="21"/>
+              </w:rPr>
+              <w:t>5</w:t>
+            </w:r>
+          </w:p>
+        </w:tc>
+        <w:tc>
+          <w:tcPr>
+            <w:tcW w:type="dxa" w:w="5386"/>
+          </w:tcPr>
+          <w:p>
+            <w:pPr>
+              <w:spacing w:after="60" w:line="276" w:lineRule="auto"/>
+              <w:jc w:val="left"/>
+            </w:pPr>
+            <w:r>
+              <w:rPr>
+                <w:rFonts w:ascii="Times New Roman" w:hAnsi="Times New Roman" w:eastAsia="Times New Roman"/>
+                <w:color w:val="000000"/>
+                <w:sz w:val="21"/>
+              </w:rPr>
+              <w:t>3000</w:t>
+            </w:r>
+          </w:p>
+        </w:tc>
+      </w:tr>
+      <w:tr>
+        <w:tc>
+          <w:tcPr>
+            <w:tcW w:type="dxa" w:w="3402"/>
+          </w:tcPr>
+          <w:p>
+            <w:pPr>
+              <w:spacing w:after="60" w:line="276" w:lineRule="auto"/>
+              <w:jc w:val="center"/>
+            </w:pPr>
+            <w:r>
+              <w:rPr>
+                <w:rFonts w:ascii="Times New Roman" w:hAnsi="Times New Roman" w:eastAsia="Times New Roman"/>
+                <w:color w:val="000000"/>
+                <w:sz w:val="21"/>
+              </w:rPr>
+              <w:t>6</w:t>
+            </w:r>
+          </w:p>
+        </w:tc>
+        <w:tc>
+          <w:tcPr>
+            <w:tcW w:type="dxa" w:w="5386"/>
+          </w:tcPr>
+          <w:p>
+            <w:pPr>
+              <w:spacing w:after="60" w:line="276" w:lineRule="auto"/>
+              <w:jc w:val="left"/>
+            </w:pPr>
+            <w:r>
+              <w:rPr>
+                <w:rFonts w:ascii="Times New Roman" w:hAnsi="Times New Roman" w:eastAsia="Times New Roman"/>
+                <w:color w:val="000000"/>
+                <w:sz w:val="21"/>
+              </w:rPr>
+              <w:t>3000</w:t>
+            </w:r>
+          </w:p>
+        </w:tc>
+      </w:tr>
+      <w:tr>
+        <w:tc>
+          <w:tcPr>
+            <w:tcW w:type="dxa" w:w="3402"/>
+          </w:tcPr>
+          <w:p>
+            <w:pPr>
+              <w:spacing w:after="60" w:line="276" w:lineRule="auto"/>
+              <w:jc w:val="center"/>
+            </w:pPr>
+            <w:r>
+              <w:rPr>
+                <w:rFonts w:ascii="Times New Roman" w:hAnsi="Times New Roman" w:eastAsia="Times New Roman"/>
+                <w:color w:val="000000"/>
+                <w:sz w:val="21"/>
+              </w:rPr>
+              <w:t>7</w:t>
+            </w:r>
+          </w:p>
+        </w:tc>
+        <w:tc>
+          <w:tcPr>
+            <w:tcW w:type="dxa" w:w="5386"/>
+          </w:tcPr>
+          <w:p>
+            <w:pPr>
+              <w:spacing w:after="60" w:line="276" w:lineRule="auto"/>
+              <w:jc w:val="left"/>
+            </w:pPr>
+            <w:r>
+              <w:rPr>
+                <w:rFonts w:ascii="Times New Roman" w:hAnsi="Times New Roman" w:eastAsia="Times New Roman"/>
+                <w:color w:val="000000"/>
+                <w:sz w:val="21"/>
+              </w:rPr>
+              <w:t>3000</w:t>
+            </w:r>
+          </w:p>
+        </w:tc>
+      </w:tr>
+      <w:tr>
+        <w:tc>
+          <w:tcPr>
+            <w:tcW w:type="dxa" w:w="3402"/>
+          </w:tcPr>
+          <w:p>
+            <w:pPr>
+              <w:spacing w:after="60" w:line="276" w:lineRule="auto"/>
+              <w:jc w:val="center"/>
+            </w:pPr>
+            <w:r>
+              <w:rPr>
+                <w:rFonts w:ascii="Times New Roman" w:hAnsi="Times New Roman" w:eastAsia="Times New Roman"/>
+                <w:color w:val="000000"/>
+                <w:sz w:val="21"/>
+              </w:rPr>
+              <w:t>8</w:t>
+            </w:r>
+          </w:p>
+        </w:tc>
+        <w:tc>
+          <w:tcPr>
+            <w:tcW w:type="dxa" w:w="5386"/>
+          </w:tcPr>
+          <w:p>
+            <w:pPr>
+              <w:spacing w:after="60" w:line="276" w:lineRule="auto"/>
+              <w:jc w:val="left"/>
+            </w:pPr>
+            <w:r>
+              <w:rPr>
+                <w:rFonts w:ascii="Times New Roman" w:hAnsi="Times New Roman" w:eastAsia="Times New Roman"/>
+                <w:color w:val="000000"/>
+                <w:sz w:val="21"/>
+              </w:rPr>
+              <w:t>3000</w:t>
+            </w:r>
+          </w:p>
+        </w:tc>
+      </w:tr>
+      <w:tr>
+        <w:tc>
+          <w:tcPr>
+            <w:tcW w:type="dxa" w:w="3402"/>
+          </w:tcPr>
+          <w:p>
+            <w:pPr>
+              <w:spacing w:after="60" w:line="276" w:lineRule="auto"/>
+              <w:jc w:val="center"/>
+            </w:pPr>
+            <w:r>
+              <w:rPr>
+                <w:rFonts w:ascii="Times New Roman" w:hAnsi="Times New Roman" w:eastAsia="Times New Roman"/>
+                <w:color w:val="000000"/>
+                <w:sz w:val="21"/>
+              </w:rPr>
+              <w:t>9</w:t>
+            </w:r>
+          </w:p>
+        </w:tc>
+        <w:tc>
+          <w:tcPr>
+            <w:tcW w:type="dxa" w:w="5386"/>
+          </w:tcPr>
+          <w:p>
+            <w:pPr>
+              <w:spacing w:after="60" w:line="276" w:lineRule="auto"/>
+              <w:jc w:val="left"/>
+            </w:pPr>
+            <w:r>
+              <w:rPr>
+                <w:rFonts w:ascii="Times New Roman" w:hAnsi="Times New Roman" w:eastAsia="Times New Roman"/>
+                <w:color w:val="000000"/>
+                <w:sz w:val="21"/>
+              </w:rPr>
+              <w:t>3000</w:t>
+            </w:r>
+          </w:p>
+        </w:tc>
+      </w:tr>
+    </w:tbl>
+    <w:p>
+      <w:pPr>
+        <w:spacing w:after="120"/>
+      </w:pPr>
     </w:p>
     <w:p>
       <w:pPr>
@@ -12655,7 +14990,107 @@
           <w:color w:val="000000"/>
           <w:sz w:val="26"/>
         </w:rPr>
-        <w:t>Pipeline FSC được thiết kế:</w:t>
+        <w:t>Như vậy preprocessing không làm mất dữ liệu hay thay đổi mức cân bằng của dataset. Sau quá trình chuẩn hóa, AudioMNIST có input gần FS-GSC hơn (16 kHz, mono, 1 second, 16000 samples) nên có thể được sử dụng để huấn luyện cùng kiến trúc TD-ResNet + Prototypical Network trong các experiment tiếp theo.</w:t>
+      </w:r>
+    </w:p>
+    <w:p>
+      <w:pPr>
+        <w:pStyle w:val="Heading3"/>
+        <w:keepNext/>
+        <w:spacing w:before="200" w:after="80"/>
+      </w:pPr>
+      <w:r>
+        <w:rPr>
+          <w:rFonts w:ascii="Times New Roman" w:hAnsi="Times New Roman" w:eastAsia="Times New Roman"/>
+          <w:b/>
+          <w:color w:val="000000"/>
+          <w:sz w:val="26"/>
+        </w:rPr>
+        <w:t>2.3.13. Chuẩn hóa Fluent Speech Commands</w:t>
+      </w:r>
+    </w:p>
+    <w:p>
+      <w:pPr>
+        <w:spacing w:line="360" w:lineRule="auto" w:after="120"/>
+        <w:ind w:firstLine="0"/>
+        <w:jc w:val="both"/>
+      </w:pPr>
+      <w:r>
+        <w:rPr>
+          <w:rFonts w:ascii="Times New Roman" w:hAnsi="Times New Roman" w:eastAsia="Times New Roman"/>
+          <w:b w:val="0"/>
+          <w:i w:val="0"/>
+          <w:color w:val="000000"/>
+          <w:sz w:val="26"/>
+        </w:rPr>
+        <w:t>Fluent Speech Commands được sử dụng để kiểm tra khả năng tổng quát của mô hình từ dữ liệu single-word sang multi-word spoken command.</w:t>
+      </w:r>
+    </w:p>
+    <w:p>
+      <w:pPr>
+        <w:spacing w:line="360" w:lineRule="auto" w:after="120"/>
+        <w:ind w:firstLine="0"/>
+        <w:jc w:val="both"/>
+      </w:pPr>
+      <w:r>
+        <w:rPr>
+          <w:rFonts w:ascii="Times New Roman" w:hAnsi="Times New Roman" w:eastAsia="Times New Roman"/>
+          <w:b w:val="0"/>
+          <w:i w:val="0"/>
+          <w:color w:val="000000"/>
+          <w:sz w:val="26"/>
+        </w:rPr>
+        <w:t>FSC có: 30.043 utterance, 97 speaker, 248 unique phrases, 31 intent. Sample audit trước preprocessing cho thấy dữ liệu có dạng: 16 kHz, mono, WAV PCM_16; do đó FSC đã tương thích với FS-GSC về sample rate và channel.</w:t>
+      </w:r>
+    </w:p>
+    <w:p>
+      <w:pPr>
+        <w:spacing w:line="360" w:lineRule="auto" w:after="120"/>
+        <w:ind w:firstLine="0"/>
+        <w:jc w:val="both"/>
+      </w:pPr>
+      <w:r>
+        <w:rPr>
+          <w:rFonts w:ascii="Times New Roman" w:hAnsi="Times New Roman" w:eastAsia="Times New Roman"/>
+          <w:b w:val="0"/>
+          <w:i w:val="0"/>
+          <w:color w:val="000000"/>
+          <w:sz w:val="26"/>
+        </w:rPr>
+        <w:t>Tuy nhiên, thời lượng FSC dài hơn đáng kể. Các sample kiểm tra ban đầu có độ dài khoảng 1.393 s đến 2.415 s và toàn dataset tồn tại các utterance dài hơn nữa. Do đó không thể áp dụng trực tiếp center crop về 1 second vì việc này có thể làm mất một phần nội dung câu lệnh.</w:t>
+      </w:r>
+    </w:p>
+    <w:p>
+      <w:pPr>
+        <w:pStyle w:val="Heading3"/>
+        <w:keepNext/>
+        <w:spacing w:before="200" w:after="80"/>
+      </w:pPr>
+      <w:r>
+        <w:rPr>
+          <w:rFonts w:ascii="Times New Roman" w:hAnsi="Times New Roman" w:eastAsia="Times New Roman"/>
+          <w:b/>
+          <w:color w:val="000000"/>
+          <w:sz w:val="26"/>
+        </w:rPr>
+        <w:t>2.3.14. Segmentation FSC</w:t>
+      </w:r>
+    </w:p>
+    <w:p>
+      <w:pPr>
+        <w:spacing w:line="360" w:lineRule="auto" w:after="120"/>
+        <w:ind w:firstLine="0"/>
+        <w:jc w:val="both"/>
+      </w:pPr>
+      <w:r>
+        <w:rPr>
+          <w:rFonts w:ascii="Times New Roman" w:hAnsi="Times New Roman" w:eastAsia="Times New Roman"/>
+          <w:b w:val="0"/>
+          <w:i w:val="0"/>
+          <w:color w:val="000000"/>
+          <w:sz w:val="26"/>
+        </w:rPr>
+        <w:t>Nhóm sử dụng chiến lược chia phân đoạn (Segmentation):</w:t>
       </w:r>
     </w:p>
     <w:tbl>
@@ -12690,29 +15125,27 @@
                 <w:color w:val="1E293B"/>
                 <w:sz w:val="19"/>
               </w:rPr>
-              <w:t>FSC Raw</w:t>
+              <w:t>Full FSC utterance</w:t>
               <w:br/>
-              <w:t>16 kHz / mono</w:t>
+              <w:t xml:space="preserve">        ↓</w:t>
               <w:br/>
-              <w:t xml:space="preserve">      ↓</w:t>
+              <w:t>Mono</w:t>
               <w:br/>
-              <w:t>Amplitude normalization</w:t>
+              <w:t xml:space="preserve">        ↓</w:t>
               <w:br/>
-              <w:t xml:space="preserve">      ↓</w:t>
+              <w:t>16 kHz</w:t>
               <w:br/>
-              <w:t>Giữ toàn bộ utterance</w:t>
+              <w:t xml:space="preserve">        ↓</w:t>
               <w:br/>
-              <w:t xml:space="preserve">      ↓</w:t>
+              <w:t>Peak normalization</w:t>
               <w:br/>
-              <w:t>Segment nếu model yêu cầu fixed-length</w:t>
+              <w:t xml:space="preserve">        ↓</w:t>
               <w:br/>
-              <w:t xml:space="preserve">      ↓</w:t>
+              <w:t>Chia thành các đoạn 16000 samples</w:t>
               <w:br/>
-              <w:t>Các segment tối đa 1 giây</w:t>
+              <w:t xml:space="preserve">        ↓</w:t>
               <w:br/>
-              <w:t xml:space="preserve">      ↓</w:t>
-              <w:br/>
-              <w:t>Frozen embedding network</w:t>
+              <w:t>Segment 1, Segment 2, Segment 3, ...</w:t>
             </w:r>
           </w:p>
         </w:tc>
@@ -12737,7 +15170,7 @@
           <w:color w:val="000000"/>
           <w:sz w:val="26"/>
         </w:rPr>
-        <w:t>Nếu utterance dài hơn 1 giây, tín hiệu có thể được chia thành nhiều segment. Ví dụ:</w:t>
+        <w:t>Mỗi segment có độ dài 16000 samples, tương đương 1 second. Segment cuối cùng nếu ngắn hơn 16000 sample được zero-padding. Nhờ vậy toàn bộ nội dung câu nói được giữ lại. Ví dụ:</w:t>
       </w:r>
     </w:p>
     <w:tbl>
@@ -12774,13 +15207,17 @@
               </w:rPr>
               <w:t>"Turn the lights on"</w:t>
               <w:br/>
-              <w:t>Audio dài ~2.2 s</w:t>
+              <w:t xml:space="preserve">        ↓</w:t>
               <w:br/>
-              <w:t>→ segment 1</w:t>
+              <w:t>~2.2 seconds</w:t>
               <w:br/>
-              <w:t>→ segment 2</w:t>
+              <w:t xml:space="preserve">        ↓</w:t>
               <w:br/>
-              <w:t>→ segment 3 nếu cần</w:t>
+              <w:t>Segment 1</w:t>
+              <w:br/>
+              <w:t>Segment 2</w:t>
+              <w:br/>
+              <w:t>Segment 3 (nếu còn phần dư)</w:t>
             </w:r>
           </w:p>
         </w:tc>
@@ -12793,6 +15230,22 @@
     </w:p>
     <w:p>
       <w:pPr>
+        <w:pStyle w:val="Heading3"/>
+        <w:keepNext/>
+        <w:spacing w:before="200" w:after="80"/>
+      </w:pPr>
+      <w:r>
+        <w:rPr>
+          <w:rFonts w:ascii="Times New Roman" w:hAnsi="Times New Roman" w:eastAsia="Times New Roman"/>
+          <w:b/>
+          <w:color w:val="000000"/>
+          <w:sz w:val="26"/>
+        </w:rPr>
+        <w:t>2.3.15. Kết quả preprocessing FSC</w:t>
+      </w:r>
+    </w:p>
+    <w:p>
+      <w:pPr>
         <w:spacing w:line="360" w:lineRule="auto" w:after="120"/>
         <w:ind w:firstLine="0"/>
         <w:jc w:val="both"/>
@@ -12805,55 +15258,7 @@
           <w:color w:val="000000"/>
           <w:sz w:val="26"/>
         </w:rPr>
-        <w:t>Mỗi segment được đưa qua embedding network. Các embedding sau đó có thể được tổng hợp để tạo representation cho toàn utterance. Một phương pháp đơn giản là lấy trung bình:</w:t>
-      </w:r>
-    </w:p>
-    <w:p>
-      <w:pPr>
-        <w:spacing w:before="80" w:after="120"/>
-        <w:jc w:val="center"/>
-      </w:pPr>
-      <w:r>
-        <w:rPr>
-          <w:rFonts w:ascii="Cambria Math" w:hAnsi="Cambria Math" w:eastAsia="Cambria Math"/>
-          <w:color w:val="000000"/>
-          <w:sz w:val="24"/>
-        </w:rPr>
-        <w:t>z_{utterance} = \frac{1}{M} \sum_{i=1}^{M} z_i</w:t>
-      </w:r>
-    </w:p>
-    <w:p>
-      <w:pPr>
-        <w:spacing w:line="360" w:lineRule="auto" w:after="120"/>
-        <w:ind w:firstLine="0"/>
-        <w:jc w:val="both"/>
-      </w:pPr>
-      <w:r>
-        <w:rPr>
-          <w:rFonts w:ascii="Times New Roman" w:hAnsi="Times New Roman" w:eastAsia="Times New Roman"/>
-          <w:b w:val="0"/>
-          <w:i w:val="0"/>
-          <w:color w:val="000000"/>
-          <w:sz w:val="26"/>
-        </w:rPr>
-        <w:t>trong đó: M là số segment; z_i là embedding của segment thứ i.</w:t>
-      </w:r>
-    </w:p>
-    <w:p>
-      <w:pPr>
-        <w:spacing w:line="360" w:lineRule="auto" w:after="120"/>
-        <w:ind w:firstLine="0"/>
-        <w:jc w:val="both"/>
-      </w:pPr>
-      <w:r>
-        <w:rPr>
-          <w:rFonts w:ascii="Times New Roman" w:hAnsi="Times New Roman" w:eastAsia="Times New Roman"/>
-          <w:b w:val="0"/>
-          <w:i w:val="0"/>
-          <w:color w:val="000000"/>
-          <w:sz w:val="26"/>
-        </w:rPr>
-        <w:t>Cách xử lý này giúp giữ lại toàn bộ thông tin câu lệnh trong khi vẫn duy trì input length tương thích với embedding network được huấn luyện trên GSC. FSC chủ yếu được sử dụng cho thí nghiệm:</w:t>
+        <w:t>Kết quả thực nghiệm trên toàn bộ dữ liệu Fluent Speech Commands:</w:t>
       </w:r>
     </w:p>
     <w:tbl>
@@ -12888,19 +15293,13 @@
                 <w:color w:val="1E293B"/>
                 <w:sz w:val="19"/>
               </w:rPr>
-              <w:t>Train model trên FS-GSC</w:t>
+              <w:t>Original utterances : 30043</w:t>
               <w:br/>
-              <w:t xml:space="preserve">        ↓</w:t>
+              <w:t>Processed utterances: 30043</w:t>
               <w:br/>
-              <w:t>Freeze model</w:t>
+              <w:t>Generated segments  : 83777</w:t>
               <w:br/>
-              <w:t xml:space="preserve">        ↓</w:t>
-              <w:br/>
-              <w:t>FSC Support / Query</w:t>
-              <w:br/>
-              <w:t xml:space="preserve">        ↓</w:t>
-              <w:br/>
-              <w:t>Few-shot external test</w:t>
+              <w:t>Errors              : 0</w:t>
             </w:r>
           </w:p>
         </w:tc>
@@ -12925,8 +15324,515 @@
           <w:color w:val="000000"/>
           <w:sz w:val="26"/>
         </w:rPr>
-        <w:t>Mục tiêu là kiểm tra khả năng tổng quát từ single-word speech sang multi-word spoken command.</w:t>
-      </w:r>
+        <w:t>Trung bình có 2.7886 segment trên mỗi utterance:</w:t>
+      </w:r>
+    </w:p>
+    <w:p>
+      <w:pPr>
+        <w:spacing w:before="80" w:after="120"/>
+        <w:jc w:val="center"/>
+      </w:pPr>
+      <w:r>
+        <w:rPr>
+          <w:rFonts w:ascii="Cambria Math" w:hAnsi="Cambria Math" w:eastAsia="Cambria Math"/>
+          <w:color w:val="000000"/>
+          <w:sz w:val="24"/>
+        </w:rPr>
+        <w:t>2.7886\text{ segments / utterance}</w:t>
+      </w:r>
+    </w:p>
+    <w:p>
+      <w:pPr>
+        <w:spacing w:line="360" w:lineRule="auto" w:after="120"/>
+        <w:ind w:firstLine="0"/>
+        <w:jc w:val="both"/>
+      </w:pPr>
+      <w:r>
+        <w:rPr>
+          <w:rFonts w:ascii="Times New Roman" w:hAnsi="Times New Roman" w:eastAsia="Times New Roman"/>
+          <w:b w:val="0"/>
+          <w:i w:val="0"/>
+          <w:color w:val="000000"/>
+          <w:sz w:val="26"/>
+        </w:rPr>
+        <w:t>Toàn bộ 83.777 segment có: Sample rate = 16000 Hz, Stored samples = 16000, Duration = 1.0 s.</w:t>
+      </w:r>
+    </w:p>
+    <w:p>
+      <w:pPr>
+        <w:spacing w:line="360" w:lineRule="auto" w:after="120"/>
+        <w:ind w:firstLine="0"/>
+        <w:jc w:val="both"/>
+      </w:pPr>
+      <w:r>
+        <w:rPr>
+          <w:rFonts w:ascii="Times New Roman" w:hAnsi="Times New Roman" w:eastAsia="Times New Roman"/>
+          <w:b w:val="0"/>
+          <w:i w:val="0"/>
+          <w:color w:val="000000"/>
+          <w:sz w:val="26"/>
+        </w:rPr>
+        <w:t>Phân bố số segment trên mỗi utterance:</w:t>
+      </w:r>
+    </w:p>
+    <w:tbl>
+      <w:tblPr>
+        <w:tblW w:type="auto" w:w="0"/>
+        <w:jc w:val="center"/>
+        <w:tblLayout w:type="fixed"/>
+        <w:tblLook w:firstColumn="1" w:firstRow="1" w:lastColumn="0" w:lastRow="0" w:noHBand="0" w:noVBand="1" w:val="04A0"/>
+      </w:tblPr>
+      <w:tblGrid>
+        <w:gridCol w:w="4702"/>
+        <w:gridCol w:w="4702"/>
+      </w:tblGrid>
+      <w:tr>
+        <w:tc>
+          <w:tcPr>
+            <w:tcW w:type="dxa" w:w="3402"/>
+            <w:shd w:fill="E2E8F0"/>
+          </w:tcPr>
+          <w:p>
+            <w:pPr>
+              <w:spacing w:after="60" w:line="276" w:lineRule="auto"/>
+              <w:jc w:val="center"/>
+            </w:pPr>
+            <w:r>
+              <w:rPr>
+                <w:rFonts w:ascii="Times New Roman" w:hAnsi="Times New Roman" w:eastAsia="Times New Roman"/>
+                <w:b/>
+                <w:color w:val="000000"/>
+                <w:sz w:val="22"/>
+              </w:rPr>
+              <w:t>Thuộc tính</w:t>
+            </w:r>
+          </w:p>
+        </w:tc>
+        <w:tc>
+          <w:tcPr>
+            <w:tcW w:type="dxa" w:w="5386"/>
+            <w:shd w:fill="E2E8F0"/>
+          </w:tcPr>
+          <w:p>
+            <w:pPr>
+              <w:spacing w:after="60" w:line="276" w:lineRule="auto"/>
+              <w:jc w:val="center"/>
+            </w:pPr>
+            <w:r>
+              <w:rPr>
+                <w:rFonts w:ascii="Times New Roman" w:hAnsi="Times New Roman" w:eastAsia="Times New Roman"/>
+                <w:b/>
+                <w:color w:val="000000"/>
+                <w:sz w:val="22"/>
+              </w:rPr>
+              <w:t>Giá trị</w:t>
+            </w:r>
+          </w:p>
+        </w:tc>
+      </w:tr>
+      <w:tr>
+        <w:tc>
+          <w:tcPr>
+            <w:tcW w:type="dxa" w:w="3402"/>
+          </w:tcPr>
+          <w:p>
+            <w:pPr>
+              <w:spacing w:after="60" w:line="276" w:lineRule="auto"/>
+              <w:jc w:val="center"/>
+            </w:pPr>
+            <w:r>
+              <w:rPr>
+                <w:rFonts w:ascii="Times New Roman" w:hAnsi="Times New Roman" w:eastAsia="Times New Roman"/>
+                <w:color w:val="000000"/>
+                <w:sz w:val="21"/>
+              </w:rPr>
+              <w:t>Min</w:t>
+            </w:r>
+          </w:p>
+        </w:tc>
+        <w:tc>
+          <w:tcPr>
+            <w:tcW w:type="dxa" w:w="5386"/>
+          </w:tcPr>
+          <w:p>
+            <w:pPr>
+              <w:spacing w:after="60" w:line="276" w:lineRule="auto"/>
+              <w:jc w:val="left"/>
+            </w:pPr>
+            <w:r>
+              <w:rPr>
+                <w:rFonts w:ascii="Times New Roman" w:hAnsi="Times New Roman" w:eastAsia="Times New Roman"/>
+                <w:color w:val="000000"/>
+                <w:sz w:val="21"/>
+              </w:rPr>
+              <w:t>1</w:t>
+            </w:r>
+          </w:p>
+        </w:tc>
+      </w:tr>
+      <w:tr>
+        <w:tc>
+          <w:tcPr>
+            <w:tcW w:type="dxa" w:w="3402"/>
+          </w:tcPr>
+          <w:p>
+            <w:pPr>
+              <w:spacing w:after="60" w:line="276" w:lineRule="auto"/>
+              <w:jc w:val="center"/>
+            </w:pPr>
+            <w:r>
+              <w:rPr>
+                <w:rFonts w:ascii="Times New Roman" w:hAnsi="Times New Roman" w:eastAsia="Times New Roman"/>
+                <w:color w:val="000000"/>
+                <w:sz w:val="21"/>
+              </w:rPr>
+              <w:t>Mean</w:t>
+            </w:r>
+          </w:p>
+        </w:tc>
+        <w:tc>
+          <w:tcPr>
+            <w:tcW w:type="dxa" w:w="5386"/>
+          </w:tcPr>
+          <w:p>
+            <w:pPr>
+              <w:spacing w:after="60" w:line="276" w:lineRule="auto"/>
+              <w:jc w:val="left"/>
+            </w:pPr>
+            <w:r>
+              <w:rPr>
+                <w:rFonts w:ascii="Times New Roman" w:hAnsi="Times New Roman" w:eastAsia="Times New Roman"/>
+                <w:color w:val="000000"/>
+                <w:sz w:val="21"/>
+              </w:rPr>
+              <w:t>2.7886</w:t>
+            </w:r>
+          </w:p>
+        </w:tc>
+      </w:tr>
+      <w:tr>
+        <w:tc>
+          <w:tcPr>
+            <w:tcW w:type="dxa" w:w="3402"/>
+          </w:tcPr>
+          <w:p>
+            <w:pPr>
+              <w:spacing w:after="60" w:line="276" w:lineRule="auto"/>
+              <w:jc w:val="center"/>
+            </w:pPr>
+            <w:r>
+              <w:rPr>
+                <w:rFonts w:ascii="Times New Roman" w:hAnsi="Times New Roman" w:eastAsia="Times New Roman"/>
+                <w:color w:val="000000"/>
+                <w:sz w:val="21"/>
+              </w:rPr>
+              <w:t>Median</w:t>
+            </w:r>
+          </w:p>
+        </w:tc>
+        <w:tc>
+          <w:tcPr>
+            <w:tcW w:type="dxa" w:w="5386"/>
+          </w:tcPr>
+          <w:p>
+            <w:pPr>
+              <w:spacing w:after="60" w:line="276" w:lineRule="auto"/>
+              <w:jc w:val="left"/>
+            </w:pPr>
+            <w:r>
+              <w:rPr>
+                <w:rFonts w:ascii="Times New Roman" w:hAnsi="Times New Roman" w:eastAsia="Times New Roman"/>
+                <w:color w:val="000000"/>
+                <w:sz w:val="21"/>
+              </w:rPr>
+              <w:t>3</w:t>
+            </w:r>
+          </w:p>
+        </w:tc>
+      </w:tr>
+      <w:tr>
+        <w:tc>
+          <w:tcPr>
+            <w:tcW w:type="dxa" w:w="3402"/>
+          </w:tcPr>
+          <w:p>
+            <w:pPr>
+              <w:spacing w:after="60" w:line="276" w:lineRule="auto"/>
+              <w:jc w:val="center"/>
+            </w:pPr>
+            <w:r>
+              <w:rPr>
+                <w:rFonts w:ascii="Times New Roman" w:hAnsi="Times New Roman" w:eastAsia="Times New Roman"/>
+                <w:color w:val="000000"/>
+                <w:sz w:val="21"/>
+              </w:rPr>
+              <w:t>75%</w:t>
+            </w:r>
+          </w:p>
+        </w:tc>
+        <w:tc>
+          <w:tcPr>
+            <w:tcW w:type="dxa" w:w="5386"/>
+          </w:tcPr>
+          <w:p>
+            <w:pPr>
+              <w:spacing w:after="60" w:line="276" w:lineRule="auto"/>
+              <w:jc w:val="left"/>
+            </w:pPr>
+            <w:r>
+              <w:rPr>
+                <w:rFonts w:ascii="Times New Roman" w:hAnsi="Times New Roman" w:eastAsia="Times New Roman"/>
+                <w:color w:val="000000"/>
+                <w:sz w:val="21"/>
+              </w:rPr>
+              <w:t>3</w:t>
+            </w:r>
+          </w:p>
+        </w:tc>
+      </w:tr>
+      <w:tr>
+        <w:tc>
+          <w:tcPr>
+            <w:tcW w:type="dxa" w:w="3402"/>
+          </w:tcPr>
+          <w:p>
+            <w:pPr>
+              <w:spacing w:after="60" w:line="276" w:lineRule="auto"/>
+              <w:jc w:val="center"/>
+            </w:pPr>
+            <w:r>
+              <w:rPr>
+                <w:rFonts w:ascii="Times New Roman" w:hAnsi="Times New Roman" w:eastAsia="Times New Roman"/>
+                <w:color w:val="000000"/>
+                <w:sz w:val="21"/>
+              </w:rPr>
+              <w:t>Max</w:t>
+            </w:r>
+          </w:p>
+        </w:tc>
+        <w:tc>
+          <w:tcPr>
+            <w:tcW w:type="dxa" w:w="5386"/>
+          </w:tcPr>
+          <w:p>
+            <w:pPr>
+              <w:spacing w:after="60" w:line="276" w:lineRule="auto"/>
+              <w:jc w:val="left"/>
+            </w:pPr>
+            <w:r>
+              <w:rPr>
+                <w:rFonts w:ascii="Times New Roman" w:hAnsi="Times New Roman" w:eastAsia="Times New Roman"/>
+                <w:color w:val="000000"/>
+                <w:sz w:val="21"/>
+              </w:rPr>
+              <w:t>14</w:t>
+            </w:r>
+          </w:p>
+        </w:tc>
+      </w:tr>
+    </w:tbl>
+    <w:p>
+      <w:pPr>
+        <w:spacing w:after="120"/>
+      </w:pPr>
+    </w:p>
+    <w:p>
+      <w:pPr>
+        <w:spacing w:line="360" w:lineRule="auto" w:after="120"/>
+        <w:ind w:firstLine="0"/>
+        <w:jc w:val="both"/>
+      </w:pPr>
+      <w:r>
+        <w:rPr>
+          <w:rFonts w:ascii="Times New Roman" w:hAnsi="Times New Roman" w:eastAsia="Times New Roman"/>
+          <w:b w:val="0"/>
+          <w:i w:val="0"/>
+          <w:color w:val="000000"/>
+          <w:sz w:val="26"/>
+        </w:rPr>
+        <w:t>Split ban đầu của FSC được giữ nguyên:</w:t>
+      </w:r>
+    </w:p>
+    <w:tbl>
+      <w:tblPr>
+        <w:tblW w:type="auto" w:w="0"/>
+        <w:jc w:val="center"/>
+        <w:tblLayout w:type="fixed"/>
+        <w:tblLook w:firstColumn="1" w:firstRow="1" w:lastColumn="0" w:lastRow="0" w:noHBand="0" w:noVBand="1" w:val="04A0"/>
+      </w:tblPr>
+      <w:tblGrid>
+        <w:gridCol w:w="4702"/>
+        <w:gridCol w:w="4702"/>
+      </w:tblGrid>
+      <w:tr>
+        <w:tc>
+          <w:tcPr>
+            <w:tcW w:type="dxa" w:w="3402"/>
+            <w:shd w:fill="E2E8F0"/>
+          </w:tcPr>
+          <w:p>
+            <w:pPr>
+              <w:spacing w:after="60" w:line="276" w:lineRule="auto"/>
+              <w:jc w:val="center"/>
+            </w:pPr>
+            <w:r>
+              <w:rPr>
+                <w:rFonts w:ascii="Times New Roman" w:hAnsi="Times New Roman" w:eastAsia="Times New Roman"/>
+                <w:b/>
+                <w:color w:val="000000"/>
+                <w:sz w:val="22"/>
+              </w:rPr>
+              <w:t>Tập phân chia (Split)</w:t>
+            </w:r>
+          </w:p>
+        </w:tc>
+        <w:tc>
+          <w:tcPr>
+            <w:tcW w:type="dxa" w:w="5386"/>
+            <w:shd w:fill="E2E8F0"/>
+          </w:tcPr>
+          <w:p>
+            <w:pPr>
+              <w:spacing w:after="60" w:line="276" w:lineRule="auto"/>
+              <w:jc w:val="center"/>
+            </w:pPr>
+            <w:r>
+              <w:rPr>
+                <w:rFonts w:ascii="Times New Roman" w:hAnsi="Times New Roman" w:eastAsia="Times New Roman"/>
+                <w:b/>
+                <w:color w:val="000000"/>
+                <w:sz w:val="22"/>
+              </w:rPr>
+              <w:t>Số lượng Utterance</w:t>
+            </w:r>
+          </w:p>
+        </w:tc>
+      </w:tr>
+      <w:tr>
+        <w:tc>
+          <w:tcPr>
+            <w:tcW w:type="dxa" w:w="3402"/>
+          </w:tcPr>
+          <w:p>
+            <w:pPr>
+              <w:spacing w:after="60" w:line="276" w:lineRule="auto"/>
+              <w:jc w:val="center"/>
+            </w:pPr>
+            <w:r>
+              <w:rPr>
+                <w:rFonts w:ascii="Times New Roman" w:hAnsi="Times New Roman" w:eastAsia="Times New Roman"/>
+                <w:color w:val="000000"/>
+                <w:sz w:val="21"/>
+              </w:rPr>
+              <w:t>Train</w:t>
+            </w:r>
+          </w:p>
+        </w:tc>
+        <w:tc>
+          <w:tcPr>
+            <w:tcW w:type="dxa" w:w="5386"/>
+          </w:tcPr>
+          <w:p>
+            <w:pPr>
+              <w:spacing w:after="60" w:line="276" w:lineRule="auto"/>
+              <w:jc w:val="left"/>
+            </w:pPr>
+            <w:r>
+              <w:rPr>
+                <w:rFonts w:ascii="Times New Roman" w:hAnsi="Times New Roman" w:eastAsia="Times New Roman"/>
+                <w:color w:val="000000"/>
+                <w:sz w:val="21"/>
+              </w:rPr>
+              <w:t>23.132</w:t>
+            </w:r>
+          </w:p>
+        </w:tc>
+      </w:tr>
+      <w:tr>
+        <w:tc>
+          <w:tcPr>
+            <w:tcW w:type="dxa" w:w="3402"/>
+          </w:tcPr>
+          <w:p>
+            <w:pPr>
+              <w:spacing w:after="60" w:line="276" w:lineRule="auto"/>
+              <w:jc w:val="center"/>
+            </w:pPr>
+            <w:r>
+              <w:rPr>
+                <w:rFonts w:ascii="Times New Roman" w:hAnsi="Times New Roman" w:eastAsia="Times New Roman"/>
+                <w:color w:val="000000"/>
+                <w:sz w:val="21"/>
+              </w:rPr>
+              <w:t>Validation</w:t>
+            </w:r>
+          </w:p>
+        </w:tc>
+        <w:tc>
+          <w:tcPr>
+            <w:tcW w:type="dxa" w:w="5386"/>
+          </w:tcPr>
+          <w:p>
+            <w:pPr>
+              <w:spacing w:after="60" w:line="276" w:lineRule="auto"/>
+              <w:jc w:val="left"/>
+            </w:pPr>
+            <w:r>
+              <w:rPr>
+                <w:rFonts w:ascii="Times New Roman" w:hAnsi="Times New Roman" w:eastAsia="Times New Roman"/>
+                <w:color w:val="000000"/>
+                <w:sz w:val="21"/>
+              </w:rPr>
+              <w:t>3.118</w:t>
+            </w:r>
+          </w:p>
+        </w:tc>
+      </w:tr>
+      <w:tr>
+        <w:tc>
+          <w:tcPr>
+            <w:tcW w:type="dxa" w:w="3402"/>
+          </w:tcPr>
+          <w:p>
+            <w:pPr>
+              <w:spacing w:after="60" w:line="276" w:lineRule="auto"/>
+              <w:jc w:val="center"/>
+            </w:pPr>
+            <w:r>
+              <w:rPr>
+                <w:rFonts w:ascii="Times New Roman" w:hAnsi="Times New Roman" w:eastAsia="Times New Roman"/>
+                <w:color w:val="000000"/>
+                <w:sz w:val="21"/>
+              </w:rPr>
+              <w:t>Test</w:t>
+            </w:r>
+          </w:p>
+        </w:tc>
+        <w:tc>
+          <w:tcPr>
+            <w:tcW w:type="dxa" w:w="5386"/>
+          </w:tcPr>
+          <w:p>
+            <w:pPr>
+              <w:spacing w:after="60" w:line="276" w:lineRule="auto"/>
+              <w:jc w:val="left"/>
+            </w:pPr>
+            <w:r>
+              <w:rPr>
+                <w:rFonts w:ascii="Times New Roman" w:hAnsi="Times New Roman" w:eastAsia="Times New Roman"/>
+                <w:color w:val="000000"/>
+                <w:sz w:val="21"/>
+              </w:rPr>
+              <w:t>3.793</w:t>
+            </w:r>
+          </w:p>
+        </w:tc>
+      </w:tr>
+    </w:tbl>
+    <w:p>
+      <w:pPr>
+        <w:spacing w:after="120"/>
+      </w:pPr>
     </w:p>
     <w:p>
       <w:pPr>
@@ -12941,7 +15847,7 @@
           <w:color w:val="000000"/>
           <w:sz w:val="26"/>
         </w:rPr>
-        <w:t>2.3.4. Pipeline chung sau chuẩn hóa</w:t>
+        <w:t>2.3.16. Cách sử dụng FSC sau preprocessing</w:t>
       </w:r>
     </w:p>
     <w:p>
@@ -12958,7 +15864,21 @@
           <w:color w:val="000000"/>
           <w:sz w:val="26"/>
         </w:rPr>
-        <w:t>Sau quá trình xử lý, dữ liệu được đưa về các dạng:</w:t>
+        <w:t>Sau khi model được huấn luyện trên FS-GSC, embedding network có thể được đóng băng (freeze). Mỗi segment FSC sẽ được đưa qua model:</w:t>
+      </w:r>
+    </w:p>
+    <w:p>
+      <w:pPr>
+        <w:spacing w:before="80" w:after="120"/>
+        <w:jc w:val="center"/>
+      </w:pPr>
+      <w:r>
+        <w:rPr>
+          <w:rFonts w:ascii="Cambria Math" w:hAnsi="Cambria Math" w:eastAsia="Cambria Math"/>
+          <w:color w:val="000000"/>
+          <w:sz w:val="24"/>
+        </w:rPr>
+        <w:t>z_i = f_\theta(x_i)</w:t>
       </w:r>
     </w:p>
     <w:p>
@@ -12970,12 +15890,60 @@
       <w:r>
         <w:rPr>
           <w:rFonts w:ascii="Times New Roman" w:hAnsi="Times New Roman" w:eastAsia="Times New Roman"/>
-          <w:b/>
+          <w:b w:val="0"/>
           <w:i w:val="0"/>
           <w:color w:val="000000"/>
           <w:sz w:val="26"/>
         </w:rPr>
-        <w:t>FS-GSC:</w:t>
+        <w:t>Trong đó: x_i là segment thứ i; z_i là embedding tương ứng; f_θ là mạng TD-ResNet đã được freeze.</w:t>
+      </w:r>
+    </w:p>
+    <w:p>
+      <w:pPr>
+        <w:spacing w:line="360" w:lineRule="auto" w:after="120"/>
+        <w:ind w:firstLine="0"/>
+        <w:jc w:val="both"/>
+      </w:pPr>
+      <w:r>
+        <w:rPr>
+          <w:rFonts w:ascii="Times New Roman" w:hAnsi="Times New Roman" w:eastAsia="Times New Roman"/>
+          <w:b w:val="0"/>
+          <w:i w:val="0"/>
+          <w:color w:val="000000"/>
+          <w:sz w:val="26"/>
+        </w:rPr>
+        <w:t>Với utterance gồm M segment, embedding toàn câu có thể được tính bằng trung bình:</w:t>
+      </w:r>
+    </w:p>
+    <w:p>
+      <w:pPr>
+        <w:spacing w:before="80" w:after="120"/>
+        <w:jc w:val="center"/>
+      </w:pPr>
+      <w:r>
+        <w:rPr>
+          <w:rFonts w:ascii="Cambria Math" w:hAnsi="Cambria Math" w:eastAsia="Cambria Math"/>
+          <w:color w:val="000000"/>
+          <w:sz w:val="24"/>
+        </w:rPr>
+        <w:t>z_{utt} = \frac{1}{M} \sum_{i=1}^{M} z_i</w:t>
+      </w:r>
+    </w:p>
+    <w:p>
+      <w:pPr>
+        <w:spacing w:line="360" w:lineRule="auto" w:after="120"/>
+        <w:ind w:firstLine="0"/>
+        <w:jc w:val="both"/>
+      </w:pPr>
+      <w:r>
+        <w:rPr>
+          <w:rFonts w:ascii="Times New Roman" w:hAnsi="Times New Roman" w:eastAsia="Times New Roman"/>
+          <w:b w:val="0"/>
+          <w:i w:val="0"/>
+          <w:color w:val="000000"/>
+          <w:sz w:val="26"/>
+        </w:rPr>
+        <w:t>Sau đó embedding utterance được sử dụng trong Prototypical Network để nhận diện Intent.</w:t>
       </w:r>
     </w:p>
     <w:tbl>
@@ -13010,17 +15978,35 @@
                 <w:color w:val="1E293B"/>
                 <w:sz w:val="19"/>
               </w:rPr>
-              <w:t>GSC Raw</w:t>
+              <w:t>FSC utterance</w:t>
               <w:br/>
-              <w:t>→ paper filtering</w:t>
+              <w:t xml:space="preserve">      ↓</w:t>
               <w:br/>
-              <w:t>→ speaker grouping</w:t>
+              <w:t>1-second segments</w:t>
               <w:br/>
-              <w:t>→ balancing</w:t>
+              <w:t xml:space="preserve">      ↓</w:t>
               <w:br/>
-              <w:t>→ class splitting</w:t>
+              <w:t>Frozen TD-ResNet</w:t>
               <w:br/>
-              <w:t>→ Few-shot dataset</w:t>
+              <w:t xml:space="preserve">      ↓</w:t>
+              <w:br/>
+              <w:t>z1, z2, ..., zM</w:t>
+              <w:br/>
+              <w:t xml:space="preserve">      ↓</w:t>
+              <w:br/>
+              <w:t>Mean aggregation</w:t>
+              <w:br/>
+              <w:t xml:space="preserve">      ↓</w:t>
+              <w:br/>
+              <w:t>Utterance embedding</w:t>
+              <w:br/>
+              <w:t xml:space="preserve">      ↓</w:t>
+              <w:br/>
+              <w:t>ProtoNet</w:t>
+              <w:br/>
+              <w:t xml:space="preserve">      ↓</w:t>
+              <w:br/>
+              <w:t>Intent prediction</w:t>
             </w:r>
           </w:p>
         </w:tc>
@@ -13040,68 +16026,29 @@
       <w:r>
         <w:rPr>
           <w:rFonts w:ascii="Times New Roman" w:hAnsi="Times New Roman" w:eastAsia="Times New Roman"/>
+          <w:b w:val="0"/>
+          <w:i/>
+          <w:color w:val="000000"/>
+          <w:sz w:val="26"/>
+        </w:rPr>
+        <w:t>Mục tiêu của thí nghiệm này là kiểm tra: Liệu embedding network được huấn luyện trên single-keyword speech có còn tạo ra representation hữu ích khi đầu vào chuyển thành multi-word command hay không?</w:t>
+      </w:r>
+    </w:p>
+    <w:p>
+      <w:pPr>
+        <w:pStyle w:val="Heading3"/>
+        <w:keepNext/>
+        <w:spacing w:before="200" w:after="80"/>
+      </w:pPr>
+      <w:r>
+        <w:rPr>
+          <w:rFonts w:ascii="Times New Roman" w:hAnsi="Times New Roman" w:eastAsia="Times New Roman"/>
           <w:b/>
-          <w:i w:val="0"/>
-          <w:color w:val="000000"/>
-          <w:sz w:val="26"/>
-        </w:rPr>
-        <w:t>AudioMNIST:</w:t>
-      </w:r>
-    </w:p>
-    <w:tbl>
-      <w:tblPr>
-        <w:tblW w:type="auto" w:w="0"/>
-        <w:jc w:val="center"/>
-        <w:tblLayout w:type="fixed"/>
-        <w:tblLook w:firstColumn="1" w:firstRow="1" w:lastColumn="0" w:lastRow="0" w:noHBand="0" w:noVBand="1" w:val="04A0"/>
-      </w:tblPr>
-      <w:tblGrid>
-        <w:gridCol w:w="9405"/>
-      </w:tblGrid>
-      <w:tr>
-        <w:tc>
-          <w:tcPr>
-            <w:tcW w:type="dxa" w:w="8787"/>
-            <w:shd w:fill="F8FAFC"/>
-            <w:tcBorders>
-              <w:top w:val="single" w:sz="4" w:space="0" w:color="E2E8F0"/>
-              <w:left w:val="single" w:sz="18" w:space="0" w:color="2563EB"/>
-              <w:bottom w:val="single" w:sz="4" w:space="0" w:color="E2E8F0"/>
-              <w:right w:val="single" w:sz="4" w:space="0" w:color="E2E8F0"/>
-            </w:tcBorders>
-          </w:tcPr>
-          <w:p>
-            <w:pPr>
-              <w:spacing w:before="80" w:after="80" w:line="276" w:lineRule="auto"/>
-            </w:pPr>
-            <w:r>
-              <w:rPr>
-                <w:rFonts w:ascii="Consolas" w:hAnsi="Consolas"/>
-                <w:color w:val="1E293B"/>
-                <w:sz w:val="19"/>
-              </w:rPr>
-              <w:t>AudioMNIST Raw</w:t>
-              <w:br/>
-              <w:t>48 kHz</w:t>
-              <w:br/>
-              <w:t>→ resample 16 kHz</w:t>
-              <w:br/>
-              <w:t>→ mono</w:t>
-              <w:br/>
-              <w:t>→ normalize</w:t>
-              <w:br/>
-              <w:t>→ pad/crop 1 s</w:t>
-              <w:br/>
-              <w:t>→ training-ready data</w:t>
-            </w:r>
-          </w:p>
-        </w:tc>
-      </w:tr>
-    </w:tbl>
-    <w:p>
-      <w:pPr>
-        <w:spacing w:after="80"/>
-      </w:pPr>
+          <w:color w:val="000000"/>
+          <w:sz w:val="26"/>
+        </w:rPr>
+        <w:t>2.3.17. So sánh preprocessing của ba dataset</w:t>
+      </w:r>
     </w:p>
     <w:p>
       <w:pPr>
@@ -13112,100 +16059,12 @@
       <w:r>
         <w:rPr>
           <w:rFonts w:ascii="Times New Roman" w:hAnsi="Times New Roman" w:eastAsia="Times New Roman"/>
-          <w:b/>
-          <w:i w:val="0"/>
-          <w:color w:val="000000"/>
-          <w:sz w:val="26"/>
-        </w:rPr>
-        <w:t>Fluent Speech Commands (FSC):</w:t>
-      </w:r>
-    </w:p>
-    <w:tbl>
-      <w:tblPr>
-        <w:tblW w:type="auto" w:w="0"/>
-        <w:jc w:val="center"/>
-        <w:tblLayout w:type="fixed"/>
-        <w:tblLook w:firstColumn="1" w:firstRow="1" w:lastColumn="0" w:lastRow="0" w:noHBand="0" w:noVBand="1" w:val="04A0"/>
-      </w:tblPr>
-      <w:tblGrid>
-        <w:gridCol w:w="9405"/>
-      </w:tblGrid>
-      <w:tr>
-        <w:tc>
-          <w:tcPr>
-            <w:tcW w:type="dxa" w:w="8787"/>
-            <w:shd w:fill="F8FAFC"/>
-            <w:tcBorders>
-              <w:top w:val="single" w:sz="4" w:space="0" w:color="E2E8F0"/>
-              <w:left w:val="single" w:sz="18" w:space="0" w:color="2563EB"/>
-              <w:bottom w:val="single" w:sz="4" w:space="0" w:color="E2E8F0"/>
-              <w:right w:val="single" w:sz="4" w:space="0" w:color="E2E8F0"/>
-            </w:tcBorders>
-          </w:tcPr>
-          <w:p>
-            <w:pPr>
-              <w:spacing w:before="80" w:after="80" w:line="276" w:lineRule="auto"/>
-            </w:pPr>
-            <w:r>
-              <w:rPr>
-                <w:rFonts w:ascii="Consolas" w:hAnsi="Consolas"/>
-                <w:color w:val="1E293B"/>
-                <w:sz w:val="19"/>
-              </w:rPr>
-              <w:t>FSC Raw</w:t>
-              <w:br/>
-              <w:t>16 kHz</w:t>
-              <w:br/>
-              <w:t>→ mono</w:t>
-              <w:br/>
-              <w:t>→ normalize</w:t>
-              <w:br/>
-              <w:t>→ giữ toàn bộ utterance</w:t>
-              <w:br/>
-              <w:t>→ segmentation nếu cần</w:t>
-              <w:br/>
-              <w:t>→ external-test data</w:t>
-            </w:r>
-          </w:p>
-        </w:tc>
-      </w:tr>
-    </w:tbl>
-    <w:p>
-      <w:pPr>
-        <w:spacing w:after="80"/>
-      </w:pPr>
-    </w:p>
-    <w:p>
-      <w:pPr>
-        <w:pStyle w:val="Heading3"/>
-        <w:keepNext/>
-        <w:spacing w:before="200" w:after="80"/>
-      </w:pPr>
-      <w:r>
-        <w:rPr>
-          <w:rFonts w:ascii="Times New Roman" w:hAnsi="Times New Roman" w:eastAsia="Times New Roman"/>
-          <w:b/>
-          <w:color w:val="000000"/>
-          <w:sz w:val="26"/>
-        </w:rPr>
-        <w:t>2.3.5. So sánh chính sách preprocessing</w:t>
-      </w:r>
-    </w:p>
-    <w:p>
-      <w:pPr>
-        <w:spacing w:line="360" w:lineRule="auto" w:after="120"/>
-        <w:ind w:firstLine="0"/>
-        <w:jc w:val="both"/>
-      </w:pPr>
-      <w:r>
-        <w:rPr>
-          <w:rFonts w:ascii="Times New Roman" w:hAnsi="Times New Roman" w:eastAsia="Times New Roman"/>
           <w:b w:val="0"/>
           <w:i w:val="0"/>
           <w:color w:val="000000"/>
           <w:sz w:val="26"/>
         </w:rPr>
-        <w:t>Bảng so sánh chính sách tiền xử lý và chuẩn hóa tín hiệu giữa ba bộ dữ liệu:</w:t>
+        <w:t>Bảng so sánh tổng hợp quy trình tiền xử lý giữa ba bộ dữ liệu:</w:t>
       </w:r>
     </w:p>
     <w:tbl>
@@ -13323,7 +16182,85 @@
                 <w:color w:val="000000"/>
                 <w:sz w:val="21"/>
               </w:rPr>
-              <w:t>Sample rate đích</w:t>
+              <w:t>Sample rate raw</w:t>
+            </w:r>
+          </w:p>
+        </w:tc>
+        <w:tc>
+          <w:tcPr>
+            <w:tcW w:type="dxa" w:w="2154"/>
+          </w:tcPr>
+          <w:p>
+            <w:pPr>
+              <w:spacing w:after="60" w:line="276" w:lineRule="auto"/>
+              <w:jc w:val="left"/>
+            </w:pPr>
+            <w:r>
+              <w:rPr>
+                <w:rFonts w:ascii="Times New Roman" w:hAnsi="Times New Roman" w:eastAsia="Times New Roman"/>
+                <w:color w:val="000000"/>
+                <w:sz w:val="21"/>
+              </w:rPr>
+              <w:t>16 kHz</w:t>
+            </w:r>
+          </w:p>
+        </w:tc>
+        <w:tc>
+          <w:tcPr>
+            <w:tcW w:type="dxa" w:w="2154"/>
+          </w:tcPr>
+          <w:p>
+            <w:pPr>
+              <w:spacing w:after="60" w:line="276" w:lineRule="auto"/>
+              <w:jc w:val="left"/>
+            </w:pPr>
+            <w:r>
+              <w:rPr>
+                <w:rFonts w:ascii="Times New Roman" w:hAnsi="Times New Roman" w:eastAsia="Times New Roman"/>
+                <w:color w:val="000000"/>
+                <w:sz w:val="21"/>
+              </w:rPr>
+              <w:t>sample audit 48 kHz</w:t>
+            </w:r>
+          </w:p>
+        </w:tc>
+        <w:tc>
+          <w:tcPr>
+            <w:tcW w:type="dxa" w:w="2211"/>
+          </w:tcPr>
+          <w:p>
+            <w:pPr>
+              <w:spacing w:after="60" w:line="276" w:lineRule="auto"/>
+              <w:jc w:val="left"/>
+            </w:pPr>
+            <w:r>
+              <w:rPr>
+                <w:rFonts w:ascii="Times New Roman" w:hAnsi="Times New Roman" w:eastAsia="Times New Roman"/>
+                <w:color w:val="000000"/>
+                <w:sz w:val="21"/>
+              </w:rPr>
+              <w:t>sample audit 16 kHz</w:t>
+            </w:r>
+          </w:p>
+        </w:tc>
+      </w:tr>
+      <w:tr>
+        <w:tc>
+          <w:tcPr>
+            <w:tcW w:type="dxa" w:w="2268"/>
+          </w:tcPr>
+          <w:p>
+            <w:pPr>
+              <w:spacing w:after="60" w:line="276" w:lineRule="auto"/>
+              <w:jc w:val="center"/>
+            </w:pPr>
+            <w:r>
+              <w:rPr>
+                <w:rFonts w:ascii="Times New Roman" w:hAnsi="Times New Roman" w:eastAsia="Times New Roman"/>
+                <w:color w:val="000000"/>
+                <w:sz w:val="21"/>
+              </w:rPr>
+              <w:t>Sample rate sau xử lý</w:t>
             </w:r>
           </w:p>
         </w:tc>
@@ -13401,6 +16338,25 @@
                 <w:color w:val="000000"/>
                 <w:sz w:val="21"/>
               </w:rPr>
+              <w:t>Channel</w:t>
+            </w:r>
+          </w:p>
+        </w:tc>
+        <w:tc>
+          <w:tcPr>
+            <w:tcW w:type="dxa" w:w="2154"/>
+          </w:tcPr>
+          <w:p>
+            <w:pPr>
+              <w:spacing w:after="60" w:line="276" w:lineRule="auto"/>
+              <w:jc w:val="left"/>
+            </w:pPr>
+            <w:r>
+              <w:rPr>
+                <w:rFonts w:ascii="Times New Roman" w:hAnsi="Times New Roman" w:eastAsia="Times New Roman"/>
+                <w:color w:val="000000"/>
+                <w:sz w:val="21"/>
+              </w:rPr>
               <w:t>Mono</w:t>
             </w:r>
           </w:p>
@@ -13420,26 +16376,7 @@
                 <w:color w:val="000000"/>
                 <w:sz w:val="21"/>
               </w:rPr>
-              <w:t>Có</w:t>
-            </w:r>
-          </w:p>
-        </w:tc>
-        <w:tc>
-          <w:tcPr>
-            <w:tcW w:type="dxa" w:w="2154"/>
-          </w:tcPr>
-          <w:p>
-            <w:pPr>
-              <w:spacing w:after="60" w:line="276" w:lineRule="auto"/>
-              <w:jc w:val="left"/>
-            </w:pPr>
-            <w:r>
-              <w:rPr>
-                <w:rFonts w:ascii="Times New Roman" w:hAnsi="Times New Roman" w:eastAsia="Times New Roman"/>
-                <w:color w:val="000000"/>
-                <w:sz w:val="21"/>
-              </w:rPr>
-              <w:t>Có</w:t>
+              <w:t>Mono</w:t>
             </w:r>
           </w:p>
         </w:tc>
@@ -13458,7 +16395,7 @@
                 <w:color w:val="000000"/>
                 <w:sz w:val="21"/>
               </w:rPr>
-              <w:t>Có</w:t>
+              <w:t>Mono</w:t>
             </w:r>
           </w:p>
         </w:tc>
@@ -13479,7 +16416,319 @@
                 <w:color w:val="000000"/>
                 <w:sz w:val="21"/>
               </w:rPr>
-              <w:t>Amplitude normalization</w:t>
+              <w:t>Audio &lt; 1s</w:t>
+            </w:r>
+          </w:p>
+        </w:tc>
+        <w:tc>
+          <w:tcPr>
+            <w:tcW w:type="dxa" w:w="2154"/>
+          </w:tcPr>
+          <w:p>
+            <w:pPr>
+              <w:spacing w:after="60" w:line="276" w:lineRule="auto"/>
+              <w:jc w:val="left"/>
+            </w:pPr>
+            <w:r>
+              <w:rPr>
+                <w:rFonts w:ascii="Times New Roman" w:hAnsi="Times New Roman" w:eastAsia="Times New Roman"/>
+                <w:color w:val="000000"/>
+                <w:sz w:val="21"/>
+              </w:rPr>
+              <w:t>Loại bỏ</w:t>
+            </w:r>
+          </w:p>
+        </w:tc>
+        <w:tc>
+          <w:tcPr>
+            <w:tcW w:type="dxa" w:w="2154"/>
+          </w:tcPr>
+          <w:p>
+            <w:pPr>
+              <w:spacing w:after="60" w:line="276" w:lineRule="auto"/>
+              <w:jc w:val="left"/>
+            </w:pPr>
+            <w:r>
+              <w:rPr>
+                <w:rFonts w:ascii="Times New Roman" w:hAnsi="Times New Roman" w:eastAsia="Times New Roman"/>
+                <w:color w:val="000000"/>
+                <w:sz w:val="21"/>
+              </w:rPr>
+              <w:t>Padding</w:t>
+            </w:r>
+          </w:p>
+        </w:tc>
+        <w:tc>
+          <w:tcPr>
+            <w:tcW w:type="dxa" w:w="2211"/>
+          </w:tcPr>
+          <w:p>
+            <w:pPr>
+              <w:spacing w:after="60" w:line="276" w:lineRule="auto"/>
+              <w:jc w:val="left"/>
+            </w:pPr>
+            <w:r>
+              <w:rPr>
+                <w:rFonts w:ascii="Times New Roman" w:hAnsi="Times New Roman" w:eastAsia="Times New Roman"/>
+                <w:color w:val="000000"/>
+                <w:sz w:val="21"/>
+              </w:rPr>
+              <w:t>Padding segment cuối</w:t>
+            </w:r>
+          </w:p>
+        </w:tc>
+      </w:tr>
+      <w:tr>
+        <w:tc>
+          <w:tcPr>
+            <w:tcW w:type="dxa" w:w="2268"/>
+          </w:tcPr>
+          <w:p>
+            <w:pPr>
+              <w:spacing w:after="60" w:line="276" w:lineRule="auto"/>
+              <w:jc w:val="center"/>
+            </w:pPr>
+            <w:r>
+              <w:rPr>
+                <w:rFonts w:ascii="Times New Roman" w:hAnsi="Times New Roman" w:eastAsia="Times New Roman"/>
+                <w:color w:val="000000"/>
+                <w:sz w:val="21"/>
+              </w:rPr>
+              <w:t>Audio &gt; 1s</w:t>
+            </w:r>
+          </w:p>
+        </w:tc>
+        <w:tc>
+          <w:tcPr>
+            <w:tcW w:type="dxa" w:w="2154"/>
+          </w:tcPr>
+          <w:p>
+            <w:pPr>
+              <w:spacing w:after="60" w:line="276" w:lineRule="auto"/>
+              <w:jc w:val="left"/>
+            </w:pPr>
+            <w:r>
+              <w:rPr>
+                <w:rFonts w:ascii="Times New Roman" w:hAnsi="Times New Roman" w:eastAsia="Times New Roman"/>
+                <w:color w:val="000000"/>
+                <w:sz w:val="21"/>
+              </w:rPr>
+              <w:t>Không phải trường hợp keyword chính</w:t>
+            </w:r>
+          </w:p>
+        </w:tc>
+        <w:tc>
+          <w:tcPr>
+            <w:tcW w:type="dxa" w:w="2154"/>
+          </w:tcPr>
+          <w:p>
+            <w:pPr>
+              <w:spacing w:after="60" w:line="276" w:lineRule="auto"/>
+              <w:jc w:val="left"/>
+            </w:pPr>
+            <w:r>
+              <w:rPr>
+                <w:rFonts w:ascii="Times New Roman" w:hAnsi="Times New Roman" w:eastAsia="Times New Roman"/>
+                <w:color w:val="000000"/>
+                <w:sz w:val="21"/>
+              </w:rPr>
+              <w:t>Center crop</w:t>
+            </w:r>
+          </w:p>
+        </w:tc>
+        <w:tc>
+          <w:tcPr>
+            <w:tcW w:type="dxa" w:w="2211"/>
+          </w:tcPr>
+          <w:p>
+            <w:pPr>
+              <w:spacing w:after="60" w:line="276" w:lineRule="auto"/>
+              <w:jc w:val="left"/>
+            </w:pPr>
+            <w:r>
+              <w:rPr>
+                <w:rFonts w:ascii="Times New Roman" w:hAnsi="Times New Roman" w:eastAsia="Times New Roman"/>
+                <w:color w:val="000000"/>
+                <w:sz w:val="21"/>
+              </w:rPr>
+              <w:t>Chia segment</w:t>
+            </w:r>
+          </w:p>
+        </w:tc>
+      </w:tr>
+      <w:tr>
+        <w:tc>
+          <w:tcPr>
+            <w:tcW w:type="dxa" w:w="2268"/>
+          </w:tcPr>
+          <w:p>
+            <w:pPr>
+              <w:spacing w:after="60" w:line="276" w:lineRule="auto"/>
+              <w:jc w:val="center"/>
+            </w:pPr>
+            <w:r>
+              <w:rPr>
+                <w:rFonts w:ascii="Times New Roman" w:hAnsi="Times New Roman" w:eastAsia="Times New Roman"/>
+                <w:color w:val="000000"/>
+                <w:sz w:val="21"/>
+              </w:rPr>
+              <w:t>Độ dài input</w:t>
+            </w:r>
+          </w:p>
+        </w:tc>
+        <w:tc>
+          <w:tcPr>
+            <w:tcW w:type="dxa" w:w="2154"/>
+          </w:tcPr>
+          <w:p>
+            <w:pPr>
+              <w:spacing w:after="60" w:line="276" w:lineRule="auto"/>
+              <w:jc w:val="left"/>
+            </w:pPr>
+            <w:r>
+              <w:rPr>
+                <w:rFonts w:ascii="Times New Roman" w:hAnsi="Times New Roman" w:eastAsia="Times New Roman"/>
+                <w:color w:val="000000"/>
+                <w:sz w:val="21"/>
+              </w:rPr>
+              <w:t>1s</w:t>
+            </w:r>
+          </w:p>
+        </w:tc>
+        <w:tc>
+          <w:tcPr>
+            <w:tcW w:type="dxa" w:w="2154"/>
+          </w:tcPr>
+          <w:p>
+            <w:pPr>
+              <w:spacing w:after="60" w:line="276" w:lineRule="auto"/>
+              <w:jc w:val="left"/>
+            </w:pPr>
+            <w:r>
+              <w:rPr>
+                <w:rFonts w:ascii="Times New Roman" w:hAnsi="Times New Roman" w:eastAsia="Times New Roman"/>
+                <w:color w:val="000000"/>
+                <w:sz w:val="21"/>
+              </w:rPr>
+              <w:t>1s</w:t>
+            </w:r>
+          </w:p>
+        </w:tc>
+        <w:tc>
+          <w:tcPr>
+            <w:tcW w:type="dxa" w:w="2211"/>
+          </w:tcPr>
+          <w:p>
+            <w:pPr>
+              <w:spacing w:after="60" w:line="276" w:lineRule="auto"/>
+              <w:jc w:val="left"/>
+            </w:pPr>
+            <w:r>
+              <w:rPr>
+                <w:rFonts w:ascii="Times New Roman" w:hAnsi="Times New Roman" w:eastAsia="Times New Roman"/>
+                <w:color w:val="000000"/>
+                <w:sz w:val="21"/>
+              </w:rPr>
+              <w:t>Segment 1s</w:t>
+            </w:r>
+          </w:p>
+        </w:tc>
+      </w:tr>
+      <w:tr>
+        <w:tc>
+          <w:tcPr>
+            <w:tcW w:type="dxa" w:w="2268"/>
+          </w:tcPr>
+          <w:p>
+            <w:pPr>
+              <w:spacing w:after="60" w:line="276" w:lineRule="auto"/>
+              <w:jc w:val="center"/>
+            </w:pPr>
+            <w:r>
+              <w:rPr>
+                <w:rFonts w:ascii="Times New Roman" w:hAnsi="Times New Roman" w:eastAsia="Times New Roman"/>
+                <w:color w:val="000000"/>
+                <w:sz w:val="21"/>
+              </w:rPr>
+              <w:t>Samples / input</w:t>
+            </w:r>
+          </w:p>
+        </w:tc>
+        <w:tc>
+          <w:tcPr>
+            <w:tcW w:type="dxa" w:w="2154"/>
+          </w:tcPr>
+          <w:p>
+            <w:pPr>
+              <w:spacing w:after="60" w:line="276" w:lineRule="auto"/>
+              <w:jc w:val="left"/>
+            </w:pPr>
+            <w:r>
+              <w:rPr>
+                <w:rFonts w:ascii="Times New Roman" w:hAnsi="Times New Roman" w:eastAsia="Times New Roman"/>
+                <w:color w:val="000000"/>
+                <w:sz w:val="21"/>
+              </w:rPr>
+              <w:t>16000</w:t>
+            </w:r>
+          </w:p>
+        </w:tc>
+        <w:tc>
+          <w:tcPr>
+            <w:tcW w:type="dxa" w:w="2154"/>
+          </w:tcPr>
+          <w:p>
+            <w:pPr>
+              <w:spacing w:after="60" w:line="276" w:lineRule="auto"/>
+              <w:jc w:val="left"/>
+            </w:pPr>
+            <w:r>
+              <w:rPr>
+                <w:rFonts w:ascii="Times New Roman" w:hAnsi="Times New Roman" w:eastAsia="Times New Roman"/>
+                <w:color w:val="000000"/>
+                <w:sz w:val="21"/>
+              </w:rPr>
+              <w:t>16000</w:t>
+            </w:r>
+          </w:p>
+        </w:tc>
+        <w:tc>
+          <w:tcPr>
+            <w:tcW w:type="dxa" w:w="2211"/>
+          </w:tcPr>
+          <w:p>
+            <w:pPr>
+              <w:spacing w:after="60" w:line="276" w:lineRule="auto"/>
+              <w:jc w:val="left"/>
+            </w:pPr>
+            <w:r>
+              <w:rPr>
+                <w:rFonts w:ascii="Times New Roman" w:hAnsi="Times New Roman" w:eastAsia="Times New Roman"/>
+                <w:color w:val="000000"/>
+                <w:sz w:val="21"/>
+              </w:rPr>
+              <w:t>16000</w:t>
+            </w:r>
+          </w:p>
+        </w:tc>
+      </w:tr>
+      <w:tr>
+        <w:tc>
+          <w:tcPr>
+            <w:tcW w:type="dxa" w:w="2268"/>
+          </w:tcPr>
+          <w:p>
+            <w:pPr>
+              <w:spacing w:after="60" w:line="276" w:lineRule="auto"/>
+              <w:jc w:val="center"/>
+            </w:pPr>
+            <w:r>
+              <w:rPr>
+                <w:rFonts w:ascii="Times New Roman" w:hAnsi="Times New Roman" w:eastAsia="Times New Roman"/>
+                <w:color w:val="000000"/>
+                <w:sz w:val="21"/>
+              </w:rPr>
+              <w:t>Chuẩn hóa biên độ</w:t>
             </w:r>
           </w:p>
         </w:tc>
@@ -13517,7 +16766,7 @@
                 <w:color w:val="000000"/>
                 <w:sz w:val="21"/>
               </w:rPr>
-              <w:t>Có</w:t>
+              <w:t>Peak normalization</w:t>
             </w:r>
           </w:p>
         </w:tc>
@@ -13536,241 +16785,7 @@
                 <w:color w:val="000000"/>
                 <w:sz w:val="21"/>
               </w:rPr>
-              <w:t>Có</w:t>
-            </w:r>
-          </w:p>
-        </w:tc>
-      </w:tr>
-      <w:tr>
-        <w:tc>
-          <w:tcPr>
-            <w:tcW w:type="dxa" w:w="2268"/>
-          </w:tcPr>
-          <w:p>
-            <w:pPr>
-              <w:spacing w:after="60" w:line="276" w:lineRule="auto"/>
-              <w:jc w:val="center"/>
-            </w:pPr>
-            <w:r>
-              <w:rPr>
-                <w:rFonts w:ascii="Times New Roman" w:hAnsi="Times New Roman" w:eastAsia="Times New Roman"/>
-                <w:color w:val="000000"/>
-                <w:sz w:val="21"/>
-              </w:rPr>
-              <w:t>Độ dài</w:t>
-            </w:r>
-          </w:p>
-        </w:tc>
-        <w:tc>
-          <w:tcPr>
-            <w:tcW w:type="dxa" w:w="2154"/>
-          </w:tcPr>
-          <w:p>
-            <w:pPr>
-              <w:spacing w:after="60" w:line="276" w:lineRule="auto"/>
-              <w:jc w:val="left"/>
-            </w:pPr>
-            <w:r>
-              <w:rPr>
-                <w:rFonts w:ascii="Times New Roman" w:hAnsi="Times New Roman" w:eastAsia="Times New Roman"/>
-                <w:color w:val="000000"/>
-                <w:sz w:val="21"/>
-              </w:rPr>
-              <w:t>1 s</w:t>
-            </w:r>
-          </w:p>
-        </w:tc>
-        <w:tc>
-          <w:tcPr>
-            <w:tcW w:type="dxa" w:w="2154"/>
-          </w:tcPr>
-          <w:p>
-            <w:pPr>
-              <w:spacing w:after="60" w:line="276" w:lineRule="auto"/>
-              <w:jc w:val="left"/>
-            </w:pPr>
-            <w:r>
-              <w:rPr>
-                <w:rFonts w:ascii="Times New Roman" w:hAnsi="Times New Roman" w:eastAsia="Times New Roman"/>
-                <w:color w:val="000000"/>
-                <w:sz w:val="21"/>
-              </w:rPr>
-              <w:t>1 s</w:t>
-            </w:r>
-          </w:p>
-        </w:tc>
-        <w:tc>
-          <w:tcPr>
-            <w:tcW w:type="dxa" w:w="2211"/>
-          </w:tcPr>
-          <w:p>
-            <w:pPr>
-              <w:spacing w:after="60" w:line="276" w:lineRule="auto"/>
-              <w:jc w:val="left"/>
-            </w:pPr>
-            <w:r>
-              <w:rPr>
-                <w:rFonts w:ascii="Times New Roman" w:hAnsi="Times New Roman" w:eastAsia="Times New Roman"/>
-                <w:color w:val="000000"/>
-                <w:sz w:val="21"/>
-              </w:rPr>
-              <w:t>Variable</w:t>
-            </w:r>
-          </w:p>
-        </w:tc>
-      </w:tr>
-      <w:tr>
-        <w:tc>
-          <w:tcPr>
-            <w:tcW w:type="dxa" w:w="2268"/>
-          </w:tcPr>
-          <w:p>
-            <w:pPr>
-              <w:spacing w:after="60" w:line="276" w:lineRule="auto"/>
-              <w:jc w:val="center"/>
-            </w:pPr>
-            <w:r>
-              <w:rPr>
-                <w:rFonts w:ascii="Times New Roman" w:hAnsi="Times New Roman" w:eastAsia="Times New Roman"/>
-                <w:color w:val="000000"/>
-                <w:sz w:val="21"/>
-              </w:rPr>
-              <w:t>Audio &lt; 1 s</w:t>
-            </w:r>
-          </w:p>
-        </w:tc>
-        <w:tc>
-          <w:tcPr>
-            <w:tcW w:type="dxa" w:w="2154"/>
-          </w:tcPr>
-          <w:p>
-            <w:pPr>
-              <w:spacing w:after="60" w:line="276" w:lineRule="auto"/>
-              <w:jc w:val="left"/>
-            </w:pPr>
-            <w:r>
-              <w:rPr>
-                <w:rFonts w:ascii="Times New Roman" w:hAnsi="Times New Roman" w:eastAsia="Times New Roman"/>
-                <w:color w:val="000000"/>
-                <w:sz w:val="21"/>
-              </w:rPr>
-              <w:t>Paper loại bỏ</w:t>
-            </w:r>
-          </w:p>
-        </w:tc>
-        <w:tc>
-          <w:tcPr>
-            <w:tcW w:type="dxa" w:w="2154"/>
-          </w:tcPr>
-          <w:p>
-            <w:pPr>
-              <w:spacing w:after="60" w:line="276" w:lineRule="auto"/>
-              <w:jc w:val="left"/>
-            </w:pPr>
-            <w:r>
-              <w:rPr>
-                <w:rFonts w:ascii="Times New Roman" w:hAnsi="Times New Roman" w:eastAsia="Times New Roman"/>
-                <w:color w:val="000000"/>
-                <w:sz w:val="21"/>
-              </w:rPr>
-              <w:t>Zero-pad</w:t>
-            </w:r>
-          </w:p>
-        </w:tc>
-        <w:tc>
-          <w:tcPr>
-            <w:tcW w:type="dxa" w:w="2211"/>
-          </w:tcPr>
-          <w:p>
-            <w:pPr>
-              <w:spacing w:after="60" w:line="276" w:lineRule="auto"/>
-              <w:jc w:val="left"/>
-            </w:pPr>
-            <w:r>
-              <w:rPr>
-                <w:rFonts w:ascii="Times New Roman" w:hAnsi="Times New Roman" w:eastAsia="Times New Roman"/>
-                <w:color w:val="000000"/>
-                <w:sz w:val="21"/>
-              </w:rPr>
-              <w:t>Giữ/pad segment</w:t>
-            </w:r>
-          </w:p>
-        </w:tc>
-      </w:tr>
-      <w:tr>
-        <w:tc>
-          <w:tcPr>
-            <w:tcW w:type="dxa" w:w="2268"/>
-          </w:tcPr>
-          <w:p>
-            <w:pPr>
-              <w:spacing w:after="60" w:line="276" w:lineRule="auto"/>
-              <w:jc w:val="center"/>
-            </w:pPr>
-            <w:r>
-              <w:rPr>
-                <w:rFonts w:ascii="Times New Roman" w:hAnsi="Times New Roman" w:eastAsia="Times New Roman"/>
-                <w:color w:val="000000"/>
-                <w:sz w:val="21"/>
-              </w:rPr>
-              <w:t>Audio &gt; 1 s</w:t>
-            </w:r>
-          </w:p>
-        </w:tc>
-        <w:tc>
-          <w:tcPr>
-            <w:tcW w:type="dxa" w:w="2154"/>
-          </w:tcPr>
-          <w:p>
-            <w:pPr>
-              <w:spacing w:after="60" w:line="276" w:lineRule="auto"/>
-              <w:jc w:val="left"/>
-            </w:pPr>
-            <w:r>
-              <w:rPr>
-                <w:rFonts w:ascii="Times New Roman" w:hAnsi="Times New Roman" w:eastAsia="Times New Roman"/>
-                <w:color w:val="000000"/>
-                <w:sz w:val="21"/>
-              </w:rPr>
-              <w:t>Không phải trường hợp chính</w:t>
-            </w:r>
-          </w:p>
-        </w:tc>
-        <w:tc>
-          <w:tcPr>
-            <w:tcW w:type="dxa" w:w="2154"/>
-          </w:tcPr>
-          <w:p>
-            <w:pPr>
-              <w:spacing w:after="60" w:line="276" w:lineRule="auto"/>
-              <w:jc w:val="left"/>
-            </w:pPr>
-            <w:r>
-              <w:rPr>
-                <w:rFonts w:ascii="Times New Roman" w:hAnsi="Times New Roman" w:eastAsia="Times New Roman"/>
-                <w:color w:val="000000"/>
-                <w:sz w:val="21"/>
-              </w:rPr>
-              <w:t>Crop nếu cần</w:t>
-            </w:r>
-          </w:p>
-        </w:tc>
-        <w:tc>
-          <w:tcPr>
-            <w:tcW w:type="dxa" w:w="2211"/>
-          </w:tcPr>
-          <w:p>
-            <w:pPr>
-              <w:spacing w:after="60" w:line="276" w:lineRule="auto"/>
-              <w:jc w:val="left"/>
-            </w:pPr>
-            <w:r>
-              <w:rPr>
-                <w:rFonts w:ascii="Times New Roman" w:hAnsi="Times New Roman" w:eastAsia="Times New Roman"/>
-                <w:color w:val="000000"/>
-                <w:sz w:val="21"/>
-              </w:rPr>
-              <w:t>Segment</w:t>
+              <w:t>Peak normalization</w:t>
             </w:r>
           </w:p>
         </w:tc>
@@ -13810,7 +16825,7 @@
                 <w:color w:val="000000"/>
                 <w:sz w:val="21"/>
               </w:rPr>
-              <w:t>Train chính</w:t>
+              <w:t>Baseline / train chính</w:t>
             </w:r>
           </w:p>
         </w:tc>
@@ -13829,7 +16844,7 @@
                 <w:color w:val="000000"/>
                 <w:sz w:val="21"/>
               </w:rPr>
-              <w:t>Train thay thế / external test</w:t>
+              <w:t>Train thay thế + external test</w:t>
             </w:r>
           </w:p>
         </w:tc>
@@ -13861,6 +16876,22 @@
     </w:p>
     <w:p>
       <w:pPr>
+        <w:pStyle w:val="Heading3"/>
+        <w:keepNext/>
+        <w:spacing w:before="200" w:after="80"/>
+      </w:pPr>
+      <w:r>
+        <w:rPr>
+          <w:rFonts w:ascii="Times New Roman" w:hAnsi="Times New Roman" w:eastAsia="Times New Roman"/>
+          <w:b/>
+          <w:color w:val="000000"/>
+          <w:sz w:val="26"/>
+        </w:rPr>
+        <w:t>2.3.18. So sánh dữ liệu trước và sau chuẩn hóa</w:t>
+      </w:r>
+    </w:p>
+    <w:p>
+      <w:pPr>
         <w:spacing w:line="360" w:lineRule="auto" w:after="120"/>
         <w:ind w:firstLine="0"/>
         <w:jc w:val="both"/>
@@ -13868,12 +16899,548 @@
       <w:r>
         <w:rPr>
           <w:rFonts w:ascii="Times New Roman" w:hAnsi="Times New Roman" w:eastAsia="Times New Roman"/>
+          <w:b/>
+          <w:i w:val="0"/>
+          <w:color w:val="000000"/>
+          <w:sz w:val="26"/>
+        </w:rPr>
+        <w:t>FS-GSC:</w:t>
+      </w:r>
+    </w:p>
+    <w:p>
+      <w:pPr>
+        <w:spacing w:line="360" w:lineRule="auto" w:after="120"/>
+        <w:ind w:firstLine="0"/>
+        <w:jc w:val="both"/>
+      </w:pPr>
+      <w:r>
+        <w:rPr>
+          <w:rFonts w:ascii="Times New Roman" w:hAnsi="Times New Roman" w:eastAsia="Times New Roman"/>
           <w:b w:val="0"/>
           <w:i w:val="0"/>
           <w:color w:val="000000"/>
           <w:sz w:val="26"/>
         </w:rPr>
-        <w:t>Qua đó, nhóm giữ cùng chuẩn kỹ thuật cho ba dataset nhưng điều chỉnh cách xử lý độ dài theo bản chất của dữ liệu. Điều này tránh việc ép tất cả dataset về cùng một dạng một cách máy móc và giúp các thí nghiệm sau có ý nghĩa hơn.</w:t>
+        <w:t>Dữ liệu raw gồm 105.829 keyword WAV trên 35 keyword classes, nhiều sample &lt; 1s và phân bố class không cân bằng. Sau pipeline của paper: thu được đúng 33.790 keyword WAV gồm 30 Core classes (30 × 1062 = 31.860 mẫu) và 5 Unknown classes (5 × 386 = 1.930 mẫu).</w:t>
+      </w:r>
+    </w:p>
+    <w:p>
+      <w:pPr>
+        <w:spacing w:line="360" w:lineRule="auto" w:after="120"/>
+        <w:ind w:firstLine="0"/>
+        <w:jc w:val="both"/>
+      </w:pPr>
+      <w:r>
+        <w:rPr>
+          <w:rFonts w:ascii="Times New Roman" w:hAnsi="Times New Roman" w:eastAsia="Times New Roman"/>
+          <w:b/>
+          <w:i w:val="0"/>
+          <w:color w:val="000000"/>
+          <w:sz w:val="26"/>
+        </w:rPr>
+        <w:t>AudioMNIST:</w:t>
+      </w:r>
+    </w:p>
+    <w:p>
+      <w:pPr>
+        <w:spacing w:line="360" w:lineRule="auto" w:after="120"/>
+        <w:ind w:firstLine="0"/>
+        <w:jc w:val="both"/>
+      </w:pPr>
+      <w:r>
+        <w:rPr>
+          <w:rFonts w:ascii="Times New Roman" w:hAnsi="Times New Roman" w:eastAsia="Times New Roman"/>
+          <w:b w:val="0"/>
+          <w:i w:val="0"/>
+          <w:color w:val="000000"/>
+          <w:sz w:val="26"/>
+        </w:rPr>
+        <w:t>Dữ liệu raw gồm 30.000 WAV trên 10 class (60 speaker), sample rate 48 kHz và thời lượng biến thiên. Sau preprocessing: 30.000 WAV (0 lỗi) đưa về chuẩn 16 kHz, 16000 samples (1.0 s) và giữ nguyên hoàn hảo phân bố cân bằng ban đầu.</w:t>
+      </w:r>
+    </w:p>
+    <w:p>
+      <w:pPr>
+        <w:spacing w:line="360" w:lineRule="auto" w:after="120"/>
+        <w:ind w:firstLine="0"/>
+        <w:jc w:val="both"/>
+      </w:pPr>
+      <w:r>
+        <w:rPr>
+          <w:rFonts w:ascii="Times New Roman" w:hAnsi="Times New Roman" w:eastAsia="Times New Roman"/>
+          <w:b/>
+          <w:i w:val="0"/>
+          <w:color w:val="000000"/>
+          <w:sz w:val="26"/>
+        </w:rPr>
+        <w:t>Fluent Speech Commands:</w:t>
+      </w:r>
+    </w:p>
+    <w:p>
+      <w:pPr>
+        <w:spacing w:line="360" w:lineRule="auto" w:after="120"/>
+        <w:ind w:firstLine="0"/>
+        <w:jc w:val="both"/>
+      </w:pPr>
+      <w:r>
+        <w:rPr>
+          <w:rFonts w:ascii="Times New Roman" w:hAnsi="Times New Roman" w:eastAsia="Times New Roman"/>
+          <w:b w:val="0"/>
+          <w:i w:val="0"/>
+          <w:color w:val="000000"/>
+          <w:sz w:val="26"/>
+        </w:rPr>
+        <w:t>Dữ liệu raw gồm 30.043 utterance trên 97 speaker (31 intent) với thời lượng câu lệnh dài. Sau preprocessing: 30.043 utterance được chia thành 83.777 segment (16000 samples / 1.0 s mỗi segment, trung bình 2.7886 segment/utterance, 0 lỗi).</w:t>
+      </w:r>
+    </w:p>
+    <w:p>
+      <w:pPr>
+        <w:pStyle w:val="Heading3"/>
+        <w:keepNext/>
+        <w:spacing w:before="200" w:after="80"/>
+      </w:pPr>
+      <w:r>
+        <w:rPr>
+          <w:rFonts w:ascii="Times New Roman" w:hAnsi="Times New Roman" w:eastAsia="Times New Roman"/>
+          <w:b/>
+          <w:color w:val="000000"/>
+          <w:sz w:val="26"/>
+        </w:rPr>
+        <w:t>2.3.19. Mã nguồn preprocessing</w:t>
+      </w:r>
+    </w:p>
+    <w:p>
+      <w:pPr>
+        <w:spacing w:line="360" w:lineRule="auto" w:after="120"/>
+        <w:ind w:firstLine="0"/>
+        <w:jc w:val="both"/>
+      </w:pPr>
+      <w:r>
+        <w:rPr>
+          <w:rFonts w:ascii="Times New Roman" w:hAnsi="Times New Roman" w:eastAsia="Times New Roman"/>
+          <w:b w:val="0"/>
+          <w:i w:val="0"/>
+          <w:color w:val="000000"/>
+          <w:sz w:val="26"/>
+        </w:rPr>
+        <w:t>Các bước preprocessing được triển khai trực tiếp trên Kaggle.</w:t>
+      </w:r>
+    </w:p>
+    <w:p>
+      <w:pPr>
+        <w:spacing w:line="360" w:lineRule="auto" w:after="120"/>
+        <w:ind w:firstLine="0"/>
+        <w:jc w:val="both"/>
+      </w:pPr>
+      <w:r>
+        <w:rPr>
+          <w:rFonts w:ascii="Times New Roman" w:hAnsi="Times New Roman" w:eastAsia="Times New Roman"/>
+          <w:b w:val="0"/>
+          <w:i w:val="0"/>
+          <w:color w:val="000000"/>
+          <w:sz w:val="26"/>
+        </w:rPr>
+        <w:t>Đối với FS-GSC, nhóm sử dụng pipeline từ repository Few-Shot-KWS và chỉ sửa những phần cần thiết để tương thích với môi trường thư viện hiện tại.</w:t>
+      </w:r>
+    </w:p>
+    <w:p>
+      <w:pPr>
+        <w:spacing w:line="360" w:lineRule="auto" w:after="120"/>
+        <w:ind w:firstLine="0"/>
+        <w:jc w:val="both"/>
+      </w:pPr>
+      <w:r>
+        <w:rPr>
+          <w:rFonts w:ascii="Times New Roman" w:hAnsi="Times New Roman" w:eastAsia="Times New Roman"/>
+          <w:b w:val="0"/>
+          <w:i w:val="0"/>
+          <w:color w:val="000000"/>
+          <w:sz w:val="26"/>
+        </w:rPr>
+        <w:t>Trong quá trình tái hiện, source gốc sử dụng API torchaudio.load() cũ:</w:t>
+      </w:r>
+    </w:p>
+    <w:tbl>
+      <w:tblPr>
+        <w:tblW w:type="auto" w:w="0"/>
+        <w:jc w:val="center"/>
+        <w:tblLayout w:type="fixed"/>
+        <w:tblLook w:firstColumn="1" w:firstRow="1" w:lastColumn="0" w:lastRow="0" w:noHBand="0" w:noVBand="1" w:val="04A0"/>
+      </w:tblPr>
+      <w:tblGrid>
+        <w:gridCol w:w="9405"/>
+      </w:tblGrid>
+      <w:tr>
+        <w:tc>
+          <w:tcPr>
+            <w:tcW w:type="dxa" w:w="8787"/>
+            <w:shd w:fill="F8FAFC"/>
+            <w:tcBorders>
+              <w:top w:val="single" w:sz="4" w:space="0" w:color="E2E8F0"/>
+              <w:left w:val="single" w:sz="18" w:space="0" w:color="2563EB"/>
+              <w:bottom w:val="single" w:sz="4" w:space="0" w:color="E2E8F0"/>
+              <w:right w:val="single" w:sz="4" w:space="0" w:color="E2E8F0"/>
+            </w:tcBorders>
+          </w:tcPr>
+          <w:p>
+            <w:pPr>
+              <w:spacing w:before="80" w:after="80" w:line="276" w:lineRule="auto"/>
+            </w:pPr>
+            <w:r>
+              <w:rPr>
+                <w:rFonts w:ascii="Consolas" w:hAnsi="Consolas"/>
+                <w:color w:val="1E293B"/>
+                <w:sz w:val="19"/>
+              </w:rPr>
+              <w:t>torchaudio.load(</w:t>
+              <w:br/>
+              <w:t xml:space="preserve">    filepath=audio_file,</w:t>
+              <w:br/>
+              <w:t xml:space="preserve">    normalization=True,</w:t>
+              <w:br/>
+              <w:t xml:space="preserve">    num_frames=desired_samples</w:t>
+              <w:br/>
+              <w:t>)</w:t>
+            </w:r>
+          </w:p>
+        </w:tc>
+      </w:tr>
+    </w:tbl>
+    <w:p>
+      <w:pPr>
+        <w:spacing w:after="80"/>
+      </w:pPr>
+    </w:p>
+    <w:p>
+      <w:pPr>
+        <w:spacing w:line="360" w:lineRule="auto" w:after="120"/>
+        <w:ind w:firstLine="0"/>
+        <w:jc w:val="both"/>
+      </w:pPr>
+      <w:r>
+        <w:rPr>
+          <w:rFonts w:ascii="Times New Roman" w:hAnsi="Times New Roman" w:eastAsia="Times New Roman"/>
+          <w:b w:val="0"/>
+          <w:i w:val="0"/>
+          <w:color w:val="000000"/>
+          <w:sz w:val="26"/>
+        </w:rPr>
+        <w:t>Phiên bản torchaudio hiện tại trên Kaggle không còn tương thích hoàn toàn với cách gọi này. Nhóm thay bằng:</w:t>
+      </w:r>
+    </w:p>
+    <w:tbl>
+      <w:tblPr>
+        <w:tblW w:type="auto" w:w="0"/>
+        <w:jc w:val="center"/>
+        <w:tblLayout w:type="fixed"/>
+        <w:tblLook w:firstColumn="1" w:firstRow="1" w:lastColumn="0" w:lastRow="0" w:noHBand="0" w:noVBand="1" w:val="04A0"/>
+      </w:tblPr>
+      <w:tblGrid>
+        <w:gridCol w:w="9405"/>
+      </w:tblGrid>
+      <w:tr>
+        <w:tc>
+          <w:tcPr>
+            <w:tcW w:type="dxa" w:w="8787"/>
+            <w:shd w:fill="F8FAFC"/>
+            <w:tcBorders>
+              <w:top w:val="single" w:sz="4" w:space="0" w:color="E2E8F0"/>
+              <w:left w:val="single" w:sz="18" w:space="0" w:color="2563EB"/>
+              <w:bottom w:val="single" w:sz="4" w:space="0" w:color="E2E8F0"/>
+              <w:right w:val="single" w:sz="4" w:space="0" w:color="E2E8F0"/>
+            </w:tcBorders>
+          </w:tcPr>
+          <w:p>
+            <w:pPr>
+              <w:spacing w:before="80" w:after="80" w:line="276" w:lineRule="auto"/>
+            </w:pPr>
+            <w:r>
+              <w:rPr>
+                <w:rFonts w:ascii="Consolas" w:hAnsi="Consolas"/>
+                <w:color w:val="1E293B"/>
+                <w:sz w:val="19"/>
+              </w:rPr>
+              <w:t>sound, sr = torchaudio.load(</w:t>
+              <w:br/>
+              <w:t xml:space="preserve">    audio_file,</w:t>
+              <w:br/>
+              <w:t xml:space="preserve">    num_frames=desired_samples</w:t>
+              <w:br/>
+              <w:t>)</w:t>
+            </w:r>
+          </w:p>
+        </w:tc>
+      </w:tr>
+    </w:tbl>
+    <w:p>
+      <w:pPr>
+        <w:spacing w:after="80"/>
+      </w:pPr>
+    </w:p>
+    <w:p>
+      <w:pPr>
+        <w:spacing w:line="360" w:lineRule="auto" w:after="120"/>
+        <w:ind w:firstLine="0"/>
+        <w:jc w:val="both"/>
+      </w:pPr>
+      <w:r>
+        <w:rPr>
+          <w:rFonts w:ascii="Times New Roman" w:hAnsi="Times New Roman" w:eastAsia="Times New Roman"/>
+          <w:b w:val="0"/>
+          <w:i w:val="0"/>
+          <w:color w:val="000000"/>
+          <w:sz w:val="26"/>
+        </w:rPr>
+        <w:t>nhưng giữ nguyên logic: chỉ đọc tối đa desired_samples → kiểm tra length → loại file không đủ 16000 sample. Do đó thay đổi này chỉ mang tính tương thích API và không thay đổi logic preprocessing của paper.</w:t>
+      </w:r>
+    </w:p>
+    <w:p>
+      <w:pPr>
+        <w:pStyle w:val="Heading3"/>
+        <w:keepNext/>
+        <w:spacing w:before="200" w:after="80"/>
+      </w:pPr>
+      <w:r>
+        <w:rPr>
+          <w:rFonts w:ascii="Times New Roman" w:hAnsi="Times New Roman" w:eastAsia="Times New Roman"/>
+          <w:b/>
+          <w:color w:val="000000"/>
+          <w:sz w:val="26"/>
+        </w:rPr>
+        <w:t>2.3.20. Nhận xét</w:t>
+      </w:r>
+    </w:p>
+    <w:p>
+      <w:pPr>
+        <w:spacing w:line="360" w:lineRule="auto" w:after="120"/>
+        <w:ind w:firstLine="0"/>
+        <w:jc w:val="both"/>
+      </w:pPr>
+      <w:r>
+        <w:rPr>
+          <w:rFonts w:ascii="Times New Roman" w:hAnsi="Times New Roman" w:eastAsia="Times New Roman"/>
+          <w:b w:val="0"/>
+          <w:i w:val="0"/>
+          <w:color w:val="000000"/>
+          <w:sz w:val="26"/>
+        </w:rPr>
+        <w:t>Kết quả preprocessing cho thấy không thể áp dụng một quy tắc xử lý độ dài duy nhất cho mọi dataset.</w:t>
+      </w:r>
+    </w:p>
+    <w:p>
+      <w:pPr>
+        <w:spacing w:line="360" w:lineRule="auto" w:after="120"/>
+        <w:ind w:firstLine="0"/>
+        <w:jc w:val="both"/>
+      </w:pPr>
+      <w:r>
+        <w:rPr>
+          <w:rFonts w:ascii="Times New Roman" w:hAnsi="Times New Roman" w:eastAsia="Times New Roman"/>
+          <w:b w:val="0"/>
+          <w:i w:val="0"/>
+          <w:color w:val="000000"/>
+          <w:sz w:val="26"/>
+        </w:rPr>
+        <w:t>FS-GSC được paper xây dựng theo giả định mỗi keyword có thời lượng 1 giây, vì vậy các utterance ngắn hơn 1 giây được loại bỏ.</w:t>
+      </w:r>
+    </w:p>
+    <w:p>
+      <w:pPr>
+        <w:spacing w:line="360" w:lineRule="auto" w:after="120"/>
+        <w:ind w:firstLine="0"/>
+        <w:jc w:val="both"/>
+      </w:pPr>
+      <w:r>
+        <w:rPr>
+          <w:rFonts w:ascii="Times New Roman" w:hAnsi="Times New Roman" w:eastAsia="Times New Roman"/>
+          <w:b w:val="0"/>
+          <w:i w:val="0"/>
+          <w:color w:val="000000"/>
+          <w:sz w:val="26"/>
+        </w:rPr>
+        <w:t>AudioMNIST cũng là single-word speech nhưng các utterance ngắn hơn 1 giây là dữ liệu hợp lệ. Vì vậy nhóm sử dụng padding thay vì loại bỏ mẫu.</w:t>
+      </w:r>
+    </w:p>
+    <w:p>
+      <w:pPr>
+        <w:spacing w:line="360" w:lineRule="auto" w:after="120"/>
+        <w:ind w:firstLine="0"/>
+        <w:jc w:val="both"/>
+      </w:pPr>
+      <w:r>
+        <w:rPr>
+          <w:rFonts w:ascii="Times New Roman" w:hAnsi="Times New Roman" w:eastAsia="Times New Roman"/>
+          <w:b w:val="0"/>
+          <w:i w:val="0"/>
+          <w:color w:val="000000"/>
+          <w:sz w:val="26"/>
+        </w:rPr>
+        <w:t>Fluent Speech Commands chứa câu lệnh nhiều từ và có thời lượng dài hơn đáng kể. Do đó dữ liệu được chia thành nhiều segment 1 giây để giữ nguyên toàn bộ nội dung.</w:t>
+      </w:r>
+    </w:p>
+    <w:p>
+      <w:pPr>
+        <w:spacing w:line="360" w:lineRule="auto" w:after="120"/>
+        <w:ind w:firstLine="0"/>
+        <w:jc w:val="both"/>
+      </w:pPr>
+      <w:r>
+        <w:rPr>
+          <w:rFonts w:ascii="Times New Roman" w:hAnsi="Times New Roman" w:eastAsia="Times New Roman"/>
+          <w:b w:val="0"/>
+          <w:i w:val="0"/>
+          <w:color w:val="000000"/>
+          <w:sz w:val="26"/>
+        </w:rPr>
+        <w:t>Sau preprocessing, cả ba dataset đều có thể cung cấp đầu vào theo chuẩn: 16 kHz, mono, 16000 samples / model input segment; nhưng vẫn bảo toàn đặc điểm riêng của từng loại dữ liệu.</w:t>
+      </w:r>
+    </w:p>
+    <w:p>
+      <w:pPr>
+        <w:spacing w:line="360" w:lineRule="auto" w:after="120"/>
+        <w:ind w:firstLine="0"/>
+        <w:jc w:val="both"/>
+      </w:pPr>
+      <w:r>
+        <w:rPr>
+          <w:rFonts w:ascii="Times New Roman" w:hAnsi="Times New Roman" w:eastAsia="Times New Roman"/>
+          <w:b w:val="0"/>
+          <w:i w:val="0"/>
+          <w:color w:val="000000"/>
+          <w:sz w:val="26"/>
+        </w:rPr>
+        <w:t>Cách chuẩn hóa này tạo nền tảng vững chắc cho các thí nghiệm tiếp theo:</w:t>
+      </w:r>
+    </w:p>
+    <w:p>
+      <w:pPr>
+        <w:spacing w:line="360" w:lineRule="auto" w:after="80"/>
+        <w:ind w:left="340" w:hanging="340"/>
+        <w:jc w:val="both"/>
+      </w:pPr>
+      <w:r>
+        <w:rPr>
+          <w:rFonts w:ascii="Times New Roman" w:hAnsi="Times New Roman" w:eastAsia="Times New Roman"/>
+          <w:b/>
+          <w:color w:val="000000"/>
+          <w:sz w:val="26"/>
+        </w:rPr>
+        <w:t xml:space="preserve">-- </w:t>
+      </w:r>
+      <w:r>
+        <w:rPr>
+          <w:rFonts w:ascii="Times New Roman" w:hAnsi="Times New Roman" w:eastAsia="Times New Roman"/>
+          <w:b/>
+          <w:color w:val="000000"/>
+          <w:sz w:val="26"/>
+        </w:rPr>
+        <w:t xml:space="preserve">1.: </w:t>
+      </w:r>
+      <w:r>
+        <w:rPr>
+          <w:rFonts w:ascii="Times New Roman" w:hAnsi="Times New Roman" w:eastAsia="Times New Roman"/>
+          <w:color w:val="000000"/>
+          <w:sz w:val="26"/>
+        </w:rPr>
+        <w:t>Huấn luyện baseline trên FS-GSC.</w:t>
+      </w:r>
+    </w:p>
+    <w:p>
+      <w:pPr>
+        <w:spacing w:line="360" w:lineRule="auto" w:after="80"/>
+        <w:ind w:left="340" w:hanging="340"/>
+        <w:jc w:val="both"/>
+      </w:pPr>
+      <w:r>
+        <w:rPr>
+          <w:rFonts w:ascii="Times New Roman" w:hAnsi="Times New Roman" w:eastAsia="Times New Roman"/>
+          <w:b/>
+          <w:color w:val="000000"/>
+          <w:sz w:val="26"/>
+        </w:rPr>
+        <w:t xml:space="preserve">-- </w:t>
+      </w:r>
+      <w:r>
+        <w:rPr>
+          <w:rFonts w:ascii="Times New Roman" w:hAnsi="Times New Roman" w:eastAsia="Times New Roman"/>
+          <w:b/>
+          <w:color w:val="000000"/>
+          <w:sz w:val="26"/>
+        </w:rPr>
+        <w:t xml:space="preserve">2.: </w:t>
+      </w:r>
+      <w:r>
+        <w:rPr>
+          <w:rFonts w:ascii="Times New Roman" w:hAnsi="Times New Roman" w:eastAsia="Times New Roman"/>
+          <w:color w:val="000000"/>
+          <w:sz w:val="26"/>
+        </w:rPr>
+        <w:t>Huấn luyện lại cùng kiến trúc trên AudioMNIST.</w:t>
+      </w:r>
+    </w:p>
+    <w:p>
+      <w:pPr>
+        <w:spacing w:line="360" w:lineRule="auto" w:after="80"/>
+        <w:ind w:left="340" w:hanging="340"/>
+        <w:jc w:val="both"/>
+      </w:pPr>
+      <w:r>
+        <w:rPr>
+          <w:rFonts w:ascii="Times New Roman" w:hAnsi="Times New Roman" w:eastAsia="Times New Roman"/>
+          <w:b/>
+          <w:color w:val="000000"/>
+          <w:sz w:val="26"/>
+        </w:rPr>
+        <w:t xml:space="preserve">-- </w:t>
+      </w:r>
+      <w:r>
+        <w:rPr>
+          <w:rFonts w:ascii="Times New Roman" w:hAnsi="Times New Roman" w:eastAsia="Times New Roman"/>
+          <w:b/>
+          <w:color w:val="000000"/>
+          <w:sz w:val="26"/>
+        </w:rPr>
+        <w:t xml:space="preserve">3.: </w:t>
+      </w:r>
+      <w:r>
+        <w:rPr>
+          <w:rFonts w:ascii="Times New Roman" w:hAnsi="Times New Roman" w:eastAsia="Times New Roman"/>
+          <w:color w:val="000000"/>
+          <w:sz w:val="26"/>
+        </w:rPr>
+        <w:t>Kiểm tra cross-dataset giữa FS-GSC và AudioMNIST.</w:t>
+      </w:r>
+    </w:p>
+    <w:p>
+      <w:pPr>
+        <w:spacing w:line="360" w:lineRule="auto" w:after="80"/>
+        <w:ind w:left="340" w:hanging="340"/>
+        <w:jc w:val="both"/>
+      </w:pPr>
+      <w:r>
+        <w:rPr>
+          <w:rFonts w:ascii="Times New Roman" w:hAnsi="Times New Roman" w:eastAsia="Times New Roman"/>
+          <w:b/>
+          <w:color w:val="000000"/>
+          <w:sz w:val="26"/>
+        </w:rPr>
+        <w:t xml:space="preserve">-- </w:t>
+      </w:r>
+      <w:r>
+        <w:rPr>
+          <w:rFonts w:ascii="Times New Roman" w:hAnsi="Times New Roman" w:eastAsia="Times New Roman"/>
+          <w:b/>
+          <w:color w:val="000000"/>
+          <w:sz w:val="26"/>
+        </w:rPr>
+        <w:t xml:space="preserve">4.: </w:t>
+      </w:r>
+      <w:r>
+        <w:rPr>
+          <w:rFonts w:ascii="Times New Roman" w:hAnsi="Times New Roman" w:eastAsia="Times New Roman"/>
+          <w:color w:val="000000"/>
+          <w:sz w:val="26"/>
+        </w:rPr>
+        <w:t>Đóng băng model FS-GSC và đánh giá trên FSC multi-word.</w:t>
       </w:r>
     </w:p>
     <w:p>

--- a/docs/report/Bao_cao_hang_muc_cham_giua_ky_Xu_ly_tieng_noi.docx
+++ b/docs/report/Bao_cao_hang_muc_cham_giua_ky_Xu_ly_tieng_noi.docx
@@ -17456,7 +17456,4076 @@
           <w:color w:val="000000"/>
           <w:sz w:val="28"/>
         </w:rPr>
-        <w:t>2.4. Các đặc trưng tiếng nói sử dụng trong đồ án</w:t>
+        <w:t>2.4. Đặc trưng tiếng nói sử dụng trong đồ án</w:t>
+      </w:r>
+    </w:p>
+    <w:p>
+      <w:pPr>
+        <w:spacing w:line="360" w:lineRule="auto" w:after="120"/>
+        <w:ind w:firstLine="0"/>
+        <w:jc w:val="both"/>
+      </w:pPr>
+      <w:r>
+        <w:rPr>
+          <w:rFonts w:ascii="Times New Roman" w:hAnsi="Times New Roman" w:eastAsia="Times New Roman"/>
+          <w:b w:val="0"/>
+          <w:i w:val="0"/>
+          <w:color w:val="000000"/>
+          <w:sz w:val="26"/>
+        </w:rPr>
+        <w:t>Sau quá trình chuẩn bị dữ liệu, tín hiệu âm thanh chưa được đưa trực tiếp vào TD-ResNet dưới dạng waveform thô. Repository Few-Shot-KWS thực hiện bước trích xuất đặc trưng Mel-Frequency Cepstral Coefficients (MFCC) và sử dụng ma trận MFCC làm đầu vào cho embedding network.</w:t>
+      </w:r>
+    </w:p>
+    <w:p>
+      <w:pPr>
+        <w:spacing w:line="360" w:lineRule="auto" w:after="120"/>
+        <w:ind w:firstLine="0"/>
+        <w:jc w:val="both"/>
+      </w:pPr>
+      <w:r>
+        <w:rPr>
+          <w:rFonts w:ascii="Times New Roman" w:hAnsi="Times New Roman" w:eastAsia="Times New Roman"/>
+          <w:b w:val="0"/>
+          <w:i w:val="0"/>
+          <w:color w:val="000000"/>
+          <w:sz w:val="26"/>
+        </w:rPr>
+        <w:t>Quy trình tổng quát:</w:t>
+      </w:r>
+    </w:p>
+    <w:tbl>
+      <w:tblPr>
+        <w:tblW w:type="auto" w:w="0"/>
+        <w:jc w:val="center"/>
+        <w:tblLayout w:type="fixed"/>
+        <w:tblLook w:firstColumn="1" w:firstRow="1" w:lastColumn="0" w:lastRow="0" w:noHBand="0" w:noVBand="1" w:val="04A0"/>
+      </w:tblPr>
+      <w:tblGrid>
+        <w:gridCol w:w="9405"/>
+      </w:tblGrid>
+      <w:tr>
+        <w:tc>
+          <w:tcPr>
+            <w:tcW w:type="dxa" w:w="8787"/>
+            <w:shd w:fill="F8FAFC"/>
+            <w:tcBorders>
+              <w:top w:val="single" w:sz="4" w:space="0" w:color="E2E8F0"/>
+              <w:left w:val="single" w:sz="18" w:space="0" w:color="2563EB"/>
+              <w:bottom w:val="single" w:sz="4" w:space="0" w:color="E2E8F0"/>
+              <w:right w:val="single" w:sz="4" w:space="0" w:color="E2E8F0"/>
+            </w:tcBorders>
+          </w:tcPr>
+          <w:p>
+            <w:pPr>
+              <w:spacing w:before="80" w:after="80" w:line="276" w:lineRule="auto"/>
+            </w:pPr>
+            <w:r>
+              <w:rPr>
+                <w:rFonts w:ascii="Consolas" w:hAnsi="Consolas"/>
+                <w:color w:val="1E293B"/>
+                <w:sz w:val="19"/>
+              </w:rPr>
+              <w:t>Waveform</w:t>
+              <w:br/>
+              <w:t xml:space="preserve">   ↓</w:t>
+              <w:br/>
+              <w:t>Chia tín hiệu theo các cửa sổ thời gian</w:t>
+              <w:br/>
+              <w:t xml:space="preserve">   ↓</w:t>
+              <w:br/>
+              <w:t>Biểu diễn phổ tần số</w:t>
+              <w:br/>
+              <w:t xml:space="preserve">   ↓</w:t>
+              <w:br/>
+              <w:t>Mel filter bank</w:t>
+              <w:br/>
+              <w:t xml:space="preserve">   ↓</w:t>
+              <w:br/>
+              <w:t>Log-Mel representation</w:t>
+              <w:br/>
+              <w:t xml:space="preserve">   ↓</w:t>
+              <w:br/>
+              <w:t>DCT</w:t>
+              <w:br/>
+              <w:t xml:space="preserve">   ↓</w:t>
+              <w:br/>
+              <w:t>MFCC</w:t>
+              <w:br/>
+              <w:t xml:space="preserve">   ↓</w:t>
+              <w:br/>
+              <w:t>TD-ResNet</w:t>
+            </w:r>
+          </w:p>
+        </w:tc>
+      </w:tr>
+    </w:tbl>
+    <w:p>
+      <w:pPr>
+        <w:spacing w:after="80"/>
+      </w:pPr>
+    </w:p>
+    <w:p>
+      <w:pPr>
+        <w:spacing w:line="360" w:lineRule="auto" w:after="120"/>
+        <w:ind w:firstLine="0"/>
+        <w:jc w:val="both"/>
+      </w:pPr>
+      <w:r>
+        <w:rPr>
+          <w:rFonts w:ascii="Times New Roman" w:hAnsi="Times New Roman" w:eastAsia="Times New Roman"/>
+          <w:b/>
+          <w:i w:val="0"/>
+          <w:color w:val="000000"/>
+          <w:sz w:val="26"/>
+        </w:rPr>
+        <w:t>Do đó, MFCC là đặc trưng tiếng nói chính được sử dụng trực tiếp trong mô hình của đồ án.</w:t>
+      </w:r>
+    </w:p>
+    <w:p>
+      <w:pPr>
+        <w:pStyle w:val="Heading3"/>
+        <w:keepNext/>
+        <w:spacing w:before="200" w:after="80"/>
+      </w:pPr>
+      <w:r>
+        <w:rPr>
+          <w:rFonts w:ascii="Times New Roman" w:hAnsi="Times New Roman" w:eastAsia="Times New Roman"/>
+          <w:b/>
+          <w:color w:val="000000"/>
+          <w:sz w:val="26"/>
+        </w:rPr>
+        <w:t>2.4.1. Waveform</w:t>
+      </w:r>
+    </w:p>
+    <w:p>
+      <w:pPr>
+        <w:spacing w:line="360" w:lineRule="auto" w:after="120"/>
+        <w:ind w:firstLine="0"/>
+        <w:jc w:val="both"/>
+      </w:pPr>
+      <w:r>
+        <w:rPr>
+          <w:rFonts w:ascii="Times New Roman" w:hAnsi="Times New Roman" w:eastAsia="Times New Roman"/>
+          <w:b w:val="0"/>
+          <w:i w:val="0"/>
+          <w:color w:val="000000"/>
+          <w:sz w:val="26"/>
+        </w:rPr>
+        <w:t>Waveform là dạng biểu diễn cơ bản nhất của tín hiệu âm thanh trong miền thời gian. Một tín hiệu có thể biểu diễn:</w:t>
+      </w:r>
+    </w:p>
+    <w:p>
+      <w:pPr>
+        <w:spacing w:before="80" w:after="120"/>
+        <w:jc w:val="center"/>
+      </w:pPr>
+      <w:r>
+        <w:rPr>
+          <w:rFonts w:ascii="Cambria Math" w:hAnsi="Cambria Math" w:eastAsia="Cambria Math"/>
+          <w:color w:val="000000"/>
+          <w:sz w:val="24"/>
+        </w:rPr>
+        <w:t>x[n], \quad n = 0, 1, \ldots, N-1</w:t>
+      </w:r>
+    </w:p>
+    <w:p>
+      <w:pPr>
+        <w:spacing w:line="360" w:lineRule="auto" w:after="120"/>
+        <w:ind w:firstLine="0"/>
+        <w:jc w:val="both"/>
+      </w:pPr>
+      <w:r>
+        <w:rPr>
+          <w:rFonts w:ascii="Times New Roman" w:hAnsi="Times New Roman" w:eastAsia="Times New Roman"/>
+          <w:b w:val="0"/>
+          <w:i w:val="0"/>
+          <w:color w:val="000000"/>
+          <w:sz w:val="26"/>
+        </w:rPr>
+        <w:t>Trong đó: x[n] là biên độ của tín hiệu tại sample thứ n; N là tổng số sample.</w:t>
+      </w:r>
+    </w:p>
+    <w:p>
+      <w:pPr>
+        <w:spacing w:line="360" w:lineRule="auto" w:after="120"/>
+        <w:ind w:firstLine="0"/>
+        <w:jc w:val="both"/>
+      </w:pPr>
+      <w:r>
+        <w:rPr>
+          <w:rFonts w:ascii="Times New Roman" w:hAnsi="Times New Roman" w:eastAsia="Times New Roman"/>
+          <w:b w:val="0"/>
+          <w:i w:val="0"/>
+          <w:color w:val="000000"/>
+          <w:sz w:val="26"/>
+        </w:rPr>
+        <w:t>Sau preprocessing, input chuẩn của hệ thống có sample rate:</w:t>
+      </w:r>
+    </w:p>
+    <w:p>
+      <w:pPr>
+        <w:spacing w:before="80" w:after="120"/>
+        <w:jc w:val="center"/>
+      </w:pPr>
+      <w:r>
+        <w:rPr>
+          <w:rFonts w:ascii="Cambria Math" w:hAnsi="Cambria Math" w:eastAsia="Cambria Math"/>
+          <w:color w:val="000000"/>
+          <w:sz w:val="24"/>
+        </w:rPr>
+        <w:t>f_s = 16000\text{ Hz}</w:t>
+      </w:r>
+    </w:p>
+    <w:p>
+      <w:pPr>
+        <w:spacing w:line="360" w:lineRule="auto" w:after="120"/>
+        <w:ind w:firstLine="0"/>
+        <w:jc w:val="both"/>
+      </w:pPr>
+      <w:r>
+        <w:rPr>
+          <w:rFonts w:ascii="Times New Roman" w:hAnsi="Times New Roman" w:eastAsia="Times New Roman"/>
+          <w:b w:val="0"/>
+          <w:i w:val="0"/>
+          <w:color w:val="000000"/>
+          <w:sz w:val="26"/>
+        </w:rPr>
+        <w:t>Với một đoạn audio dài 1 giây:</w:t>
+      </w:r>
+    </w:p>
+    <w:p>
+      <w:pPr>
+        <w:spacing w:before="80" w:after="120"/>
+        <w:jc w:val="center"/>
+      </w:pPr>
+      <w:r>
+        <w:rPr>
+          <w:rFonts w:ascii="Cambria Math" w:hAnsi="Cambria Math" w:eastAsia="Cambria Math"/>
+          <w:color w:val="000000"/>
+          <w:sz w:val="24"/>
+        </w:rPr>
+        <w:t>N = 16000\text{ sample}</w:t>
+      </w:r>
+    </w:p>
+    <w:p>
+      <w:pPr>
+        <w:spacing w:line="360" w:lineRule="auto" w:after="120"/>
+        <w:ind w:firstLine="0"/>
+        <w:jc w:val="both"/>
+      </w:pPr>
+      <w:r>
+        <w:rPr>
+          <w:rFonts w:ascii="Times New Roman" w:hAnsi="Times New Roman" w:eastAsia="Times New Roman"/>
+          <w:b w:val="0"/>
+          <w:i w:val="0"/>
+          <w:color w:val="000000"/>
+          <w:sz w:val="26"/>
+        </w:rPr>
+        <w:t>Waveform chứa toàn bộ thông tin tín hiệu, tuy nhiên việc sử dụng trực tiếp waveform khiến mô hình phải tự học cả những biến đổi từ miền thời gian sang các đặc trưng liên quan tới phổ tiếng nói. Trong pipeline hiện tại, waveform được chuyển thành MFCC trước khi đưa vào TD-ResNet.</w:t>
+      </w:r>
+    </w:p>
+    <w:p>
+      <w:pPr>
+        <w:pStyle w:val="Heading3"/>
+        <w:keepNext/>
+        <w:spacing w:before="200" w:after="80"/>
+      </w:pPr>
+      <w:r>
+        <w:rPr>
+          <w:rFonts w:ascii="Times New Roman" w:hAnsi="Times New Roman" w:eastAsia="Times New Roman"/>
+          <w:b/>
+          <w:color w:val="000000"/>
+          <w:sz w:val="26"/>
+        </w:rPr>
+        <w:t>2.4.2. Tại sao tín hiệu tiếng nói được chia thành các frame?</w:t>
+      </w:r>
+    </w:p>
+    <w:p>
+      <w:pPr>
+        <w:spacing w:line="360" w:lineRule="auto" w:after="120"/>
+        <w:ind w:firstLine="0"/>
+        <w:jc w:val="both"/>
+      </w:pPr>
+      <w:r>
+        <w:rPr>
+          <w:rFonts w:ascii="Times New Roman" w:hAnsi="Times New Roman" w:eastAsia="Times New Roman"/>
+          <w:b w:val="0"/>
+          <w:i w:val="0"/>
+          <w:color w:val="000000"/>
+          <w:sz w:val="26"/>
+        </w:rPr>
+        <w:t>Tín hiệu tiếng nói thay đổi theo thời gian và không thể xem toàn bộ một utterance dài như một tín hiệu tĩnh.</w:t>
+      </w:r>
+    </w:p>
+    <w:p>
+      <w:pPr>
+        <w:spacing w:line="360" w:lineRule="auto" w:after="120"/>
+        <w:ind w:firstLine="0"/>
+        <w:jc w:val="both"/>
+      </w:pPr>
+      <w:r>
+        <w:rPr>
+          <w:rFonts w:ascii="Times New Roman" w:hAnsi="Times New Roman" w:eastAsia="Times New Roman"/>
+          <w:b w:val="0"/>
+          <w:i w:val="0"/>
+          <w:color w:val="000000"/>
+          <w:sz w:val="26"/>
+        </w:rPr>
+        <w:t>Tuy nhiên, trong một khoảng thời gian ngắn khoảng vài chục mili giây, đặc điểm phổ của tiếng nói có thể được xem là tương đối ổn định. Vì vậy tín hiệu được phân tích theo các cửa sổ ngắn.</w:t>
+      </w:r>
+    </w:p>
+    <w:p>
+      <w:pPr>
+        <w:spacing w:line="360" w:lineRule="auto" w:after="120"/>
+        <w:ind w:firstLine="0"/>
+        <w:jc w:val="both"/>
+      </w:pPr>
+      <w:r>
+        <w:rPr>
+          <w:rFonts w:ascii="Times New Roman" w:hAnsi="Times New Roman" w:eastAsia="Times New Roman"/>
+          <w:b w:val="0"/>
+          <w:i w:val="0"/>
+          <w:color w:val="000000"/>
+          <w:sz w:val="26"/>
+        </w:rPr>
+        <w:t>Repository sử dụng:</w:t>
+      </w:r>
+    </w:p>
+    <w:p>
+      <w:pPr>
+        <w:spacing w:before="80" w:after="120"/>
+        <w:jc w:val="center"/>
+      </w:pPr>
+      <w:r>
+        <w:rPr>
+          <w:rFonts w:ascii="Cambria Math" w:hAnsi="Cambria Math" w:eastAsia="Cambria Math"/>
+          <w:color w:val="000000"/>
+          <w:sz w:val="24"/>
+        </w:rPr>
+        <w:t>window\_size = 40\text{ ms} \quad \text{và} \quad window\_stride = 20\text{ ms}</w:t>
+      </w:r>
+    </w:p>
+    <w:p>
+      <w:pPr>
+        <w:spacing w:line="360" w:lineRule="auto" w:after="120"/>
+        <w:ind w:firstLine="0"/>
+        <w:jc w:val="both"/>
+      </w:pPr>
+      <w:r>
+        <w:rPr>
+          <w:rFonts w:ascii="Times New Roman" w:hAnsi="Times New Roman" w:eastAsia="Times New Roman"/>
+          <w:b w:val="0"/>
+          <w:i w:val="0"/>
+          <w:color w:val="000000"/>
+          <w:sz w:val="26"/>
+        </w:rPr>
+        <w:t>Với sample rate f_s = 16000 Hz, số sample của một cửa sổ là:</w:t>
+      </w:r>
+    </w:p>
+    <w:p>
+      <w:pPr>
+        <w:spacing w:before="80" w:after="120"/>
+        <w:jc w:val="center"/>
+      </w:pPr>
+      <w:r>
+        <w:rPr>
+          <w:rFonts w:ascii="Cambria Math" w:hAnsi="Cambria Math" w:eastAsia="Cambria Math"/>
+          <w:color w:val="000000"/>
+          <w:sz w:val="24"/>
+        </w:rPr>
+        <w:t>0.04 \times 16000 = 640\text{ sample}</w:t>
+      </w:r>
+    </w:p>
+    <w:p>
+      <w:pPr>
+        <w:spacing w:line="360" w:lineRule="auto" w:after="120"/>
+        <w:ind w:firstLine="0"/>
+        <w:jc w:val="both"/>
+      </w:pPr>
+      <w:r>
+        <w:rPr>
+          <w:rFonts w:ascii="Times New Roman" w:hAnsi="Times New Roman" w:eastAsia="Times New Roman"/>
+          <w:b w:val="0"/>
+          <w:i w:val="0"/>
+          <w:color w:val="000000"/>
+          <w:sz w:val="26"/>
+        </w:rPr>
+        <w:t>Khoảng dịch giữa hai cửa sổ liên tiếp:</w:t>
+      </w:r>
+    </w:p>
+    <w:p>
+      <w:pPr>
+        <w:spacing w:before="80" w:after="120"/>
+        <w:jc w:val="center"/>
+      </w:pPr>
+      <w:r>
+        <w:rPr>
+          <w:rFonts w:ascii="Cambria Math" w:hAnsi="Cambria Math" w:eastAsia="Cambria Math"/>
+          <w:color w:val="000000"/>
+          <w:sz w:val="24"/>
+        </w:rPr>
+        <w:t>0.02 \times 16000 = 320\text{ sample}</w:t>
+      </w:r>
+    </w:p>
+    <w:p>
+      <w:pPr>
+        <w:spacing w:line="360" w:lineRule="auto" w:after="120"/>
+        <w:ind w:firstLine="0"/>
+        <w:jc w:val="both"/>
+      </w:pPr>
+      <w:r>
+        <w:rPr>
+          <w:rFonts w:ascii="Times New Roman" w:hAnsi="Times New Roman" w:eastAsia="Times New Roman"/>
+          <w:b w:val="0"/>
+          <w:i w:val="0"/>
+          <w:color w:val="000000"/>
+          <w:sz w:val="26"/>
+        </w:rPr>
+        <w:t>Có thể hình dung sự chồng lấn giữa các frame:</w:t>
+      </w:r>
+    </w:p>
+    <w:tbl>
+      <w:tblPr>
+        <w:tblW w:type="auto" w:w="0"/>
+        <w:jc w:val="center"/>
+        <w:tblLayout w:type="fixed"/>
+        <w:tblLook w:firstColumn="1" w:firstRow="1" w:lastColumn="0" w:lastRow="0" w:noHBand="0" w:noVBand="1" w:val="04A0"/>
+      </w:tblPr>
+      <w:tblGrid>
+        <w:gridCol w:w="9405"/>
+      </w:tblGrid>
+      <w:tr>
+        <w:tc>
+          <w:tcPr>
+            <w:tcW w:type="dxa" w:w="8787"/>
+            <w:shd w:fill="F8FAFC"/>
+            <w:tcBorders>
+              <w:top w:val="single" w:sz="4" w:space="0" w:color="E2E8F0"/>
+              <w:left w:val="single" w:sz="18" w:space="0" w:color="2563EB"/>
+              <w:bottom w:val="single" w:sz="4" w:space="0" w:color="E2E8F0"/>
+              <w:right w:val="single" w:sz="4" w:space="0" w:color="E2E8F0"/>
+            </w:tcBorders>
+          </w:tcPr>
+          <w:p>
+            <w:pPr>
+              <w:spacing w:before="80" w:after="80" w:line="276" w:lineRule="auto"/>
+            </w:pPr>
+            <w:r>
+              <w:rPr>
+                <w:rFonts w:ascii="Consolas" w:hAnsi="Consolas"/>
+                <w:color w:val="1E293B"/>
+                <w:sz w:val="19"/>
+              </w:rPr>
+              <w:t>Audio waveform</w:t>
+              <w:br/>
+              <w:t>|------------- frame 1 -------------|</w:t>
+              <w:br/>
+              <w:t xml:space="preserve">                    |------------- frame 2 -------------|</w:t>
+              <w:br/>
+              <w:t xml:space="preserve">                                        |------------- frame 3 -------------|</w:t>
+            </w:r>
+          </w:p>
+        </w:tc>
+      </w:tr>
+    </w:tbl>
+    <w:p>
+      <w:pPr>
+        <w:spacing w:after="80"/>
+      </w:pPr>
+    </w:p>
+    <w:p>
+      <w:pPr>
+        <w:spacing w:line="360" w:lineRule="auto" w:after="120"/>
+        <w:ind w:firstLine="0"/>
+        <w:jc w:val="both"/>
+      </w:pPr>
+      <w:r>
+        <w:rPr>
+          <w:rFonts w:ascii="Times New Roman" w:hAnsi="Times New Roman" w:eastAsia="Times New Roman"/>
+          <w:b w:val="0"/>
+          <w:i w:val="0"/>
+          <w:color w:val="000000"/>
+          <w:sz w:val="26"/>
+        </w:rPr>
+        <w:t>Do stride nhỏ hơn window size nên các frame liên tiếp bị chồng lấn. Với window = 40 ms và stride = 20 ms, mức overlap là khoảng 20 ms (tương đương khoảng 50% chiều dài cửa sổ). Việc overlap giúp hạn chế tối đa việc mất thông tin tại biên giữa hai frame liên tiếp.</w:t>
+      </w:r>
+    </w:p>
+    <w:p>
+      <w:pPr>
+        <w:pStyle w:val="Heading3"/>
+        <w:keepNext/>
+        <w:spacing w:before="200" w:after="80"/>
+      </w:pPr>
+      <w:r>
+        <w:rPr>
+          <w:rFonts w:ascii="Times New Roman" w:hAnsi="Times New Roman" w:eastAsia="Times New Roman"/>
+          <w:b/>
+          <w:color w:val="000000"/>
+          <w:sz w:val="26"/>
+        </w:rPr>
+        <w:t>2.4.3. Chuyển tín hiệu sang miền tần số</w:t>
+      </w:r>
+    </w:p>
+    <w:p>
+      <w:pPr>
+        <w:spacing w:line="360" w:lineRule="auto" w:after="120"/>
+        <w:ind w:firstLine="0"/>
+        <w:jc w:val="both"/>
+      </w:pPr>
+      <w:r>
+        <w:rPr>
+          <w:rFonts w:ascii="Times New Roman" w:hAnsi="Times New Roman" w:eastAsia="Times New Roman"/>
+          <w:b w:val="0"/>
+          <w:i w:val="0"/>
+          <w:color w:val="000000"/>
+          <w:sz w:val="26"/>
+        </w:rPr>
+        <w:t>Waveform biểu diễn âm thanh trong miền thời gian x[n]. Tuy nhiên để phân tích các thành phần tần số trong tiếng nói, mỗi frame được chuyển sang miền tần số qua phép biến đổi Fourier rời rạc:</w:t>
+      </w:r>
+    </w:p>
+    <w:p>
+      <w:pPr>
+        <w:spacing w:before="80" w:after="120"/>
+        <w:jc w:val="center"/>
+      </w:pPr>
+      <w:r>
+        <w:rPr>
+          <w:rFonts w:ascii="Cambria Math" w:hAnsi="Cambria Math" w:eastAsia="Cambria Math"/>
+          <w:color w:val="000000"/>
+          <w:sz w:val="24"/>
+        </w:rPr>
+        <w:t>X[k] = \sum_{n=0}^{N-1} x[n] e^{-j2\pi kn / N}</w:t>
+      </w:r>
+    </w:p>
+    <w:p>
+      <w:pPr>
+        <w:spacing w:line="360" w:lineRule="auto" w:after="120"/>
+        <w:ind w:firstLine="0"/>
+        <w:jc w:val="both"/>
+      </w:pPr>
+      <w:r>
+        <w:rPr>
+          <w:rFonts w:ascii="Times New Roman" w:hAnsi="Times New Roman" w:eastAsia="Times New Roman"/>
+          <w:b w:val="0"/>
+          <w:i w:val="0"/>
+          <w:color w:val="000000"/>
+          <w:sz w:val="26"/>
+        </w:rPr>
+        <w:t>Kết quả cho biết mức đóng góp của các thành phần tần số khác nhau trong frame. Trong pipeline của repository, kích thước FFT được xác định từ:</w:t>
+      </w:r>
+    </w:p>
+    <w:tbl>
+      <w:tblPr>
+        <w:tblW w:type="auto" w:w="0"/>
+        <w:jc w:val="center"/>
+        <w:tblLayout w:type="fixed"/>
+        <w:tblLook w:firstColumn="1" w:firstRow="1" w:lastColumn="0" w:lastRow="0" w:noHBand="0" w:noVBand="1" w:val="04A0"/>
+      </w:tblPr>
+      <w:tblGrid>
+        <w:gridCol w:w="9405"/>
+      </w:tblGrid>
+      <w:tr>
+        <w:tc>
+          <w:tcPr>
+            <w:tcW w:type="dxa" w:w="8787"/>
+            <w:shd w:fill="F8FAFC"/>
+            <w:tcBorders>
+              <w:top w:val="single" w:sz="4" w:space="0" w:color="E2E8F0"/>
+              <w:left w:val="single" w:sz="18" w:space="0" w:color="2563EB"/>
+              <w:bottom w:val="single" w:sz="4" w:space="0" w:color="E2E8F0"/>
+              <w:right w:val="single" w:sz="4" w:space="0" w:color="E2E8F0"/>
+            </w:tcBorders>
+          </w:tcPr>
+          <w:p>
+            <w:pPr>
+              <w:spacing w:before="80" w:after="80" w:line="276" w:lineRule="auto"/>
+            </w:pPr>
+            <w:r>
+              <w:rPr>
+                <w:rFonts w:ascii="Consolas" w:hAnsi="Consolas"/>
+                <w:color w:val="1E293B"/>
+                <w:sz w:val="19"/>
+              </w:rPr>
+              <w:t>n_fft = frame_len * sample_rate</w:t>
+            </w:r>
+          </w:p>
+        </w:tc>
+      </w:tr>
+    </w:tbl>
+    <w:p>
+      <w:pPr>
+        <w:spacing w:after="80"/>
+      </w:pPr>
+    </w:p>
+    <w:p>
+      <w:pPr>
+        <w:spacing w:line="360" w:lineRule="auto" w:after="120"/>
+        <w:ind w:firstLine="0"/>
+        <w:jc w:val="both"/>
+      </w:pPr>
+      <w:r>
+        <w:rPr>
+          <w:rFonts w:ascii="Times New Roman" w:hAnsi="Times New Roman" w:eastAsia="Times New Roman"/>
+          <w:b w:val="0"/>
+          <w:i w:val="0"/>
+          <w:color w:val="000000"/>
+          <w:sz w:val="26"/>
+        </w:rPr>
+        <w:t>Với frame_len = 0.04 s và sample_rate = 16000, ta có:</w:t>
+      </w:r>
+    </w:p>
+    <w:p>
+      <w:pPr>
+        <w:spacing w:before="80" w:after="120"/>
+        <w:jc w:val="center"/>
+      </w:pPr>
+      <w:r>
+        <w:rPr>
+          <w:rFonts w:ascii="Cambria Math" w:hAnsi="Cambria Math" w:eastAsia="Cambria Math"/>
+          <w:color w:val="000000"/>
+          <w:sz w:val="24"/>
+        </w:rPr>
+        <w:t>n_{fft} = 640</w:t>
+      </w:r>
+    </w:p>
+    <w:p>
+      <w:pPr>
+        <w:spacing w:line="360" w:lineRule="auto" w:after="120"/>
+        <w:ind w:firstLine="0"/>
+        <w:jc w:val="both"/>
+      </w:pPr>
+      <w:r>
+        <w:rPr>
+          <w:rFonts w:ascii="Times New Roman" w:hAnsi="Times New Roman" w:eastAsia="Times New Roman"/>
+          <w:b w:val="0"/>
+          <w:i w:val="0"/>
+          <w:color w:val="000000"/>
+          <w:sz w:val="26"/>
+        </w:rPr>
+        <w:t>Repository truyền trực tiếp giá trị này vào bộ MFCC.</w:t>
+      </w:r>
+    </w:p>
+    <w:p>
+      <w:pPr>
+        <w:pStyle w:val="Heading3"/>
+        <w:keepNext/>
+        <w:spacing w:before="200" w:after="80"/>
+      </w:pPr>
+      <w:r>
+        <w:rPr>
+          <w:rFonts w:ascii="Times New Roman" w:hAnsi="Times New Roman" w:eastAsia="Times New Roman"/>
+          <w:b/>
+          <w:color w:val="000000"/>
+          <w:sz w:val="26"/>
+        </w:rPr>
+        <w:t>2.4.4. Mel scale</w:t>
+      </w:r>
+    </w:p>
+    <w:p>
+      <w:pPr>
+        <w:spacing w:line="360" w:lineRule="auto" w:after="120"/>
+        <w:ind w:firstLine="0"/>
+        <w:jc w:val="both"/>
+      </w:pPr>
+      <w:r>
+        <w:rPr>
+          <w:rFonts w:ascii="Times New Roman" w:hAnsi="Times New Roman" w:eastAsia="Times New Roman"/>
+          <w:b w:val="0"/>
+          <w:i w:val="0"/>
+          <w:color w:val="000000"/>
+          <w:sz w:val="26"/>
+        </w:rPr>
+        <w:t>Tai người không cảm nhận sự thay đổi tần số hoàn toàn tuyến tính. Ở vùng tần số thấp, con người nhạy hơn với những thay đổi nhỏ; ở vùng tần số cao, mức độ phân biệt tần số giảm dần. Vì vậy nhiều hệ thống speech processing sử dụng Mel scale để biến đổi trục tần số vật lý sang thang gần với cảm nhận của con người.</w:t>
+      </w:r>
+    </w:p>
+    <w:p>
+      <w:pPr>
+        <w:spacing w:line="360" w:lineRule="auto" w:after="120"/>
+        <w:ind w:firstLine="0"/>
+        <w:jc w:val="both"/>
+      </w:pPr>
+      <w:r>
+        <w:rPr>
+          <w:rFonts w:ascii="Times New Roman" w:hAnsi="Times New Roman" w:eastAsia="Times New Roman"/>
+          <w:b w:val="0"/>
+          <w:i w:val="0"/>
+          <w:color w:val="000000"/>
+          <w:sz w:val="26"/>
+        </w:rPr>
+        <w:t>Công thức chuyển đổi Mel phổ biến:</w:t>
+      </w:r>
+    </w:p>
+    <w:p>
+      <w:pPr>
+        <w:spacing w:before="80" w:after="120"/>
+        <w:jc w:val="center"/>
+      </w:pPr>
+      <w:r>
+        <w:rPr>
+          <w:rFonts w:ascii="Cambria Math" w:hAnsi="Cambria Math" w:eastAsia="Cambria Math"/>
+          <w:color w:val="000000"/>
+          <w:sz w:val="24"/>
+        </w:rPr>
+        <w:t>Mel(f) = 2595 \log_{10} \left( 1 + \frac{f}{700} \right)</w:t>
+      </w:r>
+    </w:p>
+    <w:p>
+      <w:pPr>
+        <w:spacing w:line="360" w:lineRule="auto" w:after="120"/>
+        <w:ind w:firstLine="0"/>
+        <w:jc w:val="both"/>
+      </w:pPr>
+      <w:r>
+        <w:rPr>
+          <w:rFonts w:ascii="Times New Roman" w:hAnsi="Times New Roman" w:eastAsia="Times New Roman"/>
+          <w:b w:val="0"/>
+          <w:i w:val="0"/>
+          <w:color w:val="000000"/>
+          <w:sz w:val="26"/>
+        </w:rPr>
+        <w:t>Nhờ đó, năng lượng phổ được tổng hợp qua các Mel filter bank thay vì sử dụng trực tiếp toàn bộ FFT bin.</w:t>
+      </w:r>
+    </w:p>
+    <w:tbl>
+      <w:tblPr>
+        <w:tblW w:type="auto" w:w="0"/>
+        <w:jc w:val="center"/>
+        <w:tblLayout w:type="fixed"/>
+        <w:tblLook w:firstColumn="1" w:firstRow="1" w:lastColumn="0" w:lastRow="0" w:noHBand="0" w:noVBand="1" w:val="04A0"/>
+      </w:tblPr>
+      <w:tblGrid>
+        <w:gridCol w:w="9405"/>
+      </w:tblGrid>
+      <w:tr>
+        <w:tc>
+          <w:tcPr>
+            <w:tcW w:type="dxa" w:w="8787"/>
+            <w:shd w:fill="F8FAFC"/>
+            <w:tcBorders>
+              <w:top w:val="single" w:sz="4" w:space="0" w:color="E2E8F0"/>
+              <w:left w:val="single" w:sz="18" w:space="0" w:color="2563EB"/>
+              <w:bottom w:val="single" w:sz="4" w:space="0" w:color="E2E8F0"/>
+              <w:right w:val="single" w:sz="4" w:space="0" w:color="E2E8F0"/>
+            </w:tcBorders>
+          </w:tcPr>
+          <w:p>
+            <w:pPr>
+              <w:spacing w:before="80" w:after="80" w:line="276" w:lineRule="auto"/>
+            </w:pPr>
+            <w:r>
+              <w:rPr>
+                <w:rFonts w:ascii="Consolas" w:hAnsi="Consolas"/>
+                <w:color w:val="1E293B"/>
+                <w:sz w:val="19"/>
+              </w:rPr>
+              <w:t>Spectrum → Mel Filter Bank → Mel energies</w:t>
+            </w:r>
+          </w:p>
+        </w:tc>
+      </w:tr>
+    </w:tbl>
+    <w:p>
+      <w:pPr>
+        <w:spacing w:after="80"/>
+      </w:pPr>
+    </w:p>
+    <w:p>
+      <w:pPr>
+        <w:pStyle w:val="Heading3"/>
+        <w:keepNext/>
+        <w:spacing w:before="200" w:after="80"/>
+      </w:pPr>
+      <w:r>
+        <w:rPr>
+          <w:rFonts w:ascii="Times New Roman" w:hAnsi="Times New Roman" w:eastAsia="Times New Roman"/>
+          <w:b/>
+          <w:color w:val="000000"/>
+          <w:sz w:val="26"/>
+        </w:rPr>
+        <w:t>2.4.5. Log-Mel representation</w:t>
+      </w:r>
+    </w:p>
+    <w:p>
+      <w:pPr>
+        <w:spacing w:line="360" w:lineRule="auto" w:after="120"/>
+        <w:ind w:firstLine="0"/>
+        <w:jc w:val="both"/>
+      </w:pPr>
+      <w:r>
+        <w:rPr>
+          <w:rFonts w:ascii="Times New Roman" w:hAnsi="Times New Roman" w:eastAsia="Times New Roman"/>
+          <w:b w:val="0"/>
+          <w:i w:val="0"/>
+          <w:color w:val="000000"/>
+          <w:sz w:val="26"/>
+        </w:rPr>
+        <w:t>Biên độ và năng lượng trong tiếng nói có phạm vi biến thiên lớn. Do đó, năng lượng Mel thường được chuyển sang miền logarithm:</w:t>
+      </w:r>
+    </w:p>
+    <w:p>
+      <w:pPr>
+        <w:spacing w:before="80" w:after="120"/>
+        <w:jc w:val="center"/>
+      </w:pPr>
+      <w:r>
+        <w:rPr>
+          <w:rFonts w:ascii="Cambria Math" w:hAnsi="Cambria Math" w:eastAsia="Cambria Math"/>
+          <w:color w:val="000000"/>
+          <w:sz w:val="24"/>
+        </w:rPr>
+        <w:t>E_{log} = \log(E_{mel})</w:t>
+      </w:r>
+    </w:p>
+    <w:p>
+      <w:pPr>
+        <w:spacing w:line="360" w:lineRule="auto" w:after="120"/>
+        <w:ind w:firstLine="0"/>
+        <w:jc w:val="both"/>
+      </w:pPr>
+      <w:r>
+        <w:rPr>
+          <w:rFonts w:ascii="Times New Roman" w:hAnsi="Times New Roman" w:eastAsia="Times New Roman"/>
+          <w:b w:val="0"/>
+          <w:i w:val="0"/>
+          <w:color w:val="000000"/>
+          <w:sz w:val="26"/>
+        </w:rPr>
+        <w:t>Logarithm giúp nén miền giá trị và đồng thời gần hơn với đặc điểm cảm nhận cường độ âm thanh của con người.</w:t>
+      </w:r>
+    </w:p>
+    <w:tbl>
+      <w:tblPr>
+        <w:tblW w:type="auto" w:w="0"/>
+        <w:jc w:val="center"/>
+        <w:tblLayout w:type="fixed"/>
+        <w:tblLook w:firstColumn="1" w:firstRow="1" w:lastColumn="0" w:lastRow="0" w:noHBand="0" w:noVBand="1" w:val="04A0"/>
+      </w:tblPr>
+      <w:tblGrid>
+        <w:gridCol w:w="9405"/>
+      </w:tblGrid>
+      <w:tr>
+        <w:tc>
+          <w:tcPr>
+            <w:tcW w:type="dxa" w:w="8787"/>
+            <w:shd w:fill="F8FAFC"/>
+            <w:tcBorders>
+              <w:top w:val="single" w:sz="4" w:space="0" w:color="E2E8F0"/>
+              <w:left w:val="single" w:sz="18" w:space="0" w:color="2563EB"/>
+              <w:bottom w:val="single" w:sz="4" w:space="0" w:color="E2E8F0"/>
+              <w:right w:val="single" w:sz="4" w:space="0" w:color="E2E8F0"/>
+            </w:tcBorders>
+          </w:tcPr>
+          <w:p>
+            <w:pPr>
+              <w:spacing w:before="80" w:after="80" w:line="276" w:lineRule="auto"/>
+            </w:pPr>
+            <w:r>
+              <w:rPr>
+                <w:rFonts w:ascii="Consolas" w:hAnsi="Consolas"/>
+                <w:color w:val="1E293B"/>
+                <w:sz w:val="19"/>
+              </w:rPr>
+              <w:t>Waveform</w:t>
+              <w:br/>
+              <w:t xml:space="preserve">   ↓</w:t>
+              <w:br/>
+              <w:t>FFT</w:t>
+              <w:br/>
+              <w:t xml:space="preserve">   ↓</w:t>
+              <w:br/>
+              <w:t>Mel Filter Bank</w:t>
+              <w:br/>
+              <w:t xml:space="preserve">   ↓</w:t>
+              <w:br/>
+              <w:t>Log</w:t>
+              <w:br/>
+              <w:t xml:space="preserve">   ↓</w:t>
+              <w:br/>
+              <w:t>Log-Mel representation</w:t>
+            </w:r>
+          </w:p>
+        </w:tc>
+      </w:tr>
+    </w:tbl>
+    <w:p>
+      <w:pPr>
+        <w:spacing w:after="80"/>
+      </w:pPr>
+    </w:p>
+    <w:p>
+      <w:pPr>
+        <w:spacing w:line="360" w:lineRule="auto" w:after="120"/>
+        <w:ind w:firstLine="0"/>
+        <w:jc w:val="both"/>
+      </w:pPr>
+      <w:r>
+        <w:rPr>
+          <w:rFonts w:ascii="Times New Roman" w:hAnsi="Times New Roman" w:eastAsia="Times New Roman"/>
+          <w:b w:val="0"/>
+          <w:i w:val="0"/>
+          <w:color w:val="000000"/>
+          <w:sz w:val="26"/>
+        </w:rPr>
+        <w:t>Log-Mel cũng là một đặc trưng phổ biến trong các hệ thống nhận dạng tiếng nói hiện đại. Tuy nhiên, pipeline của paper không dừng ở Log-Mel mà tiếp tục chuyển thành MFCC.</w:t>
+      </w:r>
+    </w:p>
+    <w:p>
+      <w:pPr>
+        <w:pStyle w:val="Heading3"/>
+        <w:keepNext/>
+        <w:spacing w:before="200" w:after="80"/>
+      </w:pPr>
+      <w:r>
+        <w:rPr>
+          <w:rFonts w:ascii="Times New Roman" w:hAnsi="Times New Roman" w:eastAsia="Times New Roman"/>
+          <w:b/>
+          <w:color w:val="000000"/>
+          <w:sz w:val="26"/>
+        </w:rPr>
+        <w:t>2.4.6. MFCC</w:t>
+      </w:r>
+    </w:p>
+    <w:p>
+      <w:pPr>
+        <w:spacing w:line="360" w:lineRule="auto" w:after="120"/>
+        <w:ind w:firstLine="0"/>
+        <w:jc w:val="both"/>
+      </w:pPr>
+      <w:r>
+        <w:rPr>
+          <w:rFonts w:ascii="Times New Roman" w:hAnsi="Times New Roman" w:eastAsia="Times New Roman"/>
+          <w:b w:val="0"/>
+          <w:i w:val="0"/>
+          <w:color w:val="000000"/>
+          <w:sz w:val="26"/>
+        </w:rPr>
+        <w:t>MFCC là viết tắt của Mel-Frequency Cepstral Coefficients. Sau khi tính Log-Mel energies, phép biến đổi cosine rời rạc (DCT) được sử dụng để tạo các hệ số MFCC:</w:t>
+      </w:r>
+    </w:p>
+    <w:p>
+      <w:pPr>
+        <w:spacing w:before="80" w:after="120"/>
+        <w:jc w:val="center"/>
+      </w:pPr>
+      <w:r>
+        <w:rPr>
+          <w:rFonts w:ascii="Cambria Math" w:hAnsi="Cambria Math" w:eastAsia="Cambria Math"/>
+          <w:color w:val="000000"/>
+          <w:sz w:val="24"/>
+        </w:rPr>
+        <w:t>c_n = \sum_{m=1}^{M} \log(E_m) \cos \left[ \frac{\pi n}{M} \left(m - \frac{1}{2}\right) \right]</w:t>
+      </w:r>
+    </w:p>
+    <w:p>
+      <w:pPr>
+        <w:spacing w:line="360" w:lineRule="auto" w:after="120"/>
+        <w:ind w:firstLine="0"/>
+        <w:jc w:val="both"/>
+      </w:pPr>
+      <w:r>
+        <w:rPr>
+          <w:rFonts w:ascii="Times New Roman" w:hAnsi="Times New Roman" w:eastAsia="Times New Roman"/>
+          <w:b w:val="0"/>
+          <w:i w:val="0"/>
+          <w:color w:val="000000"/>
+          <w:sz w:val="26"/>
+        </w:rPr>
+        <w:t>Trong đó: E_m là năng lượng của Mel filter thứ m; M là số Mel filter; c_n là hệ số MFCC thứ n.</w:t>
+      </w:r>
+    </w:p>
+    <w:tbl>
+      <w:tblPr>
+        <w:tblW w:type="auto" w:w="0"/>
+        <w:jc w:val="center"/>
+        <w:tblLayout w:type="fixed"/>
+        <w:tblLook w:firstColumn="1" w:firstRow="1" w:lastColumn="0" w:lastRow="0" w:noHBand="0" w:noVBand="1" w:val="04A0"/>
+      </w:tblPr>
+      <w:tblGrid>
+        <w:gridCol w:w="9405"/>
+      </w:tblGrid>
+      <w:tr>
+        <w:tc>
+          <w:tcPr>
+            <w:tcW w:type="dxa" w:w="8787"/>
+            <w:shd w:fill="F8FAFC"/>
+            <w:tcBorders>
+              <w:top w:val="single" w:sz="4" w:space="0" w:color="E2E8F0"/>
+              <w:left w:val="single" w:sz="18" w:space="0" w:color="2563EB"/>
+              <w:bottom w:val="single" w:sz="4" w:space="0" w:color="E2E8F0"/>
+              <w:right w:val="single" w:sz="4" w:space="0" w:color="E2E8F0"/>
+            </w:tcBorders>
+          </w:tcPr>
+          <w:p>
+            <w:pPr>
+              <w:spacing w:before="80" w:after="80" w:line="276" w:lineRule="auto"/>
+            </w:pPr>
+            <w:r>
+              <w:rPr>
+                <w:rFonts w:ascii="Consolas" w:hAnsi="Consolas"/>
+                <w:color w:val="1E293B"/>
+                <w:sz w:val="19"/>
+              </w:rPr>
+              <w:t>Waveform</w:t>
+              <w:br/>
+              <w:t xml:space="preserve">   ↓</w:t>
+              <w:br/>
+              <w:t>Framing</w:t>
+              <w:br/>
+              <w:t xml:space="preserve">   ↓</w:t>
+              <w:br/>
+              <w:t>FFT / Spectrum</w:t>
+              <w:br/>
+              <w:t xml:space="preserve">   ↓</w:t>
+              <w:br/>
+              <w:t>Mel Filter Bank</w:t>
+              <w:br/>
+              <w:t xml:space="preserve">   ↓</w:t>
+              <w:br/>
+              <w:t>Log Mel Energy</w:t>
+              <w:br/>
+              <w:t xml:space="preserve">   ↓</w:t>
+              <w:br/>
+              <w:t>DCT</w:t>
+              <w:br/>
+              <w:t xml:space="preserve">   ↓</w:t>
+              <w:br/>
+              <w:t>MFCC</w:t>
+            </w:r>
+          </w:p>
+        </w:tc>
+      </w:tr>
+    </w:tbl>
+    <w:p>
+      <w:pPr>
+        <w:spacing w:after="80"/>
+      </w:pPr>
+    </w:p>
+    <w:p>
+      <w:pPr>
+        <w:spacing w:line="360" w:lineRule="auto" w:after="120"/>
+        <w:ind w:firstLine="0"/>
+        <w:jc w:val="both"/>
+      </w:pPr>
+      <w:r>
+        <w:rPr>
+          <w:rFonts w:ascii="Times New Roman" w:hAnsi="Times New Roman" w:eastAsia="Times New Roman"/>
+          <w:b w:val="0"/>
+          <w:i w:val="0"/>
+          <w:color w:val="000000"/>
+          <w:sz w:val="26"/>
+        </w:rPr>
+        <w:t>MFCC giúp nén thông tin phổ thành số lượng hệ số nhỏ hơn trong khi vẫn giữ các đặc điểm quan trọng phục vụ nhận dạng tiếng nói.</w:t>
+      </w:r>
+    </w:p>
+    <w:p>
+      <w:pPr>
+        <w:pStyle w:val="Heading3"/>
+        <w:keepNext/>
+        <w:spacing w:before="200" w:after="80"/>
+      </w:pPr>
+      <w:r>
+        <w:rPr>
+          <w:rFonts w:ascii="Times New Roman" w:hAnsi="Times New Roman" w:eastAsia="Times New Roman"/>
+          <w:b/>
+          <w:color w:val="000000"/>
+          <w:sz w:val="26"/>
+        </w:rPr>
+        <w:t>2.4.7. Cấu hình MFCC thực tế của hệ thống</w:t>
+      </w:r>
+    </w:p>
+    <w:p>
+      <w:pPr>
+        <w:spacing w:line="360" w:lineRule="auto" w:after="120"/>
+        <w:ind w:firstLine="0"/>
+        <w:jc w:val="both"/>
+      </w:pPr>
+      <w:r>
+        <w:rPr>
+          <w:rFonts w:ascii="Times New Roman" w:hAnsi="Times New Roman" w:eastAsia="Times New Roman"/>
+          <w:b w:val="0"/>
+          <w:i w:val="0"/>
+          <w:color w:val="000000"/>
+          <w:sz w:val="26"/>
+        </w:rPr>
+        <w:t>Source code của repository tạo bộ trích xuất MFCC như sau:</w:t>
+      </w:r>
+    </w:p>
+    <w:tbl>
+      <w:tblPr>
+        <w:tblW w:type="auto" w:w="0"/>
+        <w:jc w:val="center"/>
+        <w:tblLayout w:type="fixed"/>
+        <w:tblLook w:firstColumn="1" w:firstRow="1" w:lastColumn="0" w:lastRow="0" w:noHBand="0" w:noVBand="1" w:val="04A0"/>
+      </w:tblPr>
+      <w:tblGrid>
+        <w:gridCol w:w="9405"/>
+      </w:tblGrid>
+      <w:tr>
+        <w:tc>
+          <w:tcPr>
+            <w:tcW w:type="dxa" w:w="8787"/>
+            <w:shd w:fill="F8FAFC"/>
+            <w:tcBorders>
+              <w:top w:val="single" w:sz="4" w:space="0" w:color="E2E8F0"/>
+              <w:left w:val="single" w:sz="18" w:space="0" w:color="2563EB"/>
+              <w:bottom w:val="single" w:sz="4" w:space="0" w:color="E2E8F0"/>
+              <w:right w:val="single" w:sz="4" w:space="0" w:color="E2E8F0"/>
+            </w:tcBorders>
+          </w:tcPr>
+          <w:p>
+            <w:pPr>
+              <w:spacing w:before="80" w:after="80" w:line="276" w:lineRule="auto"/>
+            </w:pPr>
+            <w:r>
+              <w:rPr>
+                <w:rFonts w:ascii="Consolas" w:hAnsi="Consolas"/>
+                <w:color w:val="1E293B"/>
+                <w:sz w:val="19"/>
+              </w:rPr>
+              <w:t>frame_len = self.window_size_ms / 1000</w:t>
+              <w:br/>
+              <w:t>stride = self.window_stride_ms / 1000</w:t>
+              <w:br/>
+              <w:br/>
+              <w:t>mfcc = torchaudio.transforms.MFCC(</w:t>
+              <w:br/>
+              <w:t xml:space="preserve">    self.sample_rate,</w:t>
+              <w:br/>
+              <w:t xml:space="preserve">    n_mfcc=self.feature_bin_count,</w:t>
+              <w:br/>
+              <w:t xml:space="preserve">    melkwargs={</w:t>
+              <w:br/>
+              <w:t xml:space="preserve">        'hop_length': int(stride*self.sample_rate),</w:t>
+              <w:br/>
+              <w:t xml:space="preserve">        'n_fft': int(frame_len*self.sample_rate)</w:t>
+              <w:br/>
+              <w:t xml:space="preserve">    }</w:t>
+              <w:br/>
+              <w:t>)</w:t>
+            </w:r>
+          </w:p>
+        </w:tc>
+      </w:tr>
+    </w:tbl>
+    <w:p>
+      <w:pPr>
+        <w:spacing w:after="80"/>
+      </w:pPr>
+    </w:p>
+    <w:p>
+      <w:pPr>
+        <w:spacing w:line="360" w:lineRule="auto" w:after="120"/>
+        <w:ind w:firstLine="0"/>
+        <w:jc w:val="both"/>
+      </w:pPr>
+      <w:r>
+        <w:rPr>
+          <w:rFonts w:ascii="Times New Roman" w:hAnsi="Times New Roman" w:eastAsia="Times New Roman"/>
+          <w:b w:val="0"/>
+          <w:i w:val="0"/>
+          <w:color w:val="000000"/>
+          <w:sz w:val="26"/>
+        </w:rPr>
+        <w:t>Các tham số training được khai báo:</w:t>
+      </w:r>
+    </w:p>
+    <w:tbl>
+      <w:tblPr>
+        <w:tblW w:type="auto" w:w="0"/>
+        <w:jc w:val="center"/>
+        <w:tblLayout w:type="fixed"/>
+        <w:tblLook w:firstColumn="1" w:firstRow="1" w:lastColumn="0" w:lastRow="0" w:noHBand="0" w:noVBand="1" w:val="04A0"/>
+      </w:tblPr>
+      <w:tblGrid>
+        <w:gridCol w:w="9405"/>
+      </w:tblGrid>
+      <w:tr>
+        <w:tc>
+          <w:tcPr>
+            <w:tcW w:type="dxa" w:w="8787"/>
+            <w:shd w:fill="F8FAFC"/>
+            <w:tcBorders>
+              <w:top w:val="single" w:sz="4" w:space="0" w:color="E2E8F0"/>
+              <w:left w:val="single" w:sz="18" w:space="0" w:color="2563EB"/>
+              <w:bottom w:val="single" w:sz="4" w:space="0" w:color="E2E8F0"/>
+              <w:right w:val="single" w:sz="4" w:space="0" w:color="E2E8F0"/>
+            </w:tcBorders>
+          </w:tcPr>
+          <w:p>
+            <w:pPr>
+              <w:spacing w:before="80" w:after="80" w:line="276" w:lineRule="auto"/>
+            </w:pPr>
+            <w:r>
+              <w:rPr>
+                <w:rFonts w:ascii="Consolas" w:hAnsi="Consolas"/>
+                <w:color w:val="1E293B"/>
+                <w:sz w:val="19"/>
+              </w:rPr>
+              <w:t>clip duration  = 1000 ms</w:t>
+              <w:br/>
+              <w:t>window size    = 40 ms</w:t>
+              <w:br/>
+              <w:t>window stride  = 20 ms</w:t>
+              <w:br/>
+              <w:t>num features   = 40</w:t>
+            </w:r>
+          </w:p>
+        </w:tc>
+      </w:tr>
+    </w:tbl>
+    <w:p>
+      <w:pPr>
+        <w:spacing w:after="80"/>
+      </w:pPr>
+    </w:p>
+    <w:p>
+      <w:pPr>
+        <w:spacing w:line="360" w:lineRule="auto" w:after="120"/>
+        <w:ind w:firstLine="0"/>
+        <w:jc w:val="both"/>
+      </w:pPr>
+      <w:r>
+        <w:rPr>
+          <w:rFonts w:ascii="Times New Roman" w:hAnsi="Times New Roman" w:eastAsia="Times New Roman"/>
+          <w:b w:val="0"/>
+          <w:i w:val="0"/>
+          <w:color w:val="000000"/>
+          <w:sz w:val="26"/>
+        </w:rPr>
+        <w:t>Do đó cấu hình sử dụng trong đồ án là:</w:t>
+      </w:r>
+    </w:p>
+    <w:tbl>
+      <w:tblPr>
+        <w:tblW w:type="auto" w:w="0"/>
+        <w:jc w:val="center"/>
+        <w:tblLayout w:type="fixed"/>
+        <w:tblLook w:firstColumn="1" w:firstRow="1" w:lastColumn="0" w:lastRow="0" w:noHBand="0" w:noVBand="1" w:val="04A0"/>
+      </w:tblPr>
+      <w:tblGrid>
+        <w:gridCol w:w="4702"/>
+        <w:gridCol w:w="4702"/>
+      </w:tblGrid>
+      <w:tr>
+        <w:tc>
+          <w:tcPr>
+            <w:tcW w:type="dxa" w:w="4535"/>
+            <w:shd w:fill="E2E8F0"/>
+          </w:tcPr>
+          <w:p>
+            <w:pPr>
+              <w:spacing w:after="60" w:line="276" w:lineRule="auto"/>
+              <w:jc w:val="center"/>
+            </w:pPr>
+            <w:r>
+              <w:rPr>
+                <w:rFonts w:ascii="Times New Roman" w:hAnsi="Times New Roman" w:eastAsia="Times New Roman"/>
+                <w:b/>
+                <w:color w:val="000000"/>
+                <w:sz w:val="22"/>
+              </w:rPr>
+              <w:t>Tham số cấu hình</w:t>
+            </w:r>
+          </w:p>
+        </w:tc>
+        <w:tc>
+          <w:tcPr>
+            <w:tcW w:type="dxa" w:w="4252"/>
+            <w:shd w:fill="E2E8F0"/>
+          </w:tcPr>
+          <w:p>
+            <w:pPr>
+              <w:spacing w:after="60" w:line="276" w:lineRule="auto"/>
+              <w:jc w:val="center"/>
+            </w:pPr>
+            <w:r>
+              <w:rPr>
+                <w:rFonts w:ascii="Times New Roman" w:hAnsi="Times New Roman" w:eastAsia="Times New Roman"/>
+                <w:b/>
+                <w:color w:val="000000"/>
+                <w:sz w:val="22"/>
+              </w:rPr>
+              <w:t>Giá trị thực tế</w:t>
+            </w:r>
+          </w:p>
+        </w:tc>
+      </w:tr>
+      <w:tr>
+        <w:tc>
+          <w:tcPr>
+            <w:tcW w:type="dxa" w:w="4535"/>
+          </w:tcPr>
+          <w:p>
+            <w:pPr>
+              <w:spacing w:after="60" w:line="276" w:lineRule="auto"/>
+              <w:jc w:val="center"/>
+            </w:pPr>
+            <w:r>
+              <w:rPr>
+                <w:rFonts w:ascii="Times New Roman" w:hAnsi="Times New Roman" w:eastAsia="Times New Roman"/>
+                <w:color w:val="000000"/>
+                <w:sz w:val="21"/>
+              </w:rPr>
+              <w:t>Sample rate</w:t>
+            </w:r>
+          </w:p>
+        </w:tc>
+        <w:tc>
+          <w:tcPr>
+            <w:tcW w:type="dxa" w:w="4252"/>
+          </w:tcPr>
+          <w:p>
+            <w:pPr>
+              <w:spacing w:after="60" w:line="276" w:lineRule="auto"/>
+              <w:jc w:val="left"/>
+            </w:pPr>
+            <w:r>
+              <w:rPr>
+                <w:rFonts w:ascii="Times New Roman" w:hAnsi="Times New Roman" w:eastAsia="Times New Roman"/>
+                <w:color w:val="000000"/>
+                <w:sz w:val="21"/>
+              </w:rPr>
+              <w:t>16 kHz</w:t>
+            </w:r>
+          </w:p>
+        </w:tc>
+      </w:tr>
+      <w:tr>
+        <w:tc>
+          <w:tcPr>
+            <w:tcW w:type="dxa" w:w="4535"/>
+          </w:tcPr>
+          <w:p>
+            <w:pPr>
+              <w:spacing w:after="60" w:line="276" w:lineRule="auto"/>
+              <w:jc w:val="center"/>
+            </w:pPr>
+            <w:r>
+              <w:rPr>
+                <w:rFonts w:ascii="Times New Roman" w:hAnsi="Times New Roman" w:eastAsia="Times New Roman"/>
+                <w:color w:val="000000"/>
+                <w:sz w:val="21"/>
+              </w:rPr>
+              <w:t>Clip duration</w:t>
+            </w:r>
+          </w:p>
+        </w:tc>
+        <w:tc>
+          <w:tcPr>
+            <w:tcW w:type="dxa" w:w="4252"/>
+          </w:tcPr>
+          <w:p>
+            <w:pPr>
+              <w:spacing w:after="60" w:line="276" w:lineRule="auto"/>
+              <w:jc w:val="left"/>
+            </w:pPr>
+            <w:r>
+              <w:rPr>
+                <w:rFonts w:ascii="Times New Roman" w:hAnsi="Times New Roman" w:eastAsia="Times New Roman"/>
+                <w:color w:val="000000"/>
+                <w:sz w:val="21"/>
+              </w:rPr>
+              <w:t>1000 ms (1.0 s)</w:t>
+            </w:r>
+          </w:p>
+        </w:tc>
+      </w:tr>
+      <w:tr>
+        <w:tc>
+          <w:tcPr>
+            <w:tcW w:type="dxa" w:w="4535"/>
+          </w:tcPr>
+          <w:p>
+            <w:pPr>
+              <w:spacing w:after="60" w:line="276" w:lineRule="auto"/>
+              <w:jc w:val="center"/>
+            </w:pPr>
+            <w:r>
+              <w:rPr>
+                <w:rFonts w:ascii="Times New Roman" w:hAnsi="Times New Roman" w:eastAsia="Times New Roman"/>
+                <w:color w:val="000000"/>
+                <w:sz w:val="21"/>
+              </w:rPr>
+              <w:t>Window size</w:t>
+            </w:r>
+          </w:p>
+        </w:tc>
+        <w:tc>
+          <w:tcPr>
+            <w:tcW w:type="dxa" w:w="4252"/>
+          </w:tcPr>
+          <w:p>
+            <w:pPr>
+              <w:spacing w:after="60" w:line="276" w:lineRule="auto"/>
+              <w:jc w:val="left"/>
+            </w:pPr>
+            <w:r>
+              <w:rPr>
+                <w:rFonts w:ascii="Times New Roman" w:hAnsi="Times New Roman" w:eastAsia="Times New Roman"/>
+                <w:color w:val="000000"/>
+                <w:sz w:val="21"/>
+              </w:rPr>
+              <w:t>40 ms</w:t>
+            </w:r>
+          </w:p>
+        </w:tc>
+      </w:tr>
+      <w:tr>
+        <w:tc>
+          <w:tcPr>
+            <w:tcW w:type="dxa" w:w="4535"/>
+          </w:tcPr>
+          <w:p>
+            <w:pPr>
+              <w:spacing w:after="60" w:line="276" w:lineRule="auto"/>
+              <w:jc w:val="center"/>
+            </w:pPr>
+            <w:r>
+              <w:rPr>
+                <w:rFonts w:ascii="Times New Roman" w:hAnsi="Times New Roman" w:eastAsia="Times New Roman"/>
+                <w:color w:val="000000"/>
+                <w:sz w:val="21"/>
+              </w:rPr>
+              <w:t>Window stride</w:t>
+            </w:r>
+          </w:p>
+        </w:tc>
+        <w:tc>
+          <w:tcPr>
+            <w:tcW w:type="dxa" w:w="4252"/>
+          </w:tcPr>
+          <w:p>
+            <w:pPr>
+              <w:spacing w:after="60" w:line="276" w:lineRule="auto"/>
+              <w:jc w:val="left"/>
+            </w:pPr>
+            <w:r>
+              <w:rPr>
+                <w:rFonts w:ascii="Times New Roman" w:hAnsi="Times New Roman" w:eastAsia="Times New Roman"/>
+                <w:color w:val="000000"/>
+                <w:sz w:val="21"/>
+              </w:rPr>
+              <w:t>20 ms</w:t>
+            </w:r>
+          </w:p>
+        </w:tc>
+      </w:tr>
+      <w:tr>
+        <w:tc>
+          <w:tcPr>
+            <w:tcW w:type="dxa" w:w="4535"/>
+          </w:tcPr>
+          <w:p>
+            <w:pPr>
+              <w:spacing w:after="60" w:line="276" w:lineRule="auto"/>
+              <w:jc w:val="center"/>
+            </w:pPr>
+            <w:r>
+              <w:rPr>
+                <w:rFonts w:ascii="Times New Roman" w:hAnsi="Times New Roman" w:eastAsia="Times New Roman"/>
+                <w:color w:val="000000"/>
+                <w:sz w:val="21"/>
+              </w:rPr>
+              <w:t>FFT size (n_fft)</w:t>
+            </w:r>
+          </w:p>
+        </w:tc>
+        <w:tc>
+          <w:tcPr>
+            <w:tcW w:type="dxa" w:w="4252"/>
+          </w:tcPr>
+          <w:p>
+            <w:pPr>
+              <w:spacing w:after="60" w:line="276" w:lineRule="auto"/>
+              <w:jc w:val="left"/>
+            </w:pPr>
+            <w:r>
+              <w:rPr>
+                <w:rFonts w:ascii="Times New Roman" w:hAnsi="Times New Roman" w:eastAsia="Times New Roman"/>
+                <w:color w:val="000000"/>
+                <w:sz w:val="21"/>
+              </w:rPr>
+              <w:t>640 samples</w:t>
+            </w:r>
+          </w:p>
+        </w:tc>
+      </w:tr>
+      <w:tr>
+        <w:tc>
+          <w:tcPr>
+            <w:tcW w:type="dxa" w:w="4535"/>
+          </w:tcPr>
+          <w:p>
+            <w:pPr>
+              <w:spacing w:after="60" w:line="276" w:lineRule="auto"/>
+              <w:jc w:val="center"/>
+            </w:pPr>
+            <w:r>
+              <w:rPr>
+                <w:rFonts w:ascii="Times New Roman" w:hAnsi="Times New Roman" w:eastAsia="Times New Roman"/>
+                <w:color w:val="000000"/>
+                <w:sz w:val="21"/>
+              </w:rPr>
+              <w:t>Hop length</w:t>
+            </w:r>
+          </w:p>
+        </w:tc>
+        <w:tc>
+          <w:tcPr>
+            <w:tcW w:type="dxa" w:w="4252"/>
+          </w:tcPr>
+          <w:p>
+            <w:pPr>
+              <w:spacing w:after="60" w:line="276" w:lineRule="auto"/>
+              <w:jc w:val="left"/>
+            </w:pPr>
+            <w:r>
+              <w:rPr>
+                <w:rFonts w:ascii="Times New Roman" w:hAnsi="Times New Roman" w:eastAsia="Times New Roman"/>
+                <w:color w:val="000000"/>
+                <w:sz w:val="21"/>
+              </w:rPr>
+              <w:t>320 samples</w:t>
+            </w:r>
+          </w:p>
+        </w:tc>
+      </w:tr>
+      <w:tr>
+        <w:tc>
+          <w:tcPr>
+            <w:tcW w:type="dxa" w:w="4535"/>
+          </w:tcPr>
+          <w:p>
+            <w:pPr>
+              <w:spacing w:after="60" w:line="276" w:lineRule="auto"/>
+              <w:jc w:val="center"/>
+            </w:pPr>
+            <w:r>
+              <w:rPr>
+                <w:rFonts w:ascii="Times New Roman" w:hAnsi="Times New Roman" w:eastAsia="Times New Roman"/>
+                <w:color w:val="000000"/>
+                <w:sz w:val="21"/>
+              </w:rPr>
+              <w:t>MFCC coefficients (n_mfcc)</w:t>
+            </w:r>
+          </w:p>
+        </w:tc>
+        <w:tc>
+          <w:tcPr>
+            <w:tcW w:type="dxa" w:w="4252"/>
+          </w:tcPr>
+          <w:p>
+            <w:pPr>
+              <w:spacing w:after="60" w:line="276" w:lineRule="auto"/>
+              <w:jc w:val="left"/>
+            </w:pPr>
+            <w:r>
+              <w:rPr>
+                <w:rFonts w:ascii="Times New Roman" w:hAnsi="Times New Roman" w:eastAsia="Times New Roman"/>
+                <w:color w:val="000000"/>
+                <w:sz w:val="21"/>
+              </w:rPr>
+              <w:t>40</w:t>
+            </w:r>
+          </w:p>
+        </w:tc>
+      </w:tr>
+    </w:tbl>
+    <w:p>
+      <w:pPr>
+        <w:spacing w:after="120"/>
+      </w:pPr>
+    </w:p>
+    <w:p>
+      <w:pPr>
+        <w:spacing w:line="360" w:lineRule="auto" w:after="120"/>
+        <w:ind w:firstLine="0"/>
+        <w:jc w:val="both"/>
+      </w:pPr>
+      <w:r>
+        <w:rPr>
+          <w:rFonts w:ascii="Times New Roman" w:hAnsi="Times New Roman" w:eastAsia="Times New Roman"/>
+          <w:b w:val="0"/>
+          <w:i w:val="0"/>
+          <w:color w:val="000000"/>
+          <w:sz w:val="26"/>
+        </w:rPr>
+        <w:t>Số coefficient n_mfcc = 40 có nghĩa mỗi frame của tín hiệu được biểu diễn bởi một vector gồm 40 giá trị MFCC.</w:t>
+      </w:r>
+    </w:p>
+    <w:p>
+      <w:pPr>
+        <w:pStyle w:val="Heading3"/>
+        <w:keepNext/>
+        <w:spacing w:before="200" w:after="80"/>
+      </w:pPr>
+      <w:r>
+        <w:rPr>
+          <w:rFonts w:ascii="Times New Roman" w:hAnsi="Times New Roman" w:eastAsia="Times New Roman"/>
+          <w:b/>
+          <w:color w:val="000000"/>
+          <w:sz w:val="26"/>
+        </w:rPr>
+        <w:t>2.4.8. Từ audio 1 giây đến ma trận MFCC</w:t>
+      </w:r>
+    </w:p>
+    <w:p>
+      <w:pPr>
+        <w:spacing w:line="360" w:lineRule="auto" w:after="120"/>
+        <w:ind w:firstLine="0"/>
+        <w:jc w:val="both"/>
+      </w:pPr>
+      <w:r>
+        <w:rPr>
+          <w:rFonts w:ascii="Times New Roman" w:hAnsi="Times New Roman" w:eastAsia="Times New Roman"/>
+          <w:b w:val="0"/>
+          <w:i w:val="0"/>
+          <w:color w:val="000000"/>
+          <w:sz w:val="26"/>
+        </w:rPr>
+        <w:t>Input ban đầu là chuỗi sample:</w:t>
+      </w:r>
+    </w:p>
+    <w:p>
+      <w:pPr>
+        <w:spacing w:before="80" w:after="120"/>
+        <w:jc w:val="center"/>
+      </w:pPr>
+      <w:r>
+        <w:rPr>
+          <w:rFonts w:ascii="Cambria Math" w:hAnsi="Cambria Math" w:eastAsia="Cambria Math"/>
+          <w:color w:val="000000"/>
+          <w:sz w:val="24"/>
+        </w:rPr>
+        <w:t>x = [x_1, x_2, \ldots, x_{16000}]</w:t>
+      </w:r>
+    </w:p>
+    <w:p>
+      <w:pPr>
+        <w:spacing w:line="360" w:lineRule="auto" w:after="120"/>
+        <w:ind w:firstLine="0"/>
+        <w:jc w:val="both"/>
+      </w:pPr>
+      <w:r>
+        <w:rPr>
+          <w:rFonts w:ascii="Times New Roman" w:hAnsi="Times New Roman" w:eastAsia="Times New Roman"/>
+          <w:b w:val="0"/>
+          <w:i w:val="0"/>
+          <w:color w:val="000000"/>
+          <w:sz w:val="26"/>
+        </w:rPr>
+        <w:t>Sau MFCC extraction, tín hiệu không còn được biểu diễn bằng 16.000 giá trị waveform mà trở thành một chuỗi vector đặc trưng:</w:t>
+      </w:r>
+    </w:p>
+    <w:p>
+      <w:pPr>
+        <w:spacing w:before="80" w:after="120"/>
+        <w:jc w:val="center"/>
+      </w:pPr>
+      <w:r>
+        <w:rPr>
+          <w:rFonts w:ascii="Cambria Math" w:hAnsi="Cambria Math" w:eastAsia="Cambria Math"/>
+          <w:color w:val="000000"/>
+          <w:sz w:val="24"/>
+        </w:rPr>
+        <w:t>X = [z_1, z_2, \ldots, z_T], \quad z_t \in \mathbb{R}^{40}</w:t>
+      </w:r>
+    </w:p>
+    <w:p>
+      <w:pPr>
+        <w:spacing w:line="360" w:lineRule="auto" w:after="120"/>
+        <w:ind w:firstLine="0"/>
+        <w:jc w:val="both"/>
+      </w:pPr>
+      <w:r>
+        <w:rPr>
+          <w:rFonts w:ascii="Times New Roman" w:hAnsi="Times New Roman" w:eastAsia="Times New Roman"/>
+          <w:b w:val="0"/>
+          <w:i w:val="0"/>
+          <w:color w:val="000000"/>
+          <w:sz w:val="26"/>
+        </w:rPr>
+        <w:t>Mỗi z_t đại diện cho đặc trưng MFCC của một vùng thời gian ngắn:</w:t>
+      </w:r>
+    </w:p>
+    <w:tbl>
+      <w:tblPr>
+        <w:tblW w:type="auto" w:w="0"/>
+        <w:jc w:val="center"/>
+        <w:tblLayout w:type="fixed"/>
+        <w:tblLook w:firstColumn="1" w:firstRow="1" w:lastColumn="0" w:lastRow="0" w:noHBand="0" w:noVBand="1" w:val="04A0"/>
+      </w:tblPr>
+      <w:tblGrid>
+        <w:gridCol w:w="9405"/>
+      </w:tblGrid>
+      <w:tr>
+        <w:tc>
+          <w:tcPr>
+            <w:tcW w:type="dxa" w:w="8787"/>
+            <w:shd w:fill="F8FAFC"/>
+            <w:tcBorders>
+              <w:top w:val="single" w:sz="4" w:space="0" w:color="E2E8F0"/>
+              <w:left w:val="single" w:sz="18" w:space="0" w:color="2563EB"/>
+              <w:bottom w:val="single" w:sz="4" w:space="0" w:color="E2E8F0"/>
+              <w:right w:val="single" w:sz="4" w:space="0" w:color="E2E8F0"/>
+            </w:tcBorders>
+          </w:tcPr>
+          <w:p>
+            <w:pPr>
+              <w:spacing w:before="80" w:after="80" w:line="276" w:lineRule="auto"/>
+            </w:pPr>
+            <w:r>
+              <w:rPr>
+                <w:rFonts w:ascii="Consolas" w:hAnsi="Consolas"/>
+                <w:color w:val="1E293B"/>
+                <w:sz w:val="19"/>
+              </w:rPr>
+              <w:t>1-second waveform (16000 samples)</w:t>
+              <w:br/>
+              <w:t xml:space="preserve">       ↓</w:t>
+              <w:br/>
+              <w:t>MFCC extraction</w:t>
+              <w:br/>
+              <w:t xml:space="preserve">       ↓</w:t>
+              <w:br/>
+              <w:t>time 1 → 40 coefficients</w:t>
+              <w:br/>
+              <w:t>time 2 → 40 coefficients</w:t>
+              <w:br/>
+              <w:t>time 3 → 40 coefficients</w:t>
+              <w:br/>
+              <w:t>...</w:t>
+              <w:br/>
+              <w:t>time T → 40 coefficients</w:t>
+            </w:r>
+          </w:p>
+        </w:tc>
+      </w:tr>
+    </w:tbl>
+    <w:p>
+      <w:pPr>
+        <w:spacing w:after="80"/>
+      </w:pPr>
+    </w:p>
+    <w:p>
+      <w:pPr>
+        <w:spacing w:line="360" w:lineRule="auto" w:after="120"/>
+        <w:ind w:firstLine="0"/>
+        <w:jc w:val="both"/>
+      </w:pPr>
+      <w:r>
+        <w:rPr>
+          <w:rFonts w:ascii="Times New Roman" w:hAnsi="Times New Roman" w:eastAsia="Times New Roman"/>
+          <w:b w:val="0"/>
+          <w:i w:val="0"/>
+          <w:color w:val="000000"/>
+          <w:sz w:val="26"/>
+        </w:rPr>
+        <w:t>Thay vì bắt TD-ResNet xử lý từng sample waveform, model xử lý chuỗi các vector MFCC theo thời gian.</w:t>
+      </w:r>
+    </w:p>
+    <w:p>
+      <w:pPr>
+        <w:pStyle w:val="Heading3"/>
+        <w:keepNext/>
+        <w:spacing w:before="200" w:after="80"/>
+      </w:pPr>
+      <w:r>
+        <w:rPr>
+          <w:rFonts w:ascii="Times New Roman" w:hAnsi="Times New Roman" w:eastAsia="Times New Roman"/>
+          <w:b/>
+          <w:color w:val="000000"/>
+          <w:sz w:val="26"/>
+        </w:rPr>
+        <w:t>2.4.9. Cách repository sắp xếp tensor MFCC</w:t>
+      </w:r>
+    </w:p>
+    <w:p>
+      <w:pPr>
+        <w:spacing w:line="360" w:lineRule="auto" w:after="120"/>
+        <w:ind w:firstLine="0"/>
+        <w:jc w:val="both"/>
+      </w:pPr>
+      <w:r>
+        <w:rPr>
+          <w:rFonts w:ascii="Times New Roman" w:hAnsi="Times New Roman" w:eastAsia="Times New Roman"/>
+          <w:b w:val="0"/>
+          <w:i w:val="0"/>
+          <w:color w:val="000000"/>
+          <w:sz w:val="26"/>
+        </w:rPr>
+        <w:t>Kết quả từ torchaudio.transforms.MFCC ban đầu có dạng: [channel, MFCC, time].</w:t>
+      </w:r>
+    </w:p>
+    <w:p>
+      <w:pPr>
+        <w:spacing w:line="360" w:lineRule="auto" w:after="120"/>
+        <w:ind w:firstLine="0"/>
+        <w:jc w:val="both"/>
+      </w:pPr>
+      <w:r>
+        <w:rPr>
+          <w:rFonts w:ascii="Times New Roman" w:hAnsi="Times New Roman" w:eastAsia="Times New Roman"/>
+          <w:b w:val="0"/>
+          <w:i w:val="0"/>
+          <w:color w:val="000000"/>
+          <w:sz w:val="26"/>
+        </w:rPr>
+        <w:t>Repository chỉ lấy channel đầu tiên:</w:t>
+      </w:r>
+    </w:p>
+    <w:tbl>
+      <w:tblPr>
+        <w:tblW w:type="auto" w:w="0"/>
+        <w:jc w:val="center"/>
+        <w:tblLayout w:type="fixed"/>
+        <w:tblLook w:firstColumn="1" w:firstRow="1" w:lastColumn="0" w:lastRow="0" w:noHBand="0" w:noVBand="1" w:val="04A0"/>
+      </w:tblPr>
+      <w:tblGrid>
+        <w:gridCol w:w="9405"/>
+      </w:tblGrid>
+      <w:tr>
+        <w:tc>
+          <w:tcPr>
+            <w:tcW w:type="dxa" w:w="8787"/>
+            <w:shd w:fill="F8FAFC"/>
+            <w:tcBorders>
+              <w:top w:val="single" w:sz="4" w:space="0" w:color="E2E8F0"/>
+              <w:left w:val="single" w:sz="18" w:space="0" w:color="2563EB"/>
+              <w:bottom w:val="single" w:sz="4" w:space="0" w:color="E2E8F0"/>
+              <w:right w:val="single" w:sz="4" w:space="0" w:color="E2E8F0"/>
+            </w:tcBorders>
+          </w:tcPr>
+          <w:p>
+            <w:pPr>
+              <w:spacing w:before="80" w:after="80" w:line="276" w:lineRule="auto"/>
+            </w:pPr>
+            <w:r>
+              <w:rPr>
+                <w:rFonts w:ascii="Consolas" w:hAnsi="Consolas"/>
+                <w:color w:val="1E293B"/>
+                <w:sz w:val="19"/>
+              </w:rPr>
+              <w:t>features = self.mfcc(d[k])[0]</w:t>
+            </w:r>
+          </w:p>
+        </w:tc>
+      </w:tr>
+    </w:tbl>
+    <w:p>
+      <w:pPr>
+        <w:spacing w:after="80"/>
+      </w:pPr>
+    </w:p>
+    <w:p>
+      <w:pPr>
+        <w:spacing w:line="360" w:lineRule="auto" w:after="120"/>
+        <w:ind w:firstLine="0"/>
+        <w:jc w:val="both"/>
+      </w:pPr>
+      <w:r>
+        <w:rPr>
+          <w:rFonts w:ascii="Times New Roman" w:hAnsi="Times New Roman" w:eastAsia="Times New Roman"/>
+          <w:b w:val="0"/>
+          <w:i w:val="0"/>
+          <w:color w:val="000000"/>
+          <w:sz w:val="26"/>
+        </w:rPr>
+        <w:t>sau đó transpose:</w:t>
+      </w:r>
+    </w:p>
+    <w:tbl>
+      <w:tblPr>
+        <w:tblW w:type="auto" w:w="0"/>
+        <w:jc w:val="center"/>
+        <w:tblLayout w:type="fixed"/>
+        <w:tblLook w:firstColumn="1" w:firstRow="1" w:lastColumn="0" w:lastRow="0" w:noHBand="0" w:noVBand="1" w:val="04A0"/>
+      </w:tblPr>
+      <w:tblGrid>
+        <w:gridCol w:w="9405"/>
+      </w:tblGrid>
+      <w:tr>
+        <w:tc>
+          <w:tcPr>
+            <w:tcW w:type="dxa" w:w="8787"/>
+            <w:shd w:fill="F8FAFC"/>
+            <w:tcBorders>
+              <w:top w:val="single" w:sz="4" w:space="0" w:color="E2E8F0"/>
+              <w:left w:val="single" w:sz="18" w:space="0" w:color="2563EB"/>
+              <w:bottom w:val="single" w:sz="4" w:space="0" w:color="E2E8F0"/>
+              <w:right w:val="single" w:sz="4" w:space="0" w:color="E2E8F0"/>
+            </w:tcBorders>
+          </w:tcPr>
+          <w:p>
+            <w:pPr>
+              <w:spacing w:before="80" w:after="80" w:line="276" w:lineRule="auto"/>
+            </w:pPr>
+            <w:r>
+              <w:rPr>
+                <w:rFonts w:ascii="Consolas" w:hAnsi="Consolas"/>
+                <w:color w:val="1E293B"/>
+                <w:sz w:val="19"/>
+              </w:rPr>
+              <w:t>features = features.T</w:t>
+            </w:r>
+          </w:p>
+        </w:tc>
+      </w:tr>
+    </w:tbl>
+    <w:p>
+      <w:pPr>
+        <w:spacing w:after="80"/>
+      </w:pPr>
+    </w:p>
+    <w:p>
+      <w:pPr>
+        <w:spacing w:line="360" w:lineRule="auto" w:after="120"/>
+        <w:ind w:firstLine="0"/>
+        <w:jc w:val="both"/>
+      </w:pPr>
+      <w:r>
+        <w:rPr>
+          <w:rFonts w:ascii="Times New Roman" w:hAnsi="Times New Roman" w:eastAsia="Times New Roman"/>
+          <w:b w:val="0"/>
+          <w:i w:val="0"/>
+          <w:color w:val="000000"/>
+          <w:sz w:val="26"/>
+        </w:rPr>
+        <w:t>tức [MFCC × Time] được chuyển thành [Time × MFCC]. Cuối cùng repository thêm một dimension:</w:t>
+      </w:r>
+    </w:p>
+    <w:tbl>
+      <w:tblPr>
+        <w:tblW w:type="auto" w:w="0"/>
+        <w:jc w:val="center"/>
+        <w:tblLayout w:type="fixed"/>
+        <w:tblLook w:firstColumn="1" w:firstRow="1" w:lastColumn="0" w:lastRow="0" w:noHBand="0" w:noVBand="1" w:val="04A0"/>
+      </w:tblPr>
+      <w:tblGrid>
+        <w:gridCol w:w="9405"/>
+      </w:tblGrid>
+      <w:tr>
+        <w:tc>
+          <w:tcPr>
+            <w:tcW w:type="dxa" w:w="8787"/>
+            <w:shd w:fill="F8FAFC"/>
+            <w:tcBorders>
+              <w:top w:val="single" w:sz="4" w:space="0" w:color="E2E8F0"/>
+              <w:left w:val="single" w:sz="18" w:space="0" w:color="2563EB"/>
+              <w:bottom w:val="single" w:sz="4" w:space="0" w:color="E2E8F0"/>
+              <w:right w:val="single" w:sz="4" w:space="0" w:color="E2E8F0"/>
+            </w:tcBorders>
+          </w:tcPr>
+          <w:p>
+            <w:pPr>
+              <w:spacing w:before="80" w:after="80" w:line="276" w:lineRule="auto"/>
+            </w:pPr>
+            <w:r>
+              <w:rPr>
+                <w:rFonts w:ascii="Consolas" w:hAnsi="Consolas"/>
+                <w:color w:val="1E293B"/>
+                <w:sz w:val="19"/>
+              </w:rPr>
+              <w:t>torch.unsqueeze(features, 0)</w:t>
+            </w:r>
+          </w:p>
+        </w:tc>
+      </w:tr>
+    </w:tbl>
+    <w:p>
+      <w:pPr>
+        <w:spacing w:after="80"/>
+      </w:pPr>
+    </w:p>
+    <w:p>
+      <w:pPr>
+        <w:spacing w:line="360" w:lineRule="auto" w:after="120"/>
+        <w:ind w:firstLine="0"/>
+        <w:jc w:val="both"/>
+      </w:pPr>
+      <w:r>
+        <w:rPr>
+          <w:rFonts w:ascii="Times New Roman" w:hAnsi="Times New Roman" w:eastAsia="Times New Roman"/>
+          <w:b w:val="0"/>
+          <w:i w:val="0"/>
+          <w:color w:val="000000"/>
+          <w:sz w:val="26"/>
+        </w:rPr>
+        <w:t>Pipeline tensor hoàn chỉnh:</w:t>
+      </w:r>
+    </w:p>
+    <w:tbl>
+      <w:tblPr>
+        <w:tblW w:type="auto" w:w="0"/>
+        <w:jc w:val="center"/>
+        <w:tblLayout w:type="fixed"/>
+        <w:tblLook w:firstColumn="1" w:firstRow="1" w:lastColumn="0" w:lastRow="0" w:noHBand="0" w:noVBand="1" w:val="04A0"/>
+      </w:tblPr>
+      <w:tblGrid>
+        <w:gridCol w:w="9405"/>
+      </w:tblGrid>
+      <w:tr>
+        <w:tc>
+          <w:tcPr>
+            <w:tcW w:type="dxa" w:w="8787"/>
+            <w:shd w:fill="F8FAFC"/>
+            <w:tcBorders>
+              <w:top w:val="single" w:sz="4" w:space="0" w:color="E2E8F0"/>
+              <w:left w:val="single" w:sz="18" w:space="0" w:color="2563EB"/>
+              <w:bottom w:val="single" w:sz="4" w:space="0" w:color="E2E8F0"/>
+              <w:right w:val="single" w:sz="4" w:space="0" w:color="E2E8F0"/>
+            </w:tcBorders>
+          </w:tcPr>
+          <w:p>
+            <w:pPr>
+              <w:spacing w:before="80" w:after="80" w:line="276" w:lineRule="auto"/>
+            </w:pPr>
+            <w:r>
+              <w:rPr>
+                <w:rFonts w:ascii="Consolas" w:hAnsi="Consolas"/>
+                <w:color w:val="1E293B"/>
+                <w:sz w:val="19"/>
+              </w:rPr>
+              <w:t>Waveform</w:t>
+              <w:br/>
+              <w:t xml:space="preserve">   ↓</w:t>
+              <w:br/>
+              <w:t>MFCC</w:t>
+              <w:br/>
+              <w:t xml:space="preserve">   ↓</w:t>
+              <w:br/>
+              <w:t>[MFCC × Time]</w:t>
+              <w:br/>
+              <w:t xml:space="preserve">   ↓</w:t>
+              <w:br/>
+              <w:t>Transpose</w:t>
+              <w:br/>
+              <w:t xml:space="preserve">   ↓</w:t>
+              <w:br/>
+              <w:t>[Time × MFCC]</w:t>
+              <w:br/>
+              <w:t xml:space="preserve">   ↓</w:t>
+              <w:br/>
+              <w:t>Unsqueeze</w:t>
+              <w:br/>
+              <w:t xml:space="preserve">   ↓</w:t>
+              <w:br/>
+              <w:t>[1 × Time × MFCC]</w:t>
+            </w:r>
+          </w:p>
+        </w:tc>
+      </w:tr>
+    </w:tbl>
+    <w:p>
+      <w:pPr>
+        <w:spacing w:after="80"/>
+      </w:pPr>
+    </w:p>
+    <w:p>
+      <w:pPr>
+        <w:spacing w:line="360" w:lineRule="auto" w:after="120"/>
+        <w:ind w:firstLine="0"/>
+        <w:jc w:val="both"/>
+      </w:pPr>
+      <w:r>
+        <w:rPr>
+          <w:rFonts w:ascii="Times New Roman" w:hAnsi="Times New Roman" w:eastAsia="Times New Roman"/>
+          <w:b w:val="0"/>
+          <w:i w:val="0"/>
+          <w:color w:val="000000"/>
+          <w:sz w:val="26"/>
+        </w:rPr>
+        <w:t>Cách biểu diễn này giúp TD-ResNet xử lý MFCC như một chuỗi đặc trưng theo trục thời gian.</w:t>
+      </w:r>
+    </w:p>
+    <w:p>
+      <w:pPr>
+        <w:pStyle w:val="Heading3"/>
+        <w:keepNext/>
+        <w:spacing w:before="200" w:after="80"/>
+      </w:pPr>
+      <w:r>
+        <w:rPr>
+          <w:rFonts w:ascii="Times New Roman" w:hAnsi="Times New Roman" w:eastAsia="Times New Roman"/>
+          <w:b/>
+          <w:color w:val="000000"/>
+          <w:sz w:val="26"/>
+        </w:rPr>
+        <w:t>2.4.10. Kích thước tensor MFCC thực tế</w:t>
+      </w:r>
+    </w:p>
+    <w:p>
+      <w:pPr>
+        <w:spacing w:line="360" w:lineRule="auto" w:after="120"/>
+        <w:ind w:firstLine="0"/>
+        <w:jc w:val="both"/>
+      </w:pPr>
+      <w:r>
+        <w:rPr>
+          <w:rFonts w:ascii="Times New Roman" w:hAnsi="Times New Roman" w:eastAsia="Times New Roman"/>
+          <w:b w:val="0"/>
+          <w:i w:val="0"/>
+          <w:color w:val="000000"/>
+          <w:sz w:val="26"/>
+        </w:rPr>
+        <w:t>Nhóm kiểm tra trực tiếp pipeline MFCC trên một waveform có kích thước:</w:t>
+      </w:r>
+    </w:p>
+    <w:p>
+      <w:pPr>
+        <w:spacing w:before="80" w:after="120"/>
+        <w:jc w:val="center"/>
+      </w:pPr>
+      <w:r>
+        <w:rPr>
+          <w:rFonts w:ascii="Cambria Math" w:hAnsi="Cambria Math" w:eastAsia="Cambria Math"/>
+          <w:color w:val="000000"/>
+          <w:sz w:val="24"/>
+        </w:rPr>
+        <w:t>1 \times 16000</w:t>
+      </w:r>
+    </w:p>
+    <w:p>
+      <w:pPr>
+        <w:spacing w:line="360" w:lineRule="auto" w:after="120"/>
+        <w:ind w:firstLine="0"/>
+        <w:jc w:val="both"/>
+      </w:pPr>
+      <w:r>
+        <w:rPr>
+          <w:rFonts w:ascii="Times New Roman" w:hAnsi="Times New Roman" w:eastAsia="Times New Roman"/>
+          <w:b w:val="0"/>
+          <w:i w:val="0"/>
+          <w:color w:val="000000"/>
+          <w:sz w:val="26"/>
+        </w:rPr>
+        <w:t>tương ứng với một đoạn audio mono dài 1 giây ở sample rate 16 kHz. Kết quả từ torchaudio.transforms.MFCC:</w:t>
+      </w:r>
+    </w:p>
+    <w:tbl>
+      <w:tblPr>
+        <w:tblW w:type="auto" w:w="0"/>
+        <w:jc w:val="center"/>
+        <w:tblLayout w:type="fixed"/>
+        <w:tblLook w:firstColumn="1" w:firstRow="1" w:lastColumn="0" w:lastRow="0" w:noHBand="0" w:noVBand="1" w:val="04A0"/>
+      </w:tblPr>
+      <w:tblGrid>
+        <w:gridCol w:w="9405"/>
+      </w:tblGrid>
+      <w:tr>
+        <w:tc>
+          <w:tcPr>
+            <w:tcW w:type="dxa" w:w="8787"/>
+            <w:shd w:fill="F8FAFC"/>
+            <w:tcBorders>
+              <w:top w:val="single" w:sz="4" w:space="0" w:color="E2E8F0"/>
+              <w:left w:val="single" w:sz="18" w:space="0" w:color="2563EB"/>
+              <w:bottom w:val="single" w:sz="4" w:space="0" w:color="E2E8F0"/>
+              <w:right w:val="single" w:sz="4" w:space="0" w:color="E2E8F0"/>
+            </w:tcBorders>
+          </w:tcPr>
+          <w:p>
+            <w:pPr>
+              <w:spacing w:before="80" w:after="80" w:line="276" w:lineRule="auto"/>
+            </w:pPr>
+            <w:r>
+              <w:rPr>
+                <w:rFonts w:ascii="Consolas" w:hAnsi="Consolas"/>
+                <w:color w:val="1E293B"/>
+                <w:sz w:val="19"/>
+              </w:rPr>
+              <w:t>MFCC raw shape: [1, 40, 51]</w:t>
+            </w:r>
+          </w:p>
+        </w:tc>
+      </w:tr>
+    </w:tbl>
+    <w:p>
+      <w:pPr>
+        <w:spacing w:after="80"/>
+      </w:pPr>
+    </w:p>
+    <w:p>
+      <w:pPr>
+        <w:spacing w:line="360" w:lineRule="auto" w:after="120"/>
+        <w:ind w:firstLine="0"/>
+        <w:jc w:val="both"/>
+      </w:pPr>
+      <w:r>
+        <w:rPr>
+          <w:rFonts w:ascii="Times New Roman" w:hAnsi="Times New Roman" w:eastAsia="Times New Roman"/>
+          <w:b w:val="0"/>
+          <w:i w:val="0"/>
+          <w:color w:val="000000"/>
+          <w:sz w:val="26"/>
+        </w:rPr>
+        <w:t>Trong đó: 1 là số channel; 40 là số hệ số MFCC; 51 là số frame thời gian.</w:t>
+      </w:r>
+    </w:p>
+    <w:p>
+      <w:pPr>
+        <w:spacing w:line="360" w:lineRule="auto" w:after="120"/>
+        <w:ind w:firstLine="0"/>
+        <w:jc w:val="both"/>
+      </w:pPr>
+      <w:r>
+        <w:rPr>
+          <w:rFonts w:ascii="Times New Roman" w:hAnsi="Times New Roman" w:eastAsia="Times New Roman"/>
+          <w:b w:val="0"/>
+          <w:i w:val="0"/>
+          <w:color w:val="000000"/>
+          <w:sz w:val="26"/>
+        </w:rPr>
+        <w:t>Repository sau đó lấy channel đầu tiên và transpose:</w:t>
+      </w:r>
+    </w:p>
+    <w:tbl>
+      <w:tblPr>
+        <w:tblW w:type="auto" w:w="0"/>
+        <w:jc w:val="center"/>
+        <w:tblLayout w:type="fixed"/>
+        <w:tblLook w:firstColumn="1" w:firstRow="1" w:lastColumn="0" w:lastRow="0" w:noHBand="0" w:noVBand="1" w:val="04A0"/>
+      </w:tblPr>
+      <w:tblGrid>
+        <w:gridCol w:w="9405"/>
+      </w:tblGrid>
+      <w:tr>
+        <w:tc>
+          <w:tcPr>
+            <w:tcW w:type="dxa" w:w="8787"/>
+            <w:shd w:fill="F8FAFC"/>
+            <w:tcBorders>
+              <w:top w:val="single" w:sz="4" w:space="0" w:color="E2E8F0"/>
+              <w:left w:val="single" w:sz="18" w:space="0" w:color="2563EB"/>
+              <w:bottom w:val="single" w:sz="4" w:space="0" w:color="E2E8F0"/>
+              <w:right w:val="single" w:sz="4" w:space="0" w:color="E2E8F0"/>
+            </w:tcBorders>
+          </w:tcPr>
+          <w:p>
+            <w:pPr>
+              <w:spacing w:before="80" w:after="80" w:line="276" w:lineRule="auto"/>
+            </w:pPr>
+            <w:r>
+              <w:rPr>
+                <w:rFonts w:ascii="Consolas" w:hAnsi="Consolas"/>
+                <w:color w:val="1E293B"/>
+                <w:sz w:val="19"/>
+              </w:rPr>
+              <w:t>features = self.mfcc(d[k])[0]</w:t>
+              <w:br/>
+              <w:t>features = features.T  # kết quả: [51, 40]</w:t>
+            </w:r>
+          </w:p>
+        </w:tc>
+      </w:tr>
+    </w:tbl>
+    <w:p>
+      <w:pPr>
+        <w:spacing w:after="80"/>
+      </w:pPr>
+    </w:p>
+    <w:p>
+      <w:pPr>
+        <w:spacing w:line="360" w:lineRule="auto" w:after="120"/>
+        <w:ind w:firstLine="0"/>
+        <w:jc w:val="both"/>
+      </w:pPr>
+      <w:r>
+        <w:rPr>
+          <w:rFonts w:ascii="Times New Roman" w:hAnsi="Times New Roman" w:eastAsia="Times New Roman"/>
+          <w:b w:val="0"/>
+          <w:i w:val="0"/>
+          <w:color w:val="000000"/>
+          <w:sz w:val="26"/>
+        </w:rPr>
+        <w:t>Cuối cùng thêm một dimension để tạo tensor đầu vào hoàn chỉnh:</w:t>
+      </w:r>
+    </w:p>
+    <w:tbl>
+      <w:tblPr>
+        <w:tblW w:type="auto" w:w="0"/>
+        <w:jc w:val="center"/>
+        <w:tblLayout w:type="fixed"/>
+        <w:tblLook w:firstColumn="1" w:firstRow="1" w:lastColumn="0" w:lastRow="0" w:noHBand="0" w:noVBand="1" w:val="04A0"/>
+      </w:tblPr>
+      <w:tblGrid>
+        <w:gridCol w:w="9405"/>
+      </w:tblGrid>
+      <w:tr>
+        <w:tc>
+          <w:tcPr>
+            <w:tcW w:type="dxa" w:w="8787"/>
+            <w:shd w:fill="F8FAFC"/>
+            <w:tcBorders>
+              <w:top w:val="single" w:sz="4" w:space="0" w:color="E2E8F0"/>
+              <w:left w:val="single" w:sz="18" w:space="0" w:color="2563EB"/>
+              <w:bottom w:val="single" w:sz="4" w:space="0" w:color="E2E8F0"/>
+              <w:right w:val="single" w:sz="4" w:space="0" w:color="E2E8F0"/>
+            </w:tcBorders>
+          </w:tcPr>
+          <w:p>
+            <w:pPr>
+              <w:spacing w:before="80" w:after="80" w:line="276" w:lineRule="auto"/>
+            </w:pPr>
+            <w:r>
+              <w:rPr>
+                <w:rFonts w:ascii="Consolas" w:hAnsi="Consolas"/>
+                <w:color w:val="1E293B"/>
+                <w:sz w:val="19"/>
+              </w:rPr>
+              <w:t>torch.unsqueeze(features, 0)  # kết quả: [1, 51, 40]</w:t>
+            </w:r>
+          </w:p>
+        </w:tc>
+      </w:tr>
+    </w:tbl>
+    <w:p>
+      <w:pPr>
+        <w:spacing w:after="80"/>
+      </w:pPr>
+    </w:p>
+    <w:p>
+      <w:pPr>
+        <w:spacing w:line="360" w:lineRule="auto" w:after="120"/>
+        <w:ind w:firstLine="0"/>
+        <w:jc w:val="both"/>
+      </w:pPr>
+      <w:r>
+        <w:rPr>
+          <w:rFonts w:ascii="Times New Roman" w:hAnsi="Times New Roman" w:eastAsia="Times New Roman"/>
+          <w:b w:val="0"/>
+          <w:i w:val="0"/>
+          <w:color w:val="000000"/>
+          <w:sz w:val="26"/>
+        </w:rPr>
+        <w:t>Do đó, input thực tế đưa vào pipeline model có dạng:</w:t>
+      </w:r>
+    </w:p>
+    <w:p>
+      <w:pPr>
+        <w:spacing w:before="80" w:after="120"/>
+        <w:jc w:val="center"/>
+      </w:pPr>
+      <w:r>
+        <w:rPr>
+          <w:rFonts w:ascii="Cambria Math" w:hAnsi="Cambria Math" w:eastAsia="Cambria Math"/>
+          <w:color w:val="000000"/>
+          <w:sz w:val="24"/>
+        </w:rPr>
+        <w:t>1 \times 51 \times 40</w:t>
+      </w:r>
+    </w:p>
+    <w:p>
+      <w:pPr>
+        <w:spacing w:line="360" w:lineRule="auto" w:after="120"/>
+        <w:ind w:firstLine="0"/>
+        <w:jc w:val="both"/>
+      </w:pPr>
+      <w:r>
+        <w:rPr>
+          <w:rFonts w:ascii="Times New Roman" w:hAnsi="Times New Roman" w:eastAsia="Times New Roman"/>
+          <w:b w:val="0"/>
+          <w:i w:val="0"/>
+          <w:color w:val="000000"/>
+          <w:sz w:val="26"/>
+        </w:rPr>
+        <w:t>Có thể hiểu là: 1 channel × 51 frame thời gian × 40 MFCC coefficients. Mỗi utterance 1 giây sau feature extraction không còn được biểu diễn bởi 16.000 sample waveform mà được nén thành một ma trận:</w:t>
+      </w:r>
+    </w:p>
+    <w:p>
+      <w:pPr>
+        <w:spacing w:before="80" w:after="120"/>
+        <w:jc w:val="center"/>
+      </w:pPr>
+      <w:r>
+        <w:rPr>
+          <w:rFonts w:ascii="Cambria Math" w:hAnsi="Cambria Math" w:eastAsia="Cambria Math"/>
+          <w:color w:val="000000"/>
+          <w:sz w:val="24"/>
+        </w:rPr>
+        <w:t>X \in \mathbb{R}^{51 \times 40}</w:t>
+      </w:r>
+    </w:p>
+    <w:p>
+      <w:pPr>
+        <w:spacing w:line="360" w:lineRule="auto" w:after="120"/>
+        <w:ind w:firstLine="0"/>
+        <w:jc w:val="both"/>
+      </w:pPr>
+      <w:r>
+        <w:rPr>
+          <w:rFonts w:ascii="Times New Roman" w:hAnsi="Times New Roman" w:eastAsia="Times New Roman"/>
+          <w:b/>
+          <w:i w:val="0"/>
+          <w:color w:val="000000"/>
+          <w:sz w:val="26"/>
+        </w:rPr>
+        <w:t>Trong đó mỗi hàng tương ứng với một frame thời gian và mỗi cột tương ứng với một hệ số MFCC. Đây là representation đầu vào mà TD-ResNet sử dụng để học embedding tiếng nói.</w:t>
+      </w:r>
+    </w:p>
+    <w:p>
+      <w:pPr>
+        <w:pStyle w:val="Heading3"/>
+        <w:keepNext/>
+        <w:spacing w:before="200" w:after="80"/>
+      </w:pPr>
+      <w:r>
+        <w:rPr>
+          <w:rFonts w:ascii="Times New Roman" w:hAnsi="Times New Roman" w:eastAsia="Times New Roman"/>
+          <w:b/>
+          <w:color w:val="000000"/>
+          <w:sz w:val="26"/>
+        </w:rPr>
+        <w:t>2.4.11. Ý nghĩa của hai chiều Time và Feature</w:t>
+      </w:r>
+    </w:p>
+    <w:p>
+      <w:pPr>
+        <w:spacing w:line="360" w:lineRule="auto" w:after="120"/>
+        <w:ind w:firstLine="0"/>
+        <w:jc w:val="both"/>
+      </w:pPr>
+      <w:r>
+        <w:rPr>
+          <w:rFonts w:ascii="Times New Roman" w:hAnsi="Times New Roman" w:eastAsia="Times New Roman"/>
+          <w:b w:val="0"/>
+          <w:i w:val="0"/>
+          <w:color w:val="000000"/>
+          <w:sz w:val="26"/>
+        </w:rPr>
+        <w:t>Ma trận MFCC có hai chiều chính:</w:t>
+      </w:r>
+    </w:p>
+    <w:p>
+      <w:pPr>
+        <w:spacing w:before="80" w:after="120"/>
+        <w:jc w:val="center"/>
+      </w:pPr>
+      <w:r>
+        <w:rPr>
+          <w:rFonts w:ascii="Cambria Math" w:hAnsi="Cambria Math" w:eastAsia="Cambria Math"/>
+          <w:color w:val="000000"/>
+          <w:sz w:val="24"/>
+        </w:rPr>
+        <w:t>T \times F \quad (với \; F = 40, \; T = 51)</w:t>
+      </w:r>
+    </w:p>
+    <w:p>
+      <w:pPr>
+        <w:spacing w:line="360" w:lineRule="auto" w:after="120"/>
+        <w:ind w:firstLine="0"/>
+        <w:jc w:val="both"/>
+      </w:pPr>
+      <w:r>
+        <w:rPr>
+          <w:rFonts w:ascii="Times New Roman" w:hAnsi="Times New Roman" w:eastAsia="Times New Roman"/>
+          <w:b w:val="0"/>
+          <w:i w:val="0"/>
+          <w:color w:val="000000"/>
+          <w:sz w:val="26"/>
+        </w:rPr>
+        <w:t>Có thể hình dung cấu trúc ma trận đặc trưng:</w:t>
+      </w:r>
+    </w:p>
+    <w:tbl>
+      <w:tblPr>
+        <w:tblW w:type="auto" w:w="0"/>
+        <w:jc w:val="center"/>
+        <w:tblLayout w:type="fixed"/>
+        <w:tblLook w:firstColumn="1" w:firstRow="1" w:lastColumn="0" w:lastRow="0" w:noHBand="0" w:noVBand="1" w:val="04A0"/>
+      </w:tblPr>
+      <w:tblGrid>
+        <w:gridCol w:w="9405"/>
+      </w:tblGrid>
+      <w:tr>
+        <w:tc>
+          <w:tcPr>
+            <w:tcW w:type="dxa" w:w="8787"/>
+            <w:shd w:fill="F8FAFC"/>
+            <w:tcBorders>
+              <w:top w:val="single" w:sz="4" w:space="0" w:color="E2E8F0"/>
+              <w:left w:val="single" w:sz="18" w:space="0" w:color="2563EB"/>
+              <w:bottom w:val="single" w:sz="4" w:space="0" w:color="E2E8F0"/>
+              <w:right w:val="single" w:sz="4" w:space="0" w:color="E2E8F0"/>
+            </w:tcBorders>
+          </w:tcPr>
+          <w:p>
+            <w:pPr>
+              <w:spacing w:before="80" w:after="80" w:line="276" w:lineRule="auto"/>
+            </w:pPr>
+            <w:r>
+              <w:rPr>
+                <w:rFonts w:ascii="Consolas" w:hAnsi="Consolas"/>
+                <w:color w:val="1E293B"/>
+                <w:sz w:val="19"/>
+              </w:rPr>
+              <w:t xml:space="preserve">            MFCC coefficients</w:t>
+              <w:br/>
+              <w:t xml:space="preserve">        1   2   3   ...   40</w:t>
+              <w:br/>
+              <w:t xml:space="preserve">      ┌──────────────────────</w:t>
+              <w:br/>
+              <w:t>t1    │ •   •   •         •</w:t>
+              <w:br/>
+              <w:t>t2    │ •   •   •         •</w:t>
+              <w:br/>
+              <w:t>t3    │ •   •   •         •</w:t>
+              <w:br/>
+              <w:t>...</w:t>
+              <w:br/>
+              <w:t>t51   │ •   •   •         •</w:t>
+              <w:br/>
+              <w:t xml:space="preserve">      └──────────────────────</w:t>
+            </w:r>
+          </w:p>
+        </w:tc>
+      </w:tr>
+    </w:tbl>
+    <w:p>
+      <w:pPr>
+        <w:spacing w:after="80"/>
+      </w:pPr>
+    </w:p>
+    <w:p>
+      <w:pPr>
+        <w:spacing w:line="360" w:lineRule="auto" w:after="120"/>
+        <w:ind w:firstLine="0"/>
+        <w:jc w:val="both"/>
+      </w:pPr>
+      <w:r>
+        <w:rPr>
+          <w:rFonts w:ascii="Times New Roman" w:hAnsi="Times New Roman" w:eastAsia="Times New Roman"/>
+          <w:b w:val="0"/>
+          <w:i w:val="0"/>
+          <w:color w:val="000000"/>
+          <w:sz w:val="26"/>
+        </w:rPr>
+        <w:t>Mỗi hàng mô tả đặc trưng phổ tại một thời điểm. TD-ResNet thực hiện các phép convolution theo chiều thời gian để học mối liên hệ ngữ cảnh giữa những frame liên tiếp.</w:t>
+      </w:r>
+    </w:p>
+    <w:p>
+      <w:pPr>
+        <w:pStyle w:val="Heading3"/>
+        <w:keepNext/>
+        <w:spacing w:before="200" w:after="80"/>
+      </w:pPr>
+      <w:r>
+        <w:rPr>
+          <w:rFonts w:ascii="Times New Roman" w:hAnsi="Times New Roman" w:eastAsia="Times New Roman"/>
+          <w:b/>
+          <w:color w:val="000000"/>
+          <w:sz w:val="26"/>
+        </w:rPr>
+        <w:t>2.4.12. Tại sao sử dụng MFCC cho Keyword Spotting?</w:t>
+      </w:r>
+    </w:p>
+    <w:p>
+      <w:pPr>
+        <w:spacing w:line="360" w:lineRule="auto" w:after="120"/>
+        <w:ind w:firstLine="0"/>
+        <w:jc w:val="both"/>
+      </w:pPr>
+      <w:r>
+        <w:rPr>
+          <w:rFonts w:ascii="Times New Roman" w:hAnsi="Times New Roman" w:eastAsia="Times New Roman"/>
+          <w:b w:val="0"/>
+          <w:i w:val="0"/>
+          <w:color w:val="000000"/>
+          <w:sz w:val="26"/>
+        </w:rPr>
+        <w:t>Keyword Spotting tập trung vào việc phân biệt các từ có cấu trúc âm thanh khác nhau (ví dụ: yes, no, stop, seven). Sự khác biệt quan trọng nằm trong quá trình thay đổi phổ theo thời gian.</w:t>
+      </w:r>
+    </w:p>
+    <w:p>
+      <w:pPr>
+        <w:spacing w:line="360" w:lineRule="auto" w:after="120"/>
+        <w:ind w:firstLine="0"/>
+        <w:jc w:val="both"/>
+      </w:pPr>
+      <w:r>
+        <w:rPr>
+          <w:rFonts w:ascii="Times New Roman" w:hAnsi="Times New Roman" w:eastAsia="Times New Roman"/>
+          <w:b w:val="0"/>
+          <w:i w:val="0"/>
+          <w:color w:val="000000"/>
+          <w:sz w:val="26"/>
+        </w:rPr>
+        <w:t>MFCC có các ưu điểm nổi bật:</w:t>
+      </w:r>
+    </w:p>
+    <w:p>
+      <w:pPr>
+        <w:spacing w:line="360" w:lineRule="auto" w:after="80"/>
+        <w:ind w:left="340" w:hanging="340"/>
+        <w:jc w:val="both"/>
+      </w:pPr>
+      <w:r>
+        <w:rPr>
+          <w:rFonts w:ascii="Times New Roman" w:hAnsi="Times New Roman" w:eastAsia="Times New Roman"/>
+          <w:b/>
+          <w:color w:val="000000"/>
+          <w:sz w:val="26"/>
+        </w:rPr>
+        <w:t xml:space="preserve">-- </w:t>
+      </w:r>
+      <w:r>
+        <w:rPr>
+          <w:rFonts w:ascii="Times New Roman" w:hAnsi="Times New Roman" w:eastAsia="Times New Roman"/>
+          <w:color w:val="000000"/>
+          <w:sz w:val="26"/>
+        </w:rPr>
+        <w:t>giảm kích thước dữ liệu so với waveform (từ 16.000 điểm mẫu xuống ma trận 51 × 40 = 2.040 giá trị).</w:t>
+      </w:r>
+    </w:p>
+    <w:p>
+      <w:pPr>
+        <w:spacing w:line="360" w:lineRule="auto" w:after="80"/>
+        <w:ind w:left="340" w:hanging="340"/>
+        <w:jc w:val="both"/>
+      </w:pPr>
+      <w:r>
+        <w:rPr>
+          <w:rFonts w:ascii="Times New Roman" w:hAnsi="Times New Roman" w:eastAsia="Times New Roman"/>
+          <w:b/>
+          <w:color w:val="000000"/>
+          <w:sz w:val="26"/>
+        </w:rPr>
+        <w:t xml:space="preserve">-- </w:t>
+      </w:r>
+      <w:r>
+        <w:rPr>
+          <w:rFonts w:ascii="Times New Roman" w:hAnsi="Times New Roman" w:eastAsia="Times New Roman"/>
+          <w:color w:val="000000"/>
+          <w:sz w:val="26"/>
+        </w:rPr>
+        <w:t>tập trung vào thông tin phổ có ý nghĩa đối với thính giác tiếng nói con người.</w:t>
+      </w:r>
+    </w:p>
+    <w:p>
+      <w:pPr>
+        <w:spacing w:line="360" w:lineRule="auto" w:after="80"/>
+        <w:ind w:left="340" w:hanging="340"/>
+        <w:jc w:val="both"/>
+      </w:pPr>
+      <w:r>
+        <w:rPr>
+          <w:rFonts w:ascii="Times New Roman" w:hAnsi="Times New Roman" w:eastAsia="Times New Roman"/>
+          <w:b/>
+          <w:color w:val="000000"/>
+          <w:sz w:val="26"/>
+        </w:rPr>
+        <w:t xml:space="preserve">-- </w:t>
+      </w:r>
+      <w:r>
+        <w:rPr>
+          <w:rFonts w:ascii="Times New Roman" w:hAnsi="Times New Roman" w:eastAsia="Times New Roman"/>
+          <w:color w:val="000000"/>
+          <w:sz w:val="26"/>
+        </w:rPr>
+        <w:t>giảm bớt các chi tiết tín hiệu nhiễu không cần thiết.</w:t>
+      </w:r>
+    </w:p>
+    <w:p>
+      <w:pPr>
+        <w:spacing w:line="360" w:lineRule="auto" w:after="80"/>
+        <w:ind w:left="340" w:hanging="340"/>
+        <w:jc w:val="both"/>
+      </w:pPr>
+      <w:r>
+        <w:rPr>
+          <w:rFonts w:ascii="Times New Roman" w:hAnsi="Times New Roman" w:eastAsia="Times New Roman"/>
+          <w:b/>
+          <w:color w:val="000000"/>
+          <w:sz w:val="26"/>
+        </w:rPr>
+        <w:t xml:space="preserve">-- </w:t>
+      </w:r>
+      <w:r>
+        <w:rPr>
+          <w:rFonts w:ascii="Times New Roman" w:hAnsi="Times New Roman" w:eastAsia="Times New Roman"/>
+          <w:color w:val="000000"/>
+          <w:sz w:val="26"/>
+        </w:rPr>
+        <w:t>tạo chuỗi feature phù hợp trực tiếp với convolution theo thời gian của mạng ResNet.</w:t>
+      </w:r>
+    </w:p>
+    <w:p>
+      <w:pPr>
+        <w:spacing w:line="360" w:lineRule="auto" w:after="80"/>
+        <w:ind w:left="340" w:hanging="340"/>
+        <w:jc w:val="both"/>
+      </w:pPr>
+      <w:r>
+        <w:rPr>
+          <w:rFonts w:ascii="Times New Roman" w:hAnsi="Times New Roman" w:eastAsia="Times New Roman"/>
+          <w:b/>
+          <w:color w:val="000000"/>
+          <w:sz w:val="26"/>
+        </w:rPr>
+        <w:t xml:space="preserve">-- </w:t>
+      </w:r>
+      <w:r>
+        <w:rPr>
+          <w:rFonts w:ascii="Times New Roman" w:hAnsi="Times New Roman" w:eastAsia="Times New Roman"/>
+          <w:color w:val="000000"/>
+          <w:sz w:val="26"/>
+        </w:rPr>
+        <w:t>được sử dụng phổ biến và chuẩn mực trong các hệ thống speech recognition và Keyword Spotting.</w:t>
+      </w:r>
+    </w:p>
+    <w:p>
+      <w:pPr>
+        <w:spacing w:line="360" w:lineRule="auto" w:after="120"/>
+        <w:ind w:firstLine="0"/>
+        <w:jc w:val="both"/>
+      </w:pPr>
+      <w:r>
+        <w:rPr>
+          <w:rFonts w:ascii="Times New Roman" w:hAnsi="Times New Roman" w:eastAsia="Times New Roman"/>
+          <w:b w:val="0"/>
+          <w:i w:val="0"/>
+          <w:color w:val="000000"/>
+          <w:sz w:val="26"/>
+        </w:rPr>
+        <w:t>Trong đồ án, MFCC đóng vai trò biến Audio waveform thành Sequence of acoustic features trước khi TD-ResNet học vector embedding.</w:t>
+      </w:r>
+    </w:p>
+    <w:p>
+      <w:pPr>
+        <w:pStyle w:val="Heading3"/>
+        <w:keepNext/>
+        <w:spacing w:before="200" w:after="80"/>
+      </w:pPr>
+      <w:r>
+        <w:rPr>
+          <w:rFonts w:ascii="Times New Roman" w:hAnsi="Times New Roman" w:eastAsia="Times New Roman"/>
+          <w:b/>
+          <w:color w:val="000000"/>
+          <w:sz w:val="26"/>
+        </w:rPr>
+        <w:t>2.4.13. Data augmentation trước khi trích xuất MFCC</w:t>
+      </w:r>
+    </w:p>
+    <w:p>
+      <w:pPr>
+        <w:spacing w:line="360" w:lineRule="auto" w:after="120"/>
+        <w:ind w:firstLine="0"/>
+        <w:jc w:val="both"/>
+      </w:pPr>
+      <w:r>
+        <w:rPr>
+          <w:rFonts w:ascii="Times New Roman" w:hAnsi="Times New Roman" w:eastAsia="Times New Roman"/>
+          <w:b w:val="0"/>
+          <w:i w:val="0"/>
+          <w:color w:val="000000"/>
+          <w:sz w:val="26"/>
+        </w:rPr>
+        <w:t>Source code cho thấy feature extraction không phải bước duy nhất tác động lên waveform. Pipeline data loader gồm:</w:t>
+      </w:r>
+    </w:p>
+    <w:tbl>
+      <w:tblPr>
+        <w:tblW w:type="auto" w:w="0"/>
+        <w:jc w:val="center"/>
+        <w:tblLayout w:type="fixed"/>
+        <w:tblLook w:firstColumn="1" w:firstRow="1" w:lastColumn="0" w:lastRow="0" w:noHBand="0" w:noVBand="1" w:val="04A0"/>
+      </w:tblPr>
+      <w:tblGrid>
+        <w:gridCol w:w="9405"/>
+      </w:tblGrid>
+      <w:tr>
+        <w:tc>
+          <w:tcPr>
+            <w:tcW w:type="dxa" w:w="8787"/>
+            <w:shd w:fill="F8FAFC"/>
+            <w:tcBorders>
+              <w:top w:val="single" w:sz="4" w:space="0" w:color="E2E8F0"/>
+              <w:left w:val="single" w:sz="18" w:space="0" w:color="2563EB"/>
+              <w:bottom w:val="single" w:sz="4" w:space="0" w:color="E2E8F0"/>
+              <w:right w:val="single" w:sz="4" w:space="0" w:color="E2E8F0"/>
+            </w:tcBorders>
+          </w:tcPr>
+          <w:p>
+            <w:pPr>
+              <w:spacing w:before="80" w:after="80" w:line="276" w:lineRule="auto"/>
+            </w:pPr>
+            <w:r>
+              <w:rPr>
+                <w:rFonts w:ascii="Consolas" w:hAnsi="Consolas"/>
+                <w:color w:val="1E293B"/>
+                <w:sz w:val="19"/>
+              </w:rPr>
+              <w:t>load_audio → adjust_volume → shift_and_pad → mix_background → extract_features</w:t>
+            </w:r>
+          </w:p>
+        </w:tc>
+      </w:tr>
+    </w:tbl>
+    <w:p>
+      <w:pPr>
+        <w:spacing w:after="80"/>
+      </w:pPr>
+    </w:p>
+    <w:p>
+      <w:pPr>
+        <w:spacing w:line="360" w:lineRule="auto" w:after="120"/>
+        <w:ind w:firstLine="0"/>
+        <w:jc w:val="both"/>
+      </w:pPr>
+      <w:r>
+        <w:rPr>
+          <w:rFonts w:ascii="Times New Roman" w:hAnsi="Times New Roman" w:eastAsia="Times New Roman"/>
+          <w:b w:val="0"/>
+          <w:i w:val="0"/>
+          <w:color w:val="000000"/>
+          <w:sz w:val="26"/>
+        </w:rPr>
+        <w:t>Trong đó repository có các cấu hình:</w:t>
+      </w:r>
+    </w:p>
+    <w:tbl>
+      <w:tblPr>
+        <w:tblW w:type="auto" w:w="0"/>
+        <w:jc w:val="center"/>
+        <w:tblLayout w:type="fixed"/>
+        <w:tblLook w:firstColumn="1" w:firstRow="1" w:lastColumn="0" w:lastRow="0" w:noHBand="0" w:noVBand="1" w:val="04A0"/>
+      </w:tblPr>
+      <w:tblGrid>
+        <w:gridCol w:w="9405"/>
+      </w:tblGrid>
+      <w:tr>
+        <w:tc>
+          <w:tcPr>
+            <w:tcW w:type="dxa" w:w="8787"/>
+            <w:shd w:fill="F8FAFC"/>
+            <w:tcBorders>
+              <w:top w:val="single" w:sz="4" w:space="0" w:color="E2E8F0"/>
+              <w:left w:val="single" w:sz="18" w:space="0" w:color="2563EB"/>
+              <w:bottom w:val="single" w:sz="4" w:space="0" w:color="E2E8F0"/>
+              <w:right w:val="single" w:sz="4" w:space="0" w:color="E2E8F0"/>
+            </w:tcBorders>
+          </w:tcPr>
+          <w:p>
+            <w:pPr>
+              <w:spacing w:before="80" w:after="80" w:line="276" w:lineRule="auto"/>
+            </w:pPr>
+            <w:r>
+              <w:rPr>
+                <w:rFonts w:ascii="Consolas" w:hAnsi="Consolas"/>
+                <w:color w:val="1E293B"/>
+                <w:sz w:val="19"/>
+              </w:rPr>
+              <w:t>time_shift</w:t>
+              <w:br/>
+              <w:t>background_volume</w:t>
+              <w:br/>
+              <w:t>background_frequency</w:t>
+              <w:br/>
+              <w:t>include_background</w:t>
+              <w:br/>
+              <w:t>include_silence</w:t>
+              <w:br/>
+              <w:t>include_unknown</w:t>
+            </w:r>
+          </w:p>
+        </w:tc>
+      </w:tr>
+    </w:tbl>
+    <w:p>
+      <w:pPr>
+        <w:spacing w:after="80"/>
+      </w:pPr>
+    </w:p>
+    <w:p>
+      <w:pPr>
+        <w:spacing w:line="360" w:lineRule="auto" w:after="120"/>
+        <w:ind w:firstLine="0"/>
+        <w:jc w:val="both"/>
+      </w:pPr>
+      <w:r>
+        <w:rPr>
+          <w:rFonts w:ascii="Times New Roman" w:hAnsi="Times New Roman" w:eastAsia="Times New Roman"/>
+          <w:b w:val="0"/>
+          <w:i w:val="0"/>
+          <w:color w:val="000000"/>
+          <w:sz w:val="26"/>
+        </w:rPr>
+        <w:t>Dataset class cũng có khả năng đọc dữ liệu từ _background_noise_ khi background augmentation hoặc silence được kích hoạt. Do đó cần phân biệt: Dataset preparation (ở mục 2.3) và Training-time augmentation + feature extraction.</w:t>
+      </w:r>
+    </w:p>
+    <w:p>
+      <w:pPr>
+        <w:spacing w:line="360" w:lineRule="auto" w:after="120"/>
+        <w:ind w:firstLine="0"/>
+        <w:jc w:val="both"/>
+      </w:pPr>
+      <w:r>
+        <w:rPr>
+          <w:rFonts w:ascii="Times New Roman" w:hAnsi="Times New Roman" w:eastAsia="Times New Roman"/>
+          <w:b w:val="0"/>
+          <w:i w:val="0"/>
+          <w:color w:val="000000"/>
+          <w:sz w:val="26"/>
+        </w:rPr>
+        <w:t>Pipeline đầy đủ:</w:t>
+      </w:r>
+    </w:p>
+    <w:tbl>
+      <w:tblPr>
+        <w:tblW w:type="auto" w:w="0"/>
+        <w:jc w:val="center"/>
+        <w:tblLayout w:type="fixed"/>
+        <w:tblLook w:firstColumn="1" w:firstRow="1" w:lastColumn="0" w:lastRow="0" w:noHBand="0" w:noVBand="1" w:val="04A0"/>
+      </w:tblPr>
+      <w:tblGrid>
+        <w:gridCol w:w="9405"/>
+      </w:tblGrid>
+      <w:tr>
+        <w:tc>
+          <w:tcPr>
+            <w:tcW w:type="dxa" w:w="8787"/>
+            <w:shd w:fill="F8FAFC"/>
+            <w:tcBorders>
+              <w:top w:val="single" w:sz="4" w:space="0" w:color="E2E8F0"/>
+              <w:left w:val="single" w:sz="18" w:space="0" w:color="2563EB"/>
+              <w:bottom w:val="single" w:sz="4" w:space="0" w:color="E2E8F0"/>
+              <w:right w:val="single" w:sz="4" w:space="0" w:color="E2E8F0"/>
+            </w:tcBorders>
+          </w:tcPr>
+          <w:p>
+            <w:pPr>
+              <w:spacing w:before="80" w:after="80" w:line="276" w:lineRule="auto"/>
+            </w:pPr>
+            <w:r>
+              <w:rPr>
+                <w:rFonts w:ascii="Consolas" w:hAnsi="Consolas"/>
+                <w:color w:val="1E293B"/>
+                <w:sz w:val="19"/>
+              </w:rPr>
+              <w:t>Prepared WAV</w:t>
+              <w:br/>
+              <w:t xml:space="preserve">     ↓</w:t>
+              <w:br/>
+              <w:t>Load audio</w:t>
+              <w:br/>
+              <w:t xml:space="preserve">     ↓</w:t>
+              <w:br/>
+              <w:t>Volume processing</w:t>
+              <w:br/>
+              <w:t xml:space="preserve">     ↓</w:t>
+              <w:br/>
+              <w:t>Time shift</w:t>
+              <w:br/>
+              <w:t xml:space="preserve">     ↓</w:t>
+              <w:br/>
+              <w:t>Background mixing</w:t>
+              <w:br/>
+              <w:t xml:space="preserve">     ↓</w:t>
+              <w:br/>
+              <w:t>MFCC extraction</w:t>
+              <w:br/>
+              <w:t xml:space="preserve">     ↓</w:t>
+              <w:br/>
+              <w:t>TD-ResNet</w:t>
+            </w:r>
+          </w:p>
+        </w:tc>
+      </w:tr>
+    </w:tbl>
+    <w:p>
+      <w:pPr>
+        <w:spacing w:after="80"/>
+      </w:pPr>
+    </w:p>
+    <w:p>
+      <w:pPr>
+        <w:spacing w:line="360" w:lineRule="auto" w:after="120"/>
+        <w:ind w:firstLine="0"/>
+        <w:jc w:val="both"/>
+      </w:pPr>
+      <w:r>
+        <w:rPr>
+          <w:rFonts w:ascii="Times New Roman" w:hAnsi="Times New Roman" w:eastAsia="Times New Roman"/>
+          <w:b w:val="0"/>
+          <w:i w:val="0"/>
+          <w:color w:val="000000"/>
+          <w:sz w:val="26"/>
+        </w:rPr>
+        <w:t>Các augmentation này xảy ra trong data loader khi tạo dữ liệu huấn luyện, không phải trong bước xây dựng FS-GSC ở mục 2.3.</w:t>
+      </w:r>
+    </w:p>
+    <w:p>
+      <w:pPr>
+        <w:pStyle w:val="Heading3"/>
+        <w:keepNext/>
+        <w:spacing w:before="200" w:after="80"/>
+      </w:pPr>
+      <w:r>
+        <w:rPr>
+          <w:rFonts w:ascii="Times New Roman" w:hAnsi="Times New Roman" w:eastAsia="Times New Roman"/>
+          <w:b/>
+          <w:color w:val="000000"/>
+          <w:sz w:val="26"/>
+        </w:rPr>
+        <w:t>2.4.14. Áp dụng cùng MFCC extractor cho AudioMNIST</w:t>
+      </w:r>
+    </w:p>
+    <w:p>
+      <w:pPr>
+        <w:spacing w:line="360" w:lineRule="auto" w:after="120"/>
+        <w:ind w:firstLine="0"/>
+        <w:jc w:val="both"/>
+      </w:pPr>
+      <w:r>
+        <w:rPr>
+          <w:rFonts w:ascii="Times New Roman" w:hAnsi="Times New Roman" w:eastAsia="Times New Roman"/>
+          <w:b w:val="0"/>
+          <w:i w:val="0"/>
+          <w:color w:val="000000"/>
+          <w:sz w:val="26"/>
+        </w:rPr>
+        <w:t>Sau preprocessing, AudioMNIST đã được đưa về: 16 kHz, mono, 16000 samples, 1 second — hoàn toàn trùng khớp với chuẩn input của FS-GSC. Do đó cùng một MFCC extractor có thể được sử dụng trực tiếp:</w:t>
+      </w:r>
+    </w:p>
+    <w:tbl>
+      <w:tblPr>
+        <w:tblW w:type="auto" w:w="0"/>
+        <w:jc w:val="center"/>
+        <w:tblLayout w:type="fixed"/>
+        <w:tblLook w:firstColumn="1" w:firstRow="1" w:lastColumn="0" w:lastRow="0" w:noHBand="0" w:noVBand="1" w:val="04A0"/>
+      </w:tblPr>
+      <w:tblGrid>
+        <w:gridCol w:w="9405"/>
+      </w:tblGrid>
+      <w:tr>
+        <w:tc>
+          <w:tcPr>
+            <w:tcW w:type="dxa" w:w="8787"/>
+            <w:shd w:fill="F8FAFC"/>
+            <w:tcBorders>
+              <w:top w:val="single" w:sz="4" w:space="0" w:color="E2E8F0"/>
+              <w:left w:val="single" w:sz="18" w:space="0" w:color="2563EB"/>
+              <w:bottom w:val="single" w:sz="4" w:space="0" w:color="E2E8F0"/>
+              <w:right w:val="single" w:sz="4" w:space="0" w:color="E2E8F0"/>
+            </w:tcBorders>
+          </w:tcPr>
+          <w:p>
+            <w:pPr>
+              <w:spacing w:before="80" w:after="80" w:line="276" w:lineRule="auto"/>
+            </w:pPr>
+            <w:r>
+              <w:rPr>
+                <w:rFonts w:ascii="Consolas" w:hAnsi="Consolas"/>
+                <w:color w:val="1E293B"/>
+                <w:sz w:val="19"/>
+              </w:rPr>
+              <w:t>AudioMNIST (16 kHz / 1 s)</w:t>
+              <w:br/>
+              <w:t xml:space="preserve">     ↓</w:t>
+              <w:br/>
+              <w:t>MFCC (window = 40 ms, stride = 20 ms, 40 coefficients)</w:t>
+              <w:br/>
+              <w:t xml:space="preserve">     ↓</w:t>
+              <w:br/>
+              <w:t>TD-ResNet</w:t>
+            </w:r>
+          </w:p>
+        </w:tc>
+      </w:tr>
+    </w:tbl>
+    <w:p>
+      <w:pPr>
+        <w:spacing w:after="80"/>
+      </w:pPr>
+    </w:p>
+    <w:p>
+      <w:pPr>
+        <w:spacing w:line="360" w:lineRule="auto" w:after="120"/>
+        <w:ind w:firstLine="0"/>
+        <w:jc w:val="both"/>
+      </w:pPr>
+      <w:r>
+        <w:rPr>
+          <w:rFonts w:ascii="Times New Roman" w:hAnsi="Times New Roman" w:eastAsia="Times New Roman"/>
+          <w:b w:val="0"/>
+          <w:i/>
+          <w:color w:val="000000"/>
+          <w:sz w:val="26"/>
+        </w:rPr>
+        <w:t>Điều này rất quan trọng đối với experiment: Thay FS-GSC bằng AudioMNIST nhưng giữ nguyên preprocessing input, MFCC extractor, TD-ResNet và Prototypical Network. Nhờ đó sự thay đổi chính của experiment là dataset, thay vì đồng thời thay cả feature representation.</w:t>
+      </w:r>
+    </w:p>
+    <w:p>
+      <w:pPr>
+        <w:pStyle w:val="Heading3"/>
+        <w:keepNext/>
+        <w:spacing w:before="200" w:after="80"/>
+      </w:pPr>
+      <w:r>
+        <w:rPr>
+          <w:rFonts w:ascii="Times New Roman" w:hAnsi="Times New Roman" w:eastAsia="Times New Roman"/>
+          <w:b/>
+          <w:color w:val="000000"/>
+          <w:sz w:val="26"/>
+        </w:rPr>
+        <w:t>2.4.15. Áp dụng MFCC extractor cho Fluent Speech Commands</w:t>
+      </w:r>
+    </w:p>
+    <w:p>
+      <w:pPr>
+        <w:spacing w:line="360" w:lineRule="auto" w:after="120"/>
+        <w:ind w:firstLine="0"/>
+        <w:jc w:val="both"/>
+      </w:pPr>
+      <w:r>
+        <w:rPr>
+          <w:rFonts w:ascii="Times New Roman" w:hAnsi="Times New Roman" w:eastAsia="Times New Roman"/>
+          <w:b w:val="0"/>
+          <w:i w:val="0"/>
+          <w:color w:val="000000"/>
+          <w:sz w:val="26"/>
+        </w:rPr>
+        <w:t>FSC sau preprocessing được chia thành các segment: 16 kHz, 16000 samples, 1 second. Do đó từng segment cũng có thể sử dụng đúng MFCC extractor:</w:t>
+      </w:r>
+    </w:p>
+    <w:tbl>
+      <w:tblPr>
+        <w:tblW w:type="auto" w:w="0"/>
+        <w:jc w:val="center"/>
+        <w:tblLayout w:type="fixed"/>
+        <w:tblLook w:firstColumn="1" w:firstRow="1" w:lastColumn="0" w:lastRow="0" w:noHBand="0" w:noVBand="1" w:val="04A0"/>
+      </w:tblPr>
+      <w:tblGrid>
+        <w:gridCol w:w="9405"/>
+      </w:tblGrid>
+      <w:tr>
+        <w:tc>
+          <w:tcPr>
+            <w:tcW w:type="dxa" w:w="8787"/>
+            <w:shd w:fill="F8FAFC"/>
+            <w:tcBorders>
+              <w:top w:val="single" w:sz="4" w:space="0" w:color="E2E8F0"/>
+              <w:left w:val="single" w:sz="18" w:space="0" w:color="2563EB"/>
+              <w:bottom w:val="single" w:sz="4" w:space="0" w:color="E2E8F0"/>
+              <w:right w:val="single" w:sz="4" w:space="0" w:color="E2E8F0"/>
+            </w:tcBorders>
+          </w:tcPr>
+          <w:p>
+            <w:pPr>
+              <w:spacing w:before="80" w:after="80" w:line="276" w:lineRule="auto"/>
+            </w:pPr>
+            <w:r>
+              <w:rPr>
+                <w:rFonts w:ascii="Consolas" w:hAnsi="Consolas"/>
+                <w:color w:val="1E293B"/>
+                <w:sz w:val="19"/>
+              </w:rPr>
+              <w:t>FSC utterance</w:t>
+              <w:br/>
+              <w:t xml:space="preserve">       ↓</w:t>
+              <w:br/>
+              <w:t>1-second segments</w:t>
+              <w:br/>
+              <w:t xml:space="preserve">       ↓</w:t>
+              <w:br/>
+              <w:t>MFCC segment 1, MFCC segment 2, ...</w:t>
+              <w:br/>
+              <w:t xml:space="preserve">       ↓</w:t>
+              <w:br/>
+              <w:t>Frozen TD-ResNet</w:t>
+            </w:r>
+          </w:p>
+        </w:tc>
+      </w:tr>
+    </w:tbl>
+    <w:p>
+      <w:pPr>
+        <w:spacing w:after="80"/>
+      </w:pPr>
+    </w:p>
+    <w:p>
+      <w:pPr>
+        <w:spacing w:line="360" w:lineRule="auto" w:after="120"/>
+        <w:ind w:firstLine="0"/>
+        <w:jc w:val="both"/>
+      </w:pPr>
+      <w:r>
+        <w:rPr>
+          <w:rFonts w:ascii="Times New Roman" w:hAnsi="Times New Roman" w:eastAsia="Times New Roman"/>
+          <w:b w:val="0"/>
+          <w:i w:val="0"/>
+          <w:color w:val="000000"/>
+          <w:sz w:val="26"/>
+        </w:rPr>
+        <w:t>Mỗi segment tạo một embedding z_1, z_2, ..., z_M. Sau đó các embedding có thể được tổng hợp thành utterance embedding:</w:t>
+      </w:r>
+    </w:p>
+    <w:p>
+      <w:pPr>
+        <w:spacing w:before="80" w:after="120"/>
+        <w:jc w:val="center"/>
+      </w:pPr>
+      <w:r>
+        <w:rPr>
+          <w:rFonts w:ascii="Cambria Math" w:hAnsi="Cambria Math" w:eastAsia="Cambria Math"/>
+          <w:color w:val="000000"/>
+          <w:sz w:val="24"/>
+        </w:rPr>
+        <w:t>z_{utt} = \frac{1}{M} \sum_{i=1}^{M} z_i</w:t>
+      </w:r>
+    </w:p>
+    <w:p>
+      <w:pPr>
+        <w:spacing w:line="360" w:lineRule="auto" w:after="120"/>
+        <w:ind w:firstLine="0"/>
+        <w:jc w:val="both"/>
+      </w:pPr>
+      <w:r>
+        <w:rPr>
+          <w:rFonts w:ascii="Times New Roman" w:hAnsi="Times New Roman" w:eastAsia="Times New Roman"/>
+          <w:b w:val="0"/>
+          <w:i w:val="0"/>
+          <w:color w:val="000000"/>
+          <w:sz w:val="26"/>
+        </w:rPr>
+        <w:t>Điều này giúp nhóm giữ cùng feature representation giữa FS-GSC, AudioMNIST và FSC trong các thí nghiệm cross-dataset và cross-domain.</w:t>
+      </w:r>
+    </w:p>
+    <w:p>
+      <w:pPr>
+        <w:pStyle w:val="Heading3"/>
+        <w:keepNext/>
+        <w:spacing w:before="200" w:after="80"/>
+      </w:pPr>
+      <w:r>
+        <w:rPr>
+          <w:rFonts w:ascii="Times New Roman" w:hAnsi="Times New Roman" w:eastAsia="Times New Roman"/>
+          <w:b/>
+          <w:color w:val="000000"/>
+          <w:sz w:val="26"/>
+        </w:rPr>
+        <w:t>2.4.16. Các đặc trưng bổ sung phục vụ phân tích dữ liệu</w:t>
+      </w:r>
+    </w:p>
+    <w:p>
+      <w:pPr>
+        <w:spacing w:line="360" w:lineRule="auto" w:after="120"/>
+        <w:ind w:firstLine="0"/>
+        <w:jc w:val="both"/>
+      </w:pPr>
+      <w:r>
+        <w:rPr>
+          <w:rFonts w:ascii="Times New Roman" w:hAnsi="Times New Roman" w:eastAsia="Times New Roman"/>
+          <w:b w:val="0"/>
+          <w:i w:val="0"/>
+          <w:color w:val="000000"/>
+          <w:sz w:val="26"/>
+        </w:rPr>
+        <w:t>Ngoài MFCC được sử dụng trực tiếp trong model, nhóm có thể tính thêm một số đặc trưng phục vụ mục 2.5 để trực quan hóa và nhận xét dữ liệu. Các đặc trưng này không nhất thiết là input của TD-ResNet:</w:t>
+      </w:r>
+    </w:p>
+    <w:p>
+      <w:pPr>
+        <w:spacing w:line="360" w:lineRule="auto" w:after="80"/>
+        <w:ind w:left="340" w:hanging="340"/>
+        <w:jc w:val="both"/>
+      </w:pPr>
+      <w:r>
+        <w:rPr>
+          <w:rFonts w:ascii="Times New Roman" w:hAnsi="Times New Roman" w:eastAsia="Times New Roman"/>
+          <w:b/>
+          <w:color w:val="000000"/>
+          <w:sz w:val="26"/>
+        </w:rPr>
+        <w:t xml:space="preserve">-- </w:t>
+      </w:r>
+      <w:r>
+        <w:rPr>
+          <w:rFonts w:ascii="Times New Roman" w:hAnsi="Times New Roman" w:eastAsia="Times New Roman"/>
+          <w:b/>
+          <w:color w:val="000000"/>
+          <w:sz w:val="26"/>
+        </w:rPr>
+        <w:t xml:space="preserve">Waveform:: </w:t>
+      </w:r>
+      <w:r>
+        <w:rPr>
+          <w:rFonts w:ascii="Times New Roman" w:hAnsi="Times New Roman" w:eastAsia="Times New Roman"/>
+          <w:color w:val="000000"/>
+          <w:sz w:val="26"/>
+        </w:rPr>
+        <w:t>Cho biết sự thay đổi biên độ tín hiệu theo thời gian.</w:t>
+      </w:r>
+    </w:p>
+    <w:p>
+      <w:pPr>
+        <w:spacing w:line="360" w:lineRule="auto" w:after="80"/>
+        <w:ind w:left="340" w:hanging="340"/>
+        <w:jc w:val="both"/>
+      </w:pPr>
+      <w:r>
+        <w:rPr>
+          <w:rFonts w:ascii="Times New Roman" w:hAnsi="Times New Roman" w:eastAsia="Times New Roman"/>
+          <w:b/>
+          <w:color w:val="000000"/>
+          <w:sz w:val="26"/>
+        </w:rPr>
+        <w:t xml:space="preserve">-- </w:t>
+      </w:r>
+      <w:r>
+        <w:rPr>
+          <w:rFonts w:ascii="Times New Roman" w:hAnsi="Times New Roman" w:eastAsia="Times New Roman"/>
+          <w:b/>
+          <w:color w:val="000000"/>
+          <w:sz w:val="26"/>
+        </w:rPr>
+        <w:t xml:space="preserve">Spectrogram:: </w:t>
+      </w:r>
+      <w:r>
+        <w:rPr>
+          <w:rFonts w:ascii="Times New Roman" w:hAnsi="Times New Roman" w:eastAsia="Times New Roman"/>
+          <w:color w:val="000000"/>
+          <w:sz w:val="26"/>
+        </w:rPr>
+        <w:t>Biểu diễn sự thay đổi năng lượng theo cả thời gian và tần số.</w:t>
+      </w:r>
+    </w:p>
+    <w:p>
+      <w:pPr>
+        <w:spacing w:line="360" w:lineRule="auto" w:after="80"/>
+        <w:ind w:left="340" w:hanging="340"/>
+        <w:jc w:val="both"/>
+      </w:pPr>
+      <w:r>
+        <w:rPr>
+          <w:rFonts w:ascii="Times New Roman" w:hAnsi="Times New Roman" w:eastAsia="Times New Roman"/>
+          <w:b/>
+          <w:color w:val="000000"/>
+          <w:sz w:val="26"/>
+        </w:rPr>
+        <w:t xml:space="preserve">-- </w:t>
+      </w:r>
+      <w:r>
+        <w:rPr>
+          <w:rFonts w:ascii="Times New Roman" w:hAnsi="Times New Roman" w:eastAsia="Times New Roman"/>
+          <w:b/>
+          <w:color w:val="000000"/>
+          <w:sz w:val="26"/>
+        </w:rPr>
+        <w:t xml:space="preserve">Mel-spectrogram:: </w:t>
+      </w:r>
+      <w:r>
+        <w:rPr>
+          <w:rFonts w:ascii="Times New Roman" w:hAnsi="Times New Roman" w:eastAsia="Times New Roman"/>
+          <w:color w:val="000000"/>
+          <w:sz w:val="26"/>
+        </w:rPr>
+        <w:t>Biểu diễn phổ trên Mel scale, gần với quá trình tạo MFCC.</w:t>
+      </w:r>
+    </w:p>
+    <w:p>
+      <w:pPr>
+        <w:spacing w:line="360" w:lineRule="auto" w:after="80"/>
+        <w:ind w:left="340" w:hanging="340"/>
+        <w:jc w:val="both"/>
+      </w:pPr>
+      <w:r>
+        <w:rPr>
+          <w:rFonts w:ascii="Times New Roman" w:hAnsi="Times New Roman" w:eastAsia="Times New Roman"/>
+          <w:b/>
+          <w:color w:val="000000"/>
+          <w:sz w:val="26"/>
+        </w:rPr>
+        <w:t xml:space="preserve">-- </w:t>
+      </w:r>
+      <w:r>
+        <w:rPr>
+          <w:rFonts w:ascii="Times New Roman" w:hAnsi="Times New Roman" w:eastAsia="Times New Roman"/>
+          <w:b/>
+          <w:color w:val="000000"/>
+          <w:sz w:val="26"/>
+        </w:rPr>
+        <w:t xml:space="preserve">Energy / RMS:: </w:t>
+      </w:r>
+      <w:r>
+        <w:rPr>
+          <w:rFonts w:ascii="Times New Roman" w:hAnsi="Times New Roman" w:eastAsia="Times New Roman"/>
+          <w:color w:val="000000"/>
+          <w:sz w:val="26"/>
+        </w:rPr>
+        <w:t>Dùng để đánh giá mức năng lượng tín hiệu:</w:t>
+      </w:r>
+    </w:p>
+    <w:p>
+      <w:pPr>
+        <w:spacing w:before="80" w:after="120"/>
+        <w:jc w:val="center"/>
+      </w:pPr>
+      <w:r>
+        <w:rPr>
+          <w:rFonts w:ascii="Cambria Math" w:hAnsi="Cambria Math" w:eastAsia="Cambria Math"/>
+          <w:color w:val="000000"/>
+          <w:sz w:val="24"/>
+        </w:rPr>
+        <w:t>RMS = \sqrt{ \frac{1}{N} \sum_{n=1}^{N} x[n]^2 }</w:t>
+      </w:r>
+    </w:p>
+    <w:p>
+      <w:pPr>
+        <w:spacing w:line="360" w:lineRule="auto" w:after="80"/>
+        <w:ind w:left="340" w:hanging="340"/>
+        <w:jc w:val="both"/>
+      </w:pPr>
+      <w:r>
+        <w:rPr>
+          <w:rFonts w:ascii="Times New Roman" w:hAnsi="Times New Roman" w:eastAsia="Times New Roman"/>
+          <w:b/>
+          <w:color w:val="000000"/>
+          <w:sz w:val="26"/>
+        </w:rPr>
+        <w:t xml:space="preserve">-- </w:t>
+      </w:r>
+      <w:r>
+        <w:rPr>
+          <w:rFonts w:ascii="Times New Roman" w:hAnsi="Times New Roman" w:eastAsia="Times New Roman"/>
+          <w:b/>
+          <w:color w:val="000000"/>
+          <w:sz w:val="26"/>
+        </w:rPr>
+        <w:t xml:space="preserve">Zero Crossing Rate (ZCR):: </w:t>
+      </w:r>
+      <w:r>
+        <w:rPr>
+          <w:rFonts w:ascii="Times New Roman" w:hAnsi="Times New Roman" w:eastAsia="Times New Roman"/>
+          <w:color w:val="000000"/>
+          <w:sz w:val="26"/>
+        </w:rPr>
+        <w:t>Đo số lần waveform đổi dấu, hỗ trợ nhận xét về mức độ dao động:</w:t>
+      </w:r>
+    </w:p>
+    <w:p>
+      <w:pPr>
+        <w:spacing w:before="80" w:after="120"/>
+        <w:jc w:val="center"/>
+      </w:pPr>
+      <w:r>
+        <w:rPr>
+          <w:rFonts w:ascii="Cambria Math" w:hAnsi="Cambria Math" w:eastAsia="Cambria Math"/>
+          <w:color w:val="000000"/>
+          <w:sz w:val="24"/>
+        </w:rPr>
+        <w:t>ZCR = \frac{1}{2N} \sum_{n=1}^{N-1} |\text{sign}(x[n]) - \text{sign}(x[n-1])|</w:t>
+      </w:r>
+    </w:p>
+    <w:p>
+      <w:pPr>
+        <w:spacing w:line="360" w:lineRule="auto" w:after="120"/>
+        <w:ind w:firstLine="0"/>
+        <w:jc w:val="both"/>
+      </w:pPr>
+      <w:r>
+        <w:rPr>
+          <w:rFonts w:ascii="Times New Roman" w:hAnsi="Times New Roman" w:eastAsia="Times New Roman"/>
+          <w:b w:val="0"/>
+          <w:i w:val="0"/>
+          <w:color w:val="000000"/>
+          <w:sz w:val="26"/>
+        </w:rPr>
+        <w:t>Các đặc trưng bổ sung này chủ yếu phục vụ visualization và data analysis thay vì làm đầu vào chính của model.</w:t>
+      </w:r>
+    </w:p>
+    <w:p>
+      <w:pPr>
+        <w:keepNext/>
+        <w:spacing w:before="160"/>
+        <w:jc w:val="center"/>
+      </w:pPr>
+      <w:r>
+        <w:drawing>
+          <wp:inline xmlns:a="http://schemas.openxmlformats.org/drawingml/2006/main" xmlns:pic="http://schemas.openxmlformats.org/drawingml/2006/picture">
+            <wp:extent cx="5400000" cy="3727470"/>
+            <wp:docPr id="13" name="Picture 13"/>
+            <wp:cNvGraphicFramePr>
+              <a:graphicFrameLocks noChangeAspect="1"/>
+            </wp:cNvGraphicFramePr>
+            <a:graphic>
+              <a:graphicData uri="http://schemas.openxmlformats.org/drawingml/2006/picture">
+                <pic:pic>
+                  <pic:nvPicPr>
+                    <pic:cNvPr id="0" name="fig_13_feature_gallery.png"/>
+                    <pic:cNvPicPr/>
+                  </pic:nvPicPr>
+                  <pic:blipFill>
+                    <a:blip r:embed="rId21"/>
+                    <a:stretch>
+                      <a:fillRect/>
+                    </a:stretch>
+                  </pic:blipFill>
+                  <pic:spPr>
+                    <a:xfrm>
+                      <a:off x="0" y="0"/>
+                      <a:ext cx="5400000" cy="3727470"/>
+                    </a:xfrm>
+                    <a:prstGeom prst="rect"/>
+                  </pic:spPr>
+                </pic:pic>
+              </a:graphicData>
+            </a:graphic>
+          </wp:inline>
+        </w:drawing>
+      </w:r>
+    </w:p>
+    <w:p>
+      <w:pPr>
+        <w:spacing w:after="200"/>
+        <w:jc w:val="center"/>
+      </w:pPr>
+      <w:r>
+        <w:rPr>
+          <w:rFonts w:ascii="Times New Roman" w:hAnsi="Times New Roman" w:eastAsia="Times New Roman"/>
+          <w:i/>
+          <w:color w:val="000000"/>
+          <w:sz w:val="22"/>
+        </w:rPr>
+        <w:t>Hình 2.5. Trực quan hóa 6 đặc trưng tiếng nói tiêu biểu của tín hiệu âm thanh</w:t>
+      </w:r>
+    </w:p>
+    <w:p>
+      <w:pPr>
+        <w:pStyle w:val="Heading3"/>
+        <w:keepNext/>
+        <w:spacing w:before="200" w:after="80"/>
+      </w:pPr>
+      <w:r>
+        <w:rPr>
+          <w:rFonts w:ascii="Times New Roman" w:hAnsi="Times New Roman" w:eastAsia="Times New Roman"/>
+          <w:b/>
+          <w:color w:val="000000"/>
+          <w:sz w:val="26"/>
+        </w:rPr>
+        <w:t>2.4.17. Tổng hợp đặc trưng sử dụng</w:t>
+      </w:r>
+    </w:p>
+    <w:p>
+      <w:pPr>
+        <w:spacing w:line="360" w:lineRule="auto" w:after="120"/>
+        <w:ind w:firstLine="0"/>
+        <w:jc w:val="both"/>
+      </w:pPr>
+      <w:r>
+        <w:rPr>
+          <w:rFonts w:ascii="Times New Roman" w:hAnsi="Times New Roman" w:eastAsia="Times New Roman"/>
+          <w:b w:val="0"/>
+          <w:i w:val="0"/>
+          <w:color w:val="000000"/>
+          <w:sz w:val="26"/>
+        </w:rPr>
+        <w:t>Bảng tổng hợp vai trò của từng đặc trưng trong đồ án:</w:t>
+      </w:r>
+    </w:p>
+    <w:tbl>
+      <w:tblPr>
+        <w:tblW w:type="auto" w:w="0"/>
+        <w:jc w:val="center"/>
+        <w:tblLayout w:type="fixed"/>
+        <w:tblLook w:firstColumn="1" w:firstRow="1" w:lastColumn="0" w:lastRow="0" w:noHBand="0" w:noVBand="1" w:val="04A0"/>
+      </w:tblPr>
+      <w:tblGrid>
+        <w:gridCol w:w="4702"/>
+        <w:gridCol w:w="4702"/>
+      </w:tblGrid>
+      <w:tr>
+        <w:tc>
+          <w:tcPr>
+            <w:tcW w:type="dxa" w:w="3118"/>
+            <w:shd w:fill="E2E8F0"/>
+          </w:tcPr>
+          <w:p>
+            <w:pPr>
+              <w:spacing w:after="60" w:line="276" w:lineRule="auto"/>
+              <w:jc w:val="center"/>
+            </w:pPr>
+            <w:r>
+              <w:rPr>
+                <w:rFonts w:ascii="Times New Roman" w:hAnsi="Times New Roman" w:eastAsia="Times New Roman"/>
+                <w:b/>
+                <w:color w:val="000000"/>
+                <w:sz w:val="22"/>
+              </w:rPr>
+              <w:t>Đặc trưng</w:t>
+            </w:r>
+          </w:p>
+        </w:tc>
+        <w:tc>
+          <w:tcPr>
+            <w:tcW w:type="dxa" w:w="5669"/>
+            <w:shd w:fill="E2E8F0"/>
+          </w:tcPr>
+          <w:p>
+            <w:pPr>
+              <w:spacing w:after="60" w:line="276" w:lineRule="auto"/>
+              <w:jc w:val="center"/>
+            </w:pPr>
+            <w:r>
+              <w:rPr>
+                <w:rFonts w:ascii="Times New Roman" w:hAnsi="Times New Roman" w:eastAsia="Times New Roman"/>
+                <w:b/>
+                <w:color w:val="000000"/>
+                <w:sz w:val="22"/>
+              </w:rPr>
+              <w:t>Vai trò trong đồ án</w:t>
+            </w:r>
+          </w:p>
+        </w:tc>
+      </w:tr>
+      <w:tr>
+        <w:tc>
+          <w:tcPr>
+            <w:tcW w:type="dxa" w:w="3118"/>
+          </w:tcPr>
+          <w:p>
+            <w:pPr>
+              <w:spacing w:after="60" w:line="276" w:lineRule="auto"/>
+              <w:jc w:val="center"/>
+            </w:pPr>
+            <w:r>
+              <w:rPr>
+                <w:rFonts w:ascii="Times New Roman" w:hAnsi="Times New Roman" w:eastAsia="Times New Roman"/>
+                <w:color w:val="000000"/>
+                <w:sz w:val="21"/>
+              </w:rPr>
+              <w:t>Waveform</w:t>
+            </w:r>
+          </w:p>
+        </w:tc>
+        <w:tc>
+          <w:tcPr>
+            <w:tcW w:type="dxa" w:w="5669"/>
+          </w:tcPr>
+          <w:p>
+            <w:pPr>
+              <w:spacing w:after="60" w:line="276" w:lineRule="auto"/>
+              <w:jc w:val="left"/>
+            </w:pPr>
+            <w:r>
+              <w:rPr>
+                <w:rFonts w:ascii="Times New Roman" w:hAnsi="Times New Roman" w:eastAsia="Times New Roman"/>
+                <w:color w:val="000000"/>
+                <w:sz w:val="21"/>
+              </w:rPr>
+              <w:t>Tín hiệu âm thanh gốc trong miền thời gian</w:t>
+            </w:r>
+          </w:p>
+        </w:tc>
+      </w:tr>
+      <w:tr>
+        <w:tc>
+          <w:tcPr>
+            <w:tcW w:type="dxa" w:w="3118"/>
+          </w:tcPr>
+          <w:p>
+            <w:pPr>
+              <w:spacing w:after="60" w:line="276" w:lineRule="auto"/>
+              <w:jc w:val="center"/>
+            </w:pPr>
+            <w:r>
+              <w:rPr>
+                <w:rFonts w:ascii="Times New Roman" w:hAnsi="Times New Roman" w:eastAsia="Times New Roman"/>
+                <w:color w:val="000000"/>
+                <w:sz w:val="21"/>
+              </w:rPr>
+              <w:t>Spectrogram</w:t>
+            </w:r>
+          </w:p>
+        </w:tc>
+        <w:tc>
+          <w:tcPr>
+            <w:tcW w:type="dxa" w:w="5669"/>
+          </w:tcPr>
+          <w:p>
+            <w:pPr>
+              <w:spacing w:after="60" w:line="276" w:lineRule="auto"/>
+              <w:jc w:val="left"/>
+            </w:pPr>
+            <w:r>
+              <w:rPr>
+                <w:rFonts w:ascii="Times New Roman" w:hAnsi="Times New Roman" w:eastAsia="Times New Roman"/>
+                <w:color w:val="000000"/>
+                <w:sz w:val="21"/>
+              </w:rPr>
+              <w:t>Phân tích biến thiên miền thời gian - tần số (Time-Frequency)</w:t>
+            </w:r>
+          </w:p>
+        </w:tc>
+      </w:tr>
+      <w:tr>
+        <w:tc>
+          <w:tcPr>
+            <w:tcW w:type="dxa" w:w="3118"/>
+          </w:tcPr>
+          <w:p>
+            <w:pPr>
+              <w:spacing w:after="60" w:line="276" w:lineRule="auto"/>
+              <w:jc w:val="center"/>
+            </w:pPr>
+            <w:r>
+              <w:rPr>
+                <w:rFonts w:ascii="Times New Roman" w:hAnsi="Times New Roman" w:eastAsia="Times New Roman"/>
+                <w:color w:val="000000"/>
+                <w:sz w:val="21"/>
+              </w:rPr>
+              <w:t>Mel-spectrogram</w:t>
+            </w:r>
+          </w:p>
+        </w:tc>
+        <w:tc>
+          <w:tcPr>
+            <w:tcW w:type="dxa" w:w="5669"/>
+          </w:tcPr>
+          <w:p>
+            <w:pPr>
+              <w:spacing w:after="60" w:line="276" w:lineRule="auto"/>
+              <w:jc w:val="left"/>
+            </w:pPr>
+            <w:r>
+              <w:rPr>
+                <w:rFonts w:ascii="Times New Roman" w:hAnsi="Times New Roman" w:eastAsia="Times New Roman"/>
+                <w:color w:val="000000"/>
+                <w:sz w:val="21"/>
+              </w:rPr>
+              <w:t>Minh họa phổ theo thang đo Mel scale</w:t>
+            </w:r>
+          </w:p>
+        </w:tc>
+      </w:tr>
+      <w:tr>
+        <w:tc>
+          <w:tcPr>
+            <w:tcW w:type="dxa" w:w="3118"/>
+          </w:tcPr>
+          <w:p>
+            <w:pPr>
+              <w:spacing w:after="60" w:line="276" w:lineRule="auto"/>
+              <w:jc w:val="center"/>
+            </w:pPr>
+            <w:r>
+              <w:rPr>
+                <w:rFonts w:ascii="Times New Roman" w:hAnsi="Times New Roman" w:eastAsia="Times New Roman"/>
+                <w:color w:val="000000"/>
+                <w:sz w:val="21"/>
+              </w:rPr>
+              <w:t>MFCC</w:t>
+            </w:r>
+          </w:p>
+        </w:tc>
+        <w:tc>
+          <w:tcPr>
+            <w:tcW w:type="dxa" w:w="5669"/>
+          </w:tcPr>
+          <w:p>
+            <w:pPr>
+              <w:spacing w:after="60" w:line="276" w:lineRule="auto"/>
+              <w:jc w:val="left"/>
+            </w:pPr>
+            <w:r>
+              <w:rPr>
+                <w:rFonts w:ascii="Times New Roman" w:hAnsi="Times New Roman" w:eastAsia="Times New Roman"/>
+                <w:color w:val="000000"/>
+                <w:sz w:val="21"/>
+              </w:rPr>
+              <w:t>ĐẦU VÀO CHÍNH CỦA MÔ HÌNH TD-RESNET (Tensor 1 × 51 × 40)</w:t>
+            </w:r>
+          </w:p>
+        </w:tc>
+      </w:tr>
+      <w:tr>
+        <w:tc>
+          <w:tcPr>
+            <w:tcW w:type="dxa" w:w="3118"/>
+          </w:tcPr>
+          <w:p>
+            <w:pPr>
+              <w:spacing w:after="60" w:line="276" w:lineRule="auto"/>
+              <w:jc w:val="center"/>
+            </w:pPr>
+            <w:r>
+              <w:rPr>
+                <w:rFonts w:ascii="Times New Roman" w:hAnsi="Times New Roman" w:eastAsia="Times New Roman"/>
+                <w:color w:val="000000"/>
+                <w:sz w:val="21"/>
+              </w:rPr>
+              <w:t>RMS / Energy</w:t>
+            </w:r>
+          </w:p>
+        </w:tc>
+        <w:tc>
+          <w:tcPr>
+            <w:tcW w:type="dxa" w:w="5669"/>
+          </w:tcPr>
+          <w:p>
+            <w:pPr>
+              <w:spacing w:after="60" w:line="276" w:lineRule="auto"/>
+              <w:jc w:val="left"/>
+            </w:pPr>
+            <w:r>
+              <w:rPr>
+                <w:rFonts w:ascii="Times New Roman" w:hAnsi="Times New Roman" w:eastAsia="Times New Roman"/>
+                <w:color w:val="000000"/>
+                <w:sz w:val="21"/>
+              </w:rPr>
+              <w:t>Phân tích mức năng lượng tín hiệu</w:t>
+            </w:r>
+          </w:p>
+        </w:tc>
+      </w:tr>
+      <w:tr>
+        <w:tc>
+          <w:tcPr>
+            <w:tcW w:type="dxa" w:w="3118"/>
+          </w:tcPr>
+          <w:p>
+            <w:pPr>
+              <w:spacing w:after="60" w:line="276" w:lineRule="auto"/>
+              <w:jc w:val="center"/>
+            </w:pPr>
+            <w:r>
+              <w:rPr>
+                <w:rFonts w:ascii="Times New Roman" w:hAnsi="Times New Roman" w:eastAsia="Times New Roman"/>
+                <w:color w:val="000000"/>
+                <w:sz w:val="21"/>
+              </w:rPr>
+              <w:t>ZCR</w:t>
+            </w:r>
+          </w:p>
+        </w:tc>
+        <w:tc>
+          <w:tcPr>
+            <w:tcW w:type="dxa" w:w="5669"/>
+          </w:tcPr>
+          <w:p>
+            <w:pPr>
+              <w:spacing w:after="60" w:line="276" w:lineRule="auto"/>
+              <w:jc w:val="left"/>
+            </w:pPr>
+            <w:r>
+              <w:rPr>
+                <w:rFonts w:ascii="Times New Roman" w:hAnsi="Times New Roman" w:eastAsia="Times New Roman"/>
+                <w:color w:val="000000"/>
+                <w:sz w:val="21"/>
+              </w:rPr>
+              <w:t>Phân tích mức biến thiên waveform và âm vô thanh/hữu thanh</w:t>
+            </w:r>
+          </w:p>
+        </w:tc>
+      </w:tr>
+      <w:tr>
+        <w:tc>
+          <w:tcPr>
+            <w:tcW w:type="dxa" w:w="3118"/>
+          </w:tcPr>
+          <w:p>
+            <w:pPr>
+              <w:spacing w:after="60" w:line="276" w:lineRule="auto"/>
+              <w:jc w:val="center"/>
+            </w:pPr>
+            <w:r>
+              <w:rPr>
+                <w:rFonts w:ascii="Times New Roman" w:hAnsi="Times New Roman" w:eastAsia="Times New Roman"/>
+                <w:color w:val="000000"/>
+                <w:sz w:val="21"/>
+              </w:rPr>
+              <w:t>Pitch</w:t>
+            </w:r>
+          </w:p>
+        </w:tc>
+        <w:tc>
+          <w:tcPr>
+            <w:tcW w:type="dxa" w:w="5669"/>
+          </w:tcPr>
+          <w:p>
+            <w:pPr>
+              <w:spacing w:after="60" w:line="276" w:lineRule="auto"/>
+              <w:jc w:val="left"/>
+            </w:pPr>
+            <w:r>
+              <w:rPr>
+                <w:rFonts w:ascii="Times New Roman" w:hAnsi="Times New Roman" w:eastAsia="Times New Roman"/>
+                <w:color w:val="000000"/>
+                <w:sz w:val="21"/>
+              </w:rPr>
+              <w:t>Có thể dùng phân tích bổ sung tần số cơ bản nếu cần</w:t>
+            </w:r>
+          </w:p>
+        </w:tc>
+      </w:tr>
+    </w:tbl>
+    <w:p>
+      <w:pPr>
+        <w:spacing w:after="120"/>
+      </w:pPr>
+    </w:p>
+    <w:p>
+      <w:pPr>
+        <w:spacing w:line="360" w:lineRule="auto" w:after="120"/>
+        <w:ind w:firstLine="0"/>
+        <w:jc w:val="both"/>
+      </w:pPr>
+      <w:r>
+        <w:rPr>
+          <w:rFonts w:ascii="Times New Roman" w:hAnsi="Times New Roman" w:eastAsia="Times New Roman"/>
+          <w:b w:val="0"/>
+          <w:i w:val="0"/>
+          <w:color w:val="000000"/>
+          <w:sz w:val="26"/>
+        </w:rPr>
+        <w:t>Đối với mô hình chính, pipeline thực tế là:</w:t>
+      </w:r>
+    </w:p>
+    <w:tbl>
+      <w:tblPr>
+        <w:tblW w:type="auto" w:w="0"/>
+        <w:jc w:val="center"/>
+        <w:tblLayout w:type="fixed"/>
+        <w:tblLook w:firstColumn="1" w:firstRow="1" w:lastColumn="0" w:lastRow="0" w:noHBand="0" w:noVBand="1" w:val="04A0"/>
+      </w:tblPr>
+      <w:tblGrid>
+        <w:gridCol w:w="9405"/>
+      </w:tblGrid>
+      <w:tr>
+        <w:tc>
+          <w:tcPr>
+            <w:tcW w:type="dxa" w:w="8787"/>
+            <w:shd w:fill="F8FAFC"/>
+            <w:tcBorders>
+              <w:top w:val="single" w:sz="4" w:space="0" w:color="E2E8F0"/>
+              <w:left w:val="single" w:sz="18" w:space="0" w:color="2563EB"/>
+              <w:bottom w:val="single" w:sz="4" w:space="0" w:color="E2E8F0"/>
+              <w:right w:val="single" w:sz="4" w:space="0" w:color="E2E8F0"/>
+            </w:tcBorders>
+          </w:tcPr>
+          <w:p>
+            <w:pPr>
+              <w:spacing w:before="80" w:after="80" w:line="276" w:lineRule="auto"/>
+            </w:pPr>
+            <w:r>
+              <w:rPr>
+                <w:rFonts w:ascii="Consolas" w:hAnsi="Consolas"/>
+                <w:color w:val="1E293B"/>
+                <w:sz w:val="19"/>
+              </w:rPr>
+              <w:t>Audio waveform</w:t>
+              <w:br/>
+              <w:t xml:space="preserve">      ↓</w:t>
+              <w:br/>
+              <w:t>40-dimensional MFCC</w:t>
+              <w:br/>
+              <w:t xml:space="preserve">      ↓</w:t>
+              <w:br/>
+              <w:t>Time × Feature (51 × 40)</w:t>
+              <w:br/>
+              <w:t xml:space="preserve">      ↓</w:t>
+              <w:br/>
+              <w:t>TD-ResNet</w:t>
+              <w:br/>
+              <w:t xml:space="preserve">      ↓</w:t>
+              <w:br/>
+              <w:t>Embedding z</w:t>
+              <w:br/>
+              <w:t xml:space="preserve">      ↓</w:t>
+              <w:br/>
+              <w:t>Prototypical Network</w:t>
+            </w:r>
+          </w:p>
+        </w:tc>
+      </w:tr>
+    </w:tbl>
+    <w:p>
+      <w:pPr>
+        <w:spacing w:after="80"/>
+      </w:pPr>
+    </w:p>
+    <w:p>
+      <w:pPr>
+        <w:pStyle w:val="Heading3"/>
+        <w:keepNext/>
+        <w:spacing w:before="200" w:after="80"/>
+      </w:pPr>
+      <w:r>
+        <w:rPr>
+          <w:rFonts w:ascii="Times New Roman" w:hAnsi="Times New Roman" w:eastAsia="Times New Roman"/>
+          <w:b/>
+          <w:color w:val="000000"/>
+          <w:sz w:val="26"/>
+        </w:rPr>
+        <w:t>2.4.18. Nhận xét</w:t>
+      </w:r>
+    </w:p>
+    <w:p>
+      <w:pPr>
+        <w:spacing w:line="360" w:lineRule="auto" w:after="120"/>
+        <w:ind w:firstLine="0"/>
+        <w:jc w:val="both"/>
+      </w:pPr>
+      <w:r>
+        <w:rPr>
+          <w:rFonts w:ascii="Times New Roman" w:hAnsi="Times New Roman" w:eastAsia="Times New Roman"/>
+          <w:b w:val="0"/>
+          <w:i w:val="0"/>
+          <w:color w:val="000000"/>
+          <w:sz w:val="26"/>
+        </w:rPr>
+        <w:t>Từ source code của repository có thể xác nhận rằng MFCC là đặc trưng tiếng nói chính được sử dụng trong hệ thống.</w:t>
+      </w:r>
+    </w:p>
+    <w:p>
+      <w:pPr>
+        <w:spacing w:line="360" w:lineRule="auto" w:after="120"/>
+        <w:ind w:firstLine="0"/>
+        <w:jc w:val="both"/>
+      </w:pPr>
+      <w:r>
+        <w:rPr>
+          <w:rFonts w:ascii="Times New Roman" w:hAnsi="Times New Roman" w:eastAsia="Times New Roman"/>
+          <w:b w:val="0"/>
+          <w:i w:val="0"/>
+          <w:color w:val="000000"/>
+          <w:sz w:val="26"/>
+        </w:rPr>
+        <w:t>Mỗi audio sau preprocessing được chuyển thành chuỗi các vector gồm 40 MFCC coefficients, sử dụng cửa sổ 40 ms và stride 20 ms. Với sample rate 16 kHz, các tham số tương ứng là n_fft = 640 và hop_length = 320.</w:t>
+      </w:r>
+    </w:p>
+    <w:p>
+      <w:pPr>
+        <w:spacing w:line="360" w:lineRule="auto" w:after="120"/>
+        <w:ind w:firstLine="0"/>
+        <w:jc w:val="both"/>
+      </w:pPr>
+      <w:r>
+        <w:rPr>
+          <w:rFonts w:ascii="Times New Roman" w:hAnsi="Times New Roman" w:eastAsia="Times New Roman"/>
+          <w:b w:val="0"/>
+          <w:i w:val="0"/>
+          <w:color w:val="000000"/>
+          <w:sz w:val="26"/>
+        </w:rPr>
+        <w:t>Ma trận MFCC được transpose và unsqueeze thành dạng 1 × 51 × 40 trước khi được đưa vào TD-ResNet.</w:t>
+      </w:r>
+    </w:p>
+    <w:p>
+      <w:pPr>
+        <w:spacing w:line="360" w:lineRule="auto" w:after="120"/>
+        <w:ind w:firstLine="0"/>
+        <w:jc w:val="both"/>
+      </w:pPr>
+      <w:r>
+        <w:rPr>
+          <w:rFonts w:ascii="Times New Roman" w:hAnsi="Times New Roman" w:eastAsia="Times New Roman"/>
+          <w:b w:val="0"/>
+          <w:i w:val="0"/>
+          <w:color w:val="000000"/>
+          <w:sz w:val="26"/>
+        </w:rPr>
+        <w:t>Việc sử dụng cùng một pipeline MFCC cho FS-GSC, AudioMNIST và các segment FSC giúp giữ representation đầu vào thống nhất giữa các experiment. Nhờ đó nhóm có thể đánh giá sự khác biệt do dataset và domain thay vì do mỗi dataset sử dụng một loại đặc trưng khác nhau.</w:t>
       </w:r>
     </w:p>
     <w:p>
@@ -17561,8 +21630,8 @@
       </w:r>
     </w:p>
     <w:sectPr>
-      <w:footerReference w:type="default" r:id="rId21"/>
-      <w:footerReference w:type="first" r:id="rId22"/>
+      <w:footerReference w:type="default" r:id="rId22"/>
+      <w:footerReference w:type="first" r:id="rId23"/>
       <w:pgSz w:w="12240" w:h="15840"/>
       <w:pgMar w:top="1134" w:right="1134" w:bottom="1134" w:left="1701" w:header="720" w:footer="720" w:gutter="0"/>
       <w:cols w:space="720"/>
